--- a/Отчет/Преддипломная практика.docx
+++ b/Отчет/Преддипломная практика.docx
@@ -2244,8 +2244,13 @@
         <w:autoSpaceDN/>
         <w:adjustRightInd/>
         <w:spacing w:line="360" w:lineRule="auto"/>
-        <w:ind w:firstLine="709"/>
-        <w:jc w:val="both"/>
+        <w:rPr>
+          <w:rFonts w:ascii="Times New Roman" w:hAnsi="Times New Roman" w:cs="Times New Roman"/>
+          <w:sz w:val="28"/>
+          <w:lang w:eastAsia="x-none"/>
+        </w:rPr>
+      </w:pPr>
+      <w:r>
         <w:rPr>
           <w:rFonts w:ascii="Times New Roman" w:hAnsi="Times New Roman" w:cs="Times New Roman"/>
           <w:b/>
@@ -2253,24 +2258,33 @@
           <w:sz w:val="28"/>
           <w:lang w:eastAsia="x-none"/>
         </w:rPr>
-      </w:pPr>
-      <w:r>
-        <w:rPr>
-          <w:b/>
-          <w:bCs/>
-        </w:rPr>
         <w:br w:type="page"/>
       </w:r>
-      <w:r>
-        <w:rPr>
-          <w:rFonts w:ascii="Times New Roman" w:hAnsi="Times New Roman" w:cs="Times New Roman"/>
-          <w:b/>
-          <w:bCs/>
+    </w:p>
+    <w:p>
+      <w:pPr>
+        <w:pStyle w:val="af0"/>
+        <w:widowControl/>
+        <w:numPr>
+          <w:ilvl w:val="0"/>
+          <w:numId w:val="35"/>
+        </w:numPr>
+        <w:autoSpaceDE/>
+        <w:autoSpaceDN/>
+        <w:adjustRightInd/>
+        <w:spacing w:line="360" w:lineRule="auto"/>
+        <w:rPr>
+          <w:sz w:val="28"/>
+          <w:lang w:eastAsia="x-none"/>
+        </w:rPr>
+      </w:pPr>
+      <w:r>
+        <w:rPr>
           <w:sz w:val="28"/>
           <w:lang w:eastAsia="x-none"/>
         </w:rPr>
         <w:lastRenderedPageBreak/>
-        <w:t>1. Подготовка модели мобильного робота</w:t>
+        <w:t>Подключение камеры к модели робота</w:t>
       </w:r>
     </w:p>
     <w:p>
@@ -2281,36 +2295,93 @@
         <w:adjustRightInd/>
         <w:spacing w:line="360" w:lineRule="auto"/>
         <w:ind w:firstLine="709"/>
-        <w:jc w:val="both"/>
-        <w:rPr>
-          <w:rFonts w:ascii="Times New Roman" w:hAnsi="Times New Roman" w:cs="Times New Roman"/>
-          <w:sz w:val="28"/>
-          <w:lang w:eastAsia="x-none"/>
-        </w:rPr>
-      </w:pPr>
-      <w:r>
-        <w:rPr>
-          <w:rFonts w:ascii="Times New Roman" w:hAnsi="Times New Roman" w:cs="Times New Roman"/>
-          <w:sz w:val="28"/>
-          <w:lang w:eastAsia="x-none"/>
-        </w:rPr>
-        <w:t xml:space="preserve">Для проведения исследований была подготовлена модель мобильного робота с дифференциальным приводом для использования в среде </w:t>
-      </w:r>
-      <w:r>
-        <w:rPr>
-          <w:rFonts w:ascii="Times New Roman" w:hAnsi="Times New Roman" w:cs="Times New Roman"/>
-          <w:sz w:val="28"/>
-          <w:lang w:val="en-US" w:eastAsia="x-none"/>
+        <w:rPr>
+          <w:rFonts w:ascii="Times New Roman" w:hAnsi="Times New Roman" w:cs="Times New Roman"/>
+          <w:sz w:val="28"/>
+          <w:lang w:eastAsia="x-none"/>
+        </w:rPr>
+      </w:pPr>
+      <w:r>
+        <w:rPr>
+          <w:rFonts w:ascii="Times New Roman" w:hAnsi="Times New Roman" w:cs="Times New Roman"/>
+          <w:sz w:val="28"/>
+          <w:lang w:eastAsia="x-none"/>
+        </w:rPr>
+        <w:t xml:space="preserve">Для реализации системы компьютерного зрения в модель мобильного робота была добавлена виртуальная камера. Подключение камеры выполнялось в файле описания робота </w:t>
+      </w:r>
+      <w:proofErr w:type="spellStart"/>
+      <w:proofErr w:type="gramStart"/>
+      <w:r>
+        <w:rPr>
+          <w:rFonts w:ascii="Times New Roman" w:hAnsi="Times New Roman" w:cs="Times New Roman"/>
+          <w:sz w:val="28"/>
+          <w:lang w:eastAsia="x-none"/>
+        </w:rPr>
+        <w:t>robot.urdf</w:t>
+      </w:r>
+      <w:proofErr w:type="spellEnd"/>
+      <w:proofErr w:type="gramEnd"/>
+      <w:r>
+        <w:rPr>
+          <w:rFonts w:ascii="Times New Roman" w:hAnsi="Times New Roman" w:cs="Times New Roman"/>
+          <w:sz w:val="28"/>
+          <w:lang w:eastAsia="x-none"/>
+        </w:rPr>
+        <w:t xml:space="preserve">, который используется для задания геометрической структуры модели, характеристик датчиков и параметров взаимодействия с симулятором </w:t>
+      </w:r>
+      <w:proofErr w:type="spellStart"/>
+      <w:r>
+        <w:rPr>
+          <w:rFonts w:ascii="Times New Roman" w:hAnsi="Times New Roman" w:cs="Times New Roman"/>
+          <w:sz w:val="28"/>
+          <w:lang w:eastAsia="x-none"/>
         </w:rPr>
         <w:t>Gazebo</w:t>
       </w:r>
-      <w:r>
-        <w:rPr>
-          <w:rFonts w:ascii="Times New Roman" w:hAnsi="Times New Roman" w:cs="Times New Roman"/>
-          <w:sz w:val="28"/>
-          <w:lang w:eastAsia="x-none"/>
-        </w:rPr>
-        <w:t>. Конструкция робота включает корпус, ведущие колеса и сенсорное оборудование, необходимое для решения задач навигации и обнаружения объектов. Для описания структуры робота использовались файлы модели и параметры, обеспечивающие корректную работу в симуляционной среде.</w:t>
+      <w:proofErr w:type="spellEnd"/>
+      <w:r>
+        <w:rPr>
+          <w:rFonts w:ascii="Times New Roman" w:hAnsi="Times New Roman" w:cs="Times New Roman"/>
+          <w:sz w:val="28"/>
+          <w:lang w:eastAsia="x-none"/>
+        </w:rPr>
+        <w:t xml:space="preserve">. Камера была размещена в передней части корпуса робота таким образом, чтобы обеспечивать обзор пространства по направлению движения мобильной платформы. Для крепления камеры использовалось отдельное звено </w:t>
+      </w:r>
+      <w:proofErr w:type="spellStart"/>
+      <w:r>
+        <w:rPr>
+          <w:rFonts w:ascii="Times New Roman" w:hAnsi="Times New Roman" w:cs="Times New Roman"/>
+          <w:sz w:val="28"/>
+          <w:lang w:eastAsia="x-none"/>
+        </w:rPr>
+        <w:t>camera_link</w:t>
+      </w:r>
+      <w:proofErr w:type="spellEnd"/>
+      <w:r>
+        <w:rPr>
+          <w:rFonts w:ascii="Times New Roman" w:hAnsi="Times New Roman" w:cs="Times New Roman"/>
+          <w:sz w:val="28"/>
+          <w:lang w:eastAsia="x-none"/>
+        </w:rPr>
+        <w:t xml:space="preserve">, соединённое с корпусом робота посредством фиксированного соединения </w:t>
+      </w:r>
+      <w:proofErr w:type="spellStart"/>
+      <w:r>
+        <w:rPr>
+          <w:rFonts w:ascii="Times New Roman" w:hAnsi="Times New Roman" w:cs="Times New Roman"/>
+          <w:sz w:val="28"/>
+          <w:lang w:eastAsia="x-none"/>
+        </w:rPr>
+        <w:t>camera_joint</w:t>
+      </w:r>
+      <w:proofErr w:type="spellEnd"/>
+      <w:r>
+        <w:rPr>
+          <w:rFonts w:ascii="Times New Roman" w:hAnsi="Times New Roman" w:cs="Times New Roman"/>
+          <w:sz w:val="28"/>
+          <w:lang w:eastAsia="x-none"/>
+        </w:rPr>
+        <w:t>.</w:t>
       </w:r>
     </w:p>
     <w:p>
@@ -2321,13 +2392,172 @@
         <w:adjustRightInd/>
         <w:spacing w:line="360" w:lineRule="auto"/>
         <w:ind w:firstLine="709"/>
-        <w:jc w:val="both"/>
-        <w:rPr>
-          <w:rFonts w:ascii="Times New Roman" w:hAnsi="Times New Roman" w:cs="Times New Roman"/>
-          <w:sz w:val="28"/>
-          <w:lang w:val="en-US" w:eastAsia="x-none"/>
-        </w:rPr>
-      </w:pPr>
+        <w:rPr>
+          <w:rFonts w:ascii="Times New Roman" w:hAnsi="Times New Roman" w:cs="Times New Roman"/>
+          <w:sz w:val="28"/>
+          <w:lang w:eastAsia="x-none"/>
+        </w:rPr>
+      </w:pPr>
+      <w:r>
+        <w:rPr>
+          <w:rFonts w:ascii="Times New Roman" w:hAnsi="Times New Roman" w:cs="Times New Roman"/>
+          <w:sz w:val="28"/>
+          <w:lang w:eastAsia="x-none"/>
+        </w:rPr>
+        <w:t xml:space="preserve">Моделирование работы камеры осуществлялось средствами </w:t>
+      </w:r>
+      <w:proofErr w:type="spellStart"/>
+      <w:r>
+        <w:rPr>
+          <w:rFonts w:ascii="Times New Roman" w:hAnsi="Times New Roman" w:cs="Times New Roman"/>
+          <w:sz w:val="28"/>
+          <w:lang w:eastAsia="x-none"/>
+        </w:rPr>
+        <w:t>Gazebo</w:t>
+      </w:r>
+      <w:proofErr w:type="spellEnd"/>
+      <w:r>
+        <w:rPr>
+          <w:rFonts w:ascii="Times New Roman" w:hAnsi="Times New Roman" w:cs="Times New Roman"/>
+          <w:sz w:val="28"/>
+          <w:lang w:eastAsia="x-none"/>
+        </w:rPr>
+        <w:t xml:space="preserve"> с использованием сенсора типа </w:t>
+      </w:r>
+      <w:proofErr w:type="spellStart"/>
+      <w:r>
+        <w:rPr>
+          <w:rFonts w:ascii="Times New Roman" w:hAnsi="Times New Roman" w:cs="Times New Roman"/>
+          <w:sz w:val="28"/>
+          <w:lang w:eastAsia="x-none"/>
+        </w:rPr>
+        <w:t>camera</w:t>
+      </w:r>
+      <w:proofErr w:type="spellEnd"/>
+      <w:r>
+        <w:rPr>
+          <w:rFonts w:ascii="Times New Roman" w:hAnsi="Times New Roman" w:cs="Times New Roman"/>
+          <w:sz w:val="28"/>
+          <w:lang w:eastAsia="x-none"/>
+        </w:rPr>
+        <w:t>. Для обеспечения обмена данными между симулятором и ROS использовался плагин libgazebo_ros_camera.so. Благодаря использованию данного плагина изображения, формируемые виртуальной камерой, автоматически передаются в ROS и становятся доступны другим программным модулям системы. Таким образом была обеспечена интеграция камеры в общую архитектуру управления мобильным роботом.</w:t>
+      </w:r>
+    </w:p>
+    <w:p>
+      <w:pPr>
+        <w:widowControl/>
+        <w:autoSpaceDE/>
+        <w:autoSpaceDN/>
+        <w:adjustRightInd/>
+        <w:spacing w:line="360" w:lineRule="auto"/>
+        <w:ind w:firstLine="709"/>
+        <w:rPr>
+          <w:rFonts w:ascii="Times New Roman" w:hAnsi="Times New Roman" w:cs="Times New Roman"/>
+          <w:sz w:val="28"/>
+          <w:lang w:eastAsia="x-none"/>
+        </w:rPr>
+      </w:pPr>
+      <w:r>
+        <w:rPr>
+          <w:rFonts w:ascii="Times New Roman" w:hAnsi="Times New Roman" w:cs="Times New Roman"/>
+          <w:sz w:val="28"/>
+          <w:lang w:eastAsia="x-none"/>
+        </w:rPr>
+        <w:t>После подключения камеры была выполнена проверка её работоспособности. В процессе моделирования камера формировала изображение окружающего пространства и передавала его в программные узлы ROS. Полученные изображения использовались для дальнейшей разработки алгоритмов обнаружения объектов по цвету и управления движением робота на основе визуальной информации.</w:t>
+      </w:r>
+    </w:p>
+    <w:p>
+      <w:pPr>
+        <w:pStyle w:val="af0"/>
+        <w:widowControl/>
+        <w:numPr>
+          <w:ilvl w:val="0"/>
+          <w:numId w:val="35"/>
+        </w:numPr>
+        <w:autoSpaceDE/>
+        <w:autoSpaceDN/>
+        <w:adjustRightInd/>
+        <w:spacing w:line="360" w:lineRule="auto"/>
+        <w:rPr>
+          <w:sz w:val="28"/>
+          <w:lang w:eastAsia="x-none"/>
+        </w:rPr>
+      </w:pPr>
+      <w:r>
+        <w:rPr>
+          <w:sz w:val="28"/>
+          <w:lang w:eastAsia="x-none"/>
+        </w:rPr>
+        <w:t>Получение и обработка изображений</w:t>
+      </w:r>
+    </w:p>
+    <w:p>
+      <w:pPr>
+        <w:widowControl/>
+        <w:autoSpaceDE/>
+        <w:autoSpaceDN/>
+        <w:adjustRightInd/>
+        <w:spacing w:line="360" w:lineRule="auto"/>
+        <w:ind w:firstLine="709"/>
+        <w:rPr>
+          <w:rFonts w:ascii="Times New Roman" w:hAnsi="Times New Roman" w:cs="Times New Roman"/>
+          <w:sz w:val="28"/>
+          <w:lang w:eastAsia="x-none"/>
+        </w:rPr>
+      </w:pPr>
+      <w:r>
+        <w:rPr>
+          <w:rFonts w:ascii="Times New Roman" w:hAnsi="Times New Roman" w:cs="Times New Roman"/>
+          <w:sz w:val="28"/>
+          <w:lang w:eastAsia="x-none"/>
+        </w:rPr>
+        <w:t>После подключения камеры к модели робота была реализована система получения изображений в среде ROS. Виртуальная камера непрерывно формирует последовательность кадров, содержащих информацию об объектах, находящихся в поле зрения робота. Передача изображений осуществляется через специализированный ROS-топик /</w:t>
+      </w:r>
+      <w:proofErr w:type="spellStart"/>
+      <w:r>
+        <w:rPr>
+          <w:rFonts w:ascii="Times New Roman" w:hAnsi="Times New Roman" w:cs="Times New Roman"/>
+          <w:sz w:val="28"/>
+          <w:lang w:eastAsia="x-none"/>
+        </w:rPr>
+        <w:t>robot_camera</w:t>
+      </w:r>
+      <w:proofErr w:type="spellEnd"/>
+      <w:r>
+        <w:rPr>
+          <w:rFonts w:ascii="Times New Roman" w:hAnsi="Times New Roman" w:cs="Times New Roman"/>
+          <w:sz w:val="28"/>
+          <w:lang w:eastAsia="x-none"/>
+        </w:rPr>
+        <w:t>/</w:t>
+      </w:r>
+      <w:proofErr w:type="spellStart"/>
+      <w:r>
+        <w:rPr>
+          <w:rFonts w:ascii="Times New Roman" w:hAnsi="Times New Roman" w:cs="Times New Roman"/>
+          <w:sz w:val="28"/>
+          <w:lang w:eastAsia="x-none"/>
+        </w:rPr>
+        <w:t>image_raw</w:t>
+      </w:r>
+      <w:proofErr w:type="spellEnd"/>
+      <w:r>
+        <w:rPr>
+          <w:rFonts w:ascii="Times New Roman" w:hAnsi="Times New Roman" w:cs="Times New Roman"/>
+          <w:sz w:val="28"/>
+          <w:lang w:eastAsia="x-none"/>
+        </w:rPr>
+        <w:t xml:space="preserve">. Каждый кадр </w:t>
+      </w:r>
+      <w:r>
+        <w:rPr>
+          <w:rFonts w:ascii="Times New Roman" w:hAnsi="Times New Roman" w:cs="Times New Roman"/>
+          <w:sz w:val="28"/>
+          <w:lang w:eastAsia="x-none"/>
+        </w:rPr>
+        <w:lastRenderedPageBreak/>
+        <w:t>представляет собой цветное изображение размером 640×480 пикселей и передаётся с частотой 15 кадров в секунду.</w:t>
+      </w:r>
     </w:p>
     <w:p>
       <w:pPr>
@@ -2340,18 +2570,20 @@
         <w:rPr>
           <w:rFonts w:ascii="Times New Roman" w:hAnsi="Times New Roman" w:cs="Times New Roman"/>
           <w:sz w:val="28"/>
-          <w:lang w:val="en-US" w:eastAsia="x-none"/>
-        </w:rPr>
-      </w:pPr>
-      <w:r>
-        <w:rPr>
-          <w:noProof/>
+          <w:lang w:eastAsia="x-none"/>
+        </w:rPr>
+      </w:pPr>
+      <w:r>
+        <w:rPr>
+          <w:rFonts w:ascii="Times New Roman" w:hAnsi="Times New Roman" w:cs="Times New Roman"/>
+          <w:sz w:val="28"/>
+          <w:lang w:eastAsia="x-none"/>
         </w:rPr>
         <w:drawing>
-          <wp:inline distT="0" distB="0" distL="0" distR="0" wp14:anchorId="47899161" wp14:editId="039B164D">
-            <wp:extent cx="5191200" cy="2829600"/>
-            <wp:effectExtent l="0" t="0" r="9525" b="8890"/>
-            <wp:docPr id="1403158228" name="Рисунок 1"/>
+          <wp:inline distT="0" distB="0" distL="0" distR="0" wp14:anchorId="7B077A18" wp14:editId="698B65ED">
+            <wp:extent cx="4837896" cy="3170712"/>
+            <wp:effectExtent l="0" t="0" r="1270" b="0"/>
+            <wp:docPr id="9" name="Рисунок 9"/>
             <wp:cNvGraphicFramePr>
               <a:graphicFrameLocks xmlns:a="http://schemas.openxmlformats.org/drawingml/2006/main" noChangeAspect="1"/>
             </wp:cNvGraphicFramePr>
@@ -2359,335 +2591,13 @@
               <a:graphicData uri="http://schemas.openxmlformats.org/drawingml/2006/picture">
                 <pic:pic xmlns:pic="http://schemas.openxmlformats.org/drawingml/2006/picture">
                   <pic:nvPicPr>
-                    <pic:cNvPr id="1403158228" name=""/>
-                    <pic:cNvPicPr/>
-                  </pic:nvPicPr>
-                  <pic:blipFill>
-                    <a:blip r:embed="rId9"/>
-                    <a:stretch>
-                      <a:fillRect/>
-                    </a:stretch>
-                  </pic:blipFill>
-                  <pic:spPr>
-                    <a:xfrm>
-                      <a:off x="0" y="0"/>
-                      <a:ext cx="5191200" cy="2829600"/>
-                    </a:xfrm>
-                    <a:prstGeom prst="rect">
-                      <a:avLst/>
-                    </a:prstGeom>
-                  </pic:spPr>
-                </pic:pic>
-              </a:graphicData>
-            </a:graphic>
-          </wp:inline>
-        </w:drawing>
-      </w:r>
-    </w:p>
-    <w:p>
-      <w:pPr>
-        <w:pStyle w:val="afa"/>
-        <w:spacing w:line="360" w:lineRule="auto"/>
-        <w:jc w:val="center"/>
-        <w:rPr>
-          <w:rFonts w:ascii="Times New Roman" w:hAnsi="Times New Roman" w:cs="Times New Roman"/>
-          <w:i w:val="0"/>
-          <w:iCs w:val="0"/>
-          <w:color w:val="auto"/>
-          <w:sz w:val="28"/>
-          <w:szCs w:val="28"/>
-        </w:rPr>
-      </w:pPr>
-      <w:r>
-        <w:rPr>
-          <w:rFonts w:ascii="Times New Roman" w:hAnsi="Times New Roman" w:cs="Times New Roman"/>
-          <w:i w:val="0"/>
-          <w:iCs w:val="0"/>
-          <w:color w:val="auto"/>
-          <w:sz w:val="28"/>
-          <w:szCs w:val="28"/>
-        </w:rPr>
-        <w:t xml:space="preserve">Рисунок </w:t>
-      </w:r>
-      <w:r>
-        <w:rPr>
-          <w:rFonts w:ascii="Times New Roman" w:hAnsi="Times New Roman" w:cs="Times New Roman"/>
-          <w:i w:val="0"/>
-          <w:iCs w:val="0"/>
-          <w:color w:val="auto"/>
-          <w:sz w:val="28"/>
-          <w:szCs w:val="28"/>
-        </w:rPr>
-        <w:fldChar w:fldCharType="begin"/>
-      </w:r>
-      <w:r>
-        <w:rPr>
-          <w:rFonts w:ascii="Times New Roman" w:hAnsi="Times New Roman" w:cs="Times New Roman"/>
-          <w:i w:val="0"/>
-          <w:iCs w:val="0"/>
-          <w:color w:val="auto"/>
-          <w:sz w:val="28"/>
-          <w:szCs w:val="28"/>
-        </w:rPr>
-        <w:instrText xml:space="preserve"> SEQ Рисунок \* ARABIC </w:instrText>
-      </w:r>
-      <w:r>
-        <w:rPr>
-          <w:rFonts w:ascii="Times New Roman" w:hAnsi="Times New Roman" w:cs="Times New Roman"/>
-          <w:i w:val="0"/>
-          <w:iCs w:val="0"/>
-          <w:color w:val="auto"/>
-          <w:sz w:val="28"/>
-          <w:szCs w:val="28"/>
-        </w:rPr>
-        <w:fldChar w:fldCharType="separate"/>
-      </w:r>
-      <w:r>
-        <w:rPr>
-          <w:rFonts w:ascii="Times New Roman" w:hAnsi="Times New Roman" w:cs="Times New Roman"/>
-          <w:i w:val="0"/>
-          <w:iCs w:val="0"/>
-          <w:noProof/>
-          <w:color w:val="auto"/>
-          <w:sz w:val="28"/>
-          <w:szCs w:val="28"/>
-        </w:rPr>
-        <w:t>1</w:t>
-      </w:r>
-      <w:r>
-        <w:rPr>
-          <w:rFonts w:ascii="Times New Roman" w:hAnsi="Times New Roman" w:cs="Times New Roman"/>
-          <w:i w:val="0"/>
-          <w:iCs w:val="0"/>
-          <w:color w:val="auto"/>
-          <w:sz w:val="28"/>
-          <w:szCs w:val="28"/>
-        </w:rPr>
-        <w:fldChar w:fldCharType="end"/>
-      </w:r>
-      <w:r>
-        <w:rPr>
-          <w:rFonts w:ascii="Times New Roman" w:hAnsi="Times New Roman" w:cs="Times New Roman"/>
-          <w:i w:val="0"/>
-          <w:iCs w:val="0"/>
-          <w:color w:val="auto"/>
-          <w:sz w:val="28"/>
-          <w:szCs w:val="28"/>
-        </w:rPr>
-        <w:t xml:space="preserve"> – Готовая модель робота в </w:t>
-      </w:r>
-      <w:r>
-        <w:rPr>
-          <w:rFonts w:ascii="Times New Roman" w:hAnsi="Times New Roman" w:cs="Times New Roman"/>
-          <w:i w:val="0"/>
-          <w:iCs w:val="0"/>
-          <w:color w:val="auto"/>
-          <w:sz w:val="28"/>
-          <w:szCs w:val="28"/>
-          <w:lang w:val="en-US"/>
-        </w:rPr>
-        <w:t>Gazebo</w:t>
-      </w:r>
-    </w:p>
-    <w:p>
-      <w:pPr>
-        <w:widowControl/>
-        <w:autoSpaceDE/>
-        <w:autoSpaceDN/>
-        <w:adjustRightInd/>
-        <w:spacing w:line="360" w:lineRule="auto"/>
-        <w:jc w:val="both"/>
-        <w:rPr>
-          <w:rFonts w:ascii="Times New Roman" w:hAnsi="Times New Roman" w:cs="Times New Roman"/>
-          <w:sz w:val="28"/>
-          <w:lang w:eastAsia="x-none"/>
-        </w:rPr>
-      </w:pPr>
-    </w:p>
-    <w:p>
-      <w:pPr>
-        <w:widowControl/>
-        <w:autoSpaceDE/>
-        <w:autoSpaceDN/>
-        <w:adjustRightInd/>
-        <w:spacing w:line="360" w:lineRule="auto"/>
-        <w:ind w:firstLine="709"/>
-        <w:jc w:val="both"/>
-        <w:rPr>
-          <w:rFonts w:ascii="Times New Roman" w:hAnsi="Times New Roman" w:cs="Times New Roman"/>
-          <w:b/>
-          <w:bCs/>
-          <w:sz w:val="28"/>
-          <w:lang w:eastAsia="x-none"/>
-        </w:rPr>
-      </w:pPr>
-      <w:r>
-        <w:rPr>
-          <w:rFonts w:ascii="Times New Roman" w:hAnsi="Times New Roman" w:cs="Times New Roman"/>
-          <w:b/>
-          <w:bCs/>
-          <w:sz w:val="28"/>
-          <w:lang w:eastAsia="x-none"/>
-        </w:rPr>
-        <w:t>2. Создание виртуальной среды моделирования</w:t>
-      </w:r>
-    </w:p>
-    <w:p>
-      <w:pPr>
-        <w:widowControl/>
-        <w:autoSpaceDE/>
-        <w:autoSpaceDN/>
-        <w:adjustRightInd/>
-        <w:spacing w:line="360" w:lineRule="auto"/>
-        <w:ind w:firstLine="709"/>
-        <w:jc w:val="both"/>
-        <w:rPr>
-          <w:rFonts w:ascii="Times New Roman" w:hAnsi="Times New Roman" w:cs="Times New Roman"/>
-          <w:sz w:val="28"/>
-          <w:lang w:val="en-US" w:eastAsia="x-none"/>
-        </w:rPr>
-      </w:pPr>
-      <w:r>
-        <w:rPr>
-          <w:rFonts w:ascii="Times New Roman" w:hAnsi="Times New Roman" w:cs="Times New Roman"/>
-          <w:sz w:val="28"/>
-          <w:lang w:eastAsia="x-none"/>
-        </w:rPr>
-        <w:t xml:space="preserve">Для проведения исследований была разработана виртуальная среда моделирования в симуляторе </w:t>
-      </w:r>
-      <w:r>
-        <w:rPr>
-          <w:rFonts w:ascii="Times New Roman" w:hAnsi="Times New Roman" w:cs="Times New Roman"/>
-          <w:sz w:val="28"/>
-          <w:lang w:val="en-US" w:eastAsia="x-none"/>
-        </w:rPr>
-        <w:t>Gazebo</w:t>
-      </w:r>
-      <w:r>
-        <w:rPr>
-          <w:rFonts w:ascii="Times New Roman" w:hAnsi="Times New Roman" w:cs="Times New Roman"/>
-          <w:sz w:val="28"/>
-          <w:lang w:eastAsia="x-none"/>
-        </w:rPr>
-        <w:t>. Использование виртуального пространства позволяет выполнять проверку работоспособности мобильного робота без необходимости изготовления физического прототипа. Разработанная среда предназначена для тестирования алгоритмов управления движением робота, проверки корректности работы сенсорного оборудования и анализа поведения мобильной платформы при взаимодействии с различными объектами окружающего пространства.</w:t>
-      </w:r>
-    </w:p>
-    <w:p>
-      <w:pPr>
-        <w:widowControl/>
-        <w:autoSpaceDE/>
-        <w:autoSpaceDN/>
-        <w:adjustRightInd/>
-        <w:spacing w:line="360" w:lineRule="auto"/>
-        <w:ind w:firstLine="709"/>
-        <w:jc w:val="both"/>
-        <w:rPr>
-          <w:rFonts w:ascii="Times New Roman" w:hAnsi="Times New Roman" w:cs="Times New Roman"/>
-          <w:sz w:val="28"/>
-          <w:lang w:val="en-US" w:eastAsia="x-none"/>
-        </w:rPr>
-      </w:pPr>
-      <w:r>
-        <w:rPr>
-          <w:rFonts w:ascii="Times New Roman" w:hAnsi="Times New Roman" w:cs="Times New Roman"/>
-          <w:sz w:val="28"/>
-          <w:lang w:eastAsia="x-none"/>
-        </w:rPr>
-        <w:lastRenderedPageBreak/>
-        <w:t>Основу виртуальной среды составляет помещение размером 4×4 м с дополнительным коридором шириной 0,9 м и длиной около 1,5 м. Все элементы помещения обладают визуальными и коллизионными моделями, благодаря чему обеспечивается корректное отображение объектов и физическое взаимодействие робота с окружающей средой.</w:t>
-      </w:r>
-    </w:p>
-    <w:p>
-      <w:pPr>
-        <w:widowControl/>
-        <w:autoSpaceDE/>
-        <w:autoSpaceDN/>
-        <w:adjustRightInd/>
-        <w:spacing w:line="360" w:lineRule="auto"/>
-        <w:ind w:firstLine="709"/>
-        <w:jc w:val="both"/>
-        <w:rPr>
-          <w:rFonts w:ascii="Times New Roman" w:hAnsi="Times New Roman" w:cs="Times New Roman"/>
-          <w:noProof/>
-          <w:sz w:val="28"/>
-          <w:lang w:val="en-US" w:eastAsia="x-none"/>
-        </w:rPr>
-      </w:pPr>
-      <w:r>
-        <w:rPr>
-          <w:rFonts w:ascii="Times New Roman" w:hAnsi="Times New Roman" w:cs="Times New Roman"/>
-          <w:sz w:val="28"/>
-          <w:lang w:eastAsia="x-none"/>
-        </w:rPr>
-        <w:t>Для проведения экспериментов внутри помещения были размещены препятствия различной геометрической формы, а также цветные кубы для тестирования алгоритмов компьютерного зрения.</w:t>
-      </w:r>
-      <w:r>
-        <w:rPr>
-          <w:rFonts w:ascii="Times New Roman" w:hAnsi="Times New Roman" w:cs="Times New Roman"/>
-          <w:noProof/>
-          <w:sz w:val="28"/>
-          <w:lang w:eastAsia="x-none"/>
-        </w:rPr>
-        <w:t xml:space="preserve"> </w:t>
-      </w:r>
-    </w:p>
-    <w:p>
-      <w:pPr>
-        <w:widowControl/>
-        <w:autoSpaceDE/>
-        <w:autoSpaceDN/>
-        <w:adjustRightInd/>
-        <w:spacing w:line="360" w:lineRule="auto"/>
-        <w:ind w:firstLine="709"/>
-        <w:jc w:val="both"/>
-        <w:rPr>
-          <w:rFonts w:ascii="Times New Roman" w:hAnsi="Times New Roman" w:cs="Times New Roman"/>
-          <w:noProof/>
-          <w:sz w:val="28"/>
-          <w:lang w:val="en-US" w:eastAsia="x-none"/>
-        </w:rPr>
-      </w:pPr>
-    </w:p>
-    <w:p>
-      <w:pPr>
-        <w:widowControl/>
-        <w:autoSpaceDE/>
-        <w:autoSpaceDN/>
-        <w:adjustRightInd/>
-        <w:spacing w:line="360" w:lineRule="auto"/>
-        <w:jc w:val="center"/>
-        <w:rPr>
-          <w:rFonts w:ascii="Times New Roman" w:hAnsi="Times New Roman" w:cs="Times New Roman"/>
-          <w:sz w:val="28"/>
-          <w:lang w:val="en-US" w:eastAsia="x-none"/>
-        </w:rPr>
-      </w:pPr>
-      <w:r>
-        <w:rPr>
-          <w:rFonts w:ascii="Times New Roman" w:hAnsi="Times New Roman" w:cs="Times New Roman"/>
-          <w:noProof/>
-          <w:sz w:val="28"/>
-          <w:lang w:eastAsia="x-none"/>
-        </w:rPr>
-        <w:drawing>
-          <wp:inline distT="0" distB="0" distL="0" distR="0" wp14:anchorId="0A5CC515" wp14:editId="24016217">
-            <wp:extent cx="6113780" cy="3838575"/>
-            <wp:effectExtent l="0" t="0" r="1270" b="9525"/>
-            <wp:docPr id="4" name="Рисунок 4"/>
-            <wp:cNvGraphicFramePr>
-              <a:graphicFrameLocks xmlns:a="http://schemas.openxmlformats.org/drawingml/2006/main" noChangeAspect="1"/>
-            </wp:cNvGraphicFramePr>
-            <a:graphic xmlns:a="http://schemas.openxmlformats.org/drawingml/2006/main">
-              <a:graphicData uri="http://schemas.openxmlformats.org/drawingml/2006/picture">
-                <pic:pic xmlns:pic="http://schemas.openxmlformats.org/drawingml/2006/picture">
-                  <pic:nvPicPr>
-                    <pic:cNvPr id="0" name="Picture 12"/>
+                    <pic:cNvPr id="0" name="Picture 6"/>
                     <pic:cNvPicPr>
                       <a:picLocks noChangeAspect="1" noChangeArrowheads="1"/>
                     </pic:cNvPicPr>
                   </pic:nvPicPr>
                   <pic:blipFill>
-                    <a:blip r:embed="rId10">
+                    <a:blip r:embed="rId9">
                       <a:extLst>
                         <a:ext uri="{28A0092B-C50C-407E-A947-70E740481C1C}">
                           <a14:useLocalDpi xmlns:a14="http://schemas.microsoft.com/office/drawing/2010/main" val="0"/>
@@ -2702,7 +2612,7 @@
                   <pic:spPr bwMode="auto">
                     <a:xfrm>
                       <a:off x="0" y="0"/>
-                      <a:ext cx="6113780" cy="3838575"/>
+                      <a:ext cx="4843282" cy="3174242"/>
                     </a:xfrm>
                     <a:prstGeom prst="rect">
                       <a:avLst/>
@@ -2721,76 +2631,1403 @@
     </w:p>
     <w:p>
       <w:pPr>
-        <w:pStyle w:val="afa"/>
-        <w:tabs>
-          <w:tab w:val="left" w:pos="0"/>
-        </w:tabs>
-        <w:spacing w:line="360" w:lineRule="auto"/>
-        <w:jc w:val="center"/>
-        <w:rPr>
-          <w:rFonts w:ascii="Times New Roman" w:hAnsi="Times New Roman" w:cs="Times New Roman"/>
-          <w:i w:val="0"/>
-          <w:iCs w:val="0"/>
-          <w:color w:val="auto"/>
-          <w:sz w:val="28"/>
-          <w:szCs w:val="28"/>
-        </w:rPr>
-      </w:pPr>
-      <w:r>
-        <w:rPr>
-          <w:rFonts w:ascii="Times New Roman" w:hAnsi="Times New Roman" w:cs="Times New Roman"/>
-          <w:i w:val="0"/>
-          <w:iCs w:val="0"/>
-          <w:color w:val="auto"/>
-          <w:sz w:val="28"/>
-          <w:szCs w:val="28"/>
-        </w:rPr>
-        <w:t xml:space="preserve">Рисунок </w:t>
-      </w:r>
-      <w:r>
-        <w:rPr>
-          <w:rFonts w:ascii="Times New Roman" w:hAnsi="Times New Roman" w:cs="Times New Roman"/>
-          <w:i w:val="0"/>
-          <w:iCs w:val="0"/>
-          <w:color w:val="auto"/>
-          <w:sz w:val="28"/>
-          <w:szCs w:val="28"/>
-        </w:rPr>
-        <w:t>2</w:t>
-      </w:r>
-      <w:r>
-        <w:rPr>
-          <w:rFonts w:ascii="Times New Roman" w:hAnsi="Times New Roman" w:cs="Times New Roman"/>
-          <w:i w:val="0"/>
-          <w:iCs w:val="0"/>
-          <w:color w:val="auto"/>
-          <w:sz w:val="28"/>
-          <w:szCs w:val="28"/>
-        </w:rPr>
-        <w:t xml:space="preserve"> –</w:t>
-      </w:r>
-      <w:r>
-        <w:rPr>
-          <w:rFonts w:ascii="Times New Roman" w:hAnsi="Times New Roman" w:cs="Times New Roman"/>
-          <w:i w:val="0"/>
-          <w:iCs w:val="0"/>
-          <w:color w:val="auto"/>
-          <w:sz w:val="28"/>
-          <w:szCs w:val="28"/>
-        </w:rPr>
-        <w:t xml:space="preserve"> Модель робота в виртуальной комнате</w:t>
-      </w:r>
-    </w:p>
-    <w:p>
-      <w:pPr>
         <w:widowControl/>
         <w:autoSpaceDE/>
         <w:autoSpaceDN/>
         <w:adjustRightInd/>
         <w:spacing w:line="360" w:lineRule="auto"/>
-        <w:jc w:val="both"/>
-        <w:rPr>
-          <w:rFonts w:ascii="Times New Roman" w:hAnsi="Times New Roman" w:cs="Times New Roman"/>
+        <w:jc w:val="center"/>
+        <w:rPr>
+          <w:rFonts w:ascii="Times New Roman" w:hAnsi="Times New Roman" w:cs="Times New Roman"/>
+          <w:sz w:val="28"/>
+          <w:lang w:eastAsia="x-none"/>
+        </w:rPr>
+      </w:pPr>
+      <w:r>
+        <w:rPr>
+          <w:rFonts w:ascii="Times New Roman" w:hAnsi="Times New Roman" w:cs="Times New Roman"/>
+          <w:sz w:val="28"/>
+          <w:lang w:eastAsia="x-none"/>
+        </w:rPr>
+        <w:t xml:space="preserve">Рис. 1 – Модель робота </w:t>
+      </w:r>
+      <w:proofErr w:type="gramStart"/>
+      <w:r>
+        <w:rPr>
+          <w:rFonts w:ascii="Times New Roman" w:hAnsi="Times New Roman" w:cs="Times New Roman"/>
+          <w:sz w:val="28"/>
+          <w:lang w:eastAsia="x-none"/>
+        </w:rPr>
+        <w:t>с  камерой</w:t>
+      </w:r>
+      <w:proofErr w:type="gramEnd"/>
+    </w:p>
+    <w:p>
+      <w:pPr>
+        <w:widowControl/>
+        <w:autoSpaceDE/>
+        <w:autoSpaceDN/>
+        <w:adjustRightInd/>
+        <w:spacing w:line="360" w:lineRule="auto"/>
+        <w:ind w:firstLine="709"/>
+        <w:rPr>
+          <w:rFonts w:ascii="Times New Roman" w:hAnsi="Times New Roman" w:cs="Times New Roman"/>
+          <w:sz w:val="28"/>
+          <w:lang w:eastAsia="x-none"/>
+        </w:rPr>
+      </w:pPr>
+    </w:p>
+    <w:p>
+      <w:pPr>
+        <w:widowControl/>
+        <w:autoSpaceDE/>
+        <w:autoSpaceDN/>
+        <w:adjustRightInd/>
+        <w:spacing w:line="360" w:lineRule="auto"/>
+        <w:ind w:firstLine="709"/>
+        <w:rPr>
+          <w:rFonts w:ascii="Times New Roman" w:hAnsi="Times New Roman" w:cs="Times New Roman"/>
+          <w:sz w:val="28"/>
+          <w:lang w:eastAsia="x-none"/>
+        </w:rPr>
+      </w:pPr>
+      <w:r>
+        <w:rPr>
+          <w:rFonts w:ascii="Times New Roman" w:hAnsi="Times New Roman" w:cs="Times New Roman"/>
+          <w:sz w:val="28"/>
+          <w:lang w:eastAsia="x-none"/>
+        </w:rPr>
+        <w:t xml:space="preserve">Для последующей обработки изображения преобразуются в формат </w:t>
+      </w:r>
+      <w:proofErr w:type="spellStart"/>
+      <w:r>
+        <w:rPr>
+          <w:rFonts w:ascii="Times New Roman" w:hAnsi="Times New Roman" w:cs="Times New Roman"/>
+          <w:sz w:val="28"/>
+          <w:lang w:eastAsia="x-none"/>
+        </w:rPr>
+        <w:t>OpenCV</w:t>
+      </w:r>
+      <w:proofErr w:type="spellEnd"/>
+      <w:r>
+        <w:rPr>
+          <w:rFonts w:ascii="Times New Roman" w:hAnsi="Times New Roman" w:cs="Times New Roman"/>
+          <w:sz w:val="28"/>
+          <w:lang w:eastAsia="x-none"/>
+        </w:rPr>
+        <w:t xml:space="preserve"> при помощи библиотеки </w:t>
+      </w:r>
+      <w:proofErr w:type="spellStart"/>
+      <w:r>
+        <w:rPr>
+          <w:rFonts w:ascii="Times New Roman" w:hAnsi="Times New Roman" w:cs="Times New Roman"/>
+          <w:sz w:val="28"/>
+          <w:lang w:eastAsia="x-none"/>
+        </w:rPr>
+        <w:t>CvBridge</w:t>
+      </w:r>
+      <w:proofErr w:type="spellEnd"/>
+      <w:r>
+        <w:rPr>
+          <w:rFonts w:ascii="Times New Roman" w:hAnsi="Times New Roman" w:cs="Times New Roman"/>
+          <w:sz w:val="28"/>
+          <w:lang w:eastAsia="x-none"/>
+        </w:rPr>
+        <w:t xml:space="preserve">. </w:t>
+      </w:r>
+    </w:p>
+    <w:p>
+      <w:pPr>
+        <w:widowControl/>
+        <w:autoSpaceDE/>
+        <w:autoSpaceDN/>
+        <w:adjustRightInd/>
+        <w:spacing w:line="360" w:lineRule="auto"/>
+        <w:ind w:firstLine="709"/>
+        <w:rPr>
+          <w:rFonts w:ascii="Times New Roman" w:hAnsi="Times New Roman" w:cs="Times New Roman"/>
+          <w:sz w:val="28"/>
+          <w:lang w:eastAsia="x-none"/>
+        </w:rPr>
+      </w:pPr>
+      <w:r>
+        <w:rPr>
+          <w:rFonts w:ascii="Times New Roman" w:hAnsi="Times New Roman" w:cs="Times New Roman"/>
+          <w:sz w:val="28"/>
+          <w:lang w:eastAsia="x-none"/>
+        </w:rPr>
+        <w:t>Получаемое изображение содержит информацию о цвете каждого пикселя сцены. Благодаря этому становится возможным выделение объектов определённого цвета и определение их положения в кадре. В рамках работы основное внимание уделялось поиску объектов жёлтого цвета, выступающих в качестве целевой точки для мобильного робота. Полученные изображения использовались как источник данных для алгоритма обнаружения объекта и последующего формирования команд управления движением платформы.</w:t>
+      </w:r>
+    </w:p>
+    <w:p>
+      <w:pPr>
+        <w:widowControl/>
+        <w:autoSpaceDE/>
+        <w:autoSpaceDN/>
+        <w:adjustRightInd/>
+        <w:spacing w:line="360" w:lineRule="auto"/>
+        <w:ind w:firstLine="709"/>
+        <w:rPr>
+          <w:rFonts w:ascii="Times New Roman" w:hAnsi="Times New Roman" w:cs="Times New Roman"/>
+          <w:sz w:val="28"/>
+          <w:lang w:eastAsia="x-none"/>
+        </w:rPr>
+      </w:pPr>
+    </w:p>
+    <w:p>
+      <w:pPr>
+        <w:pStyle w:val="af0"/>
+        <w:widowControl/>
+        <w:numPr>
+          <w:ilvl w:val="0"/>
+          <w:numId w:val="35"/>
+        </w:numPr>
+        <w:autoSpaceDE/>
+        <w:autoSpaceDN/>
+        <w:adjustRightInd/>
+        <w:spacing w:line="360" w:lineRule="auto"/>
+        <w:rPr>
+          <w:sz w:val="28"/>
+          <w:lang w:eastAsia="x-none"/>
+        </w:rPr>
+      </w:pPr>
+      <w:r>
+        <w:rPr>
+          <w:sz w:val="28"/>
+          <w:lang w:eastAsia="x-none"/>
+        </w:rPr>
+        <w:t>Алгоритм поиска объекта по цвету</w:t>
+      </w:r>
+    </w:p>
+    <w:p>
+      <w:pPr>
+        <w:widowControl/>
+        <w:autoSpaceDE/>
+        <w:autoSpaceDN/>
+        <w:adjustRightInd/>
+        <w:spacing w:line="360" w:lineRule="auto"/>
+        <w:ind w:firstLine="709"/>
+        <w:rPr>
+          <w:rFonts w:ascii="Times New Roman" w:hAnsi="Times New Roman" w:cs="Times New Roman"/>
+          <w:sz w:val="28"/>
+          <w:lang w:eastAsia="x-none"/>
+        </w:rPr>
+      </w:pPr>
+      <w:r>
+        <w:rPr>
+          <w:rFonts w:ascii="Times New Roman" w:hAnsi="Times New Roman" w:cs="Times New Roman"/>
+          <w:sz w:val="28"/>
+          <w:lang w:eastAsia="x-none"/>
+        </w:rPr>
+        <w:t xml:space="preserve">После реализации системы получения изображений была разработана программа обнаружения объектов по цвету. Основной задачей алгоритма является поиск в кадре объекта заданного цвета и определение его положения </w:t>
+      </w:r>
+      <w:r>
+        <w:rPr>
+          <w:rFonts w:ascii="Times New Roman" w:hAnsi="Times New Roman" w:cs="Times New Roman"/>
+          <w:sz w:val="28"/>
+          <w:lang w:eastAsia="x-none"/>
+        </w:rPr>
+        <w:lastRenderedPageBreak/>
+        <w:t xml:space="preserve">относительно центра изображения. В качестве целевого объекта использовался куб жёлтого цвета, размещённый в виртуальной среде </w:t>
+      </w:r>
+      <w:proofErr w:type="spellStart"/>
+      <w:r>
+        <w:rPr>
+          <w:rFonts w:ascii="Times New Roman" w:hAnsi="Times New Roman" w:cs="Times New Roman"/>
+          <w:sz w:val="28"/>
+          <w:lang w:eastAsia="x-none"/>
+        </w:rPr>
+        <w:t>Gazebo</w:t>
+      </w:r>
+      <w:proofErr w:type="spellEnd"/>
+      <w:r>
+        <w:rPr>
+          <w:rFonts w:ascii="Times New Roman" w:hAnsi="Times New Roman" w:cs="Times New Roman"/>
+          <w:sz w:val="28"/>
+          <w:lang w:eastAsia="x-none"/>
+        </w:rPr>
+        <w:t>.</w:t>
+      </w:r>
+    </w:p>
+    <w:p>
+      <w:pPr>
+        <w:widowControl/>
+        <w:autoSpaceDE/>
+        <w:autoSpaceDN/>
+        <w:adjustRightInd/>
+        <w:spacing w:line="360" w:lineRule="auto"/>
+        <w:ind w:firstLine="709"/>
+        <w:rPr>
+          <w:rFonts w:ascii="Times New Roman" w:hAnsi="Times New Roman" w:cs="Times New Roman"/>
+          <w:sz w:val="28"/>
+          <w:lang w:eastAsia="x-none"/>
+        </w:rPr>
+      </w:pPr>
+      <w:r>
+        <w:rPr>
+          <w:rFonts w:ascii="Times New Roman" w:hAnsi="Times New Roman" w:cs="Times New Roman"/>
+          <w:sz w:val="28"/>
+          <w:lang w:eastAsia="x-none"/>
+        </w:rPr>
+        <w:t>Работа алгоритма начинается с получения изображения от камеры робота. Далее изображение преобразуется из цветового пространства RGB в пространство HSV (</w:t>
+      </w:r>
+      <w:proofErr w:type="spellStart"/>
+      <w:r>
+        <w:rPr>
+          <w:rFonts w:ascii="Times New Roman" w:hAnsi="Times New Roman" w:cs="Times New Roman"/>
+          <w:sz w:val="28"/>
+          <w:lang w:eastAsia="x-none"/>
+        </w:rPr>
+        <w:t>Hue</w:t>
+      </w:r>
+      <w:proofErr w:type="spellEnd"/>
+      <w:r>
+        <w:rPr>
+          <w:rFonts w:ascii="Times New Roman" w:hAnsi="Times New Roman" w:cs="Times New Roman"/>
+          <w:sz w:val="28"/>
+          <w:lang w:eastAsia="x-none"/>
+        </w:rPr>
+        <w:t xml:space="preserve">, </w:t>
+      </w:r>
+      <w:proofErr w:type="spellStart"/>
+      <w:r>
+        <w:rPr>
+          <w:rFonts w:ascii="Times New Roman" w:hAnsi="Times New Roman" w:cs="Times New Roman"/>
+          <w:sz w:val="28"/>
+          <w:lang w:eastAsia="x-none"/>
+        </w:rPr>
+        <w:t>Saturation</w:t>
+      </w:r>
+      <w:proofErr w:type="spellEnd"/>
+      <w:r>
+        <w:rPr>
+          <w:rFonts w:ascii="Times New Roman" w:hAnsi="Times New Roman" w:cs="Times New Roman"/>
+          <w:sz w:val="28"/>
+          <w:lang w:eastAsia="x-none"/>
+        </w:rPr>
+        <w:t>, Value). Использование пространства HSV позволяет более эффективно выделять объекты по цвету, поскольку информация о цветовом оттенке отделяется от яркости изображения. После преобразования выполняется построение цветовой маски, содержащей только пиксели, принадлежащие заданному диапазону жёлтого цвета.</w:t>
+      </w:r>
+    </w:p>
+    <w:p>
+      <w:pPr>
+        <w:widowControl/>
+        <w:autoSpaceDE/>
+        <w:autoSpaceDN/>
+        <w:adjustRightInd/>
+        <w:spacing w:line="360" w:lineRule="auto"/>
+        <w:ind w:firstLine="709"/>
+        <w:rPr>
+          <w:rFonts w:ascii="Times New Roman" w:hAnsi="Times New Roman" w:cs="Times New Roman"/>
+          <w:sz w:val="28"/>
+          <w:lang w:eastAsia="x-none"/>
+        </w:rPr>
+      </w:pPr>
+      <w:r>
+        <w:rPr>
+          <w:rFonts w:ascii="Times New Roman" w:hAnsi="Times New Roman" w:cs="Times New Roman"/>
+          <w:sz w:val="28"/>
+          <w:lang w:eastAsia="x-none"/>
+        </w:rPr>
+        <w:t>На следующем этапе производится поиск контуров обнаруженных объектов. Для каждого найденного контура вычисляется площадь и положение центра. Если площадь объекта превышает установленное пороговое значение, объект считается найденным. После этого определяется положение центра объекта относительно центра изображения. Полученные координаты используются для формирования управляющих воздействий и последующего наведения робота на цель.</w:t>
+      </w:r>
+    </w:p>
+    <w:p>
+      <w:pPr>
+        <w:widowControl/>
+        <w:autoSpaceDE/>
+        <w:autoSpaceDN/>
+        <w:adjustRightInd/>
+        <w:spacing w:line="360" w:lineRule="auto"/>
+        <w:ind w:firstLine="709"/>
+        <w:rPr>
+          <w:rFonts w:ascii="Times New Roman" w:hAnsi="Times New Roman" w:cs="Times New Roman"/>
+          <w:sz w:val="28"/>
+          <w:lang w:eastAsia="x-none"/>
+        </w:rPr>
+      </w:pPr>
+      <w:r>
+        <w:rPr>
+          <w:rFonts w:ascii="Times New Roman" w:hAnsi="Times New Roman" w:cs="Times New Roman"/>
+          <w:sz w:val="28"/>
+          <w:lang w:eastAsia="x-none"/>
+        </w:rPr>
+        <w:t>Разработанный алгоритм позволяет выполнять устойчивое обнаружение объектов заданного цвета в режиме реального времени. Использование цветовой сегментации значительно снижает вычислительную нагрузку по сравнению с более сложными алгоритмами распознавания изображений и обеспечивает достаточную точность для решения задач навигации мобильного робота в виртуальной среде.</w:t>
+      </w:r>
+    </w:p>
+    <w:p>
+      <w:pPr>
+        <w:widowControl/>
+        <w:autoSpaceDE/>
+        <w:autoSpaceDN/>
+        <w:adjustRightInd/>
+        <w:spacing w:line="360" w:lineRule="auto"/>
+        <w:ind w:firstLine="709"/>
+        <w:rPr>
+          <w:rFonts w:ascii="Times New Roman" w:hAnsi="Times New Roman" w:cs="Times New Roman"/>
+          <w:sz w:val="28"/>
+          <w:lang w:eastAsia="x-none"/>
+        </w:rPr>
+      </w:pPr>
+    </w:p>
+    <w:p>
+      <w:pPr>
+        <w:pStyle w:val="af0"/>
+        <w:widowControl/>
+        <w:numPr>
+          <w:ilvl w:val="0"/>
+          <w:numId w:val="35"/>
+        </w:numPr>
+        <w:autoSpaceDE/>
+        <w:autoSpaceDN/>
+        <w:adjustRightInd/>
+        <w:spacing w:line="360" w:lineRule="auto"/>
+        <w:rPr>
+          <w:sz w:val="28"/>
+          <w:lang w:eastAsia="x-none"/>
+        </w:rPr>
+      </w:pPr>
+      <w:r>
+        <w:rPr>
+          <w:sz w:val="28"/>
+          <w:lang w:eastAsia="x-none"/>
+        </w:rPr>
+        <w:t>Поиск объекта вращением робота</w:t>
+      </w:r>
+    </w:p>
+    <w:p>
+      <w:pPr>
+        <w:widowControl/>
+        <w:autoSpaceDE/>
+        <w:autoSpaceDN/>
+        <w:adjustRightInd/>
+        <w:spacing w:line="360" w:lineRule="auto"/>
+        <w:ind w:firstLine="709"/>
+        <w:rPr>
+          <w:rFonts w:ascii="Times New Roman" w:hAnsi="Times New Roman" w:cs="Times New Roman"/>
+          <w:sz w:val="28"/>
+          <w:lang w:eastAsia="x-none"/>
+        </w:rPr>
+      </w:pPr>
+      <w:r>
+        <w:rPr>
+          <w:rFonts w:ascii="Times New Roman" w:hAnsi="Times New Roman" w:cs="Times New Roman"/>
+          <w:sz w:val="28"/>
+          <w:lang w:eastAsia="x-none"/>
+        </w:rPr>
+        <w:t>Для обеспечения возможности поиска целевого объекта в окружающем пространстве был реализован режим активного сканирования. В процессе работы робот непрерывно анализирует изображения, поступающие с камеры, и определяет наличие объекта заданного цвета в поле зрения. Если объект отсутствует на изображении, робот переходит в режим поиска.</w:t>
+      </w:r>
+    </w:p>
+    <w:p>
+      <w:pPr>
+        <w:widowControl/>
+        <w:autoSpaceDE/>
+        <w:autoSpaceDN/>
+        <w:adjustRightInd/>
+        <w:spacing w:line="360" w:lineRule="auto"/>
+        <w:ind w:firstLine="709"/>
+        <w:rPr>
+          <w:rFonts w:ascii="Times New Roman" w:hAnsi="Times New Roman" w:cs="Times New Roman"/>
+          <w:sz w:val="28"/>
+          <w:lang w:eastAsia="x-none"/>
+        </w:rPr>
+      </w:pPr>
+      <w:r>
+        <w:rPr>
+          <w:rFonts w:ascii="Times New Roman" w:hAnsi="Times New Roman" w:cs="Times New Roman"/>
+          <w:sz w:val="28"/>
+          <w:lang w:eastAsia="x-none"/>
+        </w:rPr>
+        <w:lastRenderedPageBreak/>
+        <w:t xml:space="preserve">Поиск осуществляется путём вращения мобильной платформы вокруг собственной оси. Для этого </w:t>
+      </w:r>
+      <w:proofErr w:type="gramStart"/>
+      <w:r>
+        <w:rPr>
+          <w:rFonts w:ascii="Times New Roman" w:hAnsi="Times New Roman" w:cs="Times New Roman"/>
+          <w:sz w:val="28"/>
+          <w:lang w:eastAsia="x-none"/>
+        </w:rPr>
+        <w:t>в топик</w:t>
+      </w:r>
+      <w:proofErr w:type="gramEnd"/>
+      <w:r>
+        <w:rPr>
+          <w:rFonts w:ascii="Times New Roman" w:hAnsi="Times New Roman" w:cs="Times New Roman"/>
+          <w:sz w:val="28"/>
+          <w:lang w:eastAsia="x-none"/>
+        </w:rPr>
+        <w:t xml:space="preserve"> /</w:t>
+      </w:r>
+      <w:proofErr w:type="spellStart"/>
+      <w:r>
+        <w:rPr>
+          <w:rFonts w:ascii="Times New Roman" w:hAnsi="Times New Roman" w:cs="Times New Roman"/>
+          <w:sz w:val="28"/>
+          <w:lang w:eastAsia="x-none"/>
+        </w:rPr>
+        <w:t>cmd_vel</w:t>
+      </w:r>
+      <w:proofErr w:type="spellEnd"/>
+      <w:r>
+        <w:rPr>
+          <w:rFonts w:ascii="Times New Roman" w:hAnsi="Times New Roman" w:cs="Times New Roman"/>
+          <w:sz w:val="28"/>
+          <w:lang w:eastAsia="x-none"/>
+        </w:rPr>
+        <w:t xml:space="preserve"> передаются команды с нулевой линейной скоростью и положительной угловой скоростью. В результате робот начинает плавно поворачиваться на месте, выполняя обзор окружающего пространства. Во время вращения система компьютерного зрения продолжает анализировать поступающие изображения и осуществляет поиск объекта заданного цвета.</w:t>
+      </w:r>
+    </w:p>
+    <w:p>
+      <w:pPr>
+        <w:widowControl/>
+        <w:autoSpaceDE/>
+        <w:autoSpaceDN/>
+        <w:adjustRightInd/>
+        <w:spacing w:line="360" w:lineRule="auto"/>
+        <w:ind w:firstLine="709"/>
+        <w:rPr>
+          <w:rFonts w:ascii="Times New Roman" w:hAnsi="Times New Roman" w:cs="Times New Roman"/>
+          <w:sz w:val="28"/>
+          <w:lang w:eastAsia="x-none"/>
+        </w:rPr>
+      </w:pPr>
+      <w:r>
+        <w:rPr>
+          <w:rFonts w:ascii="Times New Roman" w:hAnsi="Times New Roman" w:cs="Times New Roman"/>
+          <w:sz w:val="28"/>
+          <w:lang w:eastAsia="x-none"/>
+        </w:rPr>
+        <w:t>Использование вращения вокруг собственной оси позволяет выполнять обзор пространства на 360 градусов без применения дополнительных механизмов поворота камеры. Такой подход существенно упрощает конструкцию робота и обеспечивает возможность обнаружения объекта независимо от его первоначального положения относительно платформы. После появления целевого объекта в кадре режим поиска автоматически завершается, и робот переходит к этапу наведения на цель.</w:t>
+      </w:r>
+    </w:p>
+    <w:p>
+      <w:pPr>
+        <w:pStyle w:val="af0"/>
+        <w:widowControl/>
+        <w:numPr>
+          <w:ilvl w:val="0"/>
+          <w:numId w:val="35"/>
+        </w:numPr>
+        <w:autoSpaceDE/>
+        <w:autoSpaceDN/>
+        <w:adjustRightInd/>
+        <w:spacing w:line="360" w:lineRule="auto"/>
+        <w:rPr>
+          <w:sz w:val="28"/>
+          <w:lang w:eastAsia="x-none"/>
+        </w:rPr>
+      </w:pPr>
+      <w:r>
+        <w:rPr>
+          <w:sz w:val="28"/>
+          <w:lang w:eastAsia="x-none"/>
+        </w:rPr>
+        <w:t>Движение робота к целевому объекту</w:t>
+      </w:r>
+    </w:p>
+    <w:p>
+      <w:pPr>
+        <w:widowControl/>
+        <w:autoSpaceDE/>
+        <w:autoSpaceDN/>
+        <w:adjustRightInd/>
+        <w:spacing w:line="360" w:lineRule="auto"/>
+        <w:ind w:firstLine="709"/>
+        <w:rPr>
+          <w:rFonts w:ascii="Times New Roman" w:hAnsi="Times New Roman" w:cs="Times New Roman"/>
+          <w:sz w:val="28"/>
+          <w:lang w:eastAsia="x-none"/>
+        </w:rPr>
+      </w:pPr>
+      <w:r>
+        <w:rPr>
+          <w:rFonts w:ascii="Times New Roman" w:hAnsi="Times New Roman" w:cs="Times New Roman"/>
+          <w:sz w:val="28"/>
+          <w:lang w:eastAsia="x-none"/>
+        </w:rPr>
+        <w:t xml:space="preserve">После обнаружения объекта алгоритм определяет его положение относительно центра изображения. Если объект находится слева от центра кадра, робот получает команду на поворот влево. Если объект расположен справа, робот поворачивается вправо. Когда объект оказывается в центральной части кадра, робот начинает движение вперёд. Управление осуществляется посредством публикации команд линейной скорости </w:t>
+      </w:r>
+      <w:proofErr w:type="gramStart"/>
+      <w:r>
+        <w:rPr>
+          <w:rFonts w:ascii="Times New Roman" w:hAnsi="Times New Roman" w:cs="Times New Roman"/>
+          <w:sz w:val="28"/>
+          <w:lang w:eastAsia="x-none"/>
+        </w:rPr>
+        <w:t>в топик</w:t>
+      </w:r>
+      <w:proofErr w:type="gramEnd"/>
+      <w:r>
+        <w:rPr>
+          <w:rFonts w:ascii="Times New Roman" w:hAnsi="Times New Roman" w:cs="Times New Roman"/>
+          <w:sz w:val="28"/>
+          <w:lang w:eastAsia="x-none"/>
+        </w:rPr>
+        <w:t xml:space="preserve"> /</w:t>
+      </w:r>
+      <w:proofErr w:type="spellStart"/>
+      <w:r>
+        <w:rPr>
+          <w:rFonts w:ascii="Times New Roman" w:hAnsi="Times New Roman" w:cs="Times New Roman"/>
+          <w:sz w:val="28"/>
+          <w:lang w:eastAsia="x-none"/>
+        </w:rPr>
+        <w:t>cmd_vel</w:t>
+      </w:r>
+      <w:proofErr w:type="spellEnd"/>
+      <w:r>
+        <w:rPr>
+          <w:rFonts w:ascii="Times New Roman" w:hAnsi="Times New Roman" w:cs="Times New Roman"/>
+          <w:sz w:val="28"/>
+          <w:lang w:eastAsia="x-none"/>
+        </w:rPr>
+        <w:t>. При этом система компьютерного зрения продолжает анализировать изображения и корректировать направление движения по мере необходимости. Благодаря постоянной обратной связи между камерой и системой управления робот способен удерживать объект в центре поля зрения во время движения.</w:t>
+      </w:r>
+    </w:p>
+    <w:p>
+      <w:pPr>
+        <w:pStyle w:val="af0"/>
+        <w:widowControl/>
+        <w:numPr>
+          <w:ilvl w:val="0"/>
+          <w:numId w:val="35"/>
+        </w:numPr>
+        <w:autoSpaceDE/>
+        <w:autoSpaceDN/>
+        <w:adjustRightInd/>
+        <w:spacing w:line="360" w:lineRule="auto"/>
+        <w:rPr>
+          <w:sz w:val="28"/>
+          <w:lang w:eastAsia="x-none"/>
+        </w:rPr>
+      </w:pPr>
+      <w:r>
+        <w:rPr>
+          <w:sz w:val="28"/>
+          <w:lang w:eastAsia="x-none"/>
+        </w:rPr>
+        <w:t xml:space="preserve">Структура модели робота в файле </w:t>
+      </w:r>
+      <w:proofErr w:type="spellStart"/>
+      <w:proofErr w:type="gramStart"/>
+      <w:r>
+        <w:rPr>
+          <w:sz w:val="28"/>
+          <w:lang w:eastAsia="x-none"/>
+        </w:rPr>
+        <w:t>robot.urdf</w:t>
+      </w:r>
+      <w:proofErr w:type="spellEnd"/>
+      <w:proofErr w:type="gramEnd"/>
+    </w:p>
+    <w:p>
+      <w:pPr>
+        <w:widowControl/>
+        <w:autoSpaceDE/>
+        <w:autoSpaceDN/>
+        <w:adjustRightInd/>
+        <w:spacing w:line="360" w:lineRule="auto"/>
+        <w:ind w:firstLine="709"/>
+        <w:rPr>
+          <w:rFonts w:ascii="Times New Roman" w:hAnsi="Times New Roman" w:cs="Times New Roman"/>
+          <w:sz w:val="28"/>
+          <w:lang w:eastAsia="x-none"/>
+        </w:rPr>
+      </w:pPr>
+      <w:r>
+        <w:rPr>
+          <w:rFonts w:ascii="Times New Roman" w:hAnsi="Times New Roman" w:cs="Times New Roman"/>
+          <w:sz w:val="28"/>
+          <w:lang w:eastAsia="x-none"/>
+        </w:rPr>
+        <w:t xml:space="preserve">Для описания конструкции мобильного робота и его взаимодействия со средой моделирования использовался файл </w:t>
+      </w:r>
+      <w:proofErr w:type="spellStart"/>
+      <w:proofErr w:type="gramStart"/>
+      <w:r>
+        <w:rPr>
+          <w:rFonts w:ascii="Times New Roman" w:hAnsi="Times New Roman" w:cs="Times New Roman"/>
+          <w:sz w:val="28"/>
+          <w:lang w:eastAsia="x-none"/>
+        </w:rPr>
+        <w:t>robot.urdf</w:t>
+      </w:r>
+      <w:proofErr w:type="spellEnd"/>
+      <w:proofErr w:type="gramEnd"/>
+      <w:r>
+        <w:rPr>
+          <w:rFonts w:ascii="Times New Roman" w:hAnsi="Times New Roman" w:cs="Times New Roman"/>
+          <w:sz w:val="28"/>
+          <w:lang w:eastAsia="x-none"/>
+        </w:rPr>
+        <w:t xml:space="preserve"> (Unified </w:t>
+      </w:r>
+      <w:proofErr w:type="spellStart"/>
+      <w:r>
+        <w:rPr>
+          <w:rFonts w:ascii="Times New Roman" w:hAnsi="Times New Roman" w:cs="Times New Roman"/>
+          <w:sz w:val="28"/>
+          <w:lang w:eastAsia="x-none"/>
+        </w:rPr>
+        <w:t>Robot</w:t>
+      </w:r>
+      <w:proofErr w:type="spellEnd"/>
+      <w:r>
+        <w:rPr>
+          <w:rFonts w:ascii="Times New Roman" w:hAnsi="Times New Roman" w:cs="Times New Roman"/>
+          <w:sz w:val="28"/>
+          <w:lang w:eastAsia="x-none"/>
+        </w:rPr>
+        <w:t xml:space="preserve"> </w:t>
+      </w:r>
+      <w:proofErr w:type="spellStart"/>
+      <w:r>
+        <w:rPr>
+          <w:rFonts w:ascii="Times New Roman" w:hAnsi="Times New Roman" w:cs="Times New Roman"/>
+          <w:sz w:val="28"/>
+          <w:lang w:eastAsia="x-none"/>
+        </w:rPr>
+        <w:t>Description</w:t>
+      </w:r>
+      <w:proofErr w:type="spellEnd"/>
+      <w:r>
+        <w:rPr>
+          <w:rFonts w:ascii="Times New Roman" w:hAnsi="Times New Roman" w:cs="Times New Roman"/>
+          <w:sz w:val="28"/>
+          <w:lang w:eastAsia="x-none"/>
+        </w:rPr>
+        <w:t xml:space="preserve"> Format. Основой конструкции является звено </w:t>
+      </w:r>
+      <w:proofErr w:type="spellStart"/>
+      <w:r>
+        <w:rPr>
+          <w:rFonts w:ascii="Times New Roman" w:hAnsi="Times New Roman" w:cs="Times New Roman"/>
+          <w:sz w:val="28"/>
+          <w:lang w:eastAsia="x-none"/>
+        </w:rPr>
+        <w:t>base_link</w:t>
+      </w:r>
+      <w:proofErr w:type="spellEnd"/>
+      <w:r>
+        <w:rPr>
+          <w:rFonts w:ascii="Times New Roman" w:hAnsi="Times New Roman" w:cs="Times New Roman"/>
+          <w:sz w:val="28"/>
+          <w:lang w:eastAsia="x-none"/>
+        </w:rPr>
+        <w:t xml:space="preserve">, представляющее корпус мобильного робота. К данному звену присоединены два ведущих колеса, </w:t>
+      </w:r>
+      <w:r>
+        <w:rPr>
+          <w:rFonts w:ascii="Times New Roman" w:hAnsi="Times New Roman" w:cs="Times New Roman"/>
+          <w:sz w:val="28"/>
+          <w:lang w:eastAsia="x-none"/>
+        </w:rPr>
+        <w:lastRenderedPageBreak/>
+        <w:t>обеспечивающие движение платформы по принципу дифференциального привода. Управление движением осуществляется за счёт изменения скоростей вращения левого и правого колёс. Такая схема обладает простотой реализации и широко применяется в мобильной робототехнике благодаря высокой манёвренности и возможности выполнения разворотов на месте.</w:t>
+      </w:r>
+    </w:p>
+    <w:p>
+      <w:pPr>
+        <w:widowControl/>
+        <w:autoSpaceDE/>
+        <w:autoSpaceDN/>
+        <w:adjustRightInd/>
+        <w:spacing w:line="360" w:lineRule="auto"/>
+        <w:ind w:firstLine="709"/>
+        <w:rPr>
+          <w:rFonts w:ascii="Times New Roman" w:hAnsi="Times New Roman" w:cs="Times New Roman"/>
+          <w:sz w:val="28"/>
+          <w:lang w:eastAsia="x-none"/>
+        </w:rPr>
+      </w:pPr>
+      <w:r>
+        <w:rPr>
+          <w:rFonts w:ascii="Times New Roman" w:hAnsi="Times New Roman" w:cs="Times New Roman"/>
+          <w:sz w:val="28"/>
+          <w:lang w:eastAsia="x-none"/>
+        </w:rPr>
+        <w:t xml:space="preserve">Для получения информации об окружающей среде в модель робота были интегрированы два сенсора: </w:t>
+      </w:r>
+      <w:proofErr w:type="spellStart"/>
+      <w:r>
+        <w:rPr>
+          <w:rFonts w:ascii="Times New Roman" w:hAnsi="Times New Roman" w:cs="Times New Roman"/>
+          <w:sz w:val="28"/>
+          <w:lang w:eastAsia="x-none"/>
+        </w:rPr>
+        <w:t>лидар</w:t>
+      </w:r>
+      <w:proofErr w:type="spellEnd"/>
+      <w:r>
+        <w:rPr>
+          <w:rFonts w:ascii="Times New Roman" w:hAnsi="Times New Roman" w:cs="Times New Roman"/>
+          <w:sz w:val="28"/>
+          <w:lang w:eastAsia="x-none"/>
+        </w:rPr>
+        <w:t xml:space="preserve"> и камера. </w:t>
+      </w:r>
+      <w:proofErr w:type="spellStart"/>
+      <w:r>
+        <w:rPr>
+          <w:rFonts w:ascii="Times New Roman" w:hAnsi="Times New Roman" w:cs="Times New Roman"/>
+          <w:sz w:val="28"/>
+          <w:lang w:eastAsia="x-none"/>
+        </w:rPr>
+        <w:t>Лидарный</w:t>
+      </w:r>
+      <w:proofErr w:type="spellEnd"/>
+      <w:r>
+        <w:rPr>
+          <w:rFonts w:ascii="Times New Roman" w:hAnsi="Times New Roman" w:cs="Times New Roman"/>
+          <w:sz w:val="28"/>
+          <w:lang w:eastAsia="x-none"/>
+        </w:rPr>
+        <w:t xml:space="preserve"> датчик размещён в верхней части корпуса робота и предназначен для измерения расстояний до окружающих объектов. Результатом его работы являются данные лазерного сканирования, позволяющие определять расположение препятствий и формировать представление об окружающем пространстве. Камера также установлена на корпусе робота и используется для получения цветных изображений, необходимых для работы алгоритмов компьютерного зрения и поиска объектов по цвету.</w:t>
+      </w:r>
+    </w:p>
+    <w:p>
+      <w:pPr>
+        <w:widowControl/>
+        <w:autoSpaceDE/>
+        <w:autoSpaceDN/>
+        <w:adjustRightInd/>
+        <w:spacing w:line="360" w:lineRule="auto"/>
+        <w:ind w:firstLine="709"/>
+        <w:rPr>
+          <w:rFonts w:ascii="Times New Roman" w:hAnsi="Times New Roman" w:cs="Times New Roman"/>
+          <w:sz w:val="28"/>
+          <w:lang w:eastAsia="x-none"/>
+        </w:rPr>
+      </w:pPr>
+      <w:r>
+        <w:rPr>
+          <w:rFonts w:ascii="Times New Roman" w:hAnsi="Times New Roman" w:cs="Times New Roman"/>
+          <w:sz w:val="28"/>
+          <w:lang w:eastAsia="x-none"/>
+        </w:rPr>
+        <w:t xml:space="preserve">Помимо описания механической структуры робота файл URDF содержит подключение специализированных плагинов </w:t>
+      </w:r>
+      <w:proofErr w:type="spellStart"/>
+      <w:r>
+        <w:rPr>
+          <w:rFonts w:ascii="Times New Roman" w:hAnsi="Times New Roman" w:cs="Times New Roman"/>
+          <w:sz w:val="28"/>
+          <w:lang w:eastAsia="x-none"/>
+        </w:rPr>
+        <w:t>Gazebo</w:t>
+      </w:r>
+      <w:proofErr w:type="spellEnd"/>
+      <w:r>
+        <w:rPr>
+          <w:rFonts w:ascii="Times New Roman" w:hAnsi="Times New Roman" w:cs="Times New Roman"/>
+          <w:sz w:val="28"/>
+          <w:lang w:eastAsia="x-none"/>
+        </w:rPr>
+        <w:t xml:space="preserve">. Плагин дифференциального привода обеспечивает выполнение команд движения, поступающих </w:t>
+      </w:r>
+      <w:proofErr w:type="gramStart"/>
+      <w:r>
+        <w:rPr>
+          <w:rFonts w:ascii="Times New Roman" w:hAnsi="Times New Roman" w:cs="Times New Roman"/>
+          <w:sz w:val="28"/>
+          <w:lang w:eastAsia="x-none"/>
+        </w:rPr>
+        <w:t>через топик</w:t>
+      </w:r>
+      <w:proofErr w:type="gramEnd"/>
+      <w:r>
+        <w:rPr>
+          <w:rFonts w:ascii="Times New Roman" w:hAnsi="Times New Roman" w:cs="Times New Roman"/>
+          <w:sz w:val="28"/>
+          <w:lang w:eastAsia="x-none"/>
+        </w:rPr>
+        <w:t xml:space="preserve"> /</w:t>
+      </w:r>
+      <w:proofErr w:type="spellStart"/>
+      <w:r>
+        <w:rPr>
+          <w:rFonts w:ascii="Times New Roman" w:hAnsi="Times New Roman" w:cs="Times New Roman"/>
+          <w:sz w:val="28"/>
+          <w:lang w:eastAsia="x-none"/>
+        </w:rPr>
+        <w:t>cmd_vel</w:t>
+      </w:r>
+      <w:proofErr w:type="spellEnd"/>
+      <w:r>
+        <w:rPr>
+          <w:rFonts w:ascii="Times New Roman" w:hAnsi="Times New Roman" w:cs="Times New Roman"/>
+          <w:sz w:val="28"/>
+          <w:lang w:eastAsia="x-none"/>
+        </w:rPr>
+        <w:t xml:space="preserve">, а также формирование данных </w:t>
+      </w:r>
+      <w:proofErr w:type="spellStart"/>
+      <w:r>
+        <w:rPr>
+          <w:rFonts w:ascii="Times New Roman" w:hAnsi="Times New Roman" w:cs="Times New Roman"/>
+          <w:sz w:val="28"/>
+          <w:lang w:eastAsia="x-none"/>
+        </w:rPr>
+        <w:t>одометрии</w:t>
+      </w:r>
+      <w:proofErr w:type="spellEnd"/>
+      <w:r>
+        <w:rPr>
+          <w:rFonts w:ascii="Times New Roman" w:hAnsi="Times New Roman" w:cs="Times New Roman"/>
+          <w:sz w:val="28"/>
+          <w:lang w:eastAsia="x-none"/>
+        </w:rPr>
+        <w:t>, публикуемых в топик /</w:t>
+      </w:r>
+      <w:proofErr w:type="spellStart"/>
+      <w:r>
+        <w:rPr>
+          <w:rFonts w:ascii="Times New Roman" w:hAnsi="Times New Roman" w:cs="Times New Roman"/>
+          <w:sz w:val="28"/>
+          <w:lang w:eastAsia="x-none"/>
+        </w:rPr>
+        <w:t>odom</w:t>
+      </w:r>
+      <w:proofErr w:type="spellEnd"/>
+      <w:r>
+        <w:rPr>
+          <w:rFonts w:ascii="Times New Roman" w:hAnsi="Times New Roman" w:cs="Times New Roman"/>
+          <w:sz w:val="28"/>
+          <w:lang w:eastAsia="x-none"/>
+        </w:rPr>
+        <w:t xml:space="preserve">. Плагин </w:t>
+      </w:r>
+      <w:proofErr w:type="spellStart"/>
+      <w:r>
+        <w:rPr>
+          <w:rFonts w:ascii="Times New Roman" w:hAnsi="Times New Roman" w:cs="Times New Roman"/>
+          <w:sz w:val="28"/>
+          <w:lang w:eastAsia="x-none"/>
+        </w:rPr>
+        <w:t>лидарного</w:t>
+      </w:r>
+      <w:proofErr w:type="spellEnd"/>
+      <w:r>
+        <w:rPr>
+          <w:rFonts w:ascii="Times New Roman" w:hAnsi="Times New Roman" w:cs="Times New Roman"/>
+          <w:sz w:val="28"/>
+          <w:lang w:eastAsia="x-none"/>
+        </w:rPr>
+        <w:t xml:space="preserve"> датчика отвечает за генерацию лазерных измерений и передачу данных </w:t>
+      </w:r>
+      <w:proofErr w:type="gramStart"/>
+      <w:r>
+        <w:rPr>
+          <w:rFonts w:ascii="Times New Roman" w:hAnsi="Times New Roman" w:cs="Times New Roman"/>
+          <w:sz w:val="28"/>
+          <w:lang w:eastAsia="x-none"/>
+        </w:rPr>
+        <w:t>в топик</w:t>
+      </w:r>
+      <w:proofErr w:type="gramEnd"/>
+      <w:r>
+        <w:rPr>
+          <w:rFonts w:ascii="Times New Roman" w:hAnsi="Times New Roman" w:cs="Times New Roman"/>
+          <w:sz w:val="28"/>
+          <w:lang w:eastAsia="x-none"/>
+        </w:rPr>
+        <w:t xml:space="preserve"> /</w:t>
+      </w:r>
+      <w:proofErr w:type="spellStart"/>
+      <w:r>
+        <w:rPr>
+          <w:rFonts w:ascii="Times New Roman" w:hAnsi="Times New Roman" w:cs="Times New Roman"/>
+          <w:sz w:val="28"/>
+          <w:lang w:eastAsia="x-none"/>
+        </w:rPr>
+        <w:t>scan</w:t>
+      </w:r>
+      <w:proofErr w:type="spellEnd"/>
+      <w:r>
+        <w:rPr>
+          <w:rFonts w:ascii="Times New Roman" w:hAnsi="Times New Roman" w:cs="Times New Roman"/>
+          <w:sz w:val="28"/>
+          <w:lang w:eastAsia="x-none"/>
+        </w:rPr>
+        <w:t xml:space="preserve">. Плагин камеры формирует изображения окружающей среды и публикует их </w:t>
+      </w:r>
+      <w:proofErr w:type="gramStart"/>
+      <w:r>
+        <w:rPr>
+          <w:rFonts w:ascii="Times New Roman" w:hAnsi="Times New Roman" w:cs="Times New Roman"/>
+          <w:sz w:val="28"/>
+          <w:lang w:eastAsia="x-none"/>
+        </w:rPr>
+        <w:t>в топик</w:t>
+      </w:r>
+      <w:proofErr w:type="gramEnd"/>
+      <w:r>
+        <w:rPr>
+          <w:rFonts w:ascii="Times New Roman" w:hAnsi="Times New Roman" w:cs="Times New Roman"/>
+          <w:sz w:val="28"/>
+          <w:lang w:eastAsia="x-none"/>
+        </w:rPr>
+        <w:t xml:space="preserve"> /</w:t>
+      </w:r>
+      <w:proofErr w:type="spellStart"/>
+      <w:r>
+        <w:rPr>
+          <w:rFonts w:ascii="Times New Roman" w:hAnsi="Times New Roman" w:cs="Times New Roman"/>
+          <w:sz w:val="28"/>
+          <w:lang w:eastAsia="x-none"/>
+        </w:rPr>
+        <w:t>robot_camera</w:t>
+      </w:r>
+      <w:proofErr w:type="spellEnd"/>
+      <w:r>
+        <w:rPr>
+          <w:rFonts w:ascii="Times New Roman" w:hAnsi="Times New Roman" w:cs="Times New Roman"/>
+          <w:sz w:val="28"/>
+          <w:lang w:eastAsia="x-none"/>
+        </w:rPr>
+        <w:t>/</w:t>
+      </w:r>
+      <w:proofErr w:type="spellStart"/>
+      <w:r>
+        <w:rPr>
+          <w:rFonts w:ascii="Times New Roman" w:hAnsi="Times New Roman" w:cs="Times New Roman"/>
+          <w:sz w:val="28"/>
+          <w:lang w:eastAsia="x-none"/>
+        </w:rPr>
+        <w:t>image_raw</w:t>
+      </w:r>
+      <w:proofErr w:type="spellEnd"/>
+      <w:r>
+        <w:rPr>
+          <w:rFonts w:ascii="Times New Roman" w:hAnsi="Times New Roman" w:cs="Times New Roman"/>
+          <w:sz w:val="28"/>
+          <w:lang w:eastAsia="x-none"/>
+        </w:rPr>
+        <w:t>. Благодаря использованию данных компонентов обеспечивается совместная работа модели робота, датчиков и алгоритмов управления в единой программной среде.</w:t>
+      </w:r>
+    </w:p>
+    <w:p>
+      <w:pPr>
+        <w:widowControl/>
+        <w:autoSpaceDE/>
+        <w:autoSpaceDN/>
+        <w:adjustRightInd/>
+        <w:spacing w:line="360" w:lineRule="auto"/>
+        <w:ind w:firstLine="709"/>
+        <w:rPr>
+          <w:rFonts w:ascii="Times New Roman" w:hAnsi="Times New Roman" w:cs="Times New Roman"/>
+          <w:color w:val="FF0000"/>
+          <w:sz w:val="28"/>
+          <w:lang w:eastAsia="x-none"/>
+        </w:rPr>
+      </w:pPr>
+      <w:r>
+        <w:rPr>
+          <w:rFonts w:ascii="Times New Roman" w:hAnsi="Times New Roman" w:cs="Times New Roman"/>
+          <w:color w:val="FF0000"/>
+          <w:sz w:val="28"/>
+          <w:lang w:eastAsia="x-none"/>
+        </w:rPr>
+        <w:t xml:space="preserve">На рисунке X представлена блок-схема структуры файла </w:t>
+      </w:r>
+      <w:proofErr w:type="spellStart"/>
+      <w:proofErr w:type="gramStart"/>
+      <w:r>
+        <w:rPr>
+          <w:rFonts w:ascii="Times New Roman" w:hAnsi="Times New Roman" w:cs="Times New Roman"/>
+          <w:color w:val="FF0000"/>
+          <w:sz w:val="28"/>
+          <w:lang w:eastAsia="x-none"/>
+        </w:rPr>
+        <w:t>robot.urdf</w:t>
+      </w:r>
+      <w:proofErr w:type="spellEnd"/>
+      <w:proofErr w:type="gramEnd"/>
+      <w:r>
+        <w:rPr>
+          <w:rFonts w:ascii="Times New Roman" w:hAnsi="Times New Roman" w:cs="Times New Roman"/>
+          <w:color w:val="FF0000"/>
+          <w:sz w:val="28"/>
+          <w:lang w:eastAsia="x-none"/>
+        </w:rPr>
+        <w:t xml:space="preserve"> и взаимодействия основных компонентов модели мобильного робота. Представленная схема отражает взаимосвязь механической части платформы, сенсорного оборудования и программных модулей системы управления.</w:t>
+      </w:r>
+    </w:p>
+    <w:p>
+      <w:pPr>
+        <w:widowControl/>
+        <w:autoSpaceDE/>
+        <w:autoSpaceDN/>
+        <w:adjustRightInd/>
+        <w:spacing w:line="360" w:lineRule="auto"/>
+        <w:ind w:firstLine="709"/>
+        <w:rPr>
+          <w:rFonts w:ascii="Times New Roman" w:hAnsi="Times New Roman" w:cs="Times New Roman"/>
+          <w:color w:val="FF0000"/>
+          <w:sz w:val="28"/>
+          <w:lang w:eastAsia="x-none"/>
+        </w:rPr>
+      </w:pPr>
+      <w:r>
+        <w:rPr>
+          <w:rFonts w:ascii="Times New Roman" w:hAnsi="Times New Roman" w:cs="Times New Roman"/>
+          <w:color w:val="FF0000"/>
+          <w:sz w:val="28"/>
+          <w:lang w:eastAsia="x-none"/>
+        </w:rPr>
+        <w:lastRenderedPageBreak/>
+        <w:drawing>
+          <wp:inline distT="0" distB="0" distL="0" distR="0" wp14:anchorId="619CB6E7" wp14:editId="7B6D4576">
+            <wp:extent cx="4345314" cy="4903076"/>
+            <wp:effectExtent l="0" t="0" r="0" b="0"/>
+            <wp:docPr id="2" name="Рисунок 2"/>
+            <wp:cNvGraphicFramePr>
+              <a:graphicFrameLocks xmlns:a="http://schemas.openxmlformats.org/drawingml/2006/main" noChangeAspect="1"/>
+            </wp:cNvGraphicFramePr>
+            <a:graphic xmlns:a="http://schemas.openxmlformats.org/drawingml/2006/main">
+              <a:graphicData uri="http://schemas.openxmlformats.org/drawingml/2006/picture">
+                <pic:pic xmlns:pic="http://schemas.openxmlformats.org/drawingml/2006/picture">
+                  <pic:nvPicPr>
+                    <pic:cNvPr id="1" name=""/>
+                    <pic:cNvPicPr/>
+                  </pic:nvPicPr>
+                  <pic:blipFill>
+                    <a:blip r:embed="rId10"/>
+                    <a:stretch>
+                      <a:fillRect/>
+                    </a:stretch>
+                  </pic:blipFill>
+                  <pic:spPr>
+                    <a:xfrm>
+                      <a:off x="0" y="0"/>
+                      <a:ext cx="4348366" cy="4906520"/>
+                    </a:xfrm>
+                    <a:prstGeom prst="rect">
+                      <a:avLst/>
+                    </a:prstGeom>
+                  </pic:spPr>
+                </pic:pic>
+              </a:graphicData>
+            </a:graphic>
+          </wp:inline>
+        </w:drawing>
+      </w:r>
+    </w:p>
+    <w:p>
+      <w:pPr>
+        <w:pStyle w:val="af0"/>
+        <w:widowControl/>
+        <w:numPr>
+          <w:ilvl w:val="0"/>
+          <w:numId w:val="35"/>
+        </w:numPr>
+        <w:autoSpaceDE/>
+        <w:autoSpaceDN/>
+        <w:adjustRightInd/>
+        <w:spacing w:line="360" w:lineRule="auto"/>
+        <w:rPr>
+          <w:sz w:val="28"/>
+          <w:lang w:eastAsia="x-none"/>
+        </w:rPr>
+      </w:pPr>
+      <w:r>
+        <w:rPr>
+          <w:sz w:val="28"/>
+          <w:lang w:eastAsia="x-none"/>
+        </w:rPr>
+        <w:t>Результаты тестирования разработанной системы</w:t>
+      </w:r>
+    </w:p>
+    <w:p>
+      <w:pPr>
+        <w:widowControl/>
+        <w:autoSpaceDE/>
+        <w:autoSpaceDN/>
+        <w:adjustRightInd/>
+        <w:spacing w:line="360" w:lineRule="auto"/>
+        <w:ind w:firstLine="709"/>
+        <w:rPr>
+          <w:rFonts w:ascii="Times New Roman" w:hAnsi="Times New Roman" w:cs="Times New Roman"/>
+          <w:sz w:val="28"/>
+          <w:lang w:eastAsia="x-none"/>
+        </w:rPr>
+      </w:pPr>
+      <w:r>
+        <w:rPr>
+          <w:rFonts w:ascii="Times New Roman" w:hAnsi="Times New Roman" w:cs="Times New Roman"/>
+          <w:sz w:val="28"/>
+          <w:lang w:eastAsia="x-none"/>
+        </w:rPr>
+        <w:t xml:space="preserve">После завершения разработки модели робота и алгоритмов компьютерного зрения была выполнена серия экспериментов в среде </w:t>
+      </w:r>
+      <w:proofErr w:type="spellStart"/>
+      <w:r>
+        <w:rPr>
+          <w:rFonts w:ascii="Times New Roman" w:hAnsi="Times New Roman" w:cs="Times New Roman"/>
+          <w:sz w:val="28"/>
+          <w:lang w:eastAsia="x-none"/>
+        </w:rPr>
+        <w:t>Gazebo</w:t>
+      </w:r>
+      <w:proofErr w:type="spellEnd"/>
+      <w:r>
+        <w:rPr>
+          <w:rFonts w:ascii="Times New Roman" w:hAnsi="Times New Roman" w:cs="Times New Roman"/>
+          <w:sz w:val="28"/>
+          <w:lang w:eastAsia="x-none"/>
+        </w:rPr>
+        <w:t>.</w:t>
+      </w:r>
+      <w:r>
+        <w:rPr>
+          <w:rFonts w:ascii="Times New Roman" w:hAnsi="Times New Roman" w:cs="Times New Roman"/>
+          <w:sz w:val="28"/>
+          <w:lang w:eastAsia="x-none"/>
+        </w:rPr>
+        <w:t xml:space="preserve"> </w:t>
+      </w:r>
+      <w:r>
+        <w:rPr>
+          <w:rFonts w:ascii="Times New Roman" w:hAnsi="Times New Roman" w:cs="Times New Roman"/>
+          <w:sz w:val="28"/>
+          <w:lang w:eastAsia="x-none"/>
+        </w:rPr>
+        <w:t>В ходе испытаний в виртуальной среде размещался объект жёлтого цвета, выступающий в качестве целевой точки для робота. После запуска программы система компьютерного зрения начинала анализ изображений, поступающих с камеры. При отсутствии объекта в поле зрения робот переходил в режим поиска и выполнял вращение вокруг собственной оси. Такой режим позволял осуществлять обзор окружающего пространства до момента появления объекта в кадре.</w:t>
+      </w:r>
+    </w:p>
+    <w:p>
+      <w:pPr>
+        <w:widowControl/>
+        <w:autoSpaceDE/>
+        <w:autoSpaceDN/>
+        <w:adjustRightInd/>
+        <w:spacing w:line="360" w:lineRule="auto"/>
+        <w:ind w:firstLine="709"/>
+        <w:rPr>
+          <w:rFonts w:ascii="Times New Roman" w:hAnsi="Times New Roman" w:cs="Times New Roman"/>
+          <w:sz w:val="28"/>
+          <w:lang w:eastAsia="x-none"/>
+        </w:rPr>
+      </w:pPr>
+      <w:r>
+        <w:rPr>
+          <w:rFonts w:ascii="Times New Roman" w:hAnsi="Times New Roman" w:cs="Times New Roman"/>
+          <w:sz w:val="28"/>
+          <w:lang w:eastAsia="x-none"/>
+        </w:rPr>
+        <w:t xml:space="preserve">После обнаружения целевого объекта алгоритм определял его положение относительно центра изображения и формировал соответствующие команды управления. Робот выполнял корректировку ориентации до тех пор, пока объект не оказывался в центральной части кадра. После завершения наведения робот начинал движение вперёд в направлении цели. В процессе движения </w:t>
+      </w:r>
+      <w:r>
+        <w:rPr>
+          <w:rFonts w:ascii="Times New Roman" w:hAnsi="Times New Roman" w:cs="Times New Roman"/>
+          <w:sz w:val="28"/>
+          <w:lang w:eastAsia="x-none"/>
+        </w:rPr>
+        <w:lastRenderedPageBreak/>
+        <w:t>выполнялся непрерывный анализ изображений, что обеспечивало удержание объекта в поле зрения и корректировку траектории при необходимости.</w:t>
+      </w:r>
+    </w:p>
+    <w:p>
+      <w:pPr>
+        <w:widowControl/>
+        <w:autoSpaceDE/>
+        <w:autoSpaceDN/>
+        <w:adjustRightInd/>
+        <w:spacing w:line="360" w:lineRule="auto"/>
+        <w:ind w:firstLine="709"/>
+        <w:rPr>
+          <w:rFonts w:ascii="Times New Roman" w:hAnsi="Times New Roman" w:cs="Times New Roman"/>
+          <w:sz w:val="28"/>
+          <w:lang w:eastAsia="x-none"/>
+        </w:rPr>
+      </w:pPr>
+      <w:r>
+        <w:rPr>
+          <w:rFonts w:ascii="Times New Roman" w:hAnsi="Times New Roman" w:cs="Times New Roman"/>
+          <w:sz w:val="28"/>
+          <w:lang w:eastAsia="x-none"/>
+        </w:rPr>
+        <w:t>Результаты проведённых экспериментов подтвердили работоспособность разработанной системы компьютерного зрения. Камера обеспечивала стабильное получение изображений, алгоритм успешно обнаруживал объекты заданного цвета, а робот корректно выполнял поиск, наведение и движение к цели. Полученные результаты демонстрируют возможность использования разработанной системы для решения задач автономной навигации и визуального сопровождения объектов в робототехнических комплексах.</w:t>
+      </w:r>
+    </w:p>
+    <w:p>
+      <w:pPr>
+        <w:widowControl/>
+        <w:autoSpaceDE/>
+        <w:autoSpaceDN/>
+        <w:adjustRightInd/>
+        <w:spacing w:line="360" w:lineRule="auto"/>
+        <w:ind w:firstLine="709"/>
+        <w:rPr>
+          <w:rFonts w:ascii="Times New Roman" w:hAnsi="Times New Roman" w:cs="Times New Roman"/>
+          <w:sz w:val="28"/>
+          <w:lang w:eastAsia="x-none"/>
+        </w:rPr>
+      </w:pPr>
+      <w:r>
+        <w:rPr>
+          <w:rFonts w:ascii="Times New Roman" w:hAnsi="Times New Roman" w:cs="Times New Roman"/>
+          <w:sz w:val="28"/>
+          <w:lang w:eastAsia="x-none"/>
+        </w:rPr>
+        <w:t>Заключение</w:t>
+      </w:r>
+    </w:p>
+    <w:p>
+      <w:pPr>
+        <w:widowControl/>
+        <w:autoSpaceDE/>
+        <w:autoSpaceDN/>
+        <w:adjustRightInd/>
+        <w:spacing w:line="360" w:lineRule="auto"/>
+        <w:ind w:firstLine="709"/>
+        <w:rPr>
+          <w:rFonts w:ascii="Times New Roman" w:hAnsi="Times New Roman" w:cs="Times New Roman"/>
+          <w:sz w:val="28"/>
+          <w:lang w:eastAsia="x-none"/>
+        </w:rPr>
+      </w:pPr>
+      <w:r>
+        <w:rPr>
+          <w:rFonts w:ascii="Times New Roman" w:hAnsi="Times New Roman" w:cs="Times New Roman"/>
+          <w:sz w:val="28"/>
+          <w:lang w:eastAsia="x-none"/>
+        </w:rPr>
+        <w:t xml:space="preserve">В ходе преддипломной практики была разработана система компьютерного зрения мобильного робота в среде моделирования </w:t>
+      </w:r>
+      <w:proofErr w:type="spellStart"/>
+      <w:r>
+        <w:rPr>
+          <w:rFonts w:ascii="Times New Roman" w:hAnsi="Times New Roman" w:cs="Times New Roman"/>
+          <w:sz w:val="28"/>
+          <w:lang w:eastAsia="x-none"/>
+        </w:rPr>
+        <w:t>Gazebo</w:t>
+      </w:r>
+      <w:proofErr w:type="spellEnd"/>
+      <w:r>
+        <w:rPr>
+          <w:rFonts w:ascii="Times New Roman" w:hAnsi="Times New Roman" w:cs="Times New Roman"/>
+          <w:sz w:val="28"/>
+          <w:lang w:eastAsia="x-none"/>
+        </w:rPr>
+        <w:t>. Для решения поставленных задач в модель робота была интегрирована виртуальная камера, обеспечивающая получение изображений окружающего пространства и передачу данных в среду ROS.</w:t>
+      </w:r>
+    </w:p>
+    <w:p>
+      <w:pPr>
+        <w:widowControl/>
+        <w:autoSpaceDE/>
+        <w:autoSpaceDN/>
+        <w:adjustRightInd/>
+        <w:spacing w:line="360" w:lineRule="auto"/>
+        <w:ind w:firstLine="709"/>
+        <w:rPr>
+          <w:rFonts w:ascii="Times New Roman" w:hAnsi="Times New Roman" w:cs="Times New Roman"/>
+          <w:sz w:val="28"/>
+          <w:lang w:eastAsia="x-none"/>
+        </w:rPr>
+      </w:pPr>
+      <w:r>
+        <w:rPr>
+          <w:rFonts w:ascii="Times New Roman" w:hAnsi="Times New Roman" w:cs="Times New Roman"/>
+          <w:sz w:val="28"/>
+          <w:lang w:eastAsia="x-none"/>
+        </w:rPr>
+        <w:t>На основе данных камеры был реализован алгоритм обнаружения объектов по цвету. Разработанная система позволяет выполнять выделение объектов заданного цвета, определять их положение в кадре и использовать полученную информацию для формирования управляющих воздействий. Дополнительно был реализован режим поиска объекта посредством вращения мобильного робота вокруг собственной оси и алгоритм автоматического движения к обнаруженной цели.</w:t>
+      </w:r>
+    </w:p>
+    <w:p>
+      <w:pPr>
+        <w:widowControl/>
+        <w:autoSpaceDE/>
+        <w:autoSpaceDN/>
+        <w:adjustRightInd/>
+        <w:spacing w:line="360" w:lineRule="auto"/>
+        <w:ind w:firstLine="709"/>
+        <w:rPr>
+          <w:rFonts w:ascii="Times New Roman" w:hAnsi="Times New Roman" w:cs="Times New Roman"/>
+          <w:sz w:val="28"/>
+          <w:lang w:eastAsia="x-none"/>
+        </w:rPr>
+      </w:pPr>
+      <w:r>
+        <w:rPr>
+          <w:rFonts w:ascii="Times New Roman" w:hAnsi="Times New Roman" w:cs="Times New Roman"/>
+          <w:sz w:val="28"/>
+          <w:lang w:eastAsia="x-none"/>
+        </w:rPr>
+        <w:t xml:space="preserve">Также была исследована структура модели робота, описанной в файле </w:t>
+      </w:r>
+      <w:proofErr w:type="spellStart"/>
+      <w:proofErr w:type="gramStart"/>
+      <w:r>
+        <w:rPr>
+          <w:rFonts w:ascii="Times New Roman" w:hAnsi="Times New Roman" w:cs="Times New Roman"/>
+          <w:sz w:val="28"/>
+          <w:lang w:eastAsia="x-none"/>
+        </w:rPr>
+        <w:t>robot.urdf</w:t>
+      </w:r>
+      <w:proofErr w:type="spellEnd"/>
+      <w:proofErr w:type="gramEnd"/>
+      <w:r>
+        <w:rPr>
+          <w:rFonts w:ascii="Times New Roman" w:hAnsi="Times New Roman" w:cs="Times New Roman"/>
+          <w:sz w:val="28"/>
+          <w:lang w:eastAsia="x-none"/>
+        </w:rPr>
+        <w:t>, содержащем сведения о механической конструкции платформы, сенсорном оборудовании и программных компонентах управления. Проведённые испытания подтвердили корректную работу камеры, системы компьютерного зрения и алгоритмов управления движением.</w:t>
+      </w:r>
+    </w:p>
+    <w:p>
+      <w:pPr>
+        <w:widowControl/>
+        <w:autoSpaceDE/>
+        <w:autoSpaceDN/>
+        <w:adjustRightInd/>
+        <w:spacing w:line="360" w:lineRule="auto"/>
+        <w:ind w:firstLine="709"/>
+        <w:rPr>
+          <w:rFonts w:ascii="Times New Roman" w:hAnsi="Times New Roman" w:cs="Times New Roman"/>
+          <w:sz w:val="28"/>
+          <w:lang w:eastAsia="x-none"/>
+        </w:rPr>
+      </w:pPr>
+      <w:r>
+        <w:rPr>
+          <w:rFonts w:ascii="Times New Roman" w:hAnsi="Times New Roman" w:cs="Times New Roman"/>
+          <w:sz w:val="28"/>
+          <w:lang w:eastAsia="x-none"/>
+        </w:rPr>
+        <w:t>Полученные результаты могут быть использованы при дальнейшей разработке систем автономной навигации, распознавания объектов и интеллектуального управления мобильными робототехническими платформами.</w:t>
+      </w:r>
+    </w:p>
+    <w:p>
+      <w:pPr>
+        <w:widowControl/>
+        <w:autoSpaceDE/>
+        <w:autoSpaceDN/>
+        <w:adjustRightInd/>
+        <w:spacing w:line="360" w:lineRule="auto"/>
+        <w:ind w:firstLine="709"/>
+        <w:rPr>
+          <w:rFonts w:ascii="Times New Roman" w:hAnsi="Times New Roman" w:cs="Times New Roman"/>
+          <w:sz w:val="28"/>
+          <w:lang w:eastAsia="x-none"/>
+        </w:rPr>
+      </w:pPr>
+    </w:p>
+    <w:p>
+      <w:pPr>
+        <w:widowControl/>
+        <w:autoSpaceDE/>
+        <w:autoSpaceDN/>
+        <w:adjustRightInd/>
+        <w:rPr>
+          <w:rFonts w:ascii="Times New Roman" w:hAnsi="Times New Roman" w:cs="Times New Roman"/>
+          <w:b/>
+          <w:bCs/>
           <w:sz w:val="28"/>
           <w:lang w:eastAsia="x-none"/>
         </w:rPr>
@@ -2807,1544 +4044,11 @@
         <w:jc w:val="both"/>
         <w:rPr>
           <w:rFonts w:ascii="Times New Roman" w:hAnsi="Times New Roman" w:cs="Times New Roman"/>
-          <w:b/>
-          <w:bCs/>
-          <w:sz w:val="28"/>
-          <w:lang w:eastAsia="x-none"/>
-        </w:rPr>
-      </w:pPr>
-      <w:r>
-        <w:rPr>
-          <w:rFonts w:ascii="Times New Roman" w:hAnsi="Times New Roman" w:cs="Times New Roman"/>
-          <w:b/>
-          <w:bCs/>
-          <w:sz w:val="28"/>
-          <w:lang w:eastAsia="x-none"/>
-        </w:rPr>
-        <w:t>3. Разработка файла автоматического запуска моделирования</w:t>
-      </w:r>
-    </w:p>
-    <w:p>
-      <w:pPr>
-        <w:widowControl/>
-        <w:autoSpaceDE/>
-        <w:autoSpaceDN/>
-        <w:adjustRightInd/>
-        <w:spacing w:line="360" w:lineRule="auto"/>
-        <w:ind w:firstLine="709"/>
-        <w:jc w:val="both"/>
-        <w:rPr>
-          <w:rFonts w:ascii="Times New Roman" w:hAnsi="Times New Roman" w:cs="Times New Roman"/>
-          <w:sz w:val="28"/>
-          <w:lang w:eastAsia="x-none"/>
-        </w:rPr>
-      </w:pPr>
-      <w:r>
-        <w:rPr>
-          <w:rFonts w:ascii="Times New Roman" w:hAnsi="Times New Roman" w:cs="Times New Roman"/>
-          <w:sz w:val="28"/>
-          <w:lang w:eastAsia="x-none"/>
-        </w:rPr>
-        <w:t xml:space="preserve">Для упрощения запуска разработанной системы был создан файл автоматического запуска моделирования </w:t>
-      </w:r>
-      <w:proofErr w:type="gramStart"/>
-      <w:r>
-        <w:rPr>
-          <w:rFonts w:ascii="Times New Roman" w:hAnsi="Times New Roman" w:cs="Times New Roman"/>
-          <w:sz w:val="28"/>
-          <w:lang w:val="en-US" w:eastAsia="x-none"/>
-        </w:rPr>
-        <w:t>robot</w:t>
-      </w:r>
-      <w:r>
-        <w:rPr>
-          <w:rFonts w:ascii="Times New Roman" w:hAnsi="Times New Roman" w:cs="Times New Roman"/>
-          <w:sz w:val="28"/>
-          <w:lang w:eastAsia="x-none"/>
-        </w:rPr>
-        <w:t>.</w:t>
-      </w:r>
-      <w:r>
-        <w:rPr>
-          <w:rFonts w:ascii="Times New Roman" w:hAnsi="Times New Roman" w:cs="Times New Roman"/>
-          <w:sz w:val="28"/>
-          <w:lang w:val="en-US" w:eastAsia="x-none"/>
-        </w:rPr>
-        <w:t>launch</w:t>
-      </w:r>
-      <w:proofErr w:type="gramEnd"/>
-      <w:r>
-        <w:rPr>
-          <w:rFonts w:ascii="Times New Roman" w:hAnsi="Times New Roman" w:cs="Times New Roman"/>
-          <w:sz w:val="28"/>
-          <w:lang w:eastAsia="x-none"/>
-        </w:rPr>
-        <w:t xml:space="preserve">. Использование </w:t>
-      </w:r>
-      <w:r>
-        <w:rPr>
-          <w:rFonts w:ascii="Times New Roman" w:hAnsi="Times New Roman" w:cs="Times New Roman"/>
-          <w:sz w:val="28"/>
-          <w:lang w:val="en-US" w:eastAsia="x-none"/>
-        </w:rPr>
-        <w:t>launch</w:t>
-      </w:r>
-      <w:r>
-        <w:rPr>
-          <w:rFonts w:ascii="Times New Roman" w:hAnsi="Times New Roman" w:cs="Times New Roman"/>
-          <w:sz w:val="28"/>
-          <w:lang w:eastAsia="x-none"/>
-        </w:rPr>
-        <w:t xml:space="preserve">-файла позволяет одновременно запускать среду </w:t>
-      </w:r>
-      <w:r>
-        <w:rPr>
-          <w:rFonts w:ascii="Times New Roman" w:hAnsi="Times New Roman" w:cs="Times New Roman"/>
-          <w:sz w:val="28"/>
-          <w:lang w:val="en-US" w:eastAsia="x-none"/>
-        </w:rPr>
-        <w:t>Gazebo</w:t>
-      </w:r>
-      <w:r>
-        <w:rPr>
-          <w:rFonts w:ascii="Times New Roman" w:hAnsi="Times New Roman" w:cs="Times New Roman"/>
-          <w:sz w:val="28"/>
-          <w:lang w:eastAsia="x-none"/>
-        </w:rPr>
-        <w:t xml:space="preserve">, загружать виртуальный мир и создавать модель мобильного робота без необходимости выполнения нескольких команд вручную. После создания </w:t>
-      </w:r>
-      <w:r>
-        <w:rPr>
-          <w:rFonts w:ascii="Times New Roman" w:hAnsi="Times New Roman" w:cs="Times New Roman"/>
-          <w:sz w:val="28"/>
-          <w:lang w:val="en-US" w:eastAsia="x-none"/>
-        </w:rPr>
-        <w:t>launch</w:t>
-      </w:r>
-      <w:r>
-        <w:rPr>
-          <w:rFonts w:ascii="Times New Roman" w:hAnsi="Times New Roman" w:cs="Times New Roman"/>
-          <w:sz w:val="28"/>
-          <w:lang w:eastAsia="x-none"/>
-        </w:rPr>
-        <w:t xml:space="preserve">-файла была выполнена проверка его </w:t>
-      </w:r>
-      <w:r>
-        <w:rPr>
-          <w:rFonts w:ascii="Times New Roman" w:hAnsi="Times New Roman" w:cs="Times New Roman"/>
-          <w:sz w:val="28"/>
-          <w:lang w:eastAsia="x-none"/>
-        </w:rPr>
-        <w:lastRenderedPageBreak/>
-        <w:t>работоспособности, подтвердившая корректность автоматического запуска моделирования.</w:t>
-      </w:r>
-    </w:p>
-    <w:p>
-      <w:pPr>
-        <w:widowControl/>
-        <w:autoSpaceDE/>
-        <w:autoSpaceDN/>
-        <w:adjustRightInd/>
-        <w:spacing w:line="360" w:lineRule="auto"/>
-        <w:ind w:firstLine="709"/>
-        <w:jc w:val="both"/>
-        <w:rPr>
-          <w:rFonts w:ascii="Times New Roman" w:hAnsi="Times New Roman" w:cs="Times New Roman"/>
-          <w:b/>
-          <w:bCs/>
-          <w:sz w:val="28"/>
-          <w:lang w:eastAsia="x-none"/>
-        </w:rPr>
-      </w:pPr>
-      <w:r>
-        <w:rPr>
-          <w:rFonts w:ascii="Times New Roman" w:hAnsi="Times New Roman" w:cs="Times New Roman"/>
-          <w:b/>
-          <w:bCs/>
-          <w:sz w:val="28"/>
-          <w:lang w:eastAsia="x-none"/>
-        </w:rPr>
-        <w:t>4. Разработка программы управления движением робота</w:t>
-      </w:r>
-    </w:p>
-    <w:p>
-      <w:pPr>
-        <w:widowControl/>
-        <w:autoSpaceDE/>
-        <w:autoSpaceDN/>
-        <w:adjustRightInd/>
-        <w:spacing w:line="360" w:lineRule="auto"/>
-        <w:ind w:firstLine="709"/>
-        <w:jc w:val="both"/>
-        <w:rPr>
-          <w:rFonts w:ascii="Times New Roman" w:hAnsi="Times New Roman" w:cs="Times New Roman"/>
-          <w:sz w:val="28"/>
-          <w:lang w:val="en-US" w:eastAsia="x-none"/>
-        </w:rPr>
-      </w:pPr>
-      <w:r>
-        <w:rPr>
-          <w:rFonts w:ascii="Times New Roman" w:hAnsi="Times New Roman" w:cs="Times New Roman"/>
-          <w:sz w:val="28"/>
-          <w:lang w:eastAsia="x-none"/>
-        </w:rPr>
-        <w:t>Для управления движением мобильного робота использовалась пр</w:t>
-      </w:r>
-      <w:r>
-        <w:rPr>
-          <w:rFonts w:ascii="Times New Roman" w:hAnsi="Times New Roman" w:cs="Times New Roman"/>
-          <w:sz w:val="28"/>
-          <w:lang w:eastAsia="x-none"/>
-        </w:rPr>
-        <w:t>о</w:t>
-      </w:r>
-      <w:r>
-        <w:rPr>
-          <w:rFonts w:ascii="Times New Roman" w:hAnsi="Times New Roman" w:cs="Times New Roman"/>
-          <w:sz w:val="28"/>
-          <w:lang w:eastAsia="x-none"/>
-        </w:rPr>
-        <w:t xml:space="preserve">граммная платформа </w:t>
-      </w:r>
-      <w:r>
-        <w:rPr>
-          <w:rFonts w:ascii="Times New Roman" w:hAnsi="Times New Roman" w:cs="Times New Roman"/>
-          <w:sz w:val="28"/>
-          <w:lang w:val="en-US" w:eastAsia="x-none"/>
-        </w:rPr>
-        <w:t>ROS</w:t>
-      </w:r>
-      <w:r>
-        <w:rPr>
-          <w:rFonts w:ascii="Times New Roman" w:hAnsi="Times New Roman" w:cs="Times New Roman"/>
-          <w:sz w:val="28"/>
-          <w:lang w:eastAsia="x-none"/>
-        </w:rPr>
-        <w:t xml:space="preserve">. Передача команд движения осуществляется </w:t>
-      </w:r>
-      <w:proofErr w:type="gramStart"/>
-      <w:r>
-        <w:rPr>
-          <w:rFonts w:ascii="Times New Roman" w:hAnsi="Times New Roman" w:cs="Times New Roman"/>
-          <w:sz w:val="28"/>
-          <w:lang w:eastAsia="x-none"/>
-        </w:rPr>
-        <w:t>через топик</w:t>
-      </w:r>
-      <w:proofErr w:type="gramEnd"/>
-      <w:r>
-        <w:rPr>
-          <w:rFonts w:ascii="Times New Roman" w:hAnsi="Times New Roman" w:cs="Times New Roman"/>
-          <w:sz w:val="28"/>
-          <w:lang w:eastAsia="x-none"/>
-        </w:rPr>
-        <w:t xml:space="preserve"> /</w:t>
-      </w:r>
-      <w:proofErr w:type="spellStart"/>
-      <w:r>
-        <w:rPr>
-          <w:rFonts w:ascii="Times New Roman" w:hAnsi="Times New Roman" w:cs="Times New Roman"/>
-          <w:sz w:val="28"/>
-          <w:lang w:val="en-US" w:eastAsia="x-none"/>
-        </w:rPr>
-        <w:t>cmd</w:t>
-      </w:r>
-      <w:proofErr w:type="spellEnd"/>
-      <w:r>
-        <w:rPr>
-          <w:rFonts w:ascii="Times New Roman" w:hAnsi="Times New Roman" w:cs="Times New Roman"/>
-          <w:sz w:val="28"/>
-          <w:lang w:eastAsia="x-none"/>
-        </w:rPr>
-        <w:t>_</w:t>
-      </w:r>
-      <w:r>
-        <w:rPr>
-          <w:rFonts w:ascii="Times New Roman" w:hAnsi="Times New Roman" w:cs="Times New Roman"/>
-          <w:sz w:val="28"/>
-          <w:lang w:val="en-US" w:eastAsia="x-none"/>
-        </w:rPr>
-        <w:t>vel</w:t>
-      </w:r>
-      <w:r>
-        <w:rPr>
-          <w:rFonts w:ascii="Times New Roman" w:hAnsi="Times New Roman" w:cs="Times New Roman"/>
-          <w:sz w:val="28"/>
-          <w:lang w:eastAsia="x-none"/>
-        </w:rPr>
-        <w:t xml:space="preserve"> с использованием сообщений типа </w:t>
-      </w:r>
-      <w:r>
-        <w:rPr>
-          <w:rFonts w:ascii="Times New Roman" w:hAnsi="Times New Roman" w:cs="Times New Roman"/>
-          <w:sz w:val="28"/>
-          <w:lang w:val="en-US" w:eastAsia="x-none"/>
-        </w:rPr>
-        <w:t>geometry</w:t>
-      </w:r>
-      <w:r>
-        <w:rPr>
-          <w:rFonts w:ascii="Times New Roman" w:hAnsi="Times New Roman" w:cs="Times New Roman"/>
-          <w:sz w:val="28"/>
-          <w:lang w:eastAsia="x-none"/>
-        </w:rPr>
-        <w:t>_</w:t>
-      </w:r>
-      <w:proofErr w:type="spellStart"/>
-      <w:r>
-        <w:rPr>
-          <w:rFonts w:ascii="Times New Roman" w:hAnsi="Times New Roman" w:cs="Times New Roman"/>
-          <w:sz w:val="28"/>
-          <w:lang w:val="en-US" w:eastAsia="x-none"/>
-        </w:rPr>
-        <w:t>msgs</w:t>
-      </w:r>
-      <w:proofErr w:type="spellEnd"/>
-      <w:r>
-        <w:rPr>
-          <w:rFonts w:ascii="Times New Roman" w:hAnsi="Times New Roman" w:cs="Times New Roman"/>
-          <w:sz w:val="28"/>
-          <w:lang w:eastAsia="x-none"/>
-        </w:rPr>
-        <w:t>/</w:t>
-      </w:r>
-      <w:r>
-        <w:rPr>
-          <w:rFonts w:ascii="Times New Roman" w:hAnsi="Times New Roman" w:cs="Times New Roman"/>
-          <w:sz w:val="28"/>
-          <w:lang w:val="en-US" w:eastAsia="x-none"/>
-        </w:rPr>
-        <w:t>Twist</w:t>
-      </w:r>
-      <w:r>
-        <w:rPr>
-          <w:rFonts w:ascii="Times New Roman" w:hAnsi="Times New Roman" w:cs="Times New Roman"/>
-          <w:sz w:val="28"/>
-          <w:lang w:eastAsia="x-none"/>
-        </w:rPr>
-        <w:t>. Данные сообщения содержат параметры линейной и угловой скорости, позволяющие управлять перемещением и ориентацией робота.</w:t>
-      </w:r>
-    </w:p>
-    <w:p>
-      <w:pPr>
-        <w:widowControl/>
-        <w:autoSpaceDE/>
-        <w:autoSpaceDN/>
-        <w:adjustRightInd/>
-        <w:spacing w:line="360" w:lineRule="auto"/>
-        <w:ind w:firstLine="709"/>
-        <w:jc w:val="both"/>
-        <w:rPr>
-          <w:rFonts w:ascii="Times New Roman" w:hAnsi="Times New Roman" w:cs="Times New Roman"/>
-          <w:sz w:val="28"/>
-          <w:lang w:eastAsia="x-none"/>
-        </w:rPr>
-      </w:pPr>
-      <w:r>
-        <w:rPr>
-          <w:rFonts w:ascii="Times New Roman" w:hAnsi="Times New Roman" w:cs="Times New Roman"/>
-          <w:sz w:val="28"/>
-          <w:lang w:eastAsia="x-none"/>
-        </w:rPr>
-        <w:t xml:space="preserve">Для проверки работоспособности модели робота была разработана программа, выполняющая последовательность типовых манёвров. Перед началом движения сохраняются начальные координаты и ориентация робота по данным </w:t>
-      </w:r>
-      <w:proofErr w:type="spellStart"/>
-      <w:r>
-        <w:rPr>
-          <w:rFonts w:ascii="Times New Roman" w:hAnsi="Times New Roman" w:cs="Times New Roman"/>
-          <w:sz w:val="28"/>
-          <w:lang w:eastAsia="x-none"/>
-        </w:rPr>
-        <w:t>одометрии</w:t>
-      </w:r>
-      <w:proofErr w:type="spellEnd"/>
-      <w:r>
-        <w:rPr>
-          <w:rFonts w:ascii="Times New Roman" w:hAnsi="Times New Roman" w:cs="Times New Roman"/>
-          <w:sz w:val="28"/>
-          <w:lang w:eastAsia="x-none"/>
-        </w:rPr>
-        <w:t>. Далее робот движется вперёд, выполняет поворот налево на 90°, затем направо на 90°, после чего проходит дугу вправо и дугу влево за счёт одновременного задания линейной и угловой скоростей. Затем робот движется назад по прямой линии.</w:t>
-      </w:r>
-    </w:p>
-    <w:p>
-      <w:pPr>
-        <w:widowControl/>
-        <w:autoSpaceDE/>
-        <w:autoSpaceDN/>
-        <w:adjustRightInd/>
-        <w:spacing w:line="360" w:lineRule="auto"/>
-        <w:ind w:firstLine="709"/>
-        <w:jc w:val="both"/>
-        <w:rPr>
-          <w:rFonts w:ascii="Times New Roman" w:hAnsi="Times New Roman" w:cs="Times New Roman"/>
-          <w:noProof/>
-          <w:sz w:val="28"/>
-          <w:lang w:val="en-US" w:eastAsia="x-none"/>
-        </w:rPr>
-      </w:pPr>
-      <w:r>
-        <w:rPr>
-          <w:rFonts w:ascii="Times New Roman" w:hAnsi="Times New Roman" w:cs="Times New Roman"/>
-          <w:sz w:val="28"/>
-          <w:lang w:eastAsia="x-none"/>
-        </w:rPr>
-        <w:t xml:space="preserve">После завершения манёвров выполняется автоматический возврат в исходную точку с использованием данных </w:t>
-      </w:r>
-      <w:proofErr w:type="spellStart"/>
-      <w:r>
-        <w:rPr>
-          <w:rFonts w:ascii="Times New Roman" w:hAnsi="Times New Roman" w:cs="Times New Roman"/>
-          <w:sz w:val="28"/>
-          <w:lang w:eastAsia="x-none"/>
-        </w:rPr>
-        <w:t>одометрии</w:t>
-      </w:r>
-      <w:proofErr w:type="spellEnd"/>
-      <w:r>
-        <w:rPr>
-          <w:rFonts w:ascii="Times New Roman" w:hAnsi="Times New Roman" w:cs="Times New Roman"/>
-          <w:sz w:val="28"/>
-          <w:lang w:eastAsia="x-none"/>
-        </w:rPr>
-        <w:t xml:space="preserve"> </w:t>
-      </w:r>
-      <w:proofErr w:type="gramStart"/>
-      <w:r>
-        <w:rPr>
-          <w:rFonts w:ascii="Times New Roman" w:hAnsi="Times New Roman" w:cs="Times New Roman"/>
-          <w:sz w:val="28"/>
-          <w:lang w:eastAsia="x-none"/>
-        </w:rPr>
-        <w:t>из топика</w:t>
-      </w:r>
-      <w:proofErr w:type="gramEnd"/>
-      <w:r>
-        <w:rPr>
-          <w:rFonts w:ascii="Times New Roman" w:hAnsi="Times New Roman" w:cs="Times New Roman"/>
-          <w:sz w:val="28"/>
-          <w:lang w:eastAsia="x-none"/>
-        </w:rPr>
-        <w:t xml:space="preserve"> /</w:t>
-      </w:r>
-      <w:proofErr w:type="spellStart"/>
-      <w:r>
-        <w:rPr>
-          <w:rFonts w:ascii="Times New Roman" w:hAnsi="Times New Roman" w:cs="Times New Roman"/>
-          <w:sz w:val="28"/>
-          <w:lang w:eastAsia="x-none"/>
-        </w:rPr>
-        <w:t>odom</w:t>
-      </w:r>
-      <w:proofErr w:type="spellEnd"/>
-      <w:r>
-        <w:rPr>
-          <w:rFonts w:ascii="Times New Roman" w:hAnsi="Times New Roman" w:cs="Times New Roman"/>
-          <w:sz w:val="28"/>
-          <w:lang w:eastAsia="x-none"/>
-        </w:rPr>
-        <w:t xml:space="preserve">. На основе текущих и начальных координат вычисляются направление и расстояние до точки старта, после чего робот возвращается в исходное положение и восстанавливает начальную ориентацию. Реализованный алгоритм использовался для проверки корректности работы модели робота, системы </w:t>
-      </w:r>
-      <w:proofErr w:type="spellStart"/>
-      <w:r>
-        <w:rPr>
-          <w:rFonts w:ascii="Times New Roman" w:hAnsi="Times New Roman" w:cs="Times New Roman"/>
-          <w:sz w:val="28"/>
-          <w:lang w:eastAsia="x-none"/>
-        </w:rPr>
-        <w:t>одометрии</w:t>
-      </w:r>
-      <w:proofErr w:type="spellEnd"/>
-      <w:r>
-        <w:rPr>
-          <w:rFonts w:ascii="Times New Roman" w:hAnsi="Times New Roman" w:cs="Times New Roman"/>
-          <w:sz w:val="28"/>
-          <w:lang w:eastAsia="x-none"/>
-        </w:rPr>
-        <w:t xml:space="preserve"> и механизмов управления движением в среде </w:t>
-      </w:r>
-      <w:proofErr w:type="spellStart"/>
-      <w:r>
-        <w:rPr>
-          <w:rFonts w:ascii="Times New Roman" w:hAnsi="Times New Roman" w:cs="Times New Roman"/>
-          <w:sz w:val="28"/>
-          <w:lang w:eastAsia="x-none"/>
-        </w:rPr>
-        <w:t>Gazebo</w:t>
-      </w:r>
-      <w:proofErr w:type="spellEnd"/>
-      <w:r>
-        <w:rPr>
-          <w:rFonts w:ascii="Times New Roman" w:hAnsi="Times New Roman" w:cs="Times New Roman"/>
-          <w:sz w:val="28"/>
-          <w:lang w:eastAsia="x-none"/>
-        </w:rPr>
-        <w:t>.</w:t>
-      </w:r>
-      <w:r>
-        <w:rPr>
-          <w:rFonts w:ascii="Times New Roman" w:hAnsi="Times New Roman" w:cs="Times New Roman"/>
-          <w:noProof/>
-          <w:sz w:val="28"/>
-          <w:lang w:eastAsia="x-none"/>
-        </w:rPr>
-        <w:t xml:space="preserve"> </w:t>
-      </w:r>
-      <w:r>
-        <w:rPr>
-          <w:rFonts w:ascii="Times New Roman" w:hAnsi="Times New Roman" w:cs="Times New Roman"/>
-          <w:noProof/>
-          <w:sz w:val="28"/>
-          <w:lang w:eastAsia="x-none"/>
-        </w:rPr>
-        <w:t>Демонстрация движения робота представлены на изображениях 2,3 и 4.</w:t>
-      </w:r>
-    </w:p>
-    <w:p>
-      <w:pPr>
-        <w:widowControl/>
-        <w:autoSpaceDE/>
-        <w:autoSpaceDN/>
-        <w:adjustRightInd/>
-        <w:spacing w:line="360" w:lineRule="auto"/>
-        <w:jc w:val="center"/>
-        <w:rPr>
-          <w:rFonts w:ascii="Times New Roman" w:hAnsi="Times New Roman" w:cs="Times New Roman"/>
-          <w:sz w:val="28"/>
-          <w:lang w:val="en-US" w:eastAsia="x-none"/>
-        </w:rPr>
-      </w:pPr>
-      <w:r>
-        <w:rPr>
-          <w:rFonts w:ascii="Times New Roman" w:hAnsi="Times New Roman" w:cs="Times New Roman"/>
-          <w:noProof/>
-          <w:sz w:val="28"/>
-          <w:lang w:eastAsia="x-none"/>
-        </w:rPr>
-        <w:lastRenderedPageBreak/>
-        <w:drawing>
-          <wp:inline distT="0" distB="0" distL="0" distR="0" wp14:anchorId="1C951C20" wp14:editId="0BCC1A20">
-            <wp:extent cx="4903076" cy="3479208"/>
-            <wp:effectExtent l="0" t="0" r="0" b="6985"/>
-            <wp:docPr id="6" name="Рисунок 6"/>
-            <wp:cNvGraphicFramePr>
-              <a:graphicFrameLocks xmlns:a="http://schemas.openxmlformats.org/drawingml/2006/main" noChangeAspect="1"/>
-            </wp:cNvGraphicFramePr>
-            <a:graphic xmlns:a="http://schemas.openxmlformats.org/drawingml/2006/main">
-              <a:graphicData uri="http://schemas.openxmlformats.org/drawingml/2006/picture">
-                <pic:pic xmlns:pic="http://schemas.openxmlformats.org/drawingml/2006/picture">
-                  <pic:nvPicPr>
-                    <pic:cNvPr id="0" name="Picture 14"/>
-                    <pic:cNvPicPr>
-                      <a:picLocks noChangeAspect="1" noChangeArrowheads="1"/>
-                    </pic:cNvPicPr>
-                  </pic:nvPicPr>
-                  <pic:blipFill>
-                    <a:blip r:embed="rId11">
-                      <a:extLst>
-                        <a:ext uri="{28A0092B-C50C-407E-A947-70E740481C1C}">
-                          <a14:useLocalDpi xmlns:a14="http://schemas.microsoft.com/office/drawing/2010/main" val="0"/>
-                        </a:ext>
-                      </a:extLst>
-                    </a:blip>
-                    <a:srcRect/>
-                    <a:stretch>
-                      <a:fillRect/>
-                    </a:stretch>
-                  </pic:blipFill>
-                  <pic:spPr bwMode="auto">
-                    <a:xfrm>
-                      <a:off x="0" y="0"/>
-                      <a:ext cx="4911142" cy="3484932"/>
-                    </a:xfrm>
-                    <a:prstGeom prst="rect">
-                      <a:avLst/>
-                    </a:prstGeom>
-                    <a:noFill/>
-                    <a:ln>
-                      <a:noFill/>
-                    </a:ln>
-                  </pic:spPr>
-                </pic:pic>
-              </a:graphicData>
-            </a:graphic>
-          </wp:inline>
-        </w:drawing>
-      </w:r>
-    </w:p>
-    <w:p>
-      <w:pPr>
-        <w:pStyle w:val="afa"/>
-        <w:tabs>
-          <w:tab w:val="left" w:pos="0"/>
-        </w:tabs>
-        <w:spacing w:line="360" w:lineRule="auto"/>
-        <w:jc w:val="center"/>
-        <w:rPr>
-          <w:rFonts w:ascii="Times New Roman" w:hAnsi="Times New Roman" w:cs="Times New Roman"/>
-          <w:i w:val="0"/>
-          <w:iCs w:val="0"/>
-          <w:color w:val="auto"/>
-          <w:sz w:val="28"/>
-          <w:szCs w:val="28"/>
-        </w:rPr>
-      </w:pPr>
-      <w:r>
-        <w:rPr>
-          <w:rFonts w:ascii="Times New Roman" w:hAnsi="Times New Roman" w:cs="Times New Roman"/>
-          <w:i w:val="0"/>
-          <w:iCs w:val="0"/>
-          <w:color w:val="auto"/>
-          <w:sz w:val="28"/>
-          <w:szCs w:val="28"/>
-        </w:rPr>
-        <w:t xml:space="preserve">Рисунок </w:t>
-      </w:r>
-      <w:r>
-        <w:rPr>
-          <w:rFonts w:ascii="Times New Roman" w:hAnsi="Times New Roman" w:cs="Times New Roman"/>
-          <w:i w:val="0"/>
-          <w:iCs w:val="0"/>
-          <w:color w:val="auto"/>
-          <w:sz w:val="28"/>
-          <w:szCs w:val="28"/>
-        </w:rPr>
-        <w:t>2</w:t>
-      </w:r>
-      <w:r>
-        <w:rPr>
-          <w:rFonts w:ascii="Times New Roman" w:hAnsi="Times New Roman" w:cs="Times New Roman"/>
-          <w:i w:val="0"/>
-          <w:iCs w:val="0"/>
-          <w:color w:val="auto"/>
-          <w:sz w:val="28"/>
-          <w:szCs w:val="28"/>
-        </w:rPr>
-        <w:t xml:space="preserve"> –</w:t>
-      </w:r>
-      <w:r>
-        <w:rPr>
-          <w:rFonts w:ascii="Times New Roman" w:hAnsi="Times New Roman" w:cs="Times New Roman"/>
-          <w:i w:val="0"/>
-          <w:iCs w:val="0"/>
-          <w:color w:val="auto"/>
-          <w:sz w:val="28"/>
-          <w:szCs w:val="28"/>
-        </w:rPr>
-        <w:t xml:space="preserve"> Движение робота в виртуальной комнате</w:t>
-      </w:r>
-      <w:r>
-        <w:rPr>
-          <w:rFonts w:ascii="Times New Roman" w:hAnsi="Times New Roman" w:cs="Times New Roman"/>
-          <w:noProof/>
-          <w:sz w:val="28"/>
-          <w:lang w:eastAsia="x-none"/>
-        </w:rPr>
-        <w:drawing>
-          <wp:inline distT="0" distB="0" distL="0" distR="0" wp14:anchorId="68D09C6F" wp14:editId="750A6C48">
-            <wp:extent cx="4848569" cy="3431969"/>
-            <wp:effectExtent l="0" t="0" r="0" b="0"/>
-            <wp:docPr id="8" name="Рисунок 8"/>
-            <wp:cNvGraphicFramePr>
-              <a:graphicFrameLocks xmlns:a="http://schemas.openxmlformats.org/drawingml/2006/main" noChangeAspect="1"/>
-            </wp:cNvGraphicFramePr>
-            <a:graphic xmlns:a="http://schemas.openxmlformats.org/drawingml/2006/main">
-              <a:graphicData uri="http://schemas.openxmlformats.org/drawingml/2006/picture">
-                <pic:pic xmlns:pic="http://schemas.openxmlformats.org/drawingml/2006/picture">
-                  <pic:nvPicPr>
-                    <pic:cNvPr id="0" name="Picture 16"/>
-                    <pic:cNvPicPr>
-                      <a:picLocks noChangeAspect="1" noChangeArrowheads="1"/>
-                    </pic:cNvPicPr>
-                  </pic:nvPicPr>
-                  <pic:blipFill>
-                    <a:blip r:embed="rId12">
-                      <a:extLst>
-                        <a:ext uri="{28A0092B-C50C-407E-A947-70E740481C1C}">
-                          <a14:useLocalDpi xmlns:a14="http://schemas.microsoft.com/office/drawing/2010/main" val="0"/>
-                        </a:ext>
-                      </a:extLst>
-                    </a:blip>
-                    <a:srcRect/>
-                    <a:stretch>
-                      <a:fillRect/>
-                    </a:stretch>
-                  </pic:blipFill>
-                  <pic:spPr bwMode="auto">
-                    <a:xfrm>
-                      <a:off x="0" y="0"/>
-                      <a:ext cx="4855382" cy="3436792"/>
-                    </a:xfrm>
-                    <a:prstGeom prst="rect">
-                      <a:avLst/>
-                    </a:prstGeom>
-                    <a:noFill/>
-                    <a:ln>
-                      <a:noFill/>
-                    </a:ln>
-                  </pic:spPr>
-                </pic:pic>
-              </a:graphicData>
-            </a:graphic>
-          </wp:inline>
-        </w:drawing>
-      </w:r>
-    </w:p>
-    <w:p>
-      <w:pPr>
-        <w:pStyle w:val="afa"/>
-        <w:tabs>
-          <w:tab w:val="left" w:pos="0"/>
-        </w:tabs>
-        <w:spacing w:line="360" w:lineRule="auto"/>
-        <w:jc w:val="center"/>
-        <w:rPr>
-          <w:rFonts w:ascii="Times New Roman" w:hAnsi="Times New Roman" w:cs="Times New Roman"/>
-          <w:noProof/>
-          <w:sz w:val="28"/>
-          <w:lang w:eastAsia="x-none"/>
-        </w:rPr>
-      </w:pPr>
-      <w:r>
-        <w:rPr>
-          <w:rFonts w:ascii="Times New Roman" w:hAnsi="Times New Roman" w:cs="Times New Roman"/>
-          <w:i w:val="0"/>
-          <w:iCs w:val="0"/>
-          <w:color w:val="auto"/>
-          <w:sz w:val="28"/>
-          <w:szCs w:val="28"/>
-        </w:rPr>
-        <w:t xml:space="preserve">Рисунок </w:t>
-      </w:r>
-      <w:r>
-        <w:rPr>
-          <w:rFonts w:ascii="Times New Roman" w:hAnsi="Times New Roman" w:cs="Times New Roman"/>
-          <w:i w:val="0"/>
-          <w:iCs w:val="0"/>
-          <w:color w:val="auto"/>
-          <w:sz w:val="28"/>
-          <w:szCs w:val="28"/>
-        </w:rPr>
-        <w:t>3</w:t>
-      </w:r>
-      <w:r>
-        <w:rPr>
-          <w:rFonts w:ascii="Times New Roman" w:hAnsi="Times New Roman" w:cs="Times New Roman"/>
-          <w:i w:val="0"/>
-          <w:iCs w:val="0"/>
-          <w:color w:val="auto"/>
-          <w:sz w:val="28"/>
-          <w:szCs w:val="28"/>
-        </w:rPr>
-        <w:t xml:space="preserve"> –</w:t>
-      </w:r>
-      <w:r>
-        <w:rPr>
-          <w:rFonts w:ascii="Times New Roman" w:hAnsi="Times New Roman" w:cs="Times New Roman"/>
-          <w:i w:val="0"/>
-          <w:iCs w:val="0"/>
-          <w:color w:val="auto"/>
-          <w:sz w:val="28"/>
-          <w:szCs w:val="28"/>
-        </w:rPr>
-        <w:t xml:space="preserve"> </w:t>
-      </w:r>
-      <w:r>
-        <w:rPr>
-          <w:rFonts w:ascii="Times New Roman" w:hAnsi="Times New Roman" w:cs="Times New Roman"/>
-          <w:i w:val="0"/>
-          <w:iCs w:val="0"/>
-          <w:color w:val="auto"/>
-          <w:sz w:val="28"/>
-          <w:szCs w:val="28"/>
-        </w:rPr>
-        <w:t xml:space="preserve">Движение </w:t>
-      </w:r>
-      <w:r>
-        <w:rPr>
-          <w:rFonts w:ascii="Times New Roman" w:hAnsi="Times New Roman" w:cs="Times New Roman"/>
-          <w:i w:val="0"/>
-          <w:iCs w:val="0"/>
-          <w:color w:val="auto"/>
-          <w:sz w:val="28"/>
-          <w:szCs w:val="28"/>
-        </w:rPr>
-        <w:t>робота в виртуальной комнате</w:t>
-      </w:r>
-      <w:r>
-        <w:rPr>
-          <w:rFonts w:ascii="Times New Roman" w:hAnsi="Times New Roman" w:cs="Times New Roman"/>
-          <w:noProof/>
-          <w:sz w:val="28"/>
-          <w:lang w:eastAsia="x-none"/>
-        </w:rPr>
-        <w:t xml:space="preserve"> </w:t>
-      </w:r>
-      <w:r>
-        <w:rPr>
-          <w:rFonts w:ascii="Times New Roman" w:hAnsi="Times New Roman" w:cs="Times New Roman"/>
-          <w:noProof/>
-          <w:sz w:val="28"/>
-          <w:lang w:eastAsia="x-none"/>
-        </w:rPr>
-        <w:lastRenderedPageBreak/>
-        <w:drawing>
-          <wp:inline distT="0" distB="0" distL="0" distR="0" wp14:anchorId="2A92D06F" wp14:editId="59F9119D">
-            <wp:extent cx="4866053" cy="3427161"/>
-            <wp:effectExtent l="0" t="0" r="0" b="1905"/>
-            <wp:docPr id="7" name="Рисунок 7"/>
-            <wp:cNvGraphicFramePr>
-              <a:graphicFrameLocks xmlns:a="http://schemas.openxmlformats.org/drawingml/2006/main" noChangeAspect="1"/>
-            </wp:cNvGraphicFramePr>
-            <a:graphic xmlns:a="http://schemas.openxmlformats.org/drawingml/2006/main">
-              <a:graphicData uri="http://schemas.openxmlformats.org/drawingml/2006/picture">
-                <pic:pic xmlns:pic="http://schemas.openxmlformats.org/drawingml/2006/picture">
-                  <pic:nvPicPr>
-                    <pic:cNvPr id="0" name="Picture 15"/>
-                    <pic:cNvPicPr>
-                      <a:picLocks noChangeAspect="1" noChangeArrowheads="1"/>
-                    </pic:cNvPicPr>
-                  </pic:nvPicPr>
-                  <pic:blipFill>
-                    <a:blip r:embed="rId13">
-                      <a:extLst>
-                        <a:ext uri="{28A0092B-C50C-407E-A947-70E740481C1C}">
-                          <a14:useLocalDpi xmlns:a14="http://schemas.microsoft.com/office/drawing/2010/main" val="0"/>
-                        </a:ext>
-                      </a:extLst>
-                    </a:blip>
-                    <a:srcRect/>
-                    <a:stretch>
-                      <a:fillRect/>
-                    </a:stretch>
-                  </pic:blipFill>
-                  <pic:spPr bwMode="auto">
-                    <a:xfrm>
-                      <a:off x="0" y="0"/>
-                      <a:ext cx="4875143" cy="3433563"/>
-                    </a:xfrm>
-                    <a:prstGeom prst="rect">
-                      <a:avLst/>
-                    </a:prstGeom>
-                    <a:noFill/>
-                    <a:ln>
-                      <a:noFill/>
-                    </a:ln>
-                  </pic:spPr>
-                </pic:pic>
-              </a:graphicData>
-            </a:graphic>
-          </wp:inline>
-        </w:drawing>
-      </w:r>
-    </w:p>
-    <w:p>
-      <w:pPr>
-        <w:jc w:val="center"/>
-        <w:rPr>
-          <w:rFonts w:ascii="Times New Roman" w:hAnsi="Times New Roman" w:cs="Times New Roman"/>
-          <w:sz w:val="28"/>
-          <w:szCs w:val="28"/>
-        </w:rPr>
-      </w:pPr>
-      <w:r>
-        <w:rPr>
-          <w:rFonts w:ascii="Times New Roman" w:hAnsi="Times New Roman" w:cs="Times New Roman"/>
-          <w:sz w:val="28"/>
-          <w:szCs w:val="28"/>
-        </w:rPr>
-        <w:t xml:space="preserve">Рисунок </w:t>
-      </w:r>
-      <w:r>
-        <w:rPr>
-          <w:rFonts w:ascii="Times New Roman" w:hAnsi="Times New Roman" w:cs="Times New Roman"/>
-          <w:sz w:val="28"/>
-          <w:szCs w:val="28"/>
-        </w:rPr>
-        <w:t xml:space="preserve">4 </w:t>
-      </w:r>
-      <w:r>
-        <w:rPr>
-          <w:rFonts w:ascii="Times New Roman" w:hAnsi="Times New Roman" w:cs="Times New Roman"/>
-          <w:sz w:val="28"/>
-          <w:szCs w:val="28"/>
-        </w:rPr>
-        <w:t>– Движение робота в виртуальной комнате</w:t>
-      </w:r>
-    </w:p>
-    <w:p>
-      <w:pPr>
-        <w:jc w:val="center"/>
-        <w:rPr>
-          <w:rFonts w:ascii="Times New Roman" w:hAnsi="Times New Roman" w:cs="Times New Roman"/>
-          <w:sz w:val="28"/>
-          <w:szCs w:val="28"/>
-        </w:rPr>
-      </w:pPr>
-    </w:p>
-    <w:p>
-      <w:pPr>
-        <w:jc w:val="center"/>
-        <w:rPr>
-          <w:lang w:eastAsia="x-none"/>
-        </w:rPr>
-      </w:pPr>
-    </w:p>
-    <w:p>
-      <w:pPr>
-        <w:widowControl/>
-        <w:autoSpaceDE/>
-        <w:autoSpaceDN/>
-        <w:adjustRightInd/>
-        <w:spacing w:line="360" w:lineRule="auto"/>
-        <w:ind w:firstLine="709"/>
-        <w:jc w:val="both"/>
-        <w:rPr>
-          <w:rFonts w:ascii="Times New Roman" w:hAnsi="Times New Roman" w:cs="Times New Roman"/>
-          <w:b/>
-          <w:bCs/>
-          <w:sz w:val="28"/>
-          <w:lang w:eastAsia="x-none"/>
-        </w:rPr>
-      </w:pPr>
-      <w:r>
-        <w:rPr>
-          <w:rFonts w:ascii="Times New Roman" w:hAnsi="Times New Roman" w:cs="Times New Roman"/>
-          <w:b/>
-          <w:bCs/>
-          <w:sz w:val="28"/>
-          <w:lang w:eastAsia="x-none"/>
-        </w:rPr>
-        <w:t xml:space="preserve">5. Проверка работы </w:t>
-      </w:r>
-      <w:proofErr w:type="spellStart"/>
-      <w:r>
-        <w:rPr>
-          <w:rFonts w:ascii="Times New Roman" w:hAnsi="Times New Roman" w:cs="Times New Roman"/>
-          <w:b/>
-          <w:bCs/>
-          <w:sz w:val="28"/>
-          <w:lang w:eastAsia="x-none"/>
-        </w:rPr>
-        <w:t>лидарного</w:t>
-      </w:r>
-      <w:proofErr w:type="spellEnd"/>
-      <w:r>
-        <w:rPr>
-          <w:rFonts w:ascii="Times New Roman" w:hAnsi="Times New Roman" w:cs="Times New Roman"/>
-          <w:b/>
-          <w:bCs/>
-          <w:sz w:val="28"/>
-          <w:lang w:eastAsia="x-none"/>
-        </w:rPr>
-        <w:t xml:space="preserve"> датчика и системы обнаружения объектов</w:t>
-      </w:r>
-    </w:p>
-    <w:p>
-      <w:pPr>
-        <w:widowControl/>
-        <w:autoSpaceDE/>
-        <w:autoSpaceDN/>
-        <w:adjustRightInd/>
-        <w:spacing w:line="360" w:lineRule="auto"/>
-        <w:ind w:firstLine="709"/>
-        <w:jc w:val="both"/>
-        <w:rPr>
-          <w:rFonts w:ascii="Times New Roman" w:hAnsi="Times New Roman" w:cs="Times New Roman"/>
-          <w:sz w:val="28"/>
-          <w:lang w:eastAsia="x-none"/>
-        </w:rPr>
-      </w:pPr>
-      <w:r>
-        <w:rPr>
-          <w:rFonts w:ascii="Times New Roman" w:hAnsi="Times New Roman" w:cs="Times New Roman"/>
-          <w:sz w:val="28"/>
-          <w:lang w:eastAsia="x-none"/>
-        </w:rPr>
-        <w:t>После завершения разработки виртуальной среды и программ управления была выполнена проверка работоспособности установленного на роботе сенсорного оборудования. В процессе моделирования анализировалось распространение лазерных лучей и корректность обнаружения препятствий различной формы.</w:t>
-      </w:r>
-      <w:r>
-        <w:t xml:space="preserve"> </w:t>
-      </w:r>
-      <w:proofErr w:type="spellStart"/>
-      <w:r>
-        <w:rPr>
-          <w:rFonts w:ascii="Times New Roman" w:hAnsi="Times New Roman" w:cs="Times New Roman"/>
-          <w:sz w:val="28"/>
-          <w:szCs w:val="28"/>
-        </w:rPr>
-        <w:t>Л</w:t>
-      </w:r>
-      <w:r>
-        <w:rPr>
-          <w:rFonts w:ascii="Times New Roman" w:hAnsi="Times New Roman" w:cs="Times New Roman"/>
-          <w:sz w:val="28"/>
-          <w:szCs w:val="28"/>
-          <w:lang w:eastAsia="x-none"/>
-        </w:rPr>
-        <w:t>идар</w:t>
-      </w:r>
-      <w:proofErr w:type="spellEnd"/>
-      <w:r>
-        <w:rPr>
-          <w:rFonts w:ascii="Times New Roman" w:hAnsi="Times New Roman" w:cs="Times New Roman"/>
-          <w:sz w:val="28"/>
-          <w:lang w:eastAsia="x-none"/>
-        </w:rPr>
-        <w:t xml:space="preserve"> (</w:t>
-      </w:r>
-      <w:proofErr w:type="spellStart"/>
-      <w:r>
-        <w:rPr>
-          <w:rFonts w:ascii="Times New Roman" w:hAnsi="Times New Roman" w:cs="Times New Roman"/>
-          <w:sz w:val="28"/>
-          <w:lang w:eastAsia="x-none"/>
-        </w:rPr>
-        <w:t>LiDAR</w:t>
-      </w:r>
-      <w:proofErr w:type="spellEnd"/>
-      <w:r>
-        <w:rPr>
-          <w:rFonts w:ascii="Times New Roman" w:hAnsi="Times New Roman" w:cs="Times New Roman"/>
-          <w:sz w:val="28"/>
-          <w:lang w:eastAsia="x-none"/>
-        </w:rPr>
-        <w:t xml:space="preserve"> — Light </w:t>
-      </w:r>
-      <w:proofErr w:type="spellStart"/>
-      <w:r>
-        <w:rPr>
-          <w:rFonts w:ascii="Times New Roman" w:hAnsi="Times New Roman" w:cs="Times New Roman"/>
-          <w:sz w:val="28"/>
-          <w:lang w:eastAsia="x-none"/>
-        </w:rPr>
-        <w:t>Detection</w:t>
-      </w:r>
-      <w:proofErr w:type="spellEnd"/>
-      <w:r>
-        <w:rPr>
-          <w:rFonts w:ascii="Times New Roman" w:hAnsi="Times New Roman" w:cs="Times New Roman"/>
-          <w:sz w:val="28"/>
-          <w:lang w:eastAsia="x-none"/>
-        </w:rPr>
-        <w:t xml:space="preserve"> </w:t>
-      </w:r>
-      <w:proofErr w:type="spellStart"/>
-      <w:r>
-        <w:rPr>
-          <w:rFonts w:ascii="Times New Roman" w:hAnsi="Times New Roman" w:cs="Times New Roman"/>
-          <w:sz w:val="28"/>
-          <w:lang w:eastAsia="x-none"/>
-        </w:rPr>
-        <w:t>and</w:t>
-      </w:r>
-      <w:proofErr w:type="spellEnd"/>
-      <w:r>
-        <w:rPr>
-          <w:rFonts w:ascii="Times New Roman" w:hAnsi="Times New Roman" w:cs="Times New Roman"/>
-          <w:sz w:val="28"/>
-          <w:lang w:eastAsia="x-none"/>
-        </w:rPr>
-        <w:t xml:space="preserve"> </w:t>
-      </w:r>
-      <w:proofErr w:type="spellStart"/>
-      <w:r>
-        <w:rPr>
-          <w:rFonts w:ascii="Times New Roman" w:hAnsi="Times New Roman" w:cs="Times New Roman"/>
-          <w:sz w:val="28"/>
-          <w:lang w:eastAsia="x-none"/>
-        </w:rPr>
-        <w:t>Ranging</w:t>
-      </w:r>
-      <w:proofErr w:type="spellEnd"/>
-      <w:r>
-        <w:rPr>
-          <w:rFonts w:ascii="Times New Roman" w:hAnsi="Times New Roman" w:cs="Times New Roman"/>
-          <w:sz w:val="28"/>
-          <w:lang w:eastAsia="x-none"/>
-        </w:rPr>
-        <w:t xml:space="preserve">) представляет собой датчик дистанционного зондирования, предназначенный для измерения расстояния до окружающих объектов с помощью лазерного излучения. Принцип работы </w:t>
-      </w:r>
-      <w:proofErr w:type="spellStart"/>
-      <w:r>
-        <w:rPr>
-          <w:rFonts w:ascii="Times New Roman" w:hAnsi="Times New Roman" w:cs="Times New Roman"/>
-          <w:sz w:val="28"/>
-          <w:lang w:eastAsia="x-none"/>
-        </w:rPr>
-        <w:t>лидара</w:t>
-      </w:r>
-      <w:proofErr w:type="spellEnd"/>
-      <w:r>
-        <w:rPr>
-          <w:rFonts w:ascii="Times New Roman" w:hAnsi="Times New Roman" w:cs="Times New Roman"/>
-          <w:sz w:val="28"/>
-          <w:lang w:eastAsia="x-none"/>
-        </w:rPr>
-        <w:t xml:space="preserve"> основан на излучении лазерного луча и измерении времени его возврата после отражения от препятствия. На основании полученных измерений формируется информация о расположении объектов в окружающем пространстве. В мобильной робототехнике </w:t>
-      </w:r>
-      <w:proofErr w:type="spellStart"/>
-      <w:r>
-        <w:rPr>
-          <w:rFonts w:ascii="Times New Roman" w:hAnsi="Times New Roman" w:cs="Times New Roman"/>
-          <w:sz w:val="28"/>
-          <w:lang w:eastAsia="x-none"/>
-        </w:rPr>
-        <w:t>лидар</w:t>
-      </w:r>
-      <w:proofErr w:type="spellEnd"/>
-      <w:r>
-        <w:rPr>
-          <w:rFonts w:ascii="Times New Roman" w:hAnsi="Times New Roman" w:cs="Times New Roman"/>
-          <w:sz w:val="28"/>
-          <w:lang w:eastAsia="x-none"/>
-        </w:rPr>
-        <w:t xml:space="preserve"> широко используется для построения карт местности, обнаружения препятствий, навигации и обеспечения безопасного движения робота. </w:t>
-      </w:r>
-    </w:p>
-    <w:p>
-      <w:pPr>
-        <w:widowControl/>
-        <w:autoSpaceDE/>
-        <w:autoSpaceDN/>
-        <w:adjustRightInd/>
-        <w:spacing w:line="360" w:lineRule="auto"/>
-        <w:ind w:firstLine="709"/>
-        <w:jc w:val="both"/>
-        <w:rPr>
-          <w:rFonts w:ascii="Times New Roman" w:hAnsi="Times New Roman" w:cs="Times New Roman"/>
-          <w:sz w:val="28"/>
-          <w:lang w:eastAsia="x-none"/>
-        </w:rPr>
-      </w:pPr>
-      <w:r>
-        <w:rPr>
-          <w:rFonts w:ascii="Times New Roman" w:hAnsi="Times New Roman" w:cs="Times New Roman"/>
-          <w:sz w:val="28"/>
-          <w:lang w:eastAsia="x-none"/>
-        </w:rPr>
-        <w:t xml:space="preserve">В рамках данной работы </w:t>
-      </w:r>
-      <w:proofErr w:type="spellStart"/>
-      <w:r>
-        <w:rPr>
-          <w:rFonts w:ascii="Times New Roman" w:hAnsi="Times New Roman" w:cs="Times New Roman"/>
-          <w:sz w:val="28"/>
-          <w:lang w:eastAsia="x-none"/>
-        </w:rPr>
-        <w:t>лидар</w:t>
-      </w:r>
-      <w:proofErr w:type="spellEnd"/>
-      <w:r>
-        <w:rPr>
-          <w:rFonts w:ascii="Times New Roman" w:hAnsi="Times New Roman" w:cs="Times New Roman"/>
-          <w:sz w:val="28"/>
-          <w:lang w:eastAsia="x-none"/>
-        </w:rPr>
-        <w:t xml:space="preserve"> был реализован в среде </w:t>
-      </w:r>
-      <w:proofErr w:type="spellStart"/>
-      <w:r>
-        <w:rPr>
-          <w:rFonts w:ascii="Times New Roman" w:hAnsi="Times New Roman" w:cs="Times New Roman"/>
-          <w:sz w:val="28"/>
-          <w:lang w:eastAsia="x-none"/>
-        </w:rPr>
-        <w:t>Gazebo</w:t>
-      </w:r>
-      <w:proofErr w:type="spellEnd"/>
-      <w:r>
-        <w:rPr>
-          <w:rFonts w:ascii="Times New Roman" w:hAnsi="Times New Roman" w:cs="Times New Roman"/>
-          <w:sz w:val="28"/>
-          <w:lang w:eastAsia="x-none"/>
-        </w:rPr>
-        <w:t xml:space="preserve"> в виде виртуального лазерного датчика, установленного на верхней части корпуса </w:t>
-      </w:r>
-      <w:r>
-        <w:rPr>
-          <w:rFonts w:ascii="Times New Roman" w:hAnsi="Times New Roman" w:cs="Times New Roman"/>
-          <w:sz w:val="28"/>
-          <w:lang w:eastAsia="x-none"/>
-        </w:rPr>
-        <w:lastRenderedPageBreak/>
-        <w:t>мобильного робота. Настроенный датчик обеспечивает круговое сканирование окружающего пространства и позволяет получать данные о расстоянии до стен помещения и расположенных в нём препятствий.</w:t>
-      </w:r>
-    </w:p>
-    <w:p>
-      <w:pPr>
-        <w:widowControl/>
-        <w:autoSpaceDE/>
-        <w:autoSpaceDN/>
-        <w:adjustRightInd/>
-        <w:spacing w:line="360" w:lineRule="auto"/>
-        <w:ind w:firstLine="709"/>
-        <w:jc w:val="both"/>
-        <w:rPr>
-          <w:rFonts w:ascii="Times New Roman" w:hAnsi="Times New Roman" w:cs="Times New Roman"/>
-          <w:sz w:val="28"/>
-          <w:lang w:eastAsia="x-none"/>
-        </w:rPr>
-      </w:pPr>
-    </w:p>
-    <w:p>
-      <w:pPr>
-        <w:widowControl/>
-        <w:autoSpaceDE/>
-        <w:autoSpaceDN/>
-        <w:adjustRightInd/>
-        <w:spacing w:line="360" w:lineRule="auto"/>
-        <w:jc w:val="center"/>
-        <w:rPr>
-          <w:rFonts w:ascii="Times New Roman" w:hAnsi="Times New Roman" w:cs="Times New Roman"/>
-          <w:sz w:val="28"/>
-          <w:lang w:eastAsia="x-none"/>
-        </w:rPr>
-      </w:pPr>
-      <w:r>
-        <w:rPr>
-          <w:rFonts w:ascii="Times New Roman" w:hAnsi="Times New Roman" w:cs="Times New Roman"/>
-          <w:i/>
-          <w:iCs/>
-          <w:noProof/>
-          <w:sz w:val="28"/>
-          <w:szCs w:val="28"/>
-        </w:rPr>
-        <w:drawing>
-          <wp:inline distT="0" distB="0" distL="0" distR="0" wp14:anchorId="763862C7" wp14:editId="6C326DC4">
-            <wp:extent cx="6113780" cy="3816985"/>
-            <wp:effectExtent l="0" t="0" r="1270" b="0"/>
-            <wp:docPr id="5" name="Рисунок 5"/>
-            <wp:cNvGraphicFramePr>
-              <a:graphicFrameLocks xmlns:a="http://schemas.openxmlformats.org/drawingml/2006/main" noChangeAspect="1"/>
-            </wp:cNvGraphicFramePr>
-            <a:graphic xmlns:a="http://schemas.openxmlformats.org/drawingml/2006/main">
-              <a:graphicData uri="http://schemas.openxmlformats.org/drawingml/2006/picture">
-                <pic:pic xmlns:pic="http://schemas.openxmlformats.org/drawingml/2006/picture">
-                  <pic:nvPicPr>
-                    <pic:cNvPr id="0" name="Picture 13"/>
-                    <pic:cNvPicPr>
-                      <a:picLocks noChangeAspect="1" noChangeArrowheads="1"/>
-                    </pic:cNvPicPr>
-                  </pic:nvPicPr>
-                  <pic:blipFill>
-                    <a:blip r:embed="rId14">
-                      <a:extLst>
-                        <a:ext uri="{28A0092B-C50C-407E-A947-70E740481C1C}">
-                          <a14:useLocalDpi xmlns:a14="http://schemas.microsoft.com/office/drawing/2010/main" val="0"/>
-                        </a:ext>
-                      </a:extLst>
-                    </a:blip>
-                    <a:srcRect/>
-                    <a:stretch>
-                      <a:fillRect/>
-                    </a:stretch>
-                  </pic:blipFill>
-                  <pic:spPr bwMode="auto">
-                    <a:xfrm>
-                      <a:off x="0" y="0"/>
-                      <a:ext cx="6113780" cy="3816985"/>
-                    </a:xfrm>
-                    <a:prstGeom prst="rect">
-                      <a:avLst/>
-                    </a:prstGeom>
-                    <a:noFill/>
-                    <a:ln>
-                      <a:noFill/>
-                    </a:ln>
-                  </pic:spPr>
-                </pic:pic>
-              </a:graphicData>
-            </a:graphic>
-          </wp:inline>
-        </w:drawing>
-      </w:r>
-    </w:p>
-    <w:p>
-      <w:pPr>
-        <w:pStyle w:val="afa"/>
-        <w:spacing w:line="360" w:lineRule="auto"/>
-        <w:jc w:val="center"/>
-        <w:rPr>
-          <w:rFonts w:ascii="Times New Roman" w:hAnsi="Times New Roman" w:cs="Times New Roman"/>
-          <w:i w:val="0"/>
-          <w:iCs w:val="0"/>
-          <w:color w:val="auto"/>
-          <w:sz w:val="28"/>
-          <w:szCs w:val="28"/>
-        </w:rPr>
-      </w:pPr>
-      <w:r>
-        <w:rPr>
-          <w:rFonts w:ascii="Times New Roman" w:hAnsi="Times New Roman" w:cs="Times New Roman"/>
-          <w:i w:val="0"/>
-          <w:iCs w:val="0"/>
-          <w:color w:val="auto"/>
-          <w:sz w:val="28"/>
-          <w:szCs w:val="28"/>
-        </w:rPr>
-        <w:t xml:space="preserve">Рисунок </w:t>
-      </w:r>
-      <w:r>
-        <w:rPr>
-          <w:rFonts w:ascii="Times New Roman" w:hAnsi="Times New Roman" w:cs="Times New Roman"/>
-          <w:i w:val="0"/>
-          <w:iCs w:val="0"/>
-          <w:color w:val="auto"/>
-          <w:sz w:val="28"/>
-          <w:szCs w:val="28"/>
-        </w:rPr>
-        <w:t>5</w:t>
-      </w:r>
-      <w:r>
-        <w:rPr>
-          <w:rFonts w:ascii="Times New Roman" w:hAnsi="Times New Roman" w:cs="Times New Roman"/>
-          <w:i w:val="0"/>
-          <w:iCs w:val="0"/>
-          <w:color w:val="auto"/>
-          <w:sz w:val="28"/>
-          <w:szCs w:val="28"/>
-        </w:rPr>
-        <w:t xml:space="preserve"> – </w:t>
-      </w:r>
-      <w:r>
-        <w:rPr>
-          <w:rFonts w:ascii="Times New Roman" w:hAnsi="Times New Roman" w:cs="Times New Roman"/>
-          <w:i w:val="0"/>
-          <w:iCs w:val="0"/>
-          <w:color w:val="auto"/>
-          <w:sz w:val="28"/>
-          <w:szCs w:val="28"/>
-        </w:rPr>
-        <w:t xml:space="preserve">Демонстрация работы </w:t>
-      </w:r>
-      <w:proofErr w:type="spellStart"/>
-      <w:r>
-        <w:rPr>
-          <w:rFonts w:ascii="Times New Roman" w:hAnsi="Times New Roman" w:cs="Times New Roman"/>
-          <w:i w:val="0"/>
-          <w:iCs w:val="0"/>
-          <w:color w:val="auto"/>
-          <w:sz w:val="28"/>
-          <w:szCs w:val="28"/>
-        </w:rPr>
-        <w:t>лидар</w:t>
-      </w:r>
-      <w:proofErr w:type="spellEnd"/>
-      <w:r>
-        <w:rPr>
-          <w:rFonts w:ascii="Times New Roman" w:hAnsi="Times New Roman" w:cs="Times New Roman"/>
-          <w:i w:val="0"/>
-          <w:iCs w:val="0"/>
-          <w:color w:val="auto"/>
-          <w:sz w:val="28"/>
-          <w:szCs w:val="28"/>
-        </w:rPr>
-        <w:t xml:space="preserve"> датчика</w:t>
-      </w:r>
-    </w:p>
-    <w:p>
-      <w:pPr>
-        <w:widowControl/>
-        <w:autoSpaceDE/>
-        <w:autoSpaceDN/>
-        <w:adjustRightInd/>
-        <w:spacing w:line="360" w:lineRule="auto"/>
-        <w:jc w:val="both"/>
-        <w:rPr>
-          <w:rFonts w:ascii="Times New Roman" w:hAnsi="Times New Roman" w:cs="Times New Roman"/>
-          <w:sz w:val="28"/>
-          <w:lang w:eastAsia="x-none"/>
-        </w:rPr>
-      </w:pPr>
-    </w:p>
-    <w:p>
-      <w:pPr>
-        <w:widowControl/>
-        <w:autoSpaceDE/>
-        <w:autoSpaceDN/>
-        <w:adjustRightInd/>
-        <w:spacing w:line="360" w:lineRule="auto"/>
-        <w:ind w:firstLine="709"/>
-        <w:jc w:val="both"/>
-        <w:rPr>
-          <w:rFonts w:ascii="Times New Roman" w:hAnsi="Times New Roman" w:cs="Times New Roman"/>
-          <w:b/>
-          <w:bCs/>
-          <w:sz w:val="28"/>
-          <w:lang w:eastAsia="x-none"/>
-        </w:rPr>
-      </w:pPr>
-      <w:r>
-        <w:rPr>
-          <w:rFonts w:ascii="Times New Roman" w:hAnsi="Times New Roman" w:cs="Times New Roman"/>
-          <w:b/>
-          <w:bCs/>
-          <w:sz w:val="28"/>
-          <w:lang w:eastAsia="x-none"/>
-        </w:rPr>
-        <w:t>Основные полученные результаты</w:t>
-      </w:r>
-    </w:p>
-    <w:p>
-      <w:pPr>
-        <w:widowControl/>
-        <w:autoSpaceDE/>
-        <w:autoSpaceDN/>
-        <w:adjustRightInd/>
-        <w:spacing w:line="360" w:lineRule="auto"/>
-        <w:ind w:firstLine="709"/>
-        <w:jc w:val="both"/>
-        <w:rPr>
-          <w:rFonts w:ascii="Times New Roman" w:hAnsi="Times New Roman" w:cs="Times New Roman"/>
-          <w:sz w:val="28"/>
-          <w:lang w:eastAsia="x-none"/>
-        </w:rPr>
-      </w:pPr>
-      <w:r>
-        <w:rPr>
-          <w:rFonts w:ascii="Times New Roman" w:hAnsi="Times New Roman" w:cs="Times New Roman"/>
-          <w:sz w:val="28"/>
-          <w:lang w:eastAsia="x-none"/>
-        </w:rPr>
-        <w:t xml:space="preserve">Подготовлена модель мобильного робота с дифференциальным приводом для использования в среде </w:t>
-      </w:r>
-      <w:r>
-        <w:rPr>
-          <w:rFonts w:ascii="Times New Roman" w:hAnsi="Times New Roman" w:cs="Times New Roman"/>
-          <w:sz w:val="28"/>
-          <w:lang w:val="en-US" w:eastAsia="x-none"/>
-        </w:rPr>
-        <w:t>Gazebo</w:t>
-      </w:r>
-      <w:r>
-        <w:rPr>
-          <w:rFonts w:ascii="Times New Roman" w:hAnsi="Times New Roman" w:cs="Times New Roman"/>
-          <w:sz w:val="28"/>
-          <w:lang w:eastAsia="x-none"/>
-        </w:rPr>
-        <w:t xml:space="preserve">. Создана виртуальная среда моделирования с набором препятствий для тестирования алгоритмов управления и датчиков. Разработан файл автоматического запуска моделирования и реализована программа управления движением робота. Проведена проверка работы </w:t>
-      </w:r>
-      <w:proofErr w:type="spellStart"/>
-      <w:r>
-        <w:rPr>
-          <w:rFonts w:ascii="Times New Roman" w:hAnsi="Times New Roman" w:cs="Times New Roman"/>
-          <w:sz w:val="28"/>
-          <w:lang w:eastAsia="x-none"/>
-        </w:rPr>
-        <w:t>лидарного</w:t>
-      </w:r>
-      <w:proofErr w:type="spellEnd"/>
-      <w:r>
-        <w:rPr>
-          <w:rFonts w:ascii="Times New Roman" w:hAnsi="Times New Roman" w:cs="Times New Roman"/>
-          <w:sz w:val="28"/>
-          <w:lang w:eastAsia="x-none"/>
-        </w:rPr>
-        <w:t xml:space="preserve"> датчика и системы компьютерного зрения.</w:t>
-      </w:r>
-    </w:p>
-    <w:p>
-      <w:pPr>
-        <w:widowControl/>
-        <w:autoSpaceDE/>
-        <w:autoSpaceDN/>
-        <w:adjustRightInd/>
-        <w:spacing w:line="360" w:lineRule="auto"/>
-        <w:ind w:firstLine="709"/>
-        <w:jc w:val="both"/>
-        <w:rPr>
-          <w:rFonts w:ascii="Times New Roman" w:hAnsi="Times New Roman" w:cs="Times New Roman"/>
-          <w:b/>
-          <w:bCs/>
-          <w:sz w:val="28"/>
-          <w:lang w:eastAsia="x-none"/>
-        </w:rPr>
-      </w:pPr>
-      <w:r>
-        <w:rPr>
-          <w:rFonts w:ascii="Times New Roman" w:hAnsi="Times New Roman" w:cs="Times New Roman"/>
-          <w:b/>
-          <w:bCs/>
-          <w:sz w:val="28"/>
-          <w:lang w:eastAsia="x-none"/>
-        </w:rPr>
-        <w:t>Заключение</w:t>
-      </w:r>
-    </w:p>
-    <w:p>
-      <w:pPr>
-        <w:widowControl/>
-        <w:autoSpaceDE/>
-        <w:autoSpaceDN/>
-        <w:adjustRightInd/>
-        <w:spacing w:line="360" w:lineRule="auto"/>
-        <w:ind w:firstLine="709"/>
-        <w:jc w:val="both"/>
-        <w:rPr>
-          <w:rFonts w:ascii="Times New Roman" w:hAnsi="Times New Roman" w:cs="Times New Roman"/>
-          <w:sz w:val="28"/>
-          <w:lang w:eastAsia="x-none"/>
-        </w:rPr>
-      </w:pPr>
-      <w:r>
-        <w:rPr>
-          <w:rFonts w:ascii="Times New Roman" w:hAnsi="Times New Roman" w:cs="Times New Roman"/>
-          <w:sz w:val="28"/>
-          <w:lang w:eastAsia="x-none"/>
-        </w:rPr>
-        <w:t xml:space="preserve">В ходе технологической практики была подготовлена среда моделирования мобильного робота с дифференциальным приводом в программном комплексе </w:t>
-      </w:r>
-      <w:r>
-        <w:rPr>
-          <w:rFonts w:ascii="Times New Roman" w:hAnsi="Times New Roman" w:cs="Times New Roman"/>
-          <w:sz w:val="28"/>
-          <w:lang w:val="en-US" w:eastAsia="x-none"/>
-        </w:rPr>
-        <w:t>Gazebo</w:t>
-      </w:r>
-      <w:r>
-        <w:rPr>
-          <w:rFonts w:ascii="Times New Roman" w:hAnsi="Times New Roman" w:cs="Times New Roman"/>
-          <w:sz w:val="28"/>
-          <w:lang w:eastAsia="x-none"/>
-        </w:rPr>
-        <w:t xml:space="preserve">. Разработанная виртуальная среда позволила выполнить </w:t>
-      </w:r>
-      <w:r>
-        <w:rPr>
-          <w:rFonts w:ascii="Times New Roman" w:hAnsi="Times New Roman" w:cs="Times New Roman"/>
-          <w:sz w:val="28"/>
-          <w:lang w:eastAsia="x-none"/>
-        </w:rPr>
-        <w:lastRenderedPageBreak/>
-        <w:t>тестирование алгоритмов управления и сенсорного оборудования. Реализованные программные средства обеспечивают управление движением робота, автоматический запуск моделирования и проведение исследований в области навигации и обнаружения объектов. Полученные результаты могут быть использованы для дальнейшей разработки автономных робототехнических систем.</w:t>
-      </w:r>
-    </w:p>
-    <w:p>
-      <w:pPr>
-        <w:widowControl/>
-        <w:autoSpaceDE/>
-        <w:autoSpaceDN/>
-        <w:adjustRightInd/>
-        <w:spacing w:line="360" w:lineRule="auto"/>
-        <w:ind w:firstLine="709"/>
-        <w:jc w:val="both"/>
-        <w:rPr>
-          <w:rFonts w:ascii="Times New Roman" w:hAnsi="Times New Roman" w:cs="Times New Roman"/>
           <w:kern w:val="32"/>
           <w:sz w:val="28"/>
           <w:szCs w:val="28"/>
         </w:rPr>
       </w:pPr>
-      <w:r>
-        <w:rPr>
-          <w:rFonts w:ascii="Times New Roman" w:hAnsi="Times New Roman" w:cs="Times New Roman"/>
-          <w:sz w:val="28"/>
-          <w:szCs w:val="28"/>
-        </w:rPr>
-        <w:br w:type="page"/>
-      </w:r>
     </w:p>
     <w:p>
       <w:pPr>
@@ -4365,7 +4069,6 @@
           <w:sz w:val="28"/>
           <w:szCs w:val="28"/>
         </w:rPr>
-        <w:lastRenderedPageBreak/>
         <w:t>С</w:t>
       </w:r>
       <w:r>
@@ -4588,7 +4291,7 @@
         </w:rPr>
         <w:t xml:space="preserve">. – URL: </w:t>
       </w:r>
-      <w:hyperlink r:id="rId15" w:history="1">
+      <w:hyperlink r:id="rId11" w:history="1">
         <w:r>
           <w:rPr>
             <w:rStyle w:val="af1"/>
@@ -4872,8 +4575,8 @@
       <w:proofErr w:type="spellEnd"/>
     </w:p>
     <w:sectPr>
-      <w:footerReference w:type="even" r:id="rId16"/>
-      <w:footerReference w:type="default" r:id="rId17"/>
+      <w:footerReference w:type="even" r:id="rId12"/>
+      <w:footerReference w:type="default" r:id="rId13"/>
       <w:pgSz w:w="11906" w:h="16838"/>
       <w:pgMar w:top="1134" w:right="851" w:bottom="1134" w:left="1418" w:header="709" w:footer="709" w:gutter="0"/>
       <w:cols w:space="708"/>
@@ -6778,6 +6481,95 @@
     </w:lvl>
   </w:abstractNum>
   <w:abstractNum w:abstractNumId="19" w15:restartNumberingAfterBreak="0">
+    <w:nsid w:val="4BDC0D98"/>
+    <w:multiLevelType w:val="hybridMultilevel"/>
+    <w:tmpl w:val="8110D6E0"/>
+    <w:lvl w:ilvl="0" w:tplc="06A2E108">
+      <w:start w:val="1"/>
+      <w:numFmt w:val="decimal"/>
+      <w:lvlText w:val="%1."/>
+      <w:lvlJc w:val="left"/>
+      <w:pPr>
+        <w:ind w:left="1069" w:hanging="360"/>
+      </w:pPr>
+      <w:rPr>
+        <w:rFonts w:hint="default"/>
+      </w:rPr>
+    </w:lvl>
+    <w:lvl w:ilvl="1" w:tplc="04190019" w:tentative="1">
+      <w:start w:val="1"/>
+      <w:numFmt w:val="lowerLetter"/>
+      <w:lvlText w:val="%2."/>
+      <w:lvlJc w:val="left"/>
+      <w:pPr>
+        <w:ind w:left="1789" w:hanging="360"/>
+      </w:pPr>
+    </w:lvl>
+    <w:lvl w:ilvl="2" w:tplc="0419001B" w:tentative="1">
+      <w:start w:val="1"/>
+      <w:numFmt w:val="lowerRoman"/>
+      <w:lvlText w:val="%3."/>
+      <w:lvlJc w:val="right"/>
+      <w:pPr>
+        <w:ind w:left="2509" w:hanging="180"/>
+      </w:pPr>
+    </w:lvl>
+    <w:lvl w:ilvl="3" w:tplc="0419000F" w:tentative="1">
+      <w:start w:val="1"/>
+      <w:numFmt w:val="decimal"/>
+      <w:lvlText w:val="%4."/>
+      <w:lvlJc w:val="left"/>
+      <w:pPr>
+        <w:ind w:left="3229" w:hanging="360"/>
+      </w:pPr>
+    </w:lvl>
+    <w:lvl w:ilvl="4" w:tplc="04190019" w:tentative="1">
+      <w:start w:val="1"/>
+      <w:numFmt w:val="lowerLetter"/>
+      <w:lvlText w:val="%5."/>
+      <w:lvlJc w:val="left"/>
+      <w:pPr>
+        <w:ind w:left="3949" w:hanging="360"/>
+      </w:pPr>
+    </w:lvl>
+    <w:lvl w:ilvl="5" w:tplc="0419001B" w:tentative="1">
+      <w:start w:val="1"/>
+      <w:numFmt w:val="lowerRoman"/>
+      <w:lvlText w:val="%6."/>
+      <w:lvlJc w:val="right"/>
+      <w:pPr>
+        <w:ind w:left="4669" w:hanging="180"/>
+      </w:pPr>
+    </w:lvl>
+    <w:lvl w:ilvl="6" w:tplc="0419000F" w:tentative="1">
+      <w:start w:val="1"/>
+      <w:numFmt w:val="decimal"/>
+      <w:lvlText w:val="%7."/>
+      <w:lvlJc w:val="left"/>
+      <w:pPr>
+        <w:ind w:left="5389" w:hanging="360"/>
+      </w:pPr>
+    </w:lvl>
+    <w:lvl w:ilvl="7" w:tplc="04190019" w:tentative="1">
+      <w:start w:val="1"/>
+      <w:numFmt w:val="lowerLetter"/>
+      <w:lvlText w:val="%8."/>
+      <w:lvlJc w:val="left"/>
+      <w:pPr>
+        <w:ind w:left="6109" w:hanging="360"/>
+      </w:pPr>
+    </w:lvl>
+    <w:lvl w:ilvl="8" w:tplc="0419001B" w:tentative="1">
+      <w:start w:val="1"/>
+      <w:numFmt w:val="lowerRoman"/>
+      <w:lvlText w:val="%9."/>
+      <w:lvlJc w:val="right"/>
+      <w:pPr>
+        <w:ind w:left="6829" w:hanging="180"/>
+      </w:pPr>
+    </w:lvl>
+  </w:abstractNum>
+  <w:abstractNum w:abstractNumId="20" w15:restartNumberingAfterBreak="0">
     <w:nsid w:val="4ED803B1"/>
     <w:multiLevelType w:val="hybridMultilevel"/>
     <w:tmpl w:val="A5F2BB50"/>
@@ -6889,7 +6681,7 @@
       </w:rPr>
     </w:lvl>
   </w:abstractNum>
-  <w:abstractNum w:abstractNumId="20" w15:restartNumberingAfterBreak="0">
+  <w:abstractNum w:abstractNumId="21" w15:restartNumberingAfterBreak="0">
     <w:nsid w:val="4FB16F5E"/>
     <w:multiLevelType w:val="hybridMultilevel"/>
     <w:tmpl w:val="982C74F0"/>
@@ -7001,7 +6793,7 @@
       </w:rPr>
     </w:lvl>
   </w:abstractNum>
-  <w:abstractNum w:abstractNumId="21" w15:restartNumberingAfterBreak="0">
+  <w:abstractNum w:abstractNumId="22" w15:restartNumberingAfterBreak="0">
     <w:nsid w:val="5165505A"/>
     <w:multiLevelType w:val="hybridMultilevel"/>
     <w:tmpl w:val="E2A0B768"/>
@@ -7087,7 +6879,7 @@
       </w:pPr>
     </w:lvl>
   </w:abstractNum>
-  <w:abstractNum w:abstractNumId="22" w15:restartNumberingAfterBreak="0">
+  <w:abstractNum w:abstractNumId="23" w15:restartNumberingAfterBreak="0">
     <w:nsid w:val="51882316"/>
     <w:multiLevelType w:val="hybridMultilevel"/>
     <w:tmpl w:val="BDDAFBF0"/>
@@ -7176,7 +6968,7 @@
       </w:pPr>
     </w:lvl>
   </w:abstractNum>
-  <w:abstractNum w:abstractNumId="23" w15:restartNumberingAfterBreak="0">
+  <w:abstractNum w:abstractNumId="24" w15:restartNumberingAfterBreak="0">
     <w:nsid w:val="54F27FD3"/>
     <w:multiLevelType w:val="hybridMultilevel"/>
     <w:tmpl w:val="1ABC190E"/>
@@ -7262,7 +7054,7 @@
       </w:pPr>
     </w:lvl>
   </w:abstractNum>
-  <w:abstractNum w:abstractNumId="24" w15:restartNumberingAfterBreak="0">
+  <w:abstractNum w:abstractNumId="25" w15:restartNumberingAfterBreak="0">
     <w:nsid w:val="56622EB9"/>
     <w:multiLevelType w:val="hybridMultilevel"/>
     <w:tmpl w:val="5C326794"/>
@@ -7375,7 +7167,7 @@
       </w:rPr>
     </w:lvl>
   </w:abstractNum>
-  <w:abstractNum w:abstractNumId="25" w15:restartNumberingAfterBreak="0">
+  <w:abstractNum w:abstractNumId="26" w15:restartNumberingAfterBreak="0">
     <w:nsid w:val="59B135D7"/>
     <w:multiLevelType w:val="hybridMultilevel"/>
     <w:tmpl w:val="8AA41638"/>
@@ -7488,7 +7280,7 @@
       </w:rPr>
     </w:lvl>
   </w:abstractNum>
-  <w:abstractNum w:abstractNumId="26" w15:restartNumberingAfterBreak="0">
+  <w:abstractNum w:abstractNumId="27" w15:restartNumberingAfterBreak="0">
     <w:nsid w:val="6DF651D3"/>
     <w:multiLevelType w:val="hybridMultilevel"/>
     <w:tmpl w:val="9B92DAA4"/>
@@ -7601,7 +7393,7 @@
       </w:rPr>
     </w:lvl>
   </w:abstractNum>
-  <w:abstractNum w:abstractNumId="27" w15:restartNumberingAfterBreak="0">
+  <w:abstractNum w:abstractNumId="28" w15:restartNumberingAfterBreak="0">
     <w:nsid w:val="6DFC1FFA"/>
     <w:multiLevelType w:val="hybridMultilevel"/>
     <w:tmpl w:val="AF06288E"/>
@@ -7687,7 +7479,7 @@
       </w:pPr>
     </w:lvl>
   </w:abstractNum>
-  <w:abstractNum w:abstractNumId="28" w15:restartNumberingAfterBreak="0">
+  <w:abstractNum w:abstractNumId="29" w15:restartNumberingAfterBreak="0">
     <w:nsid w:val="734F7227"/>
     <w:multiLevelType w:val="hybridMultilevel"/>
     <w:tmpl w:val="0B5C1E80"/>
@@ -7800,7 +7592,7 @@
       </w:rPr>
     </w:lvl>
   </w:abstractNum>
-  <w:abstractNum w:abstractNumId="29" w15:restartNumberingAfterBreak="0">
+  <w:abstractNum w:abstractNumId="30" w15:restartNumberingAfterBreak="0">
     <w:nsid w:val="74EF3D5A"/>
     <w:multiLevelType w:val="multilevel"/>
     <w:tmpl w:val="AF3C3D8C"/>
@@ -7913,7 +7705,7 @@
       </w:pPr>
     </w:lvl>
   </w:abstractNum>
-  <w:abstractNum w:abstractNumId="30" w15:restartNumberingAfterBreak="0">
+  <w:abstractNum w:abstractNumId="31" w15:restartNumberingAfterBreak="0">
     <w:nsid w:val="755F1ADD"/>
     <w:multiLevelType w:val="hybridMultilevel"/>
     <w:tmpl w:val="A2A89A00"/>
@@ -8026,7 +7818,7 @@
       </w:rPr>
     </w:lvl>
   </w:abstractNum>
-  <w:abstractNum w:abstractNumId="31" w15:restartNumberingAfterBreak="0">
+  <w:abstractNum w:abstractNumId="32" w15:restartNumberingAfterBreak="0">
     <w:nsid w:val="77EB423D"/>
     <w:multiLevelType w:val="multilevel"/>
     <w:tmpl w:val="01D6A58E"/>
@@ -8141,7 +7933,7 @@
       </w:rPr>
     </w:lvl>
   </w:abstractNum>
-  <w:abstractNum w:abstractNumId="32" w15:restartNumberingAfterBreak="0">
+  <w:abstractNum w:abstractNumId="33" w15:restartNumberingAfterBreak="0">
     <w:nsid w:val="785A70D7"/>
     <w:multiLevelType w:val="hybridMultilevel"/>
     <w:tmpl w:val="A314C2C6"/>
@@ -8230,7 +8022,7 @@
       </w:pPr>
     </w:lvl>
   </w:abstractNum>
-  <w:abstractNum w:abstractNumId="33" w15:restartNumberingAfterBreak="0">
+  <w:abstractNum w:abstractNumId="34" w15:restartNumberingAfterBreak="0">
     <w:nsid w:val="7ADF10C1"/>
     <w:multiLevelType w:val="hybridMultilevel"/>
     <w:tmpl w:val="D638A514"/>
@@ -8316,7 +8108,7 @@
       </w:pPr>
     </w:lvl>
   </w:abstractNum>
-  <w:abstractNum w:abstractNumId="34" w15:restartNumberingAfterBreak="0">
+  <w:abstractNum w:abstractNumId="35" w15:restartNumberingAfterBreak="0">
     <w:nsid w:val="7BF405A0"/>
     <w:multiLevelType w:val="hybridMultilevel"/>
     <w:tmpl w:val="CA72173A"/>
@@ -8456,7 +8248,7 @@
       </w:rPr>
     </w:lvl>
   </w:abstractNum>
-  <w:abstractNum w:abstractNumId="35" w15:restartNumberingAfterBreak="0">
+  <w:abstractNum w:abstractNumId="36" w15:restartNumberingAfterBreak="0">
     <w:nsid w:val="7F8F6021"/>
     <w:multiLevelType w:val="multilevel"/>
     <w:tmpl w:val="D4D46A44"/>
@@ -8575,31 +8367,31 @@
     <w:abstractNumId w:val="5"/>
   </w:num>
   <w:num w:numId="2" w16cid:durableId="100927936">
-    <w:abstractNumId w:val="34"/>
+    <w:abstractNumId w:val="35"/>
   </w:num>
   <w:num w:numId="3" w16cid:durableId="812331064">
     <w:abstractNumId w:val="8"/>
   </w:num>
   <w:num w:numId="4" w16cid:durableId="879588576">
-    <w:abstractNumId w:val="35"/>
+    <w:abstractNumId w:val="36"/>
   </w:num>
   <w:num w:numId="5" w16cid:durableId="1288272962">
-    <w:abstractNumId w:val="31"/>
+    <w:abstractNumId w:val="32"/>
   </w:num>
   <w:num w:numId="6" w16cid:durableId="527061599">
-    <w:abstractNumId w:val="27"/>
+    <w:abstractNumId w:val="28"/>
   </w:num>
   <w:num w:numId="7" w16cid:durableId="1380398495">
-    <w:abstractNumId w:val="33"/>
+    <w:abstractNumId w:val="34"/>
   </w:num>
   <w:num w:numId="8" w16cid:durableId="1328485060">
     <w:abstractNumId w:val="11"/>
   </w:num>
   <w:num w:numId="9" w16cid:durableId="787433746">
-    <w:abstractNumId w:val="21"/>
+    <w:abstractNumId w:val="22"/>
   </w:num>
   <w:num w:numId="10" w16cid:durableId="1821650842">
-    <w:abstractNumId w:val="24"/>
+    <w:abstractNumId w:val="25"/>
   </w:num>
   <w:num w:numId="11" w16cid:durableId="1659385620">
     <w:abstractNumId w:val="16"/>
@@ -8617,7 +8409,7 @@
     <w:abstractNumId w:val="4"/>
   </w:num>
   <w:num w:numId="16" w16cid:durableId="204296797">
-    <w:abstractNumId w:val="28"/>
+    <w:abstractNumId w:val="29"/>
   </w:num>
   <w:num w:numId="17" w16cid:durableId="543638809">
     <w:abstractNumId w:val="9"/>
@@ -8626,19 +8418,19 @@
     <w:abstractNumId w:val="7"/>
   </w:num>
   <w:num w:numId="19" w16cid:durableId="1838114648">
-    <w:abstractNumId w:val="20"/>
+    <w:abstractNumId w:val="21"/>
   </w:num>
   <w:num w:numId="20" w16cid:durableId="934484924">
     <w:abstractNumId w:val="18"/>
   </w:num>
   <w:num w:numId="21" w16cid:durableId="603538512">
-    <w:abstractNumId w:val="32"/>
+    <w:abstractNumId w:val="33"/>
   </w:num>
   <w:num w:numId="22" w16cid:durableId="569774730">
     <w:abstractNumId w:val="15"/>
   </w:num>
   <w:num w:numId="23" w16cid:durableId="1006709607">
-    <w:abstractNumId w:val="19"/>
+    <w:abstractNumId w:val="20"/>
   </w:num>
   <w:num w:numId="24" w16cid:durableId="1612283023">
     <w:abstractNumId w:val="8"/>
@@ -8677,13 +8469,13 @@
     <w:abstractNumId w:val="13"/>
   </w:num>
   <w:num w:numId="27" w16cid:durableId="1004406049">
-    <w:abstractNumId w:val="22"/>
+    <w:abstractNumId w:val="23"/>
   </w:num>
   <w:num w:numId="28" w16cid:durableId="1461455995">
-    <w:abstractNumId w:val="26"/>
+    <w:abstractNumId w:val="27"/>
   </w:num>
   <w:num w:numId="29" w16cid:durableId="1231649189">
-    <w:abstractNumId w:val="29"/>
+    <w:abstractNumId w:val="30"/>
   </w:num>
   <w:num w:numId="30" w16cid:durableId="1899244000">
     <w:abstractNumId w:val="3"/>
@@ -8692,13 +8484,16 @@
     <w:abstractNumId w:val="6"/>
   </w:num>
   <w:num w:numId="32" w16cid:durableId="618266875">
-    <w:abstractNumId w:val="25"/>
+    <w:abstractNumId w:val="26"/>
   </w:num>
   <w:num w:numId="33" w16cid:durableId="327441933">
-    <w:abstractNumId w:val="30"/>
+    <w:abstractNumId w:val="31"/>
   </w:num>
   <w:num w:numId="34" w16cid:durableId="2142645145">
-    <w:abstractNumId w:val="23"/>
+    <w:abstractNumId w:val="24"/>
+  </w:num>
+  <w:num w:numId="35" w16cid:durableId="546797829">
+    <w:abstractNumId w:val="19"/>
   </w:num>
   <w:numIdMacAtCleanup w:val="5"/>
 </w:numbering>

--- a/Отчет/Преддипломная практика.docx
+++ b/Отчет/Преддипломная практика.docx
@@ -1873,15 +1873,24 @@
         </w:rPr>
         <w:t>Индивидуальное задание (задания)</w:t>
       </w:r>
+      <w:r>
+        <w:rPr>
+          <w:rFonts w:ascii="Times New Roman" w:hAnsi="Times New Roman" w:cs="Times New Roman"/>
+          <w:bCs/>
+          <w:sz w:val="28"/>
+          <w:szCs w:val="28"/>
+        </w:rPr>
+        <w:t>:</w:t>
+      </w:r>
     </w:p>
     <w:p>
       <w:pPr>
         <w:pStyle w:val="af0"/>
         <w:numPr>
           <w:ilvl w:val="0"/>
-          <w:numId w:val="34"/>
+          <w:numId w:val="36"/>
         </w:numPr>
-        <w:ind w:left="0" w:firstLine="0"/>
+        <w:ind w:left="0" w:firstLine="709"/>
         <w:rPr>
           <w:bCs/>
           <w:sz w:val="28"/>
@@ -1894,7 +1903,7 @@
           <w:sz w:val="28"/>
           <w:szCs w:val="28"/>
         </w:rPr>
-        <w:t xml:space="preserve">Подготовить программную среду Ubuntu, ROS и </w:t>
+        <w:t xml:space="preserve">Подготовить программную среду моделирования мобильного робота с дифференциальным приводом на базе ROS и </w:t>
       </w:r>
       <w:proofErr w:type="spellStart"/>
       <w:r>
@@ -1920,9 +1929,9 @@
         <w:pStyle w:val="af0"/>
         <w:numPr>
           <w:ilvl w:val="0"/>
-          <w:numId w:val="34"/>
+          <w:numId w:val="36"/>
         </w:numPr>
-        <w:ind w:left="0" w:firstLine="0"/>
+        <w:ind w:left="0" w:firstLine="709"/>
         <w:rPr>
           <w:bCs/>
           <w:sz w:val="28"/>
@@ -1935,7 +1944,7 @@
           <w:sz w:val="28"/>
           <w:szCs w:val="28"/>
         </w:rPr>
-        <w:t>Разработать и интегрировать трёхмерную модель мобильного робота.</w:t>
+        <w:t>Выполнить интеграцию виртуальной камеры в модель мобильного робота и реализовать получение и обработку изображений.</w:t>
       </w:r>
     </w:p>
     <w:p>
@@ -1943,9 +1952,9 @@
         <w:pStyle w:val="af0"/>
         <w:numPr>
           <w:ilvl w:val="0"/>
-          <w:numId w:val="34"/>
+          <w:numId w:val="36"/>
         </w:numPr>
-        <w:ind w:left="0" w:firstLine="0"/>
+        <w:ind w:left="0" w:firstLine="709"/>
         <w:rPr>
           <w:bCs/>
           <w:sz w:val="28"/>
@@ -1958,7 +1967,7 @@
           <w:sz w:val="28"/>
           <w:szCs w:val="28"/>
         </w:rPr>
-        <w:t>Создать виртуальную среду для тестирования робота.</w:t>
+        <w:t>Разработать алгоритм обнаружения объектов заданного цвета, поиска целевого объекта и автоматического наведения робота на цель.</w:t>
       </w:r>
     </w:p>
     <w:p>
@@ -1966,9 +1975,9 @@
         <w:pStyle w:val="af0"/>
         <w:numPr>
           <w:ilvl w:val="0"/>
-          <w:numId w:val="34"/>
+          <w:numId w:val="36"/>
         </w:numPr>
-        <w:ind w:left="0" w:firstLine="0"/>
+        <w:ind w:left="0" w:firstLine="709"/>
         <w:rPr>
           <w:bCs/>
           <w:sz w:val="28"/>
@@ -1981,52 +1990,25 @@
           <w:sz w:val="28"/>
           <w:szCs w:val="28"/>
         </w:rPr>
-        <w:t>Разработать файл автоматического запуска моделирования.</w:t>
-      </w:r>
-    </w:p>
-    <w:p>
-      <w:pPr>
-        <w:pStyle w:val="af0"/>
-        <w:numPr>
-          <w:ilvl w:val="0"/>
-          <w:numId w:val="34"/>
-        </w:numPr>
-        <w:ind w:left="0" w:firstLine="0"/>
+        <w:t xml:space="preserve">Выполнить тестирование разработанной системы в среде </w:t>
+      </w:r>
+      <w:proofErr w:type="spellStart"/>
+      <w:r>
         <w:rPr>
           <w:bCs/>
           <w:sz w:val="28"/>
           <w:szCs w:val="28"/>
         </w:rPr>
-      </w:pPr>
+        <w:t>Gazebo</w:t>
+      </w:r>
+      <w:proofErr w:type="spellEnd"/>
       <w:r>
         <w:rPr>
           <w:bCs/>
           <w:sz w:val="28"/>
           <w:szCs w:val="28"/>
         </w:rPr>
-        <w:t>Реализовать программу управления движением робота.</w:t>
-      </w:r>
-    </w:p>
-    <w:p>
-      <w:pPr>
-        <w:pStyle w:val="af0"/>
-        <w:numPr>
-          <w:ilvl w:val="0"/>
-          <w:numId w:val="34"/>
-        </w:numPr>
-        <w:ind w:left="0" w:firstLine="0"/>
-        <w:rPr>
-          <w:sz w:val="28"/>
-          <w:szCs w:val="28"/>
-        </w:rPr>
-      </w:pPr>
-      <w:r>
-        <w:rPr>
-          <w:bCs/>
-          <w:sz w:val="28"/>
-          <w:szCs w:val="28"/>
-        </w:rPr>
-        <w:t>Выполнить тестирование разработанной системы.</w:t>
+        <w:t xml:space="preserve"> и провести анализ полученных результатов.</w:t>
       </w:r>
     </w:p>
     <w:p>
@@ -2038,6 +2020,7 @@
           <w:b/>
           <w:sz w:val="24"/>
           <w:szCs w:val="24"/>
+          <w:lang w:val="ru-RU"/>
         </w:rPr>
       </w:pPr>
     </w:p>
@@ -2217,25 +2200,6 @@
         </w:rPr>
         <w:t xml:space="preserve">   (подпись студента)</w:t>
       </w:r>
-    </w:p>
-    <w:p>
-      <w:pPr>
-        <w:rPr>
-          <w:rFonts w:ascii="Times New Roman" w:hAnsi="Times New Roman" w:cs="Times New Roman"/>
-          <w:sz w:val="28"/>
-          <w:szCs w:val="28"/>
-        </w:rPr>
-      </w:pPr>
-    </w:p>
-    <w:p>
-      <w:pPr>
-        <w:ind w:left="360"/>
-        <w:rPr>
-          <w:rFonts w:ascii="Times New Roman" w:hAnsi="Times New Roman" w:cs="Times New Roman"/>
-          <w:sz w:val="28"/>
-          <w:szCs w:val="28"/>
-        </w:rPr>
-      </w:pPr>
     </w:p>
     <w:p>
       <w:pPr>
@@ -2250,16 +2214,6 @@
           <w:lang w:eastAsia="x-none"/>
         </w:rPr>
       </w:pPr>
-      <w:r>
-        <w:rPr>
-          <w:rFonts w:ascii="Times New Roman" w:hAnsi="Times New Roman" w:cs="Times New Roman"/>
-          <w:b/>
-          <w:bCs/>
-          <w:sz w:val="28"/>
-          <w:lang w:eastAsia="x-none"/>
-        </w:rPr>
-        <w:br w:type="page"/>
-      </w:r>
     </w:p>
     <w:p>
       <w:pPr>
@@ -2273,13 +2227,19 @@
         <w:autoSpaceDN/>
         <w:adjustRightInd/>
         <w:spacing w:line="360" w:lineRule="auto"/>
-        <w:rPr>
-          <w:sz w:val="28"/>
-          <w:lang w:eastAsia="x-none"/>
-        </w:rPr>
-      </w:pPr>
-      <w:r>
-        <w:rPr>
+        <w:ind w:left="0" w:firstLine="0"/>
+        <w:jc w:val="center"/>
+        <w:rPr>
+          <w:b/>
+          <w:bCs/>
+          <w:sz w:val="28"/>
+          <w:lang w:eastAsia="x-none"/>
+        </w:rPr>
+      </w:pPr>
+      <w:r>
+        <w:rPr>
+          <w:b/>
+          <w:bCs/>
           <w:sz w:val="28"/>
           <w:lang w:eastAsia="x-none"/>
         </w:rPr>
@@ -2478,13 +2438,19 @@
         <w:autoSpaceDN/>
         <w:adjustRightInd/>
         <w:spacing w:line="360" w:lineRule="auto"/>
-        <w:rPr>
-          <w:sz w:val="28"/>
-          <w:lang w:eastAsia="x-none"/>
-        </w:rPr>
-      </w:pPr>
-      <w:r>
-        <w:rPr>
+        <w:ind w:left="0" w:firstLine="0"/>
+        <w:jc w:val="center"/>
+        <w:rPr>
+          <w:b/>
+          <w:bCs/>
+          <w:sz w:val="28"/>
+          <w:lang w:eastAsia="x-none"/>
+        </w:rPr>
+      </w:pPr>
+      <w:r>
+        <w:rPr>
+          <w:b/>
+          <w:bCs/>
           <w:sz w:val="28"/>
           <w:lang w:eastAsia="x-none"/>
         </w:rPr>
@@ -2566,6 +2532,21 @@
         <w:autoSpaceDN/>
         <w:adjustRightInd/>
         <w:spacing w:line="360" w:lineRule="auto"/>
+        <w:ind w:firstLine="709"/>
+        <w:rPr>
+          <w:rFonts w:ascii="Times New Roman" w:hAnsi="Times New Roman" w:cs="Times New Roman"/>
+          <w:sz w:val="28"/>
+          <w:lang w:eastAsia="x-none"/>
+        </w:rPr>
+      </w:pPr>
+    </w:p>
+    <w:p>
+      <w:pPr>
+        <w:widowControl/>
+        <w:autoSpaceDE/>
+        <w:autoSpaceDN/>
+        <w:adjustRightInd/>
+        <w:spacing w:line="360" w:lineRule="auto"/>
         <w:jc w:val="center"/>
         <w:rPr>
           <w:rFonts w:ascii="Times New Roman" w:hAnsi="Times New Roman" w:cs="Times New Roman"/>
@@ -2576,6 +2557,7 @@
       <w:r>
         <w:rPr>
           <w:rFonts w:ascii="Times New Roman" w:hAnsi="Times New Roman" w:cs="Times New Roman"/>
+          <w:noProof/>
           <w:sz w:val="28"/>
           <w:lang w:eastAsia="x-none"/>
         </w:rPr>
@@ -2649,18 +2631,8 @@
           <w:sz w:val="28"/>
           <w:lang w:eastAsia="x-none"/>
         </w:rPr>
-        <w:t xml:space="preserve">Рис. 1 – Модель робота </w:t>
-      </w:r>
-      <w:proofErr w:type="gramStart"/>
-      <w:r>
-        <w:rPr>
-          <w:rFonts w:ascii="Times New Roman" w:hAnsi="Times New Roman" w:cs="Times New Roman"/>
-          <w:sz w:val="28"/>
-          <w:lang w:eastAsia="x-none"/>
-        </w:rPr>
-        <w:t>с  камерой</w:t>
-      </w:r>
-      <w:proofErr w:type="gramEnd"/>
+        <w:t>Рис. 1 – Модель робота с камерой</w:t>
+      </w:r>
     </w:p>
     <w:p>
       <w:pPr>
@@ -2786,13 +2758,19 @@
         <w:autoSpaceDN/>
         <w:adjustRightInd/>
         <w:spacing w:line="360" w:lineRule="auto"/>
-        <w:rPr>
-          <w:sz w:val="28"/>
-          <w:lang w:eastAsia="x-none"/>
-        </w:rPr>
-      </w:pPr>
-      <w:r>
-        <w:rPr>
+        <w:ind w:left="0" w:firstLine="0"/>
+        <w:jc w:val="center"/>
+        <w:rPr>
+          <w:b/>
+          <w:bCs/>
+          <w:sz w:val="28"/>
+          <w:lang w:eastAsia="x-none"/>
+        </w:rPr>
+      </w:pPr>
+      <w:r>
+        <w:rPr>
+          <w:b/>
+          <w:bCs/>
           <w:sz w:val="28"/>
           <w:lang w:eastAsia="x-none"/>
         </w:rPr>
@@ -2981,13 +2959,19 @@
         <w:autoSpaceDN/>
         <w:adjustRightInd/>
         <w:spacing w:line="360" w:lineRule="auto"/>
-        <w:rPr>
-          <w:sz w:val="28"/>
-          <w:lang w:eastAsia="x-none"/>
-        </w:rPr>
-      </w:pPr>
-      <w:r>
-        <w:rPr>
+        <w:ind w:left="0" w:firstLine="0"/>
+        <w:jc w:val="center"/>
+        <w:rPr>
+          <w:b/>
+          <w:bCs/>
+          <w:sz w:val="28"/>
+          <w:lang w:eastAsia="x-none"/>
+        </w:rPr>
+      </w:pPr>
+      <w:r>
+        <w:rPr>
+          <w:b/>
+          <w:bCs/>
           <w:sz w:val="28"/>
           <w:lang w:eastAsia="x-none"/>
         </w:rPr>
@@ -3098,6 +3082,65 @@
           <w:lang w:eastAsia="x-none"/>
         </w:rPr>
         <w:t>Использование вращения вокруг собственной оси позволяет выполнять обзор пространства на 360 градусов без применения дополнительных механизмов поворота камеры. Такой подход существенно упрощает конструкцию робота и обеспечивает возможность обнаружения объекта независимо от его первоначального положения относительно платформы. После появления целевого объекта в кадре режим поиска автоматически завершается, и робот переходит к этапу наведения на цель.</w:t>
+      </w:r>
+    </w:p>
+    <w:p>
+      <w:pPr>
+        <w:widowControl/>
+        <w:autoSpaceDE/>
+        <w:autoSpaceDN/>
+        <w:adjustRightInd/>
+        <w:spacing w:line="360" w:lineRule="auto"/>
+        <w:ind w:firstLine="709"/>
+        <w:rPr>
+          <w:rFonts w:ascii="Times New Roman" w:hAnsi="Times New Roman" w:cs="Times New Roman"/>
+          <w:sz w:val="28"/>
+          <w:lang w:eastAsia="x-none"/>
+        </w:rPr>
+      </w:pPr>
+      <w:r>
+        <w:rPr>
+          <w:rFonts w:ascii="Times New Roman" w:hAnsi="Times New Roman" w:cs="Times New Roman"/>
+          <w:sz w:val="28"/>
+          <w:lang w:eastAsia="x-none"/>
+        </w:rPr>
+        <w:t xml:space="preserve">После обнаружения объекта алгоритм определяет его положение относительно центра изображения. Если объект находится слева от центра кадра, робот получает команду на поворот влево. Если объект расположен справа, робот поворачивается вправо. Когда объект оказывается в центральной части кадра, робот начинает движение вперёд. Управление осуществляется посредством публикации команд линейной скорости </w:t>
+      </w:r>
+      <w:proofErr w:type="gramStart"/>
+      <w:r>
+        <w:rPr>
+          <w:rFonts w:ascii="Times New Roman" w:hAnsi="Times New Roman" w:cs="Times New Roman"/>
+          <w:sz w:val="28"/>
+          <w:lang w:eastAsia="x-none"/>
+        </w:rPr>
+        <w:t>в топик</w:t>
+      </w:r>
+      <w:proofErr w:type="gramEnd"/>
+      <w:r>
+        <w:rPr>
+          <w:rFonts w:ascii="Times New Roman" w:hAnsi="Times New Roman" w:cs="Times New Roman"/>
+          <w:sz w:val="28"/>
+          <w:lang w:eastAsia="x-none"/>
+        </w:rPr>
+        <w:t xml:space="preserve"> /</w:t>
+      </w:r>
+      <w:proofErr w:type="spellStart"/>
+      <w:r>
+        <w:rPr>
+          <w:rFonts w:ascii="Times New Roman" w:hAnsi="Times New Roman" w:cs="Times New Roman"/>
+          <w:sz w:val="28"/>
+          <w:lang w:eastAsia="x-none"/>
+        </w:rPr>
+        <w:t>cmd_vel</w:t>
+      </w:r>
+      <w:proofErr w:type="spellEnd"/>
+      <w:r>
+        <w:rPr>
+          <w:rFonts w:ascii="Times New Roman" w:hAnsi="Times New Roman" w:cs="Times New Roman"/>
+          <w:sz w:val="28"/>
+          <w:lang w:eastAsia="x-none"/>
+        </w:rPr>
+        <w:t>. При этом система компьютерного зрения продолжает анализировать изображения и корректировать направление движения по мере необходимости. Благодаря постоянной обратной связи между камерой и системой управления робот способен удерживать объект в центре поля зрения во время движения.</w:t>
       </w:r>
     </w:p>
     <w:p>
@@ -3112,18 +3155,37 @@
         <w:autoSpaceDN/>
         <w:adjustRightInd/>
         <w:spacing w:line="360" w:lineRule="auto"/>
-        <w:rPr>
-          <w:sz w:val="28"/>
-          <w:lang w:eastAsia="x-none"/>
-        </w:rPr>
-      </w:pPr>
-      <w:r>
-        <w:rPr>
-          <w:sz w:val="28"/>
-          <w:lang w:eastAsia="x-none"/>
-        </w:rPr>
-        <w:t>Движение робота к целевому объекту</w:t>
-      </w:r>
+        <w:ind w:left="0" w:firstLine="0"/>
+        <w:jc w:val="center"/>
+        <w:rPr>
+          <w:b/>
+          <w:bCs/>
+          <w:sz w:val="28"/>
+          <w:lang w:eastAsia="x-none"/>
+        </w:rPr>
+      </w:pPr>
+      <w:r>
+        <w:rPr>
+          <w:b/>
+          <w:bCs/>
+          <w:sz w:val="28"/>
+          <w:lang w:eastAsia="x-none"/>
+        </w:rPr>
+        <w:t xml:space="preserve">Структура модели робота в файле </w:t>
+      </w:r>
+      <w:proofErr w:type="spellStart"/>
+      <w:proofErr w:type="gramStart"/>
+      <w:r>
+        <w:rPr>
+          <w:b/>
+          <w:bCs/>
+          <w:sz w:val="28"/>
+          <w:lang w:eastAsia="x-none"/>
+        </w:rPr>
+        <w:t>robot.urdf</w:t>
+      </w:r>
+      <w:proofErr w:type="spellEnd"/>
+      <w:proofErr w:type="gramEnd"/>
     </w:p>
     <w:p>
       <w:pPr>
@@ -3145,73 +3207,13 @@
           <w:sz w:val="28"/>
           <w:lang w:eastAsia="x-none"/>
         </w:rPr>
-        <w:t xml:space="preserve">После обнаружения объекта алгоритм определяет его положение относительно центра изображения. Если объект находится слева от центра кадра, робот получает команду на поворот влево. Если объект расположен справа, робот поворачивается вправо. Когда объект оказывается в центральной части кадра, робот начинает движение вперёд. Управление осуществляется посредством публикации команд линейной скорости </w:t>
-      </w:r>
-      <w:proofErr w:type="gramStart"/>
-      <w:r>
-        <w:rPr>
-          <w:rFonts w:ascii="Times New Roman" w:hAnsi="Times New Roman" w:cs="Times New Roman"/>
-          <w:sz w:val="28"/>
-          <w:lang w:eastAsia="x-none"/>
-        </w:rPr>
-        <w:t>в топик</w:t>
-      </w:r>
-      <w:proofErr w:type="gramEnd"/>
-      <w:r>
-        <w:rPr>
-          <w:rFonts w:ascii="Times New Roman" w:hAnsi="Times New Roman" w:cs="Times New Roman"/>
-          <w:sz w:val="28"/>
-          <w:lang w:eastAsia="x-none"/>
-        </w:rPr>
-        <w:t xml:space="preserve"> /</w:t>
-      </w:r>
-      <w:proofErr w:type="spellStart"/>
-      <w:r>
-        <w:rPr>
-          <w:rFonts w:ascii="Times New Roman" w:hAnsi="Times New Roman" w:cs="Times New Roman"/>
-          <w:sz w:val="28"/>
-          <w:lang w:eastAsia="x-none"/>
-        </w:rPr>
-        <w:t>cmd_vel</w:t>
-      </w:r>
-      <w:proofErr w:type="spellEnd"/>
-      <w:r>
-        <w:rPr>
-          <w:rFonts w:ascii="Times New Roman" w:hAnsi="Times New Roman" w:cs="Times New Roman"/>
-          <w:sz w:val="28"/>
-          <w:lang w:eastAsia="x-none"/>
-        </w:rPr>
-        <w:t>. При этом система компьютерного зрения продолжает анализировать изображения и корректировать направление движения по мере необходимости. Благодаря постоянной обратной связи между камерой и системой управления робот способен удерживать объект в центре поля зрения во время движения.</w:t>
-      </w:r>
-    </w:p>
-    <w:p>
-      <w:pPr>
-        <w:pStyle w:val="af0"/>
-        <w:widowControl/>
-        <w:numPr>
-          <w:ilvl w:val="0"/>
-          <w:numId w:val="35"/>
-        </w:numPr>
-        <w:autoSpaceDE/>
-        <w:autoSpaceDN/>
-        <w:adjustRightInd/>
-        <w:spacing w:line="360" w:lineRule="auto"/>
-        <w:rPr>
-          <w:sz w:val="28"/>
-          <w:lang w:eastAsia="x-none"/>
-        </w:rPr>
-      </w:pPr>
-      <w:r>
-        <w:rPr>
-          <w:sz w:val="28"/>
-          <w:lang w:eastAsia="x-none"/>
-        </w:rPr>
-        <w:t xml:space="preserve">Структура модели робота в файле </w:t>
+        <w:t xml:space="preserve">Для описания конструкции мобильного робота и его взаимодействия со средой моделирования использовался файл </w:t>
       </w:r>
       <w:proofErr w:type="spellStart"/>
       <w:proofErr w:type="gramStart"/>
       <w:r>
         <w:rPr>
+          <w:rFonts w:ascii="Times New Roman" w:hAnsi="Times New Roman" w:cs="Times New Roman"/>
           <w:sz w:val="28"/>
           <w:lang w:eastAsia="x-none"/>
         </w:rPr>
@@ -3219,6 +3221,77 @@
       </w:r>
       <w:proofErr w:type="spellEnd"/>
       <w:proofErr w:type="gramEnd"/>
+      <w:r>
+        <w:rPr>
+          <w:rFonts w:ascii="Times New Roman" w:hAnsi="Times New Roman" w:cs="Times New Roman"/>
+          <w:sz w:val="28"/>
+          <w:lang w:eastAsia="x-none"/>
+        </w:rPr>
+        <w:t xml:space="preserve"> (Unified </w:t>
+      </w:r>
+      <w:proofErr w:type="spellStart"/>
+      <w:r>
+        <w:rPr>
+          <w:rFonts w:ascii="Times New Roman" w:hAnsi="Times New Roman" w:cs="Times New Roman"/>
+          <w:sz w:val="28"/>
+          <w:lang w:eastAsia="x-none"/>
+        </w:rPr>
+        <w:t>Robot</w:t>
+      </w:r>
+      <w:proofErr w:type="spellEnd"/>
+      <w:r>
+        <w:rPr>
+          <w:rFonts w:ascii="Times New Roman" w:hAnsi="Times New Roman" w:cs="Times New Roman"/>
+          <w:sz w:val="28"/>
+          <w:lang w:eastAsia="x-none"/>
+        </w:rPr>
+        <w:t xml:space="preserve"> </w:t>
+      </w:r>
+      <w:proofErr w:type="spellStart"/>
+      <w:r>
+        <w:rPr>
+          <w:rFonts w:ascii="Times New Roman" w:hAnsi="Times New Roman" w:cs="Times New Roman"/>
+          <w:sz w:val="28"/>
+          <w:lang w:eastAsia="x-none"/>
+        </w:rPr>
+        <w:t>Description</w:t>
+      </w:r>
+      <w:proofErr w:type="spellEnd"/>
+      <w:r>
+        <w:rPr>
+          <w:rFonts w:ascii="Times New Roman" w:hAnsi="Times New Roman" w:cs="Times New Roman"/>
+          <w:sz w:val="28"/>
+          <w:lang w:eastAsia="x-none"/>
+        </w:rPr>
+        <w:t xml:space="preserve"> Format. Основой конструкции является звено </w:t>
+      </w:r>
+      <w:proofErr w:type="spellStart"/>
+      <w:r>
+        <w:rPr>
+          <w:rFonts w:ascii="Times New Roman" w:hAnsi="Times New Roman" w:cs="Times New Roman"/>
+          <w:sz w:val="28"/>
+          <w:lang w:eastAsia="x-none"/>
+        </w:rPr>
+        <w:t>base_link</w:t>
+      </w:r>
+      <w:proofErr w:type="spellEnd"/>
+      <w:r>
+        <w:rPr>
+          <w:rFonts w:ascii="Times New Roman" w:hAnsi="Times New Roman" w:cs="Times New Roman"/>
+          <w:sz w:val="28"/>
+          <w:lang w:eastAsia="x-none"/>
+        </w:rPr>
+        <w:t xml:space="preserve">, представляющее корпус мобильного робота. К данному звену присоединены два ведущих колеса, обеспечивающие движение платформы по принципу дифференциального привода. </w:t>
+      </w:r>
+      <w:r>
+        <w:rPr>
+          <w:rFonts w:ascii="Times New Roman" w:hAnsi="Times New Roman" w:cs="Times New Roman"/>
+          <w:sz w:val="28"/>
+          <w:lang w:eastAsia="x-none"/>
+        </w:rPr>
+        <w:lastRenderedPageBreak/>
+        <w:t>Управление движением осуществляется за счёт изменения скоростей вращения левого и правого колёс. Такая схема обладает простотой реализации и широко применяется в мобильной робототехнике благодаря высокой манёвренности и возможности выполнения разворотов на месте.</w:t>
+      </w:r>
     </w:p>
     <w:p>
       <w:pPr>
@@ -3240,27 +3313,25 @@
           <w:sz w:val="28"/>
           <w:lang w:eastAsia="x-none"/>
         </w:rPr>
-        <w:t xml:space="preserve">Для описания конструкции мобильного робота и его взаимодействия со средой моделирования использовался файл </w:t>
+        <w:t xml:space="preserve">Для получения информации об окружающей среде в модель робота были интегрированы два сенсора: </w:t>
       </w:r>
       <w:proofErr w:type="spellStart"/>
-      <w:proofErr w:type="gramStart"/>
-      <w:r>
-        <w:rPr>
-          <w:rFonts w:ascii="Times New Roman" w:hAnsi="Times New Roman" w:cs="Times New Roman"/>
-          <w:sz w:val="28"/>
-          <w:lang w:eastAsia="x-none"/>
-        </w:rPr>
-        <w:t>robot.urdf</w:t>
+      <w:r>
+        <w:rPr>
+          <w:rFonts w:ascii="Times New Roman" w:hAnsi="Times New Roman" w:cs="Times New Roman"/>
+          <w:sz w:val="28"/>
+          <w:lang w:eastAsia="x-none"/>
+        </w:rPr>
+        <w:t>лидар</w:t>
       </w:r>
       <w:proofErr w:type="spellEnd"/>
-      <w:proofErr w:type="gramEnd"/>
-      <w:r>
-        <w:rPr>
-          <w:rFonts w:ascii="Times New Roman" w:hAnsi="Times New Roman" w:cs="Times New Roman"/>
-          <w:sz w:val="28"/>
-          <w:lang w:eastAsia="x-none"/>
-        </w:rPr>
-        <w:t xml:space="preserve"> (Unified </w:t>
+      <w:r>
+        <w:rPr>
+          <w:rFonts w:ascii="Times New Roman" w:hAnsi="Times New Roman" w:cs="Times New Roman"/>
+          <w:sz w:val="28"/>
+          <w:lang w:eastAsia="x-none"/>
+        </w:rPr>
+        <w:t xml:space="preserve"> и камера. </w:t>
       </w:r>
       <w:proofErr w:type="spellStart"/>
       <w:r>
@@ -3269,7 +3340,7 @@
           <w:sz w:val="28"/>
           <w:lang w:eastAsia="x-none"/>
         </w:rPr>
-        <w:t>Robot</w:t>
+        <w:t>Лидарный</w:t>
       </w:r>
       <w:proofErr w:type="spellEnd"/>
       <w:r>
@@ -3278,52 +3349,7 @@
           <w:sz w:val="28"/>
           <w:lang w:eastAsia="x-none"/>
         </w:rPr>
-        <w:t xml:space="preserve"> </w:t>
-      </w:r>
-      <w:proofErr w:type="spellStart"/>
-      <w:r>
-        <w:rPr>
-          <w:rFonts w:ascii="Times New Roman" w:hAnsi="Times New Roman" w:cs="Times New Roman"/>
-          <w:sz w:val="28"/>
-          <w:lang w:eastAsia="x-none"/>
-        </w:rPr>
-        <w:t>Description</w:t>
-      </w:r>
-      <w:proofErr w:type="spellEnd"/>
-      <w:r>
-        <w:rPr>
-          <w:rFonts w:ascii="Times New Roman" w:hAnsi="Times New Roman" w:cs="Times New Roman"/>
-          <w:sz w:val="28"/>
-          <w:lang w:eastAsia="x-none"/>
-        </w:rPr>
-        <w:t xml:space="preserve"> Format. Основой конструкции является звено </w:t>
-      </w:r>
-      <w:proofErr w:type="spellStart"/>
-      <w:r>
-        <w:rPr>
-          <w:rFonts w:ascii="Times New Roman" w:hAnsi="Times New Roman" w:cs="Times New Roman"/>
-          <w:sz w:val="28"/>
-          <w:lang w:eastAsia="x-none"/>
-        </w:rPr>
-        <w:t>base_link</w:t>
-      </w:r>
-      <w:proofErr w:type="spellEnd"/>
-      <w:r>
-        <w:rPr>
-          <w:rFonts w:ascii="Times New Roman" w:hAnsi="Times New Roman" w:cs="Times New Roman"/>
-          <w:sz w:val="28"/>
-          <w:lang w:eastAsia="x-none"/>
-        </w:rPr>
-        <w:t xml:space="preserve">, представляющее корпус мобильного робота. К данному звену присоединены два ведущих колеса, </w:t>
-      </w:r>
-      <w:r>
-        <w:rPr>
-          <w:rFonts w:ascii="Times New Roman" w:hAnsi="Times New Roman" w:cs="Times New Roman"/>
-          <w:sz w:val="28"/>
-          <w:lang w:eastAsia="x-none"/>
-        </w:rPr>
-        <w:lastRenderedPageBreak/>
-        <w:t>обеспечивающие движение платформы по принципу дифференциального привода. Управление движением осуществляется за счёт изменения скоростей вращения левого и правого колёс. Такая схема обладает простотой реализации и широко применяется в мобильной робототехнике благодаря высокой манёвренности и возможности выполнения разворотов на месте.</w:t>
+        <w:t xml:space="preserve"> датчик размещён в верхней части корпуса робота и предназначен для измерения расстояний до окружающих объектов. Результатом его работы являются данные лазерного сканирования, позволяющие определять расположение препятствий и формировать представление об окружающем пространстве. Камера также установлена на корпусе робота и используется для получения цветных изображений, необходимых для работы алгоритмов компьютерного зрения и поиска объектов по цвету.</w:t>
       </w:r>
     </w:p>
     <w:p>
@@ -3346,7 +3372,23 @@
           <w:sz w:val="28"/>
           <w:lang w:eastAsia="x-none"/>
         </w:rPr>
-        <w:t xml:space="preserve">Для получения информации об окружающей среде в модель робота были интегрированы два сенсора: </w:t>
+        <w:t>Помимо описания механической структуры робота файл URDF</w:t>
+      </w:r>
+      <w:r>
+        <w:rPr>
+          <w:rFonts w:ascii="Times New Roman" w:hAnsi="Times New Roman" w:cs="Times New Roman"/>
+          <w:sz w:val="28"/>
+          <w:lang w:eastAsia="x-none"/>
+        </w:rPr>
+        <w:t xml:space="preserve"> (рисунок 2)</w:t>
+      </w:r>
+      <w:r>
+        <w:rPr>
+          <w:rFonts w:ascii="Times New Roman" w:hAnsi="Times New Roman" w:cs="Times New Roman"/>
+          <w:sz w:val="28"/>
+          <w:lang w:eastAsia="x-none"/>
+        </w:rPr>
+        <w:t xml:space="preserve"> содержит подключение специализированных плагинов </w:t>
       </w:r>
       <w:proofErr w:type="spellStart"/>
       <w:r>
@@ -3355,7 +3397,7 @@
           <w:sz w:val="28"/>
           <w:lang w:eastAsia="x-none"/>
         </w:rPr>
-        <w:t>лидар</w:t>
+        <w:t>Gazebo</w:t>
       </w:r>
       <w:proofErr w:type="spellEnd"/>
       <w:r>
@@ -3364,7 +3406,25 @@
           <w:sz w:val="28"/>
           <w:lang w:eastAsia="x-none"/>
         </w:rPr>
-        <w:t xml:space="preserve"> и камера. </w:t>
+        <w:t xml:space="preserve">. Плагин дифференциального привода обеспечивает выполнение команд движения, поступающих </w:t>
+      </w:r>
+      <w:proofErr w:type="gramStart"/>
+      <w:r>
+        <w:rPr>
+          <w:rFonts w:ascii="Times New Roman" w:hAnsi="Times New Roman" w:cs="Times New Roman"/>
+          <w:sz w:val="28"/>
+          <w:lang w:eastAsia="x-none"/>
+        </w:rPr>
+        <w:t>через топик</w:t>
+      </w:r>
+      <w:proofErr w:type="gramEnd"/>
+      <w:r>
+        <w:rPr>
+          <w:rFonts w:ascii="Times New Roman" w:hAnsi="Times New Roman" w:cs="Times New Roman"/>
+          <w:sz w:val="28"/>
+          <w:lang w:eastAsia="x-none"/>
+        </w:rPr>
+        <w:t xml:space="preserve"> /</w:t>
       </w:r>
       <w:proofErr w:type="spellStart"/>
       <w:r>
@@ -3373,7 +3433,7 @@
           <w:sz w:val="28"/>
           <w:lang w:eastAsia="x-none"/>
         </w:rPr>
-        <w:t>Лидарный</w:t>
+        <w:t>cmd_vel</w:t>
       </w:r>
       <w:proofErr w:type="spellEnd"/>
       <w:r>
@@ -3382,7 +3442,151 @@
           <w:sz w:val="28"/>
           <w:lang w:eastAsia="x-none"/>
         </w:rPr>
-        <w:t xml:space="preserve"> датчик размещён в верхней части корпуса робота и предназначен для измерения расстояний до окружающих объектов. Результатом его работы являются данные лазерного сканирования, позволяющие определять расположение препятствий и формировать представление об окружающем пространстве. Камера также установлена на корпусе робота и используется для получения цветных изображений, необходимых для работы алгоритмов компьютерного зрения и поиска объектов по цвету.</w:t>
+        <w:t xml:space="preserve">, а также формирование данных </w:t>
+      </w:r>
+      <w:proofErr w:type="spellStart"/>
+      <w:r>
+        <w:rPr>
+          <w:rFonts w:ascii="Times New Roman" w:hAnsi="Times New Roman" w:cs="Times New Roman"/>
+          <w:sz w:val="28"/>
+          <w:lang w:eastAsia="x-none"/>
+        </w:rPr>
+        <w:t>одометрии</w:t>
+      </w:r>
+      <w:proofErr w:type="spellEnd"/>
+      <w:r>
+        <w:rPr>
+          <w:rFonts w:ascii="Times New Roman" w:hAnsi="Times New Roman" w:cs="Times New Roman"/>
+          <w:sz w:val="28"/>
+          <w:lang w:eastAsia="x-none"/>
+        </w:rPr>
+        <w:t>, публикуемых в топик /</w:t>
+      </w:r>
+      <w:proofErr w:type="spellStart"/>
+      <w:r>
+        <w:rPr>
+          <w:rFonts w:ascii="Times New Roman" w:hAnsi="Times New Roman" w:cs="Times New Roman"/>
+          <w:sz w:val="28"/>
+          <w:lang w:eastAsia="x-none"/>
+        </w:rPr>
+        <w:t>odom</w:t>
+      </w:r>
+      <w:proofErr w:type="spellEnd"/>
+      <w:r>
+        <w:rPr>
+          <w:rFonts w:ascii="Times New Roman" w:hAnsi="Times New Roman" w:cs="Times New Roman"/>
+          <w:sz w:val="28"/>
+          <w:lang w:eastAsia="x-none"/>
+        </w:rPr>
+        <w:t xml:space="preserve">. Плагин </w:t>
+      </w:r>
+      <w:proofErr w:type="spellStart"/>
+      <w:r>
+        <w:rPr>
+          <w:rFonts w:ascii="Times New Roman" w:hAnsi="Times New Roman" w:cs="Times New Roman"/>
+          <w:sz w:val="28"/>
+          <w:lang w:eastAsia="x-none"/>
+        </w:rPr>
+        <w:t>лидарного</w:t>
+      </w:r>
+      <w:proofErr w:type="spellEnd"/>
+      <w:r>
+        <w:rPr>
+          <w:rFonts w:ascii="Times New Roman" w:hAnsi="Times New Roman" w:cs="Times New Roman"/>
+          <w:sz w:val="28"/>
+          <w:lang w:eastAsia="x-none"/>
+        </w:rPr>
+        <w:t xml:space="preserve"> датчика отвечает за генерацию лазерных измерений и передачу данных </w:t>
+      </w:r>
+      <w:proofErr w:type="gramStart"/>
+      <w:r>
+        <w:rPr>
+          <w:rFonts w:ascii="Times New Roman" w:hAnsi="Times New Roman" w:cs="Times New Roman"/>
+          <w:sz w:val="28"/>
+          <w:lang w:eastAsia="x-none"/>
+        </w:rPr>
+        <w:t>в топик</w:t>
+      </w:r>
+      <w:proofErr w:type="gramEnd"/>
+      <w:r>
+        <w:rPr>
+          <w:rFonts w:ascii="Times New Roman" w:hAnsi="Times New Roman" w:cs="Times New Roman"/>
+          <w:sz w:val="28"/>
+          <w:lang w:eastAsia="x-none"/>
+        </w:rPr>
+        <w:t xml:space="preserve"> /</w:t>
+      </w:r>
+      <w:proofErr w:type="spellStart"/>
+      <w:r>
+        <w:rPr>
+          <w:rFonts w:ascii="Times New Roman" w:hAnsi="Times New Roman" w:cs="Times New Roman"/>
+          <w:sz w:val="28"/>
+          <w:lang w:eastAsia="x-none"/>
+        </w:rPr>
+        <w:t>scan</w:t>
+      </w:r>
+      <w:proofErr w:type="spellEnd"/>
+      <w:r>
+        <w:rPr>
+          <w:rFonts w:ascii="Times New Roman" w:hAnsi="Times New Roman" w:cs="Times New Roman"/>
+          <w:sz w:val="28"/>
+          <w:lang w:eastAsia="x-none"/>
+        </w:rPr>
+        <w:t xml:space="preserve">. Плагин камеры формирует изображения окружающей среды и публикует их </w:t>
+      </w:r>
+      <w:proofErr w:type="gramStart"/>
+      <w:r>
+        <w:rPr>
+          <w:rFonts w:ascii="Times New Roman" w:hAnsi="Times New Roman" w:cs="Times New Roman"/>
+          <w:sz w:val="28"/>
+          <w:lang w:eastAsia="x-none"/>
+        </w:rPr>
+        <w:t>в топик</w:t>
+      </w:r>
+      <w:proofErr w:type="gramEnd"/>
+      <w:r>
+        <w:rPr>
+          <w:rFonts w:ascii="Times New Roman" w:hAnsi="Times New Roman" w:cs="Times New Roman"/>
+          <w:sz w:val="28"/>
+          <w:lang w:eastAsia="x-none"/>
+        </w:rPr>
+        <w:t xml:space="preserve"> /</w:t>
+      </w:r>
+      <w:proofErr w:type="spellStart"/>
+      <w:r>
+        <w:rPr>
+          <w:rFonts w:ascii="Times New Roman" w:hAnsi="Times New Roman" w:cs="Times New Roman"/>
+          <w:sz w:val="28"/>
+          <w:lang w:eastAsia="x-none"/>
+        </w:rPr>
+        <w:t>robot_camera</w:t>
+      </w:r>
+      <w:proofErr w:type="spellEnd"/>
+      <w:r>
+        <w:rPr>
+          <w:rFonts w:ascii="Times New Roman" w:hAnsi="Times New Roman" w:cs="Times New Roman"/>
+          <w:sz w:val="28"/>
+          <w:lang w:eastAsia="x-none"/>
+        </w:rPr>
+        <w:t>/</w:t>
+      </w:r>
+      <w:proofErr w:type="spellStart"/>
+      <w:r>
+        <w:rPr>
+          <w:rFonts w:ascii="Times New Roman" w:hAnsi="Times New Roman" w:cs="Times New Roman"/>
+          <w:sz w:val="28"/>
+          <w:lang w:eastAsia="x-none"/>
+        </w:rPr>
+        <w:t>image_raw</w:t>
+      </w:r>
+      <w:proofErr w:type="spellEnd"/>
+      <w:r>
+        <w:rPr>
+          <w:rFonts w:ascii="Times New Roman" w:hAnsi="Times New Roman" w:cs="Times New Roman"/>
+          <w:sz w:val="28"/>
+          <w:lang w:eastAsia="x-none"/>
+        </w:rPr>
+        <w:t>. Благодаря использованию данных компонентов обеспечивается совместная работа модели робота, датчиков и алгоритмов управления в единой программной среде.</w:t>
       </w:r>
     </w:p>
     <w:p>
@@ -3392,285 +3596,17 @@
         <w:autoSpaceDN/>
         <w:adjustRightInd/>
         <w:spacing w:line="360" w:lineRule="auto"/>
-        <w:ind w:firstLine="709"/>
-        <w:rPr>
-          <w:rFonts w:ascii="Times New Roman" w:hAnsi="Times New Roman" w:cs="Times New Roman"/>
-          <w:sz w:val="28"/>
-          <w:lang w:eastAsia="x-none"/>
-        </w:rPr>
-      </w:pPr>
-      <w:r>
-        <w:rPr>
-          <w:rFonts w:ascii="Times New Roman" w:hAnsi="Times New Roman" w:cs="Times New Roman"/>
-          <w:sz w:val="28"/>
-          <w:lang w:eastAsia="x-none"/>
-        </w:rPr>
-        <w:t xml:space="preserve">Помимо описания механической структуры робота файл URDF содержит подключение специализированных плагинов </w:t>
-      </w:r>
-      <w:proofErr w:type="spellStart"/>
-      <w:r>
-        <w:rPr>
-          <w:rFonts w:ascii="Times New Roman" w:hAnsi="Times New Roman" w:cs="Times New Roman"/>
-          <w:sz w:val="28"/>
-          <w:lang w:eastAsia="x-none"/>
-        </w:rPr>
-        <w:t>Gazebo</w:t>
-      </w:r>
-      <w:proofErr w:type="spellEnd"/>
-      <w:r>
-        <w:rPr>
-          <w:rFonts w:ascii="Times New Roman" w:hAnsi="Times New Roman" w:cs="Times New Roman"/>
-          <w:sz w:val="28"/>
-          <w:lang w:eastAsia="x-none"/>
-        </w:rPr>
-        <w:t xml:space="preserve">. Плагин дифференциального привода обеспечивает выполнение команд движения, поступающих </w:t>
-      </w:r>
-      <w:proofErr w:type="gramStart"/>
-      <w:r>
-        <w:rPr>
-          <w:rFonts w:ascii="Times New Roman" w:hAnsi="Times New Roman" w:cs="Times New Roman"/>
-          <w:sz w:val="28"/>
-          <w:lang w:eastAsia="x-none"/>
-        </w:rPr>
-        <w:t>через топик</w:t>
-      </w:r>
-      <w:proofErr w:type="gramEnd"/>
-      <w:r>
-        <w:rPr>
-          <w:rFonts w:ascii="Times New Roman" w:hAnsi="Times New Roman" w:cs="Times New Roman"/>
-          <w:sz w:val="28"/>
-          <w:lang w:eastAsia="x-none"/>
-        </w:rPr>
-        <w:t xml:space="preserve"> /</w:t>
-      </w:r>
-      <w:proofErr w:type="spellStart"/>
-      <w:r>
-        <w:rPr>
-          <w:rFonts w:ascii="Times New Roman" w:hAnsi="Times New Roman" w:cs="Times New Roman"/>
-          <w:sz w:val="28"/>
-          <w:lang w:eastAsia="x-none"/>
-        </w:rPr>
-        <w:t>cmd_vel</w:t>
-      </w:r>
-      <w:proofErr w:type="spellEnd"/>
-      <w:r>
-        <w:rPr>
-          <w:rFonts w:ascii="Times New Roman" w:hAnsi="Times New Roman" w:cs="Times New Roman"/>
-          <w:sz w:val="28"/>
-          <w:lang w:eastAsia="x-none"/>
-        </w:rPr>
-        <w:t xml:space="preserve">, а также формирование данных </w:t>
-      </w:r>
-      <w:proofErr w:type="spellStart"/>
-      <w:r>
-        <w:rPr>
-          <w:rFonts w:ascii="Times New Roman" w:hAnsi="Times New Roman" w:cs="Times New Roman"/>
-          <w:sz w:val="28"/>
-          <w:lang w:eastAsia="x-none"/>
-        </w:rPr>
-        <w:t>одометрии</w:t>
-      </w:r>
-      <w:proofErr w:type="spellEnd"/>
-      <w:r>
-        <w:rPr>
-          <w:rFonts w:ascii="Times New Roman" w:hAnsi="Times New Roman" w:cs="Times New Roman"/>
-          <w:sz w:val="28"/>
-          <w:lang w:eastAsia="x-none"/>
-        </w:rPr>
-        <w:t>, публикуемых в топик /</w:t>
-      </w:r>
-      <w:proofErr w:type="spellStart"/>
-      <w:r>
-        <w:rPr>
-          <w:rFonts w:ascii="Times New Roman" w:hAnsi="Times New Roman" w:cs="Times New Roman"/>
-          <w:sz w:val="28"/>
-          <w:lang w:eastAsia="x-none"/>
-        </w:rPr>
-        <w:t>odom</w:t>
-      </w:r>
-      <w:proofErr w:type="spellEnd"/>
-      <w:r>
-        <w:rPr>
-          <w:rFonts w:ascii="Times New Roman" w:hAnsi="Times New Roman" w:cs="Times New Roman"/>
-          <w:sz w:val="28"/>
-          <w:lang w:eastAsia="x-none"/>
-        </w:rPr>
-        <w:t xml:space="preserve">. Плагин </w:t>
-      </w:r>
-      <w:proofErr w:type="spellStart"/>
-      <w:r>
-        <w:rPr>
-          <w:rFonts w:ascii="Times New Roman" w:hAnsi="Times New Roman" w:cs="Times New Roman"/>
-          <w:sz w:val="28"/>
-          <w:lang w:eastAsia="x-none"/>
-        </w:rPr>
-        <w:t>лидарного</w:t>
-      </w:r>
-      <w:proofErr w:type="spellEnd"/>
-      <w:r>
-        <w:rPr>
-          <w:rFonts w:ascii="Times New Roman" w:hAnsi="Times New Roman" w:cs="Times New Roman"/>
-          <w:sz w:val="28"/>
-          <w:lang w:eastAsia="x-none"/>
-        </w:rPr>
-        <w:t xml:space="preserve"> датчика отвечает за генерацию лазерных измерений и передачу данных </w:t>
-      </w:r>
-      <w:proofErr w:type="gramStart"/>
-      <w:r>
-        <w:rPr>
-          <w:rFonts w:ascii="Times New Roman" w:hAnsi="Times New Roman" w:cs="Times New Roman"/>
-          <w:sz w:val="28"/>
-          <w:lang w:eastAsia="x-none"/>
-        </w:rPr>
-        <w:t>в топик</w:t>
-      </w:r>
-      <w:proofErr w:type="gramEnd"/>
-      <w:r>
-        <w:rPr>
-          <w:rFonts w:ascii="Times New Roman" w:hAnsi="Times New Roman" w:cs="Times New Roman"/>
-          <w:sz w:val="28"/>
-          <w:lang w:eastAsia="x-none"/>
-        </w:rPr>
-        <w:t xml:space="preserve"> /</w:t>
-      </w:r>
-      <w:proofErr w:type="spellStart"/>
-      <w:r>
-        <w:rPr>
-          <w:rFonts w:ascii="Times New Roman" w:hAnsi="Times New Roman" w:cs="Times New Roman"/>
-          <w:sz w:val="28"/>
-          <w:lang w:eastAsia="x-none"/>
-        </w:rPr>
-        <w:t>scan</w:t>
-      </w:r>
-      <w:proofErr w:type="spellEnd"/>
-      <w:r>
-        <w:rPr>
-          <w:rFonts w:ascii="Times New Roman" w:hAnsi="Times New Roman" w:cs="Times New Roman"/>
-          <w:sz w:val="28"/>
-          <w:lang w:eastAsia="x-none"/>
-        </w:rPr>
-        <w:t xml:space="preserve">. Плагин камеры формирует изображения окружающей среды и публикует их </w:t>
-      </w:r>
-      <w:proofErr w:type="gramStart"/>
-      <w:r>
-        <w:rPr>
-          <w:rFonts w:ascii="Times New Roman" w:hAnsi="Times New Roman" w:cs="Times New Roman"/>
-          <w:sz w:val="28"/>
-          <w:lang w:eastAsia="x-none"/>
-        </w:rPr>
-        <w:t>в топик</w:t>
-      </w:r>
-      <w:proofErr w:type="gramEnd"/>
-      <w:r>
-        <w:rPr>
-          <w:rFonts w:ascii="Times New Roman" w:hAnsi="Times New Roman" w:cs="Times New Roman"/>
-          <w:sz w:val="28"/>
-          <w:lang w:eastAsia="x-none"/>
-        </w:rPr>
-        <w:t xml:space="preserve"> /</w:t>
-      </w:r>
-      <w:proofErr w:type="spellStart"/>
-      <w:r>
-        <w:rPr>
-          <w:rFonts w:ascii="Times New Roman" w:hAnsi="Times New Roman" w:cs="Times New Roman"/>
-          <w:sz w:val="28"/>
-          <w:lang w:eastAsia="x-none"/>
-        </w:rPr>
-        <w:t>robot_camera</w:t>
-      </w:r>
-      <w:proofErr w:type="spellEnd"/>
-      <w:r>
-        <w:rPr>
-          <w:rFonts w:ascii="Times New Roman" w:hAnsi="Times New Roman" w:cs="Times New Roman"/>
-          <w:sz w:val="28"/>
-          <w:lang w:eastAsia="x-none"/>
-        </w:rPr>
-        <w:t>/</w:t>
-      </w:r>
-      <w:proofErr w:type="spellStart"/>
-      <w:r>
-        <w:rPr>
-          <w:rFonts w:ascii="Times New Roman" w:hAnsi="Times New Roman" w:cs="Times New Roman"/>
-          <w:sz w:val="28"/>
-          <w:lang w:eastAsia="x-none"/>
-        </w:rPr>
-        <w:t>image_raw</w:t>
-      </w:r>
-      <w:proofErr w:type="spellEnd"/>
-      <w:r>
-        <w:rPr>
-          <w:rFonts w:ascii="Times New Roman" w:hAnsi="Times New Roman" w:cs="Times New Roman"/>
-          <w:sz w:val="28"/>
-          <w:lang w:eastAsia="x-none"/>
-        </w:rPr>
-        <w:t>. Благодаря использованию данных компонентов обеспечивается совместная работа модели робота, датчиков и алгоритмов управления в единой программной среде.</w:t>
-      </w:r>
-    </w:p>
-    <w:p>
-      <w:pPr>
-        <w:widowControl/>
-        <w:autoSpaceDE/>
-        <w:autoSpaceDN/>
-        <w:adjustRightInd/>
-        <w:spacing w:line="360" w:lineRule="auto"/>
-        <w:ind w:firstLine="709"/>
-        <w:rPr>
-          <w:rFonts w:ascii="Times New Roman" w:hAnsi="Times New Roman" w:cs="Times New Roman"/>
-          <w:color w:val="FF0000"/>
-          <w:sz w:val="28"/>
-          <w:lang w:eastAsia="x-none"/>
-        </w:rPr>
-      </w:pPr>
-      <w:r>
-        <w:rPr>
-          <w:rFonts w:ascii="Times New Roman" w:hAnsi="Times New Roman" w:cs="Times New Roman"/>
-          <w:color w:val="FF0000"/>
-          <w:sz w:val="28"/>
-          <w:lang w:eastAsia="x-none"/>
-        </w:rPr>
-        <w:t xml:space="preserve">На рисунке X представлена блок-схема структуры файла </w:t>
-      </w:r>
-      <w:proofErr w:type="spellStart"/>
-      <w:proofErr w:type="gramStart"/>
-      <w:r>
-        <w:rPr>
-          <w:rFonts w:ascii="Times New Roman" w:hAnsi="Times New Roman" w:cs="Times New Roman"/>
-          <w:color w:val="FF0000"/>
-          <w:sz w:val="28"/>
-          <w:lang w:eastAsia="x-none"/>
-        </w:rPr>
-        <w:t>robot.urdf</w:t>
-      </w:r>
-      <w:proofErr w:type="spellEnd"/>
-      <w:proofErr w:type="gramEnd"/>
-      <w:r>
-        <w:rPr>
-          <w:rFonts w:ascii="Times New Roman" w:hAnsi="Times New Roman" w:cs="Times New Roman"/>
-          <w:color w:val="FF0000"/>
-          <w:sz w:val="28"/>
-          <w:lang w:eastAsia="x-none"/>
-        </w:rPr>
-        <w:t xml:space="preserve"> и взаимодействия основных компонентов модели мобильного робота. Представленная схема отражает взаимосвязь механической части платформы, сенсорного оборудования и программных модулей системы управления.</w:t>
-      </w:r>
-    </w:p>
-    <w:p>
-      <w:pPr>
-        <w:widowControl/>
-        <w:autoSpaceDE/>
-        <w:autoSpaceDN/>
-        <w:adjustRightInd/>
-        <w:spacing w:line="360" w:lineRule="auto"/>
-        <w:ind w:firstLine="709"/>
-        <w:rPr>
-          <w:rFonts w:ascii="Times New Roman" w:hAnsi="Times New Roman" w:cs="Times New Roman"/>
-          <w:color w:val="FF0000"/>
-          <w:sz w:val="28"/>
-          <w:lang w:eastAsia="x-none"/>
-        </w:rPr>
-      </w:pPr>
-      <w:r>
-        <w:rPr>
-          <w:rFonts w:ascii="Times New Roman" w:hAnsi="Times New Roman" w:cs="Times New Roman"/>
+        <w:jc w:val="center"/>
+        <w:rPr>
+          <w:rFonts w:ascii="Times New Roman" w:hAnsi="Times New Roman" w:cs="Times New Roman"/>
+          <w:sz w:val="28"/>
+          <w:lang w:eastAsia="x-none"/>
+        </w:rPr>
+      </w:pPr>
+      <w:r>
+        <w:rPr>
+          <w:rFonts w:ascii="Times New Roman" w:hAnsi="Times New Roman" w:cs="Times New Roman"/>
+          <w:noProof/>
           <w:color w:val="FF0000"/>
           <w:sz w:val="28"/>
           <w:lang w:eastAsia="x-none"/>
@@ -3712,6 +3648,77 @@
           </wp:inline>
         </w:drawing>
       </w:r>
+      <w:r>
+        <w:rPr>
+          <w:rFonts w:ascii="Times New Roman" w:hAnsi="Times New Roman" w:cs="Times New Roman"/>
+          <w:color w:val="FF0000"/>
+          <w:sz w:val="28"/>
+          <w:lang w:eastAsia="x-none"/>
+        </w:rPr>
+        <w:br/>
+      </w:r>
+      <w:r>
+        <w:rPr>
+          <w:rFonts w:ascii="Times New Roman" w:hAnsi="Times New Roman" w:cs="Times New Roman"/>
+          <w:sz w:val="28"/>
+          <w:lang w:eastAsia="x-none"/>
+        </w:rPr>
+        <w:t xml:space="preserve">Рис. </w:t>
+      </w:r>
+      <w:r>
+        <w:rPr>
+          <w:rFonts w:ascii="Times New Roman" w:hAnsi="Times New Roman" w:cs="Times New Roman"/>
+          <w:sz w:val="28"/>
+          <w:lang w:eastAsia="x-none"/>
+        </w:rPr>
+        <w:t>2</w:t>
+      </w:r>
+      <w:r>
+        <w:rPr>
+          <w:rFonts w:ascii="Times New Roman" w:hAnsi="Times New Roman" w:cs="Times New Roman"/>
+          <w:sz w:val="28"/>
+          <w:lang w:eastAsia="x-none"/>
+        </w:rPr>
+        <w:t xml:space="preserve"> – </w:t>
+      </w:r>
+      <w:r>
+        <w:rPr>
+          <w:rFonts w:ascii="Times New Roman" w:hAnsi="Times New Roman" w:cs="Times New Roman"/>
+          <w:sz w:val="28"/>
+          <w:lang w:eastAsia="x-none"/>
+        </w:rPr>
+        <w:t xml:space="preserve">Структура модели мобильного робота, описанной в файле </w:t>
+      </w:r>
+      <w:proofErr w:type="spellStart"/>
+      <w:proofErr w:type="gramStart"/>
+      <w:r>
+        <w:rPr>
+          <w:rFonts w:ascii="Times New Roman" w:hAnsi="Times New Roman" w:cs="Times New Roman"/>
+          <w:sz w:val="28"/>
+          <w:lang w:eastAsia="x-none"/>
+        </w:rPr>
+        <w:t>robot.urdf</w:t>
+      </w:r>
+      <w:proofErr w:type="spellEnd"/>
+      <w:proofErr w:type="gramEnd"/>
+    </w:p>
+    <w:p>
+      <w:pPr>
+        <w:widowControl/>
+        <w:autoSpaceDE/>
+        <w:autoSpaceDN/>
+        <w:adjustRightInd/>
+        <w:spacing w:line="360" w:lineRule="auto"/>
+        <w:jc w:val="center"/>
+        <w:rPr>
+          <w:rFonts w:ascii="Times New Roman" w:hAnsi="Times New Roman" w:cs="Times New Roman"/>
+          <w:b/>
+          <w:bCs/>
+          <w:color w:val="FF0000"/>
+          <w:sz w:val="28"/>
+          <w:lang w:eastAsia="x-none"/>
+        </w:rPr>
+      </w:pPr>
     </w:p>
     <w:p>
       <w:pPr>
@@ -3725,13 +3732,18 @@
         <w:autoSpaceDN/>
         <w:adjustRightInd/>
         <w:spacing w:line="360" w:lineRule="auto"/>
-        <w:rPr>
-          <w:sz w:val="28"/>
-          <w:lang w:eastAsia="x-none"/>
-        </w:rPr>
-      </w:pPr>
-      <w:r>
-        <w:rPr>
+        <w:jc w:val="center"/>
+        <w:rPr>
+          <w:b/>
+          <w:bCs/>
+          <w:sz w:val="28"/>
+          <w:lang w:eastAsia="x-none"/>
+        </w:rPr>
+      </w:pPr>
+      <w:r>
+        <w:rPr>
+          <w:b/>
+          <w:bCs/>
           <w:sz w:val="28"/>
           <w:lang w:eastAsia="x-none"/>
         </w:rPr>
@@ -3815,7 +3827,7 @@
           <w:sz w:val="28"/>
           <w:lang w:eastAsia="x-none"/>
         </w:rPr>
-        <w:t xml:space="preserve">После обнаружения целевого объекта алгоритм определял его положение относительно центра изображения и формировал соответствующие команды управления. Робот выполнял корректировку ориентации до тех пор, пока объект не оказывался в центральной части кадра. После завершения наведения робот начинал движение вперёд в направлении цели. В процессе движения </w:t>
+        <w:t xml:space="preserve">После обнаружения целевого объекта алгоритм определял его положение относительно центра изображения и формировал соответствующие команды управления. Робот выполнял корректировку ориентации до тех пор, пока </w:t>
       </w:r>
       <w:r>
         <w:rPr>
@@ -3824,7 +3836,7 @@
           <w:lang w:eastAsia="x-none"/>
         </w:rPr>
         <w:lastRenderedPageBreak/>
-        <w:t>выполнялся непрерывный анализ изображений, что обеспечивало удержание объекта в поле зрения и корректировку траектории при необходимости.</w:t>
+        <w:t>объект не оказывался в центральной части кадра. После завершения наведения робот начинал движение вперёд в направлении цели. В процессе движения выполнялся непрерывный анализ изображений, что обеспечивало удержание объекта в поле зрения и корректировку траектории при необходимости.</w:t>
       </w:r>
     </w:p>
     <w:p>
@@ -3857,16 +3869,37 @@
         <w:autoSpaceDN/>
         <w:adjustRightInd/>
         <w:spacing w:line="360" w:lineRule="auto"/>
-        <w:ind w:firstLine="709"/>
-        <w:rPr>
-          <w:rFonts w:ascii="Times New Roman" w:hAnsi="Times New Roman" w:cs="Times New Roman"/>
-          <w:sz w:val="28"/>
-          <w:lang w:eastAsia="x-none"/>
-        </w:rPr>
-      </w:pPr>
-      <w:r>
-        <w:rPr>
-          <w:rFonts w:ascii="Times New Roman" w:hAnsi="Times New Roman" w:cs="Times New Roman"/>
+        <w:jc w:val="center"/>
+        <w:rPr>
+          <w:rFonts w:ascii="Times New Roman" w:hAnsi="Times New Roman" w:cs="Times New Roman"/>
+          <w:b/>
+          <w:bCs/>
+          <w:sz w:val="28"/>
+          <w:lang w:eastAsia="x-none"/>
+        </w:rPr>
+      </w:pPr>
+    </w:p>
+    <w:p>
+      <w:pPr>
+        <w:widowControl/>
+        <w:autoSpaceDE/>
+        <w:autoSpaceDN/>
+        <w:adjustRightInd/>
+        <w:spacing w:line="360" w:lineRule="auto"/>
+        <w:jc w:val="center"/>
+        <w:rPr>
+          <w:rFonts w:ascii="Times New Roman" w:hAnsi="Times New Roman" w:cs="Times New Roman"/>
+          <w:b/>
+          <w:bCs/>
+          <w:sz w:val="28"/>
+          <w:lang w:eastAsia="x-none"/>
+        </w:rPr>
+      </w:pPr>
+      <w:r>
+        <w:rPr>
+          <w:rFonts w:ascii="Times New Roman" w:hAnsi="Times New Roman" w:cs="Times New Roman"/>
+          <w:b/>
+          <w:bCs/>
           <w:sz w:val="28"/>
           <w:lang w:eastAsia="x-none"/>
         </w:rPr>
@@ -3893,7 +3926,7 @@
           <w:sz w:val="28"/>
           <w:lang w:eastAsia="x-none"/>
         </w:rPr>
-        <w:t xml:space="preserve">В ходе преддипломной практики была разработана система компьютерного зрения мобильного робота в среде моделирования </w:t>
+        <w:t xml:space="preserve">В ходе преддипломной практики была разработана система компьютерного зрения мобильного робота в среде </w:t>
       </w:r>
       <w:proofErr w:type="spellStart"/>
       <w:r>
@@ -3911,7 +3944,7 @@
           <w:sz w:val="28"/>
           <w:lang w:eastAsia="x-none"/>
         </w:rPr>
-        <w:t>. Для решения поставленных задач в модель робота была интегрирована виртуальная камера, обеспечивающая получение изображений окружающего пространства и передачу данных в среду ROS.</w:t>
+        <w:t>. В модель робота была интегрирована виртуальная камера, обеспечивающая получение изображений и передачу данных в среду ROS.</w:t>
       </w:r>
     </w:p>
     <w:p>
@@ -3934,7 +3967,7 @@
           <w:sz w:val="28"/>
           <w:lang w:eastAsia="x-none"/>
         </w:rPr>
-        <w:t>На основе данных камеры был реализован алгоритм обнаружения объектов по цвету. Разработанная система позволяет выполнять выделение объектов заданного цвета, определять их положение в кадре и использовать полученную информацию для формирования управляющих воздействий. Дополнительно был реализован режим поиска объекта посредством вращения мобильного робота вокруг собственной оси и алгоритм автоматического движения к обнаруженной цели.</w:t>
+        <w:t>На основе данных камеры реализован алгоритм обнаружения объектов по цвету, позволяющий определять положение целевого объекта и формировать команды управления. Также был разработан режим поиска объекта посредством вращения робота вокруг собственной оси и алгоритм автоматического движения к обнаруженной цели.</w:t>
       </w:r>
     </w:p>
     <w:p>
@@ -3957,7 +3990,7 @@
           <w:sz w:val="28"/>
           <w:lang w:eastAsia="x-none"/>
         </w:rPr>
-        <w:t xml:space="preserve">Также была исследована структура модели робота, описанной в файле </w:t>
+        <w:t xml:space="preserve">Кроме того, была исследована структура модели робота, описанной в файле </w:t>
       </w:r>
       <w:proofErr w:type="spellStart"/>
       <w:proofErr w:type="gramStart"/>
@@ -3977,46 +4010,8 @@
           <w:sz w:val="28"/>
           <w:lang w:eastAsia="x-none"/>
         </w:rPr>
-        <w:t>, содержащем сведения о механической конструкции платформы, сенсорном оборудовании и программных компонентах управления. Проведённые испытания подтвердили корректную работу камеры, системы компьютерного зрения и алгоритмов управления движением.</w:t>
-      </w:r>
-    </w:p>
-    <w:p>
-      <w:pPr>
-        <w:widowControl/>
-        <w:autoSpaceDE/>
-        <w:autoSpaceDN/>
-        <w:adjustRightInd/>
-        <w:spacing w:line="360" w:lineRule="auto"/>
-        <w:ind w:firstLine="709"/>
-        <w:rPr>
-          <w:rFonts w:ascii="Times New Roman" w:hAnsi="Times New Roman" w:cs="Times New Roman"/>
-          <w:sz w:val="28"/>
-          <w:lang w:eastAsia="x-none"/>
-        </w:rPr>
-      </w:pPr>
-      <w:r>
-        <w:rPr>
-          <w:rFonts w:ascii="Times New Roman" w:hAnsi="Times New Roman" w:cs="Times New Roman"/>
-          <w:sz w:val="28"/>
-          <w:lang w:eastAsia="x-none"/>
-        </w:rPr>
-        <w:t>Полученные результаты могут быть использованы при дальнейшей разработке систем автономной навигации, распознавания объектов и интеллектуального управления мобильными робототехническими платформами.</w:t>
-      </w:r>
-    </w:p>
-    <w:p>
-      <w:pPr>
-        <w:widowControl/>
-        <w:autoSpaceDE/>
-        <w:autoSpaceDN/>
-        <w:adjustRightInd/>
-        <w:spacing w:line="360" w:lineRule="auto"/>
-        <w:ind w:firstLine="709"/>
-        <w:rPr>
-          <w:rFonts w:ascii="Times New Roman" w:hAnsi="Times New Roman" w:cs="Times New Roman"/>
-          <w:sz w:val="28"/>
-          <w:lang w:eastAsia="x-none"/>
-        </w:rPr>
-      </w:pPr>
+        <w:t>. Проведённые испытания подтвердили корректную работу камеры, системы компьютерного зрения и алгоритмов управления движением. Полученные результаты могут быть использованы при дальнейшей разработке систем автономной навигации и управления мобильными робототехническими платформами.</w:t>
+      </w:r>
     </w:p>
     <w:p>
       <w:pPr>
@@ -4069,6 +4064,7 @@
           <w:sz w:val="28"/>
           <w:szCs w:val="28"/>
         </w:rPr>
+        <w:lastRenderedPageBreak/>
         <w:t>С</w:t>
       </w:r>
       <w:r>
@@ -6188,6 +6184,92 @@
     </w:lvl>
   </w:abstractNum>
   <w:abstractNum w:abstractNumId="16" w15:restartNumberingAfterBreak="0">
+    <w:nsid w:val="436E2343"/>
+    <w:multiLevelType w:val="hybridMultilevel"/>
+    <w:tmpl w:val="0A34AD94"/>
+    <w:lvl w:ilvl="0" w:tplc="0419000F">
+      <w:start w:val="1"/>
+      <w:numFmt w:val="decimal"/>
+      <w:lvlText w:val="%1."/>
+      <w:lvlJc w:val="left"/>
+      <w:pPr>
+        <w:ind w:left="720" w:hanging="360"/>
+      </w:pPr>
+    </w:lvl>
+    <w:lvl w:ilvl="1" w:tplc="04190019" w:tentative="1">
+      <w:start w:val="1"/>
+      <w:numFmt w:val="lowerLetter"/>
+      <w:lvlText w:val="%2."/>
+      <w:lvlJc w:val="left"/>
+      <w:pPr>
+        <w:ind w:left="1440" w:hanging="360"/>
+      </w:pPr>
+    </w:lvl>
+    <w:lvl w:ilvl="2" w:tplc="0419001B" w:tentative="1">
+      <w:start w:val="1"/>
+      <w:numFmt w:val="lowerRoman"/>
+      <w:lvlText w:val="%3."/>
+      <w:lvlJc w:val="right"/>
+      <w:pPr>
+        <w:ind w:left="2160" w:hanging="180"/>
+      </w:pPr>
+    </w:lvl>
+    <w:lvl w:ilvl="3" w:tplc="0419000F" w:tentative="1">
+      <w:start w:val="1"/>
+      <w:numFmt w:val="decimal"/>
+      <w:lvlText w:val="%4."/>
+      <w:lvlJc w:val="left"/>
+      <w:pPr>
+        <w:ind w:left="2880" w:hanging="360"/>
+      </w:pPr>
+    </w:lvl>
+    <w:lvl w:ilvl="4" w:tplc="04190019" w:tentative="1">
+      <w:start w:val="1"/>
+      <w:numFmt w:val="lowerLetter"/>
+      <w:lvlText w:val="%5."/>
+      <w:lvlJc w:val="left"/>
+      <w:pPr>
+        <w:ind w:left="3600" w:hanging="360"/>
+      </w:pPr>
+    </w:lvl>
+    <w:lvl w:ilvl="5" w:tplc="0419001B" w:tentative="1">
+      <w:start w:val="1"/>
+      <w:numFmt w:val="lowerRoman"/>
+      <w:lvlText w:val="%6."/>
+      <w:lvlJc w:val="right"/>
+      <w:pPr>
+        <w:ind w:left="4320" w:hanging="180"/>
+      </w:pPr>
+    </w:lvl>
+    <w:lvl w:ilvl="6" w:tplc="0419000F" w:tentative="1">
+      <w:start w:val="1"/>
+      <w:numFmt w:val="decimal"/>
+      <w:lvlText w:val="%7."/>
+      <w:lvlJc w:val="left"/>
+      <w:pPr>
+        <w:ind w:left="5040" w:hanging="360"/>
+      </w:pPr>
+    </w:lvl>
+    <w:lvl w:ilvl="7" w:tplc="04190019" w:tentative="1">
+      <w:start w:val="1"/>
+      <w:numFmt w:val="lowerLetter"/>
+      <w:lvlText w:val="%8."/>
+      <w:lvlJc w:val="left"/>
+      <w:pPr>
+        <w:ind w:left="5760" w:hanging="360"/>
+      </w:pPr>
+    </w:lvl>
+    <w:lvl w:ilvl="8" w:tplc="0419001B" w:tentative="1">
+      <w:start w:val="1"/>
+      <w:numFmt w:val="lowerRoman"/>
+      <w:lvlText w:val="%9."/>
+      <w:lvlJc w:val="right"/>
+      <w:pPr>
+        <w:ind w:left="6480" w:hanging="180"/>
+      </w:pPr>
+    </w:lvl>
+  </w:abstractNum>
+  <w:abstractNum w:abstractNumId="17" w15:restartNumberingAfterBreak="0">
     <w:nsid w:val="45B73721"/>
     <w:multiLevelType w:val="hybridMultilevel"/>
     <w:tmpl w:val="BF687A04"/>
@@ -6276,7 +6358,7 @@
       </w:pPr>
     </w:lvl>
   </w:abstractNum>
-  <w:abstractNum w:abstractNumId="17" w15:restartNumberingAfterBreak="0">
+  <w:abstractNum w:abstractNumId="18" w15:restartNumberingAfterBreak="0">
     <w:nsid w:val="469741C7"/>
     <w:multiLevelType w:val="multilevel"/>
     <w:tmpl w:val="01D6A58E"/>
@@ -6391,7 +6473,7 @@
       </w:rPr>
     </w:lvl>
   </w:abstractNum>
-  <w:abstractNum w:abstractNumId="18" w15:restartNumberingAfterBreak="0">
+  <w:abstractNum w:abstractNumId="19" w15:restartNumberingAfterBreak="0">
     <w:nsid w:val="4B90182C"/>
     <w:multiLevelType w:val="hybridMultilevel"/>
     <w:tmpl w:val="F03E3A6A"/>
@@ -6480,11 +6562,11 @@
       </w:pPr>
     </w:lvl>
   </w:abstractNum>
-  <w:abstractNum w:abstractNumId="19" w15:restartNumberingAfterBreak="0">
+  <w:abstractNum w:abstractNumId="20" w15:restartNumberingAfterBreak="0">
     <w:nsid w:val="4BDC0D98"/>
     <w:multiLevelType w:val="hybridMultilevel"/>
-    <w:tmpl w:val="8110D6E0"/>
-    <w:lvl w:ilvl="0" w:tplc="06A2E108">
+    <w:tmpl w:val="DCB220EC"/>
+    <w:lvl w:ilvl="0" w:tplc="6082BADC">
       <w:start w:val="1"/>
       <w:numFmt w:val="decimal"/>
       <w:lvlText w:val="%1."/>
@@ -6494,6 +6576,8 @@
       </w:pPr>
       <w:rPr>
         <w:rFonts w:hint="default"/>
+        <w:b/>
+        <w:bCs/>
       </w:rPr>
     </w:lvl>
     <w:lvl w:ilvl="1" w:tplc="04190019" w:tentative="1">
@@ -6569,7 +6653,7 @@
       </w:pPr>
     </w:lvl>
   </w:abstractNum>
-  <w:abstractNum w:abstractNumId="20" w15:restartNumberingAfterBreak="0">
+  <w:abstractNum w:abstractNumId="21" w15:restartNumberingAfterBreak="0">
     <w:nsid w:val="4ED803B1"/>
     <w:multiLevelType w:val="hybridMultilevel"/>
     <w:tmpl w:val="A5F2BB50"/>
@@ -6681,7 +6765,7 @@
       </w:rPr>
     </w:lvl>
   </w:abstractNum>
-  <w:abstractNum w:abstractNumId="21" w15:restartNumberingAfterBreak="0">
+  <w:abstractNum w:abstractNumId="22" w15:restartNumberingAfterBreak="0">
     <w:nsid w:val="4FB16F5E"/>
     <w:multiLevelType w:val="hybridMultilevel"/>
     <w:tmpl w:val="982C74F0"/>
@@ -6793,7 +6877,7 @@
       </w:rPr>
     </w:lvl>
   </w:abstractNum>
-  <w:abstractNum w:abstractNumId="22" w15:restartNumberingAfterBreak="0">
+  <w:abstractNum w:abstractNumId="23" w15:restartNumberingAfterBreak="0">
     <w:nsid w:val="5165505A"/>
     <w:multiLevelType w:val="hybridMultilevel"/>
     <w:tmpl w:val="E2A0B768"/>
@@ -6879,7 +6963,7 @@
       </w:pPr>
     </w:lvl>
   </w:abstractNum>
-  <w:abstractNum w:abstractNumId="23" w15:restartNumberingAfterBreak="0">
+  <w:abstractNum w:abstractNumId="24" w15:restartNumberingAfterBreak="0">
     <w:nsid w:val="51882316"/>
     <w:multiLevelType w:val="hybridMultilevel"/>
     <w:tmpl w:val="BDDAFBF0"/>
@@ -6968,7 +7052,7 @@
       </w:pPr>
     </w:lvl>
   </w:abstractNum>
-  <w:abstractNum w:abstractNumId="24" w15:restartNumberingAfterBreak="0">
+  <w:abstractNum w:abstractNumId="25" w15:restartNumberingAfterBreak="0">
     <w:nsid w:val="54F27FD3"/>
     <w:multiLevelType w:val="hybridMultilevel"/>
     <w:tmpl w:val="1ABC190E"/>
@@ -7054,7 +7138,7 @@
       </w:pPr>
     </w:lvl>
   </w:abstractNum>
-  <w:abstractNum w:abstractNumId="25" w15:restartNumberingAfterBreak="0">
+  <w:abstractNum w:abstractNumId="26" w15:restartNumberingAfterBreak="0">
     <w:nsid w:val="56622EB9"/>
     <w:multiLevelType w:val="hybridMultilevel"/>
     <w:tmpl w:val="5C326794"/>
@@ -7167,7 +7251,7 @@
       </w:rPr>
     </w:lvl>
   </w:abstractNum>
-  <w:abstractNum w:abstractNumId="26" w15:restartNumberingAfterBreak="0">
+  <w:abstractNum w:abstractNumId="27" w15:restartNumberingAfterBreak="0">
     <w:nsid w:val="59B135D7"/>
     <w:multiLevelType w:val="hybridMultilevel"/>
     <w:tmpl w:val="8AA41638"/>
@@ -7280,7 +7364,7 @@
       </w:rPr>
     </w:lvl>
   </w:abstractNum>
-  <w:abstractNum w:abstractNumId="27" w15:restartNumberingAfterBreak="0">
+  <w:abstractNum w:abstractNumId="28" w15:restartNumberingAfterBreak="0">
     <w:nsid w:val="6DF651D3"/>
     <w:multiLevelType w:val="hybridMultilevel"/>
     <w:tmpl w:val="9B92DAA4"/>
@@ -7393,7 +7477,7 @@
       </w:rPr>
     </w:lvl>
   </w:abstractNum>
-  <w:abstractNum w:abstractNumId="28" w15:restartNumberingAfterBreak="0">
+  <w:abstractNum w:abstractNumId="29" w15:restartNumberingAfterBreak="0">
     <w:nsid w:val="6DFC1FFA"/>
     <w:multiLevelType w:val="hybridMultilevel"/>
     <w:tmpl w:val="AF06288E"/>
@@ -7479,7 +7563,7 @@
       </w:pPr>
     </w:lvl>
   </w:abstractNum>
-  <w:abstractNum w:abstractNumId="29" w15:restartNumberingAfterBreak="0">
+  <w:abstractNum w:abstractNumId="30" w15:restartNumberingAfterBreak="0">
     <w:nsid w:val="734F7227"/>
     <w:multiLevelType w:val="hybridMultilevel"/>
     <w:tmpl w:val="0B5C1E80"/>
@@ -7592,7 +7676,7 @@
       </w:rPr>
     </w:lvl>
   </w:abstractNum>
-  <w:abstractNum w:abstractNumId="30" w15:restartNumberingAfterBreak="0">
+  <w:abstractNum w:abstractNumId="31" w15:restartNumberingAfterBreak="0">
     <w:nsid w:val="74EF3D5A"/>
     <w:multiLevelType w:val="multilevel"/>
     <w:tmpl w:val="AF3C3D8C"/>
@@ -7705,7 +7789,7 @@
       </w:pPr>
     </w:lvl>
   </w:abstractNum>
-  <w:abstractNum w:abstractNumId="31" w15:restartNumberingAfterBreak="0">
+  <w:abstractNum w:abstractNumId="32" w15:restartNumberingAfterBreak="0">
     <w:nsid w:val="755F1ADD"/>
     <w:multiLevelType w:val="hybridMultilevel"/>
     <w:tmpl w:val="A2A89A00"/>
@@ -7818,7 +7902,7 @@
       </w:rPr>
     </w:lvl>
   </w:abstractNum>
-  <w:abstractNum w:abstractNumId="32" w15:restartNumberingAfterBreak="0">
+  <w:abstractNum w:abstractNumId="33" w15:restartNumberingAfterBreak="0">
     <w:nsid w:val="77EB423D"/>
     <w:multiLevelType w:val="multilevel"/>
     <w:tmpl w:val="01D6A58E"/>
@@ -7933,7 +8017,7 @@
       </w:rPr>
     </w:lvl>
   </w:abstractNum>
-  <w:abstractNum w:abstractNumId="33" w15:restartNumberingAfterBreak="0">
+  <w:abstractNum w:abstractNumId="34" w15:restartNumberingAfterBreak="0">
     <w:nsid w:val="785A70D7"/>
     <w:multiLevelType w:val="hybridMultilevel"/>
     <w:tmpl w:val="A314C2C6"/>
@@ -8022,7 +8106,7 @@
       </w:pPr>
     </w:lvl>
   </w:abstractNum>
-  <w:abstractNum w:abstractNumId="34" w15:restartNumberingAfterBreak="0">
+  <w:abstractNum w:abstractNumId="35" w15:restartNumberingAfterBreak="0">
     <w:nsid w:val="7ADF10C1"/>
     <w:multiLevelType w:val="hybridMultilevel"/>
     <w:tmpl w:val="D638A514"/>
@@ -8108,7 +8192,7 @@
       </w:pPr>
     </w:lvl>
   </w:abstractNum>
-  <w:abstractNum w:abstractNumId="35" w15:restartNumberingAfterBreak="0">
+  <w:abstractNum w:abstractNumId="36" w15:restartNumberingAfterBreak="0">
     <w:nsid w:val="7BF405A0"/>
     <w:multiLevelType w:val="hybridMultilevel"/>
     <w:tmpl w:val="CA72173A"/>
@@ -8248,7 +8332,7 @@
       </w:rPr>
     </w:lvl>
   </w:abstractNum>
-  <w:abstractNum w:abstractNumId="36" w15:restartNumberingAfterBreak="0">
+  <w:abstractNum w:abstractNumId="37" w15:restartNumberingAfterBreak="0">
     <w:nsid w:val="7F8F6021"/>
     <w:multiLevelType w:val="multilevel"/>
     <w:tmpl w:val="D4D46A44"/>
@@ -8367,40 +8451,40 @@
     <w:abstractNumId w:val="5"/>
   </w:num>
   <w:num w:numId="2" w16cid:durableId="100927936">
-    <w:abstractNumId w:val="35"/>
+    <w:abstractNumId w:val="36"/>
   </w:num>
   <w:num w:numId="3" w16cid:durableId="812331064">
     <w:abstractNumId w:val="8"/>
   </w:num>
   <w:num w:numId="4" w16cid:durableId="879588576">
-    <w:abstractNumId w:val="36"/>
+    <w:abstractNumId w:val="37"/>
   </w:num>
   <w:num w:numId="5" w16cid:durableId="1288272962">
-    <w:abstractNumId w:val="32"/>
+    <w:abstractNumId w:val="33"/>
   </w:num>
   <w:num w:numId="6" w16cid:durableId="527061599">
-    <w:abstractNumId w:val="28"/>
+    <w:abstractNumId w:val="29"/>
   </w:num>
   <w:num w:numId="7" w16cid:durableId="1380398495">
-    <w:abstractNumId w:val="34"/>
+    <w:abstractNumId w:val="35"/>
   </w:num>
   <w:num w:numId="8" w16cid:durableId="1328485060">
     <w:abstractNumId w:val="11"/>
   </w:num>
   <w:num w:numId="9" w16cid:durableId="787433746">
-    <w:abstractNumId w:val="22"/>
+    <w:abstractNumId w:val="23"/>
   </w:num>
   <w:num w:numId="10" w16cid:durableId="1821650842">
-    <w:abstractNumId w:val="25"/>
+    <w:abstractNumId w:val="26"/>
   </w:num>
   <w:num w:numId="11" w16cid:durableId="1659385620">
-    <w:abstractNumId w:val="16"/>
+    <w:abstractNumId w:val="17"/>
   </w:num>
   <w:num w:numId="12" w16cid:durableId="1085224196">
     <w:abstractNumId w:val="14"/>
   </w:num>
   <w:num w:numId="13" w16cid:durableId="86775111">
-    <w:abstractNumId w:val="17"/>
+    <w:abstractNumId w:val="18"/>
   </w:num>
   <w:num w:numId="14" w16cid:durableId="1753505854">
     <w:abstractNumId w:val="12"/>
@@ -8409,7 +8493,7 @@
     <w:abstractNumId w:val="4"/>
   </w:num>
   <w:num w:numId="16" w16cid:durableId="204296797">
-    <w:abstractNumId w:val="29"/>
+    <w:abstractNumId w:val="30"/>
   </w:num>
   <w:num w:numId="17" w16cid:durableId="543638809">
     <w:abstractNumId w:val="9"/>
@@ -8418,19 +8502,19 @@
     <w:abstractNumId w:val="7"/>
   </w:num>
   <w:num w:numId="19" w16cid:durableId="1838114648">
-    <w:abstractNumId w:val="21"/>
+    <w:abstractNumId w:val="22"/>
   </w:num>
   <w:num w:numId="20" w16cid:durableId="934484924">
-    <w:abstractNumId w:val="18"/>
+    <w:abstractNumId w:val="19"/>
   </w:num>
   <w:num w:numId="21" w16cid:durableId="603538512">
-    <w:abstractNumId w:val="33"/>
+    <w:abstractNumId w:val="34"/>
   </w:num>
   <w:num w:numId="22" w16cid:durableId="569774730">
     <w:abstractNumId w:val="15"/>
   </w:num>
   <w:num w:numId="23" w16cid:durableId="1006709607">
-    <w:abstractNumId w:val="20"/>
+    <w:abstractNumId w:val="21"/>
   </w:num>
   <w:num w:numId="24" w16cid:durableId="1612283023">
     <w:abstractNumId w:val="8"/>
@@ -8469,13 +8553,13 @@
     <w:abstractNumId w:val="13"/>
   </w:num>
   <w:num w:numId="27" w16cid:durableId="1004406049">
-    <w:abstractNumId w:val="23"/>
+    <w:abstractNumId w:val="24"/>
   </w:num>
   <w:num w:numId="28" w16cid:durableId="1461455995">
-    <w:abstractNumId w:val="27"/>
+    <w:abstractNumId w:val="28"/>
   </w:num>
   <w:num w:numId="29" w16cid:durableId="1231649189">
-    <w:abstractNumId w:val="30"/>
+    <w:abstractNumId w:val="31"/>
   </w:num>
   <w:num w:numId="30" w16cid:durableId="1899244000">
     <w:abstractNumId w:val="3"/>
@@ -8484,16 +8568,19 @@
     <w:abstractNumId w:val="6"/>
   </w:num>
   <w:num w:numId="32" w16cid:durableId="618266875">
-    <w:abstractNumId w:val="26"/>
+    <w:abstractNumId w:val="27"/>
   </w:num>
   <w:num w:numId="33" w16cid:durableId="327441933">
-    <w:abstractNumId w:val="31"/>
+    <w:abstractNumId w:val="32"/>
   </w:num>
   <w:num w:numId="34" w16cid:durableId="2142645145">
-    <w:abstractNumId w:val="24"/>
+    <w:abstractNumId w:val="25"/>
   </w:num>
   <w:num w:numId="35" w16cid:durableId="546797829">
-    <w:abstractNumId w:val="19"/>
+    <w:abstractNumId w:val="20"/>
+  </w:num>
+  <w:num w:numId="36" w16cid:durableId="2144496254">
+    <w:abstractNumId w:val="16"/>
   </w:num>
   <w:numIdMacAtCleanup w:val="5"/>
 </w:numbering>
@@ -8803,7 +8890,7 @@
   <w:style w:type="paragraph" w:default="1" w:styleId="a1">
     <w:name w:val="Normal"/>
     <w:qFormat/>
-    <w:rsid w:val="007026CD"/>
+    <w:rsid w:val="00115C38"/>
     <w:pPr>
       <w:widowControl w:val="0"/>
       <w:autoSpaceDE w:val="0"/>

--- a/Отчет/Преддипломная практика.docx
+++ b/Отчет/Преддипломная практика.docx
@@ -845,23 +845,13 @@
                 <w:szCs w:val="28"/>
               </w:rPr>
             </w:pPr>
-            <w:proofErr w:type="spellStart"/>
             <w:r>
               <w:rPr>
                 <w:rFonts w:ascii="Times New Roman" w:hAnsi="Times New Roman" w:cs="Times New Roman"/>
                 <w:sz w:val="28"/>
                 <w:szCs w:val="28"/>
               </w:rPr>
-              <w:t>Держанский</w:t>
-            </w:r>
-            <w:proofErr w:type="spellEnd"/>
-            <w:r>
-              <w:rPr>
-                <w:rFonts w:ascii="Times New Roman" w:hAnsi="Times New Roman" w:cs="Times New Roman"/>
-                <w:sz w:val="28"/>
-                <w:szCs w:val="28"/>
-              </w:rPr>
-              <w:t xml:space="preserve"> Сергей Андреевич </w:t>
+              <w:t xml:space="preserve">Держанский Сергей Андреевич </w:t>
             </w:r>
           </w:p>
         </w:tc>
@@ -1535,27 +1525,7 @@
           <w:sz w:val="28"/>
           <w:szCs w:val="28"/>
         </w:rPr>
-        <w:t xml:space="preserve">студенту </w:t>
-      </w:r>
-      <w:proofErr w:type="spellStart"/>
-      <w:r>
-        <w:rPr>
-          <w:rFonts w:ascii="Times New Roman" w:hAnsi="Times New Roman" w:cs="Times New Roman"/>
-          <w:b/>
-          <w:sz w:val="28"/>
-          <w:szCs w:val="28"/>
-        </w:rPr>
-        <w:t>Держанскому</w:t>
-      </w:r>
-      <w:proofErr w:type="spellEnd"/>
-      <w:r>
-        <w:rPr>
-          <w:rFonts w:ascii="Times New Roman" w:hAnsi="Times New Roman" w:cs="Times New Roman"/>
-          <w:b/>
-          <w:sz w:val="28"/>
-          <w:szCs w:val="28"/>
-        </w:rPr>
-        <w:t xml:space="preserve"> Сергею Андреевичу</w:t>
+        <w:t>студенту Держанскому Сергею Андреевичу</w:t>
       </w:r>
     </w:p>
     <w:p>
@@ -1903,25 +1873,7 @@
           <w:sz w:val="28"/>
           <w:szCs w:val="28"/>
         </w:rPr>
-        <w:t xml:space="preserve">Подготовить программную среду моделирования мобильного робота с дифференциальным приводом на базе ROS и </w:t>
-      </w:r>
-      <w:proofErr w:type="spellStart"/>
-      <w:r>
-        <w:rPr>
-          <w:bCs/>
-          <w:sz w:val="28"/>
-          <w:szCs w:val="28"/>
-        </w:rPr>
-        <w:t>Gazebo</w:t>
-      </w:r>
-      <w:proofErr w:type="spellEnd"/>
-      <w:r>
-        <w:rPr>
-          <w:bCs/>
-          <w:sz w:val="28"/>
-          <w:szCs w:val="28"/>
-        </w:rPr>
-        <w:t>.</w:t>
+        <w:t>Подготовить программную среду моделирования мобильного робота с дифференциальным приводом на базе ROS и Gazebo.</w:t>
       </w:r>
     </w:p>
     <w:p>
@@ -1990,25 +1942,7 @@
           <w:sz w:val="28"/>
           <w:szCs w:val="28"/>
         </w:rPr>
-        <w:t xml:space="preserve">Выполнить тестирование разработанной системы в среде </w:t>
-      </w:r>
-      <w:proofErr w:type="spellStart"/>
-      <w:r>
-        <w:rPr>
-          <w:bCs/>
-          <w:sz w:val="28"/>
-          <w:szCs w:val="28"/>
-        </w:rPr>
-        <w:t>Gazebo</w:t>
-      </w:r>
-      <w:proofErr w:type="spellEnd"/>
-      <w:r>
-        <w:rPr>
-          <w:bCs/>
-          <w:sz w:val="28"/>
-          <w:szCs w:val="28"/>
-        </w:rPr>
-        <w:t xml:space="preserve"> и провести анализ полученных результатов.</w:t>
+        <w:t>Выполнить тестирование разработанной системы в среде Gazebo и провести анализ полученных результатов.</w:t>
       </w:r>
     </w:p>
     <w:p>
@@ -2267,81 +2201,7 @@
           <w:sz w:val="28"/>
           <w:lang w:eastAsia="x-none"/>
         </w:rPr>
-        <w:t xml:space="preserve">Для реализации системы компьютерного зрения в модель мобильного робота была добавлена виртуальная камера. Подключение камеры выполнялось в файле описания робота </w:t>
-      </w:r>
-      <w:proofErr w:type="spellStart"/>
-      <w:proofErr w:type="gramStart"/>
-      <w:r>
-        <w:rPr>
-          <w:rFonts w:ascii="Times New Roman" w:hAnsi="Times New Roman" w:cs="Times New Roman"/>
-          <w:sz w:val="28"/>
-          <w:lang w:eastAsia="x-none"/>
-        </w:rPr>
-        <w:t>robot.urdf</w:t>
-      </w:r>
-      <w:proofErr w:type="spellEnd"/>
-      <w:proofErr w:type="gramEnd"/>
-      <w:r>
-        <w:rPr>
-          <w:rFonts w:ascii="Times New Roman" w:hAnsi="Times New Roman" w:cs="Times New Roman"/>
-          <w:sz w:val="28"/>
-          <w:lang w:eastAsia="x-none"/>
-        </w:rPr>
-        <w:t xml:space="preserve">, который используется для задания геометрической структуры модели, характеристик датчиков и параметров взаимодействия с симулятором </w:t>
-      </w:r>
-      <w:proofErr w:type="spellStart"/>
-      <w:r>
-        <w:rPr>
-          <w:rFonts w:ascii="Times New Roman" w:hAnsi="Times New Roman" w:cs="Times New Roman"/>
-          <w:sz w:val="28"/>
-          <w:lang w:eastAsia="x-none"/>
-        </w:rPr>
-        <w:t>Gazebo</w:t>
-      </w:r>
-      <w:proofErr w:type="spellEnd"/>
-      <w:r>
-        <w:rPr>
-          <w:rFonts w:ascii="Times New Roman" w:hAnsi="Times New Roman" w:cs="Times New Roman"/>
-          <w:sz w:val="28"/>
-          <w:lang w:eastAsia="x-none"/>
-        </w:rPr>
-        <w:t xml:space="preserve">. Камера была размещена в передней части корпуса робота таким образом, чтобы обеспечивать обзор пространства по направлению движения мобильной платформы. Для крепления камеры использовалось отдельное звено </w:t>
-      </w:r>
-      <w:proofErr w:type="spellStart"/>
-      <w:r>
-        <w:rPr>
-          <w:rFonts w:ascii="Times New Roman" w:hAnsi="Times New Roman" w:cs="Times New Roman"/>
-          <w:sz w:val="28"/>
-          <w:lang w:eastAsia="x-none"/>
-        </w:rPr>
-        <w:t>camera_link</w:t>
-      </w:r>
-      <w:proofErr w:type="spellEnd"/>
-      <w:r>
-        <w:rPr>
-          <w:rFonts w:ascii="Times New Roman" w:hAnsi="Times New Roman" w:cs="Times New Roman"/>
-          <w:sz w:val="28"/>
-          <w:lang w:eastAsia="x-none"/>
-        </w:rPr>
-        <w:t xml:space="preserve">, соединённое с корпусом робота посредством фиксированного соединения </w:t>
-      </w:r>
-      <w:proofErr w:type="spellStart"/>
-      <w:r>
-        <w:rPr>
-          <w:rFonts w:ascii="Times New Roman" w:hAnsi="Times New Roman" w:cs="Times New Roman"/>
-          <w:sz w:val="28"/>
-          <w:lang w:eastAsia="x-none"/>
-        </w:rPr>
-        <w:t>camera_joint</w:t>
-      </w:r>
-      <w:proofErr w:type="spellEnd"/>
-      <w:r>
-        <w:rPr>
-          <w:rFonts w:ascii="Times New Roman" w:hAnsi="Times New Roman" w:cs="Times New Roman"/>
-          <w:sz w:val="28"/>
-          <w:lang w:eastAsia="x-none"/>
-        </w:rPr>
-        <w:t>.</w:t>
+        <w:t>Для реализации системы компьютерного зрения в модель мобильного робота была добавлена виртуальная камера. Подключение камеры выполнялось в файле описания робота robot.urdf, который используется для задания геометрической структуры модели, характеристик датчиков и параметров взаимодействия с симулятором Gazebo. Камера была размещена в передней части корпуса робота таким образом, чтобы обеспечивать обзор пространства по направлению движения мобильной платформы. Для крепления камеры использовалось отдельное звено camera_link, соединённое с корпусом робота посредством фиксированного соединения camera_joint.</w:t>
       </w:r>
     </w:p>
     <w:p>
@@ -2364,43 +2224,7 @@
           <w:sz w:val="28"/>
           <w:lang w:eastAsia="x-none"/>
         </w:rPr>
-        <w:t xml:space="preserve">Моделирование работы камеры осуществлялось средствами </w:t>
-      </w:r>
-      <w:proofErr w:type="spellStart"/>
-      <w:r>
-        <w:rPr>
-          <w:rFonts w:ascii="Times New Roman" w:hAnsi="Times New Roman" w:cs="Times New Roman"/>
-          <w:sz w:val="28"/>
-          <w:lang w:eastAsia="x-none"/>
-        </w:rPr>
-        <w:t>Gazebo</w:t>
-      </w:r>
-      <w:proofErr w:type="spellEnd"/>
-      <w:r>
-        <w:rPr>
-          <w:rFonts w:ascii="Times New Roman" w:hAnsi="Times New Roman" w:cs="Times New Roman"/>
-          <w:sz w:val="28"/>
-          <w:lang w:eastAsia="x-none"/>
-        </w:rPr>
-        <w:t xml:space="preserve"> с использованием сенсора типа </w:t>
-      </w:r>
-      <w:proofErr w:type="spellStart"/>
-      <w:r>
-        <w:rPr>
-          <w:rFonts w:ascii="Times New Roman" w:hAnsi="Times New Roman" w:cs="Times New Roman"/>
-          <w:sz w:val="28"/>
-          <w:lang w:eastAsia="x-none"/>
-        </w:rPr>
-        <w:t>camera</w:t>
-      </w:r>
-      <w:proofErr w:type="spellEnd"/>
-      <w:r>
-        <w:rPr>
-          <w:rFonts w:ascii="Times New Roman" w:hAnsi="Times New Roman" w:cs="Times New Roman"/>
-          <w:sz w:val="28"/>
-          <w:lang w:eastAsia="x-none"/>
-        </w:rPr>
-        <w:t>. Для обеспечения обмена данными между симулятором и ROS использовался плагин libgazebo_ros_camera.so. Благодаря использованию данного плагина изображения, формируемые виртуальной камерой, автоматически передаются в ROS и становятся доступны другим программным модулям системы. Таким образом была обеспечена интеграция камеры в общую архитектуру управления мобильным роботом.</w:t>
+        <w:t>Моделирование работы камеры осуществлялось средствами Gazebo с использованием сенсора типа camera. Для обеспечения обмена данными между симулятором и ROS использовался плагин libgazebo_ros_camera.so. Благодаря использованию данного плагина изображения, формируемые виртуальной камерой, автоматически передаются в ROS и становятся доступны другим программным модулям системы. Таким образом была обеспечена интеграция камеры в общую архитектуру управления мобильным роботом.</w:t>
       </w:r>
     </w:p>
     <w:p>
@@ -2477,43 +2301,7 @@
           <w:sz w:val="28"/>
           <w:lang w:eastAsia="x-none"/>
         </w:rPr>
-        <w:t>После подключения камеры к модели робота была реализована система получения изображений в среде ROS. Виртуальная камера непрерывно формирует последовательность кадров, содержащих информацию об объектах, находящихся в поле зрения робота. Передача изображений осуществляется через специализированный ROS-топик /</w:t>
-      </w:r>
-      <w:proofErr w:type="spellStart"/>
-      <w:r>
-        <w:rPr>
-          <w:rFonts w:ascii="Times New Roman" w:hAnsi="Times New Roman" w:cs="Times New Roman"/>
-          <w:sz w:val="28"/>
-          <w:lang w:eastAsia="x-none"/>
-        </w:rPr>
-        <w:t>robot_camera</w:t>
-      </w:r>
-      <w:proofErr w:type="spellEnd"/>
-      <w:r>
-        <w:rPr>
-          <w:rFonts w:ascii="Times New Roman" w:hAnsi="Times New Roman" w:cs="Times New Roman"/>
-          <w:sz w:val="28"/>
-          <w:lang w:eastAsia="x-none"/>
-        </w:rPr>
-        <w:t>/</w:t>
-      </w:r>
-      <w:proofErr w:type="spellStart"/>
-      <w:r>
-        <w:rPr>
-          <w:rFonts w:ascii="Times New Roman" w:hAnsi="Times New Roman" w:cs="Times New Roman"/>
-          <w:sz w:val="28"/>
-          <w:lang w:eastAsia="x-none"/>
-        </w:rPr>
-        <w:t>image_raw</w:t>
-      </w:r>
-      <w:proofErr w:type="spellEnd"/>
-      <w:r>
-        <w:rPr>
-          <w:rFonts w:ascii="Times New Roman" w:hAnsi="Times New Roman" w:cs="Times New Roman"/>
-          <w:sz w:val="28"/>
-          <w:lang w:eastAsia="x-none"/>
-        </w:rPr>
-        <w:t xml:space="preserve">. Каждый кадр </w:t>
+        <w:t xml:space="preserve">После подключения камеры к модели робота была реализована система получения изображений в среде ROS. Виртуальная камера непрерывно формирует последовательность кадров, содержащих информацию об объектах, находящихся в поле зрения робота. Передача изображений осуществляется через специализированный ROS-топик /robot_camera/image_raw. Каждый кадр </w:t>
       </w:r>
       <w:r>
         <w:rPr>
@@ -2669,43 +2457,7 @@
           <w:sz w:val="28"/>
           <w:lang w:eastAsia="x-none"/>
         </w:rPr>
-        <w:t xml:space="preserve">Для последующей обработки изображения преобразуются в формат </w:t>
-      </w:r>
-      <w:proofErr w:type="spellStart"/>
-      <w:r>
-        <w:rPr>
-          <w:rFonts w:ascii="Times New Roman" w:hAnsi="Times New Roman" w:cs="Times New Roman"/>
-          <w:sz w:val="28"/>
-          <w:lang w:eastAsia="x-none"/>
-        </w:rPr>
-        <w:t>OpenCV</w:t>
-      </w:r>
-      <w:proofErr w:type="spellEnd"/>
-      <w:r>
-        <w:rPr>
-          <w:rFonts w:ascii="Times New Roman" w:hAnsi="Times New Roman" w:cs="Times New Roman"/>
-          <w:sz w:val="28"/>
-          <w:lang w:eastAsia="x-none"/>
-        </w:rPr>
-        <w:t xml:space="preserve"> при помощи библиотеки </w:t>
-      </w:r>
-      <w:proofErr w:type="spellStart"/>
-      <w:r>
-        <w:rPr>
-          <w:rFonts w:ascii="Times New Roman" w:hAnsi="Times New Roman" w:cs="Times New Roman"/>
-          <w:sz w:val="28"/>
-          <w:lang w:eastAsia="x-none"/>
-        </w:rPr>
-        <w:t>CvBridge</w:t>
-      </w:r>
-      <w:proofErr w:type="spellEnd"/>
-      <w:r>
-        <w:rPr>
-          <w:rFonts w:ascii="Times New Roman" w:hAnsi="Times New Roman" w:cs="Times New Roman"/>
-          <w:sz w:val="28"/>
-          <w:lang w:eastAsia="x-none"/>
-        </w:rPr>
-        <w:t xml:space="preserve">. </w:t>
+        <w:t xml:space="preserve">Для последующей обработки изображения преобразуются в формат OpenCV при помощи библиотеки CvBridge. </w:t>
       </w:r>
     </w:p>
     <w:p>
@@ -2806,25 +2558,7 @@
           <w:lang w:eastAsia="x-none"/>
         </w:rPr>
         <w:lastRenderedPageBreak/>
-        <w:t xml:space="preserve">относительно центра изображения. В качестве целевого объекта использовался куб жёлтого цвета, размещённый в виртуальной среде </w:t>
-      </w:r>
-      <w:proofErr w:type="spellStart"/>
-      <w:r>
-        <w:rPr>
-          <w:rFonts w:ascii="Times New Roman" w:hAnsi="Times New Roman" w:cs="Times New Roman"/>
-          <w:sz w:val="28"/>
-          <w:lang w:eastAsia="x-none"/>
-        </w:rPr>
-        <w:t>Gazebo</w:t>
-      </w:r>
-      <w:proofErr w:type="spellEnd"/>
-      <w:r>
-        <w:rPr>
-          <w:rFonts w:ascii="Times New Roman" w:hAnsi="Times New Roman" w:cs="Times New Roman"/>
-          <w:sz w:val="28"/>
-          <w:lang w:eastAsia="x-none"/>
-        </w:rPr>
-        <w:t>.</w:t>
+        <w:t>относительно центра изображения. В качестве целевого объекта использовался куб жёлтого цвета, размещённый в виртуальной среде Gazebo.</w:t>
       </w:r>
     </w:p>
     <w:p>
@@ -2847,43 +2581,7 @@
           <w:sz w:val="28"/>
           <w:lang w:eastAsia="x-none"/>
         </w:rPr>
-        <w:t>Работа алгоритма начинается с получения изображения от камеры робота. Далее изображение преобразуется из цветового пространства RGB в пространство HSV (</w:t>
-      </w:r>
-      <w:proofErr w:type="spellStart"/>
-      <w:r>
-        <w:rPr>
-          <w:rFonts w:ascii="Times New Roman" w:hAnsi="Times New Roman" w:cs="Times New Roman"/>
-          <w:sz w:val="28"/>
-          <w:lang w:eastAsia="x-none"/>
-        </w:rPr>
-        <w:t>Hue</w:t>
-      </w:r>
-      <w:proofErr w:type="spellEnd"/>
-      <w:r>
-        <w:rPr>
-          <w:rFonts w:ascii="Times New Roman" w:hAnsi="Times New Roman" w:cs="Times New Roman"/>
-          <w:sz w:val="28"/>
-          <w:lang w:eastAsia="x-none"/>
-        </w:rPr>
-        <w:t xml:space="preserve">, </w:t>
-      </w:r>
-      <w:proofErr w:type="spellStart"/>
-      <w:r>
-        <w:rPr>
-          <w:rFonts w:ascii="Times New Roman" w:hAnsi="Times New Roman" w:cs="Times New Roman"/>
-          <w:sz w:val="28"/>
-          <w:lang w:eastAsia="x-none"/>
-        </w:rPr>
-        <w:t>Saturation</w:t>
-      </w:r>
-      <w:proofErr w:type="spellEnd"/>
-      <w:r>
-        <w:rPr>
-          <w:rFonts w:ascii="Times New Roman" w:hAnsi="Times New Roman" w:cs="Times New Roman"/>
-          <w:sz w:val="28"/>
-          <w:lang w:eastAsia="x-none"/>
-        </w:rPr>
-        <w:t>, Value). Использование пространства HSV позволяет более эффективно выделять объекты по цвету, поскольку информация о цветовом оттенке отделяется от яркости изображения. После преобразования выполняется построение цветовой маски, содержащей только пиксели, принадлежащие заданному диапазону жёлтого цвета.</w:t>
+        <w:t>Работа алгоритма начинается с получения изображения от камеры робота. Далее изображение преобразуется из цветового пространства RGB в пространство HSV (Hue, Saturation, Value). Использование пространства HSV позволяет более эффективно выделять объекты по цвету, поскольку информация о цветовом оттенке отделяется от яркости изображения. После преобразования выполняется построение цветовой маски, содержащей только пиксели, принадлежащие заданному диапазону жёлтого цвета.</w:t>
       </w:r>
     </w:p>
     <w:p>
@@ -3022,43 +2720,7 @@
           <w:lang w:eastAsia="x-none"/>
         </w:rPr>
         <w:lastRenderedPageBreak/>
-        <w:t xml:space="preserve">Поиск осуществляется путём вращения мобильной платформы вокруг собственной оси. Для этого </w:t>
-      </w:r>
-      <w:proofErr w:type="gramStart"/>
-      <w:r>
-        <w:rPr>
-          <w:rFonts w:ascii="Times New Roman" w:hAnsi="Times New Roman" w:cs="Times New Roman"/>
-          <w:sz w:val="28"/>
-          <w:lang w:eastAsia="x-none"/>
-        </w:rPr>
-        <w:t>в топик</w:t>
-      </w:r>
-      <w:proofErr w:type="gramEnd"/>
-      <w:r>
-        <w:rPr>
-          <w:rFonts w:ascii="Times New Roman" w:hAnsi="Times New Roman" w:cs="Times New Roman"/>
-          <w:sz w:val="28"/>
-          <w:lang w:eastAsia="x-none"/>
-        </w:rPr>
-        <w:t xml:space="preserve"> /</w:t>
-      </w:r>
-      <w:proofErr w:type="spellStart"/>
-      <w:r>
-        <w:rPr>
-          <w:rFonts w:ascii="Times New Roman" w:hAnsi="Times New Roman" w:cs="Times New Roman"/>
-          <w:sz w:val="28"/>
-          <w:lang w:eastAsia="x-none"/>
-        </w:rPr>
-        <w:t>cmd_vel</w:t>
-      </w:r>
-      <w:proofErr w:type="spellEnd"/>
-      <w:r>
-        <w:rPr>
-          <w:rFonts w:ascii="Times New Roman" w:hAnsi="Times New Roman" w:cs="Times New Roman"/>
-          <w:sz w:val="28"/>
-          <w:lang w:eastAsia="x-none"/>
-        </w:rPr>
-        <w:t xml:space="preserve"> передаются команды с нулевой линейной скоростью и положительной угловой скоростью. В результате робот начинает плавно поворачиваться на месте, выполняя обзор окружающего пространства. Во время вращения система компьютерного зрения продолжает анализировать поступающие изображения и осуществляет поиск объекта заданного цвета.</w:t>
+        <w:t>Поиск осуществляется путём вращения мобильной платформы вокруг собственной оси. Для этого в топик /cmd_vel передаются команды с нулевой линейной скоростью и положительной угловой скоростью. В результате робот начинает плавно поворачиваться на месте, выполняя обзор окружающего пространства. Во время вращения система компьютерного зрения продолжает анализировать поступающие изображения и осуществляет поиск объекта заданного цвета.</w:t>
       </w:r>
     </w:p>
     <w:p>
@@ -3104,43 +2766,7 @@
           <w:sz w:val="28"/>
           <w:lang w:eastAsia="x-none"/>
         </w:rPr>
-        <w:t xml:space="preserve">После обнаружения объекта алгоритм определяет его положение относительно центра изображения. Если объект находится слева от центра кадра, робот получает команду на поворот влево. Если объект расположен справа, робот поворачивается вправо. Когда объект оказывается в центральной части кадра, робот начинает движение вперёд. Управление осуществляется посредством публикации команд линейной скорости </w:t>
-      </w:r>
-      <w:proofErr w:type="gramStart"/>
-      <w:r>
-        <w:rPr>
-          <w:rFonts w:ascii="Times New Roman" w:hAnsi="Times New Roman" w:cs="Times New Roman"/>
-          <w:sz w:val="28"/>
-          <w:lang w:eastAsia="x-none"/>
-        </w:rPr>
-        <w:t>в топик</w:t>
-      </w:r>
-      <w:proofErr w:type="gramEnd"/>
-      <w:r>
-        <w:rPr>
-          <w:rFonts w:ascii="Times New Roman" w:hAnsi="Times New Roman" w:cs="Times New Roman"/>
-          <w:sz w:val="28"/>
-          <w:lang w:eastAsia="x-none"/>
-        </w:rPr>
-        <w:t xml:space="preserve"> /</w:t>
-      </w:r>
-      <w:proofErr w:type="spellStart"/>
-      <w:r>
-        <w:rPr>
-          <w:rFonts w:ascii="Times New Roman" w:hAnsi="Times New Roman" w:cs="Times New Roman"/>
-          <w:sz w:val="28"/>
-          <w:lang w:eastAsia="x-none"/>
-        </w:rPr>
-        <w:t>cmd_vel</w:t>
-      </w:r>
-      <w:proofErr w:type="spellEnd"/>
-      <w:r>
-        <w:rPr>
-          <w:rFonts w:ascii="Times New Roman" w:hAnsi="Times New Roman" w:cs="Times New Roman"/>
-          <w:sz w:val="28"/>
-          <w:lang w:eastAsia="x-none"/>
-        </w:rPr>
-        <w:t>. При этом система компьютерного зрения продолжает анализировать изображения и корректировать направление движения по мере необходимости. Благодаря постоянной обратной связи между камерой и системой управления робот способен удерживать объект в центре поля зрения во время движения.</w:t>
+        <w:t>После обнаружения объекта алгоритм определяет его положение относительно центра изображения. Если объект находится слева от центра кадра, робот получает команду на поворот влево. Если объект расположен справа, робот поворачивается вправо. Когда объект оказывается в центральной части кадра, робот начинает движение вперёд. Управление осуществляется посредством публикации команд линейной скорости в топик /cmd_vel. При этом система компьютерного зрения продолжает анализировать изображения и корректировать направление движения по мере необходимости. Благодаря постоянной обратной связи между камерой и системой управления робот способен удерживать объект в центре поля зрения во время движения.</w:t>
       </w:r>
     </w:p>
     <w:p>
@@ -3171,21 +2797,8 @@
           <w:sz w:val="28"/>
           <w:lang w:eastAsia="x-none"/>
         </w:rPr>
-        <w:t xml:space="preserve">Структура модели робота в файле </w:t>
-      </w:r>
-      <w:proofErr w:type="spellStart"/>
-      <w:proofErr w:type="gramStart"/>
-      <w:r>
-        <w:rPr>
-          <w:b/>
-          <w:bCs/>
-          <w:sz w:val="28"/>
-          <w:lang w:eastAsia="x-none"/>
-        </w:rPr>
-        <w:t>robot.urdf</w:t>
-      </w:r>
-      <w:proofErr w:type="spellEnd"/>
-      <w:proofErr w:type="gramEnd"/>
+        <w:t>Структура модели робота в файле robot.urdf</w:t>
+      </w:r>
     </w:p>
     <w:p>
       <w:pPr>
@@ -3207,81 +2820,7 @@
           <w:sz w:val="28"/>
           <w:lang w:eastAsia="x-none"/>
         </w:rPr>
-        <w:t xml:space="preserve">Для описания конструкции мобильного робота и его взаимодействия со средой моделирования использовался файл </w:t>
-      </w:r>
-      <w:proofErr w:type="spellStart"/>
-      <w:proofErr w:type="gramStart"/>
-      <w:r>
-        <w:rPr>
-          <w:rFonts w:ascii="Times New Roman" w:hAnsi="Times New Roman" w:cs="Times New Roman"/>
-          <w:sz w:val="28"/>
-          <w:lang w:eastAsia="x-none"/>
-        </w:rPr>
-        <w:t>robot.urdf</w:t>
-      </w:r>
-      <w:proofErr w:type="spellEnd"/>
-      <w:proofErr w:type="gramEnd"/>
-      <w:r>
-        <w:rPr>
-          <w:rFonts w:ascii="Times New Roman" w:hAnsi="Times New Roman" w:cs="Times New Roman"/>
-          <w:sz w:val="28"/>
-          <w:lang w:eastAsia="x-none"/>
-        </w:rPr>
-        <w:t xml:space="preserve"> (Unified </w:t>
-      </w:r>
-      <w:proofErr w:type="spellStart"/>
-      <w:r>
-        <w:rPr>
-          <w:rFonts w:ascii="Times New Roman" w:hAnsi="Times New Roman" w:cs="Times New Roman"/>
-          <w:sz w:val="28"/>
-          <w:lang w:eastAsia="x-none"/>
-        </w:rPr>
-        <w:t>Robot</w:t>
-      </w:r>
-      <w:proofErr w:type="spellEnd"/>
-      <w:r>
-        <w:rPr>
-          <w:rFonts w:ascii="Times New Roman" w:hAnsi="Times New Roman" w:cs="Times New Roman"/>
-          <w:sz w:val="28"/>
-          <w:lang w:eastAsia="x-none"/>
-        </w:rPr>
-        <w:t xml:space="preserve"> </w:t>
-      </w:r>
-      <w:proofErr w:type="spellStart"/>
-      <w:r>
-        <w:rPr>
-          <w:rFonts w:ascii="Times New Roman" w:hAnsi="Times New Roman" w:cs="Times New Roman"/>
-          <w:sz w:val="28"/>
-          <w:lang w:eastAsia="x-none"/>
-        </w:rPr>
-        <w:t>Description</w:t>
-      </w:r>
-      <w:proofErr w:type="spellEnd"/>
-      <w:r>
-        <w:rPr>
-          <w:rFonts w:ascii="Times New Roman" w:hAnsi="Times New Roman" w:cs="Times New Roman"/>
-          <w:sz w:val="28"/>
-          <w:lang w:eastAsia="x-none"/>
-        </w:rPr>
-        <w:t xml:space="preserve"> Format. Основой конструкции является звено </w:t>
-      </w:r>
-      <w:proofErr w:type="spellStart"/>
-      <w:r>
-        <w:rPr>
-          <w:rFonts w:ascii="Times New Roman" w:hAnsi="Times New Roman" w:cs="Times New Roman"/>
-          <w:sz w:val="28"/>
-          <w:lang w:eastAsia="x-none"/>
-        </w:rPr>
-        <w:t>base_link</w:t>
-      </w:r>
-      <w:proofErr w:type="spellEnd"/>
-      <w:r>
-        <w:rPr>
-          <w:rFonts w:ascii="Times New Roman" w:hAnsi="Times New Roman" w:cs="Times New Roman"/>
-          <w:sz w:val="28"/>
-          <w:lang w:eastAsia="x-none"/>
-        </w:rPr>
-        <w:t xml:space="preserve">, представляющее корпус мобильного робота. К данному звену присоединены два ведущих колеса, обеспечивающие движение платформы по принципу дифференциального привода. </w:t>
+        <w:t xml:space="preserve">Для описания конструкции мобильного робота и его взаимодействия со средой моделирования использовался файл robot.urdf (Unified Robot Description Format. Основой конструкции является звено base_link, представляющее корпус мобильного робота. К данному звену присоединены два ведущих колеса, обеспечивающие движение платформы по принципу дифференциального привода. </w:t>
       </w:r>
       <w:r>
         <w:rPr>
@@ -3313,43 +2852,7 @@
           <w:sz w:val="28"/>
           <w:lang w:eastAsia="x-none"/>
         </w:rPr>
-        <w:t xml:space="preserve">Для получения информации об окружающей среде в модель робота были интегрированы два сенсора: </w:t>
-      </w:r>
-      <w:proofErr w:type="spellStart"/>
-      <w:r>
-        <w:rPr>
-          <w:rFonts w:ascii="Times New Roman" w:hAnsi="Times New Roman" w:cs="Times New Roman"/>
-          <w:sz w:val="28"/>
-          <w:lang w:eastAsia="x-none"/>
-        </w:rPr>
-        <w:t>лидар</w:t>
-      </w:r>
-      <w:proofErr w:type="spellEnd"/>
-      <w:r>
-        <w:rPr>
-          <w:rFonts w:ascii="Times New Roman" w:hAnsi="Times New Roman" w:cs="Times New Roman"/>
-          <w:sz w:val="28"/>
-          <w:lang w:eastAsia="x-none"/>
-        </w:rPr>
-        <w:t xml:space="preserve"> и камера. </w:t>
-      </w:r>
-      <w:proofErr w:type="spellStart"/>
-      <w:r>
-        <w:rPr>
-          <w:rFonts w:ascii="Times New Roman" w:hAnsi="Times New Roman" w:cs="Times New Roman"/>
-          <w:sz w:val="28"/>
-          <w:lang w:eastAsia="x-none"/>
-        </w:rPr>
-        <w:t>Лидарный</w:t>
-      </w:r>
-      <w:proofErr w:type="spellEnd"/>
-      <w:r>
-        <w:rPr>
-          <w:rFonts w:ascii="Times New Roman" w:hAnsi="Times New Roman" w:cs="Times New Roman"/>
-          <w:sz w:val="28"/>
-          <w:lang w:eastAsia="x-none"/>
-        </w:rPr>
-        <w:t xml:space="preserve"> датчик размещён в верхней части корпуса робота и предназначен для измерения расстояний до окружающих объектов. Результатом его работы являются данные лазерного сканирования, позволяющие определять расположение препятствий и формировать представление об окружающем пространстве. Камера также установлена на корпусе робота и используется для получения цветных изображений, необходимых для работы алгоритмов компьютерного зрения и поиска объектов по цвету.</w:t>
+        <w:t>Для получения информации об окружающей среде в модель робота были интегрированы два сенсора: лидар и камера. Лидарный датчик размещён в верхней части корпуса робота и предназначен для измерения расстояний до окружающих объектов. Результатом его работы являются данные лазерного сканирования, позволяющие определять расположение препятствий и формировать представление об окружающем пространстве. Камера также установлена на корпусе робота и используется для получения цветных изображений, необходимых для работы алгоритмов компьютерного зрения и поиска объектов по цвету.</w:t>
       </w:r>
     </w:p>
     <w:p>
@@ -3388,205 +2891,7 @@
           <w:sz w:val="28"/>
           <w:lang w:eastAsia="x-none"/>
         </w:rPr>
-        <w:t xml:space="preserve"> содержит подключение специализированных плагинов </w:t>
-      </w:r>
-      <w:proofErr w:type="spellStart"/>
-      <w:r>
-        <w:rPr>
-          <w:rFonts w:ascii="Times New Roman" w:hAnsi="Times New Roman" w:cs="Times New Roman"/>
-          <w:sz w:val="28"/>
-          <w:lang w:eastAsia="x-none"/>
-        </w:rPr>
-        <w:t>Gazebo</w:t>
-      </w:r>
-      <w:proofErr w:type="spellEnd"/>
-      <w:r>
-        <w:rPr>
-          <w:rFonts w:ascii="Times New Roman" w:hAnsi="Times New Roman" w:cs="Times New Roman"/>
-          <w:sz w:val="28"/>
-          <w:lang w:eastAsia="x-none"/>
-        </w:rPr>
-        <w:t xml:space="preserve">. Плагин дифференциального привода обеспечивает выполнение команд движения, поступающих </w:t>
-      </w:r>
-      <w:proofErr w:type="gramStart"/>
-      <w:r>
-        <w:rPr>
-          <w:rFonts w:ascii="Times New Roman" w:hAnsi="Times New Roman" w:cs="Times New Roman"/>
-          <w:sz w:val="28"/>
-          <w:lang w:eastAsia="x-none"/>
-        </w:rPr>
-        <w:t>через топик</w:t>
-      </w:r>
-      <w:proofErr w:type="gramEnd"/>
-      <w:r>
-        <w:rPr>
-          <w:rFonts w:ascii="Times New Roman" w:hAnsi="Times New Roman" w:cs="Times New Roman"/>
-          <w:sz w:val="28"/>
-          <w:lang w:eastAsia="x-none"/>
-        </w:rPr>
-        <w:t xml:space="preserve"> /</w:t>
-      </w:r>
-      <w:proofErr w:type="spellStart"/>
-      <w:r>
-        <w:rPr>
-          <w:rFonts w:ascii="Times New Roman" w:hAnsi="Times New Roman" w:cs="Times New Roman"/>
-          <w:sz w:val="28"/>
-          <w:lang w:eastAsia="x-none"/>
-        </w:rPr>
-        <w:t>cmd_vel</w:t>
-      </w:r>
-      <w:proofErr w:type="spellEnd"/>
-      <w:r>
-        <w:rPr>
-          <w:rFonts w:ascii="Times New Roman" w:hAnsi="Times New Roman" w:cs="Times New Roman"/>
-          <w:sz w:val="28"/>
-          <w:lang w:eastAsia="x-none"/>
-        </w:rPr>
-        <w:t xml:space="preserve">, а также формирование данных </w:t>
-      </w:r>
-      <w:proofErr w:type="spellStart"/>
-      <w:r>
-        <w:rPr>
-          <w:rFonts w:ascii="Times New Roman" w:hAnsi="Times New Roman" w:cs="Times New Roman"/>
-          <w:sz w:val="28"/>
-          <w:lang w:eastAsia="x-none"/>
-        </w:rPr>
-        <w:t>одометрии</w:t>
-      </w:r>
-      <w:proofErr w:type="spellEnd"/>
-      <w:r>
-        <w:rPr>
-          <w:rFonts w:ascii="Times New Roman" w:hAnsi="Times New Roman" w:cs="Times New Roman"/>
-          <w:sz w:val="28"/>
-          <w:lang w:eastAsia="x-none"/>
-        </w:rPr>
-        <w:t>, публикуемых в топик /</w:t>
-      </w:r>
-      <w:proofErr w:type="spellStart"/>
-      <w:r>
-        <w:rPr>
-          <w:rFonts w:ascii="Times New Roman" w:hAnsi="Times New Roman" w:cs="Times New Roman"/>
-          <w:sz w:val="28"/>
-          <w:lang w:eastAsia="x-none"/>
-        </w:rPr>
-        <w:t>odom</w:t>
-      </w:r>
-      <w:proofErr w:type="spellEnd"/>
-      <w:r>
-        <w:rPr>
-          <w:rFonts w:ascii="Times New Roman" w:hAnsi="Times New Roman" w:cs="Times New Roman"/>
-          <w:sz w:val="28"/>
-          <w:lang w:eastAsia="x-none"/>
-        </w:rPr>
-        <w:t xml:space="preserve">. Плагин </w:t>
-      </w:r>
-      <w:proofErr w:type="spellStart"/>
-      <w:r>
-        <w:rPr>
-          <w:rFonts w:ascii="Times New Roman" w:hAnsi="Times New Roman" w:cs="Times New Roman"/>
-          <w:sz w:val="28"/>
-          <w:lang w:eastAsia="x-none"/>
-        </w:rPr>
-        <w:t>лидарного</w:t>
-      </w:r>
-      <w:proofErr w:type="spellEnd"/>
-      <w:r>
-        <w:rPr>
-          <w:rFonts w:ascii="Times New Roman" w:hAnsi="Times New Roman" w:cs="Times New Roman"/>
-          <w:sz w:val="28"/>
-          <w:lang w:eastAsia="x-none"/>
-        </w:rPr>
-        <w:t xml:space="preserve"> датчика отвечает за генерацию лазерных измерений и передачу данных </w:t>
-      </w:r>
-      <w:proofErr w:type="gramStart"/>
-      <w:r>
-        <w:rPr>
-          <w:rFonts w:ascii="Times New Roman" w:hAnsi="Times New Roman" w:cs="Times New Roman"/>
-          <w:sz w:val="28"/>
-          <w:lang w:eastAsia="x-none"/>
-        </w:rPr>
-        <w:t>в топик</w:t>
-      </w:r>
-      <w:proofErr w:type="gramEnd"/>
-      <w:r>
-        <w:rPr>
-          <w:rFonts w:ascii="Times New Roman" w:hAnsi="Times New Roman" w:cs="Times New Roman"/>
-          <w:sz w:val="28"/>
-          <w:lang w:eastAsia="x-none"/>
-        </w:rPr>
-        <w:t xml:space="preserve"> /</w:t>
-      </w:r>
-      <w:proofErr w:type="spellStart"/>
-      <w:r>
-        <w:rPr>
-          <w:rFonts w:ascii="Times New Roman" w:hAnsi="Times New Roman" w:cs="Times New Roman"/>
-          <w:sz w:val="28"/>
-          <w:lang w:eastAsia="x-none"/>
-        </w:rPr>
-        <w:t>scan</w:t>
-      </w:r>
-      <w:proofErr w:type="spellEnd"/>
-      <w:r>
-        <w:rPr>
-          <w:rFonts w:ascii="Times New Roman" w:hAnsi="Times New Roman" w:cs="Times New Roman"/>
-          <w:sz w:val="28"/>
-          <w:lang w:eastAsia="x-none"/>
-        </w:rPr>
-        <w:t xml:space="preserve">. Плагин камеры формирует изображения окружающей среды и публикует их </w:t>
-      </w:r>
-      <w:proofErr w:type="gramStart"/>
-      <w:r>
-        <w:rPr>
-          <w:rFonts w:ascii="Times New Roman" w:hAnsi="Times New Roman" w:cs="Times New Roman"/>
-          <w:sz w:val="28"/>
-          <w:lang w:eastAsia="x-none"/>
-        </w:rPr>
-        <w:t>в топик</w:t>
-      </w:r>
-      <w:proofErr w:type="gramEnd"/>
-      <w:r>
-        <w:rPr>
-          <w:rFonts w:ascii="Times New Roman" w:hAnsi="Times New Roman" w:cs="Times New Roman"/>
-          <w:sz w:val="28"/>
-          <w:lang w:eastAsia="x-none"/>
-        </w:rPr>
-        <w:t xml:space="preserve"> /</w:t>
-      </w:r>
-      <w:proofErr w:type="spellStart"/>
-      <w:r>
-        <w:rPr>
-          <w:rFonts w:ascii="Times New Roman" w:hAnsi="Times New Roman" w:cs="Times New Roman"/>
-          <w:sz w:val="28"/>
-          <w:lang w:eastAsia="x-none"/>
-        </w:rPr>
-        <w:t>robot_camera</w:t>
-      </w:r>
-      <w:proofErr w:type="spellEnd"/>
-      <w:r>
-        <w:rPr>
-          <w:rFonts w:ascii="Times New Roman" w:hAnsi="Times New Roman" w:cs="Times New Roman"/>
-          <w:sz w:val="28"/>
-          <w:lang w:eastAsia="x-none"/>
-        </w:rPr>
-        <w:t>/</w:t>
-      </w:r>
-      <w:proofErr w:type="spellStart"/>
-      <w:r>
-        <w:rPr>
-          <w:rFonts w:ascii="Times New Roman" w:hAnsi="Times New Roman" w:cs="Times New Roman"/>
-          <w:sz w:val="28"/>
-          <w:lang w:eastAsia="x-none"/>
-        </w:rPr>
-        <w:t>image_raw</w:t>
-      </w:r>
-      <w:proofErr w:type="spellEnd"/>
-      <w:r>
-        <w:rPr>
-          <w:rFonts w:ascii="Times New Roman" w:hAnsi="Times New Roman" w:cs="Times New Roman"/>
-          <w:sz w:val="28"/>
-          <w:lang w:eastAsia="x-none"/>
-        </w:rPr>
-        <w:t>. Благодаря использованию данных компонентов обеспечивается совместная работа модели робота, датчиков и алгоритмов управления в единой программной среде.</w:t>
+        <w:t xml:space="preserve"> содержит подключение специализированных плагинов Gazebo. Плагин дифференциального привода обеспечивает выполнение команд движения, поступающих через топик /cmd_vel, а также формирование данных одометрии, публикуемых в топик /odom. Плагин лидарного датчика отвечает за генерацию лазерных измерений и передачу данных в топик /scan. Плагин камеры формирует изображения окружающей среды и публикует их в топик /robot_camera/image_raw. Благодаря использованию данных компонентов обеспечивается совместная работа модели робота, датчиков и алгоритмов управления в единой программной среде.</w:t>
       </w:r>
     </w:p>
     <w:p>
@@ -3687,20 +2992,8 @@
           <w:sz w:val="28"/>
           <w:lang w:eastAsia="x-none"/>
         </w:rPr>
-        <w:t xml:space="preserve">Структура модели мобильного робота, описанной в файле </w:t>
-      </w:r>
-      <w:proofErr w:type="spellStart"/>
-      <w:proofErr w:type="gramStart"/>
-      <w:r>
-        <w:rPr>
-          <w:rFonts w:ascii="Times New Roman" w:hAnsi="Times New Roman" w:cs="Times New Roman"/>
-          <w:sz w:val="28"/>
-          <w:lang w:eastAsia="x-none"/>
-        </w:rPr>
-        <w:t>robot.urdf</w:t>
-      </w:r>
-      <w:proofErr w:type="spellEnd"/>
-      <w:proofErr w:type="gramEnd"/>
+        <w:t>Структура модели мобильного робота, описанной в файле robot.urdf</w:t>
+      </w:r>
     </w:p>
     <w:p>
       <w:pPr>
@@ -3732,6 +3025,7 @@
         <w:autoSpaceDN/>
         <w:adjustRightInd/>
         <w:spacing w:line="360" w:lineRule="auto"/>
+        <w:ind w:left="0" w:firstLine="0"/>
         <w:jc w:val="center"/>
         <w:rPr>
           <w:b/>
@@ -3770,25 +3064,7 @@
           <w:sz w:val="28"/>
           <w:lang w:eastAsia="x-none"/>
         </w:rPr>
-        <w:t xml:space="preserve">После завершения разработки модели робота и алгоритмов компьютерного зрения была выполнена серия экспериментов в среде </w:t>
-      </w:r>
-      <w:proofErr w:type="spellStart"/>
-      <w:r>
-        <w:rPr>
-          <w:rFonts w:ascii="Times New Roman" w:hAnsi="Times New Roman" w:cs="Times New Roman"/>
-          <w:sz w:val="28"/>
-          <w:lang w:eastAsia="x-none"/>
-        </w:rPr>
-        <w:t>Gazebo</w:t>
-      </w:r>
-      <w:proofErr w:type="spellEnd"/>
-      <w:r>
-        <w:rPr>
-          <w:rFonts w:ascii="Times New Roman" w:hAnsi="Times New Roman" w:cs="Times New Roman"/>
-          <w:sz w:val="28"/>
-          <w:lang w:eastAsia="x-none"/>
-        </w:rPr>
-        <w:t>.</w:t>
+        <w:t>После завершения разработки модели робота и алгоритмов компьютерного зрения была выполнена серия экспериментов в среде Gazebo.</w:t>
       </w:r>
       <w:r>
         <w:rPr>
@@ -3827,7 +3103,23 @@
           <w:sz w:val="28"/>
           <w:lang w:eastAsia="x-none"/>
         </w:rPr>
-        <w:t xml:space="preserve">После обнаружения целевого объекта алгоритм определял его положение относительно центра изображения и формировал соответствующие команды управления. Робот выполнял корректировку ориентации до тех пор, пока </w:t>
+        <w:t>После обнаружения целевого объекта алгоритм определял его положение относительно центра изображения</w:t>
+      </w:r>
+      <w:r>
+        <w:rPr>
+          <w:rFonts w:ascii="Times New Roman" w:hAnsi="Times New Roman" w:cs="Times New Roman"/>
+          <w:sz w:val="28"/>
+          <w:lang w:eastAsia="x-none"/>
+        </w:rPr>
+        <w:t xml:space="preserve"> (рис. 3)</w:t>
+      </w:r>
+      <w:r>
+        <w:rPr>
+          <w:rFonts w:ascii="Times New Roman" w:hAnsi="Times New Roman" w:cs="Times New Roman"/>
+          <w:sz w:val="28"/>
+          <w:lang w:eastAsia="x-none"/>
+        </w:rPr>
+        <w:t xml:space="preserve"> и формировал соответствующие команды управления. Робот выполнял корректировку ориентации до тех пор, пока </w:t>
       </w:r>
       <w:r>
         <w:rPr>
@@ -3853,14 +3145,6 @@
           <w:lang w:eastAsia="x-none"/>
         </w:rPr>
       </w:pPr>
-      <w:r>
-        <w:rPr>
-          <w:rFonts w:ascii="Times New Roman" w:hAnsi="Times New Roman" w:cs="Times New Roman"/>
-          <w:sz w:val="28"/>
-          <w:lang w:eastAsia="x-none"/>
-        </w:rPr>
-        <w:t>Результаты проведённых экспериментов подтвердили работоспособность разработанной системы компьютерного зрения. Камера обеспечивала стабильное получение изображений, алгоритм успешно обнаруживал объекты заданного цвета, а робот корректно выполнял поиск, наведение и движение к цели. Полученные результаты демонстрируют возможность использования разработанной системы для решения задач автономной навигации и визуального сопровождения объектов в робототехнических комплексах.</w:t>
-      </w:r>
     </w:p>
     <w:p>
       <w:pPr>
@@ -3872,12 +3156,65 @@
         <w:jc w:val="center"/>
         <w:rPr>
           <w:rFonts w:ascii="Times New Roman" w:hAnsi="Times New Roman" w:cs="Times New Roman"/>
-          <w:b/>
-          <w:bCs/>
-          <w:sz w:val="28"/>
-          <w:lang w:eastAsia="x-none"/>
-        </w:rPr>
-      </w:pPr>
+          <w:sz w:val="28"/>
+          <w:lang w:eastAsia="x-none"/>
+        </w:rPr>
+      </w:pPr>
+      <w:r>
+        <w:rPr>
+          <w:rFonts w:ascii="Times New Roman" w:hAnsi="Times New Roman" w:cs="Times New Roman"/>
+          <w:sz w:val="28"/>
+          <w:lang w:eastAsia="x-none"/>
+        </w:rPr>
+        <w:drawing>
+          <wp:inline distT="0" distB="0" distL="0" distR="0" wp14:anchorId="06BC3888" wp14:editId="6B3CFBE2">
+            <wp:extent cx="6119495" cy="3886835"/>
+            <wp:effectExtent l="0" t="0" r="0" b="0"/>
+            <wp:docPr id="4" name="Рисунок 4"/>
+            <wp:cNvGraphicFramePr>
+              <a:graphicFrameLocks xmlns:a="http://schemas.openxmlformats.org/drawingml/2006/main" noChangeAspect="1"/>
+            </wp:cNvGraphicFramePr>
+            <a:graphic xmlns:a="http://schemas.openxmlformats.org/drawingml/2006/main">
+              <a:graphicData uri="http://schemas.openxmlformats.org/drawingml/2006/picture">
+                <pic:pic xmlns:pic="http://schemas.openxmlformats.org/drawingml/2006/picture">
+                  <pic:nvPicPr>
+                    <pic:cNvPr id="0" name="Picture 6"/>
+                    <pic:cNvPicPr>
+                      <a:picLocks noChangeAspect="1" noChangeArrowheads="1"/>
+                    </pic:cNvPicPr>
+                  </pic:nvPicPr>
+                  <pic:blipFill>
+                    <a:blip r:embed="rId11">
+                      <a:extLst>
+                        <a:ext uri="{28A0092B-C50C-407E-A947-70E740481C1C}">
+                          <a14:useLocalDpi xmlns:a14="http://schemas.microsoft.com/office/drawing/2010/main" val="0"/>
+                        </a:ext>
+                      </a:extLst>
+                    </a:blip>
+                    <a:srcRect/>
+                    <a:stretch>
+                      <a:fillRect/>
+                    </a:stretch>
+                  </pic:blipFill>
+                  <pic:spPr bwMode="auto">
+                    <a:xfrm>
+                      <a:off x="0" y="0"/>
+                      <a:ext cx="6119495" cy="3886835"/>
+                    </a:xfrm>
+                    <a:prstGeom prst="rect">
+                      <a:avLst/>
+                    </a:prstGeom>
+                    <a:noFill/>
+                    <a:ln>
+                      <a:noFill/>
+                    </a:ln>
+                  </pic:spPr>
+                </pic:pic>
+              </a:graphicData>
+            </a:graphic>
+          </wp:inline>
+        </w:drawing>
+      </w:r>
     </w:p>
     <w:p>
       <w:pPr>
@@ -3889,6 +3226,70 @@
         <w:jc w:val="center"/>
         <w:rPr>
           <w:rFonts w:ascii="Times New Roman" w:hAnsi="Times New Roman" w:cs="Times New Roman"/>
+          <w:sz w:val="28"/>
+          <w:lang w:eastAsia="x-none"/>
+        </w:rPr>
+      </w:pPr>
+      <w:r>
+        <w:rPr>
+          <w:rFonts w:ascii="Times New Roman" w:hAnsi="Times New Roman" w:cs="Times New Roman"/>
+          <w:sz w:val="28"/>
+          <w:lang w:eastAsia="x-none"/>
+        </w:rPr>
+        <w:t xml:space="preserve">Рис. </w:t>
+      </w:r>
+      <w:r>
+        <w:rPr>
+          <w:rFonts w:ascii="Times New Roman" w:hAnsi="Times New Roman" w:cs="Times New Roman"/>
+          <w:sz w:val="28"/>
+          <w:lang w:eastAsia="x-none"/>
+        </w:rPr>
+        <w:t>3</w:t>
+      </w:r>
+      <w:r>
+        <w:rPr>
+          <w:rFonts w:ascii="Times New Roman" w:hAnsi="Times New Roman" w:cs="Times New Roman"/>
+          <w:sz w:val="28"/>
+          <w:lang w:eastAsia="x-none"/>
+        </w:rPr>
+        <w:t xml:space="preserve"> – </w:t>
+      </w:r>
+      <w:r>
+        <w:rPr>
+          <w:rFonts w:ascii="Times New Roman" w:hAnsi="Times New Roman" w:cs="Times New Roman"/>
+          <w:sz w:val="28"/>
+          <w:lang w:eastAsia="x-none"/>
+        </w:rPr>
+        <w:t>Демонстрация поиска желтого куба в комнате</w:t>
+      </w:r>
+    </w:p>
+    <w:p>
+      <w:pPr>
+        <w:widowControl/>
+        <w:autoSpaceDE/>
+        <w:autoSpaceDN/>
+        <w:adjustRightInd/>
+        <w:spacing w:line="360" w:lineRule="auto"/>
+        <w:jc w:val="center"/>
+        <w:rPr>
+          <w:rFonts w:ascii="Times New Roman" w:hAnsi="Times New Roman" w:cs="Times New Roman"/>
+          <w:b/>
+          <w:bCs/>
+          <w:sz w:val="28"/>
+          <w:lang w:eastAsia="x-none"/>
+        </w:rPr>
+      </w:pPr>
+    </w:p>
+    <w:p>
+      <w:pPr>
+        <w:widowControl/>
+        <w:autoSpaceDE/>
+        <w:autoSpaceDN/>
+        <w:adjustRightInd/>
+        <w:spacing w:line="360" w:lineRule="auto"/>
+        <w:jc w:val="center"/>
+        <w:rPr>
+          <w:rFonts w:ascii="Times New Roman" w:hAnsi="Times New Roman" w:cs="Times New Roman"/>
           <w:b/>
           <w:bCs/>
           <w:sz w:val="28"/>
@@ -3926,25 +3327,7 @@
           <w:sz w:val="28"/>
           <w:lang w:eastAsia="x-none"/>
         </w:rPr>
-        <w:t xml:space="preserve">В ходе преддипломной практики была разработана система компьютерного зрения мобильного робота в среде </w:t>
-      </w:r>
-      <w:proofErr w:type="spellStart"/>
-      <w:r>
-        <w:rPr>
-          <w:rFonts w:ascii="Times New Roman" w:hAnsi="Times New Roman" w:cs="Times New Roman"/>
-          <w:sz w:val="28"/>
-          <w:lang w:eastAsia="x-none"/>
-        </w:rPr>
-        <w:t>Gazebo</w:t>
-      </w:r>
-      <w:proofErr w:type="spellEnd"/>
-      <w:r>
-        <w:rPr>
-          <w:rFonts w:ascii="Times New Roman" w:hAnsi="Times New Roman" w:cs="Times New Roman"/>
-          <w:sz w:val="28"/>
-          <w:lang w:eastAsia="x-none"/>
-        </w:rPr>
-        <w:t>. В модель робота была интегрирована виртуальная камера, обеспечивающая получение изображений и передачу данных в среду ROS.</w:t>
+        <w:t>В ходе преддипломной практики была разработана система компьютерного зрения мобильного робота в среде Gazebo. В модель робота была интегрирована виртуальная камера, обеспечивающая получение изображений и передачу данных в среду ROS.</w:t>
       </w:r>
     </w:p>
     <w:p>
@@ -3990,27 +3373,8 @@
           <w:sz w:val="28"/>
           <w:lang w:eastAsia="x-none"/>
         </w:rPr>
-        <w:t xml:space="preserve">Кроме того, была исследована структура модели робота, описанной в файле </w:t>
-      </w:r>
-      <w:proofErr w:type="spellStart"/>
-      <w:proofErr w:type="gramStart"/>
-      <w:r>
-        <w:rPr>
-          <w:rFonts w:ascii="Times New Roman" w:hAnsi="Times New Roman" w:cs="Times New Roman"/>
-          <w:sz w:val="28"/>
-          <w:lang w:eastAsia="x-none"/>
-        </w:rPr>
-        <w:t>robot.urdf</w:t>
-      </w:r>
-      <w:proofErr w:type="spellEnd"/>
-      <w:proofErr w:type="gramEnd"/>
-      <w:r>
-        <w:rPr>
-          <w:rFonts w:ascii="Times New Roman" w:hAnsi="Times New Roman" w:cs="Times New Roman"/>
-          <w:sz w:val="28"/>
-          <w:lang w:eastAsia="x-none"/>
-        </w:rPr>
-        <w:t>. Проведённые испытания подтвердили корректную работу камеры, системы компьютерного зрения и алгоритмов управления движением. Полученные результаты могут быть использованы при дальнейшей разработке систем автономной навигации и управления мобильными робототехническими платформами.</w:t>
+        <w:lastRenderedPageBreak/>
+        <w:t>Кроме того, была исследована структура модели робота, описанной в файле robot.urdf. Проведённые испытания подтвердили корректную работу камеры, системы компьютерного зрения и алгоритмов управления движением. Полученные результаты могут быть использованы при дальнейшей разработке систем автономной навигации и управления мобильными робототехническими платформами.</w:t>
       </w:r>
     </w:p>
     <w:p>
@@ -4049,7 +3413,6 @@
       <w:pPr>
         <w:pStyle w:val="1"/>
         <w:spacing w:before="60" w:line="360" w:lineRule="auto"/>
-        <w:ind w:firstLine="709"/>
         <w:jc w:val="center"/>
         <w:rPr>
           <w:rFonts w:ascii="Times New Roman" w:hAnsi="Times New Roman" w:cs="Times New Roman"/>
@@ -4064,7 +3427,6 @@
           <w:sz w:val="28"/>
           <w:szCs w:val="28"/>
         </w:rPr>
-        <w:lastRenderedPageBreak/>
         <w:t>С</w:t>
       </w:r>
       <w:r>
@@ -4101,25 +3463,7 @@
           <w:szCs w:val="28"/>
           <w:lang w:val="ru-RU"/>
         </w:rPr>
-        <w:t xml:space="preserve">Джозефа Л. «Изучение робототехники с использованием Python» / пер. с </w:t>
-      </w:r>
-      <w:proofErr w:type="spellStart"/>
-      <w:r>
-        <w:rPr>
-          <w:bCs/>
-          <w:szCs w:val="28"/>
-          <w:lang w:val="ru-RU"/>
-        </w:rPr>
-        <w:t>анг</w:t>
-      </w:r>
-      <w:proofErr w:type="spellEnd"/>
-      <w:r>
-        <w:rPr>
-          <w:bCs/>
-          <w:szCs w:val="28"/>
-          <w:lang w:val="ru-RU"/>
-        </w:rPr>
-        <w:t>. А. В. Корягина. – М.: ДМК Пресс, 2019. – 250 с.: ил</w:t>
+        <w:t>Джозефа Л. «Изучение робототехники с использованием Python» / пер. с анг. А. В. Корягина. – М.: ДМК Пресс, 2019. – 250 с.: ил</w:t>
       </w:r>
       <w:r>
         <w:rPr>
@@ -4148,77 +3492,13 @@
           <w:szCs w:val="28"/>
         </w:rPr>
       </w:pPr>
-      <w:proofErr w:type="spellStart"/>
       <w:r>
         <w:rPr>
           <w:bCs/>
           <w:szCs w:val="28"/>
           <w:lang w:val="ru-RU"/>
         </w:rPr>
-        <w:t>Шибков</w:t>
-      </w:r>
-      <w:proofErr w:type="spellEnd"/>
-      <w:r>
-        <w:rPr>
-          <w:bCs/>
-          <w:szCs w:val="28"/>
-          <w:lang w:val="ru-RU"/>
-        </w:rPr>
-        <w:t xml:space="preserve"> А. Простая имитационная модель мобильного робота в ROS и </w:t>
-      </w:r>
-      <w:proofErr w:type="spellStart"/>
-      <w:r>
-        <w:rPr>
-          <w:bCs/>
-          <w:szCs w:val="28"/>
-          <w:lang w:val="ru-RU"/>
-        </w:rPr>
-        <w:t>Gazebo</w:t>
-      </w:r>
-      <w:proofErr w:type="spellEnd"/>
-      <w:r>
-        <w:rPr>
-          <w:bCs/>
-          <w:szCs w:val="28"/>
-          <w:lang w:val="ru-RU"/>
-        </w:rPr>
-        <w:t xml:space="preserve"> // </w:t>
-      </w:r>
-      <w:proofErr w:type="spellStart"/>
-      <w:r>
-        <w:rPr>
-          <w:bCs/>
-          <w:szCs w:val="28"/>
-          <w:lang w:val="ru-RU"/>
-        </w:rPr>
-        <w:t>Habr</w:t>
-      </w:r>
-      <w:proofErr w:type="spellEnd"/>
-      <w:r>
-        <w:rPr>
-          <w:bCs/>
-          <w:szCs w:val="28"/>
-          <w:lang w:val="ru-RU"/>
-        </w:rPr>
-        <w:t xml:space="preserve">. — 6 </w:t>
-      </w:r>
-      <w:proofErr w:type="spellStart"/>
-      <w:r>
-        <w:rPr>
-          <w:bCs/>
-          <w:szCs w:val="28"/>
-          <w:lang w:val="ru-RU"/>
-        </w:rPr>
-        <w:t>июн</w:t>
-      </w:r>
-      <w:proofErr w:type="spellEnd"/>
-      <w:r>
-        <w:rPr>
-          <w:bCs/>
-          <w:szCs w:val="28"/>
-          <w:lang w:val="ru-RU"/>
-        </w:rPr>
-        <w:t>. 2024. — URL: https://habr.com/ru/articles/820035/ (дата обращения: 15.12.2025).</w:t>
+        <w:t>Шибков А. Простая имитационная модель мобильного робота в ROS и Gazebo // Habr. — 6 июн. 2024. — URL: https://habr.com/ru/articles/820035/ (дата обращения: 15.12.2025).</w:t>
       </w:r>
     </w:p>
     <w:p>
@@ -4239,55 +3519,14 @@
           <w:szCs w:val="28"/>
         </w:rPr>
       </w:pPr>
-      <w:proofErr w:type="spellStart"/>
       <w:r>
         <w:rPr>
           <w:bCs/>
           <w:szCs w:val="28"/>
         </w:rPr>
-        <w:t>VirtualBox</w:t>
-      </w:r>
-      <w:proofErr w:type="spellEnd"/>
-      <w:r>
-        <w:rPr>
-          <w:bCs/>
-          <w:szCs w:val="28"/>
-        </w:rPr>
-        <w:t xml:space="preserve">. </w:t>
-      </w:r>
-      <w:proofErr w:type="spellStart"/>
-      <w:r>
-        <w:rPr>
-          <w:bCs/>
-          <w:szCs w:val="28"/>
-        </w:rPr>
-        <w:t>Official</w:t>
-      </w:r>
-      <w:proofErr w:type="spellEnd"/>
-      <w:r>
-        <w:rPr>
-          <w:bCs/>
-          <w:szCs w:val="28"/>
-        </w:rPr>
-        <w:t xml:space="preserve"> </w:t>
-      </w:r>
-      <w:proofErr w:type="spellStart"/>
-      <w:r>
-        <w:rPr>
-          <w:bCs/>
-          <w:szCs w:val="28"/>
-        </w:rPr>
-        <w:t>website</w:t>
-      </w:r>
-      <w:proofErr w:type="spellEnd"/>
-      <w:r>
-        <w:rPr>
-          <w:bCs/>
-          <w:szCs w:val="28"/>
-        </w:rPr>
-        <w:t xml:space="preserve">. – URL: </w:t>
-      </w:r>
-      <w:hyperlink r:id="rId11" w:history="1">
+        <w:t xml:space="preserve">VirtualBox. Official website. – URL: </w:t>
+      </w:r>
+      <w:hyperlink r:id="rId12" w:history="1">
         <w:r>
           <w:rPr>
             <w:rStyle w:val="af1"/>
@@ -4335,55 +3574,7 @@
           <w:bCs/>
           <w:szCs w:val="28"/>
         </w:rPr>
-        <w:t xml:space="preserve">ROS </w:t>
-      </w:r>
-      <w:proofErr w:type="spellStart"/>
-      <w:r>
-        <w:rPr>
-          <w:bCs/>
-          <w:szCs w:val="28"/>
-        </w:rPr>
-        <w:t>Wiki</w:t>
-      </w:r>
-      <w:proofErr w:type="spellEnd"/>
-      <w:r>
-        <w:rPr>
-          <w:bCs/>
-          <w:szCs w:val="28"/>
-        </w:rPr>
-        <w:t xml:space="preserve">. ROS </w:t>
-      </w:r>
-      <w:proofErr w:type="spellStart"/>
-      <w:r>
-        <w:rPr>
-          <w:bCs/>
-          <w:szCs w:val="28"/>
-        </w:rPr>
-        <w:t>Melodic</w:t>
-      </w:r>
-      <w:proofErr w:type="spellEnd"/>
-      <w:r>
-        <w:rPr>
-          <w:bCs/>
-          <w:szCs w:val="28"/>
-        </w:rPr>
-        <w:t xml:space="preserve"> </w:t>
-      </w:r>
-      <w:proofErr w:type="spellStart"/>
-      <w:r>
-        <w:rPr>
-          <w:bCs/>
-          <w:szCs w:val="28"/>
-        </w:rPr>
-        <w:t>Morenia</w:t>
-      </w:r>
-      <w:proofErr w:type="spellEnd"/>
-      <w:r>
-        <w:rPr>
-          <w:bCs/>
-          <w:szCs w:val="28"/>
-        </w:rPr>
-        <w:t>. – URL: https://wiki.ros.org/melodic (дата обращения: 15.12.2025).</w:t>
+        <w:t>ROS Wiki. ROS Melodic Morenia. – URL: https://wiki.ros.org/melodic (дата обращения: 15.12.2025).</w:t>
       </w:r>
     </w:p>
     <w:p>
@@ -4398,7 +3589,7 @@
         <w:rPr>
           <w:bCs/>
           <w:szCs w:val="28"/>
-          <w:lang w:val="ru-RU"/>
+          <w:lang w:val="en-US"/>
         </w:rPr>
       </w:pPr>
       <w:r>
@@ -4409,94 +3600,6 @@
         </w:rPr>
         <w:br/>
       </w:r>
-      <w:r>
-        <w:rPr>
-          <w:bCs/>
-          <w:szCs w:val="28"/>
-          <w:lang w:val="en-US"/>
-        </w:rPr>
-        <w:br/>
-      </w:r>
-      <w:r>
-        <w:rPr>
-          <w:bCs/>
-          <w:szCs w:val="28"/>
-          <w:highlight w:val="red"/>
-          <w:lang w:val="ru-RU"/>
-        </w:rPr>
-        <w:t xml:space="preserve">Нужно </w:t>
-      </w:r>
-      <w:proofErr w:type="gramStart"/>
-      <w:r>
-        <w:rPr>
-          <w:bCs/>
-          <w:szCs w:val="28"/>
-          <w:highlight w:val="red"/>
-          <w:lang w:val="ru-RU"/>
-        </w:rPr>
-        <w:t>написать</w:t>
-      </w:r>
-      <w:proofErr w:type="gramEnd"/>
-      <w:r>
-        <w:rPr>
-          <w:bCs/>
-          <w:szCs w:val="28"/>
-          <w:highlight w:val="red"/>
-          <w:lang w:val="ru-RU"/>
-        </w:rPr>
-        <w:t xml:space="preserve"> что </w:t>
-      </w:r>
-      <w:proofErr w:type="spellStart"/>
-      <w:r>
-        <w:rPr>
-          <w:bCs/>
-          <w:szCs w:val="28"/>
-          <w:highlight w:val="red"/>
-          <w:lang w:val="ru-RU"/>
-        </w:rPr>
-        <w:t>подготвлена</w:t>
-      </w:r>
-      <w:proofErr w:type="spellEnd"/>
-      <w:r>
-        <w:rPr>
-          <w:bCs/>
-          <w:szCs w:val="28"/>
-          <w:highlight w:val="red"/>
-          <w:lang w:val="ru-RU"/>
-        </w:rPr>
-        <w:t xml:space="preserve"> среда для робота с </w:t>
-      </w:r>
-      <w:proofErr w:type="spellStart"/>
-      <w:r>
-        <w:rPr>
-          <w:bCs/>
-          <w:szCs w:val="28"/>
-          <w:highlight w:val="red"/>
-          <w:lang w:val="ru-RU"/>
-        </w:rPr>
-        <w:t>дифф</w:t>
-      </w:r>
-      <w:proofErr w:type="spellEnd"/>
-      <w:r>
-        <w:rPr>
-          <w:bCs/>
-          <w:szCs w:val="28"/>
-          <w:highlight w:val="red"/>
-          <w:lang w:val="ru-RU"/>
-        </w:rPr>
-        <w:t xml:space="preserve"> приводом </w:t>
-      </w:r>
-      <w:proofErr w:type="spellStart"/>
-      <w:r>
-        <w:rPr>
-          <w:bCs/>
-          <w:szCs w:val="28"/>
-          <w:highlight w:val="red"/>
-          <w:lang w:val="ru-RU"/>
-        </w:rPr>
-        <w:t>гащебо</w:t>
-      </w:r>
-      <w:proofErr w:type="spellEnd"/>
     </w:p>
     <w:p>
       <w:pPr>
@@ -4514,65 +3617,9 @@
         </w:rPr>
       </w:pPr>
     </w:p>
-    <w:p>
-      <w:pPr>
-        <w:pStyle w:val="Bodytext30"/>
-        <w:tabs>
-          <w:tab w:val="left" w:pos="0"/>
-        </w:tabs>
-        <w:spacing w:after="0" w:line="360" w:lineRule="auto"/>
-        <w:ind w:firstLine="709"/>
-        <w:jc w:val="both"/>
-        <w:rPr>
-          <w:bCs/>
-          <w:szCs w:val="28"/>
-          <w:lang w:val="ru-RU"/>
-        </w:rPr>
-      </w:pPr>
-      <w:r>
-        <w:rPr>
-          <w:bCs/>
-          <w:szCs w:val="28"/>
-          <w:highlight w:val="red"/>
-          <w:lang w:val="ru-RU"/>
-        </w:rPr>
-        <w:t xml:space="preserve">Построена 3Д модель </w:t>
-      </w:r>
-      <w:proofErr w:type="gramStart"/>
-      <w:r>
-        <w:rPr>
-          <w:bCs/>
-          <w:szCs w:val="28"/>
-          <w:highlight w:val="red"/>
-          <w:lang w:val="ru-RU"/>
-        </w:rPr>
-        <w:t>в для</w:t>
-      </w:r>
-      <w:proofErr w:type="gramEnd"/>
-      <w:r>
-        <w:rPr>
-          <w:bCs/>
-          <w:szCs w:val="28"/>
-          <w:highlight w:val="red"/>
-          <w:lang w:val="ru-RU"/>
-        </w:rPr>
-        <w:t xml:space="preserve"> следующего импорта в </w:t>
-      </w:r>
-      <w:proofErr w:type="spellStart"/>
-      <w:r>
-        <w:rPr>
-          <w:bCs/>
-          <w:szCs w:val="28"/>
-          <w:highlight w:val="red"/>
-          <w:lang w:val="ru-RU"/>
-        </w:rPr>
-        <w:t>гащебо</w:t>
-      </w:r>
-      <w:proofErr w:type="spellEnd"/>
-    </w:p>
     <w:sectPr>
-      <w:footerReference w:type="even" r:id="rId12"/>
-      <w:footerReference w:type="default" r:id="rId13"/>
+      <w:footerReference w:type="even" r:id="rId13"/>
+      <w:footerReference w:type="default" r:id="rId14"/>
       <w:pgSz w:w="11906" w:h="16838"/>
       <w:pgMar w:top="1134" w:right="851" w:bottom="1134" w:left="1418" w:header="709" w:footer="709" w:gutter="0"/>
       <w:cols w:space="708"/>

--- a/Отчет/Преддипломная практика.docx
+++ b/Отчет/Преддипломная практика.docx
@@ -1,6 +1,6 @@
 
 <file path=word/document.xml><?xml version="1.0" encoding="utf-8"?>
-<w:document xmlns:wpc="http://schemas.microsoft.com/office/word/2010/wordprocessingCanvas" xmlns:cx="http://schemas.microsoft.com/office/drawing/2014/chartex" xmlns:cx1="http://schemas.microsoft.com/office/drawing/2015/9/8/chartex" xmlns:cx2="http://schemas.microsoft.com/office/drawing/2015/10/21/chartex" xmlns:cx3="http://schemas.microsoft.com/office/drawing/2016/5/9/chartex" xmlns:cx4="http://schemas.microsoft.com/office/drawing/2016/5/10/chartex" xmlns:cx5="http://schemas.microsoft.com/office/drawing/2016/5/11/chartex" xmlns:cx6="http://schemas.microsoft.com/office/drawing/2016/5/12/chartex" xmlns:cx7="http://schemas.microsoft.com/office/drawing/2016/5/13/chartex" xmlns:cx8="http://schemas.microsoft.com/office/drawing/2016/5/14/chartex" xmlns:mc="http://schemas.openxmlformats.org/markup-compatibility/2006" xmlns:aink="http://schemas.microsoft.com/office/drawing/2016/ink" xmlns:am3d="http://schemas.microsoft.com/office/drawing/2017/model3d" xmlns:o="urn:schemas-microsoft-com:office:office" xmlns:oel="http://schemas.microsoft.com/office/2019/extlst" xmlns:r="http://schemas.openxmlformats.org/officeDocument/2006/relationships" xmlns:m="http://schemas.openxmlformats.org/officeDocument/2006/math" xmlns:v="urn:schemas-microsoft-com:vml" xmlns:wp14="http://schemas.microsoft.com/office/word/2010/wordprocessingDrawing" xmlns:wp="http://schemas.openxmlformats.org/drawingml/2006/wordprocessingDrawing" xmlns:w10="urn:schemas-microsoft-com:office:word" xmlns:w="http://schemas.openxmlformats.org/wordprocessingml/2006/main" xmlns:w14="http://schemas.microsoft.com/office/word/2010/wordml" xmlns:w15="http://schemas.microsoft.com/office/word/2012/wordml" xmlns:w16cex="http://schemas.microsoft.com/office/word/2018/wordml/cex" xmlns:w16cid="http://schemas.microsoft.com/office/word/2016/wordml/cid" xmlns:w16="http://schemas.microsoft.com/office/word/2018/wordml" xmlns:w16du="http://schemas.microsoft.com/office/word/2023/wordml/word16du" xmlns:w16sdtdh="http://schemas.microsoft.com/office/word/2020/wordml/sdtdatahash" xmlns:w16sdtfl="http://schemas.microsoft.com/office/word/2024/wordml/sdtformatlock" xmlns:w16se="http://schemas.microsoft.com/office/word/2015/wordml/symex" xmlns:wpg="http://schemas.microsoft.com/office/word/2010/wordprocessingGroup" xmlns:wpi="http://schemas.microsoft.com/office/word/2010/wordprocessingInk" xmlns:wne="http://schemas.microsoft.com/office/word/2006/wordml" xmlns:wps="http://schemas.microsoft.com/office/word/2010/wordprocessingShape" mc:Ignorable="w14 w15 w16se w16cid w16 w16cex w16sdtdh w16sdtfl w16du wp14">
+<w:document xmlns:wpc="http://schemas.microsoft.com/office/word/2010/wordprocessingCanvas" xmlns:cx="http://schemas.microsoft.com/office/drawing/2014/chartex" xmlns:cx1="http://schemas.microsoft.com/office/drawing/2015/9/8/chartex" xmlns:cx2="http://schemas.microsoft.com/office/drawing/2015/10/21/chartex" xmlns:cx3="http://schemas.microsoft.com/office/drawing/2016/5/9/chartex" xmlns:cx4="http://schemas.microsoft.com/office/drawing/2016/5/10/chartex" xmlns:cx5="http://schemas.microsoft.com/office/drawing/2016/5/11/chartex" xmlns:cx6="http://schemas.microsoft.com/office/drawing/2016/5/12/chartex" xmlns:cx7="http://schemas.microsoft.com/office/drawing/2016/5/13/chartex" xmlns:cx8="http://schemas.microsoft.com/office/drawing/2016/5/14/chartex" xmlns:mc="http://schemas.openxmlformats.org/markup-compatibility/2006" xmlns:aink="http://schemas.microsoft.com/office/drawing/2016/ink" xmlns:am3d="http://schemas.microsoft.com/office/drawing/2017/model3d" xmlns:o="urn:schemas-microsoft-com:office:office" xmlns:oel="http://schemas.microsoft.com/office/2019/extlst" xmlns:r="http://schemas.openxmlformats.org/officeDocument/2006/relationships" xmlns:m="http://schemas.openxmlformats.org/officeDocument/2006/math" xmlns:v="urn:schemas-microsoft-com:vml" xmlns:wp14="http://schemas.microsoft.com/office/word/2010/wordprocessingDrawing" xmlns:wp="http://schemas.openxmlformats.org/drawingml/2006/wordprocessingDrawing" xmlns:w10="urn:schemas-microsoft-com:office:word" xmlns:w="http://schemas.openxmlformats.org/wordprocessingml/2006/main" xmlns:w14="http://schemas.microsoft.com/office/word/2010/wordml" xmlns:w15="http://schemas.microsoft.com/office/word/2012/wordml" xmlns:w16cex="http://schemas.microsoft.com/office/word/2018/wordml/cex" xmlns:w16cid="http://schemas.microsoft.com/office/word/2016/wordml/cid" xmlns:w16="http://schemas.microsoft.com/office/word/2018/wordml" xmlns:w16sdtdh="http://schemas.microsoft.com/office/word/2020/wordml/sdtdatahash" xmlns:w16se="http://schemas.microsoft.com/office/word/2015/wordml/symex" xmlns:wpg="http://schemas.microsoft.com/office/word/2010/wordprocessingGroup" xmlns:wpi="http://schemas.microsoft.com/office/word/2010/wordprocessingInk" xmlns:wne="http://schemas.microsoft.com/office/word/2006/wordml" xmlns:wps="http://schemas.microsoft.com/office/word/2010/wordprocessingShape" mc:Ignorable="w14 w15 w16se w16cid w16 w16cex w16sdtdh wp14">
   <w:body>
     <w:tbl>
       <w:tblPr>
@@ -831,13 +831,23 @@
                 <w:szCs w:val="28"/>
               </w:rPr>
             </w:pPr>
+            <w:proofErr w:type="spellStart"/>
             <w:r>
               <w:rPr>
                 <w:rFonts w:ascii="Times New Roman" w:hAnsi="Times New Roman" w:cs="Times New Roman"/>
                 <w:sz w:val="28"/>
                 <w:szCs w:val="28"/>
               </w:rPr>
-              <w:t xml:space="preserve">Держанский Сергей Андреевич </w:t>
+              <w:t>Держанский</w:t>
+            </w:r>
+            <w:proofErr w:type="spellEnd"/>
+            <w:r>
+              <w:rPr>
+                <w:rFonts w:ascii="Times New Roman" w:hAnsi="Times New Roman" w:cs="Times New Roman"/>
+                <w:sz w:val="28"/>
+                <w:szCs w:val="28"/>
+              </w:rPr>
+              <w:t xml:space="preserve"> Сергей Андреевич </w:t>
             </w:r>
           </w:p>
         </w:tc>
@@ -1519,7 +1529,27 @@
           <w:sz w:val="28"/>
           <w:szCs w:val="28"/>
         </w:rPr>
-        <w:t>студенту Держанскому Сергею Андреевичу</w:t>
+        <w:t xml:space="preserve">студенту </w:t>
+      </w:r>
+      <w:proofErr w:type="spellStart"/>
+      <w:r>
+        <w:rPr>
+          <w:rFonts w:ascii="Times New Roman" w:hAnsi="Times New Roman" w:cs="Times New Roman"/>
+          <w:b/>
+          <w:sz w:val="28"/>
+          <w:szCs w:val="28"/>
+        </w:rPr>
+        <w:t>Держанскому</w:t>
+      </w:r>
+      <w:proofErr w:type="spellEnd"/>
+      <w:r>
+        <w:rPr>
+          <w:rFonts w:ascii="Times New Roman" w:hAnsi="Times New Roman" w:cs="Times New Roman"/>
+          <w:b/>
+          <w:sz w:val="28"/>
+          <w:szCs w:val="28"/>
+        </w:rPr>
+        <w:t xml:space="preserve"> Сергею Андреевичу</w:t>
       </w:r>
     </w:p>
     <w:p>
@@ -1966,7 +1996,25 @@
           <w:sz w:val="28"/>
           <w:szCs w:val="28"/>
         </w:rPr>
-        <w:t>Подготовить программную среду моделирования мобильного робота с дифференциальным приводом на базе ROS и Gazebo.</w:t>
+        <w:t xml:space="preserve">Подготовить программную среду моделирования мобильного робота с дифференциальным приводом на базе ROS и </w:t>
+      </w:r>
+      <w:proofErr w:type="spellStart"/>
+      <w:r>
+        <w:rPr>
+          <w:bCs/>
+          <w:sz w:val="28"/>
+          <w:szCs w:val="28"/>
+        </w:rPr>
+        <w:t>Gazebo</w:t>
+      </w:r>
+      <w:proofErr w:type="spellEnd"/>
+      <w:r>
+        <w:rPr>
+          <w:bCs/>
+          <w:sz w:val="28"/>
+          <w:szCs w:val="28"/>
+        </w:rPr>
+        <w:t>.</w:t>
       </w:r>
     </w:p>
     <w:p>
@@ -2035,7 +2083,25 @@
           <w:sz w:val="28"/>
           <w:szCs w:val="28"/>
         </w:rPr>
-        <w:t>Выполнить тестирование разработанной системы в среде Gazebo и провести анализ полученных результатов.</w:t>
+        <w:t xml:space="preserve">Выполнить тестирование разработанной системы в среде </w:t>
+      </w:r>
+      <w:proofErr w:type="spellStart"/>
+      <w:r>
+        <w:rPr>
+          <w:bCs/>
+          <w:sz w:val="28"/>
+          <w:szCs w:val="28"/>
+        </w:rPr>
+        <w:t>Gazebo</w:t>
+      </w:r>
+      <w:proofErr w:type="spellEnd"/>
+      <w:r>
+        <w:rPr>
+          <w:bCs/>
+          <w:sz w:val="28"/>
+          <w:szCs w:val="28"/>
+        </w:rPr>
+        <w:t xml:space="preserve"> и провести анализ полученных результатов.</w:t>
       </w:r>
     </w:p>
     <w:p>
@@ -2254,8 +2320,8 @@
         <w:autoSpaceDN/>
         <w:adjustRightInd/>
         <w:spacing w:line="360" w:lineRule="auto"/>
-        <w:ind w:left="0" w:firstLine="0"/>
-        <w:jc w:val="center"/>
+        <w:ind w:left="0" w:firstLine="709"/>
+        <w:jc w:val="both"/>
         <w:rPr>
           <w:b/>
           <w:bCs/>
@@ -2282,19 +2348,94 @@
         <w:adjustRightInd/>
         <w:spacing w:line="360" w:lineRule="auto"/>
         <w:ind w:firstLine="709"/>
-        <w:rPr>
-          <w:rFonts w:ascii="Times New Roman" w:hAnsi="Times New Roman" w:cs="Times New Roman"/>
-          <w:sz w:val="28"/>
-          <w:lang w:eastAsia="x-none"/>
-        </w:rPr>
-      </w:pPr>
-      <w:r>
-        <w:rPr>
-          <w:rFonts w:ascii="Times New Roman" w:hAnsi="Times New Roman" w:cs="Times New Roman"/>
-          <w:sz w:val="28"/>
-          <w:lang w:eastAsia="x-none"/>
-        </w:rPr>
-        <w:t>Для реализации системы компьютерного зрения в модель мобильного робота была добавлена виртуальная камера. Подключение камеры выполнялось в файле описания робота robot.urdf, который используется для задания геометрической структуры модели, характеристик датчиков и параметров взаимодействия с симулятором Gazebo. Камера была размещена в передней части корпуса робота таким образом, чтобы обеспечивать обзор пространства по направлению движения мобильной платформы. Для крепления камеры использовалось отдельное звено camera_link, соединённое с корпусом робота посредством фиксированного соединения camera_joint.</w:t>
+        <w:jc w:val="both"/>
+        <w:rPr>
+          <w:rFonts w:ascii="Times New Roman" w:hAnsi="Times New Roman" w:cs="Times New Roman"/>
+          <w:sz w:val="28"/>
+          <w:lang w:eastAsia="x-none"/>
+        </w:rPr>
+      </w:pPr>
+      <w:r>
+        <w:rPr>
+          <w:rFonts w:ascii="Times New Roman" w:hAnsi="Times New Roman" w:cs="Times New Roman"/>
+          <w:sz w:val="28"/>
+          <w:lang w:eastAsia="x-none"/>
+        </w:rPr>
+        <w:t xml:space="preserve">Для реализации системы компьютерного зрения в модель мобильного робота была добавлена виртуальная камера. Подключение камеры выполнялось в файле описания робота </w:t>
+      </w:r>
+      <w:proofErr w:type="spellStart"/>
+      <w:proofErr w:type="gramStart"/>
+      <w:r>
+        <w:rPr>
+          <w:rFonts w:ascii="Times New Roman" w:hAnsi="Times New Roman" w:cs="Times New Roman"/>
+          <w:sz w:val="28"/>
+          <w:lang w:eastAsia="x-none"/>
+        </w:rPr>
+        <w:t>robot.urdf</w:t>
+      </w:r>
+      <w:proofErr w:type="spellEnd"/>
+      <w:proofErr w:type="gramEnd"/>
+      <w:r>
+        <w:rPr>
+          <w:rFonts w:ascii="Times New Roman" w:hAnsi="Times New Roman" w:cs="Times New Roman"/>
+          <w:sz w:val="28"/>
+          <w:lang w:eastAsia="x-none"/>
+        </w:rPr>
+        <w:t xml:space="preserve">, который используется для задания геометрической структуры модели, характеристик датчиков и параметров взаимодействия с симулятором </w:t>
+      </w:r>
+      <w:proofErr w:type="spellStart"/>
+      <w:r>
+        <w:rPr>
+          <w:rFonts w:ascii="Times New Roman" w:hAnsi="Times New Roman" w:cs="Times New Roman"/>
+          <w:sz w:val="28"/>
+          <w:lang w:eastAsia="x-none"/>
+        </w:rPr>
+        <w:t>Gazebo</w:t>
+      </w:r>
+      <w:proofErr w:type="spellEnd"/>
+      <w:r>
+        <w:rPr>
+          <w:rFonts w:ascii="Times New Roman" w:hAnsi="Times New Roman" w:cs="Times New Roman"/>
+          <w:sz w:val="28"/>
+          <w:lang w:eastAsia="x-none"/>
+        </w:rPr>
+        <w:t xml:space="preserve">. Камера была размещена в передней части корпуса робота таким образом, чтобы обеспечивать обзор пространства по направлению движения мобильной платформы. Для крепления камеры использовалось отдельное звено </w:t>
+      </w:r>
+      <w:proofErr w:type="spellStart"/>
+      <w:r>
+        <w:rPr>
+          <w:rFonts w:ascii="Times New Roman" w:hAnsi="Times New Roman" w:cs="Times New Roman"/>
+          <w:sz w:val="28"/>
+          <w:lang w:eastAsia="x-none"/>
+        </w:rPr>
+        <w:t>camera_link</w:t>
+      </w:r>
+      <w:proofErr w:type="spellEnd"/>
+      <w:r>
+        <w:rPr>
+          <w:rFonts w:ascii="Times New Roman" w:hAnsi="Times New Roman" w:cs="Times New Roman"/>
+          <w:sz w:val="28"/>
+          <w:lang w:eastAsia="x-none"/>
+        </w:rPr>
+        <w:t xml:space="preserve">, соединённое с корпусом робота посредством фиксированного соединения </w:t>
+      </w:r>
+      <w:proofErr w:type="spellStart"/>
+      <w:r>
+        <w:rPr>
+          <w:rFonts w:ascii="Times New Roman" w:hAnsi="Times New Roman" w:cs="Times New Roman"/>
+          <w:sz w:val="28"/>
+          <w:lang w:eastAsia="x-none"/>
+        </w:rPr>
+        <w:t>camera_joint</w:t>
+      </w:r>
+      <w:proofErr w:type="spellEnd"/>
+      <w:r>
+        <w:rPr>
+          <w:rFonts w:ascii="Times New Roman" w:hAnsi="Times New Roman" w:cs="Times New Roman"/>
+          <w:sz w:val="28"/>
+          <w:lang w:eastAsia="x-none"/>
+        </w:rPr>
+        <w:t>.</w:t>
       </w:r>
     </w:p>
     <w:p>
@@ -2305,19 +2446,56 @@
         <w:adjustRightInd/>
         <w:spacing w:line="360" w:lineRule="auto"/>
         <w:ind w:firstLine="709"/>
-        <w:rPr>
-          <w:rFonts w:ascii="Times New Roman" w:hAnsi="Times New Roman" w:cs="Times New Roman"/>
-          <w:sz w:val="28"/>
-          <w:lang w:eastAsia="x-none"/>
-        </w:rPr>
-      </w:pPr>
-      <w:r>
-        <w:rPr>
-          <w:rFonts w:ascii="Times New Roman" w:hAnsi="Times New Roman" w:cs="Times New Roman"/>
-          <w:sz w:val="28"/>
-          <w:lang w:eastAsia="x-none"/>
-        </w:rPr>
-        <w:t>Моделирование работы камеры осуществлялось средствами Gazebo с использованием сенсора типа camera. Для обеспечения обмена данными между симулятором и ROS использовался плагин libgazebo_ros_camera.so. Благодаря использованию данного плагина изображения, формируемые виртуальной камерой, автоматически передаются в ROS и становятся доступны другим программным модулям системы. Таким образом была обеспечена интеграция камеры в общую архитектуру управления мобильным роботом.</w:t>
+        <w:jc w:val="both"/>
+        <w:rPr>
+          <w:rFonts w:ascii="Times New Roman" w:hAnsi="Times New Roman" w:cs="Times New Roman"/>
+          <w:sz w:val="28"/>
+          <w:lang w:eastAsia="x-none"/>
+        </w:rPr>
+      </w:pPr>
+      <w:r>
+        <w:rPr>
+          <w:rFonts w:ascii="Times New Roman" w:hAnsi="Times New Roman" w:cs="Times New Roman"/>
+          <w:sz w:val="28"/>
+          <w:lang w:eastAsia="x-none"/>
+        </w:rPr>
+        <w:t xml:space="preserve">Моделирование работы камеры осуществлялось средствами </w:t>
+      </w:r>
+      <w:proofErr w:type="spellStart"/>
+      <w:r>
+        <w:rPr>
+          <w:rFonts w:ascii="Times New Roman" w:hAnsi="Times New Roman" w:cs="Times New Roman"/>
+          <w:sz w:val="28"/>
+          <w:lang w:eastAsia="x-none"/>
+        </w:rPr>
+        <w:t>Gazebo</w:t>
+      </w:r>
+      <w:proofErr w:type="spellEnd"/>
+      <w:r>
+        <w:rPr>
+          <w:rFonts w:ascii="Times New Roman" w:hAnsi="Times New Roman" w:cs="Times New Roman"/>
+          <w:sz w:val="28"/>
+          <w:lang w:eastAsia="x-none"/>
+        </w:rPr>
+        <w:t xml:space="preserve"> с использованием сенсора типа </w:t>
+      </w:r>
+      <w:proofErr w:type="spellStart"/>
+      <w:r>
+        <w:rPr>
+          <w:rFonts w:ascii="Times New Roman" w:hAnsi="Times New Roman" w:cs="Times New Roman"/>
+          <w:sz w:val="28"/>
+          <w:lang w:eastAsia="x-none"/>
+        </w:rPr>
+        <w:t>camera</w:t>
+      </w:r>
+      <w:proofErr w:type="spellEnd"/>
+      <w:r>
+        <w:rPr>
+          <w:rFonts w:ascii="Times New Roman" w:hAnsi="Times New Roman" w:cs="Times New Roman"/>
+          <w:sz w:val="28"/>
+          <w:lang w:eastAsia="x-none"/>
+        </w:rPr>
+        <w:t>. Для обеспечения обмена данными между симулятором и ROS использовался плагин libgazebo_ros_camera.so. Благодаря использованию данного плагина изображения, формируемые виртуальной камерой, автоматически передаются в ROS и становятся доступны другим программным модулям системы. Таким образом была обеспечена интеграция камеры в общую архитектуру управления мобильным роботом.</w:t>
       </w:r>
     </w:p>
     <w:p>
@@ -2328,6 +2506,7 @@
         <w:adjustRightInd/>
         <w:spacing w:line="360" w:lineRule="auto"/>
         <w:ind w:firstLine="709"/>
+        <w:jc w:val="both"/>
         <w:rPr>
           <w:rFonts w:ascii="Times New Roman" w:hAnsi="Times New Roman" w:cs="Times New Roman"/>
           <w:sz w:val="28"/>
@@ -2355,8 +2534,8 @@
         <w:autoSpaceDN/>
         <w:adjustRightInd/>
         <w:spacing w:line="360" w:lineRule="auto"/>
-        <w:ind w:left="0" w:firstLine="0"/>
-        <w:jc w:val="center"/>
+        <w:ind w:left="0" w:firstLine="709"/>
+        <w:jc w:val="both"/>
         <w:rPr>
           <w:b/>
           <w:bCs/>
@@ -2382,19 +2561,56 @@
         <w:adjustRightInd/>
         <w:spacing w:line="360" w:lineRule="auto"/>
         <w:ind w:firstLine="709"/>
-        <w:rPr>
-          <w:rFonts w:ascii="Times New Roman" w:hAnsi="Times New Roman" w:cs="Times New Roman"/>
-          <w:sz w:val="28"/>
-          <w:lang w:eastAsia="x-none"/>
-        </w:rPr>
-      </w:pPr>
-      <w:r>
-        <w:rPr>
-          <w:rFonts w:ascii="Times New Roman" w:hAnsi="Times New Roman" w:cs="Times New Roman"/>
-          <w:sz w:val="28"/>
-          <w:lang w:eastAsia="x-none"/>
-        </w:rPr>
-        <w:t xml:space="preserve">После подключения камеры к модели робота была реализована система получения изображений в среде ROS. Виртуальная камера непрерывно формирует последовательность кадров, содержащих информацию об объектах, находящихся в поле зрения робота. Передача изображений осуществляется через специализированный ROS-топик /robot_camera/image_raw. Каждый кадр </w:t>
+        <w:jc w:val="both"/>
+        <w:rPr>
+          <w:rFonts w:ascii="Times New Roman" w:hAnsi="Times New Roman" w:cs="Times New Roman"/>
+          <w:sz w:val="28"/>
+          <w:lang w:eastAsia="x-none"/>
+        </w:rPr>
+      </w:pPr>
+      <w:r>
+        <w:rPr>
+          <w:rFonts w:ascii="Times New Roman" w:hAnsi="Times New Roman" w:cs="Times New Roman"/>
+          <w:sz w:val="28"/>
+          <w:lang w:eastAsia="x-none"/>
+        </w:rPr>
+        <w:t>После подключения камеры к модели робота была реализована система получения изображений в среде ROS. Виртуальная камера непрерывно формирует последовательность кадров, содержащих информацию об объектах, находящихся в поле зрения робота. Передача изображений осуществляется через специализированный ROS-топик /</w:t>
+      </w:r>
+      <w:proofErr w:type="spellStart"/>
+      <w:r>
+        <w:rPr>
+          <w:rFonts w:ascii="Times New Roman" w:hAnsi="Times New Roman" w:cs="Times New Roman"/>
+          <w:sz w:val="28"/>
+          <w:lang w:eastAsia="x-none"/>
+        </w:rPr>
+        <w:t>robot_camera</w:t>
+      </w:r>
+      <w:proofErr w:type="spellEnd"/>
+      <w:r>
+        <w:rPr>
+          <w:rFonts w:ascii="Times New Roman" w:hAnsi="Times New Roman" w:cs="Times New Roman"/>
+          <w:sz w:val="28"/>
+          <w:lang w:eastAsia="x-none"/>
+        </w:rPr>
+        <w:t>/</w:t>
+      </w:r>
+      <w:proofErr w:type="spellStart"/>
+      <w:r>
+        <w:rPr>
+          <w:rFonts w:ascii="Times New Roman" w:hAnsi="Times New Roman" w:cs="Times New Roman"/>
+          <w:sz w:val="28"/>
+          <w:lang w:eastAsia="x-none"/>
+        </w:rPr>
+        <w:t>image_raw</w:t>
+      </w:r>
+      <w:proofErr w:type="spellEnd"/>
+      <w:r>
+        <w:rPr>
+          <w:rFonts w:ascii="Times New Roman" w:hAnsi="Times New Roman" w:cs="Times New Roman"/>
+          <w:sz w:val="28"/>
+          <w:lang w:eastAsia="x-none"/>
+        </w:rPr>
+        <w:t xml:space="preserve">. Каждый кадр </w:t>
       </w:r>
       <w:r>
         <w:rPr>
@@ -2414,6 +2630,7 @@
         <w:adjustRightInd/>
         <w:spacing w:line="360" w:lineRule="auto"/>
         <w:ind w:firstLine="709"/>
+        <w:jc w:val="both"/>
         <w:rPr>
           <w:rFonts w:ascii="Times New Roman" w:hAnsi="Times New Roman" w:cs="Times New Roman"/>
           <w:sz w:val="28"/>
@@ -2523,6 +2740,7 @@
         <w:adjustRightInd/>
         <w:spacing w:line="360" w:lineRule="auto"/>
         <w:ind w:firstLine="709"/>
+        <w:jc w:val="both"/>
         <w:rPr>
           <w:rFonts w:ascii="Times New Roman" w:hAnsi="Times New Roman" w:cs="Times New Roman"/>
           <w:sz w:val="28"/>
@@ -2538,19 +2756,56 @@
         <w:adjustRightInd/>
         <w:spacing w:line="360" w:lineRule="auto"/>
         <w:ind w:firstLine="709"/>
-        <w:rPr>
-          <w:rFonts w:ascii="Times New Roman" w:hAnsi="Times New Roman" w:cs="Times New Roman"/>
-          <w:sz w:val="28"/>
-          <w:lang w:eastAsia="x-none"/>
-        </w:rPr>
-      </w:pPr>
-      <w:r>
-        <w:rPr>
-          <w:rFonts w:ascii="Times New Roman" w:hAnsi="Times New Roman" w:cs="Times New Roman"/>
-          <w:sz w:val="28"/>
-          <w:lang w:eastAsia="x-none"/>
-        </w:rPr>
-        <w:t xml:space="preserve">Для последующей обработки изображения преобразуются в формат OpenCV при помощи библиотеки CvBridge. </w:t>
+        <w:jc w:val="both"/>
+        <w:rPr>
+          <w:rFonts w:ascii="Times New Roman" w:hAnsi="Times New Roman" w:cs="Times New Roman"/>
+          <w:sz w:val="28"/>
+          <w:lang w:eastAsia="x-none"/>
+        </w:rPr>
+      </w:pPr>
+      <w:r>
+        <w:rPr>
+          <w:rFonts w:ascii="Times New Roman" w:hAnsi="Times New Roman" w:cs="Times New Roman"/>
+          <w:sz w:val="28"/>
+          <w:lang w:eastAsia="x-none"/>
+        </w:rPr>
+        <w:t xml:space="preserve">Для последующей обработки изображения преобразуются в формат </w:t>
+      </w:r>
+      <w:proofErr w:type="spellStart"/>
+      <w:r>
+        <w:rPr>
+          <w:rFonts w:ascii="Times New Roman" w:hAnsi="Times New Roman" w:cs="Times New Roman"/>
+          <w:sz w:val="28"/>
+          <w:lang w:eastAsia="x-none"/>
+        </w:rPr>
+        <w:t>OpenCV</w:t>
+      </w:r>
+      <w:proofErr w:type="spellEnd"/>
+      <w:r>
+        <w:rPr>
+          <w:rFonts w:ascii="Times New Roman" w:hAnsi="Times New Roman" w:cs="Times New Roman"/>
+          <w:sz w:val="28"/>
+          <w:lang w:eastAsia="x-none"/>
+        </w:rPr>
+        <w:t xml:space="preserve"> при помощи библиотеки </w:t>
+      </w:r>
+      <w:proofErr w:type="spellStart"/>
+      <w:r>
+        <w:rPr>
+          <w:rFonts w:ascii="Times New Roman" w:hAnsi="Times New Roman" w:cs="Times New Roman"/>
+          <w:sz w:val="28"/>
+          <w:lang w:eastAsia="x-none"/>
+        </w:rPr>
+        <w:t>CvBridge</w:t>
+      </w:r>
+      <w:proofErr w:type="spellEnd"/>
+      <w:r>
+        <w:rPr>
+          <w:rFonts w:ascii="Times New Roman" w:hAnsi="Times New Roman" w:cs="Times New Roman"/>
+          <w:sz w:val="28"/>
+          <w:lang w:eastAsia="x-none"/>
+        </w:rPr>
+        <w:t xml:space="preserve">. </w:t>
       </w:r>
     </w:p>
     <w:p>
@@ -2561,6 +2816,7 @@
         <w:adjustRightInd/>
         <w:spacing w:line="360" w:lineRule="auto"/>
         <w:ind w:firstLine="709"/>
+        <w:jc w:val="both"/>
         <w:rPr>
           <w:rFonts w:ascii="Times New Roman" w:hAnsi="Times New Roman" w:cs="Times New Roman"/>
           <w:sz w:val="28"/>
@@ -2584,6 +2840,7 @@
         <w:adjustRightInd/>
         <w:spacing w:line="360" w:lineRule="auto"/>
         <w:ind w:firstLine="709"/>
+        <w:jc w:val="both"/>
         <w:rPr>
           <w:rFonts w:ascii="Times New Roman" w:hAnsi="Times New Roman" w:cs="Times New Roman"/>
           <w:sz w:val="28"/>
@@ -2603,8 +2860,8 @@
         <w:autoSpaceDN/>
         <w:adjustRightInd/>
         <w:spacing w:line="360" w:lineRule="auto"/>
-        <w:ind w:left="0" w:firstLine="0"/>
-        <w:jc w:val="center"/>
+        <w:ind w:left="0" w:firstLine="709"/>
+        <w:jc w:val="both"/>
         <w:rPr>
           <w:b/>
           <w:bCs/>
@@ -2630,6 +2887,7 @@
         <w:adjustRightInd/>
         <w:spacing w:line="360" w:lineRule="auto"/>
         <w:ind w:firstLine="709"/>
+        <w:jc w:val="both"/>
         <w:rPr>
           <w:rFonts w:ascii="Times New Roman" w:hAnsi="Times New Roman" w:cs="Times New Roman"/>
           <w:sz w:val="28"/>
@@ -2651,7 +2909,25 @@
           <w:lang w:eastAsia="x-none"/>
         </w:rPr>
         <w:lastRenderedPageBreak/>
-        <w:t>относительно центра изображения. В качестве целевого объекта использовался куб жёлтого цвета, размещённый в виртуальной среде Gazebo.</w:t>
+        <w:t xml:space="preserve">относительно центра изображения. В качестве целевого объекта использовался куб жёлтого цвета, размещённый в виртуальной среде </w:t>
+      </w:r>
+      <w:proofErr w:type="spellStart"/>
+      <w:r>
+        <w:rPr>
+          <w:rFonts w:ascii="Times New Roman" w:hAnsi="Times New Roman" w:cs="Times New Roman"/>
+          <w:sz w:val="28"/>
+          <w:lang w:eastAsia="x-none"/>
+        </w:rPr>
+        <w:t>Gazebo</w:t>
+      </w:r>
+      <w:proofErr w:type="spellEnd"/>
+      <w:r>
+        <w:rPr>
+          <w:rFonts w:ascii="Times New Roman" w:hAnsi="Times New Roman" w:cs="Times New Roman"/>
+          <w:sz w:val="28"/>
+          <w:lang w:eastAsia="x-none"/>
+        </w:rPr>
+        <w:t>.</w:t>
       </w:r>
     </w:p>
     <w:p>
@@ -2662,19 +2938,56 @@
         <w:adjustRightInd/>
         <w:spacing w:line="360" w:lineRule="auto"/>
         <w:ind w:firstLine="709"/>
-        <w:rPr>
-          <w:rFonts w:ascii="Times New Roman" w:hAnsi="Times New Roman" w:cs="Times New Roman"/>
-          <w:sz w:val="28"/>
-          <w:lang w:eastAsia="x-none"/>
-        </w:rPr>
-      </w:pPr>
-      <w:r>
-        <w:rPr>
-          <w:rFonts w:ascii="Times New Roman" w:hAnsi="Times New Roman" w:cs="Times New Roman"/>
-          <w:sz w:val="28"/>
-          <w:lang w:eastAsia="x-none"/>
-        </w:rPr>
-        <w:t>Работа алгоритма начинается с получения изображения от камеры робота. Далее изображение преобразуется из цветового пространства RGB в пространство HSV (Hue, Saturation, Value). Использование пространства HSV позволяет более эффективно выделять объекты по цвету, поскольку информация о цветовом оттенке отделяется от яркости изображения. После преобразования выполняется построение цветовой маски, содержащей только пиксели, принадлежащие заданному диапазону жёлтого цвета.</w:t>
+        <w:jc w:val="both"/>
+        <w:rPr>
+          <w:rFonts w:ascii="Times New Roman" w:hAnsi="Times New Roman" w:cs="Times New Roman"/>
+          <w:sz w:val="28"/>
+          <w:lang w:eastAsia="x-none"/>
+        </w:rPr>
+      </w:pPr>
+      <w:r>
+        <w:rPr>
+          <w:rFonts w:ascii="Times New Roman" w:hAnsi="Times New Roman" w:cs="Times New Roman"/>
+          <w:sz w:val="28"/>
+          <w:lang w:eastAsia="x-none"/>
+        </w:rPr>
+        <w:t>Работа алгоритма начинается с получения изображения от камеры робота. Далее изображение преобразуется из цветового пространства RGB в пространство HSV (</w:t>
+      </w:r>
+      <w:proofErr w:type="spellStart"/>
+      <w:r>
+        <w:rPr>
+          <w:rFonts w:ascii="Times New Roman" w:hAnsi="Times New Roman" w:cs="Times New Roman"/>
+          <w:sz w:val="28"/>
+          <w:lang w:eastAsia="x-none"/>
+        </w:rPr>
+        <w:t>Hue</w:t>
+      </w:r>
+      <w:proofErr w:type="spellEnd"/>
+      <w:r>
+        <w:rPr>
+          <w:rFonts w:ascii="Times New Roman" w:hAnsi="Times New Roman" w:cs="Times New Roman"/>
+          <w:sz w:val="28"/>
+          <w:lang w:eastAsia="x-none"/>
+        </w:rPr>
+        <w:t xml:space="preserve">, </w:t>
+      </w:r>
+      <w:proofErr w:type="spellStart"/>
+      <w:r>
+        <w:rPr>
+          <w:rFonts w:ascii="Times New Roman" w:hAnsi="Times New Roman" w:cs="Times New Roman"/>
+          <w:sz w:val="28"/>
+          <w:lang w:eastAsia="x-none"/>
+        </w:rPr>
+        <w:t>Saturation</w:t>
+      </w:r>
+      <w:proofErr w:type="spellEnd"/>
+      <w:r>
+        <w:rPr>
+          <w:rFonts w:ascii="Times New Roman" w:hAnsi="Times New Roman" w:cs="Times New Roman"/>
+          <w:sz w:val="28"/>
+          <w:lang w:eastAsia="x-none"/>
+        </w:rPr>
+        <w:t>, Value). Использование пространства HSV позволяет более эффективно выделять объекты по цвету, поскольку информация о цветовом оттенке отделяется от яркости изображения. После преобразования выполняется построение цветовой маски, содержащей только пиксели, принадлежащие заданному диапазону жёлтого цвета.</w:t>
       </w:r>
     </w:p>
     <w:p>
@@ -2685,6 +2998,7 @@
         <w:adjustRightInd/>
         <w:spacing w:line="360" w:lineRule="auto"/>
         <w:ind w:firstLine="709"/>
+        <w:jc w:val="both"/>
         <w:rPr>
           <w:rFonts w:ascii="Times New Roman" w:hAnsi="Times New Roman" w:cs="Times New Roman"/>
           <w:sz w:val="28"/>
@@ -2708,6 +3022,7 @@
         <w:adjustRightInd/>
         <w:spacing w:line="360" w:lineRule="auto"/>
         <w:ind w:firstLine="709"/>
+        <w:jc w:val="both"/>
         <w:rPr>
           <w:rFonts w:ascii="Times New Roman" w:hAnsi="Times New Roman" w:cs="Times New Roman"/>
           <w:sz w:val="28"/>
@@ -2731,6 +3046,7 @@
         <w:adjustRightInd/>
         <w:spacing w:line="360" w:lineRule="auto"/>
         <w:ind w:firstLine="709"/>
+        <w:jc w:val="both"/>
         <w:rPr>
           <w:rFonts w:ascii="Times New Roman" w:hAnsi="Times New Roman" w:cs="Times New Roman"/>
           <w:sz w:val="28"/>
@@ -2750,8 +3066,8 @@
         <w:autoSpaceDN/>
         <w:adjustRightInd/>
         <w:spacing w:line="360" w:lineRule="auto"/>
-        <w:ind w:left="0" w:firstLine="0"/>
-        <w:jc w:val="center"/>
+        <w:ind w:left="0" w:firstLine="709"/>
+        <w:jc w:val="both"/>
         <w:rPr>
           <w:b/>
           <w:bCs/>
@@ -2777,6 +3093,7 @@
         <w:adjustRightInd/>
         <w:spacing w:line="360" w:lineRule="auto"/>
         <w:ind w:firstLine="709"/>
+        <w:jc w:val="both"/>
         <w:rPr>
           <w:rFonts w:ascii="Times New Roman" w:hAnsi="Times New Roman" w:cs="Times New Roman"/>
           <w:sz w:val="28"/>
@@ -2800,6 +3117,7 @@
         <w:adjustRightInd/>
         <w:spacing w:line="360" w:lineRule="auto"/>
         <w:ind w:firstLine="709"/>
+        <w:jc w:val="both"/>
         <w:rPr>
           <w:rFonts w:ascii="Times New Roman" w:hAnsi="Times New Roman" w:cs="Times New Roman"/>
           <w:sz w:val="28"/>
@@ -2813,7 +3131,43 @@
           <w:lang w:eastAsia="x-none"/>
         </w:rPr>
         <w:lastRenderedPageBreak/>
-        <w:t>Поиск осуществляется путём вращения мобильной платформы вокруг собственной оси. Для этого в топик /cmd_vel передаются команды с нулевой линейной скоростью и положительной угловой скоростью. В результате робот начинает плавно поворачиваться на месте, выполняя обзор окружающего пространства. Во время вращения система компьютерного зрения продолжает анализировать поступающие изображения и осуществляет поиск объекта заданного цвета.</w:t>
+        <w:t xml:space="preserve">Поиск осуществляется путём вращения мобильной платформы вокруг собственной оси. Для этого </w:t>
+      </w:r>
+      <w:proofErr w:type="gramStart"/>
+      <w:r>
+        <w:rPr>
+          <w:rFonts w:ascii="Times New Roman" w:hAnsi="Times New Roman" w:cs="Times New Roman"/>
+          <w:sz w:val="28"/>
+          <w:lang w:eastAsia="x-none"/>
+        </w:rPr>
+        <w:t>в топик</w:t>
+      </w:r>
+      <w:proofErr w:type="gramEnd"/>
+      <w:r>
+        <w:rPr>
+          <w:rFonts w:ascii="Times New Roman" w:hAnsi="Times New Roman" w:cs="Times New Roman"/>
+          <w:sz w:val="28"/>
+          <w:lang w:eastAsia="x-none"/>
+        </w:rPr>
+        <w:t xml:space="preserve"> /</w:t>
+      </w:r>
+      <w:proofErr w:type="spellStart"/>
+      <w:r>
+        <w:rPr>
+          <w:rFonts w:ascii="Times New Roman" w:hAnsi="Times New Roman" w:cs="Times New Roman"/>
+          <w:sz w:val="28"/>
+          <w:lang w:eastAsia="x-none"/>
+        </w:rPr>
+        <w:t>cmd_vel</w:t>
+      </w:r>
+      <w:proofErr w:type="spellEnd"/>
+      <w:r>
+        <w:rPr>
+          <w:rFonts w:ascii="Times New Roman" w:hAnsi="Times New Roman" w:cs="Times New Roman"/>
+          <w:sz w:val="28"/>
+          <w:lang w:eastAsia="x-none"/>
+        </w:rPr>
+        <w:t xml:space="preserve"> передаются команды с нулевой линейной скоростью и положительной угловой скоростью. В результате робот начинает плавно поворачиваться на месте, выполняя обзор окружающего пространства. Во время вращения система компьютерного зрения продолжает анализировать поступающие изображения и осуществляет поиск объекта заданного цвета.</w:t>
       </w:r>
     </w:p>
     <w:p>
@@ -2824,6 +3178,7 @@
         <w:adjustRightInd/>
         <w:spacing w:line="360" w:lineRule="auto"/>
         <w:ind w:firstLine="709"/>
+        <w:jc w:val="both"/>
         <w:rPr>
           <w:rFonts w:ascii="Times New Roman" w:hAnsi="Times New Roman" w:cs="Times New Roman"/>
           <w:sz w:val="28"/>
@@ -2847,19 +3202,56 @@
         <w:adjustRightInd/>
         <w:spacing w:line="360" w:lineRule="auto"/>
         <w:ind w:firstLine="709"/>
-        <w:rPr>
-          <w:rFonts w:ascii="Times New Roman" w:hAnsi="Times New Roman" w:cs="Times New Roman"/>
-          <w:sz w:val="28"/>
-          <w:lang w:eastAsia="x-none"/>
-        </w:rPr>
-      </w:pPr>
-      <w:r>
-        <w:rPr>
-          <w:rFonts w:ascii="Times New Roman" w:hAnsi="Times New Roman" w:cs="Times New Roman"/>
-          <w:sz w:val="28"/>
-          <w:lang w:eastAsia="x-none"/>
-        </w:rPr>
-        <w:t>После обнаружения объекта алгоритм определяет его положение относительно центра изображения. Если объект находится слева от центра кадра, робот получает команду на поворот влево. Если объект расположен справа, робот поворачивается вправо. Когда объект оказывается в центральной части кадра, робот начинает движение вперёд. Управление осуществляется посредством публикации команд линейной скорости в топик /cmd_vel. При этом система компьютерного зрения продолжает анализировать изображения и корректировать направление движения по мере необходимости. Благодаря постоянной обратной связи между камерой и системой управления робот способен удерживать объект в центре поля зрения во время движения.</w:t>
+        <w:jc w:val="both"/>
+        <w:rPr>
+          <w:rFonts w:ascii="Times New Roman" w:hAnsi="Times New Roman" w:cs="Times New Roman"/>
+          <w:sz w:val="28"/>
+          <w:lang w:eastAsia="x-none"/>
+        </w:rPr>
+      </w:pPr>
+      <w:r>
+        <w:rPr>
+          <w:rFonts w:ascii="Times New Roman" w:hAnsi="Times New Roman" w:cs="Times New Roman"/>
+          <w:sz w:val="28"/>
+          <w:lang w:eastAsia="x-none"/>
+        </w:rPr>
+        <w:t xml:space="preserve">После обнаружения объекта алгоритм определяет его положение относительно центра изображения. Если объект находится слева от центра кадра, робот получает команду на поворот влево. Если объект расположен справа, робот поворачивается вправо. Когда объект оказывается в центральной части кадра, робот начинает движение вперёд. Управление осуществляется посредством публикации команд линейной скорости </w:t>
+      </w:r>
+      <w:proofErr w:type="gramStart"/>
+      <w:r>
+        <w:rPr>
+          <w:rFonts w:ascii="Times New Roman" w:hAnsi="Times New Roman" w:cs="Times New Roman"/>
+          <w:sz w:val="28"/>
+          <w:lang w:eastAsia="x-none"/>
+        </w:rPr>
+        <w:t>в топик</w:t>
+      </w:r>
+      <w:proofErr w:type="gramEnd"/>
+      <w:r>
+        <w:rPr>
+          <w:rFonts w:ascii="Times New Roman" w:hAnsi="Times New Roman" w:cs="Times New Roman"/>
+          <w:sz w:val="28"/>
+          <w:lang w:eastAsia="x-none"/>
+        </w:rPr>
+        <w:t xml:space="preserve"> /</w:t>
+      </w:r>
+      <w:proofErr w:type="spellStart"/>
+      <w:r>
+        <w:rPr>
+          <w:rFonts w:ascii="Times New Roman" w:hAnsi="Times New Roman" w:cs="Times New Roman"/>
+          <w:sz w:val="28"/>
+          <w:lang w:eastAsia="x-none"/>
+        </w:rPr>
+        <w:t>cmd_vel</w:t>
+      </w:r>
+      <w:proofErr w:type="spellEnd"/>
+      <w:r>
+        <w:rPr>
+          <w:rFonts w:ascii="Times New Roman" w:hAnsi="Times New Roman" w:cs="Times New Roman"/>
+          <w:sz w:val="28"/>
+          <w:lang w:eastAsia="x-none"/>
+        </w:rPr>
+        <w:t>. При этом система компьютерного зрения продолжает анализировать изображения и корректировать направление движения по мере необходимости. Благодаря постоянной обратной связи между камерой и системой управления робот способен удерживать объект в центре поля зрения во время движения.</w:t>
       </w:r>
     </w:p>
     <w:p>
@@ -2874,8 +3266,8 @@
         <w:autoSpaceDN/>
         <w:adjustRightInd/>
         <w:spacing w:line="360" w:lineRule="auto"/>
-        <w:ind w:left="0" w:firstLine="0"/>
-        <w:jc w:val="center"/>
+        <w:ind w:left="0" w:firstLine="709"/>
+        <w:jc w:val="both"/>
         <w:rPr>
           <w:b/>
           <w:bCs/>
@@ -2890,8 +3282,21 @@
           <w:sz w:val="28"/>
           <w:lang w:eastAsia="x-none"/>
         </w:rPr>
-        <w:t>Структура модели робота в файле robot.urdf</w:t>
-      </w:r>
+        <w:t xml:space="preserve">Структура модели робота в файле </w:t>
+      </w:r>
+      <w:proofErr w:type="spellStart"/>
+      <w:proofErr w:type="gramStart"/>
+      <w:r>
+        <w:rPr>
+          <w:b/>
+          <w:bCs/>
+          <w:sz w:val="28"/>
+          <w:lang w:eastAsia="x-none"/>
+        </w:rPr>
+        <w:t>robot.urdf</w:t>
+      </w:r>
+      <w:proofErr w:type="spellEnd"/>
+      <w:proofErr w:type="gramEnd"/>
     </w:p>
     <w:p>
       <w:pPr>
@@ -2901,19 +3306,94 @@
         <w:adjustRightInd/>
         <w:spacing w:line="360" w:lineRule="auto"/>
         <w:ind w:firstLine="709"/>
-        <w:rPr>
-          <w:rFonts w:ascii="Times New Roman" w:hAnsi="Times New Roman" w:cs="Times New Roman"/>
-          <w:sz w:val="28"/>
-          <w:lang w:eastAsia="x-none"/>
-        </w:rPr>
-      </w:pPr>
-      <w:r>
-        <w:rPr>
-          <w:rFonts w:ascii="Times New Roman" w:hAnsi="Times New Roman" w:cs="Times New Roman"/>
-          <w:sz w:val="28"/>
-          <w:lang w:eastAsia="x-none"/>
-        </w:rPr>
-        <w:t xml:space="preserve">Для описания конструкции мобильного робота и его взаимодействия со средой моделирования использовался файл robot.urdf (Unified Robot Description Format. Основой конструкции является звено base_link, представляющее корпус мобильного робота. К данному звену присоединены два ведущих колеса, обеспечивающие движение платформы по принципу дифференциального привода. </w:t>
+        <w:jc w:val="both"/>
+        <w:rPr>
+          <w:rFonts w:ascii="Times New Roman" w:hAnsi="Times New Roman" w:cs="Times New Roman"/>
+          <w:sz w:val="28"/>
+          <w:lang w:eastAsia="x-none"/>
+        </w:rPr>
+      </w:pPr>
+      <w:r>
+        <w:rPr>
+          <w:rFonts w:ascii="Times New Roman" w:hAnsi="Times New Roman" w:cs="Times New Roman"/>
+          <w:sz w:val="28"/>
+          <w:lang w:eastAsia="x-none"/>
+        </w:rPr>
+        <w:t xml:space="preserve">Для описания конструкции мобильного робота и его взаимодействия со средой моделирования использовался файл </w:t>
+      </w:r>
+      <w:proofErr w:type="spellStart"/>
+      <w:proofErr w:type="gramStart"/>
+      <w:r>
+        <w:rPr>
+          <w:rFonts w:ascii="Times New Roman" w:hAnsi="Times New Roman" w:cs="Times New Roman"/>
+          <w:sz w:val="28"/>
+          <w:lang w:eastAsia="x-none"/>
+        </w:rPr>
+        <w:t>robot.urdf</w:t>
+      </w:r>
+      <w:proofErr w:type="spellEnd"/>
+      <w:proofErr w:type="gramEnd"/>
+      <w:r>
+        <w:rPr>
+          <w:rFonts w:ascii="Times New Roman" w:hAnsi="Times New Roman" w:cs="Times New Roman"/>
+          <w:sz w:val="28"/>
+          <w:lang w:eastAsia="x-none"/>
+        </w:rPr>
+        <w:t xml:space="preserve"> (Unified </w:t>
+      </w:r>
+      <w:proofErr w:type="spellStart"/>
+      <w:r>
+        <w:rPr>
+          <w:rFonts w:ascii="Times New Roman" w:hAnsi="Times New Roman" w:cs="Times New Roman"/>
+          <w:sz w:val="28"/>
+          <w:lang w:eastAsia="x-none"/>
+        </w:rPr>
+        <w:t>Robot</w:t>
+      </w:r>
+      <w:proofErr w:type="spellEnd"/>
+      <w:r>
+        <w:rPr>
+          <w:rFonts w:ascii="Times New Roman" w:hAnsi="Times New Roman" w:cs="Times New Roman"/>
+          <w:sz w:val="28"/>
+          <w:lang w:eastAsia="x-none"/>
+        </w:rPr>
+        <w:t xml:space="preserve"> </w:t>
+      </w:r>
+      <w:proofErr w:type="spellStart"/>
+      <w:r>
+        <w:rPr>
+          <w:rFonts w:ascii="Times New Roman" w:hAnsi="Times New Roman" w:cs="Times New Roman"/>
+          <w:sz w:val="28"/>
+          <w:lang w:eastAsia="x-none"/>
+        </w:rPr>
+        <w:t>Description</w:t>
+      </w:r>
+      <w:proofErr w:type="spellEnd"/>
+      <w:r>
+        <w:rPr>
+          <w:rFonts w:ascii="Times New Roman" w:hAnsi="Times New Roman" w:cs="Times New Roman"/>
+          <w:sz w:val="28"/>
+          <w:lang w:eastAsia="x-none"/>
+        </w:rPr>
+        <w:t xml:space="preserve"> Format. Основой конструкции является звено </w:t>
+      </w:r>
+      <w:proofErr w:type="spellStart"/>
+      <w:r>
+        <w:rPr>
+          <w:rFonts w:ascii="Times New Roman" w:hAnsi="Times New Roman" w:cs="Times New Roman"/>
+          <w:sz w:val="28"/>
+          <w:lang w:eastAsia="x-none"/>
+        </w:rPr>
+        <w:t>base_link</w:t>
+      </w:r>
+      <w:proofErr w:type="spellEnd"/>
+      <w:r>
+        <w:rPr>
+          <w:rFonts w:ascii="Times New Roman" w:hAnsi="Times New Roman" w:cs="Times New Roman"/>
+          <w:sz w:val="28"/>
+          <w:lang w:eastAsia="x-none"/>
+        </w:rPr>
+        <w:t xml:space="preserve">, представляющее корпус мобильного робота. К данному звену присоединены два ведущих колеса, обеспечивающие движение платформы по принципу дифференциального привода. Управление движением осуществляется за счёт изменения скоростей вращения </w:t>
       </w:r>
       <w:r>
         <w:rPr>
@@ -2922,7 +3402,7 @@
           <w:lang w:eastAsia="x-none"/>
         </w:rPr>
         <w:lastRenderedPageBreak/>
-        <w:t>Управление движением осуществляется за счёт изменения скоростей вращения левого и правого колёс. Такая схема обладает простотой реализации и широко применяется в мобильной робототехнике благодаря высокой манёвренности и возможности выполнения разворотов на месте.</w:t>
+        <w:t>левого и правого колёс. Такая схема обладает простотой реализации и широко применяется в мобильной робототехнике благодаря высокой манёвренности и возможности выполнения разворотов на месте.</w:t>
       </w:r>
     </w:p>
     <w:p>
@@ -2933,19 +3413,56 @@
         <w:adjustRightInd/>
         <w:spacing w:line="360" w:lineRule="auto"/>
         <w:ind w:firstLine="709"/>
-        <w:rPr>
-          <w:rFonts w:ascii="Times New Roman" w:hAnsi="Times New Roman" w:cs="Times New Roman"/>
-          <w:sz w:val="28"/>
-          <w:lang w:eastAsia="x-none"/>
-        </w:rPr>
-      </w:pPr>
-      <w:r>
-        <w:rPr>
-          <w:rFonts w:ascii="Times New Roman" w:hAnsi="Times New Roman" w:cs="Times New Roman"/>
-          <w:sz w:val="28"/>
-          <w:lang w:eastAsia="x-none"/>
-        </w:rPr>
-        <w:t>Для получения информации об окружающей среде в модель робота были интегрированы два сенсора: лидар и камера. Лидарный датчик размещён в верхней части корпуса робота и предназначен для измерения расстояний до окружающих объектов. Результатом его работы являются данные лазерного сканирования, позволяющие определять расположение препятствий и формировать представление об окружающем пространстве. Камера также установлена на корпусе робота и используется для получения цветных изображений, необходимых для работы алгоритмов компьютерного зрения и поиска объектов по цвету.</w:t>
+        <w:jc w:val="both"/>
+        <w:rPr>
+          <w:rFonts w:ascii="Times New Roman" w:hAnsi="Times New Roman" w:cs="Times New Roman"/>
+          <w:sz w:val="28"/>
+          <w:lang w:eastAsia="x-none"/>
+        </w:rPr>
+      </w:pPr>
+      <w:r>
+        <w:rPr>
+          <w:rFonts w:ascii="Times New Roman" w:hAnsi="Times New Roman" w:cs="Times New Roman"/>
+          <w:sz w:val="28"/>
+          <w:lang w:eastAsia="x-none"/>
+        </w:rPr>
+        <w:t xml:space="preserve">Для получения информации об окружающей среде в модель робота были интегрированы два сенсора: </w:t>
+      </w:r>
+      <w:proofErr w:type="spellStart"/>
+      <w:r>
+        <w:rPr>
+          <w:rFonts w:ascii="Times New Roman" w:hAnsi="Times New Roman" w:cs="Times New Roman"/>
+          <w:sz w:val="28"/>
+          <w:lang w:eastAsia="x-none"/>
+        </w:rPr>
+        <w:t>лидар</w:t>
+      </w:r>
+      <w:proofErr w:type="spellEnd"/>
+      <w:r>
+        <w:rPr>
+          <w:rFonts w:ascii="Times New Roman" w:hAnsi="Times New Roman" w:cs="Times New Roman"/>
+          <w:sz w:val="28"/>
+          <w:lang w:eastAsia="x-none"/>
+        </w:rPr>
+        <w:t xml:space="preserve"> и камера. </w:t>
+      </w:r>
+      <w:proofErr w:type="spellStart"/>
+      <w:r>
+        <w:rPr>
+          <w:rFonts w:ascii="Times New Roman" w:hAnsi="Times New Roman" w:cs="Times New Roman"/>
+          <w:sz w:val="28"/>
+          <w:lang w:eastAsia="x-none"/>
+        </w:rPr>
+        <w:t>Лидарный</w:t>
+      </w:r>
+      <w:proofErr w:type="spellEnd"/>
+      <w:r>
+        <w:rPr>
+          <w:rFonts w:ascii="Times New Roman" w:hAnsi="Times New Roman" w:cs="Times New Roman"/>
+          <w:sz w:val="28"/>
+          <w:lang w:eastAsia="x-none"/>
+        </w:rPr>
+        <w:t xml:space="preserve"> датчик размещён в верхней части корпуса робота и предназначен для измерения расстояний до окружающих объектов. Результатом его работы являются данные лазерного сканирования, позволяющие определять расположение препятствий и формировать представление об окружающем пространстве. Камера также установлена на корпусе робота и используется для получения цветных изображений, необходимых для работы алгоритмов компьютерного зрения и поиска объектов по цвету.</w:t>
       </w:r>
     </w:p>
     <w:p>
@@ -2956,6 +3473,7 @@
         <w:adjustRightInd/>
         <w:spacing w:line="360" w:lineRule="auto"/>
         <w:ind w:firstLine="709"/>
+        <w:jc w:val="both"/>
         <w:rPr>
           <w:rFonts w:ascii="Times New Roman" w:hAnsi="Times New Roman" w:cs="Times New Roman"/>
           <w:sz w:val="28"/>
@@ -2984,7 +3502,205 @@
           <w:sz w:val="28"/>
           <w:lang w:eastAsia="x-none"/>
         </w:rPr>
-        <w:t xml:space="preserve"> содержит подключение специализированных плагинов Gazebo. Плагин дифференциального привода обеспечивает выполнение команд движения, поступающих через топик /cmd_vel, а также формирование данных одометрии, публикуемых в топик /odom. Плагин лидарного датчика отвечает за генерацию лазерных измерений и передачу данных в топик /scan. Плагин камеры формирует изображения окружающей среды и публикует их в топик /robot_camera/image_raw. Благодаря использованию данных компонентов обеспечивается совместная работа модели робота, датчиков и алгоритмов управления в единой программной среде.</w:t>
+        <w:t xml:space="preserve"> содержит подключение специализированных плагинов </w:t>
+      </w:r>
+      <w:proofErr w:type="spellStart"/>
+      <w:r>
+        <w:rPr>
+          <w:rFonts w:ascii="Times New Roman" w:hAnsi="Times New Roman" w:cs="Times New Roman"/>
+          <w:sz w:val="28"/>
+          <w:lang w:eastAsia="x-none"/>
+        </w:rPr>
+        <w:t>Gazebo</w:t>
+      </w:r>
+      <w:proofErr w:type="spellEnd"/>
+      <w:r>
+        <w:rPr>
+          <w:rFonts w:ascii="Times New Roman" w:hAnsi="Times New Roman" w:cs="Times New Roman"/>
+          <w:sz w:val="28"/>
+          <w:lang w:eastAsia="x-none"/>
+        </w:rPr>
+        <w:t xml:space="preserve">. Плагин дифференциального привода обеспечивает выполнение команд движения, поступающих </w:t>
+      </w:r>
+      <w:proofErr w:type="gramStart"/>
+      <w:r>
+        <w:rPr>
+          <w:rFonts w:ascii="Times New Roman" w:hAnsi="Times New Roman" w:cs="Times New Roman"/>
+          <w:sz w:val="28"/>
+          <w:lang w:eastAsia="x-none"/>
+        </w:rPr>
+        <w:t>через топик</w:t>
+      </w:r>
+      <w:proofErr w:type="gramEnd"/>
+      <w:r>
+        <w:rPr>
+          <w:rFonts w:ascii="Times New Roman" w:hAnsi="Times New Roman" w:cs="Times New Roman"/>
+          <w:sz w:val="28"/>
+          <w:lang w:eastAsia="x-none"/>
+        </w:rPr>
+        <w:t xml:space="preserve"> /</w:t>
+      </w:r>
+      <w:proofErr w:type="spellStart"/>
+      <w:r>
+        <w:rPr>
+          <w:rFonts w:ascii="Times New Roman" w:hAnsi="Times New Roman" w:cs="Times New Roman"/>
+          <w:sz w:val="28"/>
+          <w:lang w:eastAsia="x-none"/>
+        </w:rPr>
+        <w:t>cmd_vel</w:t>
+      </w:r>
+      <w:proofErr w:type="spellEnd"/>
+      <w:r>
+        <w:rPr>
+          <w:rFonts w:ascii="Times New Roman" w:hAnsi="Times New Roman" w:cs="Times New Roman"/>
+          <w:sz w:val="28"/>
+          <w:lang w:eastAsia="x-none"/>
+        </w:rPr>
+        <w:t xml:space="preserve">, а также формирование данных </w:t>
+      </w:r>
+      <w:proofErr w:type="spellStart"/>
+      <w:r>
+        <w:rPr>
+          <w:rFonts w:ascii="Times New Roman" w:hAnsi="Times New Roman" w:cs="Times New Roman"/>
+          <w:sz w:val="28"/>
+          <w:lang w:eastAsia="x-none"/>
+        </w:rPr>
+        <w:t>одометрии</w:t>
+      </w:r>
+      <w:proofErr w:type="spellEnd"/>
+      <w:r>
+        <w:rPr>
+          <w:rFonts w:ascii="Times New Roman" w:hAnsi="Times New Roman" w:cs="Times New Roman"/>
+          <w:sz w:val="28"/>
+          <w:lang w:eastAsia="x-none"/>
+        </w:rPr>
+        <w:t>, публикуемых в топик /</w:t>
+      </w:r>
+      <w:proofErr w:type="spellStart"/>
+      <w:r>
+        <w:rPr>
+          <w:rFonts w:ascii="Times New Roman" w:hAnsi="Times New Roman" w:cs="Times New Roman"/>
+          <w:sz w:val="28"/>
+          <w:lang w:eastAsia="x-none"/>
+        </w:rPr>
+        <w:t>odom</w:t>
+      </w:r>
+      <w:proofErr w:type="spellEnd"/>
+      <w:r>
+        <w:rPr>
+          <w:rFonts w:ascii="Times New Roman" w:hAnsi="Times New Roman" w:cs="Times New Roman"/>
+          <w:sz w:val="28"/>
+          <w:lang w:eastAsia="x-none"/>
+        </w:rPr>
+        <w:t xml:space="preserve">. Плагин </w:t>
+      </w:r>
+      <w:proofErr w:type="spellStart"/>
+      <w:r>
+        <w:rPr>
+          <w:rFonts w:ascii="Times New Roman" w:hAnsi="Times New Roman" w:cs="Times New Roman"/>
+          <w:sz w:val="28"/>
+          <w:lang w:eastAsia="x-none"/>
+        </w:rPr>
+        <w:t>лидарного</w:t>
+      </w:r>
+      <w:proofErr w:type="spellEnd"/>
+      <w:r>
+        <w:rPr>
+          <w:rFonts w:ascii="Times New Roman" w:hAnsi="Times New Roman" w:cs="Times New Roman"/>
+          <w:sz w:val="28"/>
+          <w:lang w:eastAsia="x-none"/>
+        </w:rPr>
+        <w:t xml:space="preserve"> датчика отвечает за генерацию лазерных измерений и передачу данных </w:t>
+      </w:r>
+      <w:proofErr w:type="gramStart"/>
+      <w:r>
+        <w:rPr>
+          <w:rFonts w:ascii="Times New Roman" w:hAnsi="Times New Roman" w:cs="Times New Roman"/>
+          <w:sz w:val="28"/>
+          <w:lang w:eastAsia="x-none"/>
+        </w:rPr>
+        <w:t>в топик</w:t>
+      </w:r>
+      <w:proofErr w:type="gramEnd"/>
+      <w:r>
+        <w:rPr>
+          <w:rFonts w:ascii="Times New Roman" w:hAnsi="Times New Roman" w:cs="Times New Roman"/>
+          <w:sz w:val="28"/>
+          <w:lang w:eastAsia="x-none"/>
+        </w:rPr>
+        <w:t xml:space="preserve"> /</w:t>
+      </w:r>
+      <w:proofErr w:type="spellStart"/>
+      <w:r>
+        <w:rPr>
+          <w:rFonts w:ascii="Times New Roman" w:hAnsi="Times New Roman" w:cs="Times New Roman"/>
+          <w:sz w:val="28"/>
+          <w:lang w:eastAsia="x-none"/>
+        </w:rPr>
+        <w:t>scan</w:t>
+      </w:r>
+      <w:proofErr w:type="spellEnd"/>
+      <w:r>
+        <w:rPr>
+          <w:rFonts w:ascii="Times New Roman" w:hAnsi="Times New Roman" w:cs="Times New Roman"/>
+          <w:sz w:val="28"/>
+          <w:lang w:eastAsia="x-none"/>
+        </w:rPr>
+        <w:t xml:space="preserve">. Плагин камеры формирует изображения окружающей среды и публикует их </w:t>
+      </w:r>
+      <w:proofErr w:type="gramStart"/>
+      <w:r>
+        <w:rPr>
+          <w:rFonts w:ascii="Times New Roman" w:hAnsi="Times New Roman" w:cs="Times New Roman"/>
+          <w:sz w:val="28"/>
+          <w:lang w:eastAsia="x-none"/>
+        </w:rPr>
+        <w:t>в топик</w:t>
+      </w:r>
+      <w:proofErr w:type="gramEnd"/>
+      <w:r>
+        <w:rPr>
+          <w:rFonts w:ascii="Times New Roman" w:hAnsi="Times New Roman" w:cs="Times New Roman"/>
+          <w:sz w:val="28"/>
+          <w:lang w:eastAsia="x-none"/>
+        </w:rPr>
+        <w:t xml:space="preserve"> /</w:t>
+      </w:r>
+      <w:proofErr w:type="spellStart"/>
+      <w:r>
+        <w:rPr>
+          <w:rFonts w:ascii="Times New Roman" w:hAnsi="Times New Roman" w:cs="Times New Roman"/>
+          <w:sz w:val="28"/>
+          <w:lang w:eastAsia="x-none"/>
+        </w:rPr>
+        <w:t>robot_camera</w:t>
+      </w:r>
+      <w:proofErr w:type="spellEnd"/>
+      <w:r>
+        <w:rPr>
+          <w:rFonts w:ascii="Times New Roman" w:hAnsi="Times New Roman" w:cs="Times New Roman"/>
+          <w:sz w:val="28"/>
+          <w:lang w:eastAsia="x-none"/>
+        </w:rPr>
+        <w:t>/</w:t>
+      </w:r>
+      <w:proofErr w:type="spellStart"/>
+      <w:r>
+        <w:rPr>
+          <w:rFonts w:ascii="Times New Roman" w:hAnsi="Times New Roman" w:cs="Times New Roman"/>
+          <w:sz w:val="28"/>
+          <w:lang w:eastAsia="x-none"/>
+        </w:rPr>
+        <w:t>image_raw</w:t>
+      </w:r>
+      <w:proofErr w:type="spellEnd"/>
+      <w:r>
+        <w:rPr>
+          <w:rFonts w:ascii="Times New Roman" w:hAnsi="Times New Roman" w:cs="Times New Roman"/>
+          <w:sz w:val="28"/>
+          <w:lang w:eastAsia="x-none"/>
+        </w:rPr>
+        <w:t>. Благодаря использованию данных компонентов обеспечивается совместная работа модели робота, датчиков и алгоритмов управления в единой программной среде.</w:t>
       </w:r>
     </w:p>
     <w:p>
@@ -3069,8 +3785,20 @@
           <w:sz w:val="28"/>
           <w:lang w:eastAsia="x-none"/>
         </w:rPr>
-        <w:t>Структура модели мобильного робота, описанной в файле robot.urdf</w:t>
-      </w:r>
+        <w:t xml:space="preserve">Структура модели мобильного робота, описанной в файле </w:t>
+      </w:r>
+      <w:proofErr w:type="spellStart"/>
+      <w:proofErr w:type="gramStart"/>
+      <w:r>
+        <w:rPr>
+          <w:rFonts w:ascii="Times New Roman" w:hAnsi="Times New Roman" w:cs="Times New Roman"/>
+          <w:sz w:val="28"/>
+          <w:lang w:eastAsia="x-none"/>
+        </w:rPr>
+        <w:t>robot.urdf</w:t>
+      </w:r>
+      <w:proofErr w:type="spellEnd"/>
+      <w:proofErr w:type="gramEnd"/>
     </w:p>
     <w:p>
       <w:pPr>
@@ -3079,7 +3807,7 @@
         <w:autoSpaceDN/>
         <w:adjustRightInd/>
         <w:spacing w:line="360" w:lineRule="auto"/>
-        <w:jc w:val="center"/>
+        <w:jc w:val="both"/>
         <w:rPr>
           <w:rFonts w:ascii="Times New Roman" w:hAnsi="Times New Roman" w:cs="Times New Roman"/>
           <w:b/>
@@ -3103,7 +3831,7 @@
         <w:adjustRightInd/>
         <w:spacing w:line="360" w:lineRule="auto"/>
         <w:ind w:left="0" w:firstLine="0"/>
-        <w:jc w:val="center"/>
+        <w:jc w:val="both"/>
         <w:rPr>
           <w:b/>
           <w:bCs/>
@@ -3129,19 +3857,38 @@
         <w:adjustRightInd/>
         <w:spacing w:line="360" w:lineRule="auto"/>
         <w:ind w:firstLine="709"/>
-        <w:rPr>
-          <w:rFonts w:ascii="Times New Roman" w:hAnsi="Times New Roman" w:cs="Times New Roman"/>
-          <w:sz w:val="28"/>
-          <w:lang w:eastAsia="x-none"/>
-        </w:rPr>
-      </w:pPr>
-      <w:r>
-        <w:rPr>
-          <w:rFonts w:ascii="Times New Roman" w:hAnsi="Times New Roman" w:cs="Times New Roman"/>
-          <w:sz w:val="28"/>
-          <w:lang w:eastAsia="x-none"/>
-        </w:rPr>
-        <w:t>После завершения разработки модели робота и алгоритмов компьютерного зрения была выполнена серия экспериментов в среде Gazebo.</w:t>
+        <w:jc w:val="both"/>
+        <w:rPr>
+          <w:rFonts w:ascii="Times New Roman" w:hAnsi="Times New Roman" w:cs="Times New Roman"/>
+          <w:sz w:val="28"/>
+          <w:lang w:eastAsia="x-none"/>
+        </w:rPr>
+      </w:pPr>
+      <w:r>
+        <w:rPr>
+          <w:rFonts w:ascii="Times New Roman" w:hAnsi="Times New Roman" w:cs="Times New Roman"/>
+          <w:sz w:val="28"/>
+          <w:lang w:eastAsia="x-none"/>
+        </w:rPr>
+        <w:t xml:space="preserve">После завершения разработки модели робота и алгоритмов компьютерного зрения была выполнена серия экспериментов в среде </w:t>
+      </w:r>
+      <w:proofErr w:type="spellStart"/>
+      <w:r>
+        <w:rPr>
+          <w:rFonts w:ascii="Times New Roman" w:hAnsi="Times New Roman" w:cs="Times New Roman"/>
+          <w:sz w:val="28"/>
+          <w:lang w:eastAsia="x-none"/>
+        </w:rPr>
+        <w:t>Gazebo</w:t>
+      </w:r>
+      <w:proofErr w:type="spellEnd"/>
+      <w:r>
+        <w:rPr>
+          <w:rFonts w:ascii="Times New Roman" w:hAnsi="Times New Roman" w:cs="Times New Roman"/>
+          <w:sz w:val="28"/>
+          <w:lang w:eastAsia="x-none"/>
+        </w:rPr>
+        <w:t>.</w:t>
       </w:r>
       <w:r>
         <w:rPr>
@@ -3168,6 +3915,7 @@
         <w:adjustRightInd/>
         <w:spacing w:line="360" w:lineRule="auto"/>
         <w:ind w:firstLine="709"/>
+        <w:jc w:val="both"/>
         <w:rPr>
           <w:rFonts w:ascii="Times New Roman" w:hAnsi="Times New Roman" w:cs="Times New Roman"/>
           <w:sz w:val="28"/>
@@ -3216,6 +3964,7 @@
         <w:adjustRightInd/>
         <w:spacing w:line="360" w:lineRule="auto"/>
         <w:ind w:firstLine="709"/>
+        <w:jc w:val="both"/>
         <w:rPr>
           <w:rFonts w:ascii="Times New Roman" w:hAnsi="Times New Roman" w:cs="Times New Roman"/>
           <w:sz w:val="28"/>
@@ -3324,119 +4073,7 @@
         <w:autoSpaceDN/>
         <w:adjustRightInd/>
         <w:spacing w:line="360" w:lineRule="auto"/>
-        <w:jc w:val="center"/>
-        <w:rPr>
-          <w:rFonts w:ascii="Times New Roman" w:hAnsi="Times New Roman" w:cs="Times New Roman"/>
-          <w:b/>
-          <w:bCs/>
-          <w:sz w:val="28"/>
-          <w:lang w:eastAsia="x-none"/>
-        </w:rPr>
-      </w:pPr>
-    </w:p>
-    <w:p>
-      <w:pPr>
-        <w:widowControl/>
-        <w:autoSpaceDE/>
-        <w:autoSpaceDN/>
-        <w:adjustRightInd/>
-        <w:spacing w:line="360" w:lineRule="auto"/>
-        <w:jc w:val="center"/>
-        <w:rPr>
-          <w:rFonts w:ascii="Times New Roman" w:hAnsi="Times New Roman" w:cs="Times New Roman"/>
-          <w:b/>
-          <w:bCs/>
-          <w:sz w:val="28"/>
-          <w:lang w:eastAsia="x-none"/>
-        </w:rPr>
-      </w:pPr>
-      <w:r>
-        <w:rPr>
-          <w:rFonts w:ascii="Times New Roman" w:hAnsi="Times New Roman" w:cs="Times New Roman"/>
-          <w:b/>
-          <w:bCs/>
-          <w:sz w:val="28"/>
-          <w:lang w:eastAsia="x-none"/>
-        </w:rPr>
-        <w:t>Заключение</w:t>
-      </w:r>
-    </w:p>
-    <w:p>
-      <w:pPr>
-        <w:widowControl/>
-        <w:autoSpaceDE/>
-        <w:autoSpaceDN/>
-        <w:adjustRightInd/>
-        <w:spacing w:line="360" w:lineRule="auto"/>
-        <w:ind w:firstLine="709"/>
-        <w:rPr>
-          <w:rFonts w:ascii="Times New Roman" w:hAnsi="Times New Roman" w:cs="Times New Roman"/>
-          <w:sz w:val="28"/>
-          <w:lang w:eastAsia="x-none"/>
-        </w:rPr>
-      </w:pPr>
-      <w:r>
-        <w:rPr>
-          <w:rFonts w:ascii="Times New Roman" w:hAnsi="Times New Roman" w:cs="Times New Roman"/>
-          <w:sz w:val="28"/>
-          <w:lang w:eastAsia="x-none"/>
-        </w:rPr>
-        <w:t>В ходе преддипломной практики была разработана система компьютерного зрения мобильного робота в среде Gazebo. В модель робота была интегрирована виртуальная камера, обеспечивающая получение изображений и передачу данных в среду ROS.</w:t>
-      </w:r>
-    </w:p>
-    <w:p>
-      <w:pPr>
-        <w:widowControl/>
-        <w:autoSpaceDE/>
-        <w:autoSpaceDN/>
-        <w:adjustRightInd/>
-        <w:spacing w:line="360" w:lineRule="auto"/>
-        <w:ind w:firstLine="709"/>
-        <w:rPr>
-          <w:rFonts w:ascii="Times New Roman" w:hAnsi="Times New Roman" w:cs="Times New Roman"/>
-          <w:sz w:val="28"/>
-          <w:lang w:eastAsia="x-none"/>
-        </w:rPr>
-      </w:pPr>
-      <w:r>
-        <w:rPr>
-          <w:rFonts w:ascii="Times New Roman" w:hAnsi="Times New Roman" w:cs="Times New Roman"/>
-          <w:sz w:val="28"/>
-          <w:lang w:eastAsia="x-none"/>
-        </w:rPr>
-        <w:t>На основе данных камеры реализован алгоритм обнаружения объектов по цвету, позволяющий определять положение целевого объекта и формировать команды управления. Также был разработан режим поиска объекта посредством вращения робота вокруг собственной оси и алгоритм автоматического движения к обнаруженной цели.</w:t>
-      </w:r>
-    </w:p>
-    <w:p>
-      <w:pPr>
-        <w:widowControl/>
-        <w:autoSpaceDE/>
-        <w:autoSpaceDN/>
-        <w:adjustRightInd/>
-        <w:spacing w:line="360" w:lineRule="auto"/>
-        <w:ind w:firstLine="709"/>
-        <w:rPr>
-          <w:rFonts w:ascii="Times New Roman" w:hAnsi="Times New Roman" w:cs="Times New Roman"/>
-          <w:sz w:val="28"/>
-          <w:lang w:eastAsia="x-none"/>
-        </w:rPr>
-      </w:pPr>
-      <w:r>
-        <w:rPr>
-          <w:rFonts w:ascii="Times New Roman" w:hAnsi="Times New Roman" w:cs="Times New Roman"/>
-          <w:sz w:val="28"/>
-          <w:lang w:eastAsia="x-none"/>
-        </w:rPr>
-        <w:lastRenderedPageBreak/>
-        <w:t>Кроме того, была исследована структура модели робота, описанной в файле robot.urdf. Проведённые испытания подтвердили корректную работу камеры, системы компьютерного зрения и алгоритмов управления движением. Полученные результаты могут быть использованы при дальнейшей разработке систем автономной навигации и управления мобильными робототехническими платформами.</w:t>
-      </w:r>
-    </w:p>
-    <w:p>
-      <w:pPr>
-        <w:widowControl/>
-        <w:autoSpaceDE/>
-        <w:autoSpaceDN/>
-        <w:adjustRightInd/>
+        <w:jc w:val="both"/>
         <w:rPr>
           <w:rFonts w:ascii="Times New Roman" w:hAnsi="Times New Roman" w:cs="Times New Roman"/>
           <w:b/>
@@ -3457,17 +4094,172 @@
         <w:jc w:val="both"/>
         <w:rPr>
           <w:rFonts w:ascii="Times New Roman" w:hAnsi="Times New Roman" w:cs="Times New Roman"/>
-          <w:kern w:val="32"/>
-          <w:sz w:val="28"/>
-          <w:szCs w:val="28"/>
-        </w:rPr>
-      </w:pPr>
+          <w:b/>
+          <w:bCs/>
+          <w:sz w:val="28"/>
+          <w:lang w:eastAsia="x-none"/>
+        </w:rPr>
+      </w:pPr>
+      <w:r>
+        <w:rPr>
+          <w:rFonts w:ascii="Times New Roman" w:hAnsi="Times New Roman" w:cs="Times New Roman"/>
+          <w:b/>
+          <w:bCs/>
+          <w:sz w:val="28"/>
+          <w:lang w:eastAsia="x-none"/>
+        </w:rPr>
+        <w:t>Заключение</w:t>
+      </w:r>
     </w:p>
     <w:p>
       <w:pPr>
+        <w:widowControl/>
+        <w:autoSpaceDE/>
+        <w:autoSpaceDN/>
+        <w:adjustRightInd/>
+        <w:spacing w:line="360" w:lineRule="auto"/>
+        <w:ind w:firstLine="709"/>
+        <w:jc w:val="both"/>
+        <w:rPr>
+          <w:rFonts w:ascii="Times New Roman" w:hAnsi="Times New Roman" w:cs="Times New Roman"/>
+          <w:sz w:val="28"/>
+          <w:lang w:eastAsia="x-none"/>
+        </w:rPr>
+      </w:pPr>
+      <w:r>
+        <w:rPr>
+          <w:rFonts w:ascii="Times New Roman" w:hAnsi="Times New Roman" w:cs="Times New Roman"/>
+          <w:sz w:val="28"/>
+          <w:lang w:eastAsia="x-none"/>
+        </w:rPr>
+        <w:t xml:space="preserve">В ходе преддипломной практики была разработана система компьютерного зрения мобильного робота в среде </w:t>
+      </w:r>
+      <w:proofErr w:type="spellStart"/>
+      <w:r>
+        <w:rPr>
+          <w:rFonts w:ascii="Times New Roman" w:hAnsi="Times New Roman" w:cs="Times New Roman"/>
+          <w:sz w:val="28"/>
+          <w:lang w:eastAsia="x-none"/>
+        </w:rPr>
+        <w:t>Gazebo</w:t>
+      </w:r>
+      <w:proofErr w:type="spellEnd"/>
+      <w:r>
+        <w:rPr>
+          <w:rFonts w:ascii="Times New Roman" w:hAnsi="Times New Roman" w:cs="Times New Roman"/>
+          <w:sz w:val="28"/>
+          <w:lang w:eastAsia="x-none"/>
+        </w:rPr>
+        <w:t>. В модель робота была интегрирована виртуальная камера, обеспечивающая получение изображений и передачу данных в среду ROS.</w:t>
+      </w:r>
+    </w:p>
+    <w:p>
+      <w:pPr>
+        <w:widowControl/>
+        <w:autoSpaceDE/>
+        <w:autoSpaceDN/>
+        <w:adjustRightInd/>
+        <w:spacing w:line="360" w:lineRule="auto"/>
+        <w:ind w:firstLine="709"/>
+        <w:jc w:val="both"/>
+        <w:rPr>
+          <w:rFonts w:ascii="Times New Roman" w:hAnsi="Times New Roman" w:cs="Times New Roman"/>
+          <w:sz w:val="28"/>
+          <w:lang w:eastAsia="x-none"/>
+        </w:rPr>
+      </w:pPr>
+      <w:r>
+        <w:rPr>
+          <w:rFonts w:ascii="Times New Roman" w:hAnsi="Times New Roman" w:cs="Times New Roman"/>
+          <w:sz w:val="28"/>
+          <w:lang w:eastAsia="x-none"/>
+        </w:rPr>
+        <w:t>На основе данных камеры реализован алгоритм обнаружения объектов по цвету, позволяющий определять положение целевого объекта и формировать команды управления. Также был разработан режим поиска объекта посредством вращения робота вокруг собственной оси и алгоритм автоматического движения к обнаруженной цели.</w:t>
+      </w:r>
+    </w:p>
+    <w:p>
+      <w:pPr>
+        <w:widowControl/>
+        <w:autoSpaceDE/>
+        <w:autoSpaceDN/>
+        <w:adjustRightInd/>
+        <w:spacing w:line="360" w:lineRule="auto"/>
+        <w:ind w:firstLine="709"/>
+        <w:jc w:val="both"/>
+        <w:rPr>
+          <w:rFonts w:ascii="Times New Roman" w:hAnsi="Times New Roman" w:cs="Times New Roman"/>
+          <w:sz w:val="28"/>
+          <w:lang w:eastAsia="x-none"/>
+        </w:rPr>
+      </w:pPr>
+      <w:r>
+        <w:rPr>
+          <w:rFonts w:ascii="Times New Roman" w:hAnsi="Times New Roman" w:cs="Times New Roman"/>
+          <w:sz w:val="28"/>
+          <w:lang w:eastAsia="x-none"/>
+        </w:rPr>
+        <w:lastRenderedPageBreak/>
+        <w:t xml:space="preserve">Кроме того, была исследована структура модели робота, описанной в файле </w:t>
+      </w:r>
+      <w:proofErr w:type="spellStart"/>
+      <w:proofErr w:type="gramStart"/>
+      <w:r>
+        <w:rPr>
+          <w:rFonts w:ascii="Times New Roman" w:hAnsi="Times New Roman" w:cs="Times New Roman"/>
+          <w:sz w:val="28"/>
+          <w:lang w:eastAsia="x-none"/>
+        </w:rPr>
+        <w:t>robot.urdf</w:t>
+      </w:r>
+      <w:proofErr w:type="spellEnd"/>
+      <w:proofErr w:type="gramEnd"/>
+      <w:r>
+        <w:rPr>
+          <w:rFonts w:ascii="Times New Roman" w:hAnsi="Times New Roman" w:cs="Times New Roman"/>
+          <w:sz w:val="28"/>
+          <w:lang w:eastAsia="x-none"/>
+        </w:rPr>
+        <w:t>. Проведённые испытания подтвердили корректную работу камеры, системы компьютерного зрения и алгоритмов управления движением. Полученные результаты могут быть использованы при дальнейшей разработке систем автономной навигации и управления мобильными робототехническими платформами.</w:t>
+      </w:r>
+    </w:p>
+    <w:p>
+      <w:pPr>
+        <w:widowControl/>
+        <w:autoSpaceDE/>
+        <w:autoSpaceDN/>
+        <w:adjustRightInd/>
+        <w:jc w:val="both"/>
+        <w:rPr>
+          <w:rFonts w:ascii="Times New Roman" w:hAnsi="Times New Roman" w:cs="Times New Roman"/>
+          <w:b/>
+          <w:bCs/>
+          <w:sz w:val="28"/>
+          <w:lang w:eastAsia="x-none"/>
+        </w:rPr>
+      </w:pPr>
+    </w:p>
+    <w:p>
+      <w:pPr>
+        <w:widowControl/>
+        <w:autoSpaceDE/>
+        <w:autoSpaceDN/>
+        <w:adjustRightInd/>
+        <w:spacing w:line="360" w:lineRule="auto"/>
+        <w:ind w:firstLine="709"/>
+        <w:jc w:val="both"/>
+        <w:rPr>
+          <w:rFonts w:ascii="Times New Roman" w:hAnsi="Times New Roman" w:cs="Times New Roman"/>
+          <w:kern w:val="32"/>
+          <w:sz w:val="28"/>
+          <w:szCs w:val="28"/>
+        </w:rPr>
+      </w:pPr>
+    </w:p>
+    <w:p>
+      <w:pPr>
         <w:pStyle w:val="1"/>
         <w:spacing w:before="60" w:line="360" w:lineRule="auto"/>
-        <w:jc w:val="center"/>
+        <w:jc w:val="both"/>
         <w:rPr>
           <w:rFonts w:ascii="Times New Roman" w:hAnsi="Times New Roman" w:cs="Times New Roman"/>
           <w:sz w:val="28"/>
@@ -3517,7 +4309,25 @@
           <w:szCs w:val="28"/>
           <w:lang w:val="ru-RU"/>
         </w:rPr>
-        <w:t>Джозефа Л. «Изучение робототехники с использованием Python» / пер. с анг. А. В. Корягина. – М.: ДМК Пресс, 2019. – 250 с.: ил</w:t>
+        <w:t xml:space="preserve">Джозефа Л. «Изучение робототехники с использованием Python» / пер. с </w:t>
+      </w:r>
+      <w:proofErr w:type="spellStart"/>
+      <w:r>
+        <w:rPr>
+          <w:bCs/>
+          <w:szCs w:val="28"/>
+          <w:lang w:val="ru-RU"/>
+        </w:rPr>
+        <w:t>анг</w:t>
+      </w:r>
+      <w:proofErr w:type="spellEnd"/>
+      <w:r>
+        <w:rPr>
+          <w:bCs/>
+          <w:szCs w:val="28"/>
+          <w:lang w:val="ru-RU"/>
+        </w:rPr>
+        <w:t>. А. В. Корягина. – М.: ДМК Пресс, 2019. – 250 с.: ил</w:t>
       </w:r>
       <w:r>
         <w:rPr>
@@ -3546,13 +4356,77 @@
           <w:szCs w:val="28"/>
         </w:rPr>
       </w:pPr>
+      <w:proofErr w:type="spellStart"/>
       <w:r>
         <w:rPr>
           <w:bCs/>
           <w:szCs w:val="28"/>
           <w:lang w:val="ru-RU"/>
         </w:rPr>
-        <w:t>Шибков А. Простая имитационная модель мобильного робота в ROS и Gazebo // Habr. — 6 июн. 2024. — URL: https://habr.com/ru/articles/820035/ (дата обращения: 15.12.2025).</w:t>
+        <w:t>Шибков</w:t>
+      </w:r>
+      <w:proofErr w:type="spellEnd"/>
+      <w:r>
+        <w:rPr>
+          <w:bCs/>
+          <w:szCs w:val="28"/>
+          <w:lang w:val="ru-RU"/>
+        </w:rPr>
+        <w:t xml:space="preserve"> А. Простая имитационная модель мобильного робота в ROS и </w:t>
+      </w:r>
+      <w:proofErr w:type="spellStart"/>
+      <w:r>
+        <w:rPr>
+          <w:bCs/>
+          <w:szCs w:val="28"/>
+          <w:lang w:val="ru-RU"/>
+        </w:rPr>
+        <w:t>Gazebo</w:t>
+      </w:r>
+      <w:proofErr w:type="spellEnd"/>
+      <w:r>
+        <w:rPr>
+          <w:bCs/>
+          <w:szCs w:val="28"/>
+          <w:lang w:val="ru-RU"/>
+        </w:rPr>
+        <w:t xml:space="preserve"> // </w:t>
+      </w:r>
+      <w:proofErr w:type="spellStart"/>
+      <w:r>
+        <w:rPr>
+          <w:bCs/>
+          <w:szCs w:val="28"/>
+          <w:lang w:val="ru-RU"/>
+        </w:rPr>
+        <w:t>Habr</w:t>
+      </w:r>
+      <w:proofErr w:type="spellEnd"/>
+      <w:r>
+        <w:rPr>
+          <w:bCs/>
+          <w:szCs w:val="28"/>
+          <w:lang w:val="ru-RU"/>
+        </w:rPr>
+        <w:t xml:space="preserve">. — 6 </w:t>
+      </w:r>
+      <w:proofErr w:type="spellStart"/>
+      <w:r>
+        <w:rPr>
+          <w:bCs/>
+          <w:szCs w:val="28"/>
+          <w:lang w:val="ru-RU"/>
+        </w:rPr>
+        <w:t>июн</w:t>
+      </w:r>
+      <w:proofErr w:type="spellEnd"/>
+      <w:r>
+        <w:rPr>
+          <w:bCs/>
+          <w:szCs w:val="28"/>
+          <w:lang w:val="ru-RU"/>
+        </w:rPr>
+        <w:t>. 2024. — URL: https://habr.com/ru/articles/820035/ (дата обращения: 15.12.2025).</w:t>
       </w:r>
     </w:p>
     <w:p>
@@ -3573,12 +4447,53 @@
           <w:szCs w:val="28"/>
         </w:rPr>
       </w:pPr>
-      <w:r>
-        <w:rPr>
-          <w:bCs/>
-          <w:szCs w:val="28"/>
-        </w:rPr>
-        <w:t xml:space="preserve">VirtualBox. Official website. – URL: </w:t>
+      <w:proofErr w:type="spellStart"/>
+      <w:r>
+        <w:rPr>
+          <w:bCs/>
+          <w:szCs w:val="28"/>
+        </w:rPr>
+        <w:t>VirtualBox</w:t>
+      </w:r>
+      <w:proofErr w:type="spellEnd"/>
+      <w:r>
+        <w:rPr>
+          <w:bCs/>
+          <w:szCs w:val="28"/>
+        </w:rPr>
+        <w:t xml:space="preserve">. </w:t>
+      </w:r>
+      <w:proofErr w:type="spellStart"/>
+      <w:r>
+        <w:rPr>
+          <w:bCs/>
+          <w:szCs w:val="28"/>
+        </w:rPr>
+        <w:t>Official</w:t>
+      </w:r>
+      <w:proofErr w:type="spellEnd"/>
+      <w:r>
+        <w:rPr>
+          <w:bCs/>
+          <w:szCs w:val="28"/>
+        </w:rPr>
+        <w:t xml:space="preserve"> </w:t>
+      </w:r>
+      <w:proofErr w:type="spellStart"/>
+      <w:r>
+        <w:rPr>
+          <w:bCs/>
+          <w:szCs w:val="28"/>
+        </w:rPr>
+        <w:t>website</w:t>
+      </w:r>
+      <w:proofErr w:type="spellEnd"/>
+      <w:r>
+        <w:rPr>
+          <w:bCs/>
+          <w:szCs w:val="28"/>
+        </w:rPr>
+        <w:t xml:space="preserve">. – URL: </w:t>
       </w:r>
       <w:hyperlink r:id="rId12" w:history="1">
         <w:r>
@@ -3628,7 +4543,55 @@
           <w:bCs/>
           <w:szCs w:val="28"/>
         </w:rPr>
-        <w:t>ROS Wiki. ROS Melodic Morenia. – URL: https://wiki.ros.org/melodic (дата обращения: 15.12.2025).</w:t>
+        <w:t xml:space="preserve">ROS </w:t>
+      </w:r>
+      <w:proofErr w:type="spellStart"/>
+      <w:r>
+        <w:rPr>
+          <w:bCs/>
+          <w:szCs w:val="28"/>
+        </w:rPr>
+        <w:t>Wiki</w:t>
+      </w:r>
+      <w:proofErr w:type="spellEnd"/>
+      <w:r>
+        <w:rPr>
+          <w:bCs/>
+          <w:szCs w:val="28"/>
+        </w:rPr>
+        <w:t xml:space="preserve">. ROS </w:t>
+      </w:r>
+      <w:proofErr w:type="spellStart"/>
+      <w:r>
+        <w:rPr>
+          <w:bCs/>
+          <w:szCs w:val="28"/>
+        </w:rPr>
+        <w:t>Melodic</w:t>
+      </w:r>
+      <w:proofErr w:type="spellEnd"/>
+      <w:r>
+        <w:rPr>
+          <w:bCs/>
+          <w:szCs w:val="28"/>
+        </w:rPr>
+        <w:t xml:space="preserve"> </w:t>
+      </w:r>
+      <w:proofErr w:type="spellStart"/>
+      <w:r>
+        <w:rPr>
+          <w:bCs/>
+          <w:szCs w:val="28"/>
+        </w:rPr>
+        <w:t>Morenia</w:t>
+      </w:r>
+      <w:proofErr w:type="spellEnd"/>
+      <w:r>
+        <w:rPr>
+          <w:bCs/>
+          <w:szCs w:val="28"/>
+        </w:rPr>
+        <w:t>. – URL: https://wiki.ros.org/melodic (дата обращения: 15.12.2025).</w:t>
       </w:r>
     </w:p>
     <w:p>
@@ -3654,7 +4617,39 @@
           <w:bCs/>
           <w:szCs w:val="28"/>
         </w:rPr>
-        <w:t xml:space="preserve">Инструкция робота TurtleBro // turtlebro URL: https://ros1.turtlebro.ru/ (дата обращения: 30.05.2026). </w:t>
+        <w:t xml:space="preserve">Инструкция робота </w:t>
+      </w:r>
+      <w:proofErr w:type="spellStart"/>
+      <w:r>
+        <w:rPr>
+          <w:bCs/>
+          <w:szCs w:val="28"/>
+        </w:rPr>
+        <w:t>TurtleBro</w:t>
+      </w:r>
+      <w:proofErr w:type="spellEnd"/>
+      <w:r>
+        <w:rPr>
+          <w:bCs/>
+          <w:szCs w:val="28"/>
+        </w:rPr>
+        <w:t xml:space="preserve"> // </w:t>
+      </w:r>
+      <w:proofErr w:type="spellStart"/>
+      <w:r>
+        <w:rPr>
+          <w:bCs/>
+          <w:szCs w:val="28"/>
+        </w:rPr>
+        <w:t>turtlebro</w:t>
+      </w:r>
+      <w:proofErr w:type="spellEnd"/>
+      <w:r>
+        <w:rPr>
+          <w:bCs/>
+          <w:szCs w:val="28"/>
+        </w:rPr>
+        <w:t xml:space="preserve"> URL: https://ros1.turtlebro.ru/ (дата обращения: 30.05.2026). </w:t>
       </w:r>
     </w:p>
     <w:p>
@@ -3681,7 +4676,25 @@
           <w:szCs w:val="28"/>
           <w:lang w:val="en-US"/>
         </w:rPr>
-        <w:t>Mass Moment of Inertia // libretexts URL: https://eng.libretexts.org/ (</w:t>
+        <w:t xml:space="preserve">Mass Moment of Inertia // </w:t>
+      </w:r>
+      <w:proofErr w:type="spellStart"/>
+      <w:r>
+        <w:rPr>
+          <w:bCs/>
+          <w:szCs w:val="28"/>
+          <w:lang w:val="en-US"/>
+        </w:rPr>
+        <w:t>libretexts</w:t>
+      </w:r>
+      <w:proofErr w:type="spellEnd"/>
+      <w:r>
+        <w:rPr>
+          <w:bCs/>
+          <w:szCs w:val="28"/>
+          <w:lang w:val="en-US"/>
+        </w:rPr>
+        <w:t xml:space="preserve"> URL: https://eng.libretexts.org/ (</w:t>
       </w:r>
       <w:r>
         <w:rPr>
@@ -3832,6 +4845,7 @@
         </w:rPr>
         <w:t>://</w:t>
       </w:r>
+      <w:proofErr w:type="spellStart"/>
       <w:r>
         <w:rPr>
           <w:bCs/>
@@ -3840,6 +4854,7 @@
         </w:rPr>
         <w:t>classic</w:t>
       </w:r>
+      <w:proofErr w:type="spellEnd"/>
       <w:r>
         <w:rPr>
           <w:bCs/>
@@ -3847,6 +4862,7 @@
         </w:rPr>
         <w:t>.</w:t>
       </w:r>
+      <w:proofErr w:type="spellStart"/>
       <w:r>
         <w:rPr>
           <w:bCs/>
@@ -3855,6 +4871,7 @@
         </w:rPr>
         <w:t>gazebosim</w:t>
       </w:r>
+      <w:proofErr w:type="spellEnd"/>
       <w:r>
         <w:rPr>
           <w:bCs/>
@@ -3862,6 +4879,7 @@
         </w:rPr>
         <w:t>.</w:t>
       </w:r>
+      <w:proofErr w:type="spellStart"/>
       <w:r>
         <w:rPr>
           <w:bCs/>
@@ -3870,6 +4888,7 @@
         </w:rPr>
         <w:t>org</w:t>
       </w:r>
+      <w:proofErr w:type="spellEnd"/>
       <w:r>
         <w:rPr>
           <w:bCs/>
@@ -3877,6 +4896,7 @@
         </w:rPr>
         <w:t>/</w:t>
       </w:r>
+      <w:proofErr w:type="spellStart"/>
       <w:r>
         <w:rPr>
           <w:bCs/>
@@ -3885,6 +4905,7 @@
         </w:rPr>
         <w:t>tutorials</w:t>
       </w:r>
+      <w:proofErr w:type="spellEnd"/>
       <w:r>
         <w:rPr>
           <w:bCs/>
@@ -3892,6 +4913,7 @@
         </w:rPr>
         <w:t>?</w:t>
       </w:r>
+      <w:proofErr w:type="spellStart"/>
       <w:r>
         <w:rPr>
           <w:bCs/>
@@ -3900,6 +4922,7 @@
         </w:rPr>
         <w:t>tut</w:t>
       </w:r>
+      <w:proofErr w:type="spellEnd"/>
       <w:r>
         <w:rPr>
           <w:bCs/>
@@ -3907,6 +4930,7 @@
         </w:rPr>
         <w:t>=</w:t>
       </w:r>
+      <w:proofErr w:type="spellStart"/>
       <w:r>
         <w:rPr>
           <w:bCs/>
@@ -3915,6 +4939,7 @@
         </w:rPr>
         <w:t>inertia</w:t>
       </w:r>
+      <w:proofErr w:type="spellEnd"/>
       <w:r>
         <w:rPr>
           <w:bCs/>
@@ -3977,7 +5002,7 @@
 </file>
 
 <file path=word/endnotes.xml><?xml version="1.0" encoding="utf-8"?>
-<w:endnotes xmlns:wpc="http://schemas.microsoft.com/office/word/2010/wordprocessingCanvas" xmlns:cx="http://schemas.microsoft.com/office/drawing/2014/chartex" xmlns:cx1="http://schemas.microsoft.com/office/drawing/2015/9/8/chartex" xmlns:cx2="http://schemas.microsoft.com/office/drawing/2015/10/21/chartex" xmlns:cx3="http://schemas.microsoft.com/office/drawing/2016/5/9/chartex" xmlns:cx4="http://schemas.microsoft.com/office/drawing/2016/5/10/chartex" xmlns:cx5="http://schemas.microsoft.com/office/drawing/2016/5/11/chartex" xmlns:cx6="http://schemas.microsoft.com/office/drawing/2016/5/12/chartex" xmlns:cx7="http://schemas.microsoft.com/office/drawing/2016/5/13/chartex" xmlns:cx8="http://schemas.microsoft.com/office/drawing/2016/5/14/chartex" xmlns:mc="http://schemas.openxmlformats.org/markup-compatibility/2006" xmlns:aink="http://schemas.microsoft.com/office/drawing/2016/ink" xmlns:am3d="http://schemas.microsoft.com/office/drawing/2017/model3d" xmlns:o="urn:schemas-microsoft-com:office:office" xmlns:oel="http://schemas.microsoft.com/office/2019/extlst" xmlns:r="http://schemas.openxmlformats.org/officeDocument/2006/relationships" xmlns:m="http://schemas.openxmlformats.org/officeDocument/2006/math" xmlns:v="urn:schemas-microsoft-com:vml" xmlns:wp14="http://schemas.microsoft.com/office/word/2010/wordprocessingDrawing" xmlns:wp="http://schemas.openxmlformats.org/drawingml/2006/wordprocessingDrawing" xmlns:w10="urn:schemas-microsoft-com:office:word" xmlns:w="http://schemas.openxmlformats.org/wordprocessingml/2006/main" xmlns:w14="http://schemas.microsoft.com/office/word/2010/wordml" xmlns:w15="http://schemas.microsoft.com/office/word/2012/wordml" xmlns:w16cex="http://schemas.microsoft.com/office/word/2018/wordml/cex" xmlns:w16cid="http://schemas.microsoft.com/office/word/2016/wordml/cid" xmlns:w16="http://schemas.microsoft.com/office/word/2018/wordml" xmlns:w16du="http://schemas.microsoft.com/office/word/2023/wordml/word16du" xmlns:w16sdtdh="http://schemas.microsoft.com/office/word/2020/wordml/sdtdatahash" xmlns:w16sdtfl="http://schemas.microsoft.com/office/word/2024/wordml/sdtformatlock" xmlns:w16se="http://schemas.microsoft.com/office/word/2015/wordml/symex" xmlns:wpg="http://schemas.microsoft.com/office/word/2010/wordprocessingGroup" xmlns:wpi="http://schemas.microsoft.com/office/word/2010/wordprocessingInk" xmlns:wne="http://schemas.microsoft.com/office/word/2006/wordml" xmlns:wps="http://schemas.microsoft.com/office/word/2010/wordprocessingShape" mc:Ignorable="w14 w15 w16se w16cid w16 w16cex w16sdtdh w16sdtfl w16du wp14">
+<w:endnotes xmlns:wpc="http://schemas.microsoft.com/office/word/2010/wordprocessingCanvas" xmlns:cx="http://schemas.microsoft.com/office/drawing/2014/chartex" xmlns:cx1="http://schemas.microsoft.com/office/drawing/2015/9/8/chartex" xmlns:cx2="http://schemas.microsoft.com/office/drawing/2015/10/21/chartex" xmlns:cx3="http://schemas.microsoft.com/office/drawing/2016/5/9/chartex" xmlns:cx4="http://schemas.microsoft.com/office/drawing/2016/5/10/chartex" xmlns:cx5="http://schemas.microsoft.com/office/drawing/2016/5/11/chartex" xmlns:cx6="http://schemas.microsoft.com/office/drawing/2016/5/12/chartex" xmlns:cx7="http://schemas.microsoft.com/office/drawing/2016/5/13/chartex" xmlns:cx8="http://schemas.microsoft.com/office/drawing/2016/5/14/chartex" xmlns:mc="http://schemas.openxmlformats.org/markup-compatibility/2006" xmlns:aink="http://schemas.microsoft.com/office/drawing/2016/ink" xmlns:am3d="http://schemas.microsoft.com/office/drawing/2017/model3d" xmlns:o="urn:schemas-microsoft-com:office:office" xmlns:oel="http://schemas.microsoft.com/office/2019/extlst" xmlns:r="http://schemas.openxmlformats.org/officeDocument/2006/relationships" xmlns:m="http://schemas.openxmlformats.org/officeDocument/2006/math" xmlns:v="urn:schemas-microsoft-com:vml" xmlns:wp14="http://schemas.microsoft.com/office/word/2010/wordprocessingDrawing" xmlns:wp="http://schemas.openxmlformats.org/drawingml/2006/wordprocessingDrawing" xmlns:w10="urn:schemas-microsoft-com:office:word" xmlns:w="http://schemas.openxmlformats.org/wordprocessingml/2006/main" xmlns:w14="http://schemas.microsoft.com/office/word/2010/wordml" xmlns:w15="http://schemas.microsoft.com/office/word/2012/wordml" xmlns:w16cex="http://schemas.microsoft.com/office/word/2018/wordml/cex" xmlns:w16cid="http://schemas.microsoft.com/office/word/2016/wordml/cid" xmlns:w16="http://schemas.microsoft.com/office/word/2018/wordml" xmlns:w16sdtdh="http://schemas.microsoft.com/office/word/2020/wordml/sdtdatahash" xmlns:w16se="http://schemas.microsoft.com/office/word/2015/wordml/symex" xmlns:wpg="http://schemas.microsoft.com/office/word/2010/wordprocessingGroup" xmlns:wpi="http://schemas.microsoft.com/office/word/2010/wordprocessingInk" xmlns:wne="http://schemas.microsoft.com/office/word/2006/wordml" xmlns:wps="http://schemas.microsoft.com/office/word/2010/wordprocessingShape" mc:Ignorable="w14 w15 w16se w16cid w16 w16cex w16sdtdh wp14">
   <w:endnote w:type="separator" w:id="-1">
     <w:p>
       <w:r>
@@ -3999,7 +5024,7 @@
 </file>
 
 <file path=word/footer1.xml><?xml version="1.0" encoding="utf-8"?>
-<w:ftr xmlns:wpc="http://schemas.microsoft.com/office/word/2010/wordprocessingCanvas" xmlns:cx="http://schemas.microsoft.com/office/drawing/2014/chartex" xmlns:cx1="http://schemas.microsoft.com/office/drawing/2015/9/8/chartex" xmlns:cx2="http://schemas.microsoft.com/office/drawing/2015/10/21/chartex" xmlns:cx3="http://schemas.microsoft.com/office/drawing/2016/5/9/chartex" xmlns:cx4="http://schemas.microsoft.com/office/drawing/2016/5/10/chartex" xmlns:cx5="http://schemas.microsoft.com/office/drawing/2016/5/11/chartex" xmlns:cx6="http://schemas.microsoft.com/office/drawing/2016/5/12/chartex" xmlns:cx7="http://schemas.microsoft.com/office/drawing/2016/5/13/chartex" xmlns:cx8="http://schemas.microsoft.com/office/drawing/2016/5/14/chartex" xmlns:mc="http://schemas.openxmlformats.org/markup-compatibility/2006" xmlns:aink="http://schemas.microsoft.com/office/drawing/2016/ink" xmlns:am3d="http://schemas.microsoft.com/office/drawing/2017/model3d" xmlns:o="urn:schemas-microsoft-com:office:office" xmlns:oel="http://schemas.microsoft.com/office/2019/extlst" xmlns:r="http://schemas.openxmlformats.org/officeDocument/2006/relationships" xmlns:m="http://schemas.openxmlformats.org/officeDocument/2006/math" xmlns:v="urn:schemas-microsoft-com:vml" xmlns:wp14="http://schemas.microsoft.com/office/word/2010/wordprocessingDrawing" xmlns:wp="http://schemas.openxmlformats.org/drawingml/2006/wordprocessingDrawing" xmlns:w10="urn:schemas-microsoft-com:office:word" xmlns:w="http://schemas.openxmlformats.org/wordprocessingml/2006/main" xmlns:w14="http://schemas.microsoft.com/office/word/2010/wordml" xmlns:w15="http://schemas.microsoft.com/office/word/2012/wordml" xmlns:w16cex="http://schemas.microsoft.com/office/word/2018/wordml/cex" xmlns:w16cid="http://schemas.microsoft.com/office/word/2016/wordml/cid" xmlns:w16="http://schemas.microsoft.com/office/word/2018/wordml" xmlns:w16du="http://schemas.microsoft.com/office/word/2023/wordml/word16du" xmlns:w16sdtdh="http://schemas.microsoft.com/office/word/2020/wordml/sdtdatahash" xmlns:w16sdtfl="http://schemas.microsoft.com/office/word/2024/wordml/sdtformatlock" xmlns:w16se="http://schemas.microsoft.com/office/word/2015/wordml/symex" xmlns:wpg="http://schemas.microsoft.com/office/word/2010/wordprocessingGroup" xmlns:wpi="http://schemas.microsoft.com/office/word/2010/wordprocessingInk" xmlns:wne="http://schemas.microsoft.com/office/word/2006/wordml" xmlns:wps="http://schemas.microsoft.com/office/word/2010/wordprocessingShape" mc:Ignorable="w14 w15 w16se w16cid w16 w16cex w16sdtdh w16sdtfl w16du wp14">
+<w:ftr xmlns:wpc="http://schemas.microsoft.com/office/word/2010/wordprocessingCanvas" xmlns:cx="http://schemas.microsoft.com/office/drawing/2014/chartex" xmlns:cx1="http://schemas.microsoft.com/office/drawing/2015/9/8/chartex" xmlns:cx2="http://schemas.microsoft.com/office/drawing/2015/10/21/chartex" xmlns:cx3="http://schemas.microsoft.com/office/drawing/2016/5/9/chartex" xmlns:cx4="http://schemas.microsoft.com/office/drawing/2016/5/10/chartex" xmlns:cx5="http://schemas.microsoft.com/office/drawing/2016/5/11/chartex" xmlns:cx6="http://schemas.microsoft.com/office/drawing/2016/5/12/chartex" xmlns:cx7="http://schemas.microsoft.com/office/drawing/2016/5/13/chartex" xmlns:cx8="http://schemas.microsoft.com/office/drawing/2016/5/14/chartex" xmlns:mc="http://schemas.openxmlformats.org/markup-compatibility/2006" xmlns:aink="http://schemas.microsoft.com/office/drawing/2016/ink" xmlns:am3d="http://schemas.microsoft.com/office/drawing/2017/model3d" xmlns:o="urn:schemas-microsoft-com:office:office" xmlns:oel="http://schemas.microsoft.com/office/2019/extlst" xmlns:r="http://schemas.openxmlformats.org/officeDocument/2006/relationships" xmlns:m="http://schemas.openxmlformats.org/officeDocument/2006/math" xmlns:v="urn:schemas-microsoft-com:vml" xmlns:wp14="http://schemas.microsoft.com/office/word/2010/wordprocessingDrawing" xmlns:wp="http://schemas.openxmlformats.org/drawingml/2006/wordprocessingDrawing" xmlns:w10="urn:schemas-microsoft-com:office:word" xmlns:w="http://schemas.openxmlformats.org/wordprocessingml/2006/main" xmlns:w14="http://schemas.microsoft.com/office/word/2010/wordml" xmlns:w15="http://schemas.microsoft.com/office/word/2012/wordml" xmlns:w16cex="http://schemas.microsoft.com/office/word/2018/wordml/cex" xmlns:w16cid="http://schemas.microsoft.com/office/word/2016/wordml/cid" xmlns:w16="http://schemas.microsoft.com/office/word/2018/wordml" xmlns:w16sdtdh="http://schemas.microsoft.com/office/word/2020/wordml/sdtdatahash" xmlns:w16se="http://schemas.microsoft.com/office/word/2015/wordml/symex" xmlns:wpg="http://schemas.microsoft.com/office/word/2010/wordprocessingGroup" xmlns:wpi="http://schemas.microsoft.com/office/word/2010/wordprocessingInk" xmlns:wne="http://schemas.microsoft.com/office/word/2006/wordml" xmlns:wps="http://schemas.microsoft.com/office/word/2010/wordprocessingShape" mc:Ignorable="w14 w15 w16se w16cid w16 w16cex w16sdtdh wp14">
   <w:p>
     <w:pPr>
       <w:pStyle w:val="a8"/>
@@ -4041,7 +5066,7 @@
 </file>
 
 <file path=word/footer2.xml><?xml version="1.0" encoding="utf-8"?>
-<w:ftr xmlns:wpc="http://schemas.microsoft.com/office/word/2010/wordprocessingCanvas" xmlns:cx="http://schemas.microsoft.com/office/drawing/2014/chartex" xmlns:cx1="http://schemas.microsoft.com/office/drawing/2015/9/8/chartex" xmlns:cx2="http://schemas.microsoft.com/office/drawing/2015/10/21/chartex" xmlns:cx3="http://schemas.microsoft.com/office/drawing/2016/5/9/chartex" xmlns:cx4="http://schemas.microsoft.com/office/drawing/2016/5/10/chartex" xmlns:cx5="http://schemas.microsoft.com/office/drawing/2016/5/11/chartex" xmlns:cx6="http://schemas.microsoft.com/office/drawing/2016/5/12/chartex" xmlns:cx7="http://schemas.microsoft.com/office/drawing/2016/5/13/chartex" xmlns:cx8="http://schemas.microsoft.com/office/drawing/2016/5/14/chartex" xmlns:mc="http://schemas.openxmlformats.org/markup-compatibility/2006" xmlns:aink="http://schemas.microsoft.com/office/drawing/2016/ink" xmlns:am3d="http://schemas.microsoft.com/office/drawing/2017/model3d" xmlns:o="urn:schemas-microsoft-com:office:office" xmlns:oel="http://schemas.microsoft.com/office/2019/extlst" xmlns:r="http://schemas.openxmlformats.org/officeDocument/2006/relationships" xmlns:m="http://schemas.openxmlformats.org/officeDocument/2006/math" xmlns:v="urn:schemas-microsoft-com:vml" xmlns:wp14="http://schemas.microsoft.com/office/word/2010/wordprocessingDrawing" xmlns:wp="http://schemas.openxmlformats.org/drawingml/2006/wordprocessingDrawing" xmlns:w10="urn:schemas-microsoft-com:office:word" xmlns:w="http://schemas.openxmlformats.org/wordprocessingml/2006/main" xmlns:w14="http://schemas.microsoft.com/office/word/2010/wordml" xmlns:w15="http://schemas.microsoft.com/office/word/2012/wordml" xmlns:w16cex="http://schemas.microsoft.com/office/word/2018/wordml/cex" xmlns:w16cid="http://schemas.microsoft.com/office/word/2016/wordml/cid" xmlns:w16="http://schemas.microsoft.com/office/word/2018/wordml" xmlns:w16du="http://schemas.microsoft.com/office/word/2023/wordml/word16du" xmlns:w16sdtdh="http://schemas.microsoft.com/office/word/2020/wordml/sdtdatahash" xmlns:w16sdtfl="http://schemas.microsoft.com/office/word/2024/wordml/sdtformatlock" xmlns:w16se="http://schemas.microsoft.com/office/word/2015/wordml/symex" xmlns:wpg="http://schemas.microsoft.com/office/word/2010/wordprocessingGroup" xmlns:wpi="http://schemas.microsoft.com/office/word/2010/wordprocessingInk" xmlns:wne="http://schemas.microsoft.com/office/word/2006/wordml" xmlns:wps="http://schemas.microsoft.com/office/word/2010/wordprocessingShape" mc:Ignorable="w14 w15 w16se w16cid w16 w16cex w16sdtdh w16sdtfl w16du wp14">
+<w:ftr xmlns:wpc="http://schemas.microsoft.com/office/word/2010/wordprocessingCanvas" xmlns:cx="http://schemas.microsoft.com/office/drawing/2014/chartex" xmlns:cx1="http://schemas.microsoft.com/office/drawing/2015/9/8/chartex" xmlns:cx2="http://schemas.microsoft.com/office/drawing/2015/10/21/chartex" xmlns:cx3="http://schemas.microsoft.com/office/drawing/2016/5/9/chartex" xmlns:cx4="http://schemas.microsoft.com/office/drawing/2016/5/10/chartex" xmlns:cx5="http://schemas.microsoft.com/office/drawing/2016/5/11/chartex" xmlns:cx6="http://schemas.microsoft.com/office/drawing/2016/5/12/chartex" xmlns:cx7="http://schemas.microsoft.com/office/drawing/2016/5/13/chartex" xmlns:cx8="http://schemas.microsoft.com/office/drawing/2016/5/14/chartex" xmlns:mc="http://schemas.openxmlformats.org/markup-compatibility/2006" xmlns:aink="http://schemas.microsoft.com/office/drawing/2016/ink" xmlns:am3d="http://schemas.microsoft.com/office/drawing/2017/model3d" xmlns:o="urn:schemas-microsoft-com:office:office" xmlns:oel="http://schemas.microsoft.com/office/2019/extlst" xmlns:r="http://schemas.openxmlformats.org/officeDocument/2006/relationships" xmlns:m="http://schemas.openxmlformats.org/officeDocument/2006/math" xmlns:v="urn:schemas-microsoft-com:vml" xmlns:wp14="http://schemas.microsoft.com/office/word/2010/wordprocessingDrawing" xmlns:wp="http://schemas.openxmlformats.org/drawingml/2006/wordprocessingDrawing" xmlns:w10="urn:schemas-microsoft-com:office:word" xmlns:w="http://schemas.openxmlformats.org/wordprocessingml/2006/main" xmlns:w14="http://schemas.microsoft.com/office/word/2010/wordml" xmlns:w15="http://schemas.microsoft.com/office/word/2012/wordml" xmlns:w16cex="http://schemas.microsoft.com/office/word/2018/wordml/cex" xmlns:w16cid="http://schemas.microsoft.com/office/word/2016/wordml/cid" xmlns:w16="http://schemas.microsoft.com/office/word/2018/wordml" xmlns:w16sdtdh="http://schemas.microsoft.com/office/word/2020/wordml/sdtdatahash" xmlns:w16se="http://schemas.microsoft.com/office/word/2015/wordml/symex" xmlns:wpg="http://schemas.microsoft.com/office/word/2010/wordprocessingGroup" xmlns:wpi="http://schemas.microsoft.com/office/word/2010/wordprocessingInk" xmlns:wne="http://schemas.microsoft.com/office/word/2006/wordml" xmlns:wps="http://schemas.microsoft.com/office/word/2010/wordprocessingShape" mc:Ignorable="w14 w15 w16se w16cid w16 w16cex w16sdtdh wp14">
   <w:sdt>
     <w:sdtPr>
       <w:id w:val="773596766"/>
@@ -4083,7 +5108,7 @@
 </file>
 
 <file path=word/footnotes.xml><?xml version="1.0" encoding="utf-8"?>
-<w:footnotes xmlns:wpc="http://schemas.microsoft.com/office/word/2010/wordprocessingCanvas" xmlns:cx="http://schemas.microsoft.com/office/drawing/2014/chartex" xmlns:cx1="http://schemas.microsoft.com/office/drawing/2015/9/8/chartex" xmlns:cx2="http://schemas.microsoft.com/office/drawing/2015/10/21/chartex" xmlns:cx3="http://schemas.microsoft.com/office/drawing/2016/5/9/chartex" xmlns:cx4="http://schemas.microsoft.com/office/drawing/2016/5/10/chartex" xmlns:cx5="http://schemas.microsoft.com/office/drawing/2016/5/11/chartex" xmlns:cx6="http://schemas.microsoft.com/office/drawing/2016/5/12/chartex" xmlns:cx7="http://schemas.microsoft.com/office/drawing/2016/5/13/chartex" xmlns:cx8="http://schemas.microsoft.com/office/drawing/2016/5/14/chartex" xmlns:mc="http://schemas.openxmlformats.org/markup-compatibility/2006" xmlns:aink="http://schemas.microsoft.com/office/drawing/2016/ink" xmlns:am3d="http://schemas.microsoft.com/office/drawing/2017/model3d" xmlns:o="urn:schemas-microsoft-com:office:office" xmlns:oel="http://schemas.microsoft.com/office/2019/extlst" xmlns:r="http://schemas.openxmlformats.org/officeDocument/2006/relationships" xmlns:m="http://schemas.openxmlformats.org/officeDocument/2006/math" xmlns:v="urn:schemas-microsoft-com:vml" xmlns:wp14="http://schemas.microsoft.com/office/word/2010/wordprocessingDrawing" xmlns:wp="http://schemas.openxmlformats.org/drawingml/2006/wordprocessingDrawing" xmlns:w10="urn:schemas-microsoft-com:office:word" xmlns:w="http://schemas.openxmlformats.org/wordprocessingml/2006/main" xmlns:w14="http://schemas.microsoft.com/office/word/2010/wordml" xmlns:w15="http://schemas.microsoft.com/office/word/2012/wordml" xmlns:w16cex="http://schemas.microsoft.com/office/word/2018/wordml/cex" xmlns:w16cid="http://schemas.microsoft.com/office/word/2016/wordml/cid" xmlns:w16="http://schemas.microsoft.com/office/word/2018/wordml" xmlns:w16du="http://schemas.microsoft.com/office/word/2023/wordml/word16du" xmlns:w16sdtdh="http://schemas.microsoft.com/office/word/2020/wordml/sdtdatahash" xmlns:w16sdtfl="http://schemas.microsoft.com/office/word/2024/wordml/sdtformatlock" xmlns:w16se="http://schemas.microsoft.com/office/word/2015/wordml/symex" xmlns:wpg="http://schemas.microsoft.com/office/word/2010/wordprocessingGroup" xmlns:wpi="http://schemas.microsoft.com/office/word/2010/wordprocessingInk" xmlns:wne="http://schemas.microsoft.com/office/word/2006/wordml" xmlns:wps="http://schemas.microsoft.com/office/word/2010/wordprocessingShape" mc:Ignorable="w14 w15 w16se w16cid w16 w16cex w16sdtdh w16sdtfl w16du wp14">
+<w:footnotes xmlns:wpc="http://schemas.microsoft.com/office/word/2010/wordprocessingCanvas" xmlns:cx="http://schemas.microsoft.com/office/drawing/2014/chartex" xmlns:cx1="http://schemas.microsoft.com/office/drawing/2015/9/8/chartex" xmlns:cx2="http://schemas.microsoft.com/office/drawing/2015/10/21/chartex" xmlns:cx3="http://schemas.microsoft.com/office/drawing/2016/5/9/chartex" xmlns:cx4="http://schemas.microsoft.com/office/drawing/2016/5/10/chartex" xmlns:cx5="http://schemas.microsoft.com/office/drawing/2016/5/11/chartex" xmlns:cx6="http://schemas.microsoft.com/office/drawing/2016/5/12/chartex" xmlns:cx7="http://schemas.microsoft.com/office/drawing/2016/5/13/chartex" xmlns:cx8="http://schemas.microsoft.com/office/drawing/2016/5/14/chartex" xmlns:mc="http://schemas.openxmlformats.org/markup-compatibility/2006" xmlns:aink="http://schemas.microsoft.com/office/drawing/2016/ink" xmlns:am3d="http://schemas.microsoft.com/office/drawing/2017/model3d" xmlns:o="urn:schemas-microsoft-com:office:office" xmlns:oel="http://schemas.microsoft.com/office/2019/extlst" xmlns:r="http://schemas.openxmlformats.org/officeDocument/2006/relationships" xmlns:m="http://schemas.openxmlformats.org/officeDocument/2006/math" xmlns:v="urn:schemas-microsoft-com:vml" xmlns:wp14="http://schemas.microsoft.com/office/word/2010/wordprocessingDrawing" xmlns:wp="http://schemas.openxmlformats.org/drawingml/2006/wordprocessingDrawing" xmlns:w10="urn:schemas-microsoft-com:office:word" xmlns:w="http://schemas.openxmlformats.org/wordprocessingml/2006/main" xmlns:w14="http://schemas.microsoft.com/office/word/2010/wordml" xmlns:w15="http://schemas.microsoft.com/office/word/2012/wordml" xmlns:w16cex="http://schemas.microsoft.com/office/word/2018/wordml/cex" xmlns:w16cid="http://schemas.microsoft.com/office/word/2016/wordml/cid" xmlns:w16="http://schemas.microsoft.com/office/word/2018/wordml" xmlns:w16sdtdh="http://schemas.microsoft.com/office/word/2020/wordml/sdtdatahash" xmlns:w16se="http://schemas.microsoft.com/office/word/2015/wordml/symex" xmlns:wpg="http://schemas.microsoft.com/office/word/2010/wordprocessingGroup" xmlns:wpi="http://schemas.microsoft.com/office/word/2010/wordprocessingInk" xmlns:wne="http://schemas.microsoft.com/office/word/2006/wordml" xmlns:wps="http://schemas.microsoft.com/office/word/2010/wordprocessingShape" mc:Ignorable="w14 w15 w16se w16cid w16 w16cex w16sdtdh wp14">
   <w:footnote w:type="separator" w:id="-1">
     <w:p>
       <w:r>
@@ -4105,7 +5130,7 @@
 </file>
 
 <file path=word/numbering.xml><?xml version="1.0" encoding="utf-8"?>
-<w:numbering xmlns:wpc="http://schemas.microsoft.com/office/word/2010/wordprocessingCanvas" xmlns:cx="http://schemas.microsoft.com/office/drawing/2014/chartex" xmlns:cx1="http://schemas.microsoft.com/office/drawing/2015/9/8/chartex" xmlns:cx2="http://schemas.microsoft.com/office/drawing/2015/10/21/chartex" xmlns:cx3="http://schemas.microsoft.com/office/drawing/2016/5/9/chartex" xmlns:cx4="http://schemas.microsoft.com/office/drawing/2016/5/10/chartex" xmlns:cx5="http://schemas.microsoft.com/office/drawing/2016/5/11/chartex" xmlns:cx6="http://schemas.microsoft.com/office/drawing/2016/5/12/chartex" xmlns:cx7="http://schemas.microsoft.com/office/drawing/2016/5/13/chartex" xmlns:cx8="http://schemas.microsoft.com/office/drawing/2016/5/14/chartex" xmlns:mc="http://schemas.openxmlformats.org/markup-compatibility/2006" xmlns:aink="http://schemas.microsoft.com/office/drawing/2016/ink" xmlns:am3d="http://schemas.microsoft.com/office/drawing/2017/model3d" xmlns:o="urn:schemas-microsoft-com:office:office" xmlns:oel="http://schemas.microsoft.com/office/2019/extlst" xmlns:r="http://schemas.openxmlformats.org/officeDocument/2006/relationships" xmlns:m="http://schemas.openxmlformats.org/officeDocument/2006/math" xmlns:v="urn:schemas-microsoft-com:vml" xmlns:wp14="http://schemas.microsoft.com/office/word/2010/wordprocessingDrawing" xmlns:wp="http://schemas.openxmlformats.org/drawingml/2006/wordprocessingDrawing" xmlns:w10="urn:schemas-microsoft-com:office:word" xmlns:w="http://schemas.openxmlformats.org/wordprocessingml/2006/main" xmlns:w14="http://schemas.microsoft.com/office/word/2010/wordml" xmlns:w15="http://schemas.microsoft.com/office/word/2012/wordml" xmlns:w16cex="http://schemas.microsoft.com/office/word/2018/wordml/cex" xmlns:w16cid="http://schemas.microsoft.com/office/word/2016/wordml/cid" xmlns:w16="http://schemas.microsoft.com/office/word/2018/wordml" xmlns:w16du="http://schemas.microsoft.com/office/word/2023/wordml/word16du" xmlns:w16sdtdh="http://schemas.microsoft.com/office/word/2020/wordml/sdtdatahash" xmlns:w16sdtfl="http://schemas.microsoft.com/office/word/2024/wordml/sdtformatlock" xmlns:w16se="http://schemas.microsoft.com/office/word/2015/wordml/symex" xmlns:wpg="http://schemas.microsoft.com/office/word/2010/wordprocessingGroup" xmlns:wpi="http://schemas.microsoft.com/office/word/2010/wordprocessingInk" xmlns:wne="http://schemas.microsoft.com/office/word/2006/wordml" xmlns:wps="http://schemas.microsoft.com/office/word/2010/wordprocessingShape" mc:Ignorable="w14 w15 w16se w16cid w16 w16cex w16sdtdh w16sdtfl w16du wp14">
+<w:numbering xmlns:wpc="http://schemas.microsoft.com/office/word/2010/wordprocessingCanvas" xmlns:cx="http://schemas.microsoft.com/office/drawing/2014/chartex" xmlns:cx1="http://schemas.microsoft.com/office/drawing/2015/9/8/chartex" xmlns:cx2="http://schemas.microsoft.com/office/drawing/2015/10/21/chartex" xmlns:cx3="http://schemas.microsoft.com/office/drawing/2016/5/9/chartex" xmlns:cx4="http://schemas.microsoft.com/office/drawing/2016/5/10/chartex" xmlns:cx5="http://schemas.microsoft.com/office/drawing/2016/5/11/chartex" xmlns:cx6="http://schemas.microsoft.com/office/drawing/2016/5/12/chartex" xmlns:cx7="http://schemas.microsoft.com/office/drawing/2016/5/13/chartex" xmlns:cx8="http://schemas.microsoft.com/office/drawing/2016/5/14/chartex" xmlns:mc="http://schemas.openxmlformats.org/markup-compatibility/2006" xmlns:aink="http://schemas.microsoft.com/office/drawing/2016/ink" xmlns:am3d="http://schemas.microsoft.com/office/drawing/2017/model3d" xmlns:o="urn:schemas-microsoft-com:office:office" xmlns:oel="http://schemas.microsoft.com/office/2019/extlst" xmlns:r="http://schemas.openxmlformats.org/officeDocument/2006/relationships" xmlns:m="http://schemas.openxmlformats.org/officeDocument/2006/math" xmlns:v="urn:schemas-microsoft-com:vml" xmlns:wp14="http://schemas.microsoft.com/office/word/2010/wordprocessingDrawing" xmlns:wp="http://schemas.openxmlformats.org/drawingml/2006/wordprocessingDrawing" xmlns:w10="urn:schemas-microsoft-com:office:word" xmlns:w="http://schemas.openxmlformats.org/wordprocessingml/2006/main" xmlns:w14="http://schemas.microsoft.com/office/word/2010/wordml" xmlns:w15="http://schemas.microsoft.com/office/word/2012/wordml" xmlns:w16cex="http://schemas.microsoft.com/office/word/2018/wordml/cex" xmlns:w16cid="http://schemas.microsoft.com/office/word/2016/wordml/cid" xmlns:w16="http://schemas.microsoft.com/office/word/2018/wordml" xmlns:w16sdtdh="http://schemas.microsoft.com/office/word/2020/wordml/sdtdatahash" xmlns:w16se="http://schemas.microsoft.com/office/word/2015/wordml/symex" xmlns:wpg="http://schemas.microsoft.com/office/word/2010/wordprocessingGroup" xmlns:wpi="http://schemas.microsoft.com/office/word/2010/wordprocessingInk" xmlns:wne="http://schemas.microsoft.com/office/word/2006/wordml" xmlns:wps="http://schemas.microsoft.com/office/word/2010/wordprocessingShape" mc:Ignorable="w14 w15 w16se w16cid w16 w16cex w16sdtdh wp14">
   <w:abstractNum w:abstractNumId="0" w15:restartNumberingAfterBreak="0">
     <w:nsid w:val="00000002"/>
     <w:multiLevelType w:val="singleLevel"/>
@@ -8096,7 +9121,7 @@
 </file>
 
 <file path=word/styles.xml><?xml version="1.0" encoding="utf-8"?>
-<w:styles xmlns:mc="http://schemas.openxmlformats.org/markup-compatibility/2006" xmlns:r="http://schemas.openxmlformats.org/officeDocument/2006/relationships" xmlns:w="http://schemas.openxmlformats.org/wordprocessingml/2006/main" xmlns:w14="http://schemas.microsoft.com/office/word/2010/wordml" xmlns:w15="http://schemas.microsoft.com/office/word/2012/wordml" xmlns:w16cex="http://schemas.microsoft.com/office/word/2018/wordml/cex" xmlns:w16cid="http://schemas.microsoft.com/office/word/2016/wordml/cid" xmlns:w16="http://schemas.microsoft.com/office/word/2018/wordml" xmlns:w16du="http://schemas.microsoft.com/office/word/2023/wordml/word16du" xmlns:w16sdtdh="http://schemas.microsoft.com/office/word/2020/wordml/sdtdatahash" xmlns:w16sdtfl="http://schemas.microsoft.com/office/word/2024/wordml/sdtformatlock" xmlns:w16se="http://schemas.microsoft.com/office/word/2015/wordml/symex" mc:Ignorable="w14 w15 w16se w16cid w16 w16cex w16sdtdh w16sdtfl w16du">
+<w:styles xmlns:mc="http://schemas.openxmlformats.org/markup-compatibility/2006" xmlns:r="http://schemas.openxmlformats.org/officeDocument/2006/relationships" xmlns:w="http://schemas.openxmlformats.org/wordprocessingml/2006/main" xmlns:w14="http://schemas.microsoft.com/office/word/2010/wordml" xmlns:w15="http://schemas.microsoft.com/office/word/2012/wordml" xmlns:w16cex="http://schemas.microsoft.com/office/word/2018/wordml/cex" xmlns:w16cid="http://schemas.microsoft.com/office/word/2016/wordml/cid" xmlns:w16="http://schemas.microsoft.com/office/word/2018/wordml" xmlns:w16sdtdh="http://schemas.microsoft.com/office/word/2020/wordml/sdtdatahash" xmlns:w16se="http://schemas.microsoft.com/office/word/2015/wordml/symex" mc:Ignorable="w14 w15 w16se w16cid w16 w16cex w16sdtdh">
   <w:docDefaults>
     <w:rPrDefault>
       <w:rPr>

--- a/Отчет/Преддипломная практика.docx
+++ b/Отчет/Преддипломная практика.docx
@@ -831,23 +831,13 @@
                 <w:szCs w:val="28"/>
               </w:rPr>
             </w:pPr>
-            <w:proofErr w:type="spellStart"/>
             <w:r>
               <w:rPr>
                 <w:rFonts w:ascii="Times New Roman" w:hAnsi="Times New Roman" w:cs="Times New Roman"/>
                 <w:sz w:val="28"/>
                 <w:szCs w:val="28"/>
               </w:rPr>
-              <w:t>Держанский</w:t>
-            </w:r>
-            <w:proofErr w:type="spellEnd"/>
-            <w:r>
-              <w:rPr>
-                <w:rFonts w:ascii="Times New Roman" w:hAnsi="Times New Roman" w:cs="Times New Roman"/>
-                <w:sz w:val="28"/>
-                <w:szCs w:val="28"/>
-              </w:rPr>
-              <w:t xml:space="preserve"> Сергей Андреевич </w:t>
+              <w:t xml:space="preserve">Держанский Сергей Андреевич </w:t>
             </w:r>
           </w:p>
         </w:tc>
@@ -1529,27 +1519,7 @@
           <w:sz w:val="28"/>
           <w:szCs w:val="28"/>
         </w:rPr>
-        <w:t xml:space="preserve">студенту </w:t>
-      </w:r>
-      <w:proofErr w:type="spellStart"/>
-      <w:r>
-        <w:rPr>
-          <w:rFonts w:ascii="Times New Roman" w:hAnsi="Times New Roman" w:cs="Times New Roman"/>
-          <w:b/>
-          <w:sz w:val="28"/>
-          <w:szCs w:val="28"/>
-        </w:rPr>
-        <w:t>Держанскому</w:t>
-      </w:r>
-      <w:proofErr w:type="spellEnd"/>
-      <w:r>
-        <w:rPr>
-          <w:rFonts w:ascii="Times New Roman" w:hAnsi="Times New Roman" w:cs="Times New Roman"/>
-          <w:b/>
-          <w:sz w:val="28"/>
-          <w:szCs w:val="28"/>
-        </w:rPr>
-        <w:t xml:space="preserve"> Сергею Андреевичу</w:t>
+        <w:t>студенту Держанскому Сергею Андреевичу</w:t>
       </w:r>
     </w:p>
     <w:p>
@@ -1996,25 +1966,7 @@
           <w:sz w:val="28"/>
           <w:szCs w:val="28"/>
         </w:rPr>
-        <w:t xml:space="preserve">Подготовить программную среду моделирования мобильного робота с дифференциальным приводом на базе ROS и </w:t>
-      </w:r>
-      <w:proofErr w:type="spellStart"/>
-      <w:r>
-        <w:rPr>
-          <w:bCs/>
-          <w:sz w:val="28"/>
-          <w:szCs w:val="28"/>
-        </w:rPr>
-        <w:t>Gazebo</w:t>
-      </w:r>
-      <w:proofErr w:type="spellEnd"/>
-      <w:r>
-        <w:rPr>
-          <w:bCs/>
-          <w:sz w:val="28"/>
-          <w:szCs w:val="28"/>
-        </w:rPr>
-        <w:t>.</w:t>
+        <w:t>Подготовить программную среду моделирования мобильного робота с дифференциальным приводом на базе ROS и Gazebo.</w:t>
       </w:r>
     </w:p>
     <w:p>
@@ -2083,25 +2035,7 @@
           <w:sz w:val="28"/>
           <w:szCs w:val="28"/>
         </w:rPr>
-        <w:t xml:space="preserve">Выполнить тестирование разработанной системы в среде </w:t>
-      </w:r>
-      <w:proofErr w:type="spellStart"/>
-      <w:r>
-        <w:rPr>
-          <w:bCs/>
-          <w:sz w:val="28"/>
-          <w:szCs w:val="28"/>
-        </w:rPr>
-        <w:t>Gazebo</w:t>
-      </w:r>
-      <w:proofErr w:type="spellEnd"/>
-      <w:r>
-        <w:rPr>
-          <w:bCs/>
-          <w:sz w:val="28"/>
-          <w:szCs w:val="28"/>
-        </w:rPr>
-        <w:t xml:space="preserve"> и провести анализ полученных результатов.</w:t>
+        <w:t>Выполнить тестирование разработанной системы в среде Gazebo и провести анализ полученных результатов.</w:t>
       </w:r>
     </w:p>
     <w:p>
@@ -2361,81 +2295,7 @@
           <w:sz w:val="28"/>
           <w:lang w:eastAsia="x-none"/>
         </w:rPr>
-        <w:t xml:space="preserve">Для реализации системы компьютерного зрения в модель мобильного робота была добавлена виртуальная камера. Подключение камеры выполнялось в файле описания робота </w:t>
-      </w:r>
-      <w:proofErr w:type="spellStart"/>
-      <w:proofErr w:type="gramStart"/>
-      <w:r>
-        <w:rPr>
-          <w:rFonts w:ascii="Times New Roman" w:hAnsi="Times New Roman" w:cs="Times New Roman"/>
-          <w:sz w:val="28"/>
-          <w:lang w:eastAsia="x-none"/>
-        </w:rPr>
-        <w:t>robot.urdf</w:t>
-      </w:r>
-      <w:proofErr w:type="spellEnd"/>
-      <w:proofErr w:type="gramEnd"/>
-      <w:r>
-        <w:rPr>
-          <w:rFonts w:ascii="Times New Roman" w:hAnsi="Times New Roman" w:cs="Times New Roman"/>
-          <w:sz w:val="28"/>
-          <w:lang w:eastAsia="x-none"/>
-        </w:rPr>
-        <w:t xml:space="preserve">, который используется для задания геометрической структуры модели, характеристик датчиков и параметров взаимодействия с симулятором </w:t>
-      </w:r>
-      <w:proofErr w:type="spellStart"/>
-      <w:r>
-        <w:rPr>
-          <w:rFonts w:ascii="Times New Roman" w:hAnsi="Times New Roman" w:cs="Times New Roman"/>
-          <w:sz w:val="28"/>
-          <w:lang w:eastAsia="x-none"/>
-        </w:rPr>
-        <w:t>Gazebo</w:t>
-      </w:r>
-      <w:proofErr w:type="spellEnd"/>
-      <w:r>
-        <w:rPr>
-          <w:rFonts w:ascii="Times New Roman" w:hAnsi="Times New Roman" w:cs="Times New Roman"/>
-          <w:sz w:val="28"/>
-          <w:lang w:eastAsia="x-none"/>
-        </w:rPr>
-        <w:t xml:space="preserve">. Камера была размещена в передней части корпуса робота таким образом, чтобы обеспечивать обзор пространства по направлению движения мобильной платформы. Для крепления камеры использовалось отдельное звено </w:t>
-      </w:r>
-      <w:proofErr w:type="spellStart"/>
-      <w:r>
-        <w:rPr>
-          <w:rFonts w:ascii="Times New Roman" w:hAnsi="Times New Roman" w:cs="Times New Roman"/>
-          <w:sz w:val="28"/>
-          <w:lang w:eastAsia="x-none"/>
-        </w:rPr>
-        <w:t>camera_link</w:t>
-      </w:r>
-      <w:proofErr w:type="spellEnd"/>
-      <w:r>
-        <w:rPr>
-          <w:rFonts w:ascii="Times New Roman" w:hAnsi="Times New Roman" w:cs="Times New Roman"/>
-          <w:sz w:val="28"/>
-          <w:lang w:eastAsia="x-none"/>
-        </w:rPr>
-        <w:t xml:space="preserve">, соединённое с корпусом робота посредством фиксированного соединения </w:t>
-      </w:r>
-      <w:proofErr w:type="spellStart"/>
-      <w:r>
-        <w:rPr>
-          <w:rFonts w:ascii="Times New Roman" w:hAnsi="Times New Roman" w:cs="Times New Roman"/>
-          <w:sz w:val="28"/>
-          <w:lang w:eastAsia="x-none"/>
-        </w:rPr>
-        <w:t>camera_joint</w:t>
-      </w:r>
-      <w:proofErr w:type="spellEnd"/>
-      <w:r>
-        <w:rPr>
-          <w:rFonts w:ascii="Times New Roman" w:hAnsi="Times New Roman" w:cs="Times New Roman"/>
-          <w:sz w:val="28"/>
-          <w:lang w:eastAsia="x-none"/>
-        </w:rPr>
-        <w:t>.</w:t>
+        <w:t>Для реализации системы компьютерного зрения в модель мобильного робота была добавлена виртуальная камера. Подключение камеры выполнялось в файле описания робота robot.urdf, который используется для задания геометрической структуры модели, характеристик датчиков и параметров взаимодействия с симулятором Gazebo. Камера была размещена в передней части корпуса робота таким образом, чтобы обеспечивать обзор пространства по направлению движения мобильной платформы. Для крепления камеры использовалось отдельное звено camera_link, соединённое с корпусом робота посредством фиксированного соединения camera_joint.</w:t>
       </w:r>
     </w:p>
     <w:p>
@@ -2459,43 +2319,7 @@
           <w:sz w:val="28"/>
           <w:lang w:eastAsia="x-none"/>
         </w:rPr>
-        <w:t xml:space="preserve">Моделирование работы камеры осуществлялось средствами </w:t>
-      </w:r>
-      <w:proofErr w:type="spellStart"/>
-      <w:r>
-        <w:rPr>
-          <w:rFonts w:ascii="Times New Roman" w:hAnsi="Times New Roman" w:cs="Times New Roman"/>
-          <w:sz w:val="28"/>
-          <w:lang w:eastAsia="x-none"/>
-        </w:rPr>
-        <w:t>Gazebo</w:t>
-      </w:r>
-      <w:proofErr w:type="spellEnd"/>
-      <w:r>
-        <w:rPr>
-          <w:rFonts w:ascii="Times New Roman" w:hAnsi="Times New Roman" w:cs="Times New Roman"/>
-          <w:sz w:val="28"/>
-          <w:lang w:eastAsia="x-none"/>
-        </w:rPr>
-        <w:t xml:space="preserve"> с использованием сенсора типа </w:t>
-      </w:r>
-      <w:proofErr w:type="spellStart"/>
-      <w:r>
-        <w:rPr>
-          <w:rFonts w:ascii="Times New Roman" w:hAnsi="Times New Roman" w:cs="Times New Roman"/>
-          <w:sz w:val="28"/>
-          <w:lang w:eastAsia="x-none"/>
-        </w:rPr>
-        <w:t>camera</w:t>
-      </w:r>
-      <w:proofErr w:type="spellEnd"/>
-      <w:r>
-        <w:rPr>
-          <w:rFonts w:ascii="Times New Roman" w:hAnsi="Times New Roman" w:cs="Times New Roman"/>
-          <w:sz w:val="28"/>
-          <w:lang w:eastAsia="x-none"/>
-        </w:rPr>
-        <w:t>. Для обеспечения обмена данными между симулятором и ROS использовался плагин libgazebo_ros_camera.so. Благодаря использованию данного плагина изображения, формируемые виртуальной камерой, автоматически передаются в ROS и становятся доступны другим программным модулям системы. Таким образом была обеспечена интеграция камеры в общую архитектуру управления мобильным роботом.</w:t>
+        <w:t>Моделирование работы камеры осуществлялось средствами Gazebo с использованием сенсора типа camera. Для обеспечения обмена данными между симулятором и ROS использовался плагин libgazebo_ros_camera.so. Благодаря использованию данного плагина изображения, формируемые виртуальной камерой, автоматически передаются в ROS и становятся доступны другим программным модулям системы. Таким образом была обеспечена интеграция камеры в общую архитектуру управления мобильным роботом.</w:t>
       </w:r>
     </w:p>
     <w:p>
@@ -2521,6 +2345,22 @@
         </w:rPr>
         <w:t>После подключения камеры была выполнена проверка её работоспособности. В процессе моделирования камера формировала изображение окружающего пространства и передавала его в программные узлы ROS. Полученные изображения использовались для дальнейшей разработки алгоритмов обнаружения объектов по цвету и управления движением робота на основе визуальной информации.</w:t>
       </w:r>
+    </w:p>
+    <w:p>
+      <w:pPr>
+        <w:widowControl/>
+        <w:autoSpaceDE/>
+        <w:autoSpaceDN/>
+        <w:adjustRightInd/>
+        <w:spacing w:line="360" w:lineRule="auto"/>
+        <w:ind w:firstLine="709"/>
+        <w:jc w:val="both"/>
+        <w:rPr>
+          <w:rFonts w:ascii="Times New Roman" w:hAnsi="Times New Roman" w:cs="Times New Roman"/>
+          <w:sz w:val="28"/>
+          <w:lang w:eastAsia="x-none"/>
+        </w:rPr>
+      </w:pPr>
     </w:p>
     <w:p>
       <w:pPr>
@@ -2574,43 +2414,7 @@
           <w:sz w:val="28"/>
           <w:lang w:eastAsia="x-none"/>
         </w:rPr>
-        <w:t>После подключения камеры к модели робота была реализована система получения изображений в среде ROS. Виртуальная камера непрерывно формирует последовательность кадров, содержащих информацию об объектах, находящихся в поле зрения робота. Передача изображений осуществляется через специализированный ROS-топик /</w:t>
-      </w:r>
-      <w:proofErr w:type="spellStart"/>
-      <w:r>
-        <w:rPr>
-          <w:rFonts w:ascii="Times New Roman" w:hAnsi="Times New Roman" w:cs="Times New Roman"/>
-          <w:sz w:val="28"/>
-          <w:lang w:eastAsia="x-none"/>
-        </w:rPr>
-        <w:t>robot_camera</w:t>
-      </w:r>
-      <w:proofErr w:type="spellEnd"/>
-      <w:r>
-        <w:rPr>
-          <w:rFonts w:ascii="Times New Roman" w:hAnsi="Times New Roman" w:cs="Times New Roman"/>
-          <w:sz w:val="28"/>
-          <w:lang w:eastAsia="x-none"/>
-        </w:rPr>
-        <w:t>/</w:t>
-      </w:r>
-      <w:proofErr w:type="spellStart"/>
-      <w:r>
-        <w:rPr>
-          <w:rFonts w:ascii="Times New Roman" w:hAnsi="Times New Roman" w:cs="Times New Roman"/>
-          <w:sz w:val="28"/>
-          <w:lang w:eastAsia="x-none"/>
-        </w:rPr>
-        <w:t>image_raw</w:t>
-      </w:r>
-      <w:proofErr w:type="spellEnd"/>
-      <w:r>
-        <w:rPr>
-          <w:rFonts w:ascii="Times New Roman" w:hAnsi="Times New Roman" w:cs="Times New Roman"/>
-          <w:sz w:val="28"/>
-          <w:lang w:eastAsia="x-none"/>
-        </w:rPr>
-        <w:t xml:space="preserve">. Каждый кадр </w:t>
+        <w:t xml:space="preserve">После подключения камеры к модели робота была реализована система получения изображений в среде ROS. Виртуальная камера непрерывно формирует последовательность кадров, содержащих информацию об объектах, находящихся в поле зрения робота. Передача изображений осуществляется через специализированный ROS-топик /robot_camera/image_raw. Каждый кадр </w:t>
       </w:r>
       <w:r>
         <w:rPr>
@@ -2729,7 +2533,15 @@
           <w:sz w:val="28"/>
           <w:lang w:eastAsia="x-none"/>
         </w:rPr>
-        <w:t>Рис. 1 – Модель робота с камерой</w:t>
+        <w:t xml:space="preserve">Рисунок </w:t>
+      </w:r>
+      <w:r>
+        <w:rPr>
+          <w:rFonts w:ascii="Times New Roman" w:hAnsi="Times New Roman" w:cs="Times New Roman"/>
+          <w:sz w:val="28"/>
+          <w:lang w:eastAsia="x-none"/>
+        </w:rPr>
+        <w:t>1 – Модель робота с камерой</w:t>
       </w:r>
     </w:p>
     <w:p>
@@ -2769,43 +2581,7 @@
           <w:sz w:val="28"/>
           <w:lang w:eastAsia="x-none"/>
         </w:rPr>
-        <w:t xml:space="preserve">Для последующей обработки изображения преобразуются в формат </w:t>
-      </w:r>
-      <w:proofErr w:type="spellStart"/>
-      <w:r>
-        <w:rPr>
-          <w:rFonts w:ascii="Times New Roman" w:hAnsi="Times New Roman" w:cs="Times New Roman"/>
-          <w:sz w:val="28"/>
-          <w:lang w:eastAsia="x-none"/>
-        </w:rPr>
-        <w:t>OpenCV</w:t>
-      </w:r>
-      <w:proofErr w:type="spellEnd"/>
-      <w:r>
-        <w:rPr>
-          <w:rFonts w:ascii="Times New Roman" w:hAnsi="Times New Roman" w:cs="Times New Roman"/>
-          <w:sz w:val="28"/>
-          <w:lang w:eastAsia="x-none"/>
-        </w:rPr>
-        <w:t xml:space="preserve"> при помощи библиотеки </w:t>
-      </w:r>
-      <w:proofErr w:type="spellStart"/>
-      <w:r>
-        <w:rPr>
-          <w:rFonts w:ascii="Times New Roman" w:hAnsi="Times New Roman" w:cs="Times New Roman"/>
-          <w:sz w:val="28"/>
-          <w:lang w:eastAsia="x-none"/>
-        </w:rPr>
-        <w:t>CvBridge</w:t>
-      </w:r>
-      <w:proofErr w:type="spellEnd"/>
-      <w:r>
-        <w:rPr>
-          <w:rFonts w:ascii="Times New Roman" w:hAnsi="Times New Roman" w:cs="Times New Roman"/>
-          <w:sz w:val="28"/>
-          <w:lang w:eastAsia="x-none"/>
-        </w:rPr>
-        <w:t xml:space="preserve">. </w:t>
+        <w:t xml:space="preserve">Для последующей обработки изображения преобразуются в формат OpenCV при помощи библиотеки CvBridge. </w:t>
       </w:r>
     </w:p>
     <w:p>
@@ -2909,25 +2685,7 @@
           <w:lang w:eastAsia="x-none"/>
         </w:rPr>
         <w:lastRenderedPageBreak/>
-        <w:t xml:space="preserve">относительно центра изображения. В качестве целевого объекта использовался куб жёлтого цвета, размещённый в виртуальной среде </w:t>
-      </w:r>
-      <w:proofErr w:type="spellStart"/>
-      <w:r>
-        <w:rPr>
-          <w:rFonts w:ascii="Times New Roman" w:hAnsi="Times New Roman" w:cs="Times New Roman"/>
-          <w:sz w:val="28"/>
-          <w:lang w:eastAsia="x-none"/>
-        </w:rPr>
-        <w:t>Gazebo</w:t>
-      </w:r>
-      <w:proofErr w:type="spellEnd"/>
-      <w:r>
-        <w:rPr>
-          <w:rFonts w:ascii="Times New Roman" w:hAnsi="Times New Roman" w:cs="Times New Roman"/>
-          <w:sz w:val="28"/>
-          <w:lang w:eastAsia="x-none"/>
-        </w:rPr>
-        <w:t>.</w:t>
+        <w:t>относительно центра изображения. В качестве целевого объекта использовался куб жёлтого цвета, размещённый в виртуальной среде Gazebo.</w:t>
       </w:r>
     </w:p>
     <w:p>
@@ -2951,43 +2709,7 @@
           <w:sz w:val="28"/>
           <w:lang w:eastAsia="x-none"/>
         </w:rPr>
-        <w:t>Работа алгоритма начинается с получения изображения от камеры робота. Далее изображение преобразуется из цветового пространства RGB в пространство HSV (</w:t>
-      </w:r>
-      <w:proofErr w:type="spellStart"/>
-      <w:r>
-        <w:rPr>
-          <w:rFonts w:ascii="Times New Roman" w:hAnsi="Times New Roman" w:cs="Times New Roman"/>
-          <w:sz w:val="28"/>
-          <w:lang w:eastAsia="x-none"/>
-        </w:rPr>
-        <w:t>Hue</w:t>
-      </w:r>
-      <w:proofErr w:type="spellEnd"/>
-      <w:r>
-        <w:rPr>
-          <w:rFonts w:ascii="Times New Roman" w:hAnsi="Times New Roman" w:cs="Times New Roman"/>
-          <w:sz w:val="28"/>
-          <w:lang w:eastAsia="x-none"/>
-        </w:rPr>
-        <w:t xml:space="preserve">, </w:t>
-      </w:r>
-      <w:proofErr w:type="spellStart"/>
-      <w:r>
-        <w:rPr>
-          <w:rFonts w:ascii="Times New Roman" w:hAnsi="Times New Roman" w:cs="Times New Roman"/>
-          <w:sz w:val="28"/>
-          <w:lang w:eastAsia="x-none"/>
-        </w:rPr>
-        <w:t>Saturation</w:t>
-      </w:r>
-      <w:proofErr w:type="spellEnd"/>
-      <w:r>
-        <w:rPr>
-          <w:rFonts w:ascii="Times New Roman" w:hAnsi="Times New Roman" w:cs="Times New Roman"/>
-          <w:sz w:val="28"/>
-          <w:lang w:eastAsia="x-none"/>
-        </w:rPr>
-        <w:t>, Value). Использование пространства HSV позволяет более эффективно выделять объекты по цвету, поскольку информация о цветовом оттенке отделяется от яркости изображения. После преобразования выполняется построение цветовой маски, содержащей только пиксели, принадлежащие заданному диапазону жёлтого цвета.</w:t>
+        <w:t>Работа алгоритма начинается с получения изображения от камеры робота. Далее изображение преобразуется из цветового пространства RGB в пространство HSV (Hue, Saturation, Value). Использование пространства HSV позволяет более эффективно выделять объекты по цвету, поскольку информация о цветовом оттенке отделяется от яркости изображения. После преобразования выполняется построение цветовой маски, содержащей только пиксели, принадлежащие заданному диапазону жёлтого цвета.</w:t>
       </w:r>
     </w:p>
     <w:p>
@@ -3131,43 +2853,7 @@
           <w:lang w:eastAsia="x-none"/>
         </w:rPr>
         <w:lastRenderedPageBreak/>
-        <w:t xml:space="preserve">Поиск осуществляется путём вращения мобильной платформы вокруг собственной оси. Для этого </w:t>
-      </w:r>
-      <w:proofErr w:type="gramStart"/>
-      <w:r>
-        <w:rPr>
-          <w:rFonts w:ascii="Times New Roman" w:hAnsi="Times New Roman" w:cs="Times New Roman"/>
-          <w:sz w:val="28"/>
-          <w:lang w:eastAsia="x-none"/>
-        </w:rPr>
-        <w:t>в топик</w:t>
-      </w:r>
-      <w:proofErr w:type="gramEnd"/>
-      <w:r>
-        <w:rPr>
-          <w:rFonts w:ascii="Times New Roman" w:hAnsi="Times New Roman" w:cs="Times New Roman"/>
-          <w:sz w:val="28"/>
-          <w:lang w:eastAsia="x-none"/>
-        </w:rPr>
-        <w:t xml:space="preserve"> /</w:t>
-      </w:r>
-      <w:proofErr w:type="spellStart"/>
-      <w:r>
-        <w:rPr>
-          <w:rFonts w:ascii="Times New Roman" w:hAnsi="Times New Roman" w:cs="Times New Roman"/>
-          <w:sz w:val="28"/>
-          <w:lang w:eastAsia="x-none"/>
-        </w:rPr>
-        <w:t>cmd_vel</w:t>
-      </w:r>
-      <w:proofErr w:type="spellEnd"/>
-      <w:r>
-        <w:rPr>
-          <w:rFonts w:ascii="Times New Roman" w:hAnsi="Times New Roman" w:cs="Times New Roman"/>
-          <w:sz w:val="28"/>
-          <w:lang w:eastAsia="x-none"/>
-        </w:rPr>
-        <w:t xml:space="preserve"> передаются команды с нулевой линейной скоростью и положительной угловой скоростью. В результате робот начинает плавно поворачиваться на месте, выполняя обзор окружающего пространства. Во время вращения система компьютерного зрения продолжает анализировать поступающие изображения и осуществляет поиск объекта заданного цвета.</w:t>
+        <w:t>Поиск осуществляется путём вращения мобильной платформы вокруг собственной оси. Для этого в топик /cmd_vel передаются команды с нулевой линейной скоростью и положительной угловой скоростью. В результате робот начинает плавно поворачиваться на месте, выполняя обзор окружающего пространства. Во время вращения система компьютерного зрения продолжает анализировать поступающие изображения и осуществляет поиск объекта заданного цвета.</w:t>
       </w:r>
     </w:p>
     <w:p>
@@ -3215,44 +2901,24 @@
           <w:sz w:val="28"/>
           <w:lang w:eastAsia="x-none"/>
         </w:rPr>
-        <w:t xml:space="preserve">После обнаружения объекта алгоритм определяет его положение относительно центра изображения. Если объект находится слева от центра кадра, робот получает команду на поворот влево. Если объект расположен справа, робот поворачивается вправо. Когда объект оказывается в центральной части кадра, робот начинает движение вперёд. Управление осуществляется посредством публикации команд линейной скорости </w:t>
-      </w:r>
-      <w:proofErr w:type="gramStart"/>
-      <w:r>
-        <w:rPr>
-          <w:rFonts w:ascii="Times New Roman" w:hAnsi="Times New Roman" w:cs="Times New Roman"/>
-          <w:sz w:val="28"/>
-          <w:lang w:eastAsia="x-none"/>
-        </w:rPr>
-        <w:t>в топик</w:t>
-      </w:r>
-      <w:proofErr w:type="gramEnd"/>
-      <w:r>
-        <w:rPr>
-          <w:rFonts w:ascii="Times New Roman" w:hAnsi="Times New Roman" w:cs="Times New Roman"/>
-          <w:sz w:val="28"/>
-          <w:lang w:eastAsia="x-none"/>
-        </w:rPr>
-        <w:t xml:space="preserve"> /</w:t>
-      </w:r>
-      <w:proofErr w:type="spellStart"/>
-      <w:r>
-        <w:rPr>
-          <w:rFonts w:ascii="Times New Roman" w:hAnsi="Times New Roman" w:cs="Times New Roman"/>
-          <w:sz w:val="28"/>
-          <w:lang w:eastAsia="x-none"/>
-        </w:rPr>
-        <w:t>cmd_vel</w:t>
-      </w:r>
-      <w:proofErr w:type="spellEnd"/>
-      <w:r>
-        <w:rPr>
-          <w:rFonts w:ascii="Times New Roman" w:hAnsi="Times New Roman" w:cs="Times New Roman"/>
-          <w:sz w:val="28"/>
-          <w:lang w:eastAsia="x-none"/>
-        </w:rPr>
-        <w:t>. При этом система компьютерного зрения продолжает анализировать изображения и корректировать направление движения по мере необходимости. Благодаря постоянной обратной связи между камерой и системой управления робот способен удерживать объект в центре поля зрения во время движения.</w:t>
-      </w:r>
+        <w:t>После обнаружения объекта алгоритм определяет его положение относительно центра изображения. Если объект находится слева от центра кадра, робот получает команду на поворот влево. Если объект расположен справа, робот поворачивается вправо. Когда объект оказывается в центральной части кадра, робот начинает движение вперёд. Управление осуществляется посредством публикации команд линейной скорости в топик /cmd_vel. При этом система компьютерного зрения продолжает анализировать изображения и корректировать направление движения по мере необходимости. Благодаря постоянной обратной связи между камерой и системой управления робот способен удерживать объект в центре поля зрения во время движения.</w:t>
+      </w:r>
+    </w:p>
+    <w:p>
+      <w:pPr>
+        <w:widowControl/>
+        <w:autoSpaceDE/>
+        <w:autoSpaceDN/>
+        <w:adjustRightInd/>
+        <w:spacing w:line="360" w:lineRule="auto"/>
+        <w:ind w:firstLine="709"/>
+        <w:jc w:val="both"/>
+        <w:rPr>
+          <w:rFonts w:ascii="Times New Roman" w:hAnsi="Times New Roman" w:cs="Times New Roman"/>
+          <w:sz w:val="28"/>
+          <w:lang w:eastAsia="x-none"/>
+        </w:rPr>
+      </w:pPr>
     </w:p>
     <w:p>
       <w:pPr>
@@ -3282,21 +2948,8 @@
           <w:sz w:val="28"/>
           <w:lang w:eastAsia="x-none"/>
         </w:rPr>
-        <w:t xml:space="preserve">Структура модели робота в файле </w:t>
-      </w:r>
-      <w:proofErr w:type="spellStart"/>
-      <w:proofErr w:type="gramStart"/>
-      <w:r>
-        <w:rPr>
-          <w:b/>
-          <w:bCs/>
-          <w:sz w:val="28"/>
-          <w:lang w:eastAsia="x-none"/>
-        </w:rPr>
-        <w:t>robot.urdf</w:t>
-      </w:r>
-      <w:proofErr w:type="spellEnd"/>
-      <w:proofErr w:type="gramEnd"/>
+        <w:t>Структура модели робота в файле robot.urdf</w:t>
+      </w:r>
     </w:p>
     <w:p>
       <w:pPr>
@@ -3319,81 +2972,7 @@
           <w:sz w:val="28"/>
           <w:lang w:eastAsia="x-none"/>
         </w:rPr>
-        <w:t xml:space="preserve">Для описания конструкции мобильного робота и его взаимодействия со средой моделирования использовался файл </w:t>
-      </w:r>
-      <w:proofErr w:type="spellStart"/>
-      <w:proofErr w:type="gramStart"/>
-      <w:r>
-        <w:rPr>
-          <w:rFonts w:ascii="Times New Roman" w:hAnsi="Times New Roman" w:cs="Times New Roman"/>
-          <w:sz w:val="28"/>
-          <w:lang w:eastAsia="x-none"/>
-        </w:rPr>
-        <w:t>robot.urdf</w:t>
-      </w:r>
-      <w:proofErr w:type="spellEnd"/>
-      <w:proofErr w:type="gramEnd"/>
-      <w:r>
-        <w:rPr>
-          <w:rFonts w:ascii="Times New Roman" w:hAnsi="Times New Roman" w:cs="Times New Roman"/>
-          <w:sz w:val="28"/>
-          <w:lang w:eastAsia="x-none"/>
-        </w:rPr>
-        <w:t xml:space="preserve"> (Unified </w:t>
-      </w:r>
-      <w:proofErr w:type="spellStart"/>
-      <w:r>
-        <w:rPr>
-          <w:rFonts w:ascii="Times New Roman" w:hAnsi="Times New Roman" w:cs="Times New Roman"/>
-          <w:sz w:val="28"/>
-          <w:lang w:eastAsia="x-none"/>
-        </w:rPr>
-        <w:t>Robot</w:t>
-      </w:r>
-      <w:proofErr w:type="spellEnd"/>
-      <w:r>
-        <w:rPr>
-          <w:rFonts w:ascii="Times New Roman" w:hAnsi="Times New Roman" w:cs="Times New Roman"/>
-          <w:sz w:val="28"/>
-          <w:lang w:eastAsia="x-none"/>
-        </w:rPr>
-        <w:t xml:space="preserve"> </w:t>
-      </w:r>
-      <w:proofErr w:type="spellStart"/>
-      <w:r>
-        <w:rPr>
-          <w:rFonts w:ascii="Times New Roman" w:hAnsi="Times New Roman" w:cs="Times New Roman"/>
-          <w:sz w:val="28"/>
-          <w:lang w:eastAsia="x-none"/>
-        </w:rPr>
-        <w:t>Description</w:t>
-      </w:r>
-      <w:proofErr w:type="spellEnd"/>
-      <w:r>
-        <w:rPr>
-          <w:rFonts w:ascii="Times New Roman" w:hAnsi="Times New Roman" w:cs="Times New Roman"/>
-          <w:sz w:val="28"/>
-          <w:lang w:eastAsia="x-none"/>
-        </w:rPr>
-        <w:t xml:space="preserve"> Format. Основой конструкции является звено </w:t>
-      </w:r>
-      <w:proofErr w:type="spellStart"/>
-      <w:r>
-        <w:rPr>
-          <w:rFonts w:ascii="Times New Roman" w:hAnsi="Times New Roman" w:cs="Times New Roman"/>
-          <w:sz w:val="28"/>
-          <w:lang w:eastAsia="x-none"/>
-        </w:rPr>
-        <w:t>base_link</w:t>
-      </w:r>
-      <w:proofErr w:type="spellEnd"/>
-      <w:r>
-        <w:rPr>
-          <w:rFonts w:ascii="Times New Roman" w:hAnsi="Times New Roman" w:cs="Times New Roman"/>
-          <w:sz w:val="28"/>
-          <w:lang w:eastAsia="x-none"/>
-        </w:rPr>
-        <w:t xml:space="preserve">, представляющее корпус мобильного робота. К данному звену присоединены два ведущих колеса, обеспечивающие движение платформы по принципу дифференциального привода. Управление движением осуществляется за счёт изменения скоростей вращения </w:t>
+        <w:t xml:space="preserve">Для описания конструкции мобильного робота и его взаимодействия со средой моделирования использовался файл robot.urdf (Unified Robot Description Format. Основой конструкции является звено base_link, представляющее корпус мобильного робота. К данному звену присоединены два ведущих колеса, обеспечивающие движение платформы по принципу дифференциального привода. </w:t>
       </w:r>
       <w:r>
         <w:rPr>
@@ -3402,7 +2981,7 @@
           <w:lang w:eastAsia="x-none"/>
         </w:rPr>
         <w:lastRenderedPageBreak/>
-        <w:t>левого и правого колёс. Такая схема обладает простотой реализации и широко применяется в мобильной робототехнике благодаря высокой манёвренности и возможности выполнения разворотов на месте.</w:t>
+        <w:t>Управление движением осуществляется за счёт изменения скоростей вращения левого и правого колёс. Такая схема обладает простотой реализации и широко применяется в мобильной робототехнике благодаря высокой манёвренности и возможности выполнения разворотов на месте.</w:t>
       </w:r>
     </w:p>
     <w:p>
@@ -3426,43 +3005,7 @@
           <w:sz w:val="28"/>
           <w:lang w:eastAsia="x-none"/>
         </w:rPr>
-        <w:t xml:space="preserve">Для получения информации об окружающей среде в модель робота были интегрированы два сенсора: </w:t>
-      </w:r>
-      <w:proofErr w:type="spellStart"/>
-      <w:r>
-        <w:rPr>
-          <w:rFonts w:ascii="Times New Roman" w:hAnsi="Times New Roman" w:cs="Times New Roman"/>
-          <w:sz w:val="28"/>
-          <w:lang w:eastAsia="x-none"/>
-        </w:rPr>
-        <w:t>лидар</w:t>
-      </w:r>
-      <w:proofErr w:type="spellEnd"/>
-      <w:r>
-        <w:rPr>
-          <w:rFonts w:ascii="Times New Roman" w:hAnsi="Times New Roman" w:cs="Times New Roman"/>
-          <w:sz w:val="28"/>
-          <w:lang w:eastAsia="x-none"/>
-        </w:rPr>
-        <w:t xml:space="preserve"> и камера. </w:t>
-      </w:r>
-      <w:proofErr w:type="spellStart"/>
-      <w:r>
-        <w:rPr>
-          <w:rFonts w:ascii="Times New Roman" w:hAnsi="Times New Roman" w:cs="Times New Roman"/>
-          <w:sz w:val="28"/>
-          <w:lang w:eastAsia="x-none"/>
-        </w:rPr>
-        <w:t>Лидарный</w:t>
-      </w:r>
-      <w:proofErr w:type="spellEnd"/>
-      <w:r>
-        <w:rPr>
-          <w:rFonts w:ascii="Times New Roman" w:hAnsi="Times New Roman" w:cs="Times New Roman"/>
-          <w:sz w:val="28"/>
-          <w:lang w:eastAsia="x-none"/>
-        </w:rPr>
-        <w:t xml:space="preserve"> датчик размещён в верхней части корпуса робота и предназначен для измерения расстояний до окружающих объектов. Результатом его работы являются данные лазерного сканирования, позволяющие определять расположение препятствий и формировать представление об окружающем пространстве. Камера также установлена на корпусе робота и используется для получения цветных изображений, необходимых для работы алгоритмов компьютерного зрения и поиска объектов по цвету.</w:t>
+        <w:t>Для получения информации об окружающей среде в модель робота были интегрированы два сенсора: лидар и камера. Лидарный датчик размещён в верхней части корпуса робота и предназначен для измерения расстояний до окружающих объектов. Результатом его работы являются данные лазерного сканирования, позволяющие определять расположение препятствий и формировать представление об окружающем пространстве. Камера также установлена на корпусе робота и используется для получения цветных изображений, необходимых для работы алгоритмов компьютерного зрения и поиска объектов по цвету.</w:t>
       </w:r>
     </w:p>
     <w:p>
@@ -3502,205 +3045,7 @@
           <w:sz w:val="28"/>
           <w:lang w:eastAsia="x-none"/>
         </w:rPr>
-        <w:t xml:space="preserve"> содержит подключение специализированных плагинов </w:t>
-      </w:r>
-      <w:proofErr w:type="spellStart"/>
-      <w:r>
-        <w:rPr>
-          <w:rFonts w:ascii="Times New Roman" w:hAnsi="Times New Roman" w:cs="Times New Roman"/>
-          <w:sz w:val="28"/>
-          <w:lang w:eastAsia="x-none"/>
-        </w:rPr>
-        <w:t>Gazebo</w:t>
-      </w:r>
-      <w:proofErr w:type="spellEnd"/>
-      <w:r>
-        <w:rPr>
-          <w:rFonts w:ascii="Times New Roman" w:hAnsi="Times New Roman" w:cs="Times New Roman"/>
-          <w:sz w:val="28"/>
-          <w:lang w:eastAsia="x-none"/>
-        </w:rPr>
-        <w:t xml:space="preserve">. Плагин дифференциального привода обеспечивает выполнение команд движения, поступающих </w:t>
-      </w:r>
-      <w:proofErr w:type="gramStart"/>
-      <w:r>
-        <w:rPr>
-          <w:rFonts w:ascii="Times New Roman" w:hAnsi="Times New Roman" w:cs="Times New Roman"/>
-          <w:sz w:val="28"/>
-          <w:lang w:eastAsia="x-none"/>
-        </w:rPr>
-        <w:t>через топик</w:t>
-      </w:r>
-      <w:proofErr w:type="gramEnd"/>
-      <w:r>
-        <w:rPr>
-          <w:rFonts w:ascii="Times New Roman" w:hAnsi="Times New Roman" w:cs="Times New Roman"/>
-          <w:sz w:val="28"/>
-          <w:lang w:eastAsia="x-none"/>
-        </w:rPr>
-        <w:t xml:space="preserve"> /</w:t>
-      </w:r>
-      <w:proofErr w:type="spellStart"/>
-      <w:r>
-        <w:rPr>
-          <w:rFonts w:ascii="Times New Roman" w:hAnsi="Times New Roman" w:cs="Times New Roman"/>
-          <w:sz w:val="28"/>
-          <w:lang w:eastAsia="x-none"/>
-        </w:rPr>
-        <w:t>cmd_vel</w:t>
-      </w:r>
-      <w:proofErr w:type="spellEnd"/>
-      <w:r>
-        <w:rPr>
-          <w:rFonts w:ascii="Times New Roman" w:hAnsi="Times New Roman" w:cs="Times New Roman"/>
-          <w:sz w:val="28"/>
-          <w:lang w:eastAsia="x-none"/>
-        </w:rPr>
-        <w:t xml:space="preserve">, а также формирование данных </w:t>
-      </w:r>
-      <w:proofErr w:type="spellStart"/>
-      <w:r>
-        <w:rPr>
-          <w:rFonts w:ascii="Times New Roman" w:hAnsi="Times New Roman" w:cs="Times New Roman"/>
-          <w:sz w:val="28"/>
-          <w:lang w:eastAsia="x-none"/>
-        </w:rPr>
-        <w:t>одометрии</w:t>
-      </w:r>
-      <w:proofErr w:type="spellEnd"/>
-      <w:r>
-        <w:rPr>
-          <w:rFonts w:ascii="Times New Roman" w:hAnsi="Times New Roman" w:cs="Times New Roman"/>
-          <w:sz w:val="28"/>
-          <w:lang w:eastAsia="x-none"/>
-        </w:rPr>
-        <w:t>, публикуемых в топик /</w:t>
-      </w:r>
-      <w:proofErr w:type="spellStart"/>
-      <w:r>
-        <w:rPr>
-          <w:rFonts w:ascii="Times New Roman" w:hAnsi="Times New Roman" w:cs="Times New Roman"/>
-          <w:sz w:val="28"/>
-          <w:lang w:eastAsia="x-none"/>
-        </w:rPr>
-        <w:t>odom</w:t>
-      </w:r>
-      <w:proofErr w:type="spellEnd"/>
-      <w:r>
-        <w:rPr>
-          <w:rFonts w:ascii="Times New Roman" w:hAnsi="Times New Roman" w:cs="Times New Roman"/>
-          <w:sz w:val="28"/>
-          <w:lang w:eastAsia="x-none"/>
-        </w:rPr>
-        <w:t xml:space="preserve">. Плагин </w:t>
-      </w:r>
-      <w:proofErr w:type="spellStart"/>
-      <w:r>
-        <w:rPr>
-          <w:rFonts w:ascii="Times New Roman" w:hAnsi="Times New Roman" w:cs="Times New Roman"/>
-          <w:sz w:val="28"/>
-          <w:lang w:eastAsia="x-none"/>
-        </w:rPr>
-        <w:t>лидарного</w:t>
-      </w:r>
-      <w:proofErr w:type="spellEnd"/>
-      <w:r>
-        <w:rPr>
-          <w:rFonts w:ascii="Times New Roman" w:hAnsi="Times New Roman" w:cs="Times New Roman"/>
-          <w:sz w:val="28"/>
-          <w:lang w:eastAsia="x-none"/>
-        </w:rPr>
-        <w:t xml:space="preserve"> датчика отвечает за генерацию лазерных измерений и передачу данных </w:t>
-      </w:r>
-      <w:proofErr w:type="gramStart"/>
-      <w:r>
-        <w:rPr>
-          <w:rFonts w:ascii="Times New Roman" w:hAnsi="Times New Roman" w:cs="Times New Roman"/>
-          <w:sz w:val="28"/>
-          <w:lang w:eastAsia="x-none"/>
-        </w:rPr>
-        <w:t>в топик</w:t>
-      </w:r>
-      <w:proofErr w:type="gramEnd"/>
-      <w:r>
-        <w:rPr>
-          <w:rFonts w:ascii="Times New Roman" w:hAnsi="Times New Roman" w:cs="Times New Roman"/>
-          <w:sz w:val="28"/>
-          <w:lang w:eastAsia="x-none"/>
-        </w:rPr>
-        <w:t xml:space="preserve"> /</w:t>
-      </w:r>
-      <w:proofErr w:type="spellStart"/>
-      <w:r>
-        <w:rPr>
-          <w:rFonts w:ascii="Times New Roman" w:hAnsi="Times New Roman" w:cs="Times New Roman"/>
-          <w:sz w:val="28"/>
-          <w:lang w:eastAsia="x-none"/>
-        </w:rPr>
-        <w:t>scan</w:t>
-      </w:r>
-      <w:proofErr w:type="spellEnd"/>
-      <w:r>
-        <w:rPr>
-          <w:rFonts w:ascii="Times New Roman" w:hAnsi="Times New Roman" w:cs="Times New Roman"/>
-          <w:sz w:val="28"/>
-          <w:lang w:eastAsia="x-none"/>
-        </w:rPr>
-        <w:t xml:space="preserve">. Плагин камеры формирует изображения окружающей среды и публикует их </w:t>
-      </w:r>
-      <w:proofErr w:type="gramStart"/>
-      <w:r>
-        <w:rPr>
-          <w:rFonts w:ascii="Times New Roman" w:hAnsi="Times New Roman" w:cs="Times New Roman"/>
-          <w:sz w:val="28"/>
-          <w:lang w:eastAsia="x-none"/>
-        </w:rPr>
-        <w:t>в топик</w:t>
-      </w:r>
-      <w:proofErr w:type="gramEnd"/>
-      <w:r>
-        <w:rPr>
-          <w:rFonts w:ascii="Times New Roman" w:hAnsi="Times New Roman" w:cs="Times New Roman"/>
-          <w:sz w:val="28"/>
-          <w:lang w:eastAsia="x-none"/>
-        </w:rPr>
-        <w:t xml:space="preserve"> /</w:t>
-      </w:r>
-      <w:proofErr w:type="spellStart"/>
-      <w:r>
-        <w:rPr>
-          <w:rFonts w:ascii="Times New Roman" w:hAnsi="Times New Roman" w:cs="Times New Roman"/>
-          <w:sz w:val="28"/>
-          <w:lang w:eastAsia="x-none"/>
-        </w:rPr>
-        <w:t>robot_camera</w:t>
-      </w:r>
-      <w:proofErr w:type="spellEnd"/>
-      <w:r>
-        <w:rPr>
-          <w:rFonts w:ascii="Times New Roman" w:hAnsi="Times New Roman" w:cs="Times New Roman"/>
-          <w:sz w:val="28"/>
-          <w:lang w:eastAsia="x-none"/>
-        </w:rPr>
-        <w:t>/</w:t>
-      </w:r>
-      <w:proofErr w:type="spellStart"/>
-      <w:r>
-        <w:rPr>
-          <w:rFonts w:ascii="Times New Roman" w:hAnsi="Times New Roman" w:cs="Times New Roman"/>
-          <w:sz w:val="28"/>
-          <w:lang w:eastAsia="x-none"/>
-        </w:rPr>
-        <w:t>image_raw</w:t>
-      </w:r>
-      <w:proofErr w:type="spellEnd"/>
-      <w:r>
-        <w:rPr>
-          <w:rFonts w:ascii="Times New Roman" w:hAnsi="Times New Roman" w:cs="Times New Roman"/>
-          <w:sz w:val="28"/>
-          <w:lang w:eastAsia="x-none"/>
-        </w:rPr>
-        <w:t>. Благодаря использованию данных компонентов обеспечивается совместная работа модели робота, датчиков и алгоритмов управления в единой программной среде.</w:t>
+        <w:t xml:space="preserve"> содержит подключение специализированных плагинов Gazebo. Плагин дифференциального привода обеспечивает выполнение команд движения, поступающих через топик /cmd_vel, а также формирование данных одометрии, публикуемых в топик /odom. Плагин лидарного датчика отвечает за генерацию лазерных измерений и передачу данных в топик /scan. Плагин камеры формирует изображения окружающей среды и публикует их в топик /robot_camera/image_raw. Благодаря использованию данных компонентов обеспечивается совместная работа модели робота, датчиков и алгоритмов управления в единой программной среде.</w:t>
       </w:r>
     </w:p>
     <w:p>
@@ -3765,40 +3110,11 @@
       <w:r>
         <w:rPr>
           <w:rFonts w:ascii="Times New Roman" w:hAnsi="Times New Roman" w:cs="Times New Roman"/>
-          <w:color w:val="FF0000"/>
-          <w:sz w:val="28"/>
-          <w:lang w:eastAsia="x-none"/>
-        </w:rPr>
-        <w:br/>
-      </w:r>
-      <w:r>
-        <w:rPr>
-          <w:rFonts w:ascii="Times New Roman" w:hAnsi="Times New Roman" w:cs="Times New Roman"/>
-          <w:sz w:val="28"/>
-          <w:lang w:eastAsia="x-none"/>
-        </w:rPr>
-        <w:t xml:space="preserve">Рис. 2 – </w:t>
-      </w:r>
-      <w:r>
-        <w:rPr>
-          <w:rFonts w:ascii="Times New Roman" w:hAnsi="Times New Roman" w:cs="Times New Roman"/>
-          <w:sz w:val="28"/>
-          <w:lang w:eastAsia="x-none"/>
-        </w:rPr>
-        <w:t xml:space="preserve">Структура модели мобильного робота, описанной в файле </w:t>
-      </w:r>
-      <w:proofErr w:type="spellStart"/>
-      <w:proofErr w:type="gramStart"/>
-      <w:r>
-        <w:rPr>
-          <w:rFonts w:ascii="Times New Roman" w:hAnsi="Times New Roman" w:cs="Times New Roman"/>
-          <w:sz w:val="28"/>
-          <w:lang w:eastAsia="x-none"/>
-        </w:rPr>
-        <w:t>robot.urdf</w:t>
-      </w:r>
-      <w:proofErr w:type="spellEnd"/>
-      <w:proofErr w:type="gramEnd"/>
+          <w:sz w:val="28"/>
+          <w:lang w:eastAsia="x-none"/>
+        </w:rPr>
+        <w:t xml:space="preserve"> </w:t>
+      </w:r>
     </w:p>
     <w:p>
       <w:pPr>
@@ -3807,6 +3123,46 @@
         <w:autoSpaceDN/>
         <w:adjustRightInd/>
         <w:spacing w:line="360" w:lineRule="auto"/>
+        <w:jc w:val="center"/>
+        <w:rPr>
+          <w:rFonts w:ascii="Times New Roman" w:hAnsi="Times New Roman" w:cs="Times New Roman"/>
+          <w:sz w:val="28"/>
+          <w:lang w:eastAsia="x-none"/>
+        </w:rPr>
+      </w:pPr>
+      <w:r>
+        <w:rPr>
+          <w:rFonts w:ascii="Times New Roman" w:hAnsi="Times New Roman" w:cs="Times New Roman"/>
+          <w:sz w:val="28"/>
+          <w:lang w:eastAsia="x-none"/>
+        </w:rPr>
+        <w:t>Рисунок</w:t>
+      </w:r>
+      <w:r>
+        <w:rPr>
+          <w:rFonts w:ascii="Times New Roman" w:hAnsi="Times New Roman" w:cs="Times New Roman"/>
+          <w:sz w:val="28"/>
+          <w:lang w:eastAsia="x-none"/>
+        </w:rPr>
+        <w:t xml:space="preserve"> 2 – </w:t>
+      </w:r>
+      <w:r>
+        <w:rPr>
+          <w:rFonts w:ascii="Times New Roman" w:hAnsi="Times New Roman" w:cs="Times New Roman"/>
+          <w:sz w:val="28"/>
+          <w:lang w:eastAsia="x-none"/>
+        </w:rPr>
+        <w:t>Структура модели мобильного робота, описанной в файле robot.urdf</w:t>
+      </w:r>
+    </w:p>
+    <w:p>
+      <w:pPr>
+        <w:widowControl/>
+        <w:autoSpaceDE/>
+        <w:autoSpaceDN/>
+        <w:adjustRightInd/>
+        <w:spacing w:line="360" w:lineRule="auto"/>
+        <w:ind w:firstLine="709"/>
         <w:jc w:val="both"/>
         <w:rPr>
           <w:rFonts w:ascii="Times New Roman" w:hAnsi="Times New Roman" w:cs="Times New Roman"/>
@@ -3830,7 +3186,7 @@
         <w:autoSpaceDN/>
         <w:adjustRightInd/>
         <w:spacing w:line="360" w:lineRule="auto"/>
-        <w:ind w:left="0" w:firstLine="0"/>
+        <w:ind w:left="0" w:firstLine="709"/>
         <w:jc w:val="both"/>
         <w:rPr>
           <w:b/>
@@ -3870,25 +3226,7 @@
           <w:sz w:val="28"/>
           <w:lang w:eastAsia="x-none"/>
         </w:rPr>
-        <w:t xml:space="preserve">После завершения разработки модели робота и алгоритмов компьютерного зрения была выполнена серия экспериментов в среде </w:t>
-      </w:r>
-      <w:proofErr w:type="spellStart"/>
-      <w:r>
-        <w:rPr>
-          <w:rFonts w:ascii="Times New Roman" w:hAnsi="Times New Roman" w:cs="Times New Roman"/>
-          <w:sz w:val="28"/>
-          <w:lang w:eastAsia="x-none"/>
-        </w:rPr>
-        <w:t>Gazebo</w:t>
-      </w:r>
-      <w:proofErr w:type="spellEnd"/>
-      <w:r>
-        <w:rPr>
-          <w:rFonts w:ascii="Times New Roman" w:hAnsi="Times New Roman" w:cs="Times New Roman"/>
-          <w:sz w:val="28"/>
-          <w:lang w:eastAsia="x-none"/>
-        </w:rPr>
-        <w:t>.</w:t>
+        <w:t>После завершения разработки модели робота и алгоритмов компьютерного зрения была выполнена серия экспериментов в среде Gazebo.</w:t>
       </w:r>
       <w:r>
         <w:rPr>
@@ -3944,7 +3282,7 @@
           <w:sz w:val="28"/>
           <w:lang w:eastAsia="x-none"/>
         </w:rPr>
-        <w:t xml:space="preserve"> и формировал соответствующие команды управления. Робот выполнял корректировку ориентации до тех пор, пока </w:t>
+        <w:t xml:space="preserve"> и формировал соответствующие </w:t>
       </w:r>
       <w:r>
         <w:rPr>
@@ -3953,7 +3291,7 @@
           <w:lang w:eastAsia="x-none"/>
         </w:rPr>
         <w:lastRenderedPageBreak/>
-        <w:t>объект не оказывался в центральной части кадра. После завершения наведения робот начинал движение вперёд в направлении цели. В процессе движения выполнялся непрерывный анализ изображений, что обеспечивало удержание объекта в поле зрения и корректировку траектории при необходимости.</w:t>
+        <w:t>команды управления. Робот выполнял корректировку ориентации до тех пор, пока объект не оказывался в центральной части кадра. После завершения наведения робот начинал движение вперёд в направлении цели. В процессе движения выполнялся непрерывный анализ изображений, что обеспечивало удержание объекта в поле зрения и корректировку траектории при необходимости.</w:t>
       </w:r>
     </w:p>
     <w:p>
@@ -4063,25 +3401,24 @@
           <w:sz w:val="28"/>
           <w:lang w:eastAsia="x-none"/>
         </w:rPr>
-        <w:t>Рис. 3 – Демонстрация поиска желтого куба в комнате</w:t>
-      </w:r>
-    </w:p>
-    <w:p>
-      <w:pPr>
-        <w:widowControl/>
-        <w:autoSpaceDE/>
-        <w:autoSpaceDN/>
-        <w:adjustRightInd/>
-        <w:spacing w:line="360" w:lineRule="auto"/>
-        <w:jc w:val="both"/>
-        <w:rPr>
-          <w:rFonts w:ascii="Times New Roman" w:hAnsi="Times New Roman" w:cs="Times New Roman"/>
-          <w:b/>
-          <w:bCs/>
-          <w:sz w:val="28"/>
-          <w:lang w:eastAsia="x-none"/>
-        </w:rPr>
-      </w:pPr>
+        <w:t>Рис</w:t>
+      </w:r>
+      <w:r>
+        <w:rPr>
+          <w:rFonts w:ascii="Times New Roman" w:hAnsi="Times New Roman" w:cs="Times New Roman"/>
+          <w:sz w:val="28"/>
+          <w:lang w:eastAsia="x-none"/>
+        </w:rPr>
+        <w:t>унок</w:t>
+      </w:r>
+      <w:r>
+        <w:rPr>
+          <w:rFonts w:ascii="Times New Roman" w:hAnsi="Times New Roman" w:cs="Times New Roman"/>
+          <w:sz w:val="28"/>
+          <w:lang w:eastAsia="x-none"/>
+        </w:rPr>
+        <w:t xml:space="preserve"> 3 – Демонстрация поиска желтого куба в комнате</w:t>
+      </w:r>
     </w:p>
     <w:p>
       <w:pPr>
@@ -4100,16 +3437,6 @@
           <w:lang w:eastAsia="x-none"/>
         </w:rPr>
       </w:pPr>
-      <w:r>
-        <w:rPr>
-          <w:rFonts w:ascii="Times New Roman" w:hAnsi="Times New Roman" w:cs="Times New Roman"/>
-          <w:b/>
-          <w:bCs/>
-          <w:sz w:val="28"/>
-          <w:lang w:eastAsia="x-none"/>
-        </w:rPr>
-        <w:t>Заключение</w:t>
-      </w:r>
     </w:p>
     <w:p>
       <w:pPr>
@@ -4122,35 +3449,21 @@
         <w:jc w:val="both"/>
         <w:rPr>
           <w:rFonts w:ascii="Times New Roman" w:hAnsi="Times New Roman" w:cs="Times New Roman"/>
-          <w:sz w:val="28"/>
-          <w:lang w:eastAsia="x-none"/>
-        </w:rPr>
-      </w:pPr>
-      <w:r>
-        <w:rPr>
-          <w:rFonts w:ascii="Times New Roman" w:hAnsi="Times New Roman" w:cs="Times New Roman"/>
-          <w:sz w:val="28"/>
-          <w:lang w:eastAsia="x-none"/>
-        </w:rPr>
-        <w:t xml:space="preserve">В ходе преддипломной практики была разработана система компьютерного зрения мобильного робота в среде </w:t>
-      </w:r>
-      <w:proofErr w:type="spellStart"/>
-      <w:r>
-        <w:rPr>
-          <w:rFonts w:ascii="Times New Roman" w:hAnsi="Times New Roman" w:cs="Times New Roman"/>
-          <w:sz w:val="28"/>
-          <w:lang w:eastAsia="x-none"/>
-        </w:rPr>
-        <w:t>Gazebo</w:t>
-      </w:r>
-      <w:proofErr w:type="spellEnd"/>
-      <w:r>
-        <w:rPr>
-          <w:rFonts w:ascii="Times New Roman" w:hAnsi="Times New Roman" w:cs="Times New Roman"/>
-          <w:sz w:val="28"/>
-          <w:lang w:eastAsia="x-none"/>
-        </w:rPr>
-        <w:t>. В модель робота была интегрирована виртуальная камера, обеспечивающая получение изображений и передачу данных в среду ROS.</w:t>
+          <w:b/>
+          <w:bCs/>
+          <w:sz w:val="28"/>
+          <w:lang w:eastAsia="x-none"/>
+        </w:rPr>
+      </w:pPr>
+      <w:r>
+        <w:rPr>
+          <w:rFonts w:ascii="Times New Roman" w:hAnsi="Times New Roman" w:cs="Times New Roman"/>
+          <w:b/>
+          <w:bCs/>
+          <w:sz w:val="28"/>
+          <w:lang w:eastAsia="x-none"/>
+        </w:rPr>
+        <w:t>Заключение</w:t>
       </w:r>
     </w:p>
     <w:p>
@@ -4174,7 +3487,7 @@
           <w:sz w:val="28"/>
           <w:lang w:eastAsia="x-none"/>
         </w:rPr>
-        <w:t>На основе данных камеры реализован алгоритм обнаружения объектов по цвету, позволяющий определять положение целевого объекта и формировать команды управления. Также был разработан режим поиска объекта посредством вращения робота вокруг собственной оси и алгоритм автоматического движения к обнаруженной цели.</w:t>
+        <w:t>В ходе преддипломной практики была разработана система компьютерного зрения мобильного робота в среде Gazebo. В модель робота была интегрирована виртуальная камера, обеспечивающая получение изображений и передачу данных в среду ROS.</w:t>
       </w:r>
     </w:p>
     <w:p>
@@ -4198,45 +3511,17 @@
           <w:sz w:val="28"/>
           <w:lang w:eastAsia="x-none"/>
         </w:rPr>
+        <w:t xml:space="preserve">На основе данных камеры реализован алгоритм обнаружения объектов по цвету, позволяющий определять положение целевого объекта и формировать команды управления. Также был разработан режим поиска объекта посредством </w:t>
+      </w:r>
+      <w:r>
+        <w:rPr>
+          <w:rFonts w:ascii="Times New Roman" w:hAnsi="Times New Roman" w:cs="Times New Roman"/>
+          <w:sz w:val="28"/>
+          <w:lang w:eastAsia="x-none"/>
+        </w:rPr>
         <w:lastRenderedPageBreak/>
-        <w:t xml:space="preserve">Кроме того, была исследована структура модели робота, описанной в файле </w:t>
-      </w:r>
-      <w:proofErr w:type="spellStart"/>
-      <w:proofErr w:type="gramStart"/>
-      <w:r>
-        <w:rPr>
-          <w:rFonts w:ascii="Times New Roman" w:hAnsi="Times New Roman" w:cs="Times New Roman"/>
-          <w:sz w:val="28"/>
-          <w:lang w:eastAsia="x-none"/>
-        </w:rPr>
-        <w:t>robot.urdf</w:t>
-      </w:r>
-      <w:proofErr w:type="spellEnd"/>
-      <w:proofErr w:type="gramEnd"/>
-      <w:r>
-        <w:rPr>
-          <w:rFonts w:ascii="Times New Roman" w:hAnsi="Times New Roman" w:cs="Times New Roman"/>
-          <w:sz w:val="28"/>
-          <w:lang w:eastAsia="x-none"/>
-        </w:rPr>
-        <w:t>. Проведённые испытания подтвердили корректную работу камеры, системы компьютерного зрения и алгоритмов управления движением. Полученные результаты могут быть использованы при дальнейшей разработке систем автономной навигации и управления мобильными робототехническими платформами.</w:t>
-      </w:r>
-    </w:p>
-    <w:p>
-      <w:pPr>
-        <w:widowControl/>
-        <w:autoSpaceDE/>
-        <w:autoSpaceDN/>
-        <w:adjustRightInd/>
-        <w:jc w:val="both"/>
-        <w:rPr>
-          <w:rFonts w:ascii="Times New Roman" w:hAnsi="Times New Roman" w:cs="Times New Roman"/>
-          <w:b/>
-          <w:bCs/>
-          <w:sz w:val="28"/>
-          <w:lang w:eastAsia="x-none"/>
-        </w:rPr>
-      </w:pPr>
+        <w:t>вращения робота вокруг собственной оси и алгоритм автоматического движения к обнаруженной цели.</w:t>
+      </w:r>
     </w:p>
     <w:p>
       <w:pPr>
@@ -4249,6 +3534,48 @@
         <w:jc w:val="both"/>
         <w:rPr>
           <w:rFonts w:ascii="Times New Roman" w:hAnsi="Times New Roman" w:cs="Times New Roman"/>
+          <w:sz w:val="28"/>
+          <w:lang w:eastAsia="x-none"/>
+        </w:rPr>
+      </w:pPr>
+      <w:r>
+        <w:rPr>
+          <w:rFonts w:ascii="Times New Roman" w:hAnsi="Times New Roman" w:cs="Times New Roman"/>
+          <w:sz w:val="28"/>
+          <w:lang w:eastAsia="x-none"/>
+        </w:rPr>
+        <w:t>Кроме того, была исследована структура модели робота, описанной в файле robot.urdf. Проведённые испытания подтвердили корректную работу камеры, системы компьютерного зрения и алгоритмов управления движением. Полученные результаты могут быть использованы при дальнейшей разработке систем автономной навигации и управления мобильными робототехническими платформами.</w:t>
+      </w:r>
+    </w:p>
+    <w:p>
+      <w:pPr>
+        <w:widowControl/>
+        <w:autoSpaceDE/>
+        <w:autoSpaceDN/>
+        <w:adjustRightInd/>
+        <w:spacing w:line="360" w:lineRule="auto"/>
+        <w:ind w:firstLine="709"/>
+        <w:jc w:val="both"/>
+        <w:rPr>
+          <w:rFonts w:ascii="Times New Roman" w:hAnsi="Times New Roman" w:cs="Times New Roman"/>
+          <w:b/>
+          <w:bCs/>
+          <w:sz w:val="28"/>
+          <w:lang w:eastAsia="x-none"/>
+        </w:rPr>
+      </w:pPr>
+    </w:p>
+    <w:p>
+      <w:pPr>
+        <w:widowControl/>
+        <w:autoSpaceDE/>
+        <w:autoSpaceDN/>
+        <w:adjustRightInd/>
+        <w:spacing w:line="360" w:lineRule="auto"/>
+        <w:ind w:firstLine="709"/>
+        <w:jc w:val="both"/>
+        <w:rPr>
+          <w:rFonts w:ascii="Times New Roman" w:hAnsi="Times New Roman" w:cs="Times New Roman"/>
           <w:kern w:val="32"/>
           <w:sz w:val="28"/>
           <w:szCs w:val="28"/>
@@ -4258,7 +3585,8 @@
     <w:p>
       <w:pPr>
         <w:pStyle w:val="1"/>
-        <w:spacing w:before="60" w:line="360" w:lineRule="auto"/>
+        <w:spacing w:before="0" w:after="0" w:line="360" w:lineRule="auto"/>
+        <w:ind w:firstLine="709"/>
         <w:jc w:val="both"/>
         <w:rPr>
           <w:rFonts w:ascii="Times New Roman" w:hAnsi="Times New Roman" w:cs="Times New Roman"/>
@@ -4309,25 +3637,7 @@
           <w:szCs w:val="28"/>
           <w:lang w:val="ru-RU"/>
         </w:rPr>
-        <w:t xml:space="preserve">Джозефа Л. «Изучение робототехники с использованием Python» / пер. с </w:t>
-      </w:r>
-      <w:proofErr w:type="spellStart"/>
-      <w:r>
-        <w:rPr>
-          <w:bCs/>
-          <w:szCs w:val="28"/>
-          <w:lang w:val="ru-RU"/>
-        </w:rPr>
-        <w:t>анг</w:t>
-      </w:r>
-      <w:proofErr w:type="spellEnd"/>
-      <w:r>
-        <w:rPr>
-          <w:bCs/>
-          <w:szCs w:val="28"/>
-          <w:lang w:val="ru-RU"/>
-        </w:rPr>
-        <w:t>. А. В. Корягина. – М.: ДМК Пресс, 2019. – 250 с.: ил</w:t>
+        <w:t>Джозефа Л. «Изучение робототехники с использованием Python» / пер. с анг. А. В. Корягина. – М.: ДМК Пресс, 2019. – 250 с.: ил</w:t>
       </w:r>
       <w:r>
         <w:rPr>
@@ -4356,77 +3666,13 @@
           <w:szCs w:val="28"/>
         </w:rPr>
       </w:pPr>
-      <w:proofErr w:type="spellStart"/>
       <w:r>
         <w:rPr>
           <w:bCs/>
           <w:szCs w:val="28"/>
           <w:lang w:val="ru-RU"/>
         </w:rPr>
-        <w:t>Шибков</w:t>
-      </w:r>
-      <w:proofErr w:type="spellEnd"/>
-      <w:r>
-        <w:rPr>
-          <w:bCs/>
-          <w:szCs w:val="28"/>
-          <w:lang w:val="ru-RU"/>
-        </w:rPr>
-        <w:t xml:space="preserve"> А. Простая имитационная модель мобильного робота в ROS и </w:t>
-      </w:r>
-      <w:proofErr w:type="spellStart"/>
-      <w:r>
-        <w:rPr>
-          <w:bCs/>
-          <w:szCs w:val="28"/>
-          <w:lang w:val="ru-RU"/>
-        </w:rPr>
-        <w:t>Gazebo</w:t>
-      </w:r>
-      <w:proofErr w:type="spellEnd"/>
-      <w:r>
-        <w:rPr>
-          <w:bCs/>
-          <w:szCs w:val="28"/>
-          <w:lang w:val="ru-RU"/>
-        </w:rPr>
-        <w:t xml:space="preserve"> // </w:t>
-      </w:r>
-      <w:proofErr w:type="spellStart"/>
-      <w:r>
-        <w:rPr>
-          <w:bCs/>
-          <w:szCs w:val="28"/>
-          <w:lang w:val="ru-RU"/>
-        </w:rPr>
-        <w:t>Habr</w:t>
-      </w:r>
-      <w:proofErr w:type="spellEnd"/>
-      <w:r>
-        <w:rPr>
-          <w:bCs/>
-          <w:szCs w:val="28"/>
-          <w:lang w:val="ru-RU"/>
-        </w:rPr>
-        <w:t xml:space="preserve">. — 6 </w:t>
-      </w:r>
-      <w:proofErr w:type="spellStart"/>
-      <w:r>
-        <w:rPr>
-          <w:bCs/>
-          <w:szCs w:val="28"/>
-          <w:lang w:val="ru-RU"/>
-        </w:rPr>
-        <w:t>июн</w:t>
-      </w:r>
-      <w:proofErr w:type="spellEnd"/>
-      <w:r>
-        <w:rPr>
-          <w:bCs/>
-          <w:szCs w:val="28"/>
-          <w:lang w:val="ru-RU"/>
-        </w:rPr>
-        <w:t>. 2024. — URL: https://habr.com/ru/articles/820035/ (дата обращения: 15.12.2025).</w:t>
+        <w:t>Шибков А. Простая имитационная модель мобильного робота в ROS и Gazebo // Habr. — 6 июн. 2024. — URL: https://habr.com/ru/articles/820035/ (дата обращения: 15.12.2025).</w:t>
       </w:r>
     </w:p>
     <w:p>
@@ -4447,53 +3693,12 @@
           <w:szCs w:val="28"/>
         </w:rPr>
       </w:pPr>
-      <w:proofErr w:type="spellStart"/>
       <w:r>
         <w:rPr>
           <w:bCs/>
           <w:szCs w:val="28"/>
         </w:rPr>
-        <w:t>VirtualBox</w:t>
-      </w:r>
-      <w:proofErr w:type="spellEnd"/>
-      <w:r>
-        <w:rPr>
-          <w:bCs/>
-          <w:szCs w:val="28"/>
-        </w:rPr>
-        <w:t xml:space="preserve">. </w:t>
-      </w:r>
-      <w:proofErr w:type="spellStart"/>
-      <w:r>
-        <w:rPr>
-          <w:bCs/>
-          <w:szCs w:val="28"/>
-        </w:rPr>
-        <w:t>Official</w:t>
-      </w:r>
-      <w:proofErr w:type="spellEnd"/>
-      <w:r>
-        <w:rPr>
-          <w:bCs/>
-          <w:szCs w:val="28"/>
-        </w:rPr>
-        <w:t xml:space="preserve"> </w:t>
-      </w:r>
-      <w:proofErr w:type="spellStart"/>
-      <w:r>
-        <w:rPr>
-          <w:bCs/>
-          <w:szCs w:val="28"/>
-        </w:rPr>
-        <w:t>website</w:t>
-      </w:r>
-      <w:proofErr w:type="spellEnd"/>
-      <w:r>
-        <w:rPr>
-          <w:bCs/>
-          <w:szCs w:val="28"/>
-        </w:rPr>
-        <w:t xml:space="preserve">. – URL: </w:t>
+        <w:t xml:space="preserve">VirtualBox. Official website. – URL: </w:t>
       </w:r>
       <w:hyperlink r:id="rId12" w:history="1">
         <w:r>
@@ -4543,55 +3748,7 @@
           <w:bCs/>
           <w:szCs w:val="28"/>
         </w:rPr>
-        <w:t xml:space="preserve">ROS </w:t>
-      </w:r>
-      <w:proofErr w:type="spellStart"/>
-      <w:r>
-        <w:rPr>
-          <w:bCs/>
-          <w:szCs w:val="28"/>
-        </w:rPr>
-        <w:t>Wiki</w:t>
-      </w:r>
-      <w:proofErr w:type="spellEnd"/>
-      <w:r>
-        <w:rPr>
-          <w:bCs/>
-          <w:szCs w:val="28"/>
-        </w:rPr>
-        <w:t xml:space="preserve">. ROS </w:t>
-      </w:r>
-      <w:proofErr w:type="spellStart"/>
-      <w:r>
-        <w:rPr>
-          <w:bCs/>
-          <w:szCs w:val="28"/>
-        </w:rPr>
-        <w:t>Melodic</w:t>
-      </w:r>
-      <w:proofErr w:type="spellEnd"/>
-      <w:r>
-        <w:rPr>
-          <w:bCs/>
-          <w:szCs w:val="28"/>
-        </w:rPr>
-        <w:t xml:space="preserve"> </w:t>
-      </w:r>
-      <w:proofErr w:type="spellStart"/>
-      <w:r>
-        <w:rPr>
-          <w:bCs/>
-          <w:szCs w:val="28"/>
-        </w:rPr>
-        <w:t>Morenia</w:t>
-      </w:r>
-      <w:proofErr w:type="spellEnd"/>
-      <w:r>
-        <w:rPr>
-          <w:bCs/>
-          <w:szCs w:val="28"/>
-        </w:rPr>
-        <w:t>. – URL: https://wiki.ros.org/melodic (дата обращения: 15.12.2025).</w:t>
+        <w:t>ROS Wiki. ROS Melodic Morenia. – URL: https://wiki.ros.org/melodic (дата обращения: 15.12.2025).</w:t>
       </w:r>
     </w:p>
     <w:p>
@@ -4617,39 +3774,7 @@
           <w:bCs/>
           <w:szCs w:val="28"/>
         </w:rPr>
-        <w:t xml:space="preserve">Инструкция робота </w:t>
-      </w:r>
-      <w:proofErr w:type="spellStart"/>
-      <w:r>
-        <w:rPr>
-          <w:bCs/>
-          <w:szCs w:val="28"/>
-        </w:rPr>
-        <w:t>TurtleBro</w:t>
-      </w:r>
-      <w:proofErr w:type="spellEnd"/>
-      <w:r>
-        <w:rPr>
-          <w:bCs/>
-          <w:szCs w:val="28"/>
-        </w:rPr>
-        <w:t xml:space="preserve"> // </w:t>
-      </w:r>
-      <w:proofErr w:type="spellStart"/>
-      <w:r>
-        <w:rPr>
-          <w:bCs/>
-          <w:szCs w:val="28"/>
-        </w:rPr>
-        <w:t>turtlebro</w:t>
-      </w:r>
-      <w:proofErr w:type="spellEnd"/>
-      <w:r>
-        <w:rPr>
-          <w:bCs/>
-          <w:szCs w:val="28"/>
-        </w:rPr>
-        <w:t xml:space="preserve"> URL: https://ros1.turtlebro.ru/ (дата обращения: 30.05.2026). </w:t>
+        <w:t xml:space="preserve">Инструкция робота TurtleBro // turtlebro URL: https://ros1.turtlebro.ru/ (дата обращения: 30.05.2026). </w:t>
       </w:r>
     </w:p>
     <w:p>
@@ -4676,25 +3801,7 @@
           <w:szCs w:val="28"/>
           <w:lang w:val="en-US"/>
         </w:rPr>
-        <w:t xml:space="preserve">Mass Moment of Inertia // </w:t>
-      </w:r>
-      <w:proofErr w:type="spellStart"/>
-      <w:r>
-        <w:rPr>
-          <w:bCs/>
-          <w:szCs w:val="28"/>
-          <w:lang w:val="en-US"/>
-        </w:rPr>
-        <w:t>libretexts</w:t>
-      </w:r>
-      <w:proofErr w:type="spellEnd"/>
-      <w:r>
-        <w:rPr>
-          <w:bCs/>
-          <w:szCs w:val="28"/>
-          <w:lang w:val="en-US"/>
-        </w:rPr>
-        <w:t xml:space="preserve"> URL: https://eng.libretexts.org/ (</w:t>
+        <w:t>Mass Moment of Inertia // libretexts URL: https://eng.libretexts.org/ (</w:t>
       </w:r>
       <w:r>
         <w:rPr>
@@ -4845,7 +3952,6 @@
         </w:rPr>
         <w:t>://</w:t>
       </w:r>
-      <w:proofErr w:type="spellStart"/>
       <w:r>
         <w:rPr>
           <w:bCs/>
@@ -4854,7 +3960,6 @@
         </w:rPr>
         <w:t>classic</w:t>
       </w:r>
-      <w:proofErr w:type="spellEnd"/>
       <w:r>
         <w:rPr>
           <w:bCs/>
@@ -4862,7 +3967,6 @@
         </w:rPr>
         <w:t>.</w:t>
       </w:r>
-      <w:proofErr w:type="spellStart"/>
       <w:r>
         <w:rPr>
           <w:bCs/>
@@ -4871,7 +3975,6 @@
         </w:rPr>
         <w:t>gazebosim</w:t>
       </w:r>
-      <w:proofErr w:type="spellEnd"/>
       <w:r>
         <w:rPr>
           <w:bCs/>
@@ -4879,7 +3982,6 @@
         </w:rPr>
         <w:t>.</w:t>
       </w:r>
-      <w:proofErr w:type="spellStart"/>
       <w:r>
         <w:rPr>
           <w:bCs/>
@@ -4888,7 +3990,6 @@
         </w:rPr>
         <w:t>org</w:t>
       </w:r>
-      <w:proofErr w:type="spellEnd"/>
       <w:r>
         <w:rPr>
           <w:bCs/>
@@ -4896,7 +3997,6 @@
         </w:rPr>
         <w:t>/</w:t>
       </w:r>
-      <w:proofErr w:type="spellStart"/>
       <w:r>
         <w:rPr>
           <w:bCs/>
@@ -4905,7 +4005,6 @@
         </w:rPr>
         <w:t>tutorials</w:t>
       </w:r>
-      <w:proofErr w:type="spellEnd"/>
       <w:r>
         <w:rPr>
           <w:bCs/>
@@ -4913,7 +4012,6 @@
         </w:rPr>
         <w:t>?</w:t>
       </w:r>
-      <w:proofErr w:type="spellStart"/>
       <w:r>
         <w:rPr>
           <w:bCs/>
@@ -4922,7 +4020,6 @@
         </w:rPr>
         <w:t>tut</w:t>
       </w:r>
-      <w:proofErr w:type="spellEnd"/>
       <w:r>
         <w:rPr>
           <w:bCs/>
@@ -4930,7 +4027,6 @@
         </w:rPr>
         <w:t>=</w:t>
       </w:r>
-      <w:proofErr w:type="spellStart"/>
       <w:r>
         <w:rPr>
           <w:bCs/>
@@ -4939,7 +4035,6 @@
         </w:rPr>
         <w:t>inertia</w:t>
       </w:r>
-      <w:proofErr w:type="spellEnd"/>
       <w:r>
         <w:rPr>
           <w:bCs/>

--- a/Отчет/Преддипломная практика.docx
+++ b/Отчет/Преддипломная практика.docx
@@ -831,13 +831,23 @@
                 <w:szCs w:val="28"/>
               </w:rPr>
             </w:pPr>
+            <w:proofErr w:type="spellStart"/>
             <w:r>
               <w:rPr>
                 <w:rFonts w:ascii="Times New Roman" w:hAnsi="Times New Roman" w:cs="Times New Roman"/>
                 <w:sz w:val="28"/>
                 <w:szCs w:val="28"/>
               </w:rPr>
-              <w:t xml:space="preserve">Держанский Сергей Андреевич </w:t>
+              <w:t>Держанский</w:t>
+            </w:r>
+            <w:proofErr w:type="spellEnd"/>
+            <w:r>
+              <w:rPr>
+                <w:rFonts w:ascii="Times New Roman" w:hAnsi="Times New Roman" w:cs="Times New Roman"/>
+                <w:sz w:val="28"/>
+                <w:szCs w:val="28"/>
+              </w:rPr>
+              <w:t xml:space="preserve"> Сергей Андреевич </w:t>
             </w:r>
           </w:p>
         </w:tc>
@@ -1519,7 +1529,27 @@
           <w:sz w:val="28"/>
           <w:szCs w:val="28"/>
         </w:rPr>
-        <w:t>студенту Держанскому Сергею Андреевичу</w:t>
+        <w:t xml:space="preserve">студенту </w:t>
+      </w:r>
+      <w:proofErr w:type="spellStart"/>
+      <w:r>
+        <w:rPr>
+          <w:rFonts w:ascii="Times New Roman" w:hAnsi="Times New Roman" w:cs="Times New Roman"/>
+          <w:b/>
+          <w:sz w:val="28"/>
+          <w:szCs w:val="28"/>
+        </w:rPr>
+        <w:t>Держанскому</w:t>
+      </w:r>
+      <w:proofErr w:type="spellEnd"/>
+      <w:r>
+        <w:rPr>
+          <w:rFonts w:ascii="Times New Roman" w:hAnsi="Times New Roman" w:cs="Times New Roman"/>
+          <w:b/>
+          <w:sz w:val="28"/>
+          <w:szCs w:val="28"/>
+        </w:rPr>
+        <w:t xml:space="preserve"> Сергею Андреевичу</w:t>
       </w:r>
     </w:p>
     <w:p>
@@ -1966,7 +1996,25 @@
           <w:sz w:val="28"/>
           <w:szCs w:val="28"/>
         </w:rPr>
-        <w:t>Подготовить программную среду моделирования мобильного робота с дифференциальным приводом на базе ROS и Gazebo.</w:t>
+        <w:t xml:space="preserve">Подготовить программную среду моделирования мобильного робота с дифференциальным приводом на базе ROS и </w:t>
+      </w:r>
+      <w:proofErr w:type="spellStart"/>
+      <w:r>
+        <w:rPr>
+          <w:bCs/>
+          <w:sz w:val="28"/>
+          <w:szCs w:val="28"/>
+        </w:rPr>
+        <w:t>Gazebo</w:t>
+      </w:r>
+      <w:proofErr w:type="spellEnd"/>
+      <w:r>
+        <w:rPr>
+          <w:bCs/>
+          <w:sz w:val="28"/>
+          <w:szCs w:val="28"/>
+        </w:rPr>
+        <w:t>.</w:t>
       </w:r>
     </w:p>
     <w:p>
@@ -2035,7 +2083,25 @@
           <w:sz w:val="28"/>
           <w:szCs w:val="28"/>
         </w:rPr>
-        <w:t>Выполнить тестирование разработанной системы в среде Gazebo и провести анализ полученных результатов.</w:t>
+        <w:t xml:space="preserve">Выполнить тестирование разработанной системы в среде </w:t>
+      </w:r>
+      <w:proofErr w:type="spellStart"/>
+      <w:r>
+        <w:rPr>
+          <w:bCs/>
+          <w:sz w:val="28"/>
+          <w:szCs w:val="28"/>
+        </w:rPr>
+        <w:t>Gazebo</w:t>
+      </w:r>
+      <w:proofErr w:type="spellEnd"/>
+      <w:r>
+        <w:rPr>
+          <w:bCs/>
+          <w:sz w:val="28"/>
+          <w:szCs w:val="28"/>
+        </w:rPr>
+        <w:t xml:space="preserve"> и провести анализ полученных результатов.</w:t>
       </w:r>
     </w:p>
     <w:p>
@@ -2295,7 +2361,97 @@
           <w:sz w:val="28"/>
           <w:lang w:eastAsia="x-none"/>
         </w:rPr>
-        <w:t>Для реализации системы компьютерного зрения в модель мобильного робота была добавлена виртуальная камера. Подключение камеры выполнялось в файле описания робота robot.urdf, который используется для задания геометрической структуры модели, характеристик датчиков и параметров взаимодействия с симулятором Gazebo. Камера была размещена в передней части корпуса робота таким образом, чтобы обеспечивать обзор пространства по направлению движения мобильной платформы. Для крепления камеры использовалось отдельное звено camera_link, соединённое с корпусом робота посредством фиксированного соединения camera_joint.</w:t>
+        <w:t xml:space="preserve">Для реализации системы компьютерного зрения в модель мобильного робота была добавлена виртуальная камера. Подключение камеры выполнялось в файле описания робота </w:t>
+      </w:r>
+      <w:proofErr w:type="spellStart"/>
+      <w:proofErr w:type="gramStart"/>
+      <w:r>
+        <w:rPr>
+          <w:rFonts w:ascii="Times New Roman" w:hAnsi="Times New Roman" w:cs="Times New Roman"/>
+          <w:sz w:val="28"/>
+          <w:lang w:eastAsia="x-none"/>
+        </w:rPr>
+        <w:t>robot.urdf</w:t>
+      </w:r>
+      <w:proofErr w:type="spellEnd"/>
+      <w:proofErr w:type="gramEnd"/>
+      <w:r>
+        <w:rPr>
+          <w:rFonts w:ascii="Times New Roman" w:hAnsi="Times New Roman" w:cs="Times New Roman"/>
+          <w:sz w:val="28"/>
+          <w:lang w:eastAsia="x-none"/>
+        </w:rPr>
+        <w:t xml:space="preserve">, который используется для задания геометрической структуры модели, характеристик датчиков и параметров взаимодействия с симулятором </w:t>
+      </w:r>
+      <w:proofErr w:type="spellStart"/>
+      <w:r>
+        <w:rPr>
+          <w:rFonts w:ascii="Times New Roman" w:hAnsi="Times New Roman" w:cs="Times New Roman"/>
+          <w:sz w:val="28"/>
+          <w:lang w:eastAsia="x-none"/>
+        </w:rPr>
+        <w:t>Gazebo</w:t>
+      </w:r>
+      <w:proofErr w:type="spellEnd"/>
+      <w:r>
+        <w:rPr>
+          <w:rFonts w:ascii="Times New Roman" w:hAnsi="Times New Roman" w:cs="Times New Roman"/>
+          <w:sz w:val="28"/>
+          <w:lang w:eastAsia="x-none"/>
+        </w:rPr>
+        <w:t xml:space="preserve">. Камера была размещена в передней части корпуса робота таким образом, чтобы обеспечивать обзор пространства по направлению движения мобильной платформы. Для крепления камеры использовалось отдельное звено </w:t>
+      </w:r>
+      <w:proofErr w:type="spellStart"/>
+      <w:r>
+        <w:rPr>
+          <w:rFonts w:ascii="Times New Roman" w:hAnsi="Times New Roman" w:cs="Times New Roman"/>
+          <w:sz w:val="28"/>
+          <w:lang w:eastAsia="x-none"/>
+        </w:rPr>
+        <w:t>camera_link</w:t>
+      </w:r>
+      <w:proofErr w:type="spellEnd"/>
+      <w:r>
+        <w:rPr>
+          <w:rFonts w:ascii="Times New Roman" w:hAnsi="Times New Roman" w:cs="Times New Roman"/>
+          <w:sz w:val="28"/>
+          <w:lang w:eastAsia="x-none"/>
+        </w:rPr>
+        <w:t xml:space="preserve">, соединённое с корпусом робота посредством фиксированного соединения </w:t>
+      </w:r>
+      <w:proofErr w:type="spellStart"/>
+      <w:r>
+        <w:rPr>
+          <w:rFonts w:ascii="Times New Roman" w:hAnsi="Times New Roman" w:cs="Times New Roman"/>
+          <w:sz w:val="28"/>
+          <w:lang w:eastAsia="x-none"/>
+        </w:rPr>
+        <w:t>camera_joint</w:t>
+      </w:r>
+      <w:proofErr w:type="spellEnd"/>
+      <w:r>
+        <w:rPr>
+          <w:rFonts w:ascii="Times New Roman" w:hAnsi="Times New Roman" w:cs="Times New Roman"/>
+          <w:sz w:val="28"/>
+          <w:lang w:eastAsia="x-none"/>
+        </w:rPr>
+        <w:t xml:space="preserve"> </w:t>
+      </w:r>
+      <w:r>
+        <w:rPr>
+          <w:rFonts w:ascii="Times New Roman" w:hAnsi="Times New Roman" w:cs="Times New Roman"/>
+          <w:sz w:val="28"/>
+          <w:lang w:eastAsia="x-none"/>
+        </w:rPr>
+        <w:t>[1]</w:t>
+      </w:r>
+      <w:r>
+        <w:rPr>
+          <w:rFonts w:ascii="Times New Roman" w:hAnsi="Times New Roman" w:cs="Times New Roman"/>
+          <w:sz w:val="28"/>
+          <w:lang w:eastAsia="x-none"/>
+        </w:rPr>
+        <w:t>.</w:t>
       </w:r>
     </w:p>
     <w:p>
@@ -2319,7 +2475,75 @@
           <w:sz w:val="28"/>
           <w:lang w:eastAsia="x-none"/>
         </w:rPr>
-        <w:t>Моделирование работы камеры осуществлялось средствами Gazebo с использованием сенсора типа camera. Для обеспечения обмена данными между симулятором и ROS использовался плагин libgazebo_ros_camera.so. Благодаря использованию данного плагина изображения, формируемые виртуальной камерой, автоматически передаются в ROS и становятся доступны другим программным модулям системы. Таким образом была обеспечена интеграция камеры в общую архитектуру управления мобильным роботом.</w:t>
+        <w:t xml:space="preserve">Моделирование работы камеры осуществлялось средствами </w:t>
+      </w:r>
+      <w:proofErr w:type="spellStart"/>
+      <w:r>
+        <w:rPr>
+          <w:rFonts w:ascii="Times New Roman" w:hAnsi="Times New Roman" w:cs="Times New Roman"/>
+          <w:sz w:val="28"/>
+          <w:lang w:eastAsia="x-none"/>
+        </w:rPr>
+        <w:t>Gazebo</w:t>
+      </w:r>
+      <w:proofErr w:type="spellEnd"/>
+      <w:r>
+        <w:rPr>
+          <w:rFonts w:ascii="Times New Roman" w:hAnsi="Times New Roman" w:cs="Times New Roman"/>
+          <w:sz w:val="28"/>
+          <w:lang w:eastAsia="x-none"/>
+        </w:rPr>
+        <w:t xml:space="preserve"> с использованием сенсора типа </w:t>
+      </w:r>
+      <w:proofErr w:type="spellStart"/>
+      <w:r>
+        <w:rPr>
+          <w:rFonts w:ascii="Times New Roman" w:hAnsi="Times New Roman" w:cs="Times New Roman"/>
+          <w:sz w:val="28"/>
+          <w:lang w:eastAsia="x-none"/>
+        </w:rPr>
+        <w:t>camera</w:t>
+      </w:r>
+      <w:proofErr w:type="spellEnd"/>
+      <w:r>
+        <w:rPr>
+          <w:rFonts w:ascii="Times New Roman" w:hAnsi="Times New Roman" w:cs="Times New Roman"/>
+          <w:sz w:val="28"/>
+          <w:lang w:eastAsia="x-none"/>
+        </w:rPr>
+        <w:t>. Для обеспечения обмена данными между симулятором и ROS использовался плагин libgazebo_ros_camera.so</w:t>
+      </w:r>
+      <w:r>
+        <w:rPr>
+          <w:rFonts w:ascii="Times New Roman" w:hAnsi="Times New Roman" w:cs="Times New Roman"/>
+          <w:sz w:val="28"/>
+          <w:lang w:eastAsia="x-none"/>
+        </w:rPr>
+        <w:t xml:space="preserve"> [</w:t>
+      </w:r>
+      <w:r>
+        <w:rPr>
+          <w:rFonts w:ascii="Times New Roman" w:hAnsi="Times New Roman" w:cs="Times New Roman"/>
+          <w:sz w:val="28"/>
+          <w:lang w:eastAsia="x-none"/>
+        </w:rPr>
+        <w:t xml:space="preserve">2, </w:t>
+      </w:r>
+      <w:r>
+        <w:rPr>
+          <w:rFonts w:ascii="Times New Roman" w:hAnsi="Times New Roman" w:cs="Times New Roman"/>
+          <w:sz w:val="28"/>
+          <w:lang w:eastAsia="x-none"/>
+        </w:rPr>
+        <w:t>4]</w:t>
+      </w:r>
+      <w:r>
+        <w:rPr>
+          <w:rFonts w:ascii="Times New Roman" w:hAnsi="Times New Roman" w:cs="Times New Roman"/>
+          <w:sz w:val="28"/>
+          <w:lang w:eastAsia="x-none"/>
+        </w:rPr>
+        <w:t>. Благодаря использованию данного плагина изображения, формируемые виртуальной камерой, автоматически передаются в ROS и становятся доступны другим программным модулям системы. Таким образом была обеспечена интеграция камеры в общую архитектуру управления мобильным роботом.</w:t>
       </w:r>
     </w:p>
     <w:p>
@@ -2414,7 +2638,43 @@
           <w:sz w:val="28"/>
           <w:lang w:eastAsia="x-none"/>
         </w:rPr>
-        <w:t xml:space="preserve">После подключения камеры к модели робота была реализована система получения изображений в среде ROS. Виртуальная камера непрерывно формирует последовательность кадров, содержащих информацию об объектах, находящихся в поле зрения робота. Передача изображений осуществляется через специализированный ROS-топик /robot_camera/image_raw. Каждый кадр </w:t>
+        <w:t>После подключения камеры к модели робота была реализована система получения изображений в среде ROS. Виртуальная камера непрерывно формирует последовательность кадров, содержащих информацию об объектах, находящихся в поле зрения робота. Передача изображений осуществляется через специализированный ROS-топик /</w:t>
+      </w:r>
+      <w:proofErr w:type="spellStart"/>
+      <w:r>
+        <w:rPr>
+          <w:rFonts w:ascii="Times New Roman" w:hAnsi="Times New Roman" w:cs="Times New Roman"/>
+          <w:sz w:val="28"/>
+          <w:lang w:eastAsia="x-none"/>
+        </w:rPr>
+        <w:t>robot_camera</w:t>
+      </w:r>
+      <w:proofErr w:type="spellEnd"/>
+      <w:r>
+        <w:rPr>
+          <w:rFonts w:ascii="Times New Roman" w:hAnsi="Times New Roman" w:cs="Times New Roman"/>
+          <w:sz w:val="28"/>
+          <w:lang w:eastAsia="x-none"/>
+        </w:rPr>
+        <w:t>/</w:t>
+      </w:r>
+      <w:proofErr w:type="spellStart"/>
+      <w:r>
+        <w:rPr>
+          <w:rFonts w:ascii="Times New Roman" w:hAnsi="Times New Roman" w:cs="Times New Roman"/>
+          <w:sz w:val="28"/>
+          <w:lang w:eastAsia="x-none"/>
+        </w:rPr>
+        <w:t>image_raw</w:t>
+      </w:r>
+      <w:proofErr w:type="spellEnd"/>
+      <w:r>
+        <w:rPr>
+          <w:rFonts w:ascii="Times New Roman" w:hAnsi="Times New Roman" w:cs="Times New Roman"/>
+          <w:sz w:val="28"/>
+          <w:lang w:eastAsia="x-none"/>
+        </w:rPr>
+        <w:t xml:space="preserve">. Каждый кадр </w:t>
       </w:r>
       <w:r>
         <w:rPr>
@@ -2423,7 +2683,23 @@
           <w:lang w:eastAsia="x-none"/>
         </w:rPr>
         <w:lastRenderedPageBreak/>
-        <w:t>представляет собой цветное изображение размером 640×480 пикселей и передаётся с частотой 15 кадров в секунду.</w:t>
+        <w:t>представляет собой цветное изображение размером 640×480 пикселей и передаётся с частотой 15 кадров в секунду</w:t>
+      </w:r>
+      <w:r>
+        <w:rPr>
+          <w:rFonts w:ascii="Times New Roman" w:hAnsi="Times New Roman" w:cs="Times New Roman"/>
+          <w:sz w:val="28"/>
+          <w:lang w:eastAsia="x-none"/>
+        </w:rPr>
+        <w:t xml:space="preserve"> [4]</w:t>
+      </w:r>
+      <w:r>
+        <w:rPr>
+          <w:rFonts w:ascii="Times New Roman" w:hAnsi="Times New Roman" w:cs="Times New Roman"/>
+          <w:sz w:val="28"/>
+          <w:lang w:eastAsia="x-none"/>
+        </w:rPr>
+        <w:t>.</w:t>
       </w:r>
     </w:p>
     <w:p>
@@ -2581,24 +2857,60 @@
           <w:sz w:val="28"/>
           <w:lang w:eastAsia="x-none"/>
         </w:rPr>
-        <w:t xml:space="preserve">Для последующей обработки изображения преобразуются в формат OpenCV при помощи библиотеки CvBridge. </w:t>
-      </w:r>
-    </w:p>
-    <w:p>
-      <w:pPr>
-        <w:widowControl/>
-        <w:autoSpaceDE/>
-        <w:autoSpaceDN/>
-        <w:adjustRightInd/>
-        <w:spacing w:line="360" w:lineRule="auto"/>
-        <w:ind w:firstLine="709"/>
-        <w:jc w:val="both"/>
-        <w:rPr>
-          <w:rFonts w:ascii="Times New Roman" w:hAnsi="Times New Roman" w:cs="Times New Roman"/>
-          <w:sz w:val="28"/>
-          <w:lang w:eastAsia="x-none"/>
-        </w:rPr>
-      </w:pPr>
+        <w:t xml:space="preserve">Для последующей обработки изображения преобразуются в формат </w:t>
+      </w:r>
+      <w:proofErr w:type="spellStart"/>
+      <w:r>
+        <w:rPr>
+          <w:rFonts w:ascii="Times New Roman" w:hAnsi="Times New Roman" w:cs="Times New Roman"/>
+          <w:sz w:val="28"/>
+          <w:lang w:eastAsia="x-none"/>
+        </w:rPr>
+        <w:t>OpenCV</w:t>
+      </w:r>
+      <w:proofErr w:type="spellEnd"/>
+      <w:r>
+        <w:rPr>
+          <w:rFonts w:ascii="Times New Roman" w:hAnsi="Times New Roman" w:cs="Times New Roman"/>
+          <w:sz w:val="28"/>
+          <w:lang w:eastAsia="x-none"/>
+        </w:rPr>
+        <w:t xml:space="preserve"> при помощи библиотеки </w:t>
+      </w:r>
+      <w:proofErr w:type="spellStart"/>
+      <w:r>
+        <w:rPr>
+          <w:rFonts w:ascii="Times New Roman" w:hAnsi="Times New Roman" w:cs="Times New Roman"/>
+          <w:sz w:val="28"/>
+          <w:lang w:eastAsia="x-none"/>
+        </w:rPr>
+        <w:t>CvBridge</w:t>
+      </w:r>
+      <w:proofErr w:type="spellEnd"/>
+      <w:r>
+        <w:rPr>
+          <w:rFonts w:ascii="Times New Roman" w:hAnsi="Times New Roman" w:cs="Times New Roman"/>
+          <w:sz w:val="28"/>
+          <w:lang w:eastAsia="x-none"/>
+        </w:rPr>
+        <w:t xml:space="preserve"> [1]</w:t>
+      </w:r>
+      <w:r>
+        <w:rPr>
+          <w:rFonts w:ascii="Times New Roman" w:hAnsi="Times New Roman" w:cs="Times New Roman"/>
+          <w:sz w:val="28"/>
+          <w:lang w:eastAsia="x-none"/>
+        </w:rPr>
+        <w:t>.</w:t>
+      </w:r>
+      <w:r>
+        <w:rPr>
+          <w:rFonts w:ascii="Times New Roman" w:hAnsi="Times New Roman" w:cs="Times New Roman"/>
+          <w:sz w:val="28"/>
+          <w:lang w:eastAsia="x-none"/>
+        </w:rPr>
+        <w:t xml:space="preserve"> </w:t>
+      </w:r>
       <w:r>
         <w:rPr>
           <w:rFonts w:ascii="Times New Roman" w:hAnsi="Times New Roman" w:cs="Times New Roman"/>
@@ -2685,7 +2997,25 @@
           <w:lang w:eastAsia="x-none"/>
         </w:rPr>
         <w:lastRenderedPageBreak/>
-        <w:t>относительно центра изображения. В качестве целевого объекта использовался куб жёлтого цвета, размещённый в виртуальной среде Gazebo.</w:t>
+        <w:t xml:space="preserve">относительно центра изображения. В качестве целевого объекта использовался куб жёлтого цвета, размещённый в виртуальной среде </w:t>
+      </w:r>
+      <w:proofErr w:type="spellStart"/>
+      <w:r>
+        <w:rPr>
+          <w:rFonts w:ascii="Times New Roman" w:hAnsi="Times New Roman" w:cs="Times New Roman"/>
+          <w:sz w:val="28"/>
+          <w:lang w:eastAsia="x-none"/>
+        </w:rPr>
+        <w:t>Gazebo</w:t>
+      </w:r>
+      <w:proofErr w:type="spellEnd"/>
+      <w:r>
+        <w:rPr>
+          <w:rFonts w:ascii="Times New Roman" w:hAnsi="Times New Roman" w:cs="Times New Roman"/>
+          <w:sz w:val="28"/>
+          <w:lang w:eastAsia="x-none"/>
+        </w:rPr>
+        <w:t>.</w:t>
       </w:r>
     </w:p>
     <w:p>
@@ -2709,7 +3039,43 @@
           <w:sz w:val="28"/>
           <w:lang w:eastAsia="x-none"/>
         </w:rPr>
-        <w:t>Работа алгоритма начинается с получения изображения от камеры робота. Далее изображение преобразуется из цветового пространства RGB в пространство HSV (Hue, Saturation, Value). Использование пространства HSV позволяет более эффективно выделять объекты по цвету, поскольку информация о цветовом оттенке отделяется от яркости изображения. После преобразования выполняется построение цветовой маски, содержащей только пиксели, принадлежащие заданному диапазону жёлтого цвета.</w:t>
+        <w:t>Работа алгоритма начинается с получения изображения от камеры робота. Далее изображение преобразуется из цветового пространства RGB в пространство HSV (</w:t>
+      </w:r>
+      <w:proofErr w:type="spellStart"/>
+      <w:r>
+        <w:rPr>
+          <w:rFonts w:ascii="Times New Roman" w:hAnsi="Times New Roman" w:cs="Times New Roman"/>
+          <w:sz w:val="28"/>
+          <w:lang w:eastAsia="x-none"/>
+        </w:rPr>
+        <w:t>Hue</w:t>
+      </w:r>
+      <w:proofErr w:type="spellEnd"/>
+      <w:r>
+        <w:rPr>
+          <w:rFonts w:ascii="Times New Roman" w:hAnsi="Times New Roman" w:cs="Times New Roman"/>
+          <w:sz w:val="28"/>
+          <w:lang w:eastAsia="x-none"/>
+        </w:rPr>
+        <w:t xml:space="preserve">, </w:t>
+      </w:r>
+      <w:proofErr w:type="spellStart"/>
+      <w:r>
+        <w:rPr>
+          <w:rFonts w:ascii="Times New Roman" w:hAnsi="Times New Roman" w:cs="Times New Roman"/>
+          <w:sz w:val="28"/>
+          <w:lang w:eastAsia="x-none"/>
+        </w:rPr>
+        <w:t>Saturation</w:t>
+      </w:r>
+      <w:proofErr w:type="spellEnd"/>
+      <w:r>
+        <w:rPr>
+          <w:rFonts w:ascii="Times New Roman" w:hAnsi="Times New Roman" w:cs="Times New Roman"/>
+          <w:sz w:val="28"/>
+          <w:lang w:eastAsia="x-none"/>
+        </w:rPr>
+        <w:t>, Value). Использование пространства HSV позволяет более эффективно выделять объекты по цвету, поскольку информация о цветовом оттенке отделяется от яркости изображения. После преобразования выполняется построение цветовой маски, содержащей только пиксели, принадлежащие заданному диапазону жёлтого цвета.</w:t>
       </w:r>
     </w:p>
     <w:p>
@@ -2853,7 +3219,75 @@
           <w:lang w:eastAsia="x-none"/>
         </w:rPr>
         <w:lastRenderedPageBreak/>
-        <w:t>Поиск осуществляется путём вращения мобильной платформы вокруг собственной оси. Для этого в топик /cmd_vel передаются команды с нулевой линейной скоростью и положительной угловой скоростью. В результате робот начинает плавно поворачиваться на месте, выполняя обзор окружающего пространства. Во время вращения система компьютерного зрения продолжает анализировать поступающие изображения и осуществляет поиск объекта заданного цвета.</w:t>
+        <w:t xml:space="preserve">Поиск осуществляется путём вращения мобильной платформы вокруг собственной оси. Для этого </w:t>
+      </w:r>
+      <w:proofErr w:type="gramStart"/>
+      <w:r>
+        <w:rPr>
+          <w:rFonts w:ascii="Times New Roman" w:hAnsi="Times New Roman" w:cs="Times New Roman"/>
+          <w:sz w:val="28"/>
+          <w:lang w:eastAsia="x-none"/>
+        </w:rPr>
+        <w:t>в топик</w:t>
+      </w:r>
+      <w:proofErr w:type="gramEnd"/>
+      <w:r>
+        <w:rPr>
+          <w:rFonts w:ascii="Times New Roman" w:hAnsi="Times New Roman" w:cs="Times New Roman"/>
+          <w:sz w:val="28"/>
+          <w:lang w:eastAsia="x-none"/>
+        </w:rPr>
+        <w:t xml:space="preserve"> /</w:t>
+      </w:r>
+      <w:proofErr w:type="spellStart"/>
+      <w:r>
+        <w:rPr>
+          <w:rFonts w:ascii="Times New Roman" w:hAnsi="Times New Roman" w:cs="Times New Roman"/>
+          <w:sz w:val="28"/>
+          <w:lang w:eastAsia="x-none"/>
+        </w:rPr>
+        <w:t>cmd_vel</w:t>
+      </w:r>
+      <w:proofErr w:type="spellEnd"/>
+      <w:r>
+        <w:rPr>
+          <w:rFonts w:ascii="Times New Roman" w:hAnsi="Times New Roman" w:cs="Times New Roman"/>
+          <w:sz w:val="28"/>
+          <w:lang w:eastAsia="x-none"/>
+        </w:rPr>
+        <w:t xml:space="preserve"> передаются команды с нулевой линейной скоростью и положительной угловой скоростью</w:t>
+      </w:r>
+      <w:r>
+        <w:rPr>
+          <w:rFonts w:ascii="Times New Roman" w:hAnsi="Times New Roman" w:cs="Times New Roman"/>
+          <w:sz w:val="28"/>
+          <w:lang w:eastAsia="x-none"/>
+        </w:rPr>
+        <w:t xml:space="preserve"> </w:t>
+      </w:r>
+      <w:r>
+        <w:rPr>
+          <w:rFonts w:ascii="Times New Roman" w:hAnsi="Times New Roman" w:cs="Times New Roman"/>
+          <w:sz w:val="28"/>
+          <w:lang w:eastAsia="x-none"/>
+        </w:rPr>
+        <w:t>[1</w:t>
+      </w:r>
+      <w:r>
+        <w:rPr>
+          <w:rFonts w:ascii="Times New Roman" w:hAnsi="Times New Roman" w:cs="Times New Roman"/>
+          <w:sz w:val="28"/>
+          <w:lang w:val="en-US" w:eastAsia="x-none"/>
+        </w:rPr>
+        <w:t>]</w:t>
+      </w:r>
+      <w:r>
+        <w:rPr>
+          <w:rFonts w:ascii="Times New Roman" w:hAnsi="Times New Roman" w:cs="Times New Roman"/>
+          <w:sz w:val="28"/>
+          <w:lang w:eastAsia="x-none"/>
+        </w:rPr>
+        <w:t>. В результате робот начинает плавно поворачиваться на месте, выполняя обзор окружающего пространства. Во время вращения система компьютерного зрения продолжает анализировать поступающие изображения и осуществляет поиск объекта заданного цвета.</w:t>
       </w:r>
     </w:p>
     <w:p>
@@ -2877,7 +3311,23 @@
           <w:sz w:val="28"/>
           <w:lang w:eastAsia="x-none"/>
         </w:rPr>
-        <w:t>Использование вращения вокруг собственной оси позволяет выполнять обзор пространства на 360 градусов без применения дополнительных механизмов поворота камеры. Такой подход существенно упрощает конструкцию робота и обеспечивает возможность обнаружения объекта независимо от его первоначального положения относительно платформы. После появления целевого объекта в кадре режим поиска автоматически завершается, и робот переходит к этапу наведения на цель.</w:t>
+        <w:t>Использование вращения вокруг собственной оси позволяет выполнять обзор пространства на 360 градусов без применения дополнительных механизмов поворота камеры</w:t>
+      </w:r>
+      <w:r>
+        <w:rPr>
+          <w:rFonts w:ascii="Times New Roman" w:hAnsi="Times New Roman" w:cs="Times New Roman"/>
+          <w:sz w:val="28"/>
+          <w:lang w:eastAsia="x-none"/>
+        </w:rPr>
+        <w:t xml:space="preserve"> [2]</w:t>
+      </w:r>
+      <w:r>
+        <w:rPr>
+          <w:rFonts w:ascii="Times New Roman" w:hAnsi="Times New Roman" w:cs="Times New Roman"/>
+          <w:sz w:val="28"/>
+          <w:lang w:eastAsia="x-none"/>
+        </w:rPr>
+        <w:t>. Такой подход существенно упрощает конструкцию робота и обеспечивает возможность обнаружения объекта независимо от его первоначального положения относительно платформы. После появления целевого объекта в кадре режим поиска автоматически завершается, и робот переходит к этапу наведения на цель.</w:t>
       </w:r>
     </w:p>
     <w:p>
@@ -2901,7 +3351,51 @@
           <w:sz w:val="28"/>
           <w:lang w:eastAsia="x-none"/>
         </w:rPr>
-        <w:t>После обнаружения объекта алгоритм определяет его положение относительно центра изображения. Если объект находится слева от центра кадра, робот получает команду на поворот влево. Если объект расположен справа, робот поворачивается вправо. Когда объект оказывается в центральной части кадра, робот начинает движение вперёд. Управление осуществляется посредством публикации команд линейной скорости в топик /cmd_vel. При этом система компьютерного зрения продолжает анализировать изображения и корректировать направление движения по мере необходимости. Благодаря постоянной обратной связи между камерой и системой управления робот способен удерживать объект в центре поля зрения во время движения.</w:t>
+        <w:t xml:space="preserve">После обнаружения объекта алгоритм определяет его положение относительно центра изображения. Если объект находится слева от центра кадра, робот получает команду на поворот влево. Если объект расположен справа, робот поворачивается вправо. Когда объект оказывается в центральной части кадра, робот начинает движение вперёд. Управление осуществляется посредством публикации команд линейной скорости </w:t>
+      </w:r>
+      <w:proofErr w:type="gramStart"/>
+      <w:r>
+        <w:rPr>
+          <w:rFonts w:ascii="Times New Roman" w:hAnsi="Times New Roman" w:cs="Times New Roman"/>
+          <w:sz w:val="28"/>
+          <w:lang w:eastAsia="x-none"/>
+        </w:rPr>
+        <w:t>в топик</w:t>
+      </w:r>
+      <w:proofErr w:type="gramEnd"/>
+      <w:r>
+        <w:rPr>
+          <w:rFonts w:ascii="Times New Roman" w:hAnsi="Times New Roman" w:cs="Times New Roman"/>
+          <w:sz w:val="28"/>
+          <w:lang w:eastAsia="x-none"/>
+        </w:rPr>
+        <w:t xml:space="preserve"> /</w:t>
+      </w:r>
+      <w:proofErr w:type="spellStart"/>
+      <w:r>
+        <w:rPr>
+          <w:rFonts w:ascii="Times New Roman" w:hAnsi="Times New Roman" w:cs="Times New Roman"/>
+          <w:sz w:val="28"/>
+          <w:lang w:eastAsia="x-none"/>
+        </w:rPr>
+        <w:t>cmd_vel</w:t>
+      </w:r>
+      <w:proofErr w:type="spellEnd"/>
+      <w:r>
+        <w:rPr>
+          <w:rFonts w:ascii="Times New Roman" w:hAnsi="Times New Roman" w:cs="Times New Roman"/>
+          <w:sz w:val="28"/>
+          <w:lang w:eastAsia="x-none"/>
+        </w:rPr>
+        <w:t xml:space="preserve"> [5]</w:t>
+      </w:r>
+      <w:r>
+        <w:rPr>
+          <w:rFonts w:ascii="Times New Roman" w:hAnsi="Times New Roman" w:cs="Times New Roman"/>
+          <w:sz w:val="28"/>
+          <w:lang w:eastAsia="x-none"/>
+        </w:rPr>
+        <w:t>. При этом система компьютерного зрения продолжает анализировать изображения и корректировать направление движения по мере необходимости. Благодаря постоянной обратной связи между камерой и системой управления робот способен удерживать объект в центре поля зрения во время движения.</w:t>
       </w:r>
     </w:p>
     <w:p>
@@ -2948,8 +3442,21 @@
           <w:sz w:val="28"/>
           <w:lang w:eastAsia="x-none"/>
         </w:rPr>
-        <w:t>Структура модели робота в файле robot.urdf</w:t>
-      </w:r>
+        <w:t xml:space="preserve">Структура модели робота в файле </w:t>
+      </w:r>
+      <w:proofErr w:type="spellStart"/>
+      <w:proofErr w:type="gramStart"/>
+      <w:r>
+        <w:rPr>
+          <w:b/>
+          <w:bCs/>
+          <w:sz w:val="28"/>
+          <w:lang w:eastAsia="x-none"/>
+        </w:rPr>
+        <w:t>robot.urdf</w:t>
+      </w:r>
+      <w:proofErr w:type="spellEnd"/>
+      <w:proofErr w:type="gramEnd"/>
     </w:p>
     <w:p>
       <w:pPr>
@@ -2972,7 +3479,97 @@
           <w:sz w:val="28"/>
           <w:lang w:eastAsia="x-none"/>
         </w:rPr>
-        <w:t xml:space="preserve">Для описания конструкции мобильного робота и его взаимодействия со средой моделирования использовался файл robot.urdf (Unified Robot Description Format. Основой конструкции является звено base_link, представляющее корпус мобильного робота. К данному звену присоединены два ведущих колеса, обеспечивающие движение платформы по принципу дифференциального привода. </w:t>
+        <w:t xml:space="preserve">Для описания конструкции мобильного робота и его взаимодействия со средой моделирования использовался файл </w:t>
+      </w:r>
+      <w:proofErr w:type="spellStart"/>
+      <w:proofErr w:type="gramStart"/>
+      <w:r>
+        <w:rPr>
+          <w:rFonts w:ascii="Times New Roman" w:hAnsi="Times New Roman" w:cs="Times New Roman"/>
+          <w:sz w:val="28"/>
+          <w:lang w:eastAsia="x-none"/>
+        </w:rPr>
+        <w:t>robot.urdf</w:t>
+      </w:r>
+      <w:proofErr w:type="spellEnd"/>
+      <w:proofErr w:type="gramEnd"/>
+      <w:r>
+        <w:rPr>
+          <w:rFonts w:ascii="Times New Roman" w:hAnsi="Times New Roman" w:cs="Times New Roman"/>
+          <w:sz w:val="28"/>
+          <w:lang w:eastAsia="x-none"/>
+        </w:rPr>
+        <w:t xml:space="preserve"> (Unified </w:t>
+      </w:r>
+      <w:proofErr w:type="spellStart"/>
+      <w:r>
+        <w:rPr>
+          <w:rFonts w:ascii="Times New Roman" w:hAnsi="Times New Roman" w:cs="Times New Roman"/>
+          <w:sz w:val="28"/>
+          <w:lang w:eastAsia="x-none"/>
+        </w:rPr>
+        <w:t>Robot</w:t>
+      </w:r>
+      <w:proofErr w:type="spellEnd"/>
+      <w:r>
+        <w:rPr>
+          <w:rFonts w:ascii="Times New Roman" w:hAnsi="Times New Roman" w:cs="Times New Roman"/>
+          <w:sz w:val="28"/>
+          <w:lang w:eastAsia="x-none"/>
+        </w:rPr>
+        <w:t xml:space="preserve"> </w:t>
+      </w:r>
+      <w:proofErr w:type="spellStart"/>
+      <w:r>
+        <w:rPr>
+          <w:rFonts w:ascii="Times New Roman" w:hAnsi="Times New Roman" w:cs="Times New Roman"/>
+          <w:sz w:val="28"/>
+          <w:lang w:eastAsia="x-none"/>
+        </w:rPr>
+        <w:t>Description</w:t>
+      </w:r>
+      <w:proofErr w:type="spellEnd"/>
+      <w:r>
+        <w:rPr>
+          <w:rFonts w:ascii="Times New Roman" w:hAnsi="Times New Roman" w:cs="Times New Roman"/>
+          <w:sz w:val="28"/>
+          <w:lang w:eastAsia="x-none"/>
+        </w:rPr>
+        <w:t xml:space="preserve"> Format. Основой конструкции является звено </w:t>
+      </w:r>
+      <w:proofErr w:type="spellStart"/>
+      <w:r>
+        <w:rPr>
+          <w:rFonts w:ascii="Times New Roman" w:hAnsi="Times New Roman" w:cs="Times New Roman"/>
+          <w:sz w:val="28"/>
+          <w:lang w:eastAsia="x-none"/>
+        </w:rPr>
+        <w:t>base_link</w:t>
+      </w:r>
+      <w:proofErr w:type="spellEnd"/>
+      <w:r>
+        <w:rPr>
+          <w:rFonts w:ascii="Times New Roman" w:hAnsi="Times New Roman" w:cs="Times New Roman"/>
+          <w:sz w:val="28"/>
+          <w:lang w:eastAsia="x-none"/>
+        </w:rPr>
+        <w:t>, представляющее корпус мобильного робота</w:t>
+      </w:r>
+      <w:r>
+        <w:rPr>
+          <w:rFonts w:ascii="Times New Roman" w:hAnsi="Times New Roman" w:cs="Times New Roman"/>
+          <w:sz w:val="28"/>
+          <w:lang w:eastAsia="x-none"/>
+        </w:rPr>
+        <w:t xml:space="preserve"> [1, 5]</w:t>
+      </w:r>
+      <w:r>
+        <w:rPr>
+          <w:rFonts w:ascii="Times New Roman" w:hAnsi="Times New Roman" w:cs="Times New Roman"/>
+          <w:sz w:val="28"/>
+          <w:lang w:eastAsia="x-none"/>
+        </w:rPr>
+        <w:t xml:space="preserve">. К данному звену присоединены два ведущих колеса, </w:t>
       </w:r>
       <w:r>
         <w:rPr>
@@ -2981,7 +3578,7 @@
           <w:lang w:eastAsia="x-none"/>
         </w:rPr>
         <w:lastRenderedPageBreak/>
-        <w:t>Управление движением осуществляется за счёт изменения скоростей вращения левого и правого колёс. Такая схема обладает простотой реализации и широко применяется в мобильной робототехнике благодаря высокой манёвренности и возможности выполнения разворотов на месте.</w:t>
+        <w:t>обеспечивающие движение платформы по принципу дифференциального привода. Управление движением осуществляется за счёт изменения скоростей вращения левого и правого колёс. Такая схема обладает простотой реализации и широко применяется в мобильной робототехнике благодаря высокой манёвренности и возможности выполнения разворотов на месте.</w:t>
       </w:r>
     </w:p>
     <w:p>
@@ -3005,7 +3602,59 @@
           <w:sz w:val="28"/>
           <w:lang w:eastAsia="x-none"/>
         </w:rPr>
-        <w:t>Для получения информации об окружающей среде в модель робота были интегрированы два сенсора: лидар и камера. Лидарный датчик размещён в верхней части корпуса робота и предназначен для измерения расстояний до окружающих объектов. Результатом его работы являются данные лазерного сканирования, позволяющие определять расположение препятствий и формировать представление об окружающем пространстве. Камера также установлена на корпусе робота и используется для получения цветных изображений, необходимых для работы алгоритмов компьютерного зрения и поиска объектов по цвету.</w:t>
+        <w:t xml:space="preserve">Для получения информации об окружающей среде в модель робота были интегрированы два сенсора: </w:t>
+      </w:r>
+      <w:proofErr w:type="spellStart"/>
+      <w:r>
+        <w:rPr>
+          <w:rFonts w:ascii="Times New Roman" w:hAnsi="Times New Roman" w:cs="Times New Roman"/>
+          <w:sz w:val="28"/>
+          <w:lang w:eastAsia="x-none"/>
+        </w:rPr>
+        <w:t>лидар</w:t>
+      </w:r>
+      <w:proofErr w:type="spellEnd"/>
+      <w:r>
+        <w:rPr>
+          <w:rFonts w:ascii="Times New Roman" w:hAnsi="Times New Roman" w:cs="Times New Roman"/>
+          <w:sz w:val="28"/>
+          <w:lang w:eastAsia="x-none"/>
+        </w:rPr>
+        <w:t xml:space="preserve"> и камера. </w:t>
+      </w:r>
+      <w:proofErr w:type="spellStart"/>
+      <w:r>
+        <w:rPr>
+          <w:rFonts w:ascii="Times New Roman" w:hAnsi="Times New Roman" w:cs="Times New Roman"/>
+          <w:sz w:val="28"/>
+          <w:lang w:eastAsia="x-none"/>
+        </w:rPr>
+        <w:t>Лидарный</w:t>
+      </w:r>
+      <w:proofErr w:type="spellEnd"/>
+      <w:r>
+        <w:rPr>
+          <w:rFonts w:ascii="Times New Roman" w:hAnsi="Times New Roman" w:cs="Times New Roman"/>
+          <w:sz w:val="28"/>
+          <w:lang w:eastAsia="x-none"/>
+        </w:rPr>
+        <w:t xml:space="preserve"> датчик размещён в верхней части корпуса робота и предназначен для измерения расстояний до окружающих объектов</w:t>
+      </w:r>
+      <w:r>
+        <w:rPr>
+          <w:rFonts w:ascii="Times New Roman" w:hAnsi="Times New Roman" w:cs="Times New Roman"/>
+          <w:sz w:val="28"/>
+          <w:lang w:eastAsia="x-none"/>
+        </w:rPr>
+        <w:t xml:space="preserve"> [1]</w:t>
+      </w:r>
+      <w:r>
+        <w:rPr>
+          <w:rFonts w:ascii="Times New Roman" w:hAnsi="Times New Roman" w:cs="Times New Roman"/>
+          <w:sz w:val="28"/>
+          <w:lang w:eastAsia="x-none"/>
+        </w:rPr>
+        <w:t>. Результатом его работы являются данные лазерного сканирования, позволяющие определять расположение препятствий и формировать представление об окружающем пространстве. Камера также установлена на корпусе робота и используется для получения цветных изображений, необходимых для работы алгоритмов компьютерного зрения и поиска объектов по цвету.</w:t>
       </w:r>
     </w:p>
     <w:p>
@@ -3045,7 +3694,237 @@
           <w:sz w:val="28"/>
           <w:lang w:eastAsia="x-none"/>
         </w:rPr>
-        <w:t xml:space="preserve"> содержит подключение специализированных плагинов Gazebo. Плагин дифференциального привода обеспечивает выполнение команд движения, поступающих через топик /cmd_vel, а также формирование данных одометрии, публикуемых в топик /odom. Плагин лидарного датчика отвечает за генерацию лазерных измерений и передачу данных в топик /scan. Плагин камеры формирует изображения окружающей среды и публикует их в топик /robot_camera/image_raw. Благодаря использованию данных компонентов обеспечивается совместная работа модели робота, датчиков и алгоритмов управления в единой программной среде.</w:t>
+        <w:t xml:space="preserve"> содержит подключение специализированных плагинов </w:t>
+      </w:r>
+      <w:proofErr w:type="spellStart"/>
+      <w:r>
+        <w:rPr>
+          <w:rFonts w:ascii="Times New Roman" w:hAnsi="Times New Roman" w:cs="Times New Roman"/>
+          <w:sz w:val="28"/>
+          <w:lang w:eastAsia="x-none"/>
+        </w:rPr>
+        <w:t>Gazebo</w:t>
+      </w:r>
+      <w:proofErr w:type="spellEnd"/>
+      <w:r>
+        <w:rPr>
+          <w:rFonts w:ascii="Times New Roman" w:hAnsi="Times New Roman" w:cs="Times New Roman"/>
+          <w:sz w:val="28"/>
+          <w:lang w:eastAsia="x-none"/>
+        </w:rPr>
+        <w:t xml:space="preserve">. Плагин дифференциального привода обеспечивает выполнение команд движения, поступающих </w:t>
+      </w:r>
+      <w:proofErr w:type="gramStart"/>
+      <w:r>
+        <w:rPr>
+          <w:rFonts w:ascii="Times New Roman" w:hAnsi="Times New Roman" w:cs="Times New Roman"/>
+          <w:sz w:val="28"/>
+          <w:lang w:eastAsia="x-none"/>
+        </w:rPr>
+        <w:t>через топик</w:t>
+      </w:r>
+      <w:proofErr w:type="gramEnd"/>
+      <w:r>
+        <w:rPr>
+          <w:rFonts w:ascii="Times New Roman" w:hAnsi="Times New Roman" w:cs="Times New Roman"/>
+          <w:sz w:val="28"/>
+          <w:lang w:eastAsia="x-none"/>
+        </w:rPr>
+        <w:t xml:space="preserve"> /</w:t>
+      </w:r>
+      <w:proofErr w:type="spellStart"/>
+      <w:r>
+        <w:rPr>
+          <w:rFonts w:ascii="Times New Roman" w:hAnsi="Times New Roman" w:cs="Times New Roman"/>
+          <w:sz w:val="28"/>
+          <w:lang w:eastAsia="x-none"/>
+        </w:rPr>
+        <w:t>cmd_vel</w:t>
+      </w:r>
+      <w:proofErr w:type="spellEnd"/>
+      <w:r>
+        <w:rPr>
+          <w:rFonts w:ascii="Times New Roman" w:hAnsi="Times New Roman" w:cs="Times New Roman"/>
+          <w:sz w:val="28"/>
+          <w:lang w:eastAsia="x-none"/>
+        </w:rPr>
+        <w:t xml:space="preserve">, а также формирование данных </w:t>
+      </w:r>
+      <w:proofErr w:type="spellStart"/>
+      <w:r>
+        <w:rPr>
+          <w:rFonts w:ascii="Times New Roman" w:hAnsi="Times New Roman" w:cs="Times New Roman"/>
+          <w:sz w:val="28"/>
+          <w:lang w:eastAsia="x-none"/>
+        </w:rPr>
+        <w:t>одометрии</w:t>
+      </w:r>
+      <w:proofErr w:type="spellEnd"/>
+      <w:r>
+        <w:rPr>
+          <w:rFonts w:ascii="Times New Roman" w:hAnsi="Times New Roman" w:cs="Times New Roman"/>
+          <w:sz w:val="28"/>
+          <w:lang w:eastAsia="x-none"/>
+        </w:rPr>
+        <w:t>, публикуемых в топик /</w:t>
+      </w:r>
+      <w:proofErr w:type="spellStart"/>
+      <w:r>
+        <w:rPr>
+          <w:rFonts w:ascii="Times New Roman" w:hAnsi="Times New Roman" w:cs="Times New Roman"/>
+          <w:sz w:val="28"/>
+          <w:lang w:eastAsia="x-none"/>
+        </w:rPr>
+        <w:t>odom</w:t>
+      </w:r>
+      <w:proofErr w:type="spellEnd"/>
+      <w:r>
+        <w:rPr>
+          <w:rFonts w:ascii="Times New Roman" w:hAnsi="Times New Roman" w:cs="Times New Roman"/>
+          <w:sz w:val="28"/>
+          <w:lang w:eastAsia="x-none"/>
+        </w:rPr>
+        <w:t xml:space="preserve"> </w:t>
+      </w:r>
+      <w:r>
+        <w:rPr>
+          <w:rFonts w:ascii="Times New Roman" w:hAnsi="Times New Roman" w:cs="Times New Roman"/>
+          <w:sz w:val="28"/>
+          <w:lang w:eastAsia="x-none"/>
+        </w:rPr>
+        <w:t>[1]</w:t>
+      </w:r>
+      <w:r>
+        <w:rPr>
+          <w:rFonts w:ascii="Times New Roman" w:hAnsi="Times New Roman" w:cs="Times New Roman"/>
+          <w:sz w:val="28"/>
+          <w:lang w:eastAsia="x-none"/>
+        </w:rPr>
+        <w:t xml:space="preserve">. Плагин </w:t>
+      </w:r>
+      <w:proofErr w:type="spellStart"/>
+      <w:r>
+        <w:rPr>
+          <w:rFonts w:ascii="Times New Roman" w:hAnsi="Times New Roman" w:cs="Times New Roman"/>
+          <w:sz w:val="28"/>
+          <w:lang w:eastAsia="x-none"/>
+        </w:rPr>
+        <w:t>лидарного</w:t>
+      </w:r>
+      <w:proofErr w:type="spellEnd"/>
+      <w:r>
+        <w:rPr>
+          <w:rFonts w:ascii="Times New Roman" w:hAnsi="Times New Roman" w:cs="Times New Roman"/>
+          <w:sz w:val="28"/>
+          <w:lang w:eastAsia="x-none"/>
+        </w:rPr>
+        <w:t xml:space="preserve"> датчика отвечает за генерацию лазерных измерений и передачу данных </w:t>
+      </w:r>
+      <w:proofErr w:type="gramStart"/>
+      <w:r>
+        <w:rPr>
+          <w:rFonts w:ascii="Times New Roman" w:hAnsi="Times New Roman" w:cs="Times New Roman"/>
+          <w:sz w:val="28"/>
+          <w:lang w:eastAsia="x-none"/>
+        </w:rPr>
+        <w:t>в топик</w:t>
+      </w:r>
+      <w:proofErr w:type="gramEnd"/>
+      <w:r>
+        <w:rPr>
+          <w:rFonts w:ascii="Times New Roman" w:hAnsi="Times New Roman" w:cs="Times New Roman"/>
+          <w:sz w:val="28"/>
+          <w:lang w:eastAsia="x-none"/>
+        </w:rPr>
+        <w:t xml:space="preserve"> /</w:t>
+      </w:r>
+      <w:proofErr w:type="spellStart"/>
+      <w:r>
+        <w:rPr>
+          <w:rFonts w:ascii="Times New Roman" w:hAnsi="Times New Roman" w:cs="Times New Roman"/>
+          <w:sz w:val="28"/>
+          <w:lang w:eastAsia="x-none"/>
+        </w:rPr>
+        <w:t>scan</w:t>
+      </w:r>
+      <w:proofErr w:type="spellEnd"/>
+      <w:r>
+        <w:rPr>
+          <w:rFonts w:ascii="Times New Roman" w:hAnsi="Times New Roman" w:cs="Times New Roman"/>
+          <w:sz w:val="28"/>
+          <w:lang w:eastAsia="x-none"/>
+        </w:rPr>
+        <w:t xml:space="preserve"> [1]</w:t>
+      </w:r>
+      <w:r>
+        <w:rPr>
+          <w:rFonts w:ascii="Times New Roman" w:hAnsi="Times New Roman" w:cs="Times New Roman"/>
+          <w:sz w:val="28"/>
+          <w:lang w:eastAsia="x-none"/>
+        </w:rPr>
+        <w:t xml:space="preserve">. Плагин камеры формирует изображения окружающей среды и публикует их </w:t>
+      </w:r>
+      <w:proofErr w:type="gramStart"/>
+      <w:r>
+        <w:rPr>
+          <w:rFonts w:ascii="Times New Roman" w:hAnsi="Times New Roman" w:cs="Times New Roman"/>
+          <w:sz w:val="28"/>
+          <w:lang w:eastAsia="x-none"/>
+        </w:rPr>
+        <w:t>в топик</w:t>
+      </w:r>
+      <w:proofErr w:type="gramEnd"/>
+      <w:r>
+        <w:rPr>
+          <w:rFonts w:ascii="Times New Roman" w:hAnsi="Times New Roman" w:cs="Times New Roman"/>
+          <w:sz w:val="28"/>
+          <w:lang w:eastAsia="x-none"/>
+        </w:rPr>
+        <w:t xml:space="preserve"> /</w:t>
+      </w:r>
+      <w:proofErr w:type="spellStart"/>
+      <w:r>
+        <w:rPr>
+          <w:rFonts w:ascii="Times New Roman" w:hAnsi="Times New Roman" w:cs="Times New Roman"/>
+          <w:sz w:val="28"/>
+          <w:lang w:eastAsia="x-none"/>
+        </w:rPr>
+        <w:t>robot_camera</w:t>
+      </w:r>
+      <w:proofErr w:type="spellEnd"/>
+      <w:r>
+        <w:rPr>
+          <w:rFonts w:ascii="Times New Roman" w:hAnsi="Times New Roman" w:cs="Times New Roman"/>
+          <w:sz w:val="28"/>
+          <w:lang w:eastAsia="x-none"/>
+        </w:rPr>
+        <w:t>/</w:t>
+      </w:r>
+      <w:proofErr w:type="spellStart"/>
+      <w:r>
+        <w:rPr>
+          <w:rFonts w:ascii="Times New Roman" w:hAnsi="Times New Roman" w:cs="Times New Roman"/>
+          <w:sz w:val="28"/>
+          <w:lang w:eastAsia="x-none"/>
+        </w:rPr>
+        <w:t>image_raw</w:t>
+      </w:r>
+      <w:proofErr w:type="spellEnd"/>
+      <w:r>
+        <w:rPr>
+          <w:rFonts w:ascii="Times New Roman" w:hAnsi="Times New Roman" w:cs="Times New Roman"/>
+          <w:sz w:val="28"/>
+          <w:lang w:eastAsia="x-none"/>
+        </w:rPr>
+        <w:t xml:space="preserve"> [1]</w:t>
+      </w:r>
+      <w:r>
+        <w:rPr>
+          <w:rFonts w:ascii="Times New Roman" w:hAnsi="Times New Roman" w:cs="Times New Roman"/>
+          <w:sz w:val="28"/>
+          <w:lang w:eastAsia="x-none"/>
+        </w:rPr>
+        <w:t>. Благодаря использованию данных компонентов обеспечивается совместная работа модели робота, датчиков и алгоритмов управления в единой программной среде.</w:t>
       </w:r>
     </w:p>
     <w:p>
@@ -3152,8 +4031,20 @@
           <w:sz w:val="28"/>
           <w:lang w:eastAsia="x-none"/>
         </w:rPr>
-        <w:t>Структура модели мобильного робота, описанной в файле robot.urdf</w:t>
-      </w:r>
+        <w:t xml:space="preserve">Структура модели мобильного робота, описанной в файле </w:t>
+      </w:r>
+      <w:proofErr w:type="spellStart"/>
+      <w:proofErr w:type="gramStart"/>
+      <w:r>
+        <w:rPr>
+          <w:rFonts w:ascii="Times New Roman" w:hAnsi="Times New Roman" w:cs="Times New Roman"/>
+          <w:sz w:val="28"/>
+          <w:lang w:eastAsia="x-none"/>
+        </w:rPr>
+        <w:t>robot.urdf</w:t>
+      </w:r>
+      <w:proofErr w:type="spellEnd"/>
+      <w:proofErr w:type="gramEnd"/>
     </w:p>
     <w:p>
       <w:pPr>
@@ -3226,7 +4117,25 @@
           <w:sz w:val="28"/>
           <w:lang w:eastAsia="x-none"/>
         </w:rPr>
-        <w:t>После завершения разработки модели робота и алгоритмов компьютерного зрения была выполнена серия экспериментов в среде Gazebo.</w:t>
+        <w:t xml:space="preserve">После завершения разработки модели робота и алгоритмов компьютерного зрения была выполнена серия экспериментов в среде </w:t>
+      </w:r>
+      <w:proofErr w:type="spellStart"/>
+      <w:r>
+        <w:rPr>
+          <w:rFonts w:ascii="Times New Roman" w:hAnsi="Times New Roman" w:cs="Times New Roman"/>
+          <w:sz w:val="28"/>
+          <w:lang w:eastAsia="x-none"/>
+        </w:rPr>
+        <w:t>Gazebo</w:t>
+      </w:r>
+      <w:proofErr w:type="spellEnd"/>
+      <w:r>
+        <w:rPr>
+          <w:rFonts w:ascii="Times New Roman" w:hAnsi="Times New Roman" w:cs="Times New Roman"/>
+          <w:sz w:val="28"/>
+          <w:lang w:eastAsia="x-none"/>
+        </w:rPr>
+        <w:t>.</w:t>
       </w:r>
       <w:r>
         <w:rPr>
@@ -3487,7 +4396,25 @@
           <w:sz w:val="28"/>
           <w:lang w:eastAsia="x-none"/>
         </w:rPr>
-        <w:t>В ходе преддипломной практики была разработана система компьютерного зрения мобильного робота в среде Gazebo. В модель робота была интегрирована виртуальная камера, обеспечивающая получение изображений и передачу данных в среду ROS.</w:t>
+        <w:t xml:space="preserve">В ходе преддипломной практики была разработана система компьютерного зрения мобильного робота в среде </w:t>
+      </w:r>
+      <w:proofErr w:type="spellStart"/>
+      <w:r>
+        <w:rPr>
+          <w:rFonts w:ascii="Times New Roman" w:hAnsi="Times New Roman" w:cs="Times New Roman"/>
+          <w:sz w:val="28"/>
+          <w:lang w:eastAsia="x-none"/>
+        </w:rPr>
+        <w:t>Gazebo</w:t>
+      </w:r>
+      <w:proofErr w:type="spellEnd"/>
+      <w:r>
+        <w:rPr>
+          <w:rFonts w:ascii="Times New Roman" w:hAnsi="Times New Roman" w:cs="Times New Roman"/>
+          <w:sz w:val="28"/>
+          <w:lang w:eastAsia="x-none"/>
+        </w:rPr>
+        <w:t>. В модель робота была интегрирована виртуальная камера, обеспечивающая получение изображений и передачу данных в среду ROS.</w:t>
       </w:r>
     </w:p>
     <w:p>
@@ -3544,7 +4471,27 @@
           <w:sz w:val="28"/>
           <w:lang w:eastAsia="x-none"/>
         </w:rPr>
-        <w:t>Кроме того, была исследована структура модели робота, описанной в файле robot.urdf. Проведённые испытания подтвердили корректную работу камеры, системы компьютерного зрения и алгоритмов управления движением. Полученные результаты могут быть использованы при дальнейшей разработке систем автономной навигации и управления мобильными робототехническими платформами.</w:t>
+        <w:t xml:space="preserve">Кроме того, была исследована структура модели робота, описанной в файле </w:t>
+      </w:r>
+      <w:proofErr w:type="spellStart"/>
+      <w:proofErr w:type="gramStart"/>
+      <w:r>
+        <w:rPr>
+          <w:rFonts w:ascii="Times New Roman" w:hAnsi="Times New Roman" w:cs="Times New Roman"/>
+          <w:sz w:val="28"/>
+          <w:lang w:eastAsia="x-none"/>
+        </w:rPr>
+        <w:t>robot.urdf</w:t>
+      </w:r>
+      <w:proofErr w:type="spellEnd"/>
+      <w:proofErr w:type="gramEnd"/>
+      <w:r>
+        <w:rPr>
+          <w:rFonts w:ascii="Times New Roman" w:hAnsi="Times New Roman" w:cs="Times New Roman"/>
+          <w:sz w:val="28"/>
+          <w:lang w:eastAsia="x-none"/>
+        </w:rPr>
+        <w:t>. Проведённые испытания подтвердили корректную работу камеры, системы компьютерного зрения и алгоритмов управления движением. Полученные результаты могут быть использованы при дальнейшей разработке систем автономной навигации и управления мобильными робототехническими платформами.</w:t>
       </w:r>
     </w:p>
     <w:p>
@@ -3637,7 +4584,25 @@
           <w:szCs w:val="28"/>
           <w:lang w:val="ru-RU"/>
         </w:rPr>
-        <w:t>Джозефа Л. «Изучение робототехники с использованием Python» / пер. с анг. А. В. Корягина. – М.: ДМК Пресс, 2019. – 250 с.: ил</w:t>
+        <w:t xml:space="preserve">Джозефа Л. «Изучение робототехники с использованием Python» / пер. с </w:t>
+      </w:r>
+      <w:proofErr w:type="spellStart"/>
+      <w:r>
+        <w:rPr>
+          <w:bCs/>
+          <w:szCs w:val="28"/>
+          <w:lang w:val="ru-RU"/>
+        </w:rPr>
+        <w:t>анг</w:t>
+      </w:r>
+      <w:proofErr w:type="spellEnd"/>
+      <w:r>
+        <w:rPr>
+          <w:bCs/>
+          <w:szCs w:val="28"/>
+          <w:lang w:val="ru-RU"/>
+        </w:rPr>
+        <w:t>. А. В. Корягина. – М.: ДМК Пресс, 2019. – 250 с.: ил</w:t>
       </w:r>
       <w:r>
         <w:rPr>
@@ -3666,13 +4631,77 @@
           <w:szCs w:val="28"/>
         </w:rPr>
       </w:pPr>
+      <w:proofErr w:type="spellStart"/>
       <w:r>
         <w:rPr>
           <w:bCs/>
           <w:szCs w:val="28"/>
           <w:lang w:val="ru-RU"/>
         </w:rPr>
-        <w:t>Шибков А. Простая имитационная модель мобильного робота в ROS и Gazebo // Habr. — 6 июн. 2024. — URL: https://habr.com/ru/articles/820035/ (дата обращения: 15.12.2025).</w:t>
+        <w:t>Шибков</w:t>
+      </w:r>
+      <w:proofErr w:type="spellEnd"/>
+      <w:r>
+        <w:rPr>
+          <w:bCs/>
+          <w:szCs w:val="28"/>
+          <w:lang w:val="ru-RU"/>
+        </w:rPr>
+        <w:t xml:space="preserve"> А. Простая имитационная модель мобильного робота в ROS и </w:t>
+      </w:r>
+      <w:proofErr w:type="spellStart"/>
+      <w:r>
+        <w:rPr>
+          <w:bCs/>
+          <w:szCs w:val="28"/>
+          <w:lang w:val="ru-RU"/>
+        </w:rPr>
+        <w:t>Gazebo</w:t>
+      </w:r>
+      <w:proofErr w:type="spellEnd"/>
+      <w:r>
+        <w:rPr>
+          <w:bCs/>
+          <w:szCs w:val="28"/>
+          <w:lang w:val="ru-RU"/>
+        </w:rPr>
+        <w:t xml:space="preserve"> // </w:t>
+      </w:r>
+      <w:proofErr w:type="spellStart"/>
+      <w:r>
+        <w:rPr>
+          <w:bCs/>
+          <w:szCs w:val="28"/>
+          <w:lang w:val="ru-RU"/>
+        </w:rPr>
+        <w:t>Habr</w:t>
+      </w:r>
+      <w:proofErr w:type="spellEnd"/>
+      <w:r>
+        <w:rPr>
+          <w:bCs/>
+          <w:szCs w:val="28"/>
+          <w:lang w:val="ru-RU"/>
+        </w:rPr>
+        <w:t xml:space="preserve">. — 6 </w:t>
+      </w:r>
+      <w:proofErr w:type="spellStart"/>
+      <w:r>
+        <w:rPr>
+          <w:bCs/>
+          <w:szCs w:val="28"/>
+          <w:lang w:val="ru-RU"/>
+        </w:rPr>
+        <w:t>июн</w:t>
+      </w:r>
+      <w:proofErr w:type="spellEnd"/>
+      <w:r>
+        <w:rPr>
+          <w:bCs/>
+          <w:szCs w:val="28"/>
+          <w:lang w:val="ru-RU"/>
+        </w:rPr>
+        <w:t>. 2024. — URL: https://habr.com/ru/articles/820035/ (дата обращения: 15.12.2025).</w:t>
       </w:r>
     </w:p>
     <w:p>
@@ -3690,21 +4719,70 @@
         <w:jc w:val="both"/>
         <w:rPr>
           <w:bCs/>
-          <w:szCs w:val="28"/>
-        </w:rPr>
-      </w:pPr>
-      <w:r>
-        <w:rPr>
-          <w:bCs/>
-          <w:szCs w:val="28"/>
-        </w:rPr>
-        <w:t xml:space="preserve">VirtualBox. Official website. – URL: </w:t>
+          <w:color w:val="FF0000"/>
+          <w:szCs w:val="28"/>
+        </w:rPr>
+      </w:pPr>
+      <w:proofErr w:type="spellStart"/>
+      <w:r>
+        <w:rPr>
+          <w:bCs/>
+          <w:color w:val="FF0000"/>
+          <w:szCs w:val="28"/>
+        </w:rPr>
+        <w:t>VirtualBox</w:t>
+      </w:r>
+      <w:proofErr w:type="spellEnd"/>
+      <w:r>
+        <w:rPr>
+          <w:bCs/>
+          <w:color w:val="FF0000"/>
+          <w:szCs w:val="28"/>
+        </w:rPr>
+        <w:t xml:space="preserve">. </w:t>
+      </w:r>
+      <w:proofErr w:type="spellStart"/>
+      <w:r>
+        <w:rPr>
+          <w:bCs/>
+          <w:color w:val="FF0000"/>
+          <w:szCs w:val="28"/>
+        </w:rPr>
+        <w:t>Official</w:t>
+      </w:r>
+      <w:proofErr w:type="spellEnd"/>
+      <w:r>
+        <w:rPr>
+          <w:bCs/>
+          <w:color w:val="FF0000"/>
+          <w:szCs w:val="28"/>
+        </w:rPr>
+        <w:t xml:space="preserve"> </w:t>
+      </w:r>
+      <w:proofErr w:type="spellStart"/>
+      <w:r>
+        <w:rPr>
+          <w:bCs/>
+          <w:color w:val="FF0000"/>
+          <w:szCs w:val="28"/>
+        </w:rPr>
+        <w:t>website</w:t>
+      </w:r>
+      <w:proofErr w:type="spellEnd"/>
+      <w:r>
+        <w:rPr>
+          <w:bCs/>
+          <w:color w:val="FF0000"/>
+          <w:szCs w:val="28"/>
+        </w:rPr>
+        <w:t xml:space="preserve">. – URL: </w:t>
       </w:r>
       <w:hyperlink r:id="rId12" w:history="1">
         <w:r>
           <w:rPr>
             <w:rStyle w:val="af1"/>
             <w:bCs/>
+            <w:color w:val="FF0000"/>
             <w:szCs w:val="28"/>
           </w:rPr>
           <w:t>https://www.virtualbox.org/</w:t>
@@ -3713,16 +4791,10 @@
       <w:r>
         <w:rPr>
           <w:bCs/>
-          <w:szCs w:val="28"/>
-        </w:rPr>
-        <w:t xml:space="preserve"> </w:t>
-      </w:r>
-      <w:r>
-        <w:rPr>
-          <w:bCs/>
-          <w:szCs w:val="28"/>
-        </w:rPr>
-        <w:t>(дата обращения: 15.12.2025).</w:t>
+          <w:color w:val="FF0000"/>
+          <w:szCs w:val="28"/>
+        </w:rPr>
+        <w:t xml:space="preserve"> (дата обращения: 15.12.2025).</w:t>
       </w:r>
     </w:p>
     <w:p>
@@ -3748,7 +4820,55 @@
           <w:bCs/>
           <w:szCs w:val="28"/>
         </w:rPr>
-        <w:t>ROS Wiki. ROS Melodic Morenia. – URL: https://wiki.ros.org/melodic (дата обращения: 15.12.2025).</w:t>
+        <w:t xml:space="preserve">ROS </w:t>
+      </w:r>
+      <w:proofErr w:type="spellStart"/>
+      <w:r>
+        <w:rPr>
+          <w:bCs/>
+          <w:szCs w:val="28"/>
+        </w:rPr>
+        <w:t>Wiki</w:t>
+      </w:r>
+      <w:proofErr w:type="spellEnd"/>
+      <w:r>
+        <w:rPr>
+          <w:bCs/>
+          <w:szCs w:val="28"/>
+        </w:rPr>
+        <w:t xml:space="preserve">. ROS </w:t>
+      </w:r>
+      <w:proofErr w:type="spellStart"/>
+      <w:r>
+        <w:rPr>
+          <w:bCs/>
+          <w:szCs w:val="28"/>
+        </w:rPr>
+        <w:t>Melodic</w:t>
+      </w:r>
+      <w:proofErr w:type="spellEnd"/>
+      <w:r>
+        <w:rPr>
+          <w:bCs/>
+          <w:szCs w:val="28"/>
+        </w:rPr>
+        <w:t xml:space="preserve"> </w:t>
+      </w:r>
+      <w:proofErr w:type="spellStart"/>
+      <w:r>
+        <w:rPr>
+          <w:bCs/>
+          <w:szCs w:val="28"/>
+        </w:rPr>
+        <w:t>Morenia</w:t>
+      </w:r>
+      <w:proofErr w:type="spellEnd"/>
+      <w:r>
+        <w:rPr>
+          <w:bCs/>
+          <w:szCs w:val="28"/>
+        </w:rPr>
+        <w:t>. – URL: https://wiki.ros.org/melodic (дата обращения: 15.12.2025).</w:t>
       </w:r>
     </w:p>
     <w:p>
@@ -3774,7 +4894,39 @@
           <w:bCs/>
           <w:szCs w:val="28"/>
         </w:rPr>
-        <w:t xml:space="preserve">Инструкция робота TurtleBro // turtlebro URL: https://ros1.turtlebro.ru/ (дата обращения: 30.05.2026). </w:t>
+        <w:t xml:space="preserve">Инструкция робота </w:t>
+      </w:r>
+      <w:proofErr w:type="spellStart"/>
+      <w:r>
+        <w:rPr>
+          <w:bCs/>
+          <w:szCs w:val="28"/>
+        </w:rPr>
+        <w:t>TurtleBro</w:t>
+      </w:r>
+      <w:proofErr w:type="spellEnd"/>
+      <w:r>
+        <w:rPr>
+          <w:bCs/>
+          <w:szCs w:val="28"/>
+        </w:rPr>
+        <w:t xml:space="preserve"> // </w:t>
+      </w:r>
+      <w:proofErr w:type="spellStart"/>
+      <w:r>
+        <w:rPr>
+          <w:bCs/>
+          <w:szCs w:val="28"/>
+        </w:rPr>
+        <w:t>turtlebro</w:t>
+      </w:r>
+      <w:proofErr w:type="spellEnd"/>
+      <w:r>
+        <w:rPr>
+          <w:bCs/>
+          <w:szCs w:val="28"/>
+        </w:rPr>
+        <w:t xml:space="preserve"> URL: https://ros1.turtlebro.ru/ (дата обращения: 30.05.2026). </w:t>
       </w:r>
     </w:p>
     <w:p>
@@ -3792,20 +4944,43 @@
         <w:jc w:val="both"/>
         <w:rPr>
           <w:bCs/>
-          <w:szCs w:val="28"/>
-        </w:rPr>
-      </w:pPr>
-      <w:r>
-        <w:rPr>
-          <w:bCs/>
+          <w:color w:val="FF0000"/>
+          <w:szCs w:val="28"/>
+        </w:rPr>
+      </w:pPr>
+      <w:r>
+        <w:rPr>
+          <w:bCs/>
+          <w:color w:val="FF0000"/>
           <w:szCs w:val="28"/>
           <w:lang w:val="en-US"/>
         </w:rPr>
-        <w:t>Mass Moment of Inertia // libretexts URL: https://eng.libretexts.org/ (</w:t>
-      </w:r>
-      <w:r>
-        <w:rPr>
-          <w:bCs/>
+        <w:t xml:space="preserve">Mass Moment of Inertia // </w:t>
+      </w:r>
+      <w:proofErr w:type="spellStart"/>
+      <w:r>
+        <w:rPr>
+          <w:bCs/>
+          <w:color w:val="FF0000"/>
+          <w:szCs w:val="28"/>
+          <w:lang w:val="en-US"/>
+        </w:rPr>
+        <w:t>libretexts</w:t>
+      </w:r>
+      <w:proofErr w:type="spellEnd"/>
+      <w:r>
+        <w:rPr>
+          <w:bCs/>
+          <w:color w:val="FF0000"/>
+          <w:szCs w:val="28"/>
+          <w:lang w:val="en-US"/>
+        </w:rPr>
+        <w:t xml:space="preserve"> URL: https://eng.libretexts.org/ (</w:t>
+      </w:r>
+      <w:r>
+        <w:rPr>
+          <w:bCs/>
+          <w:color w:val="FF0000"/>
           <w:szCs w:val="28"/>
         </w:rPr>
         <w:t>дата</w:t>
@@ -3813,6 +4988,7 @@
       <w:r>
         <w:rPr>
           <w:bCs/>
+          <w:color w:val="FF0000"/>
           <w:szCs w:val="28"/>
           <w:lang w:val="en-US"/>
         </w:rPr>
@@ -3821,6 +4997,7 @@
       <w:r>
         <w:rPr>
           <w:bCs/>
+          <w:color w:val="FF0000"/>
           <w:szCs w:val="28"/>
         </w:rPr>
         <w:t>обращения</w:t>
@@ -3828,6 +5005,7 @@
       <w:r>
         <w:rPr>
           <w:bCs/>
+          <w:color w:val="FF0000"/>
           <w:szCs w:val="28"/>
           <w:lang w:val="en-US"/>
         </w:rPr>
@@ -3849,12 +5027,14 @@
         <w:jc w:val="both"/>
         <w:rPr>
           <w:bCs/>
-          <w:szCs w:val="28"/>
-        </w:rPr>
-      </w:pPr>
-      <w:r>
-        <w:rPr>
-          <w:bCs/>
+          <w:color w:val="FF0000"/>
+          <w:szCs w:val="28"/>
+        </w:rPr>
+      </w:pPr>
+      <w:r>
+        <w:rPr>
+          <w:bCs/>
+          <w:color w:val="FF0000"/>
           <w:szCs w:val="28"/>
         </w:rPr>
         <w:t xml:space="preserve">Учебное пособие по настройке инерции в </w:t>
@@ -3862,6 +5042,7 @@
       <w:r>
         <w:rPr>
           <w:bCs/>
+          <w:color w:val="FF0000"/>
           <w:szCs w:val="28"/>
           <w:lang w:val="en-US"/>
         </w:rPr>
@@ -3870,6 +5051,7 @@
       <w:r>
         <w:rPr>
           <w:bCs/>
+          <w:color w:val="FF0000"/>
           <w:szCs w:val="28"/>
           <w:lang w:val="ru-RU"/>
         </w:rPr>
@@ -3878,6 +5060,7 @@
       <w:r>
         <w:rPr>
           <w:bCs/>
+          <w:color w:val="FF0000"/>
           <w:szCs w:val="28"/>
           <w:lang w:val="en-US"/>
         </w:rPr>
@@ -3886,6 +5069,7 @@
       <w:r>
         <w:rPr>
           <w:bCs/>
+          <w:color w:val="FF0000"/>
           <w:szCs w:val="28"/>
         </w:rPr>
         <w:t xml:space="preserve"> // </w:t>
@@ -3893,6 +5077,7 @@
       <w:r>
         <w:rPr>
           <w:bCs/>
+          <w:color w:val="FF0000"/>
           <w:szCs w:val="28"/>
           <w:lang w:val="en-US"/>
         </w:rPr>
@@ -3901,6 +5086,7 @@
       <w:r>
         <w:rPr>
           <w:bCs/>
+          <w:color w:val="FF0000"/>
           <w:szCs w:val="28"/>
           <w:lang w:val="ru-RU"/>
         </w:rPr>
@@ -3909,6 +5095,7 @@
       <w:r>
         <w:rPr>
           <w:bCs/>
+          <w:color w:val="FF0000"/>
           <w:szCs w:val="28"/>
           <w:lang w:val="en-US"/>
         </w:rPr>
@@ -3917,6 +5104,7 @@
       <w:r>
         <w:rPr>
           <w:bCs/>
+          <w:color w:val="FF0000"/>
           <w:szCs w:val="28"/>
           <w:lang w:val="ru-RU"/>
         </w:rPr>
@@ -3925,6 +5113,7 @@
       <w:r>
         <w:rPr>
           <w:bCs/>
+          <w:color w:val="FF0000"/>
           <w:szCs w:val="28"/>
           <w:lang w:val="en-US"/>
         </w:rPr>
@@ -3933,6 +5122,7 @@
       <w:r>
         <w:rPr>
           <w:bCs/>
+          <w:color w:val="FF0000"/>
           <w:szCs w:val="28"/>
         </w:rPr>
         <w:t xml:space="preserve">: </w:t>
@@ -3940,6 +5130,7 @@
       <w:r>
         <w:rPr>
           <w:bCs/>
+          <w:color w:val="FF0000"/>
           <w:szCs w:val="28"/>
           <w:lang w:val="en-US"/>
         </w:rPr>
@@ -3948,96 +5139,121 @@
       <w:r>
         <w:rPr>
           <w:bCs/>
+          <w:color w:val="FF0000"/>
           <w:szCs w:val="28"/>
         </w:rPr>
         <w:t>://</w:t>
       </w:r>
-      <w:r>
-        <w:rPr>
-          <w:bCs/>
+      <w:proofErr w:type="spellStart"/>
+      <w:r>
+        <w:rPr>
+          <w:bCs/>
+          <w:color w:val="FF0000"/>
           <w:szCs w:val="28"/>
           <w:lang w:val="en-US"/>
         </w:rPr>
         <w:t>classic</w:t>
       </w:r>
-      <w:r>
-        <w:rPr>
-          <w:bCs/>
+      <w:proofErr w:type="spellEnd"/>
+      <w:r>
+        <w:rPr>
+          <w:bCs/>
+          <w:color w:val="FF0000"/>
           <w:szCs w:val="28"/>
         </w:rPr>
         <w:t>.</w:t>
       </w:r>
-      <w:r>
-        <w:rPr>
-          <w:bCs/>
+      <w:proofErr w:type="spellStart"/>
+      <w:r>
+        <w:rPr>
+          <w:bCs/>
+          <w:color w:val="FF0000"/>
           <w:szCs w:val="28"/>
           <w:lang w:val="en-US"/>
         </w:rPr>
         <w:t>gazebosim</w:t>
       </w:r>
-      <w:r>
-        <w:rPr>
-          <w:bCs/>
+      <w:proofErr w:type="spellEnd"/>
+      <w:r>
+        <w:rPr>
+          <w:bCs/>
+          <w:color w:val="FF0000"/>
           <w:szCs w:val="28"/>
         </w:rPr>
         <w:t>.</w:t>
       </w:r>
-      <w:r>
-        <w:rPr>
-          <w:bCs/>
+      <w:proofErr w:type="spellStart"/>
+      <w:r>
+        <w:rPr>
+          <w:bCs/>
+          <w:color w:val="FF0000"/>
           <w:szCs w:val="28"/>
           <w:lang w:val="en-US"/>
         </w:rPr>
         <w:t>org</w:t>
       </w:r>
-      <w:r>
-        <w:rPr>
-          <w:bCs/>
+      <w:proofErr w:type="spellEnd"/>
+      <w:r>
+        <w:rPr>
+          <w:bCs/>
+          <w:color w:val="FF0000"/>
           <w:szCs w:val="28"/>
         </w:rPr>
         <w:t>/</w:t>
       </w:r>
-      <w:r>
-        <w:rPr>
-          <w:bCs/>
+      <w:proofErr w:type="spellStart"/>
+      <w:r>
+        <w:rPr>
+          <w:bCs/>
+          <w:color w:val="FF0000"/>
           <w:szCs w:val="28"/>
           <w:lang w:val="en-US"/>
         </w:rPr>
         <w:t>tutorials</w:t>
       </w:r>
-      <w:r>
-        <w:rPr>
-          <w:bCs/>
+      <w:proofErr w:type="spellEnd"/>
+      <w:r>
+        <w:rPr>
+          <w:bCs/>
+          <w:color w:val="FF0000"/>
           <w:szCs w:val="28"/>
         </w:rPr>
         <w:t>?</w:t>
       </w:r>
-      <w:r>
-        <w:rPr>
-          <w:bCs/>
+      <w:proofErr w:type="spellStart"/>
+      <w:r>
+        <w:rPr>
+          <w:bCs/>
+          <w:color w:val="FF0000"/>
           <w:szCs w:val="28"/>
           <w:lang w:val="en-US"/>
         </w:rPr>
         <w:t>tut</w:t>
       </w:r>
-      <w:r>
-        <w:rPr>
-          <w:bCs/>
+      <w:proofErr w:type="spellEnd"/>
+      <w:r>
+        <w:rPr>
+          <w:bCs/>
+          <w:color w:val="FF0000"/>
           <w:szCs w:val="28"/>
         </w:rPr>
         <w:t>=</w:t>
       </w:r>
-      <w:r>
-        <w:rPr>
-          <w:bCs/>
+      <w:proofErr w:type="spellStart"/>
+      <w:r>
+        <w:rPr>
+          <w:bCs/>
+          <w:color w:val="FF0000"/>
           <w:szCs w:val="28"/>
           <w:lang w:val="en-US"/>
         </w:rPr>
         <w:t>inertia</w:t>
       </w:r>
-      <w:r>
-        <w:rPr>
-          <w:bCs/>
+      <w:proofErr w:type="spellEnd"/>
+      <w:r>
+        <w:rPr>
+          <w:bCs/>
+          <w:color w:val="FF0000"/>
           <w:szCs w:val="28"/>
         </w:rPr>
         <w:t xml:space="preserve"> (дата обращения: 30.05.2026).</w:t>

--- a/Отчет/Преддипломная практика.docx
+++ b/Отчет/Преддипломная практика.docx
@@ -831,23 +831,13 @@
                 <w:szCs w:val="28"/>
               </w:rPr>
             </w:pPr>
-            <w:proofErr w:type="spellStart"/>
-            <w:r>
-              <w:rPr>
-                <w:rFonts w:ascii="Times New Roman" w:hAnsi="Times New Roman" w:cs="Times New Roman"/>
-                <w:sz w:val="28"/>
-                <w:szCs w:val="28"/>
-              </w:rPr>
-              <w:t>Держанский</w:t>
-            </w:r>
-            <w:proofErr w:type="spellEnd"/>
-            <w:r>
-              <w:rPr>
-                <w:rFonts w:ascii="Times New Roman" w:hAnsi="Times New Roman" w:cs="Times New Roman"/>
-                <w:sz w:val="28"/>
-                <w:szCs w:val="28"/>
-              </w:rPr>
-              <w:t xml:space="preserve"> Сергей Андреевич </w:t>
+            <w:r>
+              <w:rPr>
+                <w:rFonts w:ascii="Times New Roman" w:hAnsi="Times New Roman" w:cs="Times New Roman"/>
+                <w:sz w:val="28"/>
+                <w:szCs w:val="28"/>
+              </w:rPr>
+              <w:t xml:space="preserve">Держанский Сергей Андреевич </w:t>
             </w:r>
           </w:p>
         </w:tc>
@@ -1529,27 +1519,7 @@
           <w:sz w:val="28"/>
           <w:szCs w:val="28"/>
         </w:rPr>
-        <w:t xml:space="preserve">студенту </w:t>
-      </w:r>
-      <w:proofErr w:type="spellStart"/>
-      <w:r>
-        <w:rPr>
-          <w:rFonts w:ascii="Times New Roman" w:hAnsi="Times New Roman" w:cs="Times New Roman"/>
-          <w:b/>
-          <w:sz w:val="28"/>
-          <w:szCs w:val="28"/>
-        </w:rPr>
-        <w:t>Держанскому</w:t>
-      </w:r>
-      <w:proofErr w:type="spellEnd"/>
-      <w:r>
-        <w:rPr>
-          <w:rFonts w:ascii="Times New Roman" w:hAnsi="Times New Roman" w:cs="Times New Roman"/>
-          <w:b/>
-          <w:sz w:val="28"/>
-          <w:szCs w:val="28"/>
-        </w:rPr>
-        <w:t xml:space="preserve"> Сергею Андреевичу</w:t>
+        <w:t>студенту Держанскому Сергею Андреевичу</w:t>
       </w:r>
     </w:p>
     <w:p>
@@ -1996,25 +1966,7 @@
           <w:sz w:val="28"/>
           <w:szCs w:val="28"/>
         </w:rPr>
-        <w:t xml:space="preserve">Подготовить программную среду моделирования мобильного робота с дифференциальным приводом на базе ROS и </w:t>
-      </w:r>
-      <w:proofErr w:type="spellStart"/>
-      <w:r>
-        <w:rPr>
-          <w:bCs/>
-          <w:sz w:val="28"/>
-          <w:szCs w:val="28"/>
-        </w:rPr>
-        <w:t>Gazebo</w:t>
-      </w:r>
-      <w:proofErr w:type="spellEnd"/>
-      <w:r>
-        <w:rPr>
-          <w:bCs/>
-          <w:sz w:val="28"/>
-          <w:szCs w:val="28"/>
-        </w:rPr>
-        <w:t>.</w:t>
+        <w:t>Подготовить программную среду моделирования мобильного робота с дифференциальным приводом на базе ROS и Gazebo.</w:t>
       </w:r>
     </w:p>
     <w:p>
@@ -2083,25 +2035,7 @@
           <w:sz w:val="28"/>
           <w:szCs w:val="28"/>
         </w:rPr>
-        <w:t xml:space="preserve">Выполнить тестирование разработанной системы в среде </w:t>
-      </w:r>
-      <w:proofErr w:type="spellStart"/>
-      <w:r>
-        <w:rPr>
-          <w:bCs/>
-          <w:sz w:val="28"/>
-          <w:szCs w:val="28"/>
-        </w:rPr>
-        <w:t>Gazebo</w:t>
-      </w:r>
-      <w:proofErr w:type="spellEnd"/>
-      <w:r>
-        <w:rPr>
-          <w:bCs/>
-          <w:sz w:val="28"/>
-          <w:szCs w:val="28"/>
-        </w:rPr>
-        <w:t xml:space="preserve"> и провести анализ полученных результатов.</w:t>
+        <w:t>Выполнить тестирование разработанной системы в среде Gazebo и провести анализ полученных результатов.</w:t>
       </w:r>
     </w:p>
     <w:p>
@@ -2307,6 +2241,1123 @@
           <w:lang w:eastAsia="x-none"/>
         </w:rPr>
       </w:pPr>
+    </w:p>
+    <w:sdt>
+      <w:sdtPr>
+        <w:rPr>
+          <w:rFonts w:ascii="Arial" w:eastAsia="Times New Roman" w:hAnsi="Arial" w:cs="Arial"/>
+          <w:color w:val="auto"/>
+          <w:sz w:val="20"/>
+          <w:szCs w:val="20"/>
+        </w:rPr>
+        <w:id w:val="509110170"/>
+        <w:docPartObj>
+          <w:docPartGallery w:val="Table of Contents"/>
+          <w:docPartUnique/>
+        </w:docPartObj>
+      </w:sdtPr>
+      <w:sdtContent>
+        <w:p>
+          <w:pPr>
+            <w:pStyle w:val="af7"/>
+            <w:spacing w:before="0" w:line="360" w:lineRule="auto"/>
+            <w:jc w:val="center"/>
+            <w:rPr>
+              <w:rFonts w:ascii="Times New Roman" w:hAnsi="Times New Roman" w:cs="Times New Roman"/>
+              <w:b/>
+              <w:bCs/>
+              <w:color w:val="000000" w:themeColor="text1"/>
+              <w:sz w:val="28"/>
+              <w:szCs w:val="28"/>
+            </w:rPr>
+          </w:pPr>
+          <w:r>
+            <w:rPr>
+              <w:rFonts w:ascii="Times New Roman" w:hAnsi="Times New Roman" w:cs="Times New Roman"/>
+              <w:b/>
+              <w:bCs/>
+              <w:color w:val="000000" w:themeColor="text1"/>
+              <w:sz w:val="28"/>
+              <w:szCs w:val="28"/>
+            </w:rPr>
+            <w:t>Оглавление</w:t>
+          </w:r>
+        </w:p>
+        <w:p>
+          <w:pPr>
+            <w:pStyle w:val="12"/>
+            <w:tabs>
+              <w:tab w:val="left" w:pos="480"/>
+              <w:tab w:val="right" w:leader="dot" w:pos="9627"/>
+            </w:tabs>
+            <w:spacing w:after="0" w:line="360" w:lineRule="auto"/>
+            <w:rPr>
+              <w:rFonts w:ascii="Times New Roman" w:eastAsiaTheme="minorEastAsia" w:hAnsi="Times New Roman" w:cs="Times New Roman"/>
+              <w:noProof/>
+              <w:color w:val="000000" w:themeColor="text1"/>
+              <w:kern w:val="2"/>
+              <w:sz w:val="28"/>
+              <w:szCs w:val="28"/>
+              <w14:ligatures w14:val="standardContextual"/>
+            </w:rPr>
+          </w:pPr>
+          <w:r>
+            <w:rPr>
+              <w:rFonts w:ascii="Times New Roman" w:hAnsi="Times New Roman" w:cs="Times New Roman"/>
+              <w:color w:val="000000" w:themeColor="text1"/>
+              <w:sz w:val="28"/>
+              <w:szCs w:val="28"/>
+            </w:rPr>
+            <w:fldChar w:fldCharType="begin"/>
+          </w:r>
+          <w:r>
+            <w:rPr>
+              <w:rFonts w:ascii="Times New Roman" w:hAnsi="Times New Roman" w:cs="Times New Roman"/>
+              <w:color w:val="000000" w:themeColor="text1"/>
+              <w:sz w:val="28"/>
+              <w:szCs w:val="28"/>
+            </w:rPr>
+            <w:instrText xml:space="preserve"> TOC \o "1-3" \h \z \u </w:instrText>
+          </w:r>
+          <w:r>
+            <w:rPr>
+              <w:rFonts w:ascii="Times New Roman" w:hAnsi="Times New Roman" w:cs="Times New Roman"/>
+              <w:color w:val="000000" w:themeColor="text1"/>
+              <w:sz w:val="28"/>
+              <w:szCs w:val="28"/>
+            </w:rPr>
+            <w:fldChar w:fldCharType="separate"/>
+          </w:r>
+          <w:hyperlink w:anchor="_Toc231434076" w:history="1">
+            <w:r>
+              <w:rPr>
+                <w:rStyle w:val="af1"/>
+                <w:rFonts w:ascii="Times New Roman" w:hAnsi="Times New Roman" w:cs="Times New Roman"/>
+                <w:noProof/>
+                <w:color w:val="000000" w:themeColor="text1"/>
+                <w:sz w:val="28"/>
+                <w:szCs w:val="28"/>
+                <w:lang w:eastAsia="x-none"/>
+              </w:rPr>
+              <w:t>1.</w:t>
+            </w:r>
+            <w:r>
+              <w:rPr>
+                <w:rFonts w:ascii="Times New Roman" w:eastAsiaTheme="minorEastAsia" w:hAnsi="Times New Roman" w:cs="Times New Roman"/>
+                <w:noProof/>
+                <w:color w:val="000000" w:themeColor="text1"/>
+                <w:kern w:val="2"/>
+                <w:sz w:val="28"/>
+                <w:szCs w:val="28"/>
+                <w14:ligatures w14:val="standardContextual"/>
+              </w:rPr>
+              <w:tab/>
+            </w:r>
+            <w:r>
+              <w:rPr>
+                <w:rStyle w:val="af1"/>
+                <w:rFonts w:ascii="Times New Roman" w:hAnsi="Times New Roman" w:cs="Times New Roman"/>
+                <w:noProof/>
+                <w:color w:val="000000" w:themeColor="text1"/>
+                <w:sz w:val="28"/>
+                <w:szCs w:val="28"/>
+                <w:lang w:eastAsia="x-none"/>
+              </w:rPr>
+              <w:t>Подключение камеры к модели робота</w:t>
+            </w:r>
+            <w:r>
+              <w:rPr>
+                <w:rFonts w:ascii="Times New Roman" w:hAnsi="Times New Roman" w:cs="Times New Roman"/>
+                <w:noProof/>
+                <w:webHidden/>
+                <w:color w:val="000000" w:themeColor="text1"/>
+                <w:sz w:val="28"/>
+                <w:szCs w:val="28"/>
+              </w:rPr>
+              <w:tab/>
+            </w:r>
+            <w:r>
+              <w:rPr>
+                <w:rFonts w:ascii="Times New Roman" w:hAnsi="Times New Roman" w:cs="Times New Roman"/>
+                <w:noProof/>
+                <w:webHidden/>
+                <w:color w:val="000000" w:themeColor="text1"/>
+                <w:sz w:val="28"/>
+                <w:szCs w:val="28"/>
+              </w:rPr>
+              <w:fldChar w:fldCharType="begin"/>
+            </w:r>
+            <w:r>
+              <w:rPr>
+                <w:rFonts w:ascii="Times New Roman" w:hAnsi="Times New Roman" w:cs="Times New Roman"/>
+                <w:noProof/>
+                <w:webHidden/>
+                <w:color w:val="000000" w:themeColor="text1"/>
+                <w:sz w:val="28"/>
+                <w:szCs w:val="28"/>
+              </w:rPr>
+              <w:instrText xml:space="preserve"> PAGEREF _Toc231434076 \h </w:instrText>
+            </w:r>
+            <w:r>
+              <w:rPr>
+                <w:rFonts w:ascii="Times New Roman" w:hAnsi="Times New Roman" w:cs="Times New Roman"/>
+                <w:noProof/>
+                <w:webHidden/>
+                <w:color w:val="000000" w:themeColor="text1"/>
+                <w:sz w:val="28"/>
+                <w:szCs w:val="28"/>
+              </w:rPr>
+            </w:r>
+            <w:r>
+              <w:rPr>
+                <w:rFonts w:ascii="Times New Roman" w:hAnsi="Times New Roman" w:cs="Times New Roman"/>
+                <w:noProof/>
+                <w:webHidden/>
+                <w:color w:val="000000" w:themeColor="text1"/>
+                <w:sz w:val="28"/>
+                <w:szCs w:val="28"/>
+              </w:rPr>
+              <w:fldChar w:fldCharType="separate"/>
+            </w:r>
+            <w:r>
+              <w:rPr>
+                <w:rFonts w:ascii="Times New Roman" w:hAnsi="Times New Roman" w:cs="Times New Roman"/>
+                <w:noProof/>
+                <w:webHidden/>
+                <w:color w:val="000000" w:themeColor="text1"/>
+                <w:sz w:val="28"/>
+                <w:szCs w:val="28"/>
+              </w:rPr>
+              <w:t>4</w:t>
+            </w:r>
+            <w:r>
+              <w:rPr>
+                <w:rFonts w:ascii="Times New Roman" w:hAnsi="Times New Roman" w:cs="Times New Roman"/>
+                <w:noProof/>
+                <w:webHidden/>
+                <w:color w:val="000000" w:themeColor="text1"/>
+                <w:sz w:val="28"/>
+                <w:szCs w:val="28"/>
+              </w:rPr>
+              <w:fldChar w:fldCharType="end"/>
+            </w:r>
+          </w:hyperlink>
+        </w:p>
+        <w:p>
+          <w:pPr>
+            <w:pStyle w:val="12"/>
+            <w:tabs>
+              <w:tab w:val="left" w:pos="480"/>
+              <w:tab w:val="right" w:leader="dot" w:pos="9627"/>
+            </w:tabs>
+            <w:spacing w:after="0" w:line="360" w:lineRule="auto"/>
+            <w:rPr>
+              <w:rFonts w:ascii="Times New Roman" w:eastAsiaTheme="minorEastAsia" w:hAnsi="Times New Roman" w:cs="Times New Roman"/>
+              <w:noProof/>
+              <w:color w:val="000000" w:themeColor="text1"/>
+              <w:kern w:val="2"/>
+              <w:sz w:val="28"/>
+              <w:szCs w:val="28"/>
+              <w14:ligatures w14:val="standardContextual"/>
+            </w:rPr>
+          </w:pPr>
+          <w:hyperlink w:anchor="_Toc231434077" w:history="1">
+            <w:r>
+              <w:rPr>
+                <w:rStyle w:val="af1"/>
+                <w:rFonts w:ascii="Times New Roman" w:hAnsi="Times New Roman" w:cs="Times New Roman"/>
+                <w:noProof/>
+                <w:color w:val="000000" w:themeColor="text1"/>
+                <w:sz w:val="28"/>
+                <w:szCs w:val="28"/>
+                <w:lang w:eastAsia="x-none"/>
+              </w:rPr>
+              <w:t>2.</w:t>
+            </w:r>
+            <w:r>
+              <w:rPr>
+                <w:rFonts w:ascii="Times New Roman" w:eastAsiaTheme="minorEastAsia" w:hAnsi="Times New Roman" w:cs="Times New Roman"/>
+                <w:noProof/>
+                <w:color w:val="000000" w:themeColor="text1"/>
+                <w:kern w:val="2"/>
+                <w:sz w:val="28"/>
+                <w:szCs w:val="28"/>
+                <w14:ligatures w14:val="standardContextual"/>
+              </w:rPr>
+              <w:tab/>
+            </w:r>
+            <w:r>
+              <w:rPr>
+                <w:rStyle w:val="af1"/>
+                <w:rFonts w:ascii="Times New Roman" w:hAnsi="Times New Roman" w:cs="Times New Roman"/>
+                <w:noProof/>
+                <w:color w:val="000000" w:themeColor="text1"/>
+                <w:sz w:val="28"/>
+                <w:szCs w:val="28"/>
+                <w:lang w:eastAsia="x-none"/>
+              </w:rPr>
+              <w:t>Получение и обработка изображений</w:t>
+            </w:r>
+            <w:r>
+              <w:rPr>
+                <w:rFonts w:ascii="Times New Roman" w:hAnsi="Times New Roman" w:cs="Times New Roman"/>
+                <w:noProof/>
+                <w:webHidden/>
+                <w:color w:val="000000" w:themeColor="text1"/>
+                <w:sz w:val="28"/>
+                <w:szCs w:val="28"/>
+              </w:rPr>
+              <w:tab/>
+            </w:r>
+            <w:r>
+              <w:rPr>
+                <w:rFonts w:ascii="Times New Roman" w:hAnsi="Times New Roman" w:cs="Times New Roman"/>
+                <w:noProof/>
+                <w:webHidden/>
+                <w:color w:val="000000" w:themeColor="text1"/>
+                <w:sz w:val="28"/>
+                <w:szCs w:val="28"/>
+              </w:rPr>
+              <w:fldChar w:fldCharType="begin"/>
+            </w:r>
+            <w:r>
+              <w:rPr>
+                <w:rFonts w:ascii="Times New Roman" w:hAnsi="Times New Roman" w:cs="Times New Roman"/>
+                <w:noProof/>
+                <w:webHidden/>
+                <w:color w:val="000000" w:themeColor="text1"/>
+                <w:sz w:val="28"/>
+                <w:szCs w:val="28"/>
+              </w:rPr>
+              <w:instrText xml:space="preserve"> PAGEREF _Toc231434077 \h </w:instrText>
+            </w:r>
+            <w:r>
+              <w:rPr>
+                <w:rFonts w:ascii="Times New Roman" w:hAnsi="Times New Roman" w:cs="Times New Roman"/>
+                <w:noProof/>
+                <w:webHidden/>
+                <w:color w:val="000000" w:themeColor="text1"/>
+                <w:sz w:val="28"/>
+                <w:szCs w:val="28"/>
+              </w:rPr>
+            </w:r>
+            <w:r>
+              <w:rPr>
+                <w:rFonts w:ascii="Times New Roman" w:hAnsi="Times New Roman" w:cs="Times New Roman"/>
+                <w:noProof/>
+                <w:webHidden/>
+                <w:color w:val="000000" w:themeColor="text1"/>
+                <w:sz w:val="28"/>
+                <w:szCs w:val="28"/>
+              </w:rPr>
+              <w:fldChar w:fldCharType="separate"/>
+            </w:r>
+            <w:r>
+              <w:rPr>
+                <w:rFonts w:ascii="Times New Roman" w:hAnsi="Times New Roman" w:cs="Times New Roman"/>
+                <w:noProof/>
+                <w:webHidden/>
+                <w:color w:val="000000" w:themeColor="text1"/>
+                <w:sz w:val="28"/>
+                <w:szCs w:val="28"/>
+              </w:rPr>
+              <w:t>4</w:t>
+            </w:r>
+            <w:r>
+              <w:rPr>
+                <w:rFonts w:ascii="Times New Roman" w:hAnsi="Times New Roman" w:cs="Times New Roman"/>
+                <w:noProof/>
+                <w:webHidden/>
+                <w:color w:val="000000" w:themeColor="text1"/>
+                <w:sz w:val="28"/>
+                <w:szCs w:val="28"/>
+              </w:rPr>
+              <w:fldChar w:fldCharType="end"/>
+            </w:r>
+          </w:hyperlink>
+        </w:p>
+        <w:p>
+          <w:pPr>
+            <w:pStyle w:val="12"/>
+            <w:tabs>
+              <w:tab w:val="left" w:pos="480"/>
+              <w:tab w:val="right" w:leader="dot" w:pos="9627"/>
+            </w:tabs>
+            <w:spacing w:after="0" w:line="360" w:lineRule="auto"/>
+            <w:rPr>
+              <w:rFonts w:ascii="Times New Roman" w:eastAsiaTheme="minorEastAsia" w:hAnsi="Times New Roman" w:cs="Times New Roman"/>
+              <w:noProof/>
+              <w:color w:val="000000" w:themeColor="text1"/>
+              <w:kern w:val="2"/>
+              <w:sz w:val="28"/>
+              <w:szCs w:val="28"/>
+              <w14:ligatures w14:val="standardContextual"/>
+            </w:rPr>
+          </w:pPr>
+          <w:hyperlink w:anchor="_Toc231434078" w:history="1">
+            <w:r>
+              <w:rPr>
+                <w:rStyle w:val="af1"/>
+                <w:rFonts w:ascii="Times New Roman" w:hAnsi="Times New Roman" w:cs="Times New Roman"/>
+                <w:noProof/>
+                <w:color w:val="000000" w:themeColor="text1"/>
+                <w:sz w:val="28"/>
+                <w:szCs w:val="28"/>
+                <w:lang w:eastAsia="x-none"/>
+              </w:rPr>
+              <w:t>3.</w:t>
+            </w:r>
+            <w:r>
+              <w:rPr>
+                <w:rFonts w:ascii="Times New Roman" w:eastAsiaTheme="minorEastAsia" w:hAnsi="Times New Roman" w:cs="Times New Roman"/>
+                <w:noProof/>
+                <w:color w:val="000000" w:themeColor="text1"/>
+                <w:kern w:val="2"/>
+                <w:sz w:val="28"/>
+                <w:szCs w:val="28"/>
+                <w14:ligatures w14:val="standardContextual"/>
+              </w:rPr>
+              <w:tab/>
+            </w:r>
+            <w:r>
+              <w:rPr>
+                <w:rStyle w:val="af1"/>
+                <w:rFonts w:ascii="Times New Roman" w:hAnsi="Times New Roman" w:cs="Times New Roman"/>
+                <w:noProof/>
+                <w:color w:val="000000" w:themeColor="text1"/>
+                <w:sz w:val="28"/>
+                <w:szCs w:val="28"/>
+                <w:lang w:eastAsia="x-none"/>
+              </w:rPr>
+              <w:t>Алгоритм поиска объекта по цвету</w:t>
+            </w:r>
+            <w:r>
+              <w:rPr>
+                <w:rFonts w:ascii="Times New Roman" w:hAnsi="Times New Roman" w:cs="Times New Roman"/>
+                <w:noProof/>
+                <w:webHidden/>
+                <w:color w:val="000000" w:themeColor="text1"/>
+                <w:sz w:val="28"/>
+                <w:szCs w:val="28"/>
+              </w:rPr>
+              <w:tab/>
+            </w:r>
+            <w:r>
+              <w:rPr>
+                <w:rFonts w:ascii="Times New Roman" w:hAnsi="Times New Roman" w:cs="Times New Roman"/>
+                <w:noProof/>
+                <w:webHidden/>
+                <w:color w:val="000000" w:themeColor="text1"/>
+                <w:sz w:val="28"/>
+                <w:szCs w:val="28"/>
+              </w:rPr>
+              <w:fldChar w:fldCharType="begin"/>
+            </w:r>
+            <w:r>
+              <w:rPr>
+                <w:rFonts w:ascii="Times New Roman" w:hAnsi="Times New Roman" w:cs="Times New Roman"/>
+                <w:noProof/>
+                <w:webHidden/>
+                <w:color w:val="000000" w:themeColor="text1"/>
+                <w:sz w:val="28"/>
+                <w:szCs w:val="28"/>
+              </w:rPr>
+              <w:instrText xml:space="preserve"> PAGEREF _Toc231434078 \h </w:instrText>
+            </w:r>
+            <w:r>
+              <w:rPr>
+                <w:rFonts w:ascii="Times New Roman" w:hAnsi="Times New Roman" w:cs="Times New Roman"/>
+                <w:noProof/>
+                <w:webHidden/>
+                <w:color w:val="000000" w:themeColor="text1"/>
+                <w:sz w:val="28"/>
+                <w:szCs w:val="28"/>
+              </w:rPr>
+            </w:r>
+            <w:r>
+              <w:rPr>
+                <w:rFonts w:ascii="Times New Roman" w:hAnsi="Times New Roman" w:cs="Times New Roman"/>
+                <w:noProof/>
+                <w:webHidden/>
+                <w:color w:val="000000" w:themeColor="text1"/>
+                <w:sz w:val="28"/>
+                <w:szCs w:val="28"/>
+              </w:rPr>
+              <w:fldChar w:fldCharType="separate"/>
+            </w:r>
+            <w:r>
+              <w:rPr>
+                <w:rFonts w:ascii="Times New Roman" w:hAnsi="Times New Roman" w:cs="Times New Roman"/>
+                <w:noProof/>
+                <w:webHidden/>
+                <w:color w:val="000000" w:themeColor="text1"/>
+                <w:sz w:val="28"/>
+                <w:szCs w:val="28"/>
+              </w:rPr>
+              <w:t>5</w:t>
+            </w:r>
+            <w:r>
+              <w:rPr>
+                <w:rFonts w:ascii="Times New Roman" w:hAnsi="Times New Roman" w:cs="Times New Roman"/>
+                <w:noProof/>
+                <w:webHidden/>
+                <w:color w:val="000000" w:themeColor="text1"/>
+                <w:sz w:val="28"/>
+                <w:szCs w:val="28"/>
+              </w:rPr>
+              <w:fldChar w:fldCharType="end"/>
+            </w:r>
+          </w:hyperlink>
+        </w:p>
+        <w:p>
+          <w:pPr>
+            <w:pStyle w:val="12"/>
+            <w:tabs>
+              <w:tab w:val="left" w:pos="480"/>
+              <w:tab w:val="right" w:leader="dot" w:pos="9627"/>
+            </w:tabs>
+            <w:spacing w:after="0" w:line="360" w:lineRule="auto"/>
+            <w:rPr>
+              <w:rFonts w:ascii="Times New Roman" w:eastAsiaTheme="minorEastAsia" w:hAnsi="Times New Roman" w:cs="Times New Roman"/>
+              <w:noProof/>
+              <w:color w:val="000000" w:themeColor="text1"/>
+              <w:kern w:val="2"/>
+              <w:sz w:val="28"/>
+              <w:szCs w:val="28"/>
+              <w14:ligatures w14:val="standardContextual"/>
+            </w:rPr>
+          </w:pPr>
+          <w:hyperlink w:anchor="_Toc231434079" w:history="1">
+            <w:r>
+              <w:rPr>
+                <w:rStyle w:val="af1"/>
+                <w:rFonts w:ascii="Times New Roman" w:hAnsi="Times New Roman" w:cs="Times New Roman"/>
+                <w:noProof/>
+                <w:color w:val="000000" w:themeColor="text1"/>
+                <w:sz w:val="28"/>
+                <w:szCs w:val="28"/>
+                <w:lang w:eastAsia="x-none"/>
+              </w:rPr>
+              <w:t>4.</w:t>
+            </w:r>
+            <w:r>
+              <w:rPr>
+                <w:rFonts w:ascii="Times New Roman" w:eastAsiaTheme="minorEastAsia" w:hAnsi="Times New Roman" w:cs="Times New Roman"/>
+                <w:noProof/>
+                <w:color w:val="000000" w:themeColor="text1"/>
+                <w:kern w:val="2"/>
+                <w:sz w:val="28"/>
+                <w:szCs w:val="28"/>
+                <w14:ligatures w14:val="standardContextual"/>
+              </w:rPr>
+              <w:tab/>
+            </w:r>
+            <w:r>
+              <w:rPr>
+                <w:rStyle w:val="af1"/>
+                <w:rFonts w:ascii="Times New Roman" w:hAnsi="Times New Roman" w:cs="Times New Roman"/>
+                <w:noProof/>
+                <w:color w:val="000000" w:themeColor="text1"/>
+                <w:sz w:val="28"/>
+                <w:szCs w:val="28"/>
+                <w:lang w:eastAsia="x-none"/>
+              </w:rPr>
+              <w:t>Поиск объекта вращением робота</w:t>
+            </w:r>
+            <w:r>
+              <w:rPr>
+                <w:rFonts w:ascii="Times New Roman" w:hAnsi="Times New Roman" w:cs="Times New Roman"/>
+                <w:noProof/>
+                <w:webHidden/>
+                <w:color w:val="000000" w:themeColor="text1"/>
+                <w:sz w:val="28"/>
+                <w:szCs w:val="28"/>
+              </w:rPr>
+              <w:tab/>
+            </w:r>
+            <w:r>
+              <w:rPr>
+                <w:rFonts w:ascii="Times New Roman" w:hAnsi="Times New Roman" w:cs="Times New Roman"/>
+                <w:noProof/>
+                <w:webHidden/>
+                <w:color w:val="000000" w:themeColor="text1"/>
+                <w:sz w:val="28"/>
+                <w:szCs w:val="28"/>
+              </w:rPr>
+              <w:fldChar w:fldCharType="begin"/>
+            </w:r>
+            <w:r>
+              <w:rPr>
+                <w:rFonts w:ascii="Times New Roman" w:hAnsi="Times New Roman" w:cs="Times New Roman"/>
+                <w:noProof/>
+                <w:webHidden/>
+                <w:color w:val="000000" w:themeColor="text1"/>
+                <w:sz w:val="28"/>
+                <w:szCs w:val="28"/>
+              </w:rPr>
+              <w:instrText xml:space="preserve"> PAGEREF _Toc231434079 \h </w:instrText>
+            </w:r>
+            <w:r>
+              <w:rPr>
+                <w:rFonts w:ascii="Times New Roman" w:hAnsi="Times New Roman" w:cs="Times New Roman"/>
+                <w:noProof/>
+                <w:webHidden/>
+                <w:color w:val="000000" w:themeColor="text1"/>
+                <w:sz w:val="28"/>
+                <w:szCs w:val="28"/>
+              </w:rPr>
+            </w:r>
+            <w:r>
+              <w:rPr>
+                <w:rFonts w:ascii="Times New Roman" w:hAnsi="Times New Roman" w:cs="Times New Roman"/>
+                <w:noProof/>
+                <w:webHidden/>
+                <w:color w:val="000000" w:themeColor="text1"/>
+                <w:sz w:val="28"/>
+                <w:szCs w:val="28"/>
+              </w:rPr>
+              <w:fldChar w:fldCharType="separate"/>
+            </w:r>
+            <w:r>
+              <w:rPr>
+                <w:rFonts w:ascii="Times New Roman" w:hAnsi="Times New Roman" w:cs="Times New Roman"/>
+                <w:noProof/>
+                <w:webHidden/>
+                <w:color w:val="000000" w:themeColor="text1"/>
+                <w:sz w:val="28"/>
+                <w:szCs w:val="28"/>
+              </w:rPr>
+              <w:t>6</w:t>
+            </w:r>
+            <w:r>
+              <w:rPr>
+                <w:rFonts w:ascii="Times New Roman" w:hAnsi="Times New Roman" w:cs="Times New Roman"/>
+                <w:noProof/>
+                <w:webHidden/>
+                <w:color w:val="000000" w:themeColor="text1"/>
+                <w:sz w:val="28"/>
+                <w:szCs w:val="28"/>
+              </w:rPr>
+              <w:fldChar w:fldCharType="end"/>
+            </w:r>
+          </w:hyperlink>
+        </w:p>
+        <w:p>
+          <w:pPr>
+            <w:pStyle w:val="12"/>
+            <w:tabs>
+              <w:tab w:val="left" w:pos="480"/>
+              <w:tab w:val="right" w:leader="dot" w:pos="9627"/>
+            </w:tabs>
+            <w:spacing w:after="0" w:line="360" w:lineRule="auto"/>
+            <w:rPr>
+              <w:rFonts w:ascii="Times New Roman" w:eastAsiaTheme="minorEastAsia" w:hAnsi="Times New Roman" w:cs="Times New Roman"/>
+              <w:noProof/>
+              <w:color w:val="000000" w:themeColor="text1"/>
+              <w:kern w:val="2"/>
+              <w:sz w:val="28"/>
+              <w:szCs w:val="28"/>
+              <w14:ligatures w14:val="standardContextual"/>
+            </w:rPr>
+          </w:pPr>
+          <w:hyperlink w:anchor="_Toc231434080" w:history="1">
+            <w:r>
+              <w:rPr>
+                <w:rStyle w:val="af1"/>
+                <w:rFonts w:ascii="Times New Roman" w:hAnsi="Times New Roman" w:cs="Times New Roman"/>
+                <w:noProof/>
+                <w:color w:val="000000" w:themeColor="text1"/>
+                <w:sz w:val="28"/>
+                <w:szCs w:val="28"/>
+                <w:lang w:eastAsia="x-none"/>
+              </w:rPr>
+              <w:t>5.</w:t>
+            </w:r>
+            <w:r>
+              <w:rPr>
+                <w:rFonts w:ascii="Times New Roman" w:eastAsiaTheme="minorEastAsia" w:hAnsi="Times New Roman" w:cs="Times New Roman"/>
+                <w:noProof/>
+                <w:color w:val="000000" w:themeColor="text1"/>
+                <w:kern w:val="2"/>
+                <w:sz w:val="28"/>
+                <w:szCs w:val="28"/>
+                <w14:ligatures w14:val="standardContextual"/>
+              </w:rPr>
+              <w:tab/>
+            </w:r>
+            <w:r>
+              <w:rPr>
+                <w:rStyle w:val="af1"/>
+                <w:rFonts w:ascii="Times New Roman" w:hAnsi="Times New Roman" w:cs="Times New Roman"/>
+                <w:noProof/>
+                <w:color w:val="000000" w:themeColor="text1"/>
+                <w:sz w:val="28"/>
+                <w:szCs w:val="28"/>
+                <w:lang w:eastAsia="x-none"/>
+              </w:rPr>
+              <w:t>Структура модели робота в файле robot.urdf</w:t>
+            </w:r>
+            <w:r>
+              <w:rPr>
+                <w:rFonts w:ascii="Times New Roman" w:hAnsi="Times New Roman" w:cs="Times New Roman"/>
+                <w:noProof/>
+                <w:webHidden/>
+                <w:color w:val="000000" w:themeColor="text1"/>
+                <w:sz w:val="28"/>
+                <w:szCs w:val="28"/>
+              </w:rPr>
+              <w:tab/>
+            </w:r>
+            <w:r>
+              <w:rPr>
+                <w:rFonts w:ascii="Times New Roman" w:hAnsi="Times New Roman" w:cs="Times New Roman"/>
+                <w:noProof/>
+                <w:webHidden/>
+                <w:color w:val="000000" w:themeColor="text1"/>
+                <w:sz w:val="28"/>
+                <w:szCs w:val="28"/>
+              </w:rPr>
+              <w:fldChar w:fldCharType="begin"/>
+            </w:r>
+            <w:r>
+              <w:rPr>
+                <w:rFonts w:ascii="Times New Roman" w:hAnsi="Times New Roman" w:cs="Times New Roman"/>
+                <w:noProof/>
+                <w:webHidden/>
+                <w:color w:val="000000" w:themeColor="text1"/>
+                <w:sz w:val="28"/>
+                <w:szCs w:val="28"/>
+              </w:rPr>
+              <w:instrText xml:space="preserve"> PAGEREF _Toc231434080 \h </w:instrText>
+            </w:r>
+            <w:r>
+              <w:rPr>
+                <w:rFonts w:ascii="Times New Roman" w:hAnsi="Times New Roman" w:cs="Times New Roman"/>
+                <w:noProof/>
+                <w:webHidden/>
+                <w:color w:val="000000" w:themeColor="text1"/>
+                <w:sz w:val="28"/>
+                <w:szCs w:val="28"/>
+              </w:rPr>
+            </w:r>
+            <w:r>
+              <w:rPr>
+                <w:rFonts w:ascii="Times New Roman" w:hAnsi="Times New Roman" w:cs="Times New Roman"/>
+                <w:noProof/>
+                <w:webHidden/>
+                <w:color w:val="000000" w:themeColor="text1"/>
+                <w:sz w:val="28"/>
+                <w:szCs w:val="28"/>
+              </w:rPr>
+              <w:fldChar w:fldCharType="separate"/>
+            </w:r>
+            <w:r>
+              <w:rPr>
+                <w:rFonts w:ascii="Times New Roman" w:hAnsi="Times New Roman" w:cs="Times New Roman"/>
+                <w:noProof/>
+                <w:webHidden/>
+                <w:color w:val="000000" w:themeColor="text1"/>
+                <w:sz w:val="28"/>
+                <w:szCs w:val="28"/>
+              </w:rPr>
+              <w:t>7</w:t>
+            </w:r>
+            <w:r>
+              <w:rPr>
+                <w:rFonts w:ascii="Times New Roman" w:hAnsi="Times New Roman" w:cs="Times New Roman"/>
+                <w:noProof/>
+                <w:webHidden/>
+                <w:color w:val="000000" w:themeColor="text1"/>
+                <w:sz w:val="28"/>
+                <w:szCs w:val="28"/>
+              </w:rPr>
+              <w:fldChar w:fldCharType="end"/>
+            </w:r>
+          </w:hyperlink>
+        </w:p>
+        <w:p>
+          <w:pPr>
+            <w:pStyle w:val="12"/>
+            <w:tabs>
+              <w:tab w:val="left" w:pos="480"/>
+              <w:tab w:val="right" w:leader="dot" w:pos="9627"/>
+            </w:tabs>
+            <w:spacing w:after="0" w:line="360" w:lineRule="auto"/>
+            <w:rPr>
+              <w:rFonts w:ascii="Times New Roman" w:eastAsiaTheme="minorEastAsia" w:hAnsi="Times New Roman" w:cs="Times New Roman"/>
+              <w:noProof/>
+              <w:color w:val="000000" w:themeColor="text1"/>
+              <w:kern w:val="2"/>
+              <w:sz w:val="28"/>
+              <w:szCs w:val="28"/>
+              <w14:ligatures w14:val="standardContextual"/>
+            </w:rPr>
+          </w:pPr>
+          <w:hyperlink w:anchor="_Toc231434081" w:history="1">
+            <w:r>
+              <w:rPr>
+                <w:rStyle w:val="af1"/>
+                <w:rFonts w:ascii="Times New Roman" w:hAnsi="Times New Roman" w:cs="Times New Roman"/>
+                <w:noProof/>
+                <w:color w:val="000000" w:themeColor="text1"/>
+                <w:sz w:val="28"/>
+                <w:szCs w:val="28"/>
+                <w:lang w:eastAsia="x-none"/>
+              </w:rPr>
+              <w:t>6.</w:t>
+            </w:r>
+            <w:r>
+              <w:rPr>
+                <w:rFonts w:ascii="Times New Roman" w:eastAsiaTheme="minorEastAsia" w:hAnsi="Times New Roman" w:cs="Times New Roman"/>
+                <w:noProof/>
+                <w:color w:val="000000" w:themeColor="text1"/>
+                <w:kern w:val="2"/>
+                <w:sz w:val="28"/>
+                <w:szCs w:val="28"/>
+                <w14:ligatures w14:val="standardContextual"/>
+              </w:rPr>
+              <w:tab/>
+            </w:r>
+            <w:r>
+              <w:rPr>
+                <w:rStyle w:val="af1"/>
+                <w:rFonts w:ascii="Times New Roman" w:hAnsi="Times New Roman" w:cs="Times New Roman"/>
+                <w:noProof/>
+                <w:color w:val="000000" w:themeColor="text1"/>
+                <w:sz w:val="28"/>
+                <w:szCs w:val="28"/>
+                <w:lang w:eastAsia="x-none"/>
+              </w:rPr>
+              <w:t>Результаты тестирования разработанной системы</w:t>
+            </w:r>
+            <w:r>
+              <w:rPr>
+                <w:rFonts w:ascii="Times New Roman" w:hAnsi="Times New Roman" w:cs="Times New Roman"/>
+                <w:noProof/>
+                <w:webHidden/>
+                <w:color w:val="000000" w:themeColor="text1"/>
+                <w:sz w:val="28"/>
+                <w:szCs w:val="28"/>
+              </w:rPr>
+              <w:tab/>
+            </w:r>
+            <w:r>
+              <w:rPr>
+                <w:rFonts w:ascii="Times New Roman" w:hAnsi="Times New Roman" w:cs="Times New Roman"/>
+                <w:noProof/>
+                <w:webHidden/>
+                <w:color w:val="000000" w:themeColor="text1"/>
+                <w:sz w:val="28"/>
+                <w:szCs w:val="28"/>
+              </w:rPr>
+              <w:fldChar w:fldCharType="begin"/>
+            </w:r>
+            <w:r>
+              <w:rPr>
+                <w:rFonts w:ascii="Times New Roman" w:hAnsi="Times New Roman" w:cs="Times New Roman"/>
+                <w:noProof/>
+                <w:webHidden/>
+                <w:color w:val="000000" w:themeColor="text1"/>
+                <w:sz w:val="28"/>
+                <w:szCs w:val="28"/>
+              </w:rPr>
+              <w:instrText xml:space="preserve"> PAGEREF _Toc231434081 \h </w:instrText>
+            </w:r>
+            <w:r>
+              <w:rPr>
+                <w:rFonts w:ascii="Times New Roman" w:hAnsi="Times New Roman" w:cs="Times New Roman"/>
+                <w:noProof/>
+                <w:webHidden/>
+                <w:color w:val="000000" w:themeColor="text1"/>
+                <w:sz w:val="28"/>
+                <w:szCs w:val="28"/>
+              </w:rPr>
+            </w:r>
+            <w:r>
+              <w:rPr>
+                <w:rFonts w:ascii="Times New Roman" w:hAnsi="Times New Roman" w:cs="Times New Roman"/>
+                <w:noProof/>
+                <w:webHidden/>
+                <w:color w:val="000000" w:themeColor="text1"/>
+                <w:sz w:val="28"/>
+                <w:szCs w:val="28"/>
+              </w:rPr>
+              <w:fldChar w:fldCharType="separate"/>
+            </w:r>
+            <w:r>
+              <w:rPr>
+                <w:rFonts w:ascii="Times New Roman" w:hAnsi="Times New Roman" w:cs="Times New Roman"/>
+                <w:noProof/>
+                <w:webHidden/>
+                <w:color w:val="000000" w:themeColor="text1"/>
+                <w:sz w:val="28"/>
+                <w:szCs w:val="28"/>
+              </w:rPr>
+              <w:t>9</w:t>
+            </w:r>
+            <w:r>
+              <w:rPr>
+                <w:rFonts w:ascii="Times New Roman" w:hAnsi="Times New Roman" w:cs="Times New Roman"/>
+                <w:noProof/>
+                <w:webHidden/>
+                <w:color w:val="000000" w:themeColor="text1"/>
+                <w:sz w:val="28"/>
+                <w:szCs w:val="28"/>
+              </w:rPr>
+              <w:fldChar w:fldCharType="end"/>
+            </w:r>
+          </w:hyperlink>
+        </w:p>
+        <w:p>
+          <w:pPr>
+            <w:pStyle w:val="12"/>
+            <w:tabs>
+              <w:tab w:val="right" w:leader="dot" w:pos="9627"/>
+            </w:tabs>
+            <w:spacing w:after="0" w:line="360" w:lineRule="auto"/>
+            <w:rPr>
+              <w:rFonts w:ascii="Times New Roman" w:eastAsiaTheme="minorEastAsia" w:hAnsi="Times New Roman" w:cs="Times New Roman"/>
+              <w:noProof/>
+              <w:color w:val="000000" w:themeColor="text1"/>
+              <w:kern w:val="2"/>
+              <w:sz w:val="28"/>
+              <w:szCs w:val="28"/>
+              <w14:ligatures w14:val="standardContextual"/>
+            </w:rPr>
+          </w:pPr>
+          <w:hyperlink w:anchor="_Toc231434082" w:history="1">
+            <w:r>
+              <w:rPr>
+                <w:rStyle w:val="af1"/>
+                <w:rFonts w:ascii="Times New Roman" w:hAnsi="Times New Roman" w:cs="Times New Roman"/>
+                <w:noProof/>
+                <w:color w:val="000000" w:themeColor="text1"/>
+                <w:sz w:val="28"/>
+                <w:szCs w:val="28"/>
+                <w:lang w:eastAsia="x-none"/>
+              </w:rPr>
+              <w:t>Заключение</w:t>
+            </w:r>
+            <w:r>
+              <w:rPr>
+                <w:rFonts w:ascii="Times New Roman" w:hAnsi="Times New Roman" w:cs="Times New Roman"/>
+                <w:noProof/>
+                <w:webHidden/>
+                <w:color w:val="000000" w:themeColor="text1"/>
+                <w:sz w:val="28"/>
+                <w:szCs w:val="28"/>
+              </w:rPr>
+              <w:tab/>
+            </w:r>
+            <w:r>
+              <w:rPr>
+                <w:rFonts w:ascii="Times New Roman" w:hAnsi="Times New Roman" w:cs="Times New Roman"/>
+                <w:noProof/>
+                <w:webHidden/>
+                <w:color w:val="000000" w:themeColor="text1"/>
+                <w:sz w:val="28"/>
+                <w:szCs w:val="28"/>
+              </w:rPr>
+              <w:fldChar w:fldCharType="begin"/>
+            </w:r>
+            <w:r>
+              <w:rPr>
+                <w:rFonts w:ascii="Times New Roman" w:hAnsi="Times New Roman" w:cs="Times New Roman"/>
+                <w:noProof/>
+                <w:webHidden/>
+                <w:color w:val="000000" w:themeColor="text1"/>
+                <w:sz w:val="28"/>
+                <w:szCs w:val="28"/>
+              </w:rPr>
+              <w:instrText xml:space="preserve"> PAGEREF _Toc231434082 \h </w:instrText>
+            </w:r>
+            <w:r>
+              <w:rPr>
+                <w:rFonts w:ascii="Times New Roman" w:hAnsi="Times New Roman" w:cs="Times New Roman"/>
+                <w:noProof/>
+                <w:webHidden/>
+                <w:color w:val="000000" w:themeColor="text1"/>
+                <w:sz w:val="28"/>
+                <w:szCs w:val="28"/>
+              </w:rPr>
+            </w:r>
+            <w:r>
+              <w:rPr>
+                <w:rFonts w:ascii="Times New Roman" w:hAnsi="Times New Roman" w:cs="Times New Roman"/>
+                <w:noProof/>
+                <w:webHidden/>
+                <w:color w:val="000000" w:themeColor="text1"/>
+                <w:sz w:val="28"/>
+                <w:szCs w:val="28"/>
+              </w:rPr>
+              <w:fldChar w:fldCharType="separate"/>
+            </w:r>
+            <w:r>
+              <w:rPr>
+                <w:rFonts w:ascii="Times New Roman" w:hAnsi="Times New Roman" w:cs="Times New Roman"/>
+                <w:noProof/>
+                <w:webHidden/>
+                <w:color w:val="000000" w:themeColor="text1"/>
+                <w:sz w:val="28"/>
+                <w:szCs w:val="28"/>
+              </w:rPr>
+              <w:t>10</w:t>
+            </w:r>
+            <w:r>
+              <w:rPr>
+                <w:rFonts w:ascii="Times New Roman" w:hAnsi="Times New Roman" w:cs="Times New Roman"/>
+                <w:noProof/>
+                <w:webHidden/>
+                <w:color w:val="000000" w:themeColor="text1"/>
+                <w:sz w:val="28"/>
+                <w:szCs w:val="28"/>
+              </w:rPr>
+              <w:fldChar w:fldCharType="end"/>
+            </w:r>
+          </w:hyperlink>
+        </w:p>
+        <w:p>
+          <w:pPr>
+            <w:pStyle w:val="12"/>
+            <w:tabs>
+              <w:tab w:val="right" w:leader="dot" w:pos="9627"/>
+            </w:tabs>
+            <w:spacing w:after="0" w:line="360" w:lineRule="auto"/>
+            <w:rPr>
+              <w:rFonts w:ascii="Times New Roman" w:eastAsiaTheme="minorEastAsia" w:hAnsi="Times New Roman" w:cs="Times New Roman"/>
+              <w:noProof/>
+              <w:color w:val="000000" w:themeColor="text1"/>
+              <w:kern w:val="2"/>
+              <w:sz w:val="28"/>
+              <w:szCs w:val="28"/>
+              <w14:ligatures w14:val="standardContextual"/>
+            </w:rPr>
+          </w:pPr>
+          <w:hyperlink w:anchor="_Toc231434083" w:history="1">
+            <w:r>
+              <w:rPr>
+                <w:rStyle w:val="af1"/>
+                <w:rFonts w:ascii="Times New Roman" w:hAnsi="Times New Roman" w:cs="Times New Roman"/>
+                <w:noProof/>
+                <w:color w:val="000000" w:themeColor="text1"/>
+                <w:sz w:val="28"/>
+                <w:szCs w:val="28"/>
+              </w:rPr>
+              <w:t>Список использованной литературы</w:t>
+            </w:r>
+            <w:r>
+              <w:rPr>
+                <w:rFonts w:ascii="Times New Roman" w:hAnsi="Times New Roman" w:cs="Times New Roman"/>
+                <w:noProof/>
+                <w:webHidden/>
+                <w:color w:val="000000" w:themeColor="text1"/>
+                <w:sz w:val="28"/>
+                <w:szCs w:val="28"/>
+              </w:rPr>
+              <w:tab/>
+            </w:r>
+            <w:r>
+              <w:rPr>
+                <w:rFonts w:ascii="Times New Roman" w:hAnsi="Times New Roman" w:cs="Times New Roman"/>
+                <w:noProof/>
+                <w:webHidden/>
+                <w:color w:val="000000" w:themeColor="text1"/>
+                <w:sz w:val="28"/>
+                <w:szCs w:val="28"/>
+              </w:rPr>
+              <w:fldChar w:fldCharType="begin"/>
+            </w:r>
+            <w:r>
+              <w:rPr>
+                <w:rFonts w:ascii="Times New Roman" w:hAnsi="Times New Roman" w:cs="Times New Roman"/>
+                <w:noProof/>
+                <w:webHidden/>
+                <w:color w:val="000000" w:themeColor="text1"/>
+                <w:sz w:val="28"/>
+                <w:szCs w:val="28"/>
+              </w:rPr>
+              <w:instrText xml:space="preserve"> PAGEREF _Toc231434083 \h </w:instrText>
+            </w:r>
+            <w:r>
+              <w:rPr>
+                <w:rFonts w:ascii="Times New Roman" w:hAnsi="Times New Roman" w:cs="Times New Roman"/>
+                <w:noProof/>
+                <w:webHidden/>
+                <w:color w:val="000000" w:themeColor="text1"/>
+                <w:sz w:val="28"/>
+                <w:szCs w:val="28"/>
+              </w:rPr>
+            </w:r>
+            <w:r>
+              <w:rPr>
+                <w:rFonts w:ascii="Times New Roman" w:hAnsi="Times New Roman" w:cs="Times New Roman"/>
+                <w:noProof/>
+                <w:webHidden/>
+                <w:color w:val="000000" w:themeColor="text1"/>
+                <w:sz w:val="28"/>
+                <w:szCs w:val="28"/>
+              </w:rPr>
+              <w:fldChar w:fldCharType="separate"/>
+            </w:r>
+            <w:r>
+              <w:rPr>
+                <w:rFonts w:ascii="Times New Roman" w:hAnsi="Times New Roman" w:cs="Times New Roman"/>
+                <w:noProof/>
+                <w:webHidden/>
+                <w:color w:val="000000" w:themeColor="text1"/>
+                <w:sz w:val="28"/>
+                <w:szCs w:val="28"/>
+              </w:rPr>
+              <w:t>11</w:t>
+            </w:r>
+            <w:r>
+              <w:rPr>
+                <w:rFonts w:ascii="Times New Roman" w:hAnsi="Times New Roman" w:cs="Times New Roman"/>
+                <w:noProof/>
+                <w:webHidden/>
+                <w:color w:val="000000" w:themeColor="text1"/>
+                <w:sz w:val="28"/>
+                <w:szCs w:val="28"/>
+              </w:rPr>
+              <w:fldChar w:fldCharType="end"/>
+            </w:r>
+          </w:hyperlink>
+        </w:p>
+        <w:p>
+          <w:pPr>
+            <w:spacing w:line="360" w:lineRule="auto"/>
+          </w:pPr>
+          <w:r>
+            <w:rPr>
+              <w:rFonts w:ascii="Times New Roman" w:hAnsi="Times New Roman" w:cs="Times New Roman"/>
+              <w:color w:val="000000" w:themeColor="text1"/>
+              <w:sz w:val="28"/>
+              <w:szCs w:val="28"/>
+            </w:rPr>
+            <w:fldChar w:fldCharType="end"/>
+          </w:r>
+        </w:p>
+      </w:sdtContent>
+    </w:sdt>
+    <w:p>
+      <w:pPr>
+        <w:widowControl/>
+        <w:autoSpaceDE/>
+        <w:autoSpaceDN/>
+        <w:adjustRightInd/>
+        <w:rPr>
+          <w:rFonts w:ascii="Times New Roman" w:hAnsi="Times New Roman" w:cs="Times New Roman"/>
+          <w:sz w:val="28"/>
+          <w:lang w:eastAsia="x-none"/>
+        </w:rPr>
+      </w:pPr>
+      <w:r>
+        <w:rPr>
+          <w:sz w:val="28"/>
+          <w:lang w:eastAsia="x-none"/>
+        </w:rPr>
+        <w:br w:type="page"/>
+      </w:r>
     </w:p>
     <w:p>
       <w:pPr>
@@ -2322,6 +3373,7 @@
         <w:spacing w:line="360" w:lineRule="auto"/>
         <w:ind w:left="0" w:firstLine="709"/>
         <w:jc w:val="both"/>
+        <w:outlineLvl w:val="0"/>
         <w:rPr>
           <w:b/>
           <w:bCs/>
@@ -2329,6 +3381,7 @@
           <w:lang w:eastAsia="x-none"/>
         </w:rPr>
       </w:pPr>
+      <w:bookmarkStart w:id="1" w:name="_Toc231434076"/>
       <w:r>
         <w:rPr>
           <w:b/>
@@ -2339,6 +3392,7 @@
         <w:lastRenderedPageBreak/>
         <w:t>Подключение камеры к модели робота</w:t>
       </w:r>
+      <w:bookmarkEnd w:id="1"/>
     </w:p>
     <w:p>
       <w:pPr>
@@ -2361,74 +3415,8 @@
           <w:sz w:val="28"/>
           <w:lang w:eastAsia="x-none"/>
         </w:rPr>
-        <w:t xml:space="preserve">Для реализации системы компьютерного зрения в модель мобильного робота была добавлена виртуальная камера. Подключение камеры выполнялось в файле описания робота </w:t>
-      </w:r>
-      <w:proofErr w:type="spellStart"/>
-      <w:proofErr w:type="gramStart"/>
-      <w:r>
-        <w:rPr>
-          <w:rFonts w:ascii="Times New Roman" w:hAnsi="Times New Roman" w:cs="Times New Roman"/>
-          <w:sz w:val="28"/>
-          <w:lang w:eastAsia="x-none"/>
-        </w:rPr>
-        <w:t>robot.urdf</w:t>
-      </w:r>
-      <w:proofErr w:type="spellEnd"/>
-      <w:proofErr w:type="gramEnd"/>
-      <w:r>
-        <w:rPr>
-          <w:rFonts w:ascii="Times New Roman" w:hAnsi="Times New Roman" w:cs="Times New Roman"/>
-          <w:sz w:val="28"/>
-          <w:lang w:eastAsia="x-none"/>
-        </w:rPr>
-        <w:t xml:space="preserve">, который используется для задания геометрической структуры модели, характеристик датчиков и параметров взаимодействия с симулятором </w:t>
-      </w:r>
-      <w:proofErr w:type="spellStart"/>
-      <w:r>
-        <w:rPr>
-          <w:rFonts w:ascii="Times New Roman" w:hAnsi="Times New Roman" w:cs="Times New Roman"/>
-          <w:sz w:val="28"/>
-          <w:lang w:eastAsia="x-none"/>
-        </w:rPr>
-        <w:t>Gazebo</w:t>
-      </w:r>
-      <w:proofErr w:type="spellEnd"/>
-      <w:r>
-        <w:rPr>
-          <w:rFonts w:ascii="Times New Roman" w:hAnsi="Times New Roman" w:cs="Times New Roman"/>
-          <w:sz w:val="28"/>
-          <w:lang w:eastAsia="x-none"/>
-        </w:rPr>
-        <w:t xml:space="preserve">. Камера была размещена в передней части корпуса робота таким образом, чтобы обеспечивать обзор пространства по направлению движения мобильной платформы. Для крепления камеры использовалось отдельное звено </w:t>
-      </w:r>
-      <w:proofErr w:type="spellStart"/>
-      <w:r>
-        <w:rPr>
-          <w:rFonts w:ascii="Times New Roman" w:hAnsi="Times New Roman" w:cs="Times New Roman"/>
-          <w:sz w:val="28"/>
-          <w:lang w:eastAsia="x-none"/>
-        </w:rPr>
-        <w:t>camera_link</w:t>
-      </w:r>
-      <w:proofErr w:type="spellEnd"/>
-      <w:r>
-        <w:rPr>
-          <w:rFonts w:ascii="Times New Roman" w:hAnsi="Times New Roman" w:cs="Times New Roman"/>
-          <w:sz w:val="28"/>
-          <w:lang w:eastAsia="x-none"/>
-        </w:rPr>
-        <w:t xml:space="preserve">, соединённое с корпусом робота посредством фиксированного соединения </w:t>
-      </w:r>
-      <w:proofErr w:type="spellStart"/>
-      <w:r>
-        <w:rPr>
-          <w:rFonts w:ascii="Times New Roman" w:hAnsi="Times New Roman" w:cs="Times New Roman"/>
-          <w:sz w:val="28"/>
-          <w:lang w:eastAsia="x-none"/>
-        </w:rPr>
-        <w:t>camera_joint</w:t>
-      </w:r>
-      <w:proofErr w:type="spellEnd"/>
+        <w:t>Для реализации системы компьютерного зрения в модель мобильного робота была добавлена виртуальная камера. Подключение камеры выполнялось в файле описания робота robot.urdf, который используется для задания геометрической структуры модели, характеристик датчиков и параметров взаимодействия с симулятором Gazebo. Камера была размещена в передней части корпуса робота таким образом, чтобы обеспечивать обзор пространства по направлению движения мобильной платформы. Для крепления камеры использовалось отдельное звено camera_link, соединённое с корпусом робота посредством фиксированного соединения camera_joint</w:t>
+      </w:r>
       <w:r>
         <w:rPr>
           <w:rFonts w:ascii="Times New Roman" w:hAnsi="Times New Roman" w:cs="Times New Roman"/>
@@ -2475,43 +3463,7 @@
           <w:sz w:val="28"/>
           <w:lang w:eastAsia="x-none"/>
         </w:rPr>
-        <w:t xml:space="preserve">Моделирование работы камеры осуществлялось средствами </w:t>
-      </w:r>
-      <w:proofErr w:type="spellStart"/>
-      <w:r>
-        <w:rPr>
-          <w:rFonts w:ascii="Times New Roman" w:hAnsi="Times New Roman" w:cs="Times New Roman"/>
-          <w:sz w:val="28"/>
-          <w:lang w:eastAsia="x-none"/>
-        </w:rPr>
-        <w:t>Gazebo</w:t>
-      </w:r>
-      <w:proofErr w:type="spellEnd"/>
-      <w:r>
-        <w:rPr>
-          <w:rFonts w:ascii="Times New Roman" w:hAnsi="Times New Roman" w:cs="Times New Roman"/>
-          <w:sz w:val="28"/>
-          <w:lang w:eastAsia="x-none"/>
-        </w:rPr>
-        <w:t xml:space="preserve"> с использованием сенсора типа </w:t>
-      </w:r>
-      <w:proofErr w:type="spellStart"/>
-      <w:r>
-        <w:rPr>
-          <w:rFonts w:ascii="Times New Roman" w:hAnsi="Times New Roman" w:cs="Times New Roman"/>
-          <w:sz w:val="28"/>
-          <w:lang w:eastAsia="x-none"/>
-        </w:rPr>
-        <w:t>camera</w:t>
-      </w:r>
-      <w:proofErr w:type="spellEnd"/>
-      <w:r>
-        <w:rPr>
-          <w:rFonts w:ascii="Times New Roman" w:hAnsi="Times New Roman" w:cs="Times New Roman"/>
-          <w:sz w:val="28"/>
-          <w:lang w:eastAsia="x-none"/>
-        </w:rPr>
-        <w:t>. Для обеспечения обмена данными между симулятором и ROS использовался плагин libgazebo_ros_camera.so</w:t>
+        <w:t>Моделирование работы камеры осуществлялось средствами Gazebo с использованием сенсора типа camera. Для обеспечения обмена данными между симулятором и ROS использовался плагин libgazebo_ros_camera.so</w:t>
       </w:r>
       <w:r>
         <w:rPr>
@@ -2600,6 +3552,7 @@
         <w:spacing w:line="360" w:lineRule="auto"/>
         <w:ind w:left="0" w:firstLine="709"/>
         <w:jc w:val="both"/>
+        <w:outlineLvl w:val="0"/>
         <w:rPr>
           <w:b/>
           <w:bCs/>
@@ -2607,6 +3560,7 @@
           <w:lang w:eastAsia="x-none"/>
         </w:rPr>
       </w:pPr>
+      <w:bookmarkStart w:id="2" w:name="_Toc231434077"/>
       <w:r>
         <w:rPr>
           <w:b/>
@@ -2616,6 +3570,7 @@
         </w:rPr>
         <w:t>Получение и обработка изображений</w:t>
       </w:r>
+      <w:bookmarkEnd w:id="2"/>
     </w:p>
     <w:p>
       <w:pPr>
@@ -2638,43 +3593,7 @@
           <w:sz w:val="28"/>
           <w:lang w:eastAsia="x-none"/>
         </w:rPr>
-        <w:t>После подключения камеры к модели робота была реализована система получения изображений в среде ROS. Виртуальная камера непрерывно формирует последовательность кадров, содержащих информацию об объектах, находящихся в поле зрения робота. Передача изображений осуществляется через специализированный ROS-топик /</w:t>
-      </w:r>
-      <w:proofErr w:type="spellStart"/>
-      <w:r>
-        <w:rPr>
-          <w:rFonts w:ascii="Times New Roman" w:hAnsi="Times New Roman" w:cs="Times New Roman"/>
-          <w:sz w:val="28"/>
-          <w:lang w:eastAsia="x-none"/>
-        </w:rPr>
-        <w:t>robot_camera</w:t>
-      </w:r>
-      <w:proofErr w:type="spellEnd"/>
-      <w:r>
-        <w:rPr>
-          <w:rFonts w:ascii="Times New Roman" w:hAnsi="Times New Roman" w:cs="Times New Roman"/>
-          <w:sz w:val="28"/>
-          <w:lang w:eastAsia="x-none"/>
-        </w:rPr>
-        <w:t>/</w:t>
-      </w:r>
-      <w:proofErr w:type="spellStart"/>
-      <w:r>
-        <w:rPr>
-          <w:rFonts w:ascii="Times New Roman" w:hAnsi="Times New Roman" w:cs="Times New Roman"/>
-          <w:sz w:val="28"/>
-          <w:lang w:eastAsia="x-none"/>
-        </w:rPr>
-        <w:t>image_raw</w:t>
-      </w:r>
-      <w:proofErr w:type="spellEnd"/>
-      <w:r>
-        <w:rPr>
-          <w:rFonts w:ascii="Times New Roman" w:hAnsi="Times New Roman" w:cs="Times New Roman"/>
-          <w:sz w:val="28"/>
-          <w:lang w:eastAsia="x-none"/>
-        </w:rPr>
-        <w:t xml:space="preserve">. Каждый кадр </w:t>
+        <w:t xml:space="preserve">После подключения камеры к модели робота была реализована система получения изображений в среде ROS. Виртуальная камера непрерывно формирует последовательность кадров, содержащих информацию об объектах, находящихся в поле зрения робота. Передача изображений осуществляется через специализированный ROS-топик /robot_camera/image_raw. Каждый кадр </w:t>
       </w:r>
       <w:r>
         <w:rPr>
@@ -2857,36 +3776,8 @@
           <w:sz w:val="28"/>
           <w:lang w:eastAsia="x-none"/>
         </w:rPr>
-        <w:t xml:space="preserve">Для последующей обработки изображения преобразуются в формат </w:t>
-      </w:r>
-      <w:proofErr w:type="spellStart"/>
-      <w:r>
-        <w:rPr>
-          <w:rFonts w:ascii="Times New Roman" w:hAnsi="Times New Roman" w:cs="Times New Roman"/>
-          <w:sz w:val="28"/>
-          <w:lang w:eastAsia="x-none"/>
-        </w:rPr>
-        <w:t>OpenCV</w:t>
-      </w:r>
-      <w:proofErr w:type="spellEnd"/>
-      <w:r>
-        <w:rPr>
-          <w:rFonts w:ascii="Times New Roman" w:hAnsi="Times New Roman" w:cs="Times New Roman"/>
-          <w:sz w:val="28"/>
-          <w:lang w:eastAsia="x-none"/>
-        </w:rPr>
-        <w:t xml:space="preserve"> при помощи библиотеки </w:t>
-      </w:r>
-      <w:proofErr w:type="spellStart"/>
-      <w:r>
-        <w:rPr>
-          <w:rFonts w:ascii="Times New Roman" w:hAnsi="Times New Roman" w:cs="Times New Roman"/>
-          <w:sz w:val="28"/>
-          <w:lang w:eastAsia="x-none"/>
-        </w:rPr>
-        <w:t>CvBridge</w:t>
-      </w:r>
-      <w:proofErr w:type="spellEnd"/>
+        <w:t>Для последующей обработки изображения преобразуются в формат OpenCV при помощи библиотеки CvBridge</w:t>
+      </w:r>
       <w:r>
         <w:rPr>
           <w:rFonts w:ascii="Times New Roman" w:hAnsi="Times New Roman" w:cs="Times New Roman"/>
@@ -2950,6 +3841,7 @@
         <w:spacing w:line="360" w:lineRule="auto"/>
         <w:ind w:left="0" w:firstLine="709"/>
         <w:jc w:val="both"/>
+        <w:outlineLvl w:val="0"/>
         <w:rPr>
           <w:b/>
           <w:bCs/>
@@ -2957,6 +3849,7 @@
           <w:lang w:eastAsia="x-none"/>
         </w:rPr>
       </w:pPr>
+      <w:bookmarkStart w:id="3" w:name="_Toc231434078"/>
       <w:r>
         <w:rPr>
           <w:b/>
@@ -2966,6 +3859,7 @@
         </w:rPr>
         <w:t>Алгоритм поиска объекта по цвету</w:t>
       </w:r>
+      <w:bookmarkEnd w:id="3"/>
     </w:p>
     <w:p>
       <w:pPr>
@@ -2997,25 +3891,7 @@
           <w:lang w:eastAsia="x-none"/>
         </w:rPr>
         <w:lastRenderedPageBreak/>
-        <w:t xml:space="preserve">относительно центра изображения. В качестве целевого объекта использовался куб жёлтого цвета, размещённый в виртуальной среде </w:t>
-      </w:r>
-      <w:proofErr w:type="spellStart"/>
-      <w:r>
-        <w:rPr>
-          <w:rFonts w:ascii="Times New Roman" w:hAnsi="Times New Roman" w:cs="Times New Roman"/>
-          <w:sz w:val="28"/>
-          <w:lang w:eastAsia="x-none"/>
-        </w:rPr>
-        <w:t>Gazebo</w:t>
-      </w:r>
-      <w:proofErr w:type="spellEnd"/>
-      <w:r>
-        <w:rPr>
-          <w:rFonts w:ascii="Times New Roman" w:hAnsi="Times New Roman" w:cs="Times New Roman"/>
-          <w:sz w:val="28"/>
-          <w:lang w:eastAsia="x-none"/>
-        </w:rPr>
-        <w:t>.</w:t>
+        <w:t>относительно центра изображения. В качестве целевого объекта использовался куб жёлтого цвета, размещённый в виртуальной среде Gazebo.</w:t>
       </w:r>
     </w:p>
     <w:p>
@@ -3039,43 +3915,7 @@
           <w:sz w:val="28"/>
           <w:lang w:eastAsia="x-none"/>
         </w:rPr>
-        <w:t>Работа алгоритма начинается с получения изображения от камеры робота. Далее изображение преобразуется из цветового пространства RGB в пространство HSV (</w:t>
-      </w:r>
-      <w:proofErr w:type="spellStart"/>
-      <w:r>
-        <w:rPr>
-          <w:rFonts w:ascii="Times New Roman" w:hAnsi="Times New Roman" w:cs="Times New Roman"/>
-          <w:sz w:val="28"/>
-          <w:lang w:eastAsia="x-none"/>
-        </w:rPr>
-        <w:t>Hue</w:t>
-      </w:r>
-      <w:proofErr w:type="spellEnd"/>
-      <w:r>
-        <w:rPr>
-          <w:rFonts w:ascii="Times New Roman" w:hAnsi="Times New Roman" w:cs="Times New Roman"/>
-          <w:sz w:val="28"/>
-          <w:lang w:eastAsia="x-none"/>
-        </w:rPr>
-        <w:t xml:space="preserve">, </w:t>
-      </w:r>
-      <w:proofErr w:type="spellStart"/>
-      <w:r>
-        <w:rPr>
-          <w:rFonts w:ascii="Times New Roman" w:hAnsi="Times New Roman" w:cs="Times New Roman"/>
-          <w:sz w:val="28"/>
-          <w:lang w:eastAsia="x-none"/>
-        </w:rPr>
-        <w:t>Saturation</w:t>
-      </w:r>
-      <w:proofErr w:type="spellEnd"/>
-      <w:r>
-        <w:rPr>
-          <w:rFonts w:ascii="Times New Roman" w:hAnsi="Times New Roman" w:cs="Times New Roman"/>
-          <w:sz w:val="28"/>
-          <w:lang w:eastAsia="x-none"/>
-        </w:rPr>
-        <w:t>, Value). Использование пространства HSV позволяет более эффективно выделять объекты по цвету, поскольку информация о цветовом оттенке отделяется от яркости изображения. После преобразования выполняется построение цветовой маски, содержащей только пиксели, принадлежащие заданному диапазону жёлтого цвета.</w:t>
+        <w:t>Работа алгоритма начинается с получения изображения от камеры робота. Далее изображение преобразуется из цветового пространства RGB в пространство HSV (Hue, Saturation, Value). Использование пространства HSV позволяет более эффективно выделять объекты по цвету, поскольку информация о цветовом оттенке отделяется от яркости изображения. После преобразования выполняется построение цветовой маски, содержащей только пиксели, принадлежащие заданному диапазону жёлтого цвета.</w:t>
       </w:r>
     </w:p>
     <w:p>
@@ -3156,6 +3996,7 @@
         <w:spacing w:line="360" w:lineRule="auto"/>
         <w:ind w:left="0" w:firstLine="709"/>
         <w:jc w:val="both"/>
+        <w:outlineLvl w:val="0"/>
         <w:rPr>
           <w:b/>
           <w:bCs/>
@@ -3163,6 +4004,7 @@
           <w:lang w:eastAsia="x-none"/>
         </w:rPr>
       </w:pPr>
+      <w:bookmarkStart w:id="4" w:name="_Toc231434079"/>
       <w:r>
         <w:rPr>
           <w:b/>
@@ -3172,6 +4014,7 @@
         </w:rPr>
         <w:t>Поиск объекта вращением робота</w:t>
       </w:r>
+      <w:bookmarkEnd w:id="4"/>
     </w:p>
     <w:p>
       <w:pPr>
@@ -3219,43 +4062,7 @@
           <w:lang w:eastAsia="x-none"/>
         </w:rPr>
         <w:lastRenderedPageBreak/>
-        <w:t xml:space="preserve">Поиск осуществляется путём вращения мобильной платформы вокруг собственной оси. Для этого </w:t>
-      </w:r>
-      <w:proofErr w:type="gramStart"/>
-      <w:r>
-        <w:rPr>
-          <w:rFonts w:ascii="Times New Roman" w:hAnsi="Times New Roman" w:cs="Times New Roman"/>
-          <w:sz w:val="28"/>
-          <w:lang w:eastAsia="x-none"/>
-        </w:rPr>
-        <w:t>в топик</w:t>
-      </w:r>
-      <w:proofErr w:type="gramEnd"/>
-      <w:r>
-        <w:rPr>
-          <w:rFonts w:ascii="Times New Roman" w:hAnsi="Times New Roman" w:cs="Times New Roman"/>
-          <w:sz w:val="28"/>
-          <w:lang w:eastAsia="x-none"/>
-        </w:rPr>
-        <w:t xml:space="preserve"> /</w:t>
-      </w:r>
-      <w:proofErr w:type="spellStart"/>
-      <w:r>
-        <w:rPr>
-          <w:rFonts w:ascii="Times New Roman" w:hAnsi="Times New Roman" w:cs="Times New Roman"/>
-          <w:sz w:val="28"/>
-          <w:lang w:eastAsia="x-none"/>
-        </w:rPr>
-        <w:t>cmd_vel</w:t>
-      </w:r>
-      <w:proofErr w:type="spellEnd"/>
-      <w:r>
-        <w:rPr>
-          <w:rFonts w:ascii="Times New Roman" w:hAnsi="Times New Roman" w:cs="Times New Roman"/>
-          <w:sz w:val="28"/>
-          <w:lang w:eastAsia="x-none"/>
-        </w:rPr>
-        <w:t xml:space="preserve"> передаются команды с нулевой линейной скоростью и положительной угловой скоростью</w:t>
+        <w:t>Поиск осуществляется путём вращения мобильной платформы вокруг собственной оси. Для этого в топик /cmd_vel передаются команды с нулевой линейной скоростью и положительной угловой скоростью</w:t>
       </w:r>
       <w:r>
         <w:rPr>
@@ -3277,7 +4084,7 @@
         <w:rPr>
           <w:rFonts w:ascii="Times New Roman" w:hAnsi="Times New Roman" w:cs="Times New Roman"/>
           <w:sz w:val="28"/>
-          <w:lang w:val="en-US" w:eastAsia="x-none"/>
+          <w:lang w:eastAsia="x-none"/>
         </w:rPr>
         <w:t>]</w:t>
       </w:r>
@@ -3351,36 +4158,8 @@
           <w:sz w:val="28"/>
           <w:lang w:eastAsia="x-none"/>
         </w:rPr>
-        <w:t xml:space="preserve">После обнаружения объекта алгоритм определяет его положение относительно центра изображения. Если объект находится слева от центра кадра, робот получает команду на поворот влево. Если объект расположен справа, робот поворачивается вправо. Когда объект оказывается в центральной части кадра, робот начинает движение вперёд. Управление осуществляется посредством публикации команд линейной скорости </w:t>
-      </w:r>
-      <w:proofErr w:type="gramStart"/>
-      <w:r>
-        <w:rPr>
-          <w:rFonts w:ascii="Times New Roman" w:hAnsi="Times New Roman" w:cs="Times New Roman"/>
-          <w:sz w:val="28"/>
-          <w:lang w:eastAsia="x-none"/>
-        </w:rPr>
-        <w:t>в топик</w:t>
-      </w:r>
-      <w:proofErr w:type="gramEnd"/>
-      <w:r>
-        <w:rPr>
-          <w:rFonts w:ascii="Times New Roman" w:hAnsi="Times New Roman" w:cs="Times New Roman"/>
-          <w:sz w:val="28"/>
-          <w:lang w:eastAsia="x-none"/>
-        </w:rPr>
-        <w:t xml:space="preserve"> /</w:t>
-      </w:r>
-      <w:proofErr w:type="spellStart"/>
-      <w:r>
-        <w:rPr>
-          <w:rFonts w:ascii="Times New Roman" w:hAnsi="Times New Roman" w:cs="Times New Roman"/>
-          <w:sz w:val="28"/>
-          <w:lang w:eastAsia="x-none"/>
-        </w:rPr>
-        <w:t>cmd_vel</w:t>
-      </w:r>
-      <w:proofErr w:type="spellEnd"/>
+        <w:t>После обнаружения объекта алгоритм определяет его положение относительно центра изображения. Если объект находится слева от центра кадра, робот получает команду на поворот влево. Если объект расположен справа, робот поворачивается вправо. Когда объект оказывается в центральной части кадра, робот начинает движение вперёд. Управление осуществляется посредством публикации команд линейной скорости в топик /cmd_vel</w:t>
+      </w:r>
       <w:r>
         <w:rPr>
           <w:rFonts w:ascii="Times New Roman" w:hAnsi="Times New Roman" w:cs="Times New Roman"/>
@@ -3428,6 +4207,7 @@
         <w:spacing w:line="360" w:lineRule="auto"/>
         <w:ind w:left="0" w:firstLine="709"/>
         <w:jc w:val="both"/>
+        <w:outlineLvl w:val="0"/>
         <w:rPr>
           <w:b/>
           <w:bCs/>
@@ -3435,6 +4215,7 @@
           <w:lang w:eastAsia="x-none"/>
         </w:rPr>
       </w:pPr>
+      <w:bookmarkStart w:id="5" w:name="_Toc231434080"/>
       <w:r>
         <w:rPr>
           <w:b/>
@@ -3442,21 +4223,9 @@
           <w:sz w:val="28"/>
           <w:lang w:eastAsia="x-none"/>
         </w:rPr>
-        <w:t xml:space="preserve">Структура модели робота в файле </w:t>
-      </w:r>
-      <w:proofErr w:type="spellStart"/>
-      <w:proofErr w:type="gramStart"/>
-      <w:r>
-        <w:rPr>
-          <w:b/>
-          <w:bCs/>
-          <w:sz w:val="28"/>
-          <w:lang w:eastAsia="x-none"/>
-        </w:rPr>
-        <w:t>robot.urdf</w:t>
-      </w:r>
-      <w:proofErr w:type="spellEnd"/>
-      <w:proofErr w:type="gramEnd"/>
+        <w:t>Структура модели робота в файле robot.urdf</w:t>
+      </w:r>
+      <w:bookmarkEnd w:id="5"/>
     </w:p>
     <w:p>
       <w:pPr>
@@ -3479,81 +4248,7 @@
           <w:sz w:val="28"/>
           <w:lang w:eastAsia="x-none"/>
         </w:rPr>
-        <w:t xml:space="preserve">Для описания конструкции мобильного робота и его взаимодействия со средой моделирования использовался файл </w:t>
-      </w:r>
-      <w:proofErr w:type="spellStart"/>
-      <w:proofErr w:type="gramStart"/>
-      <w:r>
-        <w:rPr>
-          <w:rFonts w:ascii="Times New Roman" w:hAnsi="Times New Roman" w:cs="Times New Roman"/>
-          <w:sz w:val="28"/>
-          <w:lang w:eastAsia="x-none"/>
-        </w:rPr>
-        <w:t>robot.urdf</w:t>
-      </w:r>
-      <w:proofErr w:type="spellEnd"/>
-      <w:proofErr w:type="gramEnd"/>
-      <w:r>
-        <w:rPr>
-          <w:rFonts w:ascii="Times New Roman" w:hAnsi="Times New Roman" w:cs="Times New Roman"/>
-          <w:sz w:val="28"/>
-          <w:lang w:eastAsia="x-none"/>
-        </w:rPr>
-        <w:t xml:space="preserve"> (Unified </w:t>
-      </w:r>
-      <w:proofErr w:type="spellStart"/>
-      <w:r>
-        <w:rPr>
-          <w:rFonts w:ascii="Times New Roman" w:hAnsi="Times New Roman" w:cs="Times New Roman"/>
-          <w:sz w:val="28"/>
-          <w:lang w:eastAsia="x-none"/>
-        </w:rPr>
-        <w:t>Robot</w:t>
-      </w:r>
-      <w:proofErr w:type="spellEnd"/>
-      <w:r>
-        <w:rPr>
-          <w:rFonts w:ascii="Times New Roman" w:hAnsi="Times New Roman" w:cs="Times New Roman"/>
-          <w:sz w:val="28"/>
-          <w:lang w:eastAsia="x-none"/>
-        </w:rPr>
-        <w:t xml:space="preserve"> </w:t>
-      </w:r>
-      <w:proofErr w:type="spellStart"/>
-      <w:r>
-        <w:rPr>
-          <w:rFonts w:ascii="Times New Roman" w:hAnsi="Times New Roman" w:cs="Times New Roman"/>
-          <w:sz w:val="28"/>
-          <w:lang w:eastAsia="x-none"/>
-        </w:rPr>
-        <w:t>Description</w:t>
-      </w:r>
-      <w:proofErr w:type="spellEnd"/>
-      <w:r>
-        <w:rPr>
-          <w:rFonts w:ascii="Times New Roman" w:hAnsi="Times New Roman" w:cs="Times New Roman"/>
-          <w:sz w:val="28"/>
-          <w:lang w:eastAsia="x-none"/>
-        </w:rPr>
-        <w:t xml:space="preserve"> Format. Основой конструкции является звено </w:t>
-      </w:r>
-      <w:proofErr w:type="spellStart"/>
-      <w:r>
-        <w:rPr>
-          <w:rFonts w:ascii="Times New Roman" w:hAnsi="Times New Roman" w:cs="Times New Roman"/>
-          <w:sz w:val="28"/>
-          <w:lang w:eastAsia="x-none"/>
-        </w:rPr>
-        <w:t>base_link</w:t>
-      </w:r>
-      <w:proofErr w:type="spellEnd"/>
-      <w:r>
-        <w:rPr>
-          <w:rFonts w:ascii="Times New Roman" w:hAnsi="Times New Roman" w:cs="Times New Roman"/>
-          <w:sz w:val="28"/>
-          <w:lang w:eastAsia="x-none"/>
-        </w:rPr>
-        <w:t>, представляющее корпус мобильного робота</w:t>
+        <w:t>Для описания конструкции мобильного робота и его взаимодействия со средой моделирования использовался файл robot.urdf (Unified Robot Description Format. Основой конструкции является звено base_link, представляющее корпус мобильного робота</w:t>
       </w:r>
       <w:r>
         <w:rPr>
@@ -3602,43 +4297,7 @@
           <w:sz w:val="28"/>
           <w:lang w:eastAsia="x-none"/>
         </w:rPr>
-        <w:t xml:space="preserve">Для получения информации об окружающей среде в модель робота были интегрированы два сенсора: </w:t>
-      </w:r>
-      <w:proofErr w:type="spellStart"/>
-      <w:r>
-        <w:rPr>
-          <w:rFonts w:ascii="Times New Roman" w:hAnsi="Times New Roman" w:cs="Times New Roman"/>
-          <w:sz w:val="28"/>
-          <w:lang w:eastAsia="x-none"/>
-        </w:rPr>
-        <w:t>лидар</w:t>
-      </w:r>
-      <w:proofErr w:type="spellEnd"/>
-      <w:r>
-        <w:rPr>
-          <w:rFonts w:ascii="Times New Roman" w:hAnsi="Times New Roman" w:cs="Times New Roman"/>
-          <w:sz w:val="28"/>
-          <w:lang w:eastAsia="x-none"/>
-        </w:rPr>
-        <w:t xml:space="preserve"> и камера. </w:t>
-      </w:r>
-      <w:proofErr w:type="spellStart"/>
-      <w:r>
-        <w:rPr>
-          <w:rFonts w:ascii="Times New Roman" w:hAnsi="Times New Roman" w:cs="Times New Roman"/>
-          <w:sz w:val="28"/>
-          <w:lang w:eastAsia="x-none"/>
-        </w:rPr>
-        <w:t>Лидарный</w:t>
-      </w:r>
-      <w:proofErr w:type="spellEnd"/>
-      <w:r>
-        <w:rPr>
-          <w:rFonts w:ascii="Times New Roman" w:hAnsi="Times New Roman" w:cs="Times New Roman"/>
-          <w:sz w:val="28"/>
-          <w:lang w:eastAsia="x-none"/>
-        </w:rPr>
-        <w:t xml:space="preserve"> датчик размещён в верхней части корпуса робота и предназначен для измерения расстояний до окружающих объектов</w:t>
+        <w:t>Для получения информации об окружающей среде в модель робота были интегрированы два сенсора: лидар и камера. Лидарный датчик размещён в верхней части корпуса робота и предназначен для измерения расстояний до окружающих объектов</w:t>
       </w:r>
       <w:r>
         <w:rPr>
@@ -3694,90 +4353,8 @@
           <w:sz w:val="28"/>
           <w:lang w:eastAsia="x-none"/>
         </w:rPr>
-        <w:t xml:space="preserve"> содержит подключение специализированных плагинов </w:t>
-      </w:r>
-      <w:proofErr w:type="spellStart"/>
-      <w:r>
-        <w:rPr>
-          <w:rFonts w:ascii="Times New Roman" w:hAnsi="Times New Roman" w:cs="Times New Roman"/>
-          <w:sz w:val="28"/>
-          <w:lang w:eastAsia="x-none"/>
-        </w:rPr>
-        <w:t>Gazebo</w:t>
-      </w:r>
-      <w:proofErr w:type="spellEnd"/>
-      <w:r>
-        <w:rPr>
-          <w:rFonts w:ascii="Times New Roman" w:hAnsi="Times New Roman" w:cs="Times New Roman"/>
-          <w:sz w:val="28"/>
-          <w:lang w:eastAsia="x-none"/>
-        </w:rPr>
-        <w:t xml:space="preserve">. Плагин дифференциального привода обеспечивает выполнение команд движения, поступающих </w:t>
-      </w:r>
-      <w:proofErr w:type="gramStart"/>
-      <w:r>
-        <w:rPr>
-          <w:rFonts w:ascii="Times New Roman" w:hAnsi="Times New Roman" w:cs="Times New Roman"/>
-          <w:sz w:val="28"/>
-          <w:lang w:eastAsia="x-none"/>
-        </w:rPr>
-        <w:t>через топик</w:t>
-      </w:r>
-      <w:proofErr w:type="gramEnd"/>
-      <w:r>
-        <w:rPr>
-          <w:rFonts w:ascii="Times New Roman" w:hAnsi="Times New Roman" w:cs="Times New Roman"/>
-          <w:sz w:val="28"/>
-          <w:lang w:eastAsia="x-none"/>
-        </w:rPr>
-        <w:t xml:space="preserve"> /</w:t>
-      </w:r>
-      <w:proofErr w:type="spellStart"/>
-      <w:r>
-        <w:rPr>
-          <w:rFonts w:ascii="Times New Roman" w:hAnsi="Times New Roman" w:cs="Times New Roman"/>
-          <w:sz w:val="28"/>
-          <w:lang w:eastAsia="x-none"/>
-        </w:rPr>
-        <w:t>cmd_vel</w:t>
-      </w:r>
-      <w:proofErr w:type="spellEnd"/>
-      <w:r>
-        <w:rPr>
-          <w:rFonts w:ascii="Times New Roman" w:hAnsi="Times New Roman" w:cs="Times New Roman"/>
-          <w:sz w:val="28"/>
-          <w:lang w:eastAsia="x-none"/>
-        </w:rPr>
-        <w:t xml:space="preserve">, а также формирование данных </w:t>
-      </w:r>
-      <w:proofErr w:type="spellStart"/>
-      <w:r>
-        <w:rPr>
-          <w:rFonts w:ascii="Times New Roman" w:hAnsi="Times New Roman" w:cs="Times New Roman"/>
-          <w:sz w:val="28"/>
-          <w:lang w:eastAsia="x-none"/>
-        </w:rPr>
-        <w:t>одометрии</w:t>
-      </w:r>
-      <w:proofErr w:type="spellEnd"/>
-      <w:r>
-        <w:rPr>
-          <w:rFonts w:ascii="Times New Roman" w:hAnsi="Times New Roman" w:cs="Times New Roman"/>
-          <w:sz w:val="28"/>
-          <w:lang w:eastAsia="x-none"/>
-        </w:rPr>
-        <w:t>, публикуемых в топик /</w:t>
-      </w:r>
-      <w:proofErr w:type="spellStart"/>
-      <w:r>
-        <w:rPr>
-          <w:rFonts w:ascii="Times New Roman" w:hAnsi="Times New Roman" w:cs="Times New Roman"/>
-          <w:sz w:val="28"/>
-          <w:lang w:eastAsia="x-none"/>
-        </w:rPr>
-        <w:t>odom</w:t>
-      </w:r>
-      <w:proofErr w:type="spellEnd"/>
+        <w:t xml:space="preserve"> содержит подключение специализированных плагинов Gazebo. Плагин дифференциального привода обеспечивает выполнение команд движения, поступающих через топик /cmd_vel, а также формирование данных одометрии, публикуемых в топик /odom</w:t>
+      </w:r>
       <w:r>
         <w:rPr>
           <w:rFonts w:ascii="Times New Roman" w:hAnsi="Times New Roman" w:cs="Times New Roman"/>
@@ -3800,54 +4377,8 @@
           <w:sz w:val="28"/>
           <w:lang w:eastAsia="x-none"/>
         </w:rPr>
-        <w:t xml:space="preserve">. Плагин </w:t>
-      </w:r>
-      <w:proofErr w:type="spellStart"/>
-      <w:r>
-        <w:rPr>
-          <w:rFonts w:ascii="Times New Roman" w:hAnsi="Times New Roman" w:cs="Times New Roman"/>
-          <w:sz w:val="28"/>
-          <w:lang w:eastAsia="x-none"/>
-        </w:rPr>
-        <w:t>лидарного</w:t>
-      </w:r>
-      <w:proofErr w:type="spellEnd"/>
-      <w:r>
-        <w:rPr>
-          <w:rFonts w:ascii="Times New Roman" w:hAnsi="Times New Roman" w:cs="Times New Roman"/>
-          <w:sz w:val="28"/>
-          <w:lang w:eastAsia="x-none"/>
-        </w:rPr>
-        <w:t xml:space="preserve"> датчика отвечает за генерацию лазерных измерений и передачу данных </w:t>
-      </w:r>
-      <w:proofErr w:type="gramStart"/>
-      <w:r>
-        <w:rPr>
-          <w:rFonts w:ascii="Times New Roman" w:hAnsi="Times New Roman" w:cs="Times New Roman"/>
-          <w:sz w:val="28"/>
-          <w:lang w:eastAsia="x-none"/>
-        </w:rPr>
-        <w:t>в топик</w:t>
-      </w:r>
-      <w:proofErr w:type="gramEnd"/>
-      <w:r>
-        <w:rPr>
-          <w:rFonts w:ascii="Times New Roman" w:hAnsi="Times New Roman" w:cs="Times New Roman"/>
-          <w:sz w:val="28"/>
-          <w:lang w:eastAsia="x-none"/>
-        </w:rPr>
-        <w:t xml:space="preserve"> /</w:t>
-      </w:r>
-      <w:proofErr w:type="spellStart"/>
-      <w:r>
-        <w:rPr>
-          <w:rFonts w:ascii="Times New Roman" w:hAnsi="Times New Roman" w:cs="Times New Roman"/>
-          <w:sz w:val="28"/>
-          <w:lang w:eastAsia="x-none"/>
-        </w:rPr>
-        <w:t>scan</w:t>
-      </w:r>
-      <w:proofErr w:type="spellEnd"/>
+        <w:t>. Плагин лидарного датчика отвечает за генерацию лазерных измерений и передачу данных в топик /scan</w:t>
+      </w:r>
       <w:r>
         <w:rPr>
           <w:rFonts w:ascii="Times New Roman" w:hAnsi="Times New Roman" w:cs="Times New Roman"/>
@@ -3862,54 +4393,8 @@
           <w:sz w:val="28"/>
           <w:lang w:eastAsia="x-none"/>
         </w:rPr>
-        <w:t xml:space="preserve">. Плагин камеры формирует изображения окружающей среды и публикует их </w:t>
-      </w:r>
-      <w:proofErr w:type="gramStart"/>
-      <w:r>
-        <w:rPr>
-          <w:rFonts w:ascii="Times New Roman" w:hAnsi="Times New Roman" w:cs="Times New Roman"/>
-          <w:sz w:val="28"/>
-          <w:lang w:eastAsia="x-none"/>
-        </w:rPr>
-        <w:t>в топик</w:t>
-      </w:r>
-      <w:proofErr w:type="gramEnd"/>
-      <w:r>
-        <w:rPr>
-          <w:rFonts w:ascii="Times New Roman" w:hAnsi="Times New Roman" w:cs="Times New Roman"/>
-          <w:sz w:val="28"/>
-          <w:lang w:eastAsia="x-none"/>
-        </w:rPr>
-        <w:t xml:space="preserve"> /</w:t>
-      </w:r>
-      <w:proofErr w:type="spellStart"/>
-      <w:r>
-        <w:rPr>
-          <w:rFonts w:ascii="Times New Roman" w:hAnsi="Times New Roman" w:cs="Times New Roman"/>
-          <w:sz w:val="28"/>
-          <w:lang w:eastAsia="x-none"/>
-        </w:rPr>
-        <w:t>robot_camera</w:t>
-      </w:r>
-      <w:proofErr w:type="spellEnd"/>
-      <w:r>
-        <w:rPr>
-          <w:rFonts w:ascii="Times New Roman" w:hAnsi="Times New Roman" w:cs="Times New Roman"/>
-          <w:sz w:val="28"/>
-          <w:lang w:eastAsia="x-none"/>
-        </w:rPr>
-        <w:t>/</w:t>
-      </w:r>
-      <w:proofErr w:type="spellStart"/>
-      <w:r>
-        <w:rPr>
-          <w:rFonts w:ascii="Times New Roman" w:hAnsi="Times New Roman" w:cs="Times New Roman"/>
-          <w:sz w:val="28"/>
-          <w:lang w:eastAsia="x-none"/>
-        </w:rPr>
-        <w:t>image_raw</w:t>
-      </w:r>
-      <w:proofErr w:type="spellEnd"/>
+        <w:t>. Плагин камеры формирует изображения окружающей среды и публикует их в топик /robot_camera/image_raw</w:t>
+      </w:r>
       <w:r>
         <w:rPr>
           <w:rFonts w:ascii="Times New Roman" w:hAnsi="Times New Roman" w:cs="Times New Roman"/>
@@ -4031,20 +4516,8 @@
           <w:sz w:val="28"/>
           <w:lang w:eastAsia="x-none"/>
         </w:rPr>
-        <w:t xml:space="preserve">Структура модели мобильного робота, описанной в файле </w:t>
-      </w:r>
-      <w:proofErr w:type="spellStart"/>
-      <w:proofErr w:type="gramStart"/>
-      <w:r>
-        <w:rPr>
-          <w:rFonts w:ascii="Times New Roman" w:hAnsi="Times New Roman" w:cs="Times New Roman"/>
-          <w:sz w:val="28"/>
-          <w:lang w:eastAsia="x-none"/>
-        </w:rPr>
-        <w:t>robot.urdf</w:t>
-      </w:r>
-      <w:proofErr w:type="spellEnd"/>
-      <w:proofErr w:type="gramEnd"/>
+        <w:t>Структура модели мобильного робота, описанной в файле robot.urdf</w:t>
+      </w:r>
     </w:p>
     <w:p>
       <w:pPr>
@@ -4079,6 +4552,7 @@
         <w:spacing w:line="360" w:lineRule="auto"/>
         <w:ind w:left="0" w:firstLine="709"/>
         <w:jc w:val="both"/>
+        <w:outlineLvl w:val="0"/>
         <w:rPr>
           <w:b/>
           <w:bCs/>
@@ -4086,6 +4560,7 @@
           <w:lang w:eastAsia="x-none"/>
         </w:rPr>
       </w:pPr>
+      <w:bookmarkStart w:id="6" w:name="_Toc231434081"/>
       <w:r>
         <w:rPr>
           <w:b/>
@@ -4095,6 +4570,7 @@
         </w:rPr>
         <w:t>Результаты тестирования разработанной системы</w:t>
       </w:r>
+      <w:bookmarkEnd w:id="6"/>
     </w:p>
     <w:p>
       <w:pPr>
@@ -4117,25 +4593,7 @@
           <w:sz w:val="28"/>
           <w:lang w:eastAsia="x-none"/>
         </w:rPr>
-        <w:t xml:space="preserve">После завершения разработки модели робота и алгоритмов компьютерного зрения была выполнена серия экспериментов в среде </w:t>
-      </w:r>
-      <w:proofErr w:type="spellStart"/>
-      <w:r>
-        <w:rPr>
-          <w:rFonts w:ascii="Times New Roman" w:hAnsi="Times New Roman" w:cs="Times New Roman"/>
-          <w:sz w:val="28"/>
-          <w:lang w:eastAsia="x-none"/>
-        </w:rPr>
-        <w:t>Gazebo</w:t>
-      </w:r>
-      <w:proofErr w:type="spellEnd"/>
-      <w:r>
-        <w:rPr>
-          <w:rFonts w:ascii="Times New Roman" w:hAnsi="Times New Roman" w:cs="Times New Roman"/>
-          <w:sz w:val="28"/>
-          <w:lang w:eastAsia="x-none"/>
-        </w:rPr>
-        <w:t>.</w:t>
+        <w:t>После завершения разработки модели робота и алгоритмов компьютерного зрения была выполнена серия экспериментов в среде Gazebo.</w:t>
       </w:r>
       <w:r>
         <w:rPr>
@@ -4349,6 +4807,30 @@
     </w:p>
     <w:p>
       <w:pPr>
+        <w:pStyle w:val="1"/>
+        <w:spacing w:before="0" w:after="0" w:line="360" w:lineRule="auto"/>
+        <w:ind w:firstLine="709"/>
+        <w:rPr>
+          <w:rFonts w:ascii="Times New Roman" w:hAnsi="Times New Roman" w:cs="Times New Roman"/>
+          <w:b w:val="0"/>
+          <w:bCs w:val="0"/>
+          <w:sz w:val="28"/>
+          <w:lang w:eastAsia="x-none"/>
+        </w:rPr>
+      </w:pPr>
+      <w:bookmarkStart w:id="7" w:name="_Toc231434082"/>
+      <w:r>
+        <w:rPr>
+          <w:rFonts w:ascii="Times New Roman" w:hAnsi="Times New Roman" w:cs="Times New Roman"/>
+          <w:sz w:val="28"/>
+          <w:lang w:eastAsia="x-none"/>
+        </w:rPr>
+        <w:t>Заключение</w:t>
+      </w:r>
+      <w:bookmarkEnd w:id="7"/>
+    </w:p>
+    <w:p>
+      <w:pPr>
         <w:widowControl/>
         <w:autoSpaceDE/>
         <w:autoSpaceDN/>
@@ -4358,21 +4840,17 @@
         <w:jc w:val="both"/>
         <w:rPr>
           <w:rFonts w:ascii="Times New Roman" w:hAnsi="Times New Roman" w:cs="Times New Roman"/>
-          <w:b/>
-          <w:bCs/>
-          <w:sz w:val="28"/>
-          <w:lang w:eastAsia="x-none"/>
-        </w:rPr>
-      </w:pPr>
-      <w:r>
-        <w:rPr>
-          <w:rFonts w:ascii="Times New Roman" w:hAnsi="Times New Roman" w:cs="Times New Roman"/>
-          <w:b/>
-          <w:bCs/>
-          <w:sz w:val="28"/>
-          <w:lang w:eastAsia="x-none"/>
-        </w:rPr>
-        <w:t>Заключение</w:t>
+          <w:sz w:val="28"/>
+          <w:lang w:eastAsia="x-none"/>
+        </w:rPr>
+      </w:pPr>
+      <w:r>
+        <w:rPr>
+          <w:rFonts w:ascii="Times New Roman" w:hAnsi="Times New Roman" w:cs="Times New Roman"/>
+          <w:sz w:val="28"/>
+          <w:lang w:eastAsia="x-none"/>
+        </w:rPr>
+        <w:t>В ходе преддипломной практики была разработана система компьютерного зрения мобильного робота в среде Gazebo. В модель робота была интегрирована виртуальная камера, обеспечивающая получение изображений и передачу данных в среду ROS.</w:t>
       </w:r>
     </w:p>
     <w:p>
@@ -4396,25 +4874,16 @@
           <w:sz w:val="28"/>
           <w:lang w:eastAsia="x-none"/>
         </w:rPr>
-        <w:t xml:space="preserve">В ходе преддипломной практики была разработана система компьютерного зрения мобильного робота в среде </w:t>
-      </w:r>
-      <w:proofErr w:type="spellStart"/>
-      <w:r>
-        <w:rPr>
-          <w:rFonts w:ascii="Times New Roman" w:hAnsi="Times New Roman" w:cs="Times New Roman"/>
-          <w:sz w:val="28"/>
-          <w:lang w:eastAsia="x-none"/>
-        </w:rPr>
-        <w:t>Gazebo</w:t>
-      </w:r>
-      <w:proofErr w:type="spellEnd"/>
-      <w:r>
-        <w:rPr>
-          <w:rFonts w:ascii="Times New Roman" w:hAnsi="Times New Roman" w:cs="Times New Roman"/>
-          <w:sz w:val="28"/>
-          <w:lang w:eastAsia="x-none"/>
-        </w:rPr>
-        <w:t>. В модель робота была интегрирована виртуальная камера, обеспечивающая получение изображений и передачу данных в среду ROS.</w:t>
+        <w:t xml:space="preserve">На основе данных камеры реализован алгоритм обнаружения объектов по цвету, позволяющий определять положение целевого объекта и формировать команды управления. Также был разработан режим поиска объекта посредством </w:t>
+      </w:r>
+      <w:r>
+        <w:rPr>
+          <w:rFonts w:ascii="Times New Roman" w:hAnsi="Times New Roman" w:cs="Times New Roman"/>
+          <w:sz w:val="28"/>
+          <w:lang w:eastAsia="x-none"/>
+        </w:rPr>
+        <w:lastRenderedPageBreak/>
+        <w:t>вращения робота вокруг собственной оси и алгоритм автоматического движения к обнаруженной цели.</w:t>
       </w:r>
     </w:p>
     <w:p>
@@ -4438,16 +4907,7 @@
           <w:sz w:val="28"/>
           <w:lang w:eastAsia="x-none"/>
         </w:rPr>
-        <w:t xml:space="preserve">На основе данных камеры реализован алгоритм обнаружения объектов по цвету, позволяющий определять положение целевого объекта и формировать команды управления. Также был разработан режим поиска объекта посредством </w:t>
-      </w:r>
-      <w:r>
-        <w:rPr>
-          <w:rFonts w:ascii="Times New Roman" w:hAnsi="Times New Roman" w:cs="Times New Roman"/>
-          <w:sz w:val="28"/>
-          <w:lang w:eastAsia="x-none"/>
-        </w:rPr>
-        <w:lastRenderedPageBreak/>
-        <w:t>вращения робота вокруг собственной оси и алгоритм автоматического движения к обнаруженной цели.</w:t>
+        <w:t>Кроме того, была исследована структура модели робота, описанной в файле robot.urdf. Проведённые испытания подтвердили корректную работу камеры, системы компьютерного зрения и алгоритмов управления движением. Полученные результаты могут быть использованы при дальнейшей разработке систем автономной навигации и управления мобильными робототехническими платформами.</w:t>
       </w:r>
     </w:p>
     <w:p>
@@ -4461,38 +4921,12 @@
         <w:jc w:val="both"/>
         <w:rPr>
           <w:rFonts w:ascii="Times New Roman" w:hAnsi="Times New Roman" w:cs="Times New Roman"/>
-          <w:sz w:val="28"/>
-          <w:lang w:eastAsia="x-none"/>
-        </w:rPr>
-      </w:pPr>
-      <w:r>
-        <w:rPr>
-          <w:rFonts w:ascii="Times New Roman" w:hAnsi="Times New Roman" w:cs="Times New Roman"/>
-          <w:sz w:val="28"/>
-          <w:lang w:eastAsia="x-none"/>
-        </w:rPr>
-        <w:t xml:space="preserve">Кроме того, была исследована структура модели робота, описанной в файле </w:t>
-      </w:r>
-      <w:proofErr w:type="spellStart"/>
-      <w:proofErr w:type="gramStart"/>
-      <w:r>
-        <w:rPr>
-          <w:rFonts w:ascii="Times New Roman" w:hAnsi="Times New Roman" w:cs="Times New Roman"/>
-          <w:sz w:val="28"/>
-          <w:lang w:eastAsia="x-none"/>
-        </w:rPr>
-        <w:t>robot.urdf</w:t>
-      </w:r>
-      <w:proofErr w:type="spellEnd"/>
-      <w:proofErr w:type="gramEnd"/>
-      <w:r>
-        <w:rPr>
-          <w:rFonts w:ascii="Times New Roman" w:hAnsi="Times New Roman" w:cs="Times New Roman"/>
-          <w:sz w:val="28"/>
-          <w:lang w:eastAsia="x-none"/>
-        </w:rPr>
-        <w:t>. Проведённые испытания подтвердили корректную работу камеры, системы компьютерного зрения и алгоритмов управления движением. Полученные результаты могут быть использованы при дальнейшей разработке систем автономной навигации и управления мобильными робототехническими платформами.</w:t>
-      </w:r>
+          <w:b/>
+          <w:bCs/>
+          <w:sz w:val="28"/>
+          <w:lang w:eastAsia="x-none"/>
+        </w:rPr>
+      </w:pPr>
     </w:p>
     <w:p>
       <w:pPr>
@@ -4505,24 +4939,6 @@
         <w:jc w:val="both"/>
         <w:rPr>
           <w:rFonts w:ascii="Times New Roman" w:hAnsi="Times New Roman" w:cs="Times New Roman"/>
-          <w:b/>
-          <w:bCs/>
-          <w:sz w:val="28"/>
-          <w:lang w:eastAsia="x-none"/>
-        </w:rPr>
-      </w:pPr>
-    </w:p>
-    <w:p>
-      <w:pPr>
-        <w:widowControl/>
-        <w:autoSpaceDE/>
-        <w:autoSpaceDN/>
-        <w:adjustRightInd/>
-        <w:spacing w:line="360" w:lineRule="auto"/>
-        <w:ind w:firstLine="709"/>
-        <w:jc w:val="both"/>
-        <w:rPr>
-          <w:rFonts w:ascii="Times New Roman" w:hAnsi="Times New Roman" w:cs="Times New Roman"/>
           <w:kern w:val="32"/>
           <w:sz w:val="28"/>
           <w:szCs w:val="28"/>
@@ -4534,14 +4950,14 @@
         <w:pStyle w:val="1"/>
         <w:spacing w:before="0" w:after="0" w:line="360" w:lineRule="auto"/>
         <w:ind w:firstLine="709"/>
-        <w:jc w:val="both"/>
-        <w:rPr>
-          <w:rFonts w:ascii="Times New Roman" w:hAnsi="Times New Roman" w:cs="Times New Roman"/>
-          <w:sz w:val="28"/>
-          <w:szCs w:val="28"/>
-        </w:rPr>
-      </w:pPr>
-      <w:bookmarkStart w:id="1" w:name="_Toc231145753"/>
+        <w:rPr>
+          <w:rFonts w:ascii="Times New Roman" w:hAnsi="Times New Roman" w:cs="Times New Roman"/>
+          <w:sz w:val="28"/>
+          <w:szCs w:val="28"/>
+        </w:rPr>
+      </w:pPr>
+      <w:bookmarkStart w:id="8" w:name="_Toc231145753"/>
+      <w:bookmarkStart w:id="9" w:name="_Toc231434083"/>
       <w:r>
         <w:rPr>
           <w:rFonts w:ascii="Times New Roman" w:hAnsi="Times New Roman" w:cs="Times New Roman"/>
@@ -4558,7 +4974,8 @@
         </w:rPr>
         <w:t>писок использованной литературы</w:t>
       </w:r>
-      <w:bookmarkEnd w:id="1"/>
+      <w:bookmarkEnd w:id="8"/>
+      <w:bookmarkEnd w:id="9"/>
     </w:p>
     <w:p>
       <w:pPr>
@@ -4584,25 +5001,7 @@
           <w:szCs w:val="28"/>
           <w:lang w:val="ru-RU"/>
         </w:rPr>
-        <w:t xml:space="preserve">Джозефа Л. «Изучение робототехники с использованием Python» / пер. с </w:t>
-      </w:r>
-      <w:proofErr w:type="spellStart"/>
-      <w:r>
-        <w:rPr>
-          <w:bCs/>
-          <w:szCs w:val="28"/>
-          <w:lang w:val="ru-RU"/>
-        </w:rPr>
-        <w:t>анг</w:t>
-      </w:r>
-      <w:proofErr w:type="spellEnd"/>
-      <w:r>
-        <w:rPr>
-          <w:bCs/>
-          <w:szCs w:val="28"/>
-          <w:lang w:val="ru-RU"/>
-        </w:rPr>
-        <w:t>. А. В. Корягина. – М.: ДМК Пресс, 2019. – 250 с.: ил</w:t>
+        <w:t>Джозефа Л. «Изучение робототехники с использованием Python» / пер. с анг. А. В. Корягина. – М.: ДМК Пресс, 2019. – 250 с.: ил</w:t>
       </w:r>
       <w:r>
         <w:rPr>
@@ -4631,77 +5030,13 @@
           <w:szCs w:val="28"/>
         </w:rPr>
       </w:pPr>
-      <w:proofErr w:type="spellStart"/>
       <w:r>
         <w:rPr>
           <w:bCs/>
           <w:szCs w:val="28"/>
           <w:lang w:val="ru-RU"/>
         </w:rPr>
-        <w:t>Шибков</w:t>
-      </w:r>
-      <w:proofErr w:type="spellEnd"/>
-      <w:r>
-        <w:rPr>
-          <w:bCs/>
-          <w:szCs w:val="28"/>
-          <w:lang w:val="ru-RU"/>
-        </w:rPr>
-        <w:t xml:space="preserve"> А. Простая имитационная модель мобильного робота в ROS и </w:t>
-      </w:r>
-      <w:proofErr w:type="spellStart"/>
-      <w:r>
-        <w:rPr>
-          <w:bCs/>
-          <w:szCs w:val="28"/>
-          <w:lang w:val="ru-RU"/>
-        </w:rPr>
-        <w:t>Gazebo</w:t>
-      </w:r>
-      <w:proofErr w:type="spellEnd"/>
-      <w:r>
-        <w:rPr>
-          <w:bCs/>
-          <w:szCs w:val="28"/>
-          <w:lang w:val="ru-RU"/>
-        </w:rPr>
-        <w:t xml:space="preserve"> // </w:t>
-      </w:r>
-      <w:proofErr w:type="spellStart"/>
-      <w:r>
-        <w:rPr>
-          <w:bCs/>
-          <w:szCs w:val="28"/>
-          <w:lang w:val="ru-RU"/>
-        </w:rPr>
-        <w:t>Habr</w:t>
-      </w:r>
-      <w:proofErr w:type="spellEnd"/>
-      <w:r>
-        <w:rPr>
-          <w:bCs/>
-          <w:szCs w:val="28"/>
-          <w:lang w:val="ru-RU"/>
-        </w:rPr>
-        <w:t xml:space="preserve">. — 6 </w:t>
-      </w:r>
-      <w:proofErr w:type="spellStart"/>
-      <w:r>
-        <w:rPr>
-          <w:bCs/>
-          <w:szCs w:val="28"/>
-          <w:lang w:val="ru-RU"/>
-        </w:rPr>
-        <w:t>июн</w:t>
-      </w:r>
-      <w:proofErr w:type="spellEnd"/>
-      <w:r>
-        <w:rPr>
-          <w:bCs/>
-          <w:szCs w:val="28"/>
-          <w:lang w:val="ru-RU"/>
-        </w:rPr>
-        <w:t>. 2024. — URL: https://habr.com/ru/articles/820035/ (дата обращения: 15.12.2025).</w:t>
+        <w:t>Шибков А. Простая имитационная модель мобильного робота в ROS и Gazebo // Habr. — 6 июн. 2024. — URL: https://habr.com/ru/articles/820035/ (дата обращения: 15.12.2025).</w:t>
       </w:r>
     </w:p>
     <w:p>
@@ -4723,59 +5058,13 @@
           <w:szCs w:val="28"/>
         </w:rPr>
       </w:pPr>
-      <w:proofErr w:type="spellStart"/>
       <w:r>
         <w:rPr>
           <w:bCs/>
           <w:color w:val="FF0000"/>
           <w:szCs w:val="28"/>
         </w:rPr>
-        <w:t>VirtualBox</w:t>
-      </w:r>
-      <w:proofErr w:type="spellEnd"/>
-      <w:r>
-        <w:rPr>
-          <w:bCs/>
-          <w:color w:val="FF0000"/>
-          <w:szCs w:val="28"/>
-        </w:rPr>
-        <w:t xml:space="preserve">. </w:t>
-      </w:r>
-      <w:proofErr w:type="spellStart"/>
-      <w:r>
-        <w:rPr>
-          <w:bCs/>
-          <w:color w:val="FF0000"/>
-          <w:szCs w:val="28"/>
-        </w:rPr>
-        <w:t>Official</w:t>
-      </w:r>
-      <w:proofErr w:type="spellEnd"/>
-      <w:r>
-        <w:rPr>
-          <w:bCs/>
-          <w:color w:val="FF0000"/>
-          <w:szCs w:val="28"/>
-        </w:rPr>
-        <w:t xml:space="preserve"> </w:t>
-      </w:r>
-      <w:proofErr w:type="spellStart"/>
-      <w:r>
-        <w:rPr>
-          <w:bCs/>
-          <w:color w:val="FF0000"/>
-          <w:szCs w:val="28"/>
-        </w:rPr>
-        <w:t>website</w:t>
-      </w:r>
-      <w:proofErr w:type="spellEnd"/>
-      <w:r>
-        <w:rPr>
-          <w:bCs/>
-          <w:color w:val="FF0000"/>
-          <w:szCs w:val="28"/>
-        </w:rPr>
-        <w:t xml:space="preserve">. – URL: </w:t>
+        <w:t xml:space="preserve">VirtualBox. Official website. – URL: </w:t>
       </w:r>
       <w:hyperlink r:id="rId12" w:history="1">
         <w:r>
@@ -4820,55 +5109,7 @@
           <w:bCs/>
           <w:szCs w:val="28"/>
         </w:rPr>
-        <w:t xml:space="preserve">ROS </w:t>
-      </w:r>
-      <w:proofErr w:type="spellStart"/>
-      <w:r>
-        <w:rPr>
-          <w:bCs/>
-          <w:szCs w:val="28"/>
-        </w:rPr>
-        <w:t>Wiki</w:t>
-      </w:r>
-      <w:proofErr w:type="spellEnd"/>
-      <w:r>
-        <w:rPr>
-          <w:bCs/>
-          <w:szCs w:val="28"/>
-        </w:rPr>
-        <w:t xml:space="preserve">. ROS </w:t>
-      </w:r>
-      <w:proofErr w:type="spellStart"/>
-      <w:r>
-        <w:rPr>
-          <w:bCs/>
-          <w:szCs w:val="28"/>
-        </w:rPr>
-        <w:t>Melodic</w:t>
-      </w:r>
-      <w:proofErr w:type="spellEnd"/>
-      <w:r>
-        <w:rPr>
-          <w:bCs/>
-          <w:szCs w:val="28"/>
-        </w:rPr>
-        <w:t xml:space="preserve"> </w:t>
-      </w:r>
-      <w:proofErr w:type="spellStart"/>
-      <w:r>
-        <w:rPr>
-          <w:bCs/>
-          <w:szCs w:val="28"/>
-        </w:rPr>
-        <w:t>Morenia</w:t>
-      </w:r>
-      <w:proofErr w:type="spellEnd"/>
-      <w:r>
-        <w:rPr>
-          <w:bCs/>
-          <w:szCs w:val="28"/>
-        </w:rPr>
-        <w:t>. – URL: https://wiki.ros.org/melodic (дата обращения: 15.12.2025).</w:t>
+        <w:t>ROS Wiki. ROS Melodic Morenia. – URL: https://wiki.ros.org/melodic (дата обращения: 15.12.2025).</w:t>
       </w:r>
     </w:p>
     <w:p>
@@ -4894,39 +5135,7 @@
           <w:bCs/>
           <w:szCs w:val="28"/>
         </w:rPr>
-        <w:t xml:space="preserve">Инструкция робота </w:t>
-      </w:r>
-      <w:proofErr w:type="spellStart"/>
-      <w:r>
-        <w:rPr>
-          <w:bCs/>
-          <w:szCs w:val="28"/>
-        </w:rPr>
-        <w:t>TurtleBro</w:t>
-      </w:r>
-      <w:proofErr w:type="spellEnd"/>
-      <w:r>
-        <w:rPr>
-          <w:bCs/>
-          <w:szCs w:val="28"/>
-        </w:rPr>
-        <w:t xml:space="preserve"> // </w:t>
-      </w:r>
-      <w:proofErr w:type="spellStart"/>
-      <w:r>
-        <w:rPr>
-          <w:bCs/>
-          <w:szCs w:val="28"/>
-        </w:rPr>
-        <w:t>turtlebro</w:t>
-      </w:r>
-      <w:proofErr w:type="spellEnd"/>
-      <w:r>
-        <w:rPr>
-          <w:bCs/>
-          <w:szCs w:val="28"/>
-        </w:rPr>
-        <w:t xml:space="preserve"> URL: https://ros1.turtlebro.ru/ (дата обращения: 30.05.2026). </w:t>
+        <w:t xml:space="preserve">Инструкция робота TurtleBro // turtlebro URL: https://ros1.turtlebro.ru/ (дата обращения: 30.05.2026). </w:t>
       </w:r>
     </w:p>
     <w:p>
@@ -4955,27 +5164,7 @@
           <w:szCs w:val="28"/>
           <w:lang w:val="en-US"/>
         </w:rPr>
-        <w:t xml:space="preserve">Mass Moment of Inertia // </w:t>
-      </w:r>
-      <w:proofErr w:type="spellStart"/>
-      <w:r>
-        <w:rPr>
-          <w:bCs/>
-          <w:color w:val="FF0000"/>
-          <w:szCs w:val="28"/>
-          <w:lang w:val="en-US"/>
-        </w:rPr>
-        <w:t>libretexts</w:t>
-      </w:r>
-      <w:proofErr w:type="spellEnd"/>
-      <w:r>
-        <w:rPr>
-          <w:bCs/>
-          <w:color w:val="FF0000"/>
-          <w:szCs w:val="28"/>
-          <w:lang w:val="en-US"/>
-        </w:rPr>
-        <w:t xml:space="preserve"> URL: https://eng.libretexts.org/ (</w:t>
+        <w:t>Mass Moment of Inertia // libretexts URL: https://eng.libretexts.org/ (</w:t>
       </w:r>
       <w:r>
         <w:rPr>
@@ -5144,7 +5333,6 @@
         </w:rPr>
         <w:t>://</w:t>
       </w:r>
-      <w:proofErr w:type="spellStart"/>
       <w:r>
         <w:rPr>
           <w:bCs/>
@@ -5154,7 +5342,6 @@
         </w:rPr>
         <w:t>classic</w:t>
       </w:r>
-      <w:proofErr w:type="spellEnd"/>
       <w:r>
         <w:rPr>
           <w:bCs/>
@@ -5163,7 +5350,6 @@
         </w:rPr>
         <w:t>.</w:t>
       </w:r>
-      <w:proofErr w:type="spellStart"/>
       <w:r>
         <w:rPr>
           <w:bCs/>
@@ -5173,7 +5359,6 @@
         </w:rPr>
         <w:t>gazebosim</w:t>
       </w:r>
-      <w:proofErr w:type="spellEnd"/>
       <w:r>
         <w:rPr>
           <w:bCs/>
@@ -5182,7 +5367,6 @@
         </w:rPr>
         <w:t>.</w:t>
       </w:r>
-      <w:proofErr w:type="spellStart"/>
       <w:r>
         <w:rPr>
           <w:bCs/>
@@ -5192,7 +5376,6 @@
         </w:rPr>
         <w:t>org</w:t>
       </w:r>
-      <w:proofErr w:type="spellEnd"/>
       <w:r>
         <w:rPr>
           <w:bCs/>
@@ -5201,7 +5384,6 @@
         </w:rPr>
         <w:t>/</w:t>
       </w:r>
-      <w:proofErr w:type="spellStart"/>
       <w:r>
         <w:rPr>
           <w:bCs/>
@@ -5211,7 +5393,6 @@
         </w:rPr>
         <w:t>tutorials</w:t>
       </w:r>
-      <w:proofErr w:type="spellEnd"/>
       <w:r>
         <w:rPr>
           <w:bCs/>
@@ -5220,7 +5401,6 @@
         </w:rPr>
         <w:t>?</w:t>
       </w:r>
-      <w:proofErr w:type="spellStart"/>
       <w:r>
         <w:rPr>
           <w:bCs/>
@@ -5230,7 +5410,6 @@
         </w:rPr>
         <w:t>tut</w:t>
       </w:r>
-      <w:proofErr w:type="spellEnd"/>
       <w:r>
         <w:rPr>
           <w:bCs/>
@@ -5239,7 +5418,6 @@
         </w:rPr>
         <w:t>=</w:t>
       </w:r>
-      <w:proofErr w:type="spellStart"/>
       <w:r>
         <w:rPr>
           <w:bCs/>
@@ -5249,7 +5427,6 @@
         </w:rPr>
         <w:t>inertia</w:t>
       </w:r>
-      <w:proofErr w:type="spellEnd"/>
       <w:r>
         <w:rPr>
           <w:bCs/>

--- a/Отчет/Преддипломная практика.docx
+++ b/Отчет/Преддипломная практика.docx
@@ -831,13 +831,23 @@
                 <w:szCs w:val="28"/>
               </w:rPr>
             </w:pPr>
+            <w:proofErr w:type="spellStart"/>
             <w:r>
               <w:rPr>
                 <w:rFonts w:ascii="Times New Roman" w:hAnsi="Times New Roman" w:cs="Times New Roman"/>
                 <w:sz w:val="28"/>
                 <w:szCs w:val="28"/>
               </w:rPr>
-              <w:t xml:space="preserve">Держанский Сергей Андреевич </w:t>
+              <w:t>Держанский</w:t>
+            </w:r>
+            <w:proofErr w:type="spellEnd"/>
+            <w:r>
+              <w:rPr>
+                <w:rFonts w:ascii="Times New Roman" w:hAnsi="Times New Roman" w:cs="Times New Roman"/>
+                <w:sz w:val="28"/>
+                <w:szCs w:val="28"/>
+              </w:rPr>
+              <w:t xml:space="preserve"> Сергей Андреевич </w:t>
             </w:r>
           </w:p>
         </w:tc>
@@ -1519,7 +1529,27 @@
           <w:sz w:val="28"/>
           <w:szCs w:val="28"/>
         </w:rPr>
-        <w:t>студенту Держанскому Сергею Андреевичу</w:t>
+        <w:t xml:space="preserve">студенту </w:t>
+      </w:r>
+      <w:proofErr w:type="spellStart"/>
+      <w:r>
+        <w:rPr>
+          <w:rFonts w:ascii="Times New Roman" w:hAnsi="Times New Roman" w:cs="Times New Roman"/>
+          <w:b/>
+          <w:sz w:val="28"/>
+          <w:szCs w:val="28"/>
+        </w:rPr>
+        <w:t>Держанскому</w:t>
+      </w:r>
+      <w:proofErr w:type="spellEnd"/>
+      <w:r>
+        <w:rPr>
+          <w:rFonts w:ascii="Times New Roman" w:hAnsi="Times New Roman" w:cs="Times New Roman"/>
+          <w:b/>
+          <w:sz w:val="28"/>
+          <w:szCs w:val="28"/>
+        </w:rPr>
+        <w:t xml:space="preserve"> Сергею Андреевичу</w:t>
       </w:r>
     </w:p>
     <w:p>
@@ -1966,7 +1996,25 @@
           <w:sz w:val="28"/>
           <w:szCs w:val="28"/>
         </w:rPr>
-        <w:t>Подготовить программную среду моделирования мобильного робота с дифференциальным приводом на базе ROS и Gazebo.</w:t>
+        <w:t xml:space="preserve">Подготовить программную среду моделирования мобильного робота с дифференциальным приводом на базе ROS и </w:t>
+      </w:r>
+      <w:proofErr w:type="spellStart"/>
+      <w:r>
+        <w:rPr>
+          <w:bCs/>
+          <w:sz w:val="28"/>
+          <w:szCs w:val="28"/>
+        </w:rPr>
+        <w:t>Gazebo</w:t>
+      </w:r>
+      <w:proofErr w:type="spellEnd"/>
+      <w:r>
+        <w:rPr>
+          <w:bCs/>
+          <w:sz w:val="28"/>
+          <w:szCs w:val="28"/>
+        </w:rPr>
+        <w:t>.</w:t>
       </w:r>
     </w:p>
     <w:p>
@@ -2035,7 +2083,25 @@
           <w:sz w:val="28"/>
           <w:szCs w:val="28"/>
         </w:rPr>
-        <w:t>Выполнить тестирование разработанной системы в среде Gazebo и провести анализ полученных результатов.</w:t>
+        <w:t xml:space="preserve">Выполнить тестирование разработанной системы в среде </w:t>
+      </w:r>
+      <w:proofErr w:type="spellStart"/>
+      <w:r>
+        <w:rPr>
+          <w:bCs/>
+          <w:sz w:val="28"/>
+          <w:szCs w:val="28"/>
+        </w:rPr>
+        <w:t>Gazebo</w:t>
+      </w:r>
+      <w:proofErr w:type="spellEnd"/>
+      <w:r>
+        <w:rPr>
+          <w:bCs/>
+          <w:sz w:val="28"/>
+          <w:szCs w:val="28"/>
+        </w:rPr>
+        <w:t xml:space="preserve"> и провести анализ полученных результатов.</w:t>
       </w:r>
     </w:p>
     <w:p>
@@ -3415,8 +3481,74 @@
           <w:sz w:val="28"/>
           <w:lang w:eastAsia="x-none"/>
         </w:rPr>
-        <w:t>Для реализации системы компьютерного зрения в модель мобильного робота была добавлена виртуальная камера. Подключение камеры выполнялось в файле описания робота robot.urdf, который используется для задания геометрической структуры модели, характеристик датчиков и параметров взаимодействия с симулятором Gazebo. Камера была размещена в передней части корпуса робота таким образом, чтобы обеспечивать обзор пространства по направлению движения мобильной платформы. Для крепления камеры использовалось отдельное звено camera_link, соединённое с корпусом робота посредством фиксированного соединения camera_joint</w:t>
-      </w:r>
+        <w:t xml:space="preserve">Для реализации системы компьютерного зрения в модель мобильного робота была добавлена виртуальная камера. Подключение камеры выполнялось в файле описания робота </w:t>
+      </w:r>
+      <w:proofErr w:type="spellStart"/>
+      <w:proofErr w:type="gramStart"/>
+      <w:r>
+        <w:rPr>
+          <w:rFonts w:ascii="Times New Roman" w:hAnsi="Times New Roman" w:cs="Times New Roman"/>
+          <w:sz w:val="28"/>
+          <w:lang w:eastAsia="x-none"/>
+        </w:rPr>
+        <w:t>robot.urdf</w:t>
+      </w:r>
+      <w:proofErr w:type="spellEnd"/>
+      <w:proofErr w:type="gramEnd"/>
+      <w:r>
+        <w:rPr>
+          <w:rFonts w:ascii="Times New Roman" w:hAnsi="Times New Roman" w:cs="Times New Roman"/>
+          <w:sz w:val="28"/>
+          <w:lang w:eastAsia="x-none"/>
+        </w:rPr>
+        <w:t xml:space="preserve">, который используется для задания геометрической структуры модели, характеристик датчиков и параметров взаимодействия с симулятором </w:t>
+      </w:r>
+      <w:proofErr w:type="spellStart"/>
+      <w:r>
+        <w:rPr>
+          <w:rFonts w:ascii="Times New Roman" w:hAnsi="Times New Roman" w:cs="Times New Roman"/>
+          <w:sz w:val="28"/>
+          <w:lang w:eastAsia="x-none"/>
+        </w:rPr>
+        <w:t>Gazebo</w:t>
+      </w:r>
+      <w:proofErr w:type="spellEnd"/>
+      <w:r>
+        <w:rPr>
+          <w:rFonts w:ascii="Times New Roman" w:hAnsi="Times New Roman" w:cs="Times New Roman"/>
+          <w:sz w:val="28"/>
+          <w:lang w:eastAsia="x-none"/>
+        </w:rPr>
+        <w:t xml:space="preserve">. Камера была размещена в передней части корпуса робота таким образом, чтобы обеспечивать обзор пространства по направлению движения мобильной платформы. Для крепления камеры использовалось отдельное звено </w:t>
+      </w:r>
+      <w:proofErr w:type="spellStart"/>
+      <w:r>
+        <w:rPr>
+          <w:rFonts w:ascii="Times New Roman" w:hAnsi="Times New Roman" w:cs="Times New Roman"/>
+          <w:sz w:val="28"/>
+          <w:lang w:eastAsia="x-none"/>
+        </w:rPr>
+        <w:t>camera_link</w:t>
+      </w:r>
+      <w:proofErr w:type="spellEnd"/>
+      <w:r>
+        <w:rPr>
+          <w:rFonts w:ascii="Times New Roman" w:hAnsi="Times New Roman" w:cs="Times New Roman"/>
+          <w:sz w:val="28"/>
+          <w:lang w:eastAsia="x-none"/>
+        </w:rPr>
+        <w:t xml:space="preserve">, соединённое с корпусом робота посредством фиксированного соединения </w:t>
+      </w:r>
+      <w:proofErr w:type="spellStart"/>
+      <w:r>
+        <w:rPr>
+          <w:rFonts w:ascii="Times New Roman" w:hAnsi="Times New Roman" w:cs="Times New Roman"/>
+          <w:sz w:val="28"/>
+          <w:lang w:eastAsia="x-none"/>
+        </w:rPr>
+        <w:t>camera_joint</w:t>
+      </w:r>
+      <w:proofErr w:type="spellEnd"/>
       <w:r>
         <w:rPr>
           <w:rFonts w:ascii="Times New Roman" w:hAnsi="Times New Roman" w:cs="Times New Roman"/>
@@ -3463,7 +3595,43 @@
           <w:sz w:val="28"/>
           <w:lang w:eastAsia="x-none"/>
         </w:rPr>
-        <w:t>Моделирование работы камеры осуществлялось средствами Gazebo с использованием сенсора типа camera. Для обеспечения обмена данными между симулятором и ROS использовался плагин libgazebo_ros_camera.so</w:t>
+        <w:t xml:space="preserve">Моделирование работы камеры осуществлялось средствами </w:t>
+      </w:r>
+      <w:proofErr w:type="spellStart"/>
+      <w:r>
+        <w:rPr>
+          <w:rFonts w:ascii="Times New Roman" w:hAnsi="Times New Roman" w:cs="Times New Roman"/>
+          <w:sz w:val="28"/>
+          <w:lang w:eastAsia="x-none"/>
+        </w:rPr>
+        <w:t>Gazebo</w:t>
+      </w:r>
+      <w:proofErr w:type="spellEnd"/>
+      <w:r>
+        <w:rPr>
+          <w:rFonts w:ascii="Times New Roman" w:hAnsi="Times New Roman" w:cs="Times New Roman"/>
+          <w:sz w:val="28"/>
+          <w:lang w:eastAsia="x-none"/>
+        </w:rPr>
+        <w:t xml:space="preserve"> с использованием сенсора типа </w:t>
+      </w:r>
+      <w:proofErr w:type="spellStart"/>
+      <w:r>
+        <w:rPr>
+          <w:rFonts w:ascii="Times New Roman" w:hAnsi="Times New Roman" w:cs="Times New Roman"/>
+          <w:sz w:val="28"/>
+          <w:lang w:eastAsia="x-none"/>
+        </w:rPr>
+        <w:t>camera</w:t>
+      </w:r>
+      <w:proofErr w:type="spellEnd"/>
+      <w:r>
+        <w:rPr>
+          <w:rFonts w:ascii="Times New Roman" w:hAnsi="Times New Roman" w:cs="Times New Roman"/>
+          <w:sz w:val="28"/>
+          <w:lang w:eastAsia="x-none"/>
+        </w:rPr>
+        <w:t>. Для обеспечения обмена данными между симулятором и ROS использовался плагин libgazebo_ros_camera.so</w:t>
       </w:r>
       <w:r>
         <w:rPr>
@@ -3593,7 +3761,43 @@
           <w:sz w:val="28"/>
           <w:lang w:eastAsia="x-none"/>
         </w:rPr>
-        <w:t xml:space="preserve">После подключения камеры к модели робота была реализована система получения изображений в среде ROS. Виртуальная камера непрерывно формирует последовательность кадров, содержащих информацию об объектах, находящихся в поле зрения робота. Передача изображений осуществляется через специализированный ROS-топик /robot_camera/image_raw. Каждый кадр </w:t>
+        <w:t>После подключения камеры к модели робота была реализована система получения изображений в среде ROS. Виртуальная камера непрерывно формирует последовательность кадров, содержащих информацию об объектах, находящихся в поле зрения робота. Передача изображений осуществляется через специализированный ROS-топик /</w:t>
+      </w:r>
+      <w:proofErr w:type="spellStart"/>
+      <w:r>
+        <w:rPr>
+          <w:rFonts w:ascii="Times New Roman" w:hAnsi="Times New Roman" w:cs="Times New Roman"/>
+          <w:sz w:val="28"/>
+          <w:lang w:eastAsia="x-none"/>
+        </w:rPr>
+        <w:t>robot_camera</w:t>
+      </w:r>
+      <w:proofErr w:type="spellEnd"/>
+      <w:r>
+        <w:rPr>
+          <w:rFonts w:ascii="Times New Roman" w:hAnsi="Times New Roman" w:cs="Times New Roman"/>
+          <w:sz w:val="28"/>
+          <w:lang w:eastAsia="x-none"/>
+        </w:rPr>
+        <w:t>/</w:t>
+      </w:r>
+      <w:proofErr w:type="spellStart"/>
+      <w:r>
+        <w:rPr>
+          <w:rFonts w:ascii="Times New Roman" w:hAnsi="Times New Roman" w:cs="Times New Roman"/>
+          <w:sz w:val="28"/>
+          <w:lang w:eastAsia="x-none"/>
+        </w:rPr>
+        <w:t>image_raw</w:t>
+      </w:r>
+      <w:proofErr w:type="spellEnd"/>
+      <w:r>
+        <w:rPr>
+          <w:rFonts w:ascii="Times New Roman" w:hAnsi="Times New Roman" w:cs="Times New Roman"/>
+          <w:sz w:val="28"/>
+          <w:lang w:eastAsia="x-none"/>
+        </w:rPr>
+        <w:t xml:space="preserve">. Каждый кадр </w:t>
       </w:r>
       <w:r>
         <w:rPr>
@@ -3776,8 +3980,36 @@
           <w:sz w:val="28"/>
           <w:lang w:eastAsia="x-none"/>
         </w:rPr>
-        <w:t>Для последующей обработки изображения преобразуются в формат OpenCV при помощи библиотеки CvBridge</w:t>
-      </w:r>
+        <w:t xml:space="preserve">Для последующей обработки изображения преобразуются в формат </w:t>
+      </w:r>
+      <w:proofErr w:type="spellStart"/>
+      <w:r>
+        <w:rPr>
+          <w:rFonts w:ascii="Times New Roman" w:hAnsi="Times New Roman" w:cs="Times New Roman"/>
+          <w:sz w:val="28"/>
+          <w:lang w:eastAsia="x-none"/>
+        </w:rPr>
+        <w:t>OpenCV</w:t>
+      </w:r>
+      <w:proofErr w:type="spellEnd"/>
+      <w:r>
+        <w:rPr>
+          <w:rFonts w:ascii="Times New Roman" w:hAnsi="Times New Roman" w:cs="Times New Roman"/>
+          <w:sz w:val="28"/>
+          <w:lang w:eastAsia="x-none"/>
+        </w:rPr>
+        <w:t xml:space="preserve"> при помощи библиотеки </w:t>
+      </w:r>
+      <w:proofErr w:type="spellStart"/>
+      <w:r>
+        <w:rPr>
+          <w:rFonts w:ascii="Times New Roman" w:hAnsi="Times New Roman" w:cs="Times New Roman"/>
+          <w:sz w:val="28"/>
+          <w:lang w:eastAsia="x-none"/>
+        </w:rPr>
+        <w:t>CvBridge</w:t>
+      </w:r>
+      <w:proofErr w:type="spellEnd"/>
       <w:r>
         <w:rPr>
           <w:rFonts w:ascii="Times New Roman" w:hAnsi="Times New Roman" w:cs="Times New Roman"/>
@@ -3891,7 +4123,25 @@
           <w:lang w:eastAsia="x-none"/>
         </w:rPr>
         <w:lastRenderedPageBreak/>
-        <w:t>относительно центра изображения. В качестве целевого объекта использовался куб жёлтого цвета, размещённый в виртуальной среде Gazebo.</w:t>
+        <w:t xml:space="preserve">относительно центра изображения. В качестве целевого объекта использовался куб жёлтого цвета, размещённый в виртуальной среде </w:t>
+      </w:r>
+      <w:proofErr w:type="spellStart"/>
+      <w:r>
+        <w:rPr>
+          <w:rFonts w:ascii="Times New Roman" w:hAnsi="Times New Roman" w:cs="Times New Roman"/>
+          <w:sz w:val="28"/>
+          <w:lang w:eastAsia="x-none"/>
+        </w:rPr>
+        <w:t>Gazebo</w:t>
+      </w:r>
+      <w:proofErr w:type="spellEnd"/>
+      <w:r>
+        <w:rPr>
+          <w:rFonts w:ascii="Times New Roman" w:hAnsi="Times New Roman" w:cs="Times New Roman"/>
+          <w:sz w:val="28"/>
+          <w:lang w:eastAsia="x-none"/>
+        </w:rPr>
+        <w:t>.</w:t>
       </w:r>
     </w:p>
     <w:p>
@@ -3915,7 +4165,43 @@
           <w:sz w:val="28"/>
           <w:lang w:eastAsia="x-none"/>
         </w:rPr>
-        <w:t>Работа алгоритма начинается с получения изображения от камеры робота. Далее изображение преобразуется из цветового пространства RGB в пространство HSV (Hue, Saturation, Value). Использование пространства HSV позволяет более эффективно выделять объекты по цвету, поскольку информация о цветовом оттенке отделяется от яркости изображения. После преобразования выполняется построение цветовой маски, содержащей только пиксели, принадлежащие заданному диапазону жёлтого цвета.</w:t>
+        <w:t>Работа алгоритма начинается с получения изображения от камеры робота. Далее изображение преобразуется из цветового пространства RGB в пространство HSV (</w:t>
+      </w:r>
+      <w:proofErr w:type="spellStart"/>
+      <w:r>
+        <w:rPr>
+          <w:rFonts w:ascii="Times New Roman" w:hAnsi="Times New Roman" w:cs="Times New Roman"/>
+          <w:sz w:val="28"/>
+          <w:lang w:eastAsia="x-none"/>
+        </w:rPr>
+        <w:t>Hue</w:t>
+      </w:r>
+      <w:proofErr w:type="spellEnd"/>
+      <w:r>
+        <w:rPr>
+          <w:rFonts w:ascii="Times New Roman" w:hAnsi="Times New Roman" w:cs="Times New Roman"/>
+          <w:sz w:val="28"/>
+          <w:lang w:eastAsia="x-none"/>
+        </w:rPr>
+        <w:t xml:space="preserve">, </w:t>
+      </w:r>
+      <w:proofErr w:type="spellStart"/>
+      <w:r>
+        <w:rPr>
+          <w:rFonts w:ascii="Times New Roman" w:hAnsi="Times New Roman" w:cs="Times New Roman"/>
+          <w:sz w:val="28"/>
+          <w:lang w:eastAsia="x-none"/>
+        </w:rPr>
+        <w:t>Saturation</w:t>
+      </w:r>
+      <w:proofErr w:type="spellEnd"/>
+      <w:r>
+        <w:rPr>
+          <w:rFonts w:ascii="Times New Roman" w:hAnsi="Times New Roman" w:cs="Times New Roman"/>
+          <w:sz w:val="28"/>
+          <w:lang w:eastAsia="x-none"/>
+        </w:rPr>
+        <w:t>, Value). Использование пространства HSV позволяет более эффективно выделять объекты по цвету, поскольку информация о цветовом оттенке отделяется от яркости изображения. После преобразования выполняется построение цветовой маски, содержащей только пиксели, принадлежащие заданному диапазону жёлтого цвета.</w:t>
       </w:r>
     </w:p>
     <w:p>
@@ -4062,7 +4348,43 @@
           <w:lang w:eastAsia="x-none"/>
         </w:rPr>
         <w:lastRenderedPageBreak/>
-        <w:t>Поиск осуществляется путём вращения мобильной платформы вокруг собственной оси. Для этого в топик /cmd_vel передаются команды с нулевой линейной скоростью и положительной угловой скоростью</w:t>
+        <w:t xml:space="preserve">Поиск осуществляется путём вращения мобильной платформы вокруг собственной оси. Для этого </w:t>
+      </w:r>
+      <w:proofErr w:type="gramStart"/>
+      <w:r>
+        <w:rPr>
+          <w:rFonts w:ascii="Times New Roman" w:hAnsi="Times New Roman" w:cs="Times New Roman"/>
+          <w:sz w:val="28"/>
+          <w:lang w:eastAsia="x-none"/>
+        </w:rPr>
+        <w:t>в топик</w:t>
+      </w:r>
+      <w:proofErr w:type="gramEnd"/>
+      <w:r>
+        <w:rPr>
+          <w:rFonts w:ascii="Times New Roman" w:hAnsi="Times New Roman" w:cs="Times New Roman"/>
+          <w:sz w:val="28"/>
+          <w:lang w:eastAsia="x-none"/>
+        </w:rPr>
+        <w:t xml:space="preserve"> /</w:t>
+      </w:r>
+      <w:proofErr w:type="spellStart"/>
+      <w:r>
+        <w:rPr>
+          <w:rFonts w:ascii="Times New Roman" w:hAnsi="Times New Roman" w:cs="Times New Roman"/>
+          <w:sz w:val="28"/>
+          <w:lang w:eastAsia="x-none"/>
+        </w:rPr>
+        <w:t>cmd_vel</w:t>
+      </w:r>
+      <w:proofErr w:type="spellEnd"/>
+      <w:r>
+        <w:rPr>
+          <w:rFonts w:ascii="Times New Roman" w:hAnsi="Times New Roman" w:cs="Times New Roman"/>
+          <w:sz w:val="28"/>
+          <w:lang w:eastAsia="x-none"/>
+        </w:rPr>
+        <w:t xml:space="preserve"> передаются команды с нулевой линейной скоростью и положительной угловой скоростью</w:t>
       </w:r>
       <w:r>
         <w:rPr>
@@ -4158,15 +4480,59 @@
           <w:sz w:val="28"/>
           <w:lang w:eastAsia="x-none"/>
         </w:rPr>
-        <w:t>После обнаружения объекта алгоритм определяет его положение относительно центра изображения. Если объект находится слева от центра кадра, робот получает команду на поворот влево. Если объект расположен справа, робот поворачивается вправо. Когда объект оказывается в центральной части кадра, робот начинает движение вперёд. Управление осуществляется посредством публикации команд линейной скорости в топик /cmd_vel</w:t>
-      </w:r>
-      <w:r>
-        <w:rPr>
-          <w:rFonts w:ascii="Times New Roman" w:hAnsi="Times New Roman" w:cs="Times New Roman"/>
-          <w:sz w:val="28"/>
-          <w:lang w:eastAsia="x-none"/>
-        </w:rPr>
-        <w:t xml:space="preserve"> [5]</w:t>
+        <w:t xml:space="preserve">После обнаружения объекта алгоритм определяет его положение относительно центра изображения. Если объект находится слева от центра кадра, робот получает команду на поворот влево. Если объект расположен справа, робот поворачивается вправо. Когда объект оказывается в центральной части кадра, робот начинает движение вперёд. Управление осуществляется посредством публикации команд линейной скорости </w:t>
+      </w:r>
+      <w:proofErr w:type="gramStart"/>
+      <w:r>
+        <w:rPr>
+          <w:rFonts w:ascii="Times New Roman" w:hAnsi="Times New Roman" w:cs="Times New Roman"/>
+          <w:sz w:val="28"/>
+          <w:lang w:eastAsia="x-none"/>
+        </w:rPr>
+        <w:t>в топик</w:t>
+      </w:r>
+      <w:proofErr w:type="gramEnd"/>
+      <w:r>
+        <w:rPr>
+          <w:rFonts w:ascii="Times New Roman" w:hAnsi="Times New Roman" w:cs="Times New Roman"/>
+          <w:sz w:val="28"/>
+          <w:lang w:eastAsia="x-none"/>
+        </w:rPr>
+        <w:t xml:space="preserve"> /</w:t>
+      </w:r>
+      <w:proofErr w:type="spellStart"/>
+      <w:r>
+        <w:rPr>
+          <w:rFonts w:ascii="Times New Roman" w:hAnsi="Times New Roman" w:cs="Times New Roman"/>
+          <w:sz w:val="28"/>
+          <w:lang w:eastAsia="x-none"/>
+        </w:rPr>
+        <w:t>cmd_vel</w:t>
+      </w:r>
+      <w:proofErr w:type="spellEnd"/>
+      <w:r>
+        <w:rPr>
+          <w:rFonts w:ascii="Times New Roman" w:hAnsi="Times New Roman" w:cs="Times New Roman"/>
+          <w:sz w:val="28"/>
+          <w:lang w:eastAsia="x-none"/>
+        </w:rPr>
+        <w:t xml:space="preserve"> [</w:t>
+      </w:r>
+      <w:r>
+        <w:rPr>
+          <w:rFonts w:ascii="Times New Roman" w:hAnsi="Times New Roman" w:cs="Times New Roman"/>
+          <w:sz w:val="28"/>
+          <w:lang w:eastAsia="x-none"/>
+        </w:rPr>
+        <w:t>4</w:t>
+      </w:r>
+      <w:r>
+        <w:rPr>
+          <w:rFonts w:ascii="Times New Roman" w:hAnsi="Times New Roman" w:cs="Times New Roman"/>
+          <w:sz w:val="28"/>
+          <w:lang w:eastAsia="x-none"/>
+        </w:rPr>
+        <w:t>]</w:t>
       </w:r>
       <w:r>
         <w:rPr>
@@ -4223,9 +4589,22 @@
           <w:sz w:val="28"/>
           <w:lang w:eastAsia="x-none"/>
         </w:rPr>
-        <w:t>Структура модели робота в файле robot.urdf</w:t>
+        <w:t xml:space="preserve">Структура модели робота в файле </w:t>
+      </w:r>
+      <w:proofErr w:type="spellStart"/>
+      <w:proofErr w:type="gramStart"/>
+      <w:r>
+        <w:rPr>
+          <w:b/>
+          <w:bCs/>
+          <w:sz w:val="28"/>
+          <w:lang w:eastAsia="x-none"/>
+        </w:rPr>
+        <w:t>robot.urdf</w:t>
       </w:r>
       <w:bookmarkEnd w:id="5"/>
+      <w:proofErr w:type="spellEnd"/>
+      <w:proofErr w:type="gramEnd"/>
     </w:p>
     <w:p>
       <w:pPr>
@@ -4248,7 +4627,81 @@
           <w:sz w:val="28"/>
           <w:lang w:eastAsia="x-none"/>
         </w:rPr>
-        <w:t>Для описания конструкции мобильного робота и его взаимодействия со средой моделирования использовался файл robot.urdf (Unified Robot Description Format. Основой конструкции является звено base_link, представляющее корпус мобильного робота</w:t>
+        <w:t xml:space="preserve">Для описания конструкции мобильного робота и его взаимодействия со средой моделирования использовался файл </w:t>
+      </w:r>
+      <w:proofErr w:type="spellStart"/>
+      <w:proofErr w:type="gramStart"/>
+      <w:r>
+        <w:rPr>
+          <w:rFonts w:ascii="Times New Roman" w:hAnsi="Times New Roman" w:cs="Times New Roman"/>
+          <w:sz w:val="28"/>
+          <w:lang w:eastAsia="x-none"/>
+        </w:rPr>
+        <w:t>robot.urdf</w:t>
+      </w:r>
+      <w:proofErr w:type="spellEnd"/>
+      <w:proofErr w:type="gramEnd"/>
+      <w:r>
+        <w:rPr>
+          <w:rFonts w:ascii="Times New Roman" w:hAnsi="Times New Roman" w:cs="Times New Roman"/>
+          <w:sz w:val="28"/>
+          <w:lang w:eastAsia="x-none"/>
+        </w:rPr>
+        <w:t xml:space="preserve"> (Unified </w:t>
+      </w:r>
+      <w:proofErr w:type="spellStart"/>
+      <w:r>
+        <w:rPr>
+          <w:rFonts w:ascii="Times New Roman" w:hAnsi="Times New Roman" w:cs="Times New Roman"/>
+          <w:sz w:val="28"/>
+          <w:lang w:eastAsia="x-none"/>
+        </w:rPr>
+        <w:t>Robot</w:t>
+      </w:r>
+      <w:proofErr w:type="spellEnd"/>
+      <w:r>
+        <w:rPr>
+          <w:rFonts w:ascii="Times New Roman" w:hAnsi="Times New Roman" w:cs="Times New Roman"/>
+          <w:sz w:val="28"/>
+          <w:lang w:eastAsia="x-none"/>
+        </w:rPr>
+        <w:t xml:space="preserve"> </w:t>
+      </w:r>
+      <w:proofErr w:type="spellStart"/>
+      <w:r>
+        <w:rPr>
+          <w:rFonts w:ascii="Times New Roman" w:hAnsi="Times New Roman" w:cs="Times New Roman"/>
+          <w:sz w:val="28"/>
+          <w:lang w:eastAsia="x-none"/>
+        </w:rPr>
+        <w:t>Description</w:t>
+      </w:r>
+      <w:proofErr w:type="spellEnd"/>
+      <w:r>
+        <w:rPr>
+          <w:rFonts w:ascii="Times New Roman" w:hAnsi="Times New Roman" w:cs="Times New Roman"/>
+          <w:sz w:val="28"/>
+          <w:lang w:eastAsia="x-none"/>
+        </w:rPr>
+        <w:t xml:space="preserve"> Format. Основой конструкции является звено </w:t>
+      </w:r>
+      <w:proofErr w:type="spellStart"/>
+      <w:r>
+        <w:rPr>
+          <w:rFonts w:ascii="Times New Roman" w:hAnsi="Times New Roman" w:cs="Times New Roman"/>
+          <w:sz w:val="28"/>
+          <w:lang w:eastAsia="x-none"/>
+        </w:rPr>
+        <w:t>base_link</w:t>
+      </w:r>
+      <w:proofErr w:type="spellEnd"/>
+      <w:r>
+        <w:rPr>
+          <w:rFonts w:ascii="Times New Roman" w:hAnsi="Times New Roman" w:cs="Times New Roman"/>
+          <w:sz w:val="28"/>
+          <w:lang w:eastAsia="x-none"/>
+        </w:rPr>
+        <w:t>, представляющее корпус мобильного робота</w:t>
       </w:r>
       <w:r>
         <w:rPr>
@@ -4297,7 +4750,43 @@
           <w:sz w:val="28"/>
           <w:lang w:eastAsia="x-none"/>
         </w:rPr>
-        <w:t>Для получения информации об окружающей среде в модель робота были интегрированы два сенсора: лидар и камера. Лидарный датчик размещён в верхней части корпуса робота и предназначен для измерения расстояний до окружающих объектов</w:t>
+        <w:t xml:space="preserve">Для получения информации об окружающей среде в модель робота были интегрированы два сенсора: </w:t>
+      </w:r>
+      <w:proofErr w:type="spellStart"/>
+      <w:r>
+        <w:rPr>
+          <w:rFonts w:ascii="Times New Roman" w:hAnsi="Times New Roman" w:cs="Times New Roman"/>
+          <w:sz w:val="28"/>
+          <w:lang w:eastAsia="x-none"/>
+        </w:rPr>
+        <w:t>лидар</w:t>
+      </w:r>
+      <w:proofErr w:type="spellEnd"/>
+      <w:r>
+        <w:rPr>
+          <w:rFonts w:ascii="Times New Roman" w:hAnsi="Times New Roman" w:cs="Times New Roman"/>
+          <w:sz w:val="28"/>
+          <w:lang w:eastAsia="x-none"/>
+        </w:rPr>
+        <w:t xml:space="preserve"> и камера. </w:t>
+      </w:r>
+      <w:proofErr w:type="spellStart"/>
+      <w:r>
+        <w:rPr>
+          <w:rFonts w:ascii="Times New Roman" w:hAnsi="Times New Roman" w:cs="Times New Roman"/>
+          <w:sz w:val="28"/>
+          <w:lang w:eastAsia="x-none"/>
+        </w:rPr>
+        <w:t>Лидарный</w:t>
+      </w:r>
+      <w:proofErr w:type="spellEnd"/>
+      <w:r>
+        <w:rPr>
+          <w:rFonts w:ascii="Times New Roman" w:hAnsi="Times New Roman" w:cs="Times New Roman"/>
+          <w:sz w:val="28"/>
+          <w:lang w:eastAsia="x-none"/>
+        </w:rPr>
+        <w:t xml:space="preserve"> датчик размещён в верхней части корпуса робота и предназначен для измерения расстояний до окружающих объектов</w:t>
       </w:r>
       <w:r>
         <w:rPr>
@@ -4353,8 +4842,90 @@
           <w:sz w:val="28"/>
           <w:lang w:eastAsia="x-none"/>
         </w:rPr>
-        <w:t xml:space="preserve"> содержит подключение специализированных плагинов Gazebo. Плагин дифференциального привода обеспечивает выполнение команд движения, поступающих через топик /cmd_vel, а также формирование данных одометрии, публикуемых в топик /odom</w:t>
-      </w:r>
+        <w:t xml:space="preserve"> содержит подключение специализированных плагинов </w:t>
+      </w:r>
+      <w:proofErr w:type="spellStart"/>
+      <w:r>
+        <w:rPr>
+          <w:rFonts w:ascii="Times New Roman" w:hAnsi="Times New Roman" w:cs="Times New Roman"/>
+          <w:sz w:val="28"/>
+          <w:lang w:eastAsia="x-none"/>
+        </w:rPr>
+        <w:t>Gazebo</w:t>
+      </w:r>
+      <w:proofErr w:type="spellEnd"/>
+      <w:r>
+        <w:rPr>
+          <w:rFonts w:ascii="Times New Roman" w:hAnsi="Times New Roman" w:cs="Times New Roman"/>
+          <w:sz w:val="28"/>
+          <w:lang w:eastAsia="x-none"/>
+        </w:rPr>
+        <w:t xml:space="preserve">. Плагин дифференциального привода обеспечивает выполнение команд движения, поступающих </w:t>
+      </w:r>
+      <w:proofErr w:type="gramStart"/>
+      <w:r>
+        <w:rPr>
+          <w:rFonts w:ascii="Times New Roman" w:hAnsi="Times New Roman" w:cs="Times New Roman"/>
+          <w:sz w:val="28"/>
+          <w:lang w:eastAsia="x-none"/>
+        </w:rPr>
+        <w:t>через топик</w:t>
+      </w:r>
+      <w:proofErr w:type="gramEnd"/>
+      <w:r>
+        <w:rPr>
+          <w:rFonts w:ascii="Times New Roman" w:hAnsi="Times New Roman" w:cs="Times New Roman"/>
+          <w:sz w:val="28"/>
+          <w:lang w:eastAsia="x-none"/>
+        </w:rPr>
+        <w:t xml:space="preserve"> /</w:t>
+      </w:r>
+      <w:proofErr w:type="spellStart"/>
+      <w:r>
+        <w:rPr>
+          <w:rFonts w:ascii="Times New Roman" w:hAnsi="Times New Roman" w:cs="Times New Roman"/>
+          <w:sz w:val="28"/>
+          <w:lang w:eastAsia="x-none"/>
+        </w:rPr>
+        <w:t>cmd_vel</w:t>
+      </w:r>
+      <w:proofErr w:type="spellEnd"/>
+      <w:r>
+        <w:rPr>
+          <w:rFonts w:ascii="Times New Roman" w:hAnsi="Times New Roman" w:cs="Times New Roman"/>
+          <w:sz w:val="28"/>
+          <w:lang w:eastAsia="x-none"/>
+        </w:rPr>
+        <w:t xml:space="preserve">, а также формирование данных </w:t>
+      </w:r>
+      <w:proofErr w:type="spellStart"/>
+      <w:r>
+        <w:rPr>
+          <w:rFonts w:ascii="Times New Roman" w:hAnsi="Times New Roman" w:cs="Times New Roman"/>
+          <w:sz w:val="28"/>
+          <w:lang w:eastAsia="x-none"/>
+        </w:rPr>
+        <w:t>одометрии</w:t>
+      </w:r>
+      <w:proofErr w:type="spellEnd"/>
+      <w:r>
+        <w:rPr>
+          <w:rFonts w:ascii="Times New Roman" w:hAnsi="Times New Roman" w:cs="Times New Roman"/>
+          <w:sz w:val="28"/>
+          <w:lang w:eastAsia="x-none"/>
+        </w:rPr>
+        <w:t>, публикуемых в топик /</w:t>
+      </w:r>
+      <w:proofErr w:type="spellStart"/>
+      <w:r>
+        <w:rPr>
+          <w:rFonts w:ascii="Times New Roman" w:hAnsi="Times New Roman" w:cs="Times New Roman"/>
+          <w:sz w:val="28"/>
+          <w:lang w:eastAsia="x-none"/>
+        </w:rPr>
+        <w:t>odom</w:t>
+      </w:r>
+      <w:proofErr w:type="spellEnd"/>
       <w:r>
         <w:rPr>
           <w:rFonts w:ascii="Times New Roman" w:hAnsi="Times New Roman" w:cs="Times New Roman"/>
@@ -4377,8 +4948,54 @@
           <w:sz w:val="28"/>
           <w:lang w:eastAsia="x-none"/>
         </w:rPr>
-        <w:t>. Плагин лидарного датчика отвечает за генерацию лазерных измерений и передачу данных в топик /scan</w:t>
-      </w:r>
+        <w:t xml:space="preserve">. Плагин </w:t>
+      </w:r>
+      <w:proofErr w:type="spellStart"/>
+      <w:r>
+        <w:rPr>
+          <w:rFonts w:ascii="Times New Roman" w:hAnsi="Times New Roman" w:cs="Times New Roman"/>
+          <w:sz w:val="28"/>
+          <w:lang w:eastAsia="x-none"/>
+        </w:rPr>
+        <w:t>лидарного</w:t>
+      </w:r>
+      <w:proofErr w:type="spellEnd"/>
+      <w:r>
+        <w:rPr>
+          <w:rFonts w:ascii="Times New Roman" w:hAnsi="Times New Roman" w:cs="Times New Roman"/>
+          <w:sz w:val="28"/>
+          <w:lang w:eastAsia="x-none"/>
+        </w:rPr>
+        <w:t xml:space="preserve"> датчика отвечает за генерацию лазерных измерений и передачу данных </w:t>
+      </w:r>
+      <w:proofErr w:type="gramStart"/>
+      <w:r>
+        <w:rPr>
+          <w:rFonts w:ascii="Times New Roman" w:hAnsi="Times New Roman" w:cs="Times New Roman"/>
+          <w:sz w:val="28"/>
+          <w:lang w:eastAsia="x-none"/>
+        </w:rPr>
+        <w:t>в топик</w:t>
+      </w:r>
+      <w:proofErr w:type="gramEnd"/>
+      <w:r>
+        <w:rPr>
+          <w:rFonts w:ascii="Times New Roman" w:hAnsi="Times New Roman" w:cs="Times New Roman"/>
+          <w:sz w:val="28"/>
+          <w:lang w:eastAsia="x-none"/>
+        </w:rPr>
+        <w:t xml:space="preserve"> /</w:t>
+      </w:r>
+      <w:proofErr w:type="spellStart"/>
+      <w:r>
+        <w:rPr>
+          <w:rFonts w:ascii="Times New Roman" w:hAnsi="Times New Roman" w:cs="Times New Roman"/>
+          <w:sz w:val="28"/>
+          <w:lang w:eastAsia="x-none"/>
+        </w:rPr>
+        <w:t>scan</w:t>
+      </w:r>
+      <w:proofErr w:type="spellEnd"/>
       <w:r>
         <w:rPr>
           <w:rFonts w:ascii="Times New Roman" w:hAnsi="Times New Roman" w:cs="Times New Roman"/>
@@ -4393,8 +5010,54 @@
           <w:sz w:val="28"/>
           <w:lang w:eastAsia="x-none"/>
         </w:rPr>
-        <w:t>. Плагин камеры формирует изображения окружающей среды и публикует их в топик /robot_camera/image_raw</w:t>
-      </w:r>
+        <w:t xml:space="preserve">. Плагин камеры формирует изображения окружающей среды и публикует их </w:t>
+      </w:r>
+      <w:proofErr w:type="gramStart"/>
+      <w:r>
+        <w:rPr>
+          <w:rFonts w:ascii="Times New Roman" w:hAnsi="Times New Roman" w:cs="Times New Roman"/>
+          <w:sz w:val="28"/>
+          <w:lang w:eastAsia="x-none"/>
+        </w:rPr>
+        <w:t>в топик</w:t>
+      </w:r>
+      <w:proofErr w:type="gramEnd"/>
+      <w:r>
+        <w:rPr>
+          <w:rFonts w:ascii="Times New Roman" w:hAnsi="Times New Roman" w:cs="Times New Roman"/>
+          <w:sz w:val="28"/>
+          <w:lang w:eastAsia="x-none"/>
+        </w:rPr>
+        <w:t xml:space="preserve"> /</w:t>
+      </w:r>
+      <w:proofErr w:type="spellStart"/>
+      <w:r>
+        <w:rPr>
+          <w:rFonts w:ascii="Times New Roman" w:hAnsi="Times New Roman" w:cs="Times New Roman"/>
+          <w:sz w:val="28"/>
+          <w:lang w:eastAsia="x-none"/>
+        </w:rPr>
+        <w:t>robot_camera</w:t>
+      </w:r>
+      <w:proofErr w:type="spellEnd"/>
+      <w:r>
+        <w:rPr>
+          <w:rFonts w:ascii="Times New Roman" w:hAnsi="Times New Roman" w:cs="Times New Roman"/>
+          <w:sz w:val="28"/>
+          <w:lang w:eastAsia="x-none"/>
+        </w:rPr>
+        <w:t>/</w:t>
+      </w:r>
+      <w:proofErr w:type="spellStart"/>
+      <w:r>
+        <w:rPr>
+          <w:rFonts w:ascii="Times New Roman" w:hAnsi="Times New Roman" w:cs="Times New Roman"/>
+          <w:sz w:val="28"/>
+          <w:lang w:eastAsia="x-none"/>
+        </w:rPr>
+        <w:t>image_raw</w:t>
+      </w:r>
+      <w:proofErr w:type="spellEnd"/>
       <w:r>
         <w:rPr>
           <w:rFonts w:ascii="Times New Roman" w:hAnsi="Times New Roman" w:cs="Times New Roman"/>
@@ -4516,8 +5179,20 @@
           <w:sz w:val="28"/>
           <w:lang w:eastAsia="x-none"/>
         </w:rPr>
-        <w:t>Структура модели мобильного робота, описанной в файле robot.urdf</w:t>
-      </w:r>
+        <w:t xml:space="preserve">Структура модели мобильного робота, описанной в файле </w:t>
+      </w:r>
+      <w:proofErr w:type="spellStart"/>
+      <w:proofErr w:type="gramStart"/>
+      <w:r>
+        <w:rPr>
+          <w:rFonts w:ascii="Times New Roman" w:hAnsi="Times New Roman" w:cs="Times New Roman"/>
+          <w:sz w:val="28"/>
+          <w:lang w:eastAsia="x-none"/>
+        </w:rPr>
+        <w:t>robot.urdf</w:t>
+      </w:r>
+      <w:proofErr w:type="spellEnd"/>
+      <w:proofErr w:type="gramEnd"/>
     </w:p>
     <w:p>
       <w:pPr>
@@ -4593,7 +5268,25 @@
           <w:sz w:val="28"/>
           <w:lang w:eastAsia="x-none"/>
         </w:rPr>
-        <w:t>После завершения разработки модели робота и алгоритмов компьютерного зрения была выполнена серия экспериментов в среде Gazebo.</w:t>
+        <w:t xml:space="preserve">После завершения разработки модели робота и алгоритмов компьютерного зрения была выполнена серия экспериментов в среде </w:t>
+      </w:r>
+      <w:proofErr w:type="spellStart"/>
+      <w:r>
+        <w:rPr>
+          <w:rFonts w:ascii="Times New Roman" w:hAnsi="Times New Roman" w:cs="Times New Roman"/>
+          <w:sz w:val="28"/>
+          <w:lang w:eastAsia="x-none"/>
+        </w:rPr>
+        <w:t>Gazebo</w:t>
+      </w:r>
+      <w:proofErr w:type="spellEnd"/>
+      <w:r>
+        <w:rPr>
+          <w:rFonts w:ascii="Times New Roman" w:hAnsi="Times New Roman" w:cs="Times New Roman"/>
+          <w:sz w:val="28"/>
+          <w:lang w:eastAsia="x-none"/>
+        </w:rPr>
+        <w:t>.</w:t>
       </w:r>
       <w:r>
         <w:rPr>
@@ -4850,7 +5543,25 @@
           <w:sz w:val="28"/>
           <w:lang w:eastAsia="x-none"/>
         </w:rPr>
-        <w:t>В ходе преддипломной практики была разработана система компьютерного зрения мобильного робота в среде Gazebo. В модель робота была интегрирована виртуальная камера, обеспечивающая получение изображений и передачу данных в среду ROS.</w:t>
+        <w:t xml:space="preserve">В ходе преддипломной практики была разработана система компьютерного зрения мобильного робота в среде </w:t>
+      </w:r>
+      <w:proofErr w:type="spellStart"/>
+      <w:r>
+        <w:rPr>
+          <w:rFonts w:ascii="Times New Roman" w:hAnsi="Times New Roman" w:cs="Times New Roman"/>
+          <w:sz w:val="28"/>
+          <w:lang w:eastAsia="x-none"/>
+        </w:rPr>
+        <w:t>Gazebo</w:t>
+      </w:r>
+      <w:proofErr w:type="spellEnd"/>
+      <w:r>
+        <w:rPr>
+          <w:rFonts w:ascii="Times New Roman" w:hAnsi="Times New Roman" w:cs="Times New Roman"/>
+          <w:sz w:val="28"/>
+          <w:lang w:eastAsia="x-none"/>
+        </w:rPr>
+        <w:t>. В модель робота была интегрирована виртуальная камера, обеспечивающая получение изображений и передачу данных в среду ROS.</w:t>
       </w:r>
     </w:p>
     <w:p>
@@ -4907,7 +5618,27 @@
           <w:sz w:val="28"/>
           <w:lang w:eastAsia="x-none"/>
         </w:rPr>
-        <w:t>Кроме того, была исследована структура модели робота, описанной в файле robot.urdf. Проведённые испытания подтвердили корректную работу камеры, системы компьютерного зрения и алгоритмов управления движением. Полученные результаты могут быть использованы при дальнейшей разработке систем автономной навигации и управления мобильными робототехническими платформами.</w:t>
+        <w:t xml:space="preserve">Кроме того, была исследована структура модели робота, описанной в файле </w:t>
+      </w:r>
+      <w:proofErr w:type="spellStart"/>
+      <w:proofErr w:type="gramStart"/>
+      <w:r>
+        <w:rPr>
+          <w:rFonts w:ascii="Times New Roman" w:hAnsi="Times New Roman" w:cs="Times New Roman"/>
+          <w:sz w:val="28"/>
+          <w:lang w:eastAsia="x-none"/>
+        </w:rPr>
+        <w:t>robot.urdf</w:t>
+      </w:r>
+      <w:proofErr w:type="spellEnd"/>
+      <w:proofErr w:type="gramEnd"/>
+      <w:r>
+        <w:rPr>
+          <w:rFonts w:ascii="Times New Roman" w:hAnsi="Times New Roman" w:cs="Times New Roman"/>
+          <w:sz w:val="28"/>
+          <w:lang w:eastAsia="x-none"/>
+        </w:rPr>
+        <w:t>. Проведённые испытания подтвердили корректную работу камеры, системы компьютерного зрения и алгоритмов управления движением. Полученные результаты могут быть использованы при дальнейшей разработке систем автономной навигации и управления мобильными робототехническими платформами.</w:t>
       </w:r>
     </w:p>
     <w:p>
@@ -5001,7 +5732,25 @@
           <w:szCs w:val="28"/>
           <w:lang w:val="ru-RU"/>
         </w:rPr>
-        <w:t>Джозефа Л. «Изучение робототехники с использованием Python» / пер. с анг. А. В. Корягина. – М.: ДМК Пресс, 2019. – 250 с.: ил</w:t>
+        <w:t xml:space="preserve">Джозефа Л. «Изучение робототехники с использованием Python» / пер. с </w:t>
+      </w:r>
+      <w:proofErr w:type="spellStart"/>
+      <w:r>
+        <w:rPr>
+          <w:bCs/>
+          <w:szCs w:val="28"/>
+          <w:lang w:val="ru-RU"/>
+        </w:rPr>
+        <w:t>анг</w:t>
+      </w:r>
+      <w:proofErr w:type="spellEnd"/>
+      <w:r>
+        <w:rPr>
+          <w:bCs/>
+          <w:szCs w:val="28"/>
+          <w:lang w:val="ru-RU"/>
+        </w:rPr>
+        <w:t>. А. В. Корягина. – М.: ДМК Пресс, 2019. – 250 с.: ил</w:t>
       </w:r>
       <w:r>
         <w:rPr>
@@ -5030,13 +5779,77 @@
           <w:szCs w:val="28"/>
         </w:rPr>
       </w:pPr>
+      <w:proofErr w:type="spellStart"/>
       <w:r>
         <w:rPr>
           <w:bCs/>
           <w:szCs w:val="28"/>
           <w:lang w:val="ru-RU"/>
         </w:rPr>
-        <w:t>Шибков А. Простая имитационная модель мобильного робота в ROS и Gazebo // Habr. — 6 июн. 2024. — URL: https://habr.com/ru/articles/820035/ (дата обращения: 15.12.2025).</w:t>
+        <w:t>Шибков</w:t>
+      </w:r>
+      <w:proofErr w:type="spellEnd"/>
+      <w:r>
+        <w:rPr>
+          <w:bCs/>
+          <w:szCs w:val="28"/>
+          <w:lang w:val="ru-RU"/>
+        </w:rPr>
+        <w:t xml:space="preserve"> А. Простая имитационная модель мобильного робота в ROS и </w:t>
+      </w:r>
+      <w:proofErr w:type="spellStart"/>
+      <w:r>
+        <w:rPr>
+          <w:bCs/>
+          <w:szCs w:val="28"/>
+          <w:lang w:val="ru-RU"/>
+        </w:rPr>
+        <w:t>Gazebo</w:t>
+      </w:r>
+      <w:proofErr w:type="spellEnd"/>
+      <w:r>
+        <w:rPr>
+          <w:bCs/>
+          <w:szCs w:val="28"/>
+          <w:lang w:val="ru-RU"/>
+        </w:rPr>
+        <w:t xml:space="preserve"> // </w:t>
+      </w:r>
+      <w:proofErr w:type="spellStart"/>
+      <w:r>
+        <w:rPr>
+          <w:bCs/>
+          <w:szCs w:val="28"/>
+          <w:lang w:val="ru-RU"/>
+        </w:rPr>
+        <w:t>Habr</w:t>
+      </w:r>
+      <w:proofErr w:type="spellEnd"/>
+      <w:r>
+        <w:rPr>
+          <w:bCs/>
+          <w:szCs w:val="28"/>
+          <w:lang w:val="ru-RU"/>
+        </w:rPr>
+        <w:t xml:space="preserve">. — 6 </w:t>
+      </w:r>
+      <w:proofErr w:type="spellStart"/>
+      <w:r>
+        <w:rPr>
+          <w:bCs/>
+          <w:szCs w:val="28"/>
+          <w:lang w:val="ru-RU"/>
+        </w:rPr>
+        <w:t>июн</w:t>
+      </w:r>
+      <w:proofErr w:type="spellEnd"/>
+      <w:r>
+        <w:rPr>
+          <w:bCs/>
+          <w:szCs w:val="28"/>
+          <w:lang w:val="ru-RU"/>
+        </w:rPr>
+        <w:t>. 2024. — URL: https://habr.com/ru/articles/820035/ (дата обращения: 15.12.2025).</w:t>
       </w:r>
     </w:p>
     <w:p>
@@ -5054,36 +5867,63 @@
         <w:jc w:val="both"/>
         <w:rPr>
           <w:bCs/>
-          <w:color w:val="FF0000"/>
           <w:szCs w:val="28"/>
         </w:rPr>
       </w:pPr>
       <w:r>
         <w:rPr>
           <w:bCs/>
-          <w:color w:val="FF0000"/>
-          <w:szCs w:val="28"/>
-        </w:rPr>
-        <w:t xml:space="preserve">VirtualBox. Official website. – URL: </w:t>
-      </w:r>
-      <w:hyperlink r:id="rId12" w:history="1">
-        <w:r>
-          <w:rPr>
-            <w:rStyle w:val="af1"/>
-            <w:bCs/>
-            <w:color w:val="FF0000"/>
-            <w:szCs w:val="28"/>
-          </w:rPr>
-          <w:t>https://www.virtualbox.org/</w:t>
-        </w:r>
-      </w:hyperlink>
+          <w:szCs w:val="28"/>
+        </w:rPr>
+        <w:t xml:space="preserve">ROS </w:t>
+      </w:r>
+      <w:proofErr w:type="spellStart"/>
       <w:r>
         <w:rPr>
           <w:bCs/>
-          <w:color w:val="FF0000"/>
-          <w:szCs w:val="28"/>
-        </w:rPr>
-        <w:t xml:space="preserve"> (дата обращения: 15.12.2025).</w:t>
+          <w:szCs w:val="28"/>
+        </w:rPr>
+        <w:t>Wiki</w:t>
+      </w:r>
+      <w:proofErr w:type="spellEnd"/>
+      <w:r>
+        <w:rPr>
+          <w:bCs/>
+          <w:szCs w:val="28"/>
+        </w:rPr>
+        <w:t xml:space="preserve">. ROS </w:t>
+      </w:r>
+      <w:proofErr w:type="spellStart"/>
+      <w:r>
+        <w:rPr>
+          <w:bCs/>
+          <w:szCs w:val="28"/>
+        </w:rPr>
+        <w:t>Melodic</w:t>
+      </w:r>
+      <w:proofErr w:type="spellEnd"/>
+      <w:r>
+        <w:rPr>
+          <w:bCs/>
+          <w:szCs w:val="28"/>
+        </w:rPr>
+        <w:t xml:space="preserve"> </w:t>
+      </w:r>
+      <w:proofErr w:type="spellStart"/>
+      <w:r>
+        <w:rPr>
+          <w:bCs/>
+          <w:szCs w:val="28"/>
+        </w:rPr>
+        <w:t>Morenia</w:t>
+      </w:r>
+      <w:proofErr w:type="spellEnd"/>
+      <w:r>
+        <w:rPr>
+          <w:bCs/>
+          <w:szCs w:val="28"/>
+        </w:rPr>
+        <w:t>. – URL: https://wiki.ros.org/melodic (дата обращения: 15.12.2025).</w:t>
       </w:r>
     </w:p>
     <w:p>
@@ -5109,331 +5949,39 @@
           <w:bCs/>
           <w:szCs w:val="28"/>
         </w:rPr>
-        <w:t>ROS Wiki. ROS Melodic Morenia. – URL: https://wiki.ros.org/melodic (дата обращения: 15.12.2025).</w:t>
-      </w:r>
-    </w:p>
-    <w:p>
-      <w:pPr>
-        <w:pStyle w:val="Bodytext30"/>
-        <w:numPr>
-          <w:ilvl w:val="0"/>
-          <w:numId w:val="27"/>
-        </w:numPr>
-        <w:tabs>
-          <w:tab w:val="left" w:pos="0"/>
-        </w:tabs>
-        <w:spacing w:after="0" w:line="360" w:lineRule="auto"/>
-        <w:ind w:left="0" w:firstLine="709"/>
-        <w:jc w:val="both"/>
+        <w:t xml:space="preserve">Инструкция робота </w:t>
+      </w:r>
+      <w:proofErr w:type="spellStart"/>
+      <w:r>
         <w:rPr>
           <w:bCs/>
           <w:szCs w:val="28"/>
         </w:rPr>
-      </w:pPr>
+        <w:t>TurtleBro</w:t>
+      </w:r>
+      <w:proofErr w:type="spellEnd"/>
       <w:r>
         <w:rPr>
           <w:bCs/>
           <w:szCs w:val="28"/>
         </w:rPr>
-        <w:t xml:space="preserve">Инструкция робота TurtleBro // turtlebro URL: https://ros1.turtlebro.ru/ (дата обращения: 30.05.2026). </w:t>
-      </w:r>
-    </w:p>
-    <w:p>
-      <w:pPr>
-        <w:pStyle w:val="Bodytext30"/>
-        <w:numPr>
-          <w:ilvl w:val="0"/>
-          <w:numId w:val="27"/>
-        </w:numPr>
-        <w:tabs>
-          <w:tab w:val="left" w:pos="0"/>
-        </w:tabs>
-        <w:spacing w:after="0" w:line="360" w:lineRule="auto"/>
-        <w:ind w:left="0" w:firstLine="709"/>
-        <w:jc w:val="both"/>
+        <w:t xml:space="preserve"> // </w:t>
+      </w:r>
+      <w:proofErr w:type="spellStart"/>
+      <w:r>
         <w:rPr>
           <w:bCs/>
-          <w:color w:val="FF0000"/>
-          <w:szCs w:val="28"/>
-        </w:rPr>
-      </w:pPr>
+          <w:szCs w:val="28"/>
+        </w:rPr>
+        <w:t>turtlebro</w:t>
+      </w:r>
+      <w:proofErr w:type="spellEnd"/>
       <w:r>
         <w:rPr>
           <w:bCs/>
-          <w:color w:val="FF0000"/>
-          <w:szCs w:val="28"/>
-          <w:lang w:val="en-US"/>
-        </w:rPr>
-        <w:t>Mass Moment of Inertia // libretexts URL: https://eng.libretexts.org/ (</w:t>
-      </w:r>
-      <w:r>
-        <w:rPr>
-          <w:bCs/>
-          <w:color w:val="FF0000"/>
-          <w:szCs w:val="28"/>
-        </w:rPr>
-        <w:t>дата</w:t>
-      </w:r>
-      <w:r>
-        <w:rPr>
-          <w:bCs/>
-          <w:color w:val="FF0000"/>
-          <w:szCs w:val="28"/>
-          <w:lang w:val="en-US"/>
-        </w:rPr>
-        <w:t xml:space="preserve"> </w:t>
-      </w:r>
-      <w:r>
-        <w:rPr>
-          <w:bCs/>
-          <w:color w:val="FF0000"/>
-          <w:szCs w:val="28"/>
-        </w:rPr>
-        <w:t>обращения</w:t>
-      </w:r>
-      <w:r>
-        <w:rPr>
-          <w:bCs/>
-          <w:color w:val="FF0000"/>
-          <w:szCs w:val="28"/>
-          <w:lang w:val="en-US"/>
-        </w:rPr>
-        <w:t>: 30.05.2026).</w:t>
-      </w:r>
-    </w:p>
-    <w:p>
-      <w:pPr>
-        <w:pStyle w:val="Bodytext30"/>
-        <w:numPr>
-          <w:ilvl w:val="0"/>
-          <w:numId w:val="27"/>
-        </w:numPr>
-        <w:tabs>
-          <w:tab w:val="left" w:pos="0"/>
-        </w:tabs>
-        <w:spacing w:after="0" w:line="360" w:lineRule="auto"/>
-        <w:ind w:left="0" w:firstLine="709"/>
-        <w:jc w:val="both"/>
-        <w:rPr>
-          <w:bCs/>
-          <w:color w:val="FF0000"/>
-          <w:szCs w:val="28"/>
-        </w:rPr>
-      </w:pPr>
-      <w:r>
-        <w:rPr>
-          <w:bCs/>
-          <w:color w:val="FF0000"/>
-          <w:szCs w:val="28"/>
-        </w:rPr>
-        <w:t xml:space="preserve">Учебное пособие по настройке инерции в </w:t>
-      </w:r>
-      <w:r>
-        <w:rPr>
-          <w:bCs/>
-          <w:color w:val="FF0000"/>
-          <w:szCs w:val="28"/>
-          <w:lang w:val="en-US"/>
-        </w:rPr>
-        <w:t>Gazebo</w:t>
-      </w:r>
-      <w:r>
-        <w:rPr>
-          <w:bCs/>
-          <w:color w:val="FF0000"/>
-          <w:szCs w:val="28"/>
-          <w:lang w:val="ru-RU"/>
-        </w:rPr>
-        <w:t xml:space="preserve"> </w:t>
-      </w:r>
-      <w:r>
-        <w:rPr>
-          <w:bCs/>
-          <w:color w:val="FF0000"/>
-          <w:szCs w:val="28"/>
-          <w:lang w:val="en-US"/>
-        </w:rPr>
-        <w:t>Classic</w:t>
-      </w:r>
-      <w:r>
-        <w:rPr>
-          <w:bCs/>
-          <w:color w:val="FF0000"/>
-          <w:szCs w:val="28"/>
-        </w:rPr>
-        <w:t xml:space="preserve"> // </w:t>
-      </w:r>
-      <w:r>
-        <w:rPr>
-          <w:bCs/>
-          <w:color w:val="FF0000"/>
-          <w:szCs w:val="28"/>
-          <w:lang w:val="en-US"/>
-        </w:rPr>
-        <w:t>Gazebo</w:t>
-      </w:r>
-      <w:r>
-        <w:rPr>
-          <w:bCs/>
-          <w:color w:val="FF0000"/>
-          <w:szCs w:val="28"/>
-          <w:lang w:val="ru-RU"/>
-        </w:rPr>
-        <w:t xml:space="preserve"> </w:t>
-      </w:r>
-      <w:r>
-        <w:rPr>
-          <w:bCs/>
-          <w:color w:val="FF0000"/>
-          <w:szCs w:val="28"/>
-          <w:lang w:val="en-US"/>
-        </w:rPr>
-        <w:t>Classic</w:t>
-      </w:r>
-      <w:r>
-        <w:rPr>
-          <w:bCs/>
-          <w:color w:val="FF0000"/>
-          <w:szCs w:val="28"/>
-          <w:lang w:val="ru-RU"/>
-        </w:rPr>
-        <w:t xml:space="preserve"> </w:t>
-      </w:r>
-      <w:r>
-        <w:rPr>
-          <w:bCs/>
-          <w:color w:val="FF0000"/>
-          <w:szCs w:val="28"/>
-          <w:lang w:val="en-US"/>
-        </w:rPr>
-        <w:t>URL</w:t>
-      </w:r>
-      <w:r>
-        <w:rPr>
-          <w:bCs/>
-          <w:color w:val="FF0000"/>
-          <w:szCs w:val="28"/>
-        </w:rPr>
-        <w:t xml:space="preserve">: </w:t>
-      </w:r>
-      <w:r>
-        <w:rPr>
-          <w:bCs/>
-          <w:color w:val="FF0000"/>
-          <w:szCs w:val="28"/>
-          <w:lang w:val="en-US"/>
-        </w:rPr>
-        <w:t>https</w:t>
-      </w:r>
-      <w:r>
-        <w:rPr>
-          <w:bCs/>
-          <w:color w:val="FF0000"/>
-          <w:szCs w:val="28"/>
-        </w:rPr>
-        <w:t>://</w:t>
-      </w:r>
-      <w:r>
-        <w:rPr>
-          <w:bCs/>
-          <w:color w:val="FF0000"/>
-          <w:szCs w:val="28"/>
-          <w:lang w:val="en-US"/>
-        </w:rPr>
-        <w:t>classic</w:t>
-      </w:r>
-      <w:r>
-        <w:rPr>
-          <w:bCs/>
-          <w:color w:val="FF0000"/>
-          <w:szCs w:val="28"/>
-        </w:rPr>
-        <w:t>.</w:t>
-      </w:r>
-      <w:r>
-        <w:rPr>
-          <w:bCs/>
-          <w:color w:val="FF0000"/>
-          <w:szCs w:val="28"/>
-          <w:lang w:val="en-US"/>
-        </w:rPr>
-        <w:t>gazebosim</w:t>
-      </w:r>
-      <w:r>
-        <w:rPr>
-          <w:bCs/>
-          <w:color w:val="FF0000"/>
-          <w:szCs w:val="28"/>
-        </w:rPr>
-        <w:t>.</w:t>
-      </w:r>
-      <w:r>
-        <w:rPr>
-          <w:bCs/>
-          <w:color w:val="FF0000"/>
-          <w:szCs w:val="28"/>
-          <w:lang w:val="en-US"/>
-        </w:rPr>
-        <w:t>org</w:t>
-      </w:r>
-      <w:r>
-        <w:rPr>
-          <w:bCs/>
-          <w:color w:val="FF0000"/>
-          <w:szCs w:val="28"/>
-        </w:rPr>
-        <w:t>/</w:t>
-      </w:r>
-      <w:r>
-        <w:rPr>
-          <w:bCs/>
-          <w:color w:val="FF0000"/>
-          <w:szCs w:val="28"/>
-          <w:lang w:val="en-US"/>
-        </w:rPr>
-        <w:t>tutorials</w:t>
-      </w:r>
-      <w:r>
-        <w:rPr>
-          <w:bCs/>
-          <w:color w:val="FF0000"/>
-          <w:szCs w:val="28"/>
-        </w:rPr>
-        <w:t>?</w:t>
-      </w:r>
-      <w:r>
-        <w:rPr>
-          <w:bCs/>
-          <w:color w:val="FF0000"/>
-          <w:szCs w:val="28"/>
-          <w:lang w:val="en-US"/>
-        </w:rPr>
-        <w:t>tut</w:t>
-      </w:r>
-      <w:r>
-        <w:rPr>
-          <w:bCs/>
-          <w:color w:val="FF0000"/>
-          <w:szCs w:val="28"/>
-        </w:rPr>
-        <w:t>=</w:t>
-      </w:r>
-      <w:r>
-        <w:rPr>
-          <w:bCs/>
-          <w:color w:val="FF0000"/>
-          <w:szCs w:val="28"/>
-          <w:lang w:val="en-US"/>
-        </w:rPr>
-        <w:t>inertia</w:t>
-      </w:r>
-      <w:r>
-        <w:rPr>
-          <w:bCs/>
-          <w:color w:val="FF0000"/>
-          <w:szCs w:val="28"/>
-        </w:rPr>
-        <w:t xml:space="preserve"> (дата обращения: 30.05.2026).</w:t>
+          <w:szCs w:val="28"/>
+        </w:rPr>
+        <w:t xml:space="preserve"> URL: https://ros1.turtlebro.ru/ (дата обращения: 30.05.2026). </w:t>
       </w:r>
     </w:p>
     <w:p>
@@ -5477,8 +6025,8 @@
       </w:pPr>
     </w:p>
     <w:sectPr>
-      <w:footerReference w:type="even" r:id="rId13"/>
-      <w:footerReference w:type="default" r:id="rId14"/>
+      <w:footerReference w:type="even" r:id="rId12"/>
+      <w:footerReference w:type="default" r:id="rId13"/>
       <w:pgSz w:w="11906" w:h="16838"/>
       <w:pgMar w:top="1134" w:right="851" w:bottom="1134" w:left="1418" w:header="709" w:footer="709" w:gutter="0"/>
       <w:cols w:space="708"/>
